--- a/Group Profile CorporateHRA Scan.docx
+++ b/Group Profile CorporateHRA Scan.docx
@@ -583,6 +583,7 @@
         </w:rPr>
         <w:t>{</w:t>
       </w:r>
+      <w:proofErr w:type="spellStart"/>
       <w:r>
         <w:rPr>
           <w:rFonts w:asciiTheme="minorHAnsi" w:hAnsiTheme="minorHAnsi" w:cstheme="minorHAnsi"/>
@@ -597,8 +598,17 @@
           <w:sz w:val="20"/>
           <w:szCs w:val="20"/>
         </w:rPr>
-        <w:t>_date</w:t>
-      </w:r>
+        <w:t>_</w:t>
+      </w:r>
+      <w:r>
+        <w:rPr>
+          <w:rFonts w:asciiTheme="minorHAnsi" w:hAnsiTheme="minorHAnsi" w:cstheme="minorHAnsi"/>
+          <w:sz w:val="20"/>
+          <w:szCs w:val="20"/>
+        </w:rPr>
+        <w:t>date</w:t>
+      </w:r>
+      <w:proofErr w:type="spellEnd"/>
       <w:r>
         <w:rPr>
           <w:rFonts w:asciiTheme="minorHAnsi" w:hAnsiTheme="minorHAnsi" w:cstheme="minorHAnsi"/>
@@ -632,7 +642,25 @@
           <w:sz w:val="20"/>
           <w:szCs w:val="20"/>
         </w:rPr>
-        <w:t>{e_date}</w:t>
+        <w:t>{</w:t>
+      </w:r>
+      <w:proofErr w:type="spellStart"/>
+      <w:r>
+        <w:rPr>
+          <w:rFonts w:asciiTheme="minorHAnsi" w:hAnsiTheme="minorHAnsi" w:cstheme="minorHAnsi"/>
+          <w:sz w:val="20"/>
+          <w:szCs w:val="20"/>
+        </w:rPr>
+        <w:t>e_date</w:t>
+      </w:r>
+      <w:proofErr w:type="spellEnd"/>
+      <w:r>
+        <w:rPr>
+          <w:rFonts w:asciiTheme="minorHAnsi" w:hAnsiTheme="minorHAnsi" w:cstheme="minorHAnsi"/>
+          <w:sz w:val="20"/>
+          <w:szCs w:val="20"/>
+        </w:rPr>
+        <w:t>}</w:t>
       </w:r>
       <w:r>
         <w:rPr>
@@ -707,7 +735,7 @@
           <w:szCs w:val="20"/>
         </w:rPr>
         <w:drawing>
-          <wp:anchor distT="0" distB="0" distL="114300" distR="114300" simplePos="0" relativeHeight="251667456" behindDoc="1" locked="0" layoutInCell="1" allowOverlap="1" wp14:anchorId="6D39B9C5" wp14:editId="19215FDC">
+          <wp:anchor distT="0" distB="0" distL="114300" distR="114300" simplePos="0" relativeHeight="251667456" behindDoc="1" locked="0" layoutInCell="1" allowOverlap="1" wp14:anchorId="6D39B9C5" wp14:editId="21EC7ED2">
             <wp:simplePos x="0" y="0"/>
             <wp:positionH relativeFrom="margin">
               <wp:align>right</wp:align>
@@ -726,7 +754,7 @@
                 <wp:lineTo x="0" y="0"/>
               </wp:wrapPolygon>
             </wp:wrapTight>
-            <wp:docPr id="942498399" name="Chart 942498399"/>
+            <wp:docPr id="942498399" name="Chart 942498399" descr="{%gender_chart_image}&#10;"/>
             <wp:cNvGraphicFramePr/>
             <a:graphic xmlns:a="http://schemas.openxmlformats.org/drawingml/2006/main">
               <a:graphicData uri="http://schemas.openxmlformats.org/drawingml/2006/chart">
@@ -803,7 +831,7 @@
     <w:p>
       <w:pPr>
         <w:pStyle w:val="NormalWeb"/>
-        <w:ind w:left="426"/>
+        <w:ind w:left="720"/>
         <w:jc w:val="both"/>
         <w:rPr>
           <w:rFonts w:asciiTheme="minorHAnsi" w:hAnsiTheme="minorHAnsi" w:cstheme="minorHAnsi"/>
@@ -821,15 +849,37 @@
       </w:r>
       <w:r>
         <w:rPr>
-          <w:rStyle w:val="Strong"/>
-          <w:rFonts w:asciiTheme="minorHAnsi" w:hAnsiTheme="minorHAnsi" w:cstheme="minorHAnsi"/>
-          <w:b w:val="0"/>
-          <w:bCs w:val="0"/>
-          <w:sz w:val="20"/>
-          <w:szCs w:val="20"/>
-          <w:highlight w:val="magenta"/>
-        </w:rPr>
-        <w:t>___% males</w:t>
+          <w:rFonts w:asciiTheme="minorHAnsi" w:hAnsiTheme="minorHAnsi" w:cstheme="minorHAnsi"/>
+          <w:sz w:val="20"/>
+          <w:szCs w:val="20"/>
+        </w:rPr>
+        <w:t>{</w:t>
+      </w:r>
+      <w:proofErr w:type="spellStart"/>
+      <w:r>
+        <w:rPr>
+          <w:rFonts w:asciiTheme="minorHAnsi" w:hAnsiTheme="minorHAnsi" w:cstheme="minorHAnsi"/>
+          <w:sz w:val="20"/>
+          <w:szCs w:val="20"/>
+        </w:rPr>
+        <w:t>m_per</w:t>
+      </w:r>
+      <w:proofErr w:type="spellEnd"/>
+      <w:r>
+        <w:rPr>
+          <w:rFonts w:asciiTheme="minorHAnsi" w:hAnsiTheme="minorHAnsi" w:cstheme="minorHAnsi"/>
+          <w:sz w:val="20"/>
+          <w:szCs w:val="20"/>
+        </w:rPr>
+        <w:t>}</w:t>
+      </w:r>
+      <w:r>
+        <w:rPr>
+          <w:rFonts w:asciiTheme="minorHAnsi" w:hAnsiTheme="minorHAnsi" w:cstheme="minorHAnsi"/>
+          <w:sz w:val="20"/>
+          <w:szCs w:val="20"/>
+        </w:rPr>
+        <w:t xml:space="preserve"> males </w:t>
       </w:r>
       <w:r>
         <w:rPr>
@@ -838,39 +888,346 @@
           <w:bCs/>
           <w:sz w:val="20"/>
           <w:szCs w:val="20"/>
-          <w:highlight w:val="magenta"/>
-        </w:rPr>
-        <w:t xml:space="preserve"> </w:t>
-      </w:r>
-      <w:r>
-        <w:rPr>
-          <w:rFonts w:asciiTheme="minorHAnsi" w:hAnsiTheme="minorHAnsi" w:cstheme="minorHAnsi"/>
-          <w:b/>
-          <w:bCs/>
-          <w:sz w:val="20"/>
-          <w:szCs w:val="20"/>
         </w:rPr>
         <w:t xml:space="preserve">and </w:t>
       </w:r>
       <w:r>
         <w:rPr>
-          <w:rStyle w:val="Strong"/>
-          <w:rFonts w:asciiTheme="minorHAnsi" w:hAnsiTheme="minorHAnsi" w:cstheme="minorHAnsi"/>
-          <w:b w:val="0"/>
-          <w:bCs w:val="0"/>
-          <w:sz w:val="20"/>
-          <w:szCs w:val="20"/>
-          <w:highlight w:val="magenta"/>
-        </w:rPr>
-        <w:t>___% females</w:t>
-      </w:r>
-      <w:r>
-        <w:rPr>
-          <w:rFonts w:asciiTheme="minorHAnsi" w:hAnsiTheme="minorHAnsi" w:cstheme="minorHAnsi"/>
-          <w:sz w:val="20"/>
-          <w:szCs w:val="20"/>
-        </w:rPr>
-        <w:t>, indicating the gender-based metabolic risk distribution within the group.</w:t>
+          <w:rFonts w:asciiTheme="minorHAnsi" w:hAnsiTheme="minorHAnsi" w:cstheme="minorHAnsi"/>
+          <w:sz w:val="20"/>
+          <w:szCs w:val="20"/>
+        </w:rPr>
+        <w:t>{</w:t>
+      </w:r>
+      <w:proofErr w:type="spellStart"/>
+      <w:r>
+        <w:rPr>
+          <w:rFonts w:asciiTheme="minorHAnsi" w:hAnsiTheme="minorHAnsi" w:cstheme="minorHAnsi"/>
+          <w:sz w:val="20"/>
+          <w:szCs w:val="20"/>
+        </w:rPr>
+        <w:t>f_per</w:t>
+      </w:r>
+      <w:proofErr w:type="spellEnd"/>
+      <w:r>
+        <w:rPr>
+          <w:rFonts w:asciiTheme="minorHAnsi" w:hAnsiTheme="minorHAnsi" w:cstheme="minorHAnsi"/>
+          <w:sz w:val="20"/>
+          <w:szCs w:val="20"/>
+        </w:rPr>
+        <w:t>}</w:t>
+      </w:r>
+      <w:r>
+        <w:rPr>
+          <w:rFonts w:asciiTheme="minorHAnsi" w:hAnsiTheme="minorHAnsi" w:cstheme="minorHAnsi"/>
+          <w:sz w:val="20"/>
+          <w:szCs w:val="20"/>
+        </w:rPr>
+        <w:t xml:space="preserve"> females</w:t>
+      </w:r>
+      <w:r>
+        <w:rPr>
+          <w:rFonts w:asciiTheme="minorHAnsi" w:hAnsiTheme="minorHAnsi" w:cstheme="minorHAnsi"/>
+          <w:sz w:val="20"/>
+          <w:szCs w:val="20"/>
+        </w:rPr>
+        <w:t xml:space="preserve"> </w:t>
+      </w:r>
+      <w:r>
+        <w:rPr>
+          <w:rFonts w:asciiTheme="minorHAnsi" w:hAnsiTheme="minorHAnsi" w:cstheme="minorHAnsi"/>
+          <w:sz w:val="20"/>
+          <w:szCs w:val="20"/>
+        </w:rPr>
+        <w:t>indicating the gender-based metabolic risk distribution within the group.</w:t>
+      </w:r>
+      <w:r>
+        <w:rPr>
+          <w:rFonts w:asciiTheme="minorHAnsi" w:hAnsiTheme="minorHAnsi" w:cstheme="minorHAnsi"/>
+          <w:sz w:val="20"/>
+          <w:szCs w:val="20"/>
+        </w:rPr>
+        <w:t xml:space="preserve"> </w:t>
+      </w:r>
+    </w:p>
+    <w:p>
+      <w:pPr>
+        <w:pStyle w:val="NormalWeb"/>
+        <w:numPr>
+          <w:ilvl w:val="0"/>
+          <w:numId w:val="18"/>
+        </w:numPr>
+        <w:jc w:val="both"/>
+        <w:rPr>
+          <w:rFonts w:asciiTheme="minorHAnsi" w:hAnsiTheme="minorHAnsi" w:cstheme="minorHAnsi"/>
+          <w:sz w:val="20"/>
+          <w:szCs w:val="20"/>
+          <w:lang w:val="en-AE"/>
+        </w:rPr>
+      </w:pPr>
+      <w:r>
+        <w:rPr>
+          <w:rFonts w:asciiTheme="minorHAnsi" w:hAnsiTheme="minorHAnsi" w:cstheme="minorHAnsi"/>
+          <w:sz w:val="20"/>
+          <w:szCs w:val="20"/>
+          <w:lang w:val="en-AE"/>
+        </w:rPr>
+        <w:t>{</w:t>
+      </w:r>
+      <w:proofErr w:type="spellStart"/>
+      <w:r>
+        <w:rPr>
+          <w:rFonts w:asciiTheme="minorHAnsi" w:hAnsiTheme="minorHAnsi" w:cstheme="minorHAnsi"/>
+          <w:sz w:val="20"/>
+          <w:szCs w:val="20"/>
+          <w:lang w:val="en-AE"/>
+        </w:rPr>
+        <w:t>stress_chart_image</w:t>
+      </w:r>
+      <w:proofErr w:type="spellEnd"/>
+      <w:r>
+        <w:rPr>
+          <w:rFonts w:asciiTheme="minorHAnsi" w:hAnsiTheme="minorHAnsi" w:cstheme="minorHAnsi"/>
+          <w:sz w:val="20"/>
+          <w:szCs w:val="20"/>
+          <w:lang w:val="en-AE"/>
+        </w:rPr>
+        <w:t>}</w:t>
+      </w:r>
+    </w:p>
+    <w:p>
+      <w:pPr>
+        <w:pStyle w:val="NormalWeb"/>
+        <w:numPr>
+          <w:ilvl w:val="0"/>
+          <w:numId w:val="19"/>
+        </w:numPr>
+        <w:jc w:val="both"/>
+        <w:rPr>
+          <w:rFonts w:asciiTheme="minorHAnsi" w:hAnsiTheme="minorHAnsi" w:cstheme="minorHAnsi"/>
+          <w:sz w:val="20"/>
+          <w:szCs w:val="20"/>
+          <w:lang w:val="en-AE"/>
+        </w:rPr>
+      </w:pPr>
+      <w:r>
+        <w:rPr>
+          <w:rFonts w:asciiTheme="minorHAnsi" w:hAnsiTheme="minorHAnsi" w:cstheme="minorHAnsi"/>
+          <w:sz w:val="20"/>
+          <w:szCs w:val="20"/>
+          <w:lang w:val="en-AE"/>
+        </w:rPr>
+        <w:t>{</w:t>
+      </w:r>
+      <w:proofErr w:type="spellStart"/>
+      <w:r>
+        <w:rPr>
+          <w:rFonts w:asciiTheme="minorHAnsi" w:hAnsiTheme="minorHAnsi" w:cstheme="minorHAnsi"/>
+          <w:sz w:val="20"/>
+          <w:szCs w:val="20"/>
+          <w:lang w:val="en-AE"/>
+        </w:rPr>
+        <w:t>fitness_chart_image</w:t>
+      </w:r>
+      <w:proofErr w:type="spellEnd"/>
+      <w:r>
+        <w:rPr>
+          <w:rFonts w:asciiTheme="minorHAnsi" w:hAnsiTheme="minorHAnsi" w:cstheme="minorHAnsi"/>
+          <w:sz w:val="20"/>
+          <w:szCs w:val="20"/>
+          <w:lang w:val="en-AE"/>
+        </w:rPr>
+        <w:t>}</w:t>
+      </w:r>
+    </w:p>
+    <w:p>
+      <w:pPr>
+        <w:pStyle w:val="NormalWeb"/>
+        <w:numPr>
+          <w:ilvl w:val="0"/>
+          <w:numId w:val="20"/>
+        </w:numPr>
+        <w:jc w:val="both"/>
+        <w:rPr>
+          <w:rFonts w:asciiTheme="minorHAnsi" w:hAnsiTheme="minorHAnsi" w:cstheme="minorHAnsi"/>
+          <w:sz w:val="20"/>
+          <w:szCs w:val="20"/>
+          <w:lang w:val="en-AE"/>
+        </w:rPr>
+      </w:pPr>
+      <w:r>
+        <w:rPr>
+          <w:rFonts w:asciiTheme="minorHAnsi" w:hAnsiTheme="minorHAnsi" w:cstheme="minorHAnsi"/>
+          <w:sz w:val="20"/>
+          <w:szCs w:val="20"/>
+          <w:lang w:val="en-AE"/>
+        </w:rPr>
+        <w:t>{</w:t>
+      </w:r>
+      <w:proofErr w:type="spellStart"/>
+      <w:r>
+        <w:rPr>
+          <w:rFonts w:asciiTheme="minorHAnsi" w:hAnsiTheme="minorHAnsi" w:cstheme="minorHAnsi"/>
+          <w:sz w:val="20"/>
+          <w:szCs w:val="20"/>
+          <w:lang w:val="en-AE"/>
+        </w:rPr>
+        <w:t>hypertension_chart_image</w:t>
+      </w:r>
+      <w:proofErr w:type="spellEnd"/>
+      <w:r>
+        <w:rPr>
+          <w:rFonts w:asciiTheme="minorHAnsi" w:hAnsiTheme="minorHAnsi" w:cstheme="minorHAnsi"/>
+          <w:sz w:val="20"/>
+          <w:szCs w:val="20"/>
+          <w:lang w:val="en-AE"/>
+        </w:rPr>
+        <w:t>}</w:t>
+      </w:r>
+    </w:p>
+    <w:p>
+      <w:pPr>
+        <w:pStyle w:val="NormalWeb"/>
+        <w:numPr>
+          <w:ilvl w:val="0"/>
+          <w:numId w:val="21"/>
+        </w:numPr>
+        <w:jc w:val="both"/>
+        <w:rPr>
+          <w:rFonts w:asciiTheme="minorHAnsi" w:hAnsiTheme="minorHAnsi" w:cstheme="minorHAnsi"/>
+          <w:sz w:val="20"/>
+          <w:szCs w:val="20"/>
+          <w:lang w:val="en-AE"/>
+        </w:rPr>
+      </w:pPr>
+      <w:r>
+        <w:rPr>
+          <w:rFonts w:asciiTheme="minorHAnsi" w:hAnsiTheme="minorHAnsi" w:cstheme="minorHAnsi"/>
+          <w:sz w:val="20"/>
+          <w:szCs w:val="20"/>
+          <w:lang w:val="en-AE"/>
+        </w:rPr>
+        <w:t>{</w:t>
+      </w:r>
+      <w:proofErr w:type="spellStart"/>
+      <w:r>
+        <w:rPr>
+          <w:rFonts w:asciiTheme="minorHAnsi" w:hAnsiTheme="minorHAnsi" w:cstheme="minorHAnsi"/>
+          <w:sz w:val="20"/>
+          <w:szCs w:val="20"/>
+          <w:lang w:val="en-AE"/>
+        </w:rPr>
+        <w:t>diabetes_chart_image</w:t>
+      </w:r>
+      <w:proofErr w:type="spellEnd"/>
+      <w:r>
+        <w:rPr>
+          <w:rFonts w:asciiTheme="minorHAnsi" w:hAnsiTheme="minorHAnsi" w:cstheme="minorHAnsi"/>
+          <w:sz w:val="20"/>
+          <w:szCs w:val="20"/>
+          <w:lang w:val="en-AE"/>
+        </w:rPr>
+        <w:t>}</w:t>
+      </w:r>
+    </w:p>
+    <w:p>
+      <w:pPr>
+        <w:pStyle w:val="NormalWeb"/>
+        <w:numPr>
+          <w:ilvl w:val="0"/>
+          <w:numId w:val="22"/>
+        </w:numPr>
+        <w:jc w:val="both"/>
+        <w:rPr>
+          <w:rFonts w:asciiTheme="minorHAnsi" w:hAnsiTheme="minorHAnsi" w:cstheme="minorHAnsi"/>
+          <w:sz w:val="20"/>
+          <w:szCs w:val="20"/>
+          <w:lang w:val="en-AE"/>
+        </w:rPr>
+      </w:pPr>
+      <w:r>
+        <w:rPr>
+          <w:rFonts w:asciiTheme="minorHAnsi" w:hAnsiTheme="minorHAnsi" w:cstheme="minorHAnsi"/>
+          <w:sz w:val="20"/>
+          <w:szCs w:val="20"/>
+          <w:lang w:val="en-AE"/>
+        </w:rPr>
+        <w:t>{</w:t>
+      </w:r>
+      <w:proofErr w:type="spellStart"/>
+      <w:r>
+        <w:rPr>
+          <w:rFonts w:asciiTheme="minorHAnsi" w:hAnsiTheme="minorHAnsi" w:cstheme="minorHAnsi"/>
+          <w:sz w:val="20"/>
+          <w:szCs w:val="20"/>
+          <w:lang w:val="en-AE"/>
+        </w:rPr>
+        <w:t>medication_chart_image</w:t>
+      </w:r>
+      <w:proofErr w:type="spellEnd"/>
+      <w:r>
+        <w:rPr>
+          <w:rFonts w:asciiTheme="minorHAnsi" w:hAnsiTheme="minorHAnsi" w:cstheme="minorHAnsi"/>
+          <w:sz w:val="20"/>
+          <w:szCs w:val="20"/>
+          <w:lang w:val="en-AE"/>
+        </w:rPr>
+        <w:t>}</w:t>
+      </w:r>
+    </w:p>
+    <w:p>
+      <w:pPr>
+        <w:pStyle w:val="NormalWeb"/>
+        <w:ind w:left="720"/>
+        <w:jc w:val="both"/>
+        <w:rPr>
+          <w:rFonts w:asciiTheme="minorHAnsi" w:hAnsiTheme="minorHAnsi" w:cstheme="minorHAnsi"/>
+          <w:sz w:val="20"/>
+          <w:szCs w:val="20"/>
+        </w:rPr>
+      </w:pPr>
+    </w:p>
+    <w:p>
+      <w:pPr>
+        <w:pStyle w:val="NormalWeb"/>
+        <w:ind w:left="720"/>
+        <w:jc w:val="both"/>
+        <w:rPr>
+          <w:rFonts w:asciiTheme="minorHAnsi" w:hAnsiTheme="minorHAnsi" w:cstheme="minorHAnsi"/>
+          <w:sz w:val="20"/>
+          <w:szCs w:val="20"/>
+          <w:lang w:val="en-AE"/>
+        </w:rPr>
+      </w:pPr>
+      <w:r>
+        <w:rPr>
+          <w:rFonts w:asciiTheme="minorHAnsi" w:hAnsiTheme="minorHAnsi" w:cstheme="minorHAnsi"/>
+          <w:sz w:val="20"/>
+          <w:szCs w:val="20"/>
+          <w:lang w:val="en-AE"/>
+        </w:rPr>
+        <w:lastRenderedPageBreak/>
+        <w:t>{</w:t>
+      </w:r>
+      <w:proofErr w:type="spellStart"/>
+      <w:r>
+        <w:rPr>
+          <w:rFonts w:asciiTheme="minorHAnsi" w:hAnsiTheme="minorHAnsi" w:cstheme="minorHAnsi"/>
+          <w:sz w:val="20"/>
+          <w:szCs w:val="20"/>
+          <w:lang w:val="en-AE"/>
+        </w:rPr>
+        <w:t>age_chart_image</w:t>
+      </w:r>
+      <w:proofErr w:type="spellEnd"/>
+      <w:r>
+        <w:rPr>
+          <w:rFonts w:asciiTheme="minorHAnsi" w:hAnsiTheme="minorHAnsi" w:cstheme="minorHAnsi"/>
+          <w:sz w:val="20"/>
+          <w:szCs w:val="20"/>
+          <w:lang w:val="en-AE"/>
+        </w:rPr>
+        <w:t>}</w:t>
       </w:r>
     </w:p>
     <w:p>
@@ -898,7 +1255,7 @@
           <w:szCs w:val="20"/>
         </w:rPr>
         <w:drawing>
-          <wp:anchor distT="0" distB="0" distL="114300" distR="114300" simplePos="0" relativeHeight="251661312" behindDoc="1" locked="0" layoutInCell="1" allowOverlap="1" wp14:anchorId="2DC20D53" wp14:editId="5E10BCD5">
+          <wp:anchor distT="0" distB="0" distL="114300" distR="114300" simplePos="0" relativeHeight="251661312" behindDoc="1" locked="0" layoutInCell="1" allowOverlap="1" wp14:anchorId="2DC20D53" wp14:editId="2973FACC">
             <wp:simplePos x="0" y="0"/>
             <wp:positionH relativeFrom="column">
               <wp:posOffset>5186045</wp:posOffset>
@@ -917,7 +1274,7 @@
                 <wp:lineTo x="0" y="0"/>
               </wp:wrapPolygon>
             </wp:wrapTight>
-            <wp:docPr id="10" name="Chart 10"/>
+            <wp:docPr id="10" name="Chart 10" descr="{age_chart_image}"/>
             <wp:cNvGraphicFramePr/>
             <a:graphic xmlns:a="http://schemas.openxmlformats.org/drawingml/2006/main">
               <a:graphicData uri="http://schemas.openxmlformats.org/drawingml/2006/chart">
@@ -990,13 +1347,37 @@
       </w:pPr>
       <w:r>
         <w:rPr>
-          <w:rStyle w:val="Strong"/>
-          <w:rFonts w:asciiTheme="minorHAnsi" w:hAnsiTheme="minorHAnsi" w:cstheme="minorHAnsi"/>
-          <w:sz w:val="20"/>
-          <w:szCs w:val="20"/>
-          <w:highlight w:val="magenta"/>
-        </w:rPr>
-        <w:t>___%</w:t>
+          <w:rFonts w:asciiTheme="minorHAnsi" w:hAnsiTheme="minorHAnsi" w:cstheme="minorHAnsi"/>
+          <w:sz w:val="20"/>
+          <w:szCs w:val="20"/>
+        </w:rPr>
+        <w:t>{</w:t>
+      </w:r>
+      <w:r>
+        <w:rPr>
+          <w:rFonts w:asciiTheme="minorHAnsi" w:hAnsiTheme="minorHAnsi" w:cstheme="minorHAnsi"/>
+          <w:sz w:val="20"/>
+          <w:szCs w:val="20"/>
+        </w:rPr>
+        <w:t>under_30_per}</w:t>
+      </w:r>
+      <w:r>
+        <w:rPr>
+          <w:rFonts w:asciiTheme="minorHAnsi" w:hAnsiTheme="minorHAnsi" w:cstheme="minorHAnsi"/>
+          <w:sz w:val="20"/>
+          <w:szCs w:val="20"/>
+        </w:rPr>
+        <w:t xml:space="preserve"> </w:t>
+      </w:r>
+      <w:r>
+        <w:rPr>
+          <w:rFonts w:asciiTheme="minorHAnsi" w:hAnsiTheme="minorHAnsi" w:cstheme="minorHAnsi"/>
+          <w:b/>
+          <w:bCs/>
+          <w:sz w:val="20"/>
+          <w:szCs w:val="20"/>
+        </w:rPr>
+        <w:t xml:space="preserve">% </w:t>
       </w:r>
       <w:r>
         <w:rPr>
@@ -1020,17 +1401,47 @@
           <w:sz w:val="20"/>
           <w:szCs w:val="20"/>
         </w:rPr>
-        <w:t xml:space="preserve">population is below 30 years of age, while </w:t>
-      </w:r>
-      <w:r>
-        <w:rPr>
-          <w:rStyle w:val="Strong"/>
-          <w:rFonts w:asciiTheme="minorHAnsi" w:hAnsiTheme="minorHAnsi" w:cstheme="minorHAnsi"/>
-          <w:sz w:val="20"/>
-          <w:szCs w:val="20"/>
-          <w:highlight w:val="magenta"/>
-        </w:rPr>
-        <w:t>___%</w:t>
+        <w:t>population is below 30 years of age, while</w:t>
+      </w:r>
+      <w:r>
+        <w:rPr>
+          <w:rFonts w:asciiTheme="minorHAnsi" w:hAnsiTheme="minorHAnsi" w:cstheme="minorHAnsi"/>
+          <w:sz w:val="20"/>
+          <w:szCs w:val="20"/>
+        </w:rPr>
+        <w:t xml:space="preserve"> </w:t>
+      </w:r>
+      <w:r>
+        <w:rPr>
+          <w:rFonts w:asciiTheme="minorHAnsi" w:hAnsiTheme="minorHAnsi" w:cstheme="minorHAnsi"/>
+          <w:sz w:val="20"/>
+          <w:szCs w:val="20"/>
+        </w:rPr>
+        <w:t>{age_31_40_p</w:t>
+      </w:r>
+      <w:r>
+        <w:rPr>
+          <w:rFonts w:asciiTheme="minorHAnsi" w:hAnsiTheme="minorHAnsi" w:cstheme="minorHAnsi"/>
+          <w:sz w:val="20"/>
+          <w:szCs w:val="20"/>
+        </w:rPr>
+        <w:t>ct</w:t>
+      </w:r>
+      <w:r>
+        <w:rPr>
+          <w:rFonts w:asciiTheme="minorHAnsi" w:hAnsiTheme="minorHAnsi" w:cstheme="minorHAnsi"/>
+          <w:sz w:val="20"/>
+          <w:szCs w:val="20"/>
+        </w:rPr>
+        <w:t>}%</w:t>
+      </w:r>
+      <w:r>
+        <w:rPr>
+          <w:rFonts w:asciiTheme="minorHAnsi" w:hAnsiTheme="minorHAnsi" w:cstheme="minorHAnsi"/>
+          <w:sz w:val="20"/>
+          <w:szCs w:val="20"/>
+        </w:rPr>
+        <w:t xml:space="preserve"> </w:t>
       </w:r>
       <w:r>
         <w:rPr>
@@ -1042,13 +1453,27 @@
       </w:r>
       <w:r>
         <w:rPr>
-          <w:rStyle w:val="Strong"/>
-          <w:rFonts w:asciiTheme="minorHAnsi" w:hAnsiTheme="minorHAnsi" w:cstheme="minorHAnsi"/>
-          <w:sz w:val="20"/>
-          <w:szCs w:val="20"/>
-          <w:highlight w:val="magenta"/>
-        </w:rPr>
-        <w:t>___%</w:t>
+          <w:rFonts w:asciiTheme="minorHAnsi" w:hAnsiTheme="minorHAnsi" w:cstheme="minorHAnsi"/>
+          <w:sz w:val="20"/>
+          <w:szCs w:val="20"/>
+        </w:rPr>
+        <w:t>{under_40_per}</w:t>
+      </w:r>
+      <w:r>
+        <w:rPr>
+          <w:rFonts w:asciiTheme="minorHAnsi" w:hAnsiTheme="minorHAnsi" w:cstheme="minorHAnsi"/>
+          <w:sz w:val="20"/>
+          <w:szCs w:val="20"/>
+        </w:rPr>
+        <w:t xml:space="preserve"> </w:t>
+      </w:r>
+      <w:r>
+        <w:rPr>
+          <w:rFonts w:asciiTheme="minorHAnsi" w:hAnsiTheme="minorHAnsi" w:cstheme="minorHAnsi"/>
+          <w:sz w:val="20"/>
+          <w:szCs w:val="20"/>
+        </w:rPr>
+        <w:t>%</w:t>
       </w:r>
       <w:r>
         <w:rPr>
@@ -1060,21 +1485,59 @@
       </w:r>
       <w:r>
         <w:rPr>
-          <w:rStyle w:val="Strong"/>
-          <w:rFonts w:asciiTheme="minorHAnsi" w:hAnsiTheme="minorHAnsi" w:cstheme="minorHAnsi"/>
-          <w:sz w:val="20"/>
-          <w:szCs w:val="20"/>
-          <w:highlight w:val="magenta"/>
-        </w:rPr>
-        <w:t>___%</w:t>
-      </w:r>
-      <w:r>
-        <w:rPr>
-          <w:rFonts w:asciiTheme="minorHAnsi" w:hAnsiTheme="minorHAnsi" w:cstheme="minorHAnsi"/>
-          <w:sz w:val="20"/>
-          <w:szCs w:val="20"/>
-        </w:rPr>
-        <w:t xml:space="preserve"> is aged 40 years and above, representing a higher-risk cohort for </w:t>
+          <w:rFonts w:asciiTheme="minorHAnsi" w:hAnsiTheme="minorHAnsi" w:cstheme="minorHAnsi"/>
+          <w:sz w:val="20"/>
+          <w:szCs w:val="20"/>
+        </w:rPr>
+        <w:t>{age_40_plus_p</w:t>
+      </w:r>
+      <w:r>
+        <w:rPr>
+          <w:rFonts w:asciiTheme="minorHAnsi" w:hAnsiTheme="minorHAnsi" w:cstheme="minorHAnsi"/>
+          <w:sz w:val="20"/>
+          <w:szCs w:val="20"/>
+        </w:rPr>
+        <w:t>ct</w:t>
+      </w:r>
+      <w:r>
+        <w:rPr>
+          <w:rFonts w:asciiTheme="minorHAnsi" w:hAnsiTheme="minorHAnsi" w:cstheme="minorHAnsi"/>
+          <w:sz w:val="20"/>
+          <w:szCs w:val="20"/>
+        </w:rPr>
+        <w:t>}</w:t>
+      </w:r>
+      <w:r>
+        <w:rPr>
+          <w:rFonts w:asciiTheme="minorHAnsi" w:hAnsiTheme="minorHAnsi" w:cstheme="minorHAnsi"/>
+          <w:sz w:val="20"/>
+          <w:szCs w:val="20"/>
+        </w:rPr>
+        <w:t xml:space="preserve"> </w:t>
+      </w:r>
+      <w:r>
+        <w:rPr>
+          <w:rFonts w:asciiTheme="minorHAnsi" w:hAnsiTheme="minorHAnsi" w:cstheme="minorHAnsi"/>
+          <w:sz w:val="20"/>
+          <w:szCs w:val="20"/>
+        </w:rPr>
+        <w:t>%</w:t>
+      </w:r>
+      <w:r>
+        <w:rPr>
+          <w:rFonts w:asciiTheme="minorHAnsi" w:hAnsiTheme="minorHAnsi" w:cstheme="minorHAnsi"/>
+          <w:sz w:val="20"/>
+          <w:szCs w:val="20"/>
+        </w:rPr>
+        <w:t xml:space="preserve"> </w:t>
+      </w:r>
+      <w:r>
+        <w:rPr>
+          <w:rFonts w:asciiTheme="minorHAnsi" w:hAnsiTheme="minorHAnsi" w:cstheme="minorHAnsi"/>
+          <w:sz w:val="20"/>
+          <w:szCs w:val="20"/>
+        </w:rPr>
+        <w:t xml:space="preserve">is aged 40 years and above, representing a higher-risk cohort for </w:t>
       </w:r>
       <w:r>
         <w:rPr>
@@ -1091,6 +1554,40 @@
           <w:szCs w:val="20"/>
         </w:rPr>
         <w:t>metabolic and chronic health conditions.</w:t>
+      </w:r>
+      <w:r>
+        <w:rPr>
+          <w:rFonts w:asciiTheme="minorHAnsi" w:hAnsiTheme="minorHAnsi" w:cstheme="minorHAnsi"/>
+          <w:sz w:val="20"/>
+          <w:szCs w:val="20"/>
+        </w:rPr>
+        <w:t xml:space="preserve"> </w:t>
+      </w:r>
+      <w:r>
+        <w:rPr>
+          <w:rFonts w:asciiTheme="minorHAnsi" w:hAnsiTheme="minorHAnsi" w:cstheme="minorHAnsi"/>
+          <w:sz w:val="20"/>
+          <w:szCs w:val="20"/>
+        </w:rPr>
+        <w:t>{</w:t>
+      </w:r>
+      <w:proofErr w:type="spellStart"/>
+      <w:r>
+        <w:rPr>
+          <w:rFonts w:asciiTheme="minorHAnsi" w:hAnsiTheme="minorHAnsi" w:cstheme="minorHAnsi"/>
+          <w:sz w:val="20"/>
+          <w:szCs w:val="20"/>
+        </w:rPr>
+        <w:t>age_chart_image</w:t>
+      </w:r>
+      <w:proofErr w:type="spellEnd"/>
+      <w:r>
+        <w:rPr>
+          <w:rFonts w:asciiTheme="minorHAnsi" w:hAnsiTheme="minorHAnsi" w:cstheme="minorHAnsi"/>
+          <w:sz w:val="20"/>
+          <w:szCs w:val="20"/>
+        </w:rPr>
+        <w:t>}</w:t>
       </w:r>
     </w:p>
     <w:p>
@@ -1161,6 +1658,40 @@
       </w:r>
       <w:r>
         <w:rPr>
+          <w:rFonts w:asciiTheme="minorHAnsi" w:hAnsiTheme="minorHAnsi" w:cstheme="minorHAnsi"/>
+          <w:sz w:val="20"/>
+          <w:szCs w:val="20"/>
+        </w:rPr>
+        <w:t>{</w:t>
+      </w:r>
+      <w:proofErr w:type="spellStart"/>
+      <w:r>
+        <w:rPr>
+          <w:rFonts w:asciiTheme="minorHAnsi" w:hAnsiTheme="minorHAnsi" w:cstheme="minorHAnsi"/>
+          <w:sz w:val="20"/>
+          <w:szCs w:val="20"/>
+        </w:rPr>
+        <w:t>asian_descent_pct</w:t>
+      </w:r>
+      <w:proofErr w:type="spellEnd"/>
+      <w:r>
+        <w:rPr>
+          <w:rFonts w:asciiTheme="minorHAnsi" w:hAnsiTheme="minorHAnsi" w:cstheme="minorHAnsi"/>
+          <w:sz w:val="20"/>
+          <w:szCs w:val="20"/>
+        </w:rPr>
+        <w:t>}</w:t>
+      </w:r>
+      <w:r>
+        <w:rPr>
+          <w:rFonts w:asciiTheme="minorHAnsi" w:hAnsiTheme="minorHAnsi" w:cstheme="minorHAnsi"/>
+          <w:sz w:val="20"/>
+          <w:szCs w:val="20"/>
+        </w:rPr>
+        <w:t xml:space="preserve">, </w:t>
+      </w:r>
+      <w:r>
+        <w:rPr>
           <w:rStyle w:val="Strong"/>
           <w:rFonts w:asciiTheme="minorHAnsi" w:hAnsiTheme="minorHAnsi" w:cstheme="minorHAnsi"/>
           <w:b w:val="0"/>
@@ -1168,7 +1699,7 @@
           <w:sz w:val="20"/>
           <w:szCs w:val="20"/>
         </w:rPr>
-        <w:t>___% Asian</w:t>
+        <w:t>% Asian</w:t>
       </w:r>
       <w:r>
         <w:rPr>
@@ -1189,7 +1720,42 @@
           <w:sz w:val="20"/>
           <w:szCs w:val="20"/>
         </w:rPr>
-        <w:t>___% Middle Eastern</w:t>
+        <w:t>{</w:t>
+      </w:r>
+      <w:proofErr w:type="spellStart"/>
+      <w:r>
+        <w:rPr>
+          <w:rStyle w:val="Strong"/>
+          <w:rFonts w:asciiTheme="minorHAnsi" w:hAnsiTheme="minorHAnsi" w:cstheme="minorHAnsi"/>
+          <w:b w:val="0"/>
+          <w:bCs w:val="0"/>
+          <w:sz w:val="20"/>
+          <w:szCs w:val="20"/>
+        </w:rPr>
+        <w:t>middle_eastern_pct</w:t>
+      </w:r>
+      <w:proofErr w:type="spellEnd"/>
+      <w:r>
+        <w:rPr>
+          <w:rStyle w:val="Strong"/>
+          <w:rFonts w:asciiTheme="minorHAnsi" w:hAnsiTheme="minorHAnsi" w:cstheme="minorHAnsi"/>
+          <w:b w:val="0"/>
+          <w:bCs w:val="0"/>
+          <w:sz w:val="20"/>
+          <w:szCs w:val="20"/>
+        </w:rPr>
+        <w:t>}</w:t>
+      </w:r>
+      <w:r>
+        <w:rPr>
+          <w:rStyle w:val="Strong"/>
+          <w:rFonts w:asciiTheme="minorHAnsi" w:hAnsiTheme="minorHAnsi" w:cstheme="minorHAnsi"/>
+          <w:b w:val="0"/>
+          <w:bCs w:val="0"/>
+          <w:sz w:val="20"/>
+          <w:szCs w:val="20"/>
+        </w:rPr>
+        <w:t>% Middle Eastern</w:t>
       </w:r>
       <w:r>
         <w:rPr>
@@ -1203,6 +1769,17 @@
       </w:r>
       <w:r>
         <w:rPr>
+          <w:rFonts w:asciiTheme="minorHAnsi" w:hAnsiTheme="minorHAnsi" w:cstheme="minorHAnsi"/>
+          <w:b/>
+          <w:bCs/>
+          <w:sz w:val="20"/>
+          <w:szCs w:val="20"/>
+        </w:rPr>
+        <w:t>{</w:t>
+      </w:r>
+      <w:proofErr w:type="spellStart"/>
+      <w:r>
+        <w:rPr>
           <w:rStyle w:val="Strong"/>
           <w:rFonts w:asciiTheme="minorHAnsi" w:hAnsiTheme="minorHAnsi" w:cstheme="minorHAnsi"/>
           <w:b w:val="0"/>
@@ -1210,7 +1787,30 @@
           <w:sz w:val="20"/>
           <w:szCs w:val="20"/>
         </w:rPr>
-        <w:t>___% African</w:t>
+        <w:t>african_descent_pct</w:t>
+      </w:r>
+      <w:proofErr w:type="spellEnd"/>
+      <w:r>
+        <w:rPr>
+          <w:rStyle w:val="Strong"/>
+          <w:rFonts w:asciiTheme="minorHAnsi" w:hAnsiTheme="minorHAnsi" w:cstheme="minorHAnsi"/>
+          <w:b w:val="0"/>
+          <w:bCs w:val="0"/>
+          <w:sz w:val="20"/>
+          <w:szCs w:val="20"/>
+        </w:rPr>
+        <w:t>}</w:t>
+      </w:r>
+      <w:r>
+        <w:rPr>
+          <w:rStyle w:val="Strong"/>
+          <w:rFonts w:asciiTheme="minorHAnsi" w:hAnsiTheme="minorHAnsi" w:cstheme="minorHAnsi"/>
+          <w:b w:val="0"/>
+          <w:bCs w:val="0"/>
+          <w:sz w:val="20"/>
+          <w:szCs w:val="20"/>
+        </w:rPr>
+        <w:t>% African</w:t>
       </w:r>
       <w:r>
         <w:rPr>
@@ -1249,7 +1849,53 @@
           <w:sz w:val="20"/>
           <w:szCs w:val="20"/>
         </w:rPr>
-        <w:t>___% European</w:t>
+        <w:t>{</w:t>
+      </w:r>
+      <w:proofErr w:type="spellStart"/>
+      <w:r>
+        <w:rPr>
+          <w:rStyle w:val="Strong"/>
+          <w:rFonts w:asciiTheme="minorHAnsi" w:hAnsiTheme="minorHAnsi" w:cstheme="minorHAnsi"/>
+          <w:b w:val="0"/>
+          <w:bCs w:val="0"/>
+          <w:sz w:val="20"/>
+          <w:szCs w:val="20"/>
+        </w:rPr>
+        <w:t>european_descent_pct</w:t>
+      </w:r>
+      <w:proofErr w:type="spellEnd"/>
+      <w:r>
+        <w:rPr>
+          <w:rStyle w:val="Strong"/>
+          <w:rFonts w:asciiTheme="minorHAnsi" w:hAnsiTheme="minorHAnsi" w:cstheme="minorHAnsi"/>
+          <w:b w:val="0"/>
+          <w:bCs w:val="0"/>
+          <w:sz w:val="20"/>
+          <w:szCs w:val="20"/>
+        </w:rPr>
+        <w:t>}</w:t>
+      </w:r>
+      <w:r>
+        <w:rPr>
+          <w:rStyle w:val="Strong"/>
+          <w:rFonts w:asciiTheme="minorHAnsi" w:hAnsiTheme="minorHAnsi" w:cstheme="minorHAnsi"/>
+          <w:b w:val="0"/>
+          <w:bCs w:val="0"/>
+          <w:sz w:val="20"/>
+          <w:szCs w:val="20"/>
+        </w:rPr>
+        <w:t>%</w:t>
+      </w:r>
+      <w:r>
+        <w:rPr>
+          <w:rStyle w:val="Strong"/>
+          <w:rFonts w:asciiTheme="minorHAnsi" w:hAnsiTheme="minorHAnsi" w:cstheme="minorHAnsi"/>
+          <w:b w:val="0"/>
+          <w:bCs w:val="0"/>
+          <w:sz w:val="20"/>
+          <w:szCs w:val="20"/>
+        </w:rPr>
+        <w:t xml:space="preserve"> European</w:t>
       </w:r>
       <w:r>
         <w:rPr>
@@ -1458,17 +2104,34 @@
           <w:rFonts w:asciiTheme="minorHAnsi" w:hAnsiTheme="minorHAnsi" w:cstheme="minorHAnsi"/>
           <w:sz w:val="20"/>
           <w:szCs w:val="20"/>
-          <w:highlight w:val="magenta"/>
-        </w:rPr>
-        <w:t>__</w:t>
-      </w:r>
-      <w:r>
-        <w:rPr>
-          <w:rFonts w:asciiTheme="minorHAnsi" w:hAnsiTheme="minorHAnsi" w:cstheme="minorHAnsi"/>
-          <w:sz w:val="20"/>
-          <w:szCs w:val="20"/>
-        </w:rPr>
-        <w:t xml:space="preserve"> %</w:t>
+        </w:rPr>
+        <w:t>{</w:t>
+      </w:r>
+      <w:proofErr w:type="spellStart"/>
+      <w:r>
+        <w:rPr>
+          <w:rFonts w:asciiTheme="minorHAnsi" w:hAnsiTheme="minorHAnsi" w:cstheme="minorHAnsi"/>
+          <w:sz w:val="20"/>
+          <w:szCs w:val="20"/>
+        </w:rPr>
+        <w:t>underweight_bmi_pct</w:t>
+      </w:r>
+      <w:proofErr w:type="spellEnd"/>
+      <w:r>
+        <w:rPr>
+          <w:rFonts w:asciiTheme="minorHAnsi" w:hAnsiTheme="minorHAnsi" w:cstheme="minorHAnsi"/>
+          <w:sz w:val="20"/>
+          <w:szCs w:val="20"/>
+        </w:rPr>
+        <w:t>}</w:t>
+      </w:r>
+      <w:r>
+        <w:rPr>
+          <w:rFonts w:asciiTheme="minorHAnsi" w:hAnsiTheme="minorHAnsi" w:cstheme="minorHAnsi"/>
+          <w:sz w:val="20"/>
+          <w:szCs w:val="20"/>
+        </w:rPr>
+        <w:t>%</w:t>
       </w:r>
       <w:r>
         <w:rPr>
@@ -1665,19 +2328,37 @@
       <w:r>
         <w:rPr>
           <w:rFonts w:asciiTheme="minorHAnsi" w:hAnsiTheme="minorHAnsi" w:cstheme="minorHAnsi"/>
-          <w:sz w:val="20"/>
-          <w:szCs w:val="20"/>
-          <w:highlight w:val="magenta"/>
-        </w:rPr>
-        <w:t>__</w:t>
-      </w:r>
-      <w:r>
-        <w:rPr>
-          <w:rFonts w:asciiTheme="minorHAnsi" w:hAnsiTheme="minorHAnsi" w:cstheme="minorHAnsi"/>
-          <w:sz w:val="20"/>
-          <w:szCs w:val="20"/>
-        </w:rPr>
-        <w:t xml:space="preserve"> %</w:t>
+          <w:b/>
+          <w:sz w:val="20"/>
+          <w:szCs w:val="20"/>
+        </w:rPr>
+        <w:t>{</w:t>
+      </w:r>
+      <w:proofErr w:type="spellStart"/>
+      <w:r>
+        <w:rPr>
+          <w:rFonts w:asciiTheme="minorHAnsi" w:hAnsiTheme="minorHAnsi" w:cstheme="minorHAnsi"/>
+          <w:sz w:val="20"/>
+          <w:szCs w:val="20"/>
+        </w:rPr>
+        <w:t>normal_weight_pct</w:t>
+      </w:r>
+      <w:proofErr w:type="spellEnd"/>
+      <w:r>
+        <w:rPr>
+          <w:rFonts w:asciiTheme="minorHAnsi" w:hAnsiTheme="minorHAnsi" w:cstheme="minorHAnsi"/>
+          <w:sz w:val="20"/>
+          <w:szCs w:val="20"/>
+        </w:rPr>
+        <w:t>}</w:t>
+      </w:r>
+      <w:r>
+        <w:rPr>
+          <w:rFonts w:asciiTheme="minorHAnsi" w:hAnsiTheme="minorHAnsi" w:cstheme="minorHAnsi"/>
+          <w:sz w:val="20"/>
+          <w:szCs w:val="20"/>
+        </w:rPr>
+        <w:t>%</w:t>
       </w:r>
       <w:r>
         <w:rPr>
@@ -1857,19 +2538,37 @@
       <w:r>
         <w:rPr>
           <w:rFonts w:asciiTheme="minorHAnsi" w:hAnsiTheme="minorHAnsi" w:cstheme="minorHAnsi"/>
-          <w:sz w:val="20"/>
-          <w:szCs w:val="20"/>
-          <w:highlight w:val="magenta"/>
-        </w:rPr>
-        <w:t>__</w:t>
-      </w:r>
-      <w:r>
-        <w:rPr>
-          <w:rFonts w:asciiTheme="minorHAnsi" w:hAnsiTheme="minorHAnsi" w:cstheme="minorHAnsi"/>
-          <w:sz w:val="20"/>
-          <w:szCs w:val="20"/>
-        </w:rPr>
-        <w:t xml:space="preserve"> %</w:t>
+          <w:b/>
+          <w:sz w:val="20"/>
+          <w:szCs w:val="20"/>
+        </w:rPr>
+        <w:t>{</w:t>
+      </w:r>
+      <w:proofErr w:type="spellStart"/>
+      <w:r>
+        <w:rPr>
+          <w:rFonts w:asciiTheme="minorHAnsi" w:hAnsiTheme="minorHAnsi" w:cstheme="minorHAnsi"/>
+          <w:sz w:val="20"/>
+          <w:szCs w:val="20"/>
+        </w:rPr>
+        <w:t>overweight_bmi_pct</w:t>
+      </w:r>
+      <w:proofErr w:type="spellEnd"/>
+      <w:r>
+        <w:rPr>
+          <w:rFonts w:asciiTheme="minorHAnsi" w:hAnsiTheme="minorHAnsi" w:cstheme="minorHAnsi"/>
+          <w:sz w:val="20"/>
+          <w:szCs w:val="20"/>
+        </w:rPr>
+        <w:t>}</w:t>
+      </w:r>
+      <w:r>
+        <w:rPr>
+          <w:rFonts w:asciiTheme="minorHAnsi" w:hAnsiTheme="minorHAnsi" w:cstheme="minorHAnsi"/>
+          <w:sz w:val="20"/>
+          <w:szCs w:val="20"/>
+        </w:rPr>
+        <w:t>%</w:t>
       </w:r>
       <w:r>
         <w:rPr>
@@ -2056,29 +2755,42 @@
         <w:rPr>
           <w:rFonts w:asciiTheme="minorHAnsi" w:hAnsiTheme="minorHAnsi" w:cstheme="minorHAnsi"/>
           <w:b/>
+          <w:sz w:val="20"/>
+          <w:szCs w:val="20"/>
+        </w:rPr>
+        <w:t xml:space="preserve"> </w:t>
+      </w:r>
+      <w:r>
+        <w:rPr>
+          <w:rFonts w:asciiTheme="minorHAnsi" w:hAnsiTheme="minorHAnsi" w:cstheme="minorHAnsi"/>
+          <w:b/>
           <w:spacing w:val="-1"/>
           <w:sz w:val="20"/>
           <w:szCs w:val="20"/>
         </w:rPr>
-        <w:t xml:space="preserve"> </w:t>
-      </w:r>
-      <w:r>
-        <w:rPr>
-          <w:rFonts w:asciiTheme="minorHAnsi" w:hAnsiTheme="minorHAnsi" w:cstheme="minorHAnsi"/>
-          <w:sz w:val="20"/>
-          <w:szCs w:val="20"/>
-          <w:highlight w:val="magenta"/>
-        </w:rPr>
-        <w:t>___</w:t>
-      </w:r>
-      <w:r>
-        <w:rPr>
-          <w:rFonts w:asciiTheme="minorHAnsi" w:hAnsiTheme="minorHAnsi" w:cstheme="minorHAnsi"/>
+        <w:t>{</w:t>
+      </w:r>
+      <w:proofErr w:type="spellStart"/>
+      <w:r>
+        <w:rPr>
+          <w:rFonts w:asciiTheme="minorHAnsi" w:hAnsiTheme="minorHAnsi" w:cstheme="minorHAnsi"/>
+          <w:b/>
           <w:spacing w:val="-1"/>
           <w:sz w:val="20"/>
           <w:szCs w:val="20"/>
         </w:rPr>
-        <w:t xml:space="preserve"> </w:t>
+        <w:t>obese_total_pct</w:t>
+      </w:r>
+      <w:proofErr w:type="spellEnd"/>
+      <w:r>
+        <w:rPr>
+          <w:rFonts w:asciiTheme="minorHAnsi" w:hAnsiTheme="minorHAnsi" w:cstheme="minorHAnsi"/>
+          <w:b/>
+          <w:spacing w:val="-1"/>
+          <w:sz w:val="20"/>
+          <w:szCs w:val="20"/>
+        </w:rPr>
+        <w:t>}</w:t>
       </w:r>
       <w:r>
         <w:rPr>
@@ -2214,17 +2926,16 @@
           <w:rFonts w:asciiTheme="minorHAnsi" w:hAnsiTheme="minorHAnsi" w:cstheme="minorHAnsi"/>
           <w:sz w:val="20"/>
           <w:szCs w:val="20"/>
-          <w:highlight w:val="magenta"/>
-        </w:rPr>
-        <w:t>___</w:t>
-      </w:r>
-      <w:r>
-        <w:rPr>
-          <w:rFonts w:asciiTheme="minorHAnsi" w:hAnsiTheme="minorHAnsi" w:cstheme="minorHAnsi"/>
-          <w:sz w:val="20"/>
-          <w:szCs w:val="20"/>
-        </w:rPr>
-        <w:t xml:space="preserve"> % are</w:t>
+        </w:rPr>
+        <w:t>{obese_grade1_pct}</w:t>
+      </w:r>
+      <w:r>
+        <w:rPr>
+          <w:rFonts w:asciiTheme="minorHAnsi" w:hAnsiTheme="minorHAnsi" w:cstheme="minorHAnsi"/>
+          <w:sz w:val="20"/>
+          <w:szCs w:val="20"/>
+        </w:rPr>
+        <w:t>% are</w:t>
       </w:r>
       <w:r>
         <w:rPr>
@@ -2275,9 +2986,8 @@
           <w:rFonts w:asciiTheme="minorHAnsi" w:hAnsiTheme="minorHAnsi" w:cstheme="minorHAnsi"/>
           <w:sz w:val="20"/>
           <w:szCs w:val="20"/>
-          <w:highlight w:val="magenta"/>
-        </w:rPr>
-        <w:t xml:space="preserve">___ </w:t>
+        </w:rPr>
+        <w:t>{obese_grade2_pct}</w:t>
       </w:r>
       <w:r>
         <w:rPr>
@@ -2368,9 +3078,26 @@
           <w:rFonts w:asciiTheme="minorHAnsi" w:hAnsiTheme="minorHAnsi" w:cstheme="minorHAnsi"/>
           <w:sz w:val="20"/>
           <w:szCs w:val="20"/>
-          <w:highlight w:val="magenta"/>
-        </w:rPr>
-        <w:t xml:space="preserve">___ </w:t>
+        </w:rPr>
+        <w:t>{</w:t>
+      </w:r>
+      <w:proofErr w:type="spellStart"/>
+      <w:r>
+        <w:rPr>
+          <w:rFonts w:asciiTheme="minorHAnsi" w:hAnsiTheme="minorHAnsi" w:cstheme="minorHAnsi"/>
+          <w:sz w:val="20"/>
+          <w:szCs w:val="20"/>
+        </w:rPr>
+        <w:t>obese_gross_pct</w:t>
+      </w:r>
+      <w:proofErr w:type="spellEnd"/>
+      <w:r>
+        <w:rPr>
+          <w:rFonts w:asciiTheme="minorHAnsi" w:hAnsiTheme="minorHAnsi" w:cstheme="minorHAnsi"/>
+          <w:sz w:val="20"/>
+          <w:szCs w:val="20"/>
+        </w:rPr>
+        <w:t>}</w:t>
       </w:r>
       <w:r>
         <w:rPr>
@@ -3137,7 +3864,16 @@
           <w:sz w:val="20"/>
           <w:szCs w:val="20"/>
         </w:rPr>
-        <w:t>as they consume juices, soft drinks, sugary snacks, fried food, fast food, commercial food more than 3 days a week.</w:t>
+        <w:t xml:space="preserve">as they consume juices, soft drinks, sugary snacks, fried food, fast food, commercial food </w:t>
+      </w:r>
+      <w:r>
+        <w:rPr>
+          <w:rFonts w:asciiTheme="minorHAnsi" w:hAnsiTheme="minorHAnsi" w:cstheme="minorHAnsi"/>
+          <w:sz w:val="20"/>
+          <w:szCs w:val="20"/>
+        </w:rPr>
+        <w:lastRenderedPageBreak/>
+        <w:t>more than 3 days a week.</w:t>
       </w:r>
     </w:p>
     <w:p>
@@ -4092,21 +4828,50 @@
       </w:r>
       <w:r>
         <w:rPr>
-          <w:rFonts w:asciiTheme="minorHAnsi" w:hAnsiTheme="minorHAnsi" w:cstheme="minorHAnsi"/>
-          <w:sz w:val="20"/>
-          <w:szCs w:val="20"/>
-        </w:rPr>
-        <w:t xml:space="preserve"> </w:t>
-      </w:r>
-      <w:r>
-        <w:rPr>
           <w:rStyle w:val="Strong"/>
           <w:rFonts w:asciiTheme="minorHAnsi" w:hAnsiTheme="minorHAnsi" w:cstheme="minorHAnsi"/>
           <w:sz w:val="20"/>
           <w:szCs w:val="20"/>
-          <w:highlight w:val="magenta"/>
-        </w:rPr>
-        <w:t>___%</w:t>
+        </w:rPr>
+        <w:t xml:space="preserve"> </w:t>
+      </w:r>
+      <w:r>
+        <w:rPr>
+          <w:rStyle w:val="Strong"/>
+          <w:rFonts w:asciiTheme="minorHAnsi" w:hAnsiTheme="minorHAnsi" w:cstheme="minorHAnsi"/>
+          <w:sz w:val="20"/>
+          <w:szCs w:val="20"/>
+        </w:rPr>
+        <w:t>{</w:t>
+      </w:r>
+      <w:proofErr w:type="spellStart"/>
+      <w:r>
+        <w:rPr>
+          <w:rStyle w:val="Strong"/>
+          <w:rFonts w:asciiTheme="minorHAnsi" w:hAnsiTheme="minorHAnsi" w:cstheme="minorHAnsi"/>
+          <w:sz w:val="20"/>
+          <w:szCs w:val="20"/>
+        </w:rPr>
+        <w:t>overall_stress_pct</w:t>
+      </w:r>
+      <w:proofErr w:type="spellEnd"/>
+      <w:r>
+        <w:rPr>
+          <w:rStyle w:val="Strong"/>
+          <w:rFonts w:asciiTheme="minorHAnsi" w:hAnsiTheme="minorHAnsi" w:cstheme="minorHAnsi"/>
+          <w:sz w:val="20"/>
+          <w:szCs w:val="20"/>
+        </w:rPr>
+        <w:t>}</w:t>
+      </w:r>
+      <w:r>
+        <w:rPr>
+          <w:rStyle w:val="Strong"/>
+          <w:rFonts w:asciiTheme="minorHAnsi" w:hAnsiTheme="minorHAnsi" w:cstheme="minorHAnsi"/>
+          <w:sz w:val="20"/>
+          <w:szCs w:val="20"/>
+        </w:rPr>
+        <w:t xml:space="preserve"> %</w:t>
       </w:r>
       <w:r>
         <w:rPr>
@@ -4139,7 +4904,6 @@
           <w:sz w:val="20"/>
           <w:szCs w:val="20"/>
         </w:rPr>
-        <w:lastRenderedPageBreak/>
         <w:t>Home &amp; Social Stress:</w:t>
       </w:r>
       <w:r>
@@ -4152,13 +4916,37 @@
       </w:r>
       <w:r>
         <w:rPr>
-          <w:rStyle w:val="Strong"/>
-          <w:rFonts w:asciiTheme="minorHAnsi" w:hAnsiTheme="minorHAnsi" w:cstheme="minorHAnsi"/>
-          <w:sz w:val="20"/>
-          <w:szCs w:val="20"/>
-          <w:highlight w:val="magenta"/>
-        </w:rPr>
-        <w:t>___%</w:t>
+          <w:rFonts w:asciiTheme="minorHAnsi" w:hAnsiTheme="minorHAnsi" w:cstheme="minorHAnsi"/>
+          <w:sz w:val="20"/>
+          <w:szCs w:val="20"/>
+        </w:rPr>
+        <w:t>{</w:t>
+      </w:r>
+      <w:proofErr w:type="spellStart"/>
+      <w:r>
+        <w:rPr>
+          <w:rFonts w:asciiTheme="minorHAnsi" w:hAnsiTheme="minorHAnsi" w:cstheme="minorHAnsi"/>
+          <w:sz w:val="20"/>
+          <w:szCs w:val="20"/>
+        </w:rPr>
+        <w:t>home_social_stress_pct</w:t>
+      </w:r>
+      <w:proofErr w:type="spellEnd"/>
+      <w:r>
+        <w:rPr>
+          <w:rFonts w:asciiTheme="minorHAnsi" w:hAnsiTheme="minorHAnsi" w:cstheme="minorHAnsi"/>
+          <w:sz w:val="20"/>
+          <w:szCs w:val="20"/>
+        </w:rPr>
+        <w:t>}</w:t>
+      </w:r>
+      <w:r>
+        <w:rPr>
+          <w:rFonts w:asciiTheme="minorHAnsi" w:hAnsiTheme="minorHAnsi" w:cstheme="minorHAnsi"/>
+          <w:sz w:val="20"/>
+          <w:szCs w:val="20"/>
+        </w:rPr>
+        <w:t xml:space="preserve"> %</w:t>
       </w:r>
       <w:r>
         <w:rPr>
@@ -4203,13 +4991,45 @@
       </w:r>
       <w:r>
         <w:rPr>
-          <w:rStyle w:val="Strong"/>
-          <w:rFonts w:asciiTheme="minorHAnsi" w:hAnsiTheme="minorHAnsi" w:cstheme="minorHAnsi"/>
-          <w:sz w:val="20"/>
-          <w:szCs w:val="20"/>
-          <w:highlight w:val="magenta"/>
-        </w:rPr>
-        <w:t>___%</w:t>
+          <w:rFonts w:asciiTheme="minorHAnsi" w:hAnsiTheme="minorHAnsi" w:cstheme="minorHAnsi"/>
+          <w:sz w:val="20"/>
+          <w:szCs w:val="20"/>
+        </w:rPr>
+        <w:t>{</w:t>
+      </w:r>
+      <w:proofErr w:type="spellStart"/>
+      <w:r>
+        <w:rPr>
+          <w:rFonts w:asciiTheme="minorHAnsi" w:hAnsiTheme="minorHAnsi" w:cstheme="minorHAnsi"/>
+          <w:sz w:val="20"/>
+          <w:szCs w:val="20"/>
+        </w:rPr>
+        <w:t>work_related_stress_pct</w:t>
+      </w:r>
+      <w:proofErr w:type="spellEnd"/>
+      <w:r>
+        <w:rPr>
+          <w:rFonts w:asciiTheme="minorHAnsi" w:hAnsiTheme="minorHAnsi" w:cstheme="minorHAnsi"/>
+          <w:sz w:val="20"/>
+          <w:szCs w:val="20"/>
+        </w:rPr>
+        <w:t>}</w:t>
+      </w:r>
+      <w:r>
+        <w:rPr>
+          <w:rFonts w:asciiTheme="minorHAnsi" w:hAnsiTheme="minorHAnsi" w:cstheme="minorHAnsi"/>
+          <w:sz w:val="20"/>
+          <w:szCs w:val="20"/>
+        </w:rPr>
+        <w:t xml:space="preserve"> </w:t>
+      </w:r>
+      <w:r>
+        <w:rPr>
+          <w:rFonts w:asciiTheme="minorHAnsi" w:hAnsiTheme="minorHAnsi" w:cstheme="minorHAnsi"/>
+          <w:sz w:val="20"/>
+          <w:szCs w:val="20"/>
+        </w:rPr>
+        <w:t>%</w:t>
       </w:r>
       <w:r>
         <w:rPr>
@@ -4279,7 +5099,7 @@
           <w:sz w:val="20"/>
           <w:szCs w:val="20"/>
         </w:rPr>
-        <w:t xml:space="preserve">Tobacco Use (Oral &amp; Smoking): </w:t>
+        <w:t>Tobacco Use (Oral &amp; Smoking):</w:t>
       </w:r>
       <w:r>
         <w:rPr>
@@ -4287,17 +5107,60 @@
           <w:rFonts w:asciiTheme="minorHAnsi" w:hAnsiTheme="minorHAnsi" w:cstheme="minorHAnsi"/>
           <w:sz w:val="20"/>
           <w:szCs w:val="20"/>
-          <w:highlight w:val="magenta"/>
-        </w:rPr>
-        <w:t>___%</w:t>
-      </w:r>
-      <w:r>
-        <w:rPr>
-          <w:rFonts w:asciiTheme="minorHAnsi" w:hAnsiTheme="minorHAnsi" w:cstheme="minorHAnsi"/>
-          <w:sz w:val="20"/>
-          <w:szCs w:val="20"/>
-        </w:rPr>
-        <w:t xml:space="preserve"> of the assessed population reports engagement in tobacco use, including oral tobacco and smoking. This behavior places the identified cohort at an elevated risk for metabolic disorders, cardiovascular disease, respiratory conditions, and long-term chronic health complications.</w:t>
+        </w:rPr>
+        <w:t xml:space="preserve"> </w:t>
+      </w:r>
+      <w:r>
+        <w:rPr>
+          <w:rStyle w:val="Strong"/>
+          <w:rFonts w:asciiTheme="minorHAnsi" w:hAnsiTheme="minorHAnsi" w:cstheme="minorHAnsi"/>
+          <w:sz w:val="20"/>
+          <w:szCs w:val="20"/>
+        </w:rPr>
+        <w:t>{</w:t>
+      </w:r>
+      <w:proofErr w:type="spellStart"/>
+      <w:r>
+        <w:rPr>
+          <w:rStyle w:val="Strong"/>
+          <w:rFonts w:asciiTheme="minorHAnsi" w:hAnsiTheme="minorHAnsi" w:cstheme="minorHAnsi"/>
+          <w:b w:val="0"/>
+          <w:bCs w:val="0"/>
+          <w:sz w:val="20"/>
+          <w:szCs w:val="20"/>
+        </w:rPr>
+        <w:t>tobacco_use_pct</w:t>
+      </w:r>
+      <w:proofErr w:type="spellEnd"/>
+      <w:r>
+        <w:rPr>
+          <w:rStyle w:val="Strong"/>
+          <w:rFonts w:asciiTheme="minorHAnsi" w:hAnsiTheme="minorHAnsi" w:cstheme="minorHAnsi"/>
+          <w:b w:val="0"/>
+          <w:bCs w:val="0"/>
+          <w:sz w:val="20"/>
+          <w:szCs w:val="20"/>
+        </w:rPr>
+        <w:t>} %</w:t>
+      </w:r>
+      <w:r>
+        <w:rPr>
+          <w:rStyle w:val="Strong"/>
+          <w:rFonts w:asciiTheme="minorHAnsi" w:hAnsiTheme="minorHAnsi" w:cstheme="minorHAnsi"/>
+          <w:b w:val="0"/>
+          <w:bCs w:val="0"/>
+          <w:sz w:val="20"/>
+          <w:szCs w:val="20"/>
+        </w:rPr>
+        <w:t xml:space="preserve"> </w:t>
+      </w:r>
+      <w:r>
+        <w:rPr>
+          <w:rFonts w:asciiTheme="minorHAnsi" w:hAnsiTheme="minorHAnsi" w:cstheme="minorHAnsi"/>
+          <w:sz w:val="20"/>
+          <w:szCs w:val="20"/>
+        </w:rPr>
+        <w:t>of the assessed population reports engagement in tobacco use, including oral tobacco and smoking. This behavior places the identified cohort at an elevated risk for metabolic disorders, cardiovascular disease, respiratory conditions, and long-term chronic health complications.</w:t>
       </w:r>
     </w:p>
     <w:p>
@@ -4326,7 +5189,7 @@
           <w:sz w:val="20"/>
           <w:szCs w:val="20"/>
         </w:rPr>
-        <w:t xml:space="preserve">Alcohol Consumption: </w:t>
+        <w:t>Alcohol Consumption:</w:t>
       </w:r>
       <w:r>
         <w:rPr>
@@ -4334,17 +5197,61 @@
           <w:rFonts w:asciiTheme="minorHAnsi" w:hAnsiTheme="minorHAnsi" w:cstheme="minorHAnsi"/>
           <w:sz w:val="20"/>
           <w:szCs w:val="20"/>
-          <w:highlight w:val="magenta"/>
-        </w:rPr>
-        <w:t>___%</w:t>
-      </w:r>
-      <w:r>
-        <w:rPr>
-          <w:rFonts w:asciiTheme="minorHAnsi" w:hAnsiTheme="minorHAnsi" w:cstheme="minorHAnsi"/>
-          <w:sz w:val="20"/>
-          <w:szCs w:val="20"/>
-        </w:rPr>
-        <w:t xml:space="preserve"> of the group reports regular alcohol consumption, which may contribute to metabolic imbalance, liver-related conditions, increased cardiovascular risk, and adverse mental health outcomes, depending on frequency and intensity of use.</w:t>
+        </w:rPr>
+        <w:t xml:space="preserve"> </w:t>
+      </w:r>
+      <w:r>
+        <w:rPr>
+          <w:rStyle w:val="Strong"/>
+          <w:rFonts w:asciiTheme="minorHAnsi" w:hAnsiTheme="minorHAnsi" w:cstheme="minorHAnsi"/>
+          <w:b w:val="0"/>
+          <w:bCs w:val="0"/>
+          <w:sz w:val="20"/>
+          <w:szCs w:val="20"/>
+        </w:rPr>
+        <w:t>{</w:t>
+      </w:r>
+      <w:proofErr w:type="spellStart"/>
+      <w:r>
+        <w:rPr>
+          <w:rStyle w:val="Strong"/>
+          <w:rFonts w:asciiTheme="minorHAnsi" w:hAnsiTheme="minorHAnsi" w:cstheme="minorHAnsi"/>
+          <w:b w:val="0"/>
+          <w:bCs w:val="0"/>
+          <w:sz w:val="20"/>
+          <w:szCs w:val="20"/>
+        </w:rPr>
+        <w:t>alcohol_consumption_pct</w:t>
+      </w:r>
+      <w:proofErr w:type="spellEnd"/>
+      <w:r>
+        <w:rPr>
+          <w:rStyle w:val="Strong"/>
+          <w:rFonts w:asciiTheme="minorHAnsi" w:hAnsiTheme="minorHAnsi" w:cstheme="minorHAnsi"/>
+          <w:b w:val="0"/>
+          <w:bCs w:val="0"/>
+          <w:sz w:val="20"/>
+          <w:szCs w:val="20"/>
+        </w:rPr>
+        <w:t>}%</w:t>
+      </w:r>
+      <w:r>
+        <w:rPr>
+          <w:rFonts w:asciiTheme="minorHAnsi" w:hAnsiTheme="minorHAnsi" w:cstheme="minorHAnsi"/>
+          <w:b/>
+          <w:bCs/>
+          <w:sz w:val="20"/>
+          <w:szCs w:val="20"/>
+        </w:rPr>
+        <w:t xml:space="preserve"> </w:t>
+      </w:r>
+      <w:r>
+        <w:rPr>
+          <w:rFonts w:asciiTheme="minorHAnsi" w:hAnsiTheme="minorHAnsi" w:cstheme="minorHAnsi"/>
+          <w:sz w:val="20"/>
+          <w:szCs w:val="20"/>
+        </w:rPr>
+        <w:t>of the group reports regular alcohol consumption, which may contribute to metabolic imbalance, liver-related conditions, increased cardiovascular risk, and adverse mental health outcomes, depending on frequency and intensity of use.</w:t>
       </w:r>
     </w:p>
     <w:p>
@@ -4504,17 +5411,42 @@
           <w:rFonts w:asciiTheme="minorHAnsi" w:hAnsiTheme="minorHAnsi" w:cstheme="minorHAnsi"/>
           <w:sz w:val="20"/>
           <w:szCs w:val="20"/>
-          <w:highlight w:val="magenta"/>
-        </w:rPr>
-        <w:t>___</w:t>
-      </w:r>
-      <w:r>
-        <w:rPr>
-          <w:rFonts w:asciiTheme="minorHAnsi" w:hAnsiTheme="minorHAnsi" w:cstheme="minorHAnsi"/>
-          <w:sz w:val="20"/>
-          <w:szCs w:val="20"/>
-        </w:rPr>
-        <w:t xml:space="preserve"> % of your employees indicate to suffer from chronic health issues</w:t>
+        </w:rPr>
+        <w:t>{</w:t>
+      </w:r>
+      <w:proofErr w:type="spellStart"/>
+      <w:r>
+        <w:rPr>
+          <w:rFonts w:asciiTheme="minorHAnsi" w:hAnsiTheme="minorHAnsi" w:cstheme="minorHAnsi"/>
+          <w:sz w:val="20"/>
+          <w:szCs w:val="20"/>
+        </w:rPr>
+        <w:t>chronic_ailments_pct</w:t>
+      </w:r>
+      <w:proofErr w:type="spellEnd"/>
+      <w:r>
+        <w:rPr>
+          <w:rFonts w:asciiTheme="minorHAnsi" w:hAnsiTheme="minorHAnsi" w:cstheme="minorHAnsi"/>
+          <w:sz w:val="20"/>
+          <w:szCs w:val="20"/>
+        </w:rPr>
+        <w:t>}</w:t>
+      </w:r>
+      <w:r>
+        <w:rPr>
+          <w:rFonts w:asciiTheme="minorHAnsi" w:hAnsiTheme="minorHAnsi" w:cstheme="minorHAnsi"/>
+          <w:sz w:val="20"/>
+          <w:szCs w:val="20"/>
+        </w:rPr>
+        <w:t xml:space="preserve"> </w:t>
+      </w:r>
+      <w:r>
+        <w:rPr>
+          <w:rFonts w:asciiTheme="minorHAnsi" w:hAnsiTheme="minorHAnsi" w:cstheme="minorHAnsi"/>
+          <w:sz w:val="20"/>
+          <w:szCs w:val="20"/>
+        </w:rPr>
+        <w:t>% of your employees indicate to suffer from chronic health issues</w:t>
       </w:r>
       <w:r>
         <w:rPr>
@@ -4573,11 +5505,34 @@
       <w:r>
         <w:rPr>
           <w:rFonts w:asciiTheme="minorHAnsi" w:hAnsiTheme="minorHAnsi" w:cstheme="minorHAnsi"/>
-          <w:sz w:val="20"/>
-          <w:szCs w:val="20"/>
-          <w:highlight w:val="magenta"/>
-        </w:rPr>
-        <w:t>__</w:t>
+          <w:bCs/>
+          <w:spacing w:val="-2"/>
+          <w:sz w:val="20"/>
+          <w:szCs w:val="20"/>
+        </w:rPr>
+        <w:t>{</w:t>
+      </w:r>
+      <w:proofErr w:type="spellStart"/>
+      <w:r>
+        <w:rPr>
+          <w:rFonts w:asciiTheme="minorHAnsi" w:hAnsiTheme="minorHAnsi" w:cstheme="minorHAnsi"/>
+          <w:bCs/>
+          <w:spacing w:val="-2"/>
+          <w:sz w:val="20"/>
+          <w:szCs w:val="20"/>
+        </w:rPr>
+        <w:t>medication_total_pct</w:t>
+      </w:r>
+      <w:proofErr w:type="spellEnd"/>
+      <w:r>
+        <w:rPr>
+          <w:rFonts w:asciiTheme="minorHAnsi" w:hAnsiTheme="minorHAnsi" w:cstheme="minorHAnsi"/>
+          <w:bCs/>
+          <w:spacing w:val="-2"/>
+          <w:sz w:val="20"/>
+          <w:szCs w:val="20"/>
+        </w:rPr>
+        <w:t>}</w:t>
       </w:r>
       <w:r>
         <w:rPr>
@@ -4773,14 +5728,30 @@
           <w:rFonts w:asciiTheme="minorHAnsi" w:hAnsiTheme="minorHAnsi" w:cstheme="minorHAnsi"/>
           <w:sz w:val="20"/>
           <w:szCs w:val="20"/>
-          <w:highlight w:val="magenta"/>
-        </w:rPr>
-        <w:t>__</w:t>
-      </w:r>
-      <w:r>
-        <w:rPr>
-          <w:rFonts w:asciiTheme="minorHAnsi" w:hAnsiTheme="minorHAnsi" w:cstheme="minorHAnsi"/>
-          <w:spacing w:val="-1"/>
+        </w:rPr>
+        <w:t>{</w:t>
+      </w:r>
+      <w:proofErr w:type="spellStart"/>
+      <w:r>
+        <w:rPr>
+          <w:rFonts w:asciiTheme="minorHAnsi" w:hAnsiTheme="minorHAnsi" w:cstheme="minorHAnsi"/>
+          <w:sz w:val="20"/>
+          <w:szCs w:val="20"/>
+        </w:rPr>
+        <w:t>medication_diabetes_pct</w:t>
+      </w:r>
+      <w:proofErr w:type="spellEnd"/>
+      <w:r>
+        <w:rPr>
+          <w:rFonts w:asciiTheme="minorHAnsi" w:hAnsiTheme="minorHAnsi" w:cstheme="minorHAnsi"/>
+          <w:sz w:val="20"/>
+          <w:szCs w:val="20"/>
+        </w:rPr>
+        <w:t>}</w:t>
+      </w:r>
+      <w:r>
+        <w:rPr>
+          <w:rFonts w:asciiTheme="minorHAnsi" w:hAnsiTheme="minorHAnsi" w:cstheme="minorHAnsi"/>
           <w:sz w:val="20"/>
           <w:szCs w:val="20"/>
         </w:rPr>
@@ -4911,14 +5882,30 @@
           <w:rFonts w:asciiTheme="minorHAnsi" w:hAnsiTheme="minorHAnsi" w:cstheme="minorHAnsi"/>
           <w:sz w:val="20"/>
           <w:szCs w:val="20"/>
-          <w:highlight w:val="magenta"/>
-        </w:rPr>
-        <w:t>__</w:t>
-      </w:r>
-      <w:r>
-        <w:rPr>
-          <w:rFonts w:asciiTheme="minorHAnsi" w:hAnsiTheme="minorHAnsi" w:cstheme="minorHAnsi"/>
-          <w:spacing w:val="-1"/>
+        </w:rPr>
+        <w:t>{</w:t>
+      </w:r>
+      <w:proofErr w:type="spellStart"/>
+      <w:r>
+        <w:rPr>
+          <w:rFonts w:asciiTheme="minorHAnsi" w:hAnsiTheme="minorHAnsi" w:cstheme="minorHAnsi"/>
+          <w:sz w:val="20"/>
+          <w:szCs w:val="20"/>
+        </w:rPr>
+        <w:t>medication_hypertension_pct</w:t>
+      </w:r>
+      <w:proofErr w:type="spellEnd"/>
+      <w:r>
+        <w:rPr>
+          <w:rFonts w:asciiTheme="minorHAnsi" w:hAnsiTheme="minorHAnsi" w:cstheme="minorHAnsi"/>
+          <w:sz w:val="20"/>
+          <w:szCs w:val="20"/>
+        </w:rPr>
+        <w:t>}</w:t>
+      </w:r>
+      <w:r>
+        <w:rPr>
+          <w:rFonts w:asciiTheme="minorHAnsi" w:hAnsiTheme="minorHAnsi" w:cstheme="minorHAnsi"/>
           <w:sz w:val="20"/>
           <w:szCs w:val="20"/>
         </w:rPr>
@@ -5049,9 +6036,59 @@
           <w:rFonts w:asciiTheme="minorHAnsi" w:hAnsiTheme="minorHAnsi" w:cstheme="minorHAnsi"/>
           <w:sz w:val="20"/>
           <w:szCs w:val="20"/>
-          <w:highlight w:val="magenta"/>
-        </w:rPr>
-        <w:t>__</w:t>
+        </w:rPr>
+        <w:t>{</w:t>
+      </w:r>
+      <w:proofErr w:type="spellStart"/>
+      <w:r>
+        <w:rPr>
+          <w:rFonts w:asciiTheme="minorHAnsi" w:hAnsiTheme="minorHAnsi" w:cstheme="minorHAnsi"/>
+          <w:sz w:val="20"/>
+          <w:szCs w:val="20"/>
+        </w:rPr>
+        <w:t>medication_dyslipidemia_pct</w:t>
+      </w:r>
+      <w:proofErr w:type="spellEnd"/>
+      <w:r>
+        <w:rPr>
+          <w:rFonts w:asciiTheme="minorHAnsi" w:hAnsiTheme="minorHAnsi" w:cstheme="minorHAnsi"/>
+          <w:sz w:val="20"/>
+          <w:szCs w:val="20"/>
+        </w:rPr>
+        <w:t>}</w:t>
+      </w:r>
+      <w:r>
+        <w:rPr>
+          <w:rFonts w:asciiTheme="minorHAnsi" w:hAnsiTheme="minorHAnsi" w:cstheme="minorHAnsi"/>
+          <w:sz w:val="20"/>
+          <w:szCs w:val="20"/>
+        </w:rPr>
+        <w:t xml:space="preserve"> </w:t>
+      </w:r>
+      <w:r>
+        <w:rPr>
+          <w:rFonts w:asciiTheme="minorHAnsi" w:hAnsiTheme="minorHAnsi" w:cstheme="minorHAnsi"/>
+          <w:sz w:val="20"/>
+          <w:szCs w:val="20"/>
+        </w:rPr>
+        <w:t>%</w:t>
+      </w:r>
+      <w:r>
+        <w:rPr>
+          <w:rFonts w:asciiTheme="minorHAnsi" w:hAnsiTheme="minorHAnsi" w:cstheme="minorHAnsi"/>
+          <w:spacing w:val="-2"/>
+          <w:sz w:val="20"/>
+          <w:szCs w:val="20"/>
+        </w:rPr>
+        <w:t xml:space="preserve"> </w:t>
+      </w:r>
+      <w:r>
+        <w:rPr>
+          <w:rFonts w:asciiTheme="minorHAnsi" w:hAnsiTheme="minorHAnsi" w:cstheme="minorHAnsi"/>
+          <w:sz w:val="20"/>
+          <w:szCs w:val="20"/>
+        </w:rPr>
+        <w:t>of</w:t>
       </w:r>
       <w:r>
         <w:rPr>
@@ -5068,7 +6105,7 @@
           <w:sz w:val="20"/>
           <w:szCs w:val="20"/>
         </w:rPr>
-        <w:t>%</w:t>
+        <w:t>your</w:t>
       </w:r>
       <w:r>
         <w:rPr>
@@ -5085,7 +6122,7 @@
           <w:sz w:val="20"/>
           <w:szCs w:val="20"/>
         </w:rPr>
-        <w:t>of</w:t>
+        <w:t>employees</w:t>
       </w:r>
       <w:r>
         <w:rPr>
@@ -5102,7 +6139,7 @@
           <w:sz w:val="20"/>
           <w:szCs w:val="20"/>
         </w:rPr>
-        <w:t>your</w:t>
+        <w:t>are</w:t>
       </w:r>
       <w:r>
         <w:rPr>
@@ -5119,40 +6156,6 @@
           <w:sz w:val="20"/>
           <w:szCs w:val="20"/>
         </w:rPr>
-        <w:t>employees</w:t>
-      </w:r>
-      <w:r>
-        <w:rPr>
-          <w:rFonts w:asciiTheme="minorHAnsi" w:hAnsiTheme="minorHAnsi" w:cstheme="minorHAnsi"/>
-          <w:spacing w:val="-1"/>
-          <w:sz w:val="20"/>
-          <w:szCs w:val="20"/>
-        </w:rPr>
-        <w:t xml:space="preserve"> </w:t>
-      </w:r>
-      <w:r>
-        <w:rPr>
-          <w:rFonts w:asciiTheme="minorHAnsi" w:hAnsiTheme="minorHAnsi" w:cstheme="minorHAnsi"/>
-          <w:sz w:val="20"/>
-          <w:szCs w:val="20"/>
-        </w:rPr>
-        <w:t>are</w:t>
-      </w:r>
-      <w:r>
-        <w:rPr>
-          <w:rFonts w:asciiTheme="minorHAnsi" w:hAnsiTheme="minorHAnsi" w:cstheme="minorHAnsi"/>
-          <w:spacing w:val="-2"/>
-          <w:sz w:val="20"/>
-          <w:szCs w:val="20"/>
-        </w:rPr>
-        <w:t xml:space="preserve"> </w:t>
-      </w:r>
-      <w:r>
-        <w:rPr>
-          <w:rFonts w:asciiTheme="minorHAnsi" w:hAnsiTheme="minorHAnsi" w:cstheme="minorHAnsi"/>
-          <w:sz w:val="20"/>
-          <w:szCs w:val="20"/>
-        </w:rPr>
         <w:t>on</w:t>
       </w:r>
       <w:r>
@@ -5161,7 +6164,16 @@
           <w:sz w:val="20"/>
           <w:szCs w:val="20"/>
         </w:rPr>
-        <w:t xml:space="preserve"> medication for dyslipidemia.</w:t>
+        <w:t xml:space="preserve"> medication for </w:t>
+      </w:r>
+      <w:r>
+        <w:rPr>
+          <w:rFonts w:asciiTheme="minorHAnsi" w:hAnsiTheme="minorHAnsi" w:cstheme="minorHAnsi"/>
+          <w:sz w:val="20"/>
+          <w:szCs w:val="20"/>
+        </w:rPr>
+        <w:lastRenderedPageBreak/>
+        <w:t>dyslipidemia.</w:t>
       </w:r>
     </w:p>
     <w:p>
@@ -5187,9 +6199,59 @@
           <w:rFonts w:asciiTheme="minorHAnsi" w:hAnsiTheme="minorHAnsi" w:cstheme="minorHAnsi"/>
           <w:sz w:val="20"/>
           <w:szCs w:val="20"/>
-          <w:highlight w:val="magenta"/>
-        </w:rPr>
-        <w:t>__</w:t>
+        </w:rPr>
+        <w:t>{</w:t>
+      </w:r>
+      <w:proofErr w:type="spellStart"/>
+      <w:r>
+        <w:rPr>
+          <w:rFonts w:asciiTheme="minorHAnsi" w:hAnsiTheme="minorHAnsi" w:cstheme="minorHAnsi"/>
+          <w:sz w:val="20"/>
+          <w:szCs w:val="20"/>
+        </w:rPr>
+        <w:t>medication_musculoskeletal_pct</w:t>
+      </w:r>
+      <w:proofErr w:type="spellEnd"/>
+      <w:r>
+        <w:rPr>
+          <w:rFonts w:asciiTheme="minorHAnsi" w:hAnsiTheme="minorHAnsi" w:cstheme="minorHAnsi"/>
+          <w:sz w:val="20"/>
+          <w:szCs w:val="20"/>
+        </w:rPr>
+        <w:t>}</w:t>
+      </w:r>
+      <w:r>
+        <w:rPr>
+          <w:rFonts w:asciiTheme="minorHAnsi" w:hAnsiTheme="minorHAnsi" w:cstheme="minorHAnsi"/>
+          <w:sz w:val="20"/>
+          <w:szCs w:val="20"/>
+        </w:rPr>
+        <w:t xml:space="preserve"> </w:t>
+      </w:r>
+      <w:r>
+        <w:rPr>
+          <w:rFonts w:asciiTheme="minorHAnsi" w:hAnsiTheme="minorHAnsi" w:cstheme="minorHAnsi"/>
+          <w:sz w:val="20"/>
+          <w:szCs w:val="20"/>
+        </w:rPr>
+        <w:t>%</w:t>
+      </w:r>
+      <w:r>
+        <w:rPr>
+          <w:rFonts w:asciiTheme="minorHAnsi" w:hAnsiTheme="minorHAnsi" w:cstheme="minorHAnsi"/>
+          <w:spacing w:val="-2"/>
+          <w:sz w:val="20"/>
+          <w:szCs w:val="20"/>
+        </w:rPr>
+        <w:t xml:space="preserve"> </w:t>
+      </w:r>
+      <w:r>
+        <w:rPr>
+          <w:rFonts w:asciiTheme="minorHAnsi" w:hAnsiTheme="minorHAnsi" w:cstheme="minorHAnsi"/>
+          <w:sz w:val="20"/>
+          <w:szCs w:val="20"/>
+        </w:rPr>
+        <w:t>of</w:t>
       </w:r>
       <w:r>
         <w:rPr>
@@ -5206,7 +6268,7 @@
           <w:sz w:val="20"/>
           <w:szCs w:val="20"/>
         </w:rPr>
-        <w:t>%</w:t>
+        <w:t>your</w:t>
       </w:r>
       <w:r>
         <w:rPr>
@@ -5223,7 +6285,7 @@
           <w:sz w:val="20"/>
           <w:szCs w:val="20"/>
         </w:rPr>
-        <w:t>of</w:t>
+        <w:t>employees</w:t>
       </w:r>
       <w:r>
         <w:rPr>
@@ -5240,7 +6302,7 @@
           <w:sz w:val="20"/>
           <w:szCs w:val="20"/>
         </w:rPr>
-        <w:t>your</w:t>
+        <w:t>are</w:t>
       </w:r>
       <w:r>
         <w:rPr>
@@ -5257,40 +6319,6 @@
           <w:sz w:val="20"/>
           <w:szCs w:val="20"/>
         </w:rPr>
-        <w:t>employees</w:t>
-      </w:r>
-      <w:r>
-        <w:rPr>
-          <w:rFonts w:asciiTheme="minorHAnsi" w:hAnsiTheme="minorHAnsi" w:cstheme="minorHAnsi"/>
-          <w:spacing w:val="-1"/>
-          <w:sz w:val="20"/>
-          <w:szCs w:val="20"/>
-        </w:rPr>
-        <w:t xml:space="preserve"> </w:t>
-      </w:r>
-      <w:r>
-        <w:rPr>
-          <w:rFonts w:asciiTheme="minorHAnsi" w:hAnsiTheme="minorHAnsi" w:cstheme="minorHAnsi"/>
-          <w:sz w:val="20"/>
-          <w:szCs w:val="20"/>
-        </w:rPr>
-        <w:t>are</w:t>
-      </w:r>
-      <w:r>
-        <w:rPr>
-          <w:rFonts w:asciiTheme="minorHAnsi" w:hAnsiTheme="minorHAnsi" w:cstheme="minorHAnsi"/>
-          <w:spacing w:val="-2"/>
-          <w:sz w:val="20"/>
-          <w:szCs w:val="20"/>
-        </w:rPr>
-        <w:t xml:space="preserve"> </w:t>
-      </w:r>
-      <w:r>
-        <w:rPr>
-          <w:rFonts w:asciiTheme="minorHAnsi" w:hAnsiTheme="minorHAnsi" w:cstheme="minorHAnsi"/>
-          <w:sz w:val="20"/>
-          <w:szCs w:val="20"/>
-        </w:rPr>
         <w:t>on</w:t>
       </w:r>
       <w:r>
@@ -5299,7 +6327,25 @@
           <w:sz w:val="20"/>
           <w:szCs w:val="20"/>
         </w:rPr>
-        <w:t xml:space="preserve"> medication for musculo-skeletal problems.</w:t>
+        <w:t xml:space="preserve"> medication for </w:t>
+      </w:r>
+      <w:proofErr w:type="spellStart"/>
+      <w:r>
+        <w:rPr>
+          <w:rFonts w:asciiTheme="minorHAnsi" w:hAnsiTheme="minorHAnsi" w:cstheme="minorHAnsi"/>
+          <w:sz w:val="20"/>
+          <w:szCs w:val="20"/>
+        </w:rPr>
+        <w:t>musculo</w:t>
+      </w:r>
+      <w:proofErr w:type="spellEnd"/>
+      <w:r>
+        <w:rPr>
+          <w:rFonts w:asciiTheme="minorHAnsi" w:hAnsiTheme="minorHAnsi" w:cstheme="minorHAnsi"/>
+          <w:sz w:val="20"/>
+          <w:szCs w:val="20"/>
+        </w:rPr>
+        <w:t>-skeletal problems.</w:t>
       </w:r>
     </w:p>
     <w:p>
@@ -5325,14 +6371,30 @@
           <w:rFonts w:asciiTheme="minorHAnsi" w:hAnsiTheme="minorHAnsi" w:cstheme="minorHAnsi"/>
           <w:sz w:val="20"/>
           <w:szCs w:val="20"/>
-          <w:highlight w:val="magenta"/>
-        </w:rPr>
-        <w:t>__</w:t>
-      </w:r>
-      <w:r>
-        <w:rPr>
-          <w:rFonts w:asciiTheme="minorHAnsi" w:hAnsiTheme="minorHAnsi" w:cstheme="minorHAnsi"/>
-          <w:spacing w:val="-1"/>
+        </w:rPr>
+        <w:t>{</w:t>
+      </w:r>
+      <w:proofErr w:type="spellStart"/>
+      <w:r>
+        <w:rPr>
+          <w:rFonts w:asciiTheme="minorHAnsi" w:hAnsiTheme="minorHAnsi" w:cstheme="minorHAnsi"/>
+          <w:sz w:val="20"/>
+          <w:szCs w:val="20"/>
+        </w:rPr>
+        <w:t>medication_other_pct</w:t>
+      </w:r>
+      <w:proofErr w:type="spellEnd"/>
+      <w:r>
+        <w:rPr>
+          <w:rFonts w:asciiTheme="minorHAnsi" w:hAnsiTheme="minorHAnsi" w:cstheme="minorHAnsi"/>
+          <w:sz w:val="20"/>
+          <w:szCs w:val="20"/>
+        </w:rPr>
+        <w:t>}</w:t>
+      </w:r>
+      <w:r>
+        <w:rPr>
+          <w:rFonts w:asciiTheme="minorHAnsi" w:hAnsiTheme="minorHAnsi" w:cstheme="minorHAnsi"/>
           <w:sz w:val="20"/>
           <w:szCs w:val="20"/>
         </w:rPr>
@@ -5658,41 +6720,35 @@
           <w:rFonts w:asciiTheme="minorHAnsi" w:hAnsiTheme="minorHAnsi" w:cstheme="minorHAnsi"/>
           <w:sz w:val="20"/>
           <w:szCs w:val="20"/>
-        </w:rPr>
-      </w:pPr>
-      <w:r>
-        <w:rPr>
-          <w:rFonts w:asciiTheme="minorHAnsi" w:hAnsiTheme="minorHAnsi" w:cstheme="minorHAnsi"/>
-          <w:sz w:val="20"/>
-          <w:szCs w:val="20"/>
-        </w:rPr>
-        <w:softHyphen/>
-      </w:r>
-      <w:r>
-        <w:rPr>
-          <w:rFonts w:asciiTheme="minorHAnsi" w:hAnsiTheme="minorHAnsi" w:cstheme="minorHAnsi"/>
-          <w:sz w:val="20"/>
-          <w:szCs w:val="20"/>
-        </w:rPr>
-        <w:softHyphen/>
-      </w:r>
-      <w:r>
-        <w:rPr>
-          <w:rFonts w:asciiTheme="minorHAnsi" w:hAnsiTheme="minorHAnsi" w:cstheme="minorHAnsi"/>
-          <w:sz w:val="20"/>
-          <w:szCs w:val="20"/>
-          <w:highlight w:val="magenta"/>
-        </w:rPr>
-        <w:t>__</w:t>
-      </w:r>
-      <w:r>
-        <w:rPr>
-          <w:rFonts w:asciiTheme="minorHAnsi" w:hAnsiTheme="minorHAnsi" w:cstheme="minorHAnsi"/>
-          <w:spacing w:val="-1"/>
-          <w:sz w:val="20"/>
-          <w:szCs w:val="20"/>
-        </w:rPr>
-        <w:t xml:space="preserve"> </w:t>
+          <w:lang w:val="en-AE"/>
+        </w:rPr>
+      </w:pPr>
+      <w:r>
+        <w:rPr>
+          <w:rFonts w:asciiTheme="minorHAnsi" w:hAnsiTheme="minorHAnsi" w:cstheme="minorHAnsi"/>
+          <w:sz w:val="20"/>
+          <w:szCs w:val="20"/>
+        </w:rPr>
+        <w:t>{</w:t>
+      </w:r>
+      <w:proofErr w:type="spellStart"/>
+      <w:r>
+        <w:rPr>
+          <w:rFonts w:asciiTheme="minorHAnsi" w:hAnsiTheme="minorHAnsi" w:cstheme="minorHAnsi"/>
+          <w:sz w:val="20"/>
+          <w:szCs w:val="20"/>
+          <w:lang w:val="en-AE"/>
+        </w:rPr>
+        <w:t>fbs_pre_pct</w:t>
+      </w:r>
+      <w:proofErr w:type="spellEnd"/>
+      <w:r>
+        <w:rPr>
+          <w:rFonts w:asciiTheme="minorHAnsi" w:hAnsiTheme="minorHAnsi" w:cstheme="minorHAnsi"/>
+          <w:sz w:val="20"/>
+          <w:szCs w:val="20"/>
+        </w:rPr>
+        <w:t xml:space="preserve">} </w:t>
       </w:r>
       <w:r>
         <w:rPr>
@@ -5914,6 +6970,7 @@
           <w:rFonts w:asciiTheme="minorHAnsi" w:hAnsiTheme="minorHAnsi" w:cstheme="minorHAnsi"/>
           <w:sz w:val="20"/>
           <w:szCs w:val="20"/>
+          <w:lang w:val="en-AE"/>
         </w:rPr>
       </w:pPr>
       <w:r>
@@ -5937,18 +6994,27 @@
           <w:rFonts w:asciiTheme="minorHAnsi" w:hAnsiTheme="minorHAnsi" w:cstheme="minorHAnsi"/>
           <w:sz w:val="20"/>
           <w:szCs w:val="20"/>
-          <w:highlight w:val="magenta"/>
-        </w:rPr>
-        <w:t>__</w:t>
-      </w:r>
-      <w:r>
-        <w:rPr>
-          <w:rFonts w:asciiTheme="minorHAnsi" w:hAnsiTheme="minorHAnsi" w:cstheme="minorHAnsi"/>
-          <w:spacing w:val="-1"/>
-          <w:sz w:val="20"/>
-          <w:szCs w:val="20"/>
-        </w:rPr>
-        <w:t xml:space="preserve"> </w:t>
+        </w:rPr>
+        <w:t>{</w:t>
+      </w:r>
+      <w:proofErr w:type="spellStart"/>
+      <w:r>
+        <w:rPr>
+          <w:rFonts w:asciiTheme="minorHAnsi" w:hAnsiTheme="minorHAnsi" w:cstheme="minorHAnsi"/>
+          <w:sz w:val="20"/>
+          <w:szCs w:val="20"/>
+          <w:lang w:val="en-AE"/>
+        </w:rPr>
+        <w:t>fbs_mod_pct</w:t>
+      </w:r>
+      <w:proofErr w:type="spellEnd"/>
+      <w:r>
+        <w:rPr>
+          <w:rFonts w:asciiTheme="minorHAnsi" w:hAnsiTheme="minorHAnsi" w:cstheme="minorHAnsi"/>
+          <w:sz w:val="20"/>
+          <w:szCs w:val="20"/>
+        </w:rPr>
+        <w:t xml:space="preserve">} </w:t>
       </w:r>
       <w:r>
         <w:rPr>
@@ -6095,6 +7161,7 @@
           <w:rFonts w:asciiTheme="minorHAnsi" w:hAnsiTheme="minorHAnsi" w:cstheme="minorHAnsi"/>
           <w:sz w:val="20"/>
           <w:szCs w:val="20"/>
+          <w:lang w:val="en-AE"/>
         </w:rPr>
       </w:pPr>
       <w:r>
@@ -6118,18 +7185,27 @@
           <w:rFonts w:asciiTheme="minorHAnsi" w:hAnsiTheme="minorHAnsi" w:cstheme="minorHAnsi"/>
           <w:sz w:val="20"/>
           <w:szCs w:val="20"/>
-          <w:highlight w:val="magenta"/>
-        </w:rPr>
-        <w:t>__</w:t>
-      </w:r>
-      <w:r>
-        <w:rPr>
-          <w:rFonts w:asciiTheme="minorHAnsi" w:hAnsiTheme="minorHAnsi" w:cstheme="minorHAnsi"/>
-          <w:spacing w:val="-1"/>
-          <w:sz w:val="20"/>
-          <w:szCs w:val="20"/>
-        </w:rPr>
-        <w:t xml:space="preserve"> </w:t>
+        </w:rPr>
+        <w:t>{</w:t>
+      </w:r>
+      <w:proofErr w:type="spellStart"/>
+      <w:r>
+        <w:rPr>
+          <w:rFonts w:asciiTheme="minorHAnsi" w:hAnsiTheme="minorHAnsi" w:cstheme="minorHAnsi"/>
+          <w:sz w:val="20"/>
+          <w:szCs w:val="20"/>
+          <w:lang w:val="en-AE"/>
+        </w:rPr>
+        <w:t>fbs_dia_pct</w:t>
+      </w:r>
+      <w:proofErr w:type="spellEnd"/>
+      <w:r>
+        <w:rPr>
+          <w:rFonts w:asciiTheme="minorHAnsi" w:hAnsiTheme="minorHAnsi" w:cstheme="minorHAnsi"/>
+          <w:sz w:val="20"/>
+          <w:szCs w:val="20"/>
+        </w:rPr>
+        <w:t xml:space="preserve">} </w:t>
       </w:r>
       <w:r>
         <w:rPr>
@@ -6365,14 +7441,30 @@
           <w:rFonts w:asciiTheme="minorHAnsi" w:hAnsiTheme="minorHAnsi" w:cstheme="minorHAnsi"/>
           <w:sz w:val="20"/>
           <w:szCs w:val="20"/>
-          <w:highlight w:val="magenta"/>
-        </w:rPr>
-        <w:t>__</w:t>
-      </w:r>
-      <w:r>
-        <w:rPr>
-          <w:rFonts w:asciiTheme="minorHAnsi" w:hAnsiTheme="minorHAnsi" w:cstheme="minorHAnsi"/>
-          <w:spacing w:val="-1"/>
+        </w:rPr>
+        <w:t>{</w:t>
+      </w:r>
+      <w:proofErr w:type="spellStart"/>
+      <w:r>
+        <w:rPr>
+          <w:rFonts w:asciiTheme="minorHAnsi" w:hAnsiTheme="minorHAnsi" w:cstheme="minorHAnsi"/>
+          <w:sz w:val="20"/>
+          <w:szCs w:val="20"/>
+        </w:rPr>
+        <w:t>rbs_pre_pct</w:t>
+      </w:r>
+      <w:proofErr w:type="spellEnd"/>
+      <w:r>
+        <w:rPr>
+          <w:rFonts w:asciiTheme="minorHAnsi" w:hAnsiTheme="minorHAnsi" w:cstheme="minorHAnsi"/>
+          <w:sz w:val="20"/>
+          <w:szCs w:val="20"/>
+        </w:rPr>
+        <w:t>}</w:t>
+      </w:r>
+      <w:r>
+        <w:rPr>
+          <w:rFonts w:asciiTheme="minorHAnsi" w:hAnsiTheme="minorHAnsi" w:cstheme="minorHAnsi"/>
           <w:sz w:val="20"/>
           <w:szCs w:val="20"/>
         </w:rPr>
@@ -6630,14 +7722,30 @@
           <w:rFonts w:asciiTheme="minorHAnsi" w:hAnsiTheme="minorHAnsi" w:cstheme="minorHAnsi"/>
           <w:sz w:val="20"/>
           <w:szCs w:val="20"/>
-          <w:highlight w:val="magenta"/>
-        </w:rPr>
-        <w:t>__</w:t>
-      </w:r>
-      <w:r>
-        <w:rPr>
-          <w:rFonts w:asciiTheme="minorHAnsi" w:hAnsiTheme="minorHAnsi" w:cstheme="minorHAnsi"/>
-          <w:spacing w:val="-1"/>
+        </w:rPr>
+        <w:t>{</w:t>
+      </w:r>
+      <w:proofErr w:type="spellStart"/>
+      <w:r>
+        <w:rPr>
+          <w:rFonts w:asciiTheme="minorHAnsi" w:hAnsiTheme="minorHAnsi" w:cstheme="minorHAnsi"/>
+          <w:sz w:val="20"/>
+          <w:szCs w:val="20"/>
+        </w:rPr>
+        <w:t>rbs_mod_pct</w:t>
+      </w:r>
+      <w:proofErr w:type="spellEnd"/>
+      <w:r>
+        <w:rPr>
+          <w:rFonts w:asciiTheme="minorHAnsi" w:hAnsiTheme="minorHAnsi" w:cstheme="minorHAnsi"/>
+          <w:sz w:val="20"/>
+          <w:szCs w:val="20"/>
+        </w:rPr>
+        <w:t>}</w:t>
+      </w:r>
+      <w:r>
+        <w:rPr>
+          <w:rFonts w:asciiTheme="minorHAnsi" w:hAnsiTheme="minorHAnsi" w:cstheme="minorHAnsi"/>
           <w:sz w:val="20"/>
           <w:szCs w:val="20"/>
         </w:rPr>
@@ -6847,11 +7955,31 @@
       <w:r>
         <w:rPr>
           <w:rFonts w:asciiTheme="minorHAnsi" w:hAnsiTheme="minorHAnsi" w:cstheme="minorHAnsi"/>
-          <w:sz w:val="20"/>
-          <w:szCs w:val="20"/>
-          <w:highlight w:val="magenta"/>
-        </w:rPr>
-        <w:t>__</w:t>
+          <w:spacing w:val="-1"/>
+          <w:sz w:val="20"/>
+          <w:szCs w:val="20"/>
+        </w:rPr>
+        <w:t>{</w:t>
+      </w:r>
+      <w:proofErr w:type="spellStart"/>
+      <w:r>
+        <w:rPr>
+          <w:rFonts w:asciiTheme="minorHAnsi" w:hAnsiTheme="minorHAnsi" w:cstheme="minorHAnsi"/>
+          <w:spacing w:val="-1"/>
+          <w:sz w:val="20"/>
+          <w:szCs w:val="20"/>
+        </w:rPr>
+        <w:t>rbs_dia_pct</w:t>
+      </w:r>
+      <w:proofErr w:type="spellEnd"/>
+      <w:r>
+        <w:rPr>
+          <w:rFonts w:asciiTheme="minorHAnsi" w:hAnsiTheme="minorHAnsi" w:cstheme="minorHAnsi"/>
+          <w:spacing w:val="-1"/>
+          <w:sz w:val="20"/>
+          <w:szCs w:val="20"/>
+        </w:rPr>
+        <w:t>}</w:t>
       </w:r>
       <w:r>
         <w:rPr>
@@ -7124,6 +8252,7 @@
           <w:rFonts w:asciiTheme="minorHAnsi" w:hAnsiTheme="minorHAnsi" w:cstheme="minorHAnsi"/>
           <w:sz w:val="20"/>
           <w:szCs w:val="20"/>
+          <w:lang w:val="en-AE"/>
         </w:rPr>
       </w:pPr>
       <w:r>
@@ -7212,9 +8341,27 @@
           <w:rFonts w:asciiTheme="minorHAnsi" w:hAnsiTheme="minorHAnsi" w:cstheme="minorHAnsi"/>
           <w:sz w:val="20"/>
           <w:szCs w:val="20"/>
-          <w:highlight w:val="magenta"/>
-        </w:rPr>
-        <w:t>__</w:t>
+        </w:rPr>
+        <w:t>{</w:t>
+      </w:r>
+      <w:proofErr w:type="spellStart"/>
+      <w:r>
+        <w:rPr>
+          <w:rFonts w:asciiTheme="minorHAnsi" w:hAnsiTheme="minorHAnsi" w:cstheme="minorHAnsi"/>
+          <w:sz w:val="20"/>
+          <w:szCs w:val="20"/>
+          <w:lang w:val="en-AE"/>
+        </w:rPr>
+        <w:t>pre_hypertensive_pct</w:t>
+      </w:r>
+      <w:proofErr w:type="spellEnd"/>
+      <w:r>
+        <w:rPr>
+          <w:rFonts w:asciiTheme="minorHAnsi" w:hAnsiTheme="minorHAnsi" w:cstheme="minorHAnsi"/>
+          <w:sz w:val="20"/>
+          <w:szCs w:val="20"/>
+        </w:rPr>
+        <w:t>}</w:t>
       </w:r>
       <w:r>
         <w:rPr>
@@ -7519,6 +8666,7 @@
           <w:rFonts w:asciiTheme="minorHAnsi" w:hAnsiTheme="minorHAnsi" w:cstheme="minorHAnsi"/>
           <w:sz w:val="20"/>
           <w:szCs w:val="20"/>
+          <w:lang w:val="en-AE"/>
         </w:rPr>
       </w:pPr>
       <w:r>
@@ -7542,14 +8690,29 @@
           <w:rFonts w:asciiTheme="minorHAnsi" w:hAnsiTheme="minorHAnsi" w:cstheme="minorHAnsi"/>
           <w:sz w:val="20"/>
           <w:szCs w:val="20"/>
-          <w:highlight w:val="magenta"/>
-        </w:rPr>
-        <w:t>__</w:t>
-      </w:r>
-      <w:r>
-        <w:rPr>
-          <w:rFonts w:asciiTheme="minorHAnsi" w:hAnsiTheme="minorHAnsi" w:cstheme="minorHAnsi"/>
-          <w:spacing w:val="-1"/>
+        </w:rPr>
+        <w:t>{</w:t>
+      </w:r>
+      <w:r>
+        <w:rPr>
+          <w:rFonts w:asciiTheme="minorHAnsi" w:hAnsiTheme="minorHAnsi" w:cstheme="minorHAnsi"/>
+          <w:sz w:val="20"/>
+          <w:szCs w:val="20"/>
+          <w:lang w:val="en-AE"/>
+        </w:rPr>
+        <w:t>gr1_hypertensive_pct</w:t>
+      </w:r>
+      <w:r>
+        <w:rPr>
+          <w:rFonts w:asciiTheme="minorHAnsi" w:hAnsiTheme="minorHAnsi" w:cstheme="minorHAnsi"/>
+          <w:sz w:val="20"/>
+          <w:szCs w:val="20"/>
+        </w:rPr>
+        <w:t>}</w:t>
+      </w:r>
+      <w:r>
+        <w:rPr>
+          <w:rFonts w:asciiTheme="minorHAnsi" w:hAnsiTheme="minorHAnsi" w:cstheme="minorHAnsi"/>
           <w:sz w:val="20"/>
           <w:szCs w:val="20"/>
         </w:rPr>
@@ -7792,6 +8955,7 @@
           <w:rFonts w:asciiTheme="minorHAnsi" w:hAnsiTheme="minorHAnsi" w:cstheme="minorHAnsi"/>
           <w:sz w:val="20"/>
           <w:szCs w:val="20"/>
+          <w:lang w:val="en-AE"/>
         </w:rPr>
       </w:pPr>
       <w:r>
@@ -7808,16 +8972,43 @@
           <w:sz w:val="20"/>
           <w:szCs w:val="20"/>
         </w:rPr>
-        <w:softHyphen/>
-      </w:r>
-      <w:r>
-        <w:rPr>
-          <w:rFonts w:asciiTheme="minorHAnsi" w:hAnsiTheme="minorHAnsi" w:cstheme="minorHAnsi"/>
-          <w:sz w:val="20"/>
-          <w:szCs w:val="20"/>
-          <w:highlight w:val="magenta"/>
-        </w:rPr>
-        <w:t>__</w:t>
+        <w:t>{</w:t>
+      </w:r>
+      <w:r>
+        <w:rPr>
+          <w:rFonts w:asciiTheme="minorHAnsi" w:hAnsiTheme="minorHAnsi" w:cstheme="minorHAnsi"/>
+          <w:sz w:val="20"/>
+          <w:szCs w:val="20"/>
+          <w:lang w:val="en-AE"/>
+        </w:rPr>
+        <w:t>gr</w:t>
+      </w:r>
+      <w:r>
+        <w:rPr>
+          <w:rFonts w:asciiTheme="minorHAnsi" w:hAnsiTheme="minorHAnsi" w:cstheme="minorHAnsi"/>
+          <w:sz w:val="20"/>
+          <w:szCs w:val="20"/>
+          <w:lang w:val="en-AE"/>
+        </w:rPr>
+        <w:t>2</w:t>
+      </w:r>
+      <w:r>
+        <w:rPr>
+          <w:rFonts w:asciiTheme="minorHAnsi" w:hAnsiTheme="minorHAnsi" w:cstheme="minorHAnsi"/>
+          <w:sz w:val="20"/>
+          <w:szCs w:val="20"/>
+          <w:lang w:val="en-AE"/>
+        </w:rPr>
+        <w:t>_hypertensive_pct</w:t>
+      </w:r>
+      <w:r>
+        <w:rPr>
+          <w:rFonts w:asciiTheme="minorHAnsi" w:hAnsiTheme="minorHAnsi" w:cstheme="minorHAnsi"/>
+          <w:sz w:val="20"/>
+          <w:szCs w:val="20"/>
+          <w:lang w:val="en-AE"/>
+        </w:rPr>
+        <w:t>}</w:t>
       </w:r>
       <w:r>
         <w:rPr>
@@ -8089,11 +9280,29 @@
       <w:r>
         <w:rPr>
           <w:rFonts w:asciiTheme="minorHAnsi" w:hAnsiTheme="minorHAnsi" w:cstheme="minorHAnsi"/>
-          <w:sz w:val="20"/>
-          <w:szCs w:val="20"/>
-          <w:highlight w:val="magenta"/>
-        </w:rPr>
-        <w:t>__</w:t>
+          <w:spacing w:val="-1"/>
+          <w:sz w:val="20"/>
+          <w:szCs w:val="20"/>
+        </w:rPr>
+        <w:t>{</w:t>
+      </w:r>
+      <w:r>
+        <w:rPr>
+          <w:rFonts w:asciiTheme="minorHAnsi" w:hAnsiTheme="minorHAnsi" w:cstheme="minorHAnsi"/>
+          <w:spacing w:val="-1"/>
+          <w:sz w:val="20"/>
+          <w:szCs w:val="20"/>
+        </w:rPr>
+        <w:t>gr3_hypertensive_pct</w:t>
+      </w:r>
+      <w:r>
+        <w:rPr>
+          <w:rFonts w:asciiTheme="minorHAnsi" w:hAnsiTheme="minorHAnsi" w:cstheme="minorHAnsi"/>
+          <w:spacing w:val="-1"/>
+          <w:sz w:val="20"/>
+          <w:szCs w:val="20"/>
+        </w:rPr>
+        <w:t>}</w:t>
       </w:r>
       <w:r>
         <w:rPr>
@@ -8525,11 +9734,31 @@
       <w:r>
         <w:rPr>
           <w:rFonts w:asciiTheme="minorHAnsi" w:hAnsiTheme="minorHAnsi" w:cstheme="minorHAnsi"/>
-          <w:sz w:val="20"/>
-          <w:szCs w:val="20"/>
-          <w:highlight w:val="magenta"/>
-        </w:rPr>
-        <w:t>__</w:t>
+          <w:spacing w:val="-1"/>
+          <w:sz w:val="20"/>
+          <w:szCs w:val="20"/>
+        </w:rPr>
+        <w:t>{</w:t>
+      </w:r>
+      <w:proofErr w:type="spellStart"/>
+      <w:r>
+        <w:rPr>
+          <w:rFonts w:asciiTheme="minorHAnsi" w:hAnsiTheme="minorHAnsi" w:cstheme="minorHAnsi"/>
+          <w:spacing w:val="-1"/>
+          <w:sz w:val="20"/>
+          <w:szCs w:val="20"/>
+        </w:rPr>
+        <w:t>borderline_hyperlipidemia_pct</w:t>
+      </w:r>
+      <w:proofErr w:type="spellEnd"/>
+      <w:r>
+        <w:rPr>
+          <w:rFonts w:asciiTheme="minorHAnsi" w:hAnsiTheme="minorHAnsi" w:cstheme="minorHAnsi"/>
+          <w:spacing w:val="-1"/>
+          <w:sz w:val="20"/>
+          <w:szCs w:val="20"/>
+        </w:rPr>
+        <w:t>}</w:t>
       </w:r>
       <w:r>
         <w:rPr>
@@ -8700,18 +9929,26 @@
           <w:rFonts w:asciiTheme="minorHAnsi" w:hAnsiTheme="minorHAnsi" w:cstheme="minorHAnsi"/>
           <w:sz w:val="20"/>
           <w:szCs w:val="20"/>
-          <w:highlight w:val="magenta"/>
-        </w:rPr>
-        <w:t>__</w:t>
-      </w:r>
-      <w:r>
-        <w:rPr>
-          <w:rFonts w:asciiTheme="minorHAnsi" w:hAnsiTheme="minorHAnsi" w:cstheme="minorHAnsi"/>
-          <w:spacing w:val="-1"/>
-          <w:sz w:val="20"/>
-          <w:szCs w:val="20"/>
-        </w:rPr>
-        <w:t xml:space="preserve"> </w:t>
+        </w:rPr>
+        <w:t>{</w:t>
+      </w:r>
+      <w:proofErr w:type="spellStart"/>
+      <w:r>
+        <w:rPr>
+          <w:rFonts w:asciiTheme="minorHAnsi" w:hAnsiTheme="minorHAnsi" w:cstheme="minorHAnsi"/>
+          <w:sz w:val="20"/>
+          <w:szCs w:val="20"/>
+        </w:rPr>
+        <w:t>moderate_hyperlipidemia_pct</w:t>
+      </w:r>
+      <w:proofErr w:type="spellEnd"/>
+      <w:r>
+        <w:rPr>
+          <w:rFonts w:asciiTheme="minorHAnsi" w:hAnsiTheme="minorHAnsi" w:cstheme="minorHAnsi"/>
+          <w:sz w:val="20"/>
+          <w:szCs w:val="20"/>
+        </w:rPr>
+        <w:t xml:space="preserve">} </w:t>
       </w:r>
       <w:r>
         <w:rPr>
@@ -8874,14 +10111,30 @@
           <w:rFonts w:asciiTheme="minorHAnsi" w:hAnsiTheme="minorHAnsi" w:cstheme="minorHAnsi"/>
           <w:sz w:val="20"/>
           <w:szCs w:val="20"/>
-          <w:highlight w:val="magenta"/>
-        </w:rPr>
-        <w:t>__</w:t>
-      </w:r>
-      <w:r>
-        <w:rPr>
-          <w:rFonts w:asciiTheme="minorHAnsi" w:hAnsiTheme="minorHAnsi" w:cstheme="minorHAnsi"/>
-          <w:spacing w:val="-1"/>
+        </w:rPr>
+        <w:t>{</w:t>
+      </w:r>
+      <w:proofErr w:type="spellStart"/>
+      <w:r>
+        <w:rPr>
+          <w:rFonts w:asciiTheme="minorHAnsi" w:hAnsiTheme="minorHAnsi" w:cstheme="minorHAnsi"/>
+          <w:sz w:val="20"/>
+          <w:szCs w:val="20"/>
+        </w:rPr>
+        <w:t>hyperlipidemia_pct</w:t>
+      </w:r>
+      <w:proofErr w:type="spellEnd"/>
+      <w:r>
+        <w:rPr>
+          <w:rFonts w:asciiTheme="minorHAnsi" w:hAnsiTheme="minorHAnsi" w:cstheme="minorHAnsi"/>
+          <w:sz w:val="20"/>
+          <w:szCs w:val="20"/>
+        </w:rPr>
+        <w:t>}</w:t>
+      </w:r>
+      <w:r>
+        <w:rPr>
+          <w:rFonts w:asciiTheme="minorHAnsi" w:hAnsiTheme="minorHAnsi" w:cstheme="minorHAnsi"/>
           <w:sz w:val="20"/>
           <w:szCs w:val="20"/>
         </w:rPr>
@@ -9083,6 +10336,7 @@
           <w:sz w:val="20"/>
           <w:szCs w:val="20"/>
         </w:rPr>
+        <w:lastRenderedPageBreak/>
         <w:t>Cardiac</w:t>
       </w:r>
       <w:r>
@@ -9121,29 +10375,38 @@
           <w:tab w:val="left" w:pos="719"/>
         </w:tabs>
         <w:spacing w:before="199" w:line="196" w:lineRule="auto"/>
-        <w:ind w:left="719" w:right="501"/>
-        <w:rPr>
-          <w:rFonts w:asciiTheme="minorHAnsi" w:hAnsiTheme="minorHAnsi" w:cstheme="minorHAnsi"/>
-          <w:sz w:val="20"/>
-          <w:szCs w:val="20"/>
-        </w:rPr>
-      </w:pPr>
-      <w:r>
-        <w:rPr>
-          <w:rFonts w:asciiTheme="minorHAnsi" w:hAnsiTheme="minorHAnsi" w:cstheme="minorHAnsi"/>
-          <w:sz w:val="20"/>
-          <w:szCs w:val="20"/>
-        </w:rPr>
-        <w:tab/>
-      </w:r>
-      <w:r>
-        <w:rPr>
-          <w:rFonts w:asciiTheme="minorHAnsi" w:hAnsiTheme="minorHAnsi" w:cstheme="minorHAnsi"/>
-          <w:sz w:val="20"/>
-          <w:szCs w:val="20"/>
-          <w:highlight w:val="magenta"/>
-        </w:rPr>
-        <w:t>__</w:t>
+        <w:ind w:left="709" w:right="501"/>
+        <w:rPr>
+          <w:rFonts w:asciiTheme="minorHAnsi" w:hAnsiTheme="minorHAnsi" w:cstheme="minorHAnsi"/>
+          <w:sz w:val="20"/>
+          <w:szCs w:val="20"/>
+        </w:rPr>
+      </w:pPr>
+      <w:r>
+        <w:rPr>
+          <w:rFonts w:asciiTheme="minorHAnsi" w:hAnsiTheme="minorHAnsi" w:cstheme="minorHAnsi"/>
+          <w:sz w:val="20"/>
+          <w:szCs w:val="20"/>
+        </w:rPr>
+        <w:t>{</w:t>
+      </w:r>
+      <w:proofErr w:type="spellStart"/>
+      <w:r>
+        <w:rPr>
+          <w:rFonts w:asciiTheme="minorHAnsi" w:hAnsiTheme="minorHAnsi" w:cstheme="minorHAnsi"/>
+          <w:sz w:val="20"/>
+          <w:szCs w:val="20"/>
+        </w:rPr>
+        <w:t>cardiac_risk_pct</w:t>
+      </w:r>
+      <w:proofErr w:type="spellEnd"/>
+      <w:r>
+        <w:rPr>
+          <w:rFonts w:asciiTheme="minorHAnsi" w:hAnsiTheme="minorHAnsi" w:cstheme="minorHAnsi"/>
+          <w:sz w:val="20"/>
+          <w:szCs w:val="20"/>
+        </w:rPr>
+        <w:t>}</w:t>
       </w:r>
       <w:r>
         <w:rPr>
@@ -9306,6 +10569,14 @@
           <w:szCs w:val="20"/>
         </w:rPr>
         <w:t>a</w:t>
+      </w:r>
+      <w:r>
+        <w:rPr>
+          <w:rFonts w:asciiTheme="minorHAnsi" w:hAnsiTheme="minorHAnsi" w:cstheme="minorHAnsi"/>
+          <w:sz w:val="20"/>
+          <w:szCs w:val="20"/>
+        </w:rPr>
+        <w:t xml:space="preserve"> </w:t>
       </w:r>
       <w:r>
         <w:rPr>
@@ -10296,9 +11567,32 @@
           <w:rFonts w:asciiTheme="minorHAnsi" w:hAnsiTheme="minorHAnsi" w:cstheme="minorHAnsi"/>
           <w:sz w:val="20"/>
           <w:szCs w:val="20"/>
-          <w:highlight w:val="magenta"/>
-        </w:rPr>
-        <w:t>____</w:t>
+        </w:rPr>
+        <w:t>{</w:t>
+      </w:r>
+      <w:r>
+        <w:rPr>
+          <w:rFonts w:asciiTheme="minorHAnsi" w:hAnsiTheme="minorHAnsi" w:cstheme="minorHAnsi"/>
+          <w:sz w:val="20"/>
+          <w:szCs w:val="20"/>
+        </w:rPr>
+        <w:t>count</w:t>
+      </w:r>
+      <w:r>
+        <w:rPr>
+          <w:rFonts w:asciiTheme="minorHAnsi" w:hAnsiTheme="minorHAnsi" w:cstheme="minorHAnsi"/>
+          <w:sz w:val="20"/>
+          <w:szCs w:val="20"/>
+        </w:rPr>
+        <w:t>}</w:t>
+      </w:r>
+      <w:r>
+        <w:rPr>
+          <w:rFonts w:asciiTheme="minorHAnsi" w:hAnsiTheme="minorHAnsi" w:cstheme="minorHAnsi"/>
+          <w:sz w:val="20"/>
+          <w:szCs w:val="20"/>
+        </w:rPr>
+        <w:t xml:space="preserve"> </w:t>
       </w:r>
       <w:r>
         <w:rPr>
@@ -10460,9 +11754,26 @@
           <w:rFonts w:asciiTheme="minorHAnsi" w:hAnsiTheme="minorHAnsi" w:cstheme="minorHAnsi"/>
           <w:sz w:val="20"/>
           <w:szCs w:val="20"/>
-          <w:highlight w:val="magenta"/>
-        </w:rPr>
-        <w:t>____</w:t>
+        </w:rPr>
+        <w:t>{</w:t>
+      </w:r>
+      <w:proofErr w:type="spellStart"/>
+      <w:r>
+        <w:rPr>
+          <w:rFonts w:asciiTheme="minorHAnsi" w:hAnsiTheme="minorHAnsi" w:cstheme="minorHAnsi"/>
+          <w:sz w:val="20"/>
+          <w:szCs w:val="20"/>
+        </w:rPr>
+        <w:t>cardiac_risk_pct</w:t>
+      </w:r>
+      <w:proofErr w:type="spellEnd"/>
+      <w:r>
+        <w:rPr>
+          <w:rFonts w:asciiTheme="minorHAnsi" w:hAnsiTheme="minorHAnsi" w:cstheme="minorHAnsi"/>
+          <w:sz w:val="20"/>
+          <w:szCs w:val="20"/>
+        </w:rPr>
+        <w:t>}</w:t>
       </w:r>
       <w:r>
         <w:rPr>
@@ -10690,14 +12001,39 @@
       <w:r>
         <w:rPr>
           <w:rFonts w:asciiTheme="minorHAnsi" w:hAnsiTheme="minorHAnsi" w:cstheme="minorHAnsi"/>
-          <w:sz w:val="20"/>
-          <w:szCs w:val="20"/>
-          <w:highlight w:val="magenta"/>
-        </w:rPr>
-        <w:t>____</w:t>
-      </w:r>
-      <w:r>
-        <w:rPr>
+          <w:spacing w:val="-2"/>
+          <w:sz w:val="20"/>
+          <w:szCs w:val="20"/>
+        </w:rPr>
+        <w:t>{</w:t>
+      </w:r>
+      <w:proofErr w:type="spellStart"/>
+      <w:r>
+        <w:rPr>
+          <w:rStyle w:val="Strong"/>
+          <w:rFonts w:asciiTheme="minorHAnsi" w:hAnsiTheme="minorHAnsi" w:cstheme="minorHAnsi"/>
+          <w:b w:val="0"/>
+          <w:bCs w:val="0"/>
+          <w:sz w:val="20"/>
+          <w:szCs w:val="20"/>
+        </w:rPr>
+        <w:t>overall_stress_pct</w:t>
+      </w:r>
+      <w:proofErr w:type="spellEnd"/>
+      <w:r>
+        <w:rPr>
+          <w:rStyle w:val="Strong"/>
+          <w:rFonts w:asciiTheme="minorHAnsi" w:hAnsiTheme="minorHAnsi" w:cstheme="minorHAnsi"/>
+          <w:b w:val="0"/>
+          <w:bCs w:val="0"/>
+          <w:sz w:val="20"/>
+          <w:szCs w:val="20"/>
+        </w:rPr>
+        <w:t>}</w:t>
+      </w:r>
+      <w:r>
+        <w:rPr>
+          <w:rStyle w:val="Strong"/>
           <w:rFonts w:asciiTheme="minorHAnsi" w:hAnsiTheme="minorHAnsi" w:cstheme="minorHAnsi"/>
           <w:sz w:val="20"/>
           <w:szCs w:val="20"/>
@@ -11156,9 +12492,24 @@
           <w:rFonts w:asciiTheme="minorHAnsi" w:hAnsiTheme="minorHAnsi" w:cstheme="minorHAnsi"/>
           <w:sz w:val="20"/>
           <w:szCs w:val="20"/>
-          <w:highlight w:val="magenta"/>
-        </w:rPr>
-        <w:t>____</w:t>
+        </w:rPr>
+        <w:t>{</w:t>
+      </w:r>
+      <w:r>
+        <w:rPr>
+          <w:rFonts w:asciiTheme="minorHAnsi" w:hAnsiTheme="minorHAnsi" w:cstheme="minorHAnsi"/>
+          <w:sz w:val="20"/>
+          <w:szCs w:val="20"/>
+        </w:rPr>
+        <w:t>bmi_above_25_1_pct</w:t>
+      </w:r>
+      <w:r>
+        <w:rPr>
+          <w:rFonts w:asciiTheme="minorHAnsi" w:hAnsiTheme="minorHAnsi" w:cstheme="minorHAnsi"/>
+          <w:sz w:val="20"/>
+          <w:szCs w:val="20"/>
+        </w:rPr>
+        <w:t>}</w:t>
       </w:r>
       <w:r>
         <w:rPr>
@@ -11417,9 +12768,24 @@
           <w:rFonts w:asciiTheme="minorHAnsi" w:hAnsiTheme="minorHAnsi" w:cstheme="minorHAnsi"/>
           <w:sz w:val="20"/>
           <w:szCs w:val="20"/>
-          <w:highlight w:val="magenta"/>
-        </w:rPr>
-        <w:t>____</w:t>
+        </w:rPr>
+        <w:t>{</w:t>
+      </w:r>
+      <w:r>
+        <w:rPr>
+          <w:rFonts w:asciiTheme="minorHAnsi" w:hAnsiTheme="minorHAnsi" w:cstheme="minorHAnsi"/>
+          <w:sz w:val="20"/>
+          <w:szCs w:val="20"/>
+        </w:rPr>
+        <w:t>bmi_above_25_1_pct</w:t>
+      </w:r>
+      <w:r>
+        <w:rPr>
+          <w:rFonts w:asciiTheme="minorHAnsi" w:hAnsiTheme="minorHAnsi" w:cstheme="minorHAnsi"/>
+          <w:sz w:val="20"/>
+          <w:szCs w:val="20"/>
+        </w:rPr>
+        <w:t>}</w:t>
       </w:r>
       <w:r>
         <w:rPr>
@@ -11881,46 +13247,32 @@
         <w:rPr>
           <w:rFonts w:asciiTheme="minorHAnsi" w:hAnsiTheme="minorHAnsi" w:cstheme="minorHAnsi"/>
         </w:rPr>
-        <w:softHyphen/>
-      </w:r>
-      <w:r>
-        <w:rPr>
-          <w:rFonts w:asciiTheme="minorHAnsi" w:hAnsiTheme="minorHAnsi" w:cstheme="minorHAnsi"/>
-        </w:rPr>
-        <w:softHyphen/>
-      </w:r>
-      <w:r>
-        <w:rPr>
-          <w:rFonts w:asciiTheme="minorHAnsi" w:hAnsiTheme="minorHAnsi" w:cstheme="minorHAnsi"/>
-        </w:rPr>
-        <w:softHyphen/>
-      </w:r>
-      <w:r>
-        <w:rPr>
-          <w:rFonts w:asciiTheme="minorHAnsi" w:hAnsiTheme="minorHAnsi" w:cstheme="minorHAnsi"/>
-        </w:rPr>
-        <w:softHyphen/>
-        <w:t xml:space="preserve">_____ </w:t>
-      </w:r>
-      <w:r>
-        <w:rPr>
-          <w:rFonts w:asciiTheme="minorHAnsi" w:hAnsiTheme="minorHAnsi" w:cstheme="minorHAnsi"/>
-        </w:rPr>
-        <w:t>, 20</w:t>
-      </w:r>
-      <w:r>
-        <w:rPr>
-          <w:rFonts w:asciiTheme="minorHAnsi" w:hAnsiTheme="minorHAnsi" w:cstheme="minorHAnsi"/>
-        </w:rPr>
-        <w:t>__</w:t>
-      </w:r>
-      <w:r>
-        <w:rPr>
-          <w:rFonts w:asciiTheme="minorHAnsi" w:hAnsiTheme="minorHAnsi" w:cstheme="minorHAnsi"/>
-          <w:spacing w:val="1"/>
-        </w:rPr>
-        <w:t xml:space="preserve"> </w:t>
-      </w:r>
+        <w:t>{</w:t>
+      </w:r>
+      <w:proofErr w:type="spellStart"/>
+      <w:r>
+        <w:rPr>
+          <w:rFonts w:asciiTheme="minorHAnsi" w:hAnsiTheme="minorHAnsi" w:cstheme="minorHAnsi"/>
+        </w:rPr>
+        <w:t>current_date</w:t>
+      </w:r>
+      <w:proofErr w:type="spellEnd"/>
+      <w:r>
+        <w:rPr>
+          <w:rFonts w:asciiTheme="minorHAnsi" w:hAnsiTheme="minorHAnsi" w:cstheme="minorHAnsi"/>
+        </w:rPr>
+        <w:t>}</w:t>
+      </w:r>
+    </w:p>
+    <w:p>
+      <w:pPr>
+        <w:pStyle w:val="BodyText"/>
+        <w:spacing w:before="89" w:line="276" w:lineRule="auto"/>
+        <w:ind w:left="2143" w:right="681"/>
+        <w:rPr>
+          <w:rFonts w:asciiTheme="minorHAnsi" w:hAnsiTheme="minorHAnsi" w:cstheme="minorHAnsi"/>
+        </w:rPr>
+      </w:pPr>
       <w:r>
         <w:rPr>
           <w:rFonts w:asciiTheme="minorHAnsi" w:hAnsiTheme="minorHAnsi" w:cstheme="minorHAnsi"/>
@@ -12116,29 +13468,22 @@
       <w:r>
         <w:rPr>
           <w:rFonts w:asciiTheme="minorHAnsi" w:hAnsiTheme="minorHAnsi" w:cstheme="minorHAnsi"/>
-          <w:spacing w:val="43"/>
-        </w:rPr>
-        <w:t xml:space="preserve"> on</w:t>
-      </w:r>
-      <w:r>
-        <w:rPr>
-          <w:rFonts w:asciiTheme="minorHAnsi" w:hAnsiTheme="minorHAnsi" w:cstheme="minorHAnsi"/>
-          <w:spacing w:val="43"/>
-        </w:rPr>
-        <w:t xml:space="preserve"> </w:t>
-      </w:r>
-      <w:r>
-        <w:rPr>
-          <w:rFonts w:asciiTheme="minorHAnsi" w:hAnsiTheme="minorHAnsi" w:cstheme="minorHAnsi"/>
-          <w:highlight w:val="magenta"/>
-        </w:rPr>
-        <w:t>____</w:t>
-      </w:r>
-      <w:r>
-        <w:rPr>
-          <w:rFonts w:asciiTheme="minorHAnsi" w:hAnsiTheme="minorHAnsi" w:cstheme="minorHAnsi"/>
-        </w:rPr>
-        <w:t>.</w:t>
+        </w:rPr>
+        <w:t xml:space="preserve"> on {</w:t>
+      </w:r>
+      <w:proofErr w:type="spellStart"/>
+      <w:r>
+        <w:rPr>
+          <w:rFonts w:asciiTheme="minorHAnsi" w:hAnsiTheme="minorHAnsi" w:cstheme="minorHAnsi"/>
+        </w:rPr>
+        <w:t>current_date</w:t>
+      </w:r>
+      <w:proofErr w:type="spellEnd"/>
+      <w:r>
+        <w:rPr>
+          <w:rFonts w:asciiTheme="minorHAnsi" w:hAnsiTheme="minorHAnsi" w:cstheme="minorHAnsi"/>
+        </w:rPr>
+        <w:t>}</w:t>
       </w:r>
     </w:p>
     <w:p>
@@ -16344,10 +17689,33 @@
       <w:r>
         <w:rPr>
           <w:rFonts w:asciiTheme="minorHAnsi" w:hAnsiTheme="minorHAnsi" w:cstheme="minorHAnsi"/>
-          <w:highlight w:val="magenta"/>
-        </w:rPr>
-        <w:t>___________</w:t>
-      </w:r>
+        </w:rPr>
+        <w:t>{</w:t>
+      </w:r>
+      <w:proofErr w:type="spellStart"/>
+      <w:r>
+        <w:rPr>
+          <w:rFonts w:asciiTheme="minorHAnsi" w:hAnsiTheme="minorHAnsi" w:cstheme="minorHAnsi"/>
+        </w:rPr>
+        <w:t>current_date</w:t>
+      </w:r>
+      <w:proofErr w:type="spellEnd"/>
+      <w:r>
+        <w:rPr>
+          <w:rFonts w:asciiTheme="minorHAnsi" w:hAnsiTheme="minorHAnsi" w:cstheme="minorHAnsi"/>
+        </w:rPr>
+        <w:t>}</w:t>
+      </w:r>
+    </w:p>
+    <w:p>
+      <w:pPr>
+        <w:pStyle w:val="BodyText"/>
+        <w:spacing w:before="89" w:line="276" w:lineRule="auto"/>
+        <w:ind w:left="7860" w:right="681"/>
+        <w:rPr>
+          <w:rFonts w:asciiTheme="minorHAnsi" w:hAnsiTheme="minorHAnsi" w:cstheme="minorHAnsi"/>
+        </w:rPr>
+      </w:pPr>
       <w:r>
         <w:rPr>
           <w:rFonts w:asciiTheme="minorHAnsi" w:hAnsiTheme="minorHAnsi" w:cstheme="minorHAnsi"/>
@@ -19085,10 +20453,39 @@
       <w:r>
         <w:rPr>
           <w:rFonts w:asciiTheme="minorHAnsi" w:hAnsiTheme="minorHAnsi" w:cstheme="minorHAnsi"/>
-          <w:highlight w:val="magenta"/>
-        </w:rPr>
-        <w:t>___________</w:t>
-      </w:r>
+        </w:rPr>
+        <w:t>{</w:t>
+      </w:r>
+      <w:proofErr w:type="spellStart"/>
+      <w:r>
+        <w:rPr>
+          <w:rFonts w:asciiTheme="minorHAnsi" w:hAnsiTheme="minorHAnsi" w:cstheme="minorHAnsi"/>
+        </w:rPr>
+        <w:t>current_dat</w:t>
+      </w:r>
+      <w:r>
+        <w:rPr>
+          <w:rFonts w:asciiTheme="minorHAnsi" w:hAnsiTheme="minorHAnsi" w:cstheme="minorHAnsi"/>
+        </w:rPr>
+        <w:t>e</w:t>
+      </w:r>
+      <w:proofErr w:type="spellEnd"/>
+      <w:r>
+        <w:rPr>
+          <w:rFonts w:asciiTheme="minorHAnsi" w:hAnsiTheme="minorHAnsi" w:cstheme="minorHAnsi"/>
+        </w:rPr>
+        <w:t>}</w:t>
+      </w:r>
+    </w:p>
+    <w:p>
+      <w:pPr>
+        <w:pStyle w:val="BodyText"/>
+        <w:spacing w:before="89" w:line="276" w:lineRule="auto"/>
+        <w:ind w:left="7860" w:right="681"/>
+        <w:rPr>
+          <w:rFonts w:asciiTheme="minorHAnsi" w:hAnsiTheme="minorHAnsi" w:cstheme="minorHAnsi"/>
+        </w:rPr>
+      </w:pPr>
       <w:r>
         <w:rPr>
           <w:rFonts w:asciiTheme="minorHAnsi" w:hAnsiTheme="minorHAnsi" w:cstheme="minorHAnsi"/>
@@ -19520,13 +20917,23 @@
               </w:rPr>
               <w:t xml:space="preserve"> </w:t>
             </w:r>
+            <w:proofErr w:type="spellStart"/>
             <w:r>
               <w:rPr>
                 <w:rFonts w:asciiTheme="minorHAnsi" w:hAnsiTheme="minorHAnsi" w:cstheme="minorHAnsi"/>
                 <w:sz w:val="20"/>
                 <w:szCs w:val="20"/>
               </w:rPr>
-              <w:t>etc)</w:t>
+              <w:t>etc</w:t>
+            </w:r>
+            <w:proofErr w:type="spellEnd"/>
+            <w:r>
+              <w:rPr>
+                <w:rFonts w:asciiTheme="minorHAnsi" w:hAnsiTheme="minorHAnsi" w:cstheme="minorHAnsi"/>
+                <w:sz w:val="20"/>
+                <w:szCs w:val="20"/>
+              </w:rPr>
+              <w:t>)</w:t>
             </w:r>
           </w:p>
         </w:tc>
@@ -19699,13 +21106,23 @@
               </w:rPr>
               <w:t xml:space="preserve"> </w:t>
             </w:r>
+            <w:proofErr w:type="spellStart"/>
             <w:r>
               <w:rPr>
                 <w:rFonts w:asciiTheme="minorHAnsi" w:hAnsiTheme="minorHAnsi" w:cstheme="minorHAnsi"/>
                 <w:sz w:val="20"/>
                 <w:szCs w:val="20"/>
               </w:rPr>
-              <w:t>children,etc)</w:t>
+              <w:t>children,etc</w:t>
+            </w:r>
+            <w:proofErr w:type="spellEnd"/>
+            <w:r>
+              <w:rPr>
+                <w:rFonts w:asciiTheme="minorHAnsi" w:hAnsiTheme="minorHAnsi" w:cstheme="minorHAnsi"/>
+                <w:sz w:val="20"/>
+                <w:szCs w:val="20"/>
+              </w:rPr>
+              <w:t>)</w:t>
             </w:r>
           </w:p>
         </w:tc>
@@ -19895,13 +21312,23 @@
               </w:rPr>
               <w:t xml:space="preserve"> </w:t>
             </w:r>
+            <w:proofErr w:type="spellStart"/>
             <w:r>
               <w:rPr>
                 <w:rFonts w:asciiTheme="minorHAnsi" w:hAnsiTheme="minorHAnsi" w:cstheme="minorHAnsi"/>
                 <w:sz w:val="20"/>
                 <w:szCs w:val="20"/>
               </w:rPr>
-              <w:t>etc)</w:t>
+              <w:t>etc</w:t>
+            </w:r>
+            <w:proofErr w:type="spellEnd"/>
+            <w:r>
+              <w:rPr>
+                <w:rFonts w:asciiTheme="minorHAnsi" w:hAnsiTheme="minorHAnsi" w:cstheme="minorHAnsi"/>
+                <w:sz w:val="20"/>
+                <w:szCs w:val="20"/>
+              </w:rPr>
+              <w:t>)</w:t>
             </w:r>
           </w:p>
         </w:tc>
@@ -21567,12 +22994,14 @@
         </w:rPr>
         <w:t xml:space="preserve"> </w:t>
       </w:r>
+      <w:proofErr w:type="spellStart"/>
       <w:r>
         <w:rPr>
           <w:rFonts w:asciiTheme="minorHAnsi" w:hAnsiTheme="minorHAnsi" w:cstheme="minorHAnsi"/>
         </w:rPr>
         <w:t>Behaviour</w:t>
       </w:r>
+      <w:proofErr w:type="spellEnd"/>
       <w:r>
         <w:rPr>
           <w:rFonts w:asciiTheme="minorHAnsi" w:hAnsiTheme="minorHAnsi" w:cstheme="minorHAnsi"/>
@@ -22415,9 +23844,9 @@
 <file path=word/numbering.xml><?xml version="1.0" encoding="utf-8"?>
 <w:numbering xmlns:wpc="http://schemas.microsoft.com/office/word/2010/wordprocessingCanvas" xmlns:cx="http://schemas.microsoft.com/office/drawing/2014/chartex" xmlns:cx1="http://schemas.microsoft.com/office/drawing/2015/9/8/chartex" xmlns:cx2="http://schemas.microsoft.com/office/drawing/2015/10/21/chartex" xmlns:cx3="http://schemas.microsoft.com/office/drawing/2016/5/9/chartex" xmlns:cx4="http://schemas.microsoft.com/office/drawing/2016/5/10/chartex" xmlns:cx5="http://schemas.microsoft.com/office/drawing/2016/5/11/chartex" xmlns:cx6="http://schemas.microsoft.com/office/drawing/2016/5/12/chartex" xmlns:cx7="http://schemas.microsoft.com/office/drawing/2016/5/13/chartex" xmlns:cx8="http://schemas.microsoft.com/office/drawing/2016/5/14/chartex" xmlns:mc="http://schemas.openxmlformats.org/markup-compatibility/2006" xmlns:aink="http://schemas.microsoft.com/office/drawing/2016/ink" xmlns:am3d="http://schemas.microsoft.com/office/drawing/2017/model3d" xmlns:o="urn:schemas-microsoft-com:office:office" xmlns:oel="http://schemas.microsoft.com/office/2019/extlst" xmlns:r="http://schemas.openxmlformats.org/officeDocument/2006/relationships" xmlns:m="http://schemas.openxmlformats.org/officeDocument/2006/math" xmlns:v="urn:schemas-microsoft-com:vml" xmlns:wp14="http://schemas.microsoft.com/office/word/2010/wordprocessingDrawing" xmlns:wp="http://schemas.openxmlformats.org/drawingml/2006/wordprocessingDrawing" xmlns:w10="urn:schemas-microsoft-com:office:word" xmlns:w="http://schemas.openxmlformats.org/wordprocessingml/2006/main" xmlns:w14="http://schemas.microsoft.com/office/word/2010/wordml" xmlns:w15="http://schemas.microsoft.com/office/word/2012/wordml" xmlns:w16cex="http://schemas.microsoft.com/office/word/2018/wordml/cex" xmlns:w16cid="http://schemas.microsoft.com/office/word/2016/wordml/cid" xmlns:w16="http://schemas.microsoft.com/office/word/2018/wordml" xmlns:w16du="http://schemas.microsoft.com/office/word/2023/wordml/word16du" xmlns:w16sdtdh="http://schemas.microsoft.com/office/word/2020/wordml/sdtdatahash" xmlns:w16sdtfl="http://schemas.microsoft.com/office/word/2024/wordml/sdtformatlock" xmlns:w16se="http://schemas.microsoft.com/office/word/2015/wordml/symex" xmlns:wpg="http://schemas.microsoft.com/office/word/2010/wordprocessingGroup" xmlns:wpi="http://schemas.microsoft.com/office/word/2010/wordprocessingInk" xmlns:wne="http://schemas.microsoft.com/office/word/2006/wordml" xmlns:wps="http://schemas.microsoft.com/office/word/2010/wordprocessingShape" mc:Ignorable="w14 w15 w16se w16cid w16 w16cex w16sdtdh w16sdtfl w16du wp14">
   <w:abstractNum w:abstractNumId="0" w15:restartNumberingAfterBreak="0">
-    <w:nsid w:val="054A1594"/>
+    <w:nsid w:val="01BB2102"/>
     <w:multiLevelType w:val="multilevel"/>
-    <w:tmpl w:val="EB62CD16"/>
+    <w:tmpl w:val="FDBCA4C4"/>
     <w:lvl w:ilvl="0">
       <w:start w:val="1"/>
       <w:numFmt w:val="bullet"/>
@@ -22564,9 +23993,9 @@
     </w:lvl>
   </w:abstractNum>
   <w:abstractNum w:abstractNumId="1" w15:restartNumberingAfterBreak="0">
-    <w:nsid w:val="111207FD"/>
+    <w:nsid w:val="054A1594"/>
     <w:multiLevelType w:val="multilevel"/>
-    <w:tmpl w:val="348A1D64"/>
+    <w:tmpl w:val="EB62CD16"/>
     <w:lvl w:ilvl="0">
       <w:start w:val="1"/>
       <w:numFmt w:val="bullet"/>
@@ -22713,6 +24142,155 @@
     </w:lvl>
   </w:abstractNum>
   <w:abstractNum w:abstractNumId="2" w15:restartNumberingAfterBreak="0">
+    <w:nsid w:val="111207FD"/>
+    <w:multiLevelType w:val="multilevel"/>
+    <w:tmpl w:val="348A1D64"/>
+    <w:lvl w:ilvl="0">
+      <w:start w:val="1"/>
+      <w:numFmt w:val="bullet"/>
+      <w:lvlText w:val=""/>
+      <w:lvlJc w:val="left"/>
+      <w:pPr>
+        <w:tabs>
+          <w:tab w:val="num" w:pos="720"/>
+        </w:tabs>
+        <w:ind w:left="720" w:hanging="360"/>
+      </w:pPr>
+      <w:rPr>
+        <w:rFonts w:ascii="Symbol" w:hAnsi="Symbol" w:hint="default"/>
+        <w:sz w:val="20"/>
+      </w:rPr>
+    </w:lvl>
+    <w:lvl w:ilvl="1" w:tentative="1">
+      <w:start w:val="1"/>
+      <w:numFmt w:val="bullet"/>
+      <w:lvlText w:val="o"/>
+      <w:lvlJc w:val="left"/>
+      <w:pPr>
+        <w:tabs>
+          <w:tab w:val="num" w:pos="1440"/>
+        </w:tabs>
+        <w:ind w:left="1440" w:hanging="360"/>
+      </w:pPr>
+      <w:rPr>
+        <w:rFonts w:ascii="Courier New" w:hAnsi="Courier New" w:hint="default"/>
+        <w:sz w:val="20"/>
+      </w:rPr>
+    </w:lvl>
+    <w:lvl w:ilvl="2" w:tentative="1">
+      <w:start w:val="1"/>
+      <w:numFmt w:val="bullet"/>
+      <w:lvlText w:val=""/>
+      <w:lvlJc w:val="left"/>
+      <w:pPr>
+        <w:tabs>
+          <w:tab w:val="num" w:pos="2160"/>
+        </w:tabs>
+        <w:ind w:left="2160" w:hanging="360"/>
+      </w:pPr>
+      <w:rPr>
+        <w:rFonts w:ascii="Wingdings" w:hAnsi="Wingdings" w:hint="default"/>
+        <w:sz w:val="20"/>
+      </w:rPr>
+    </w:lvl>
+    <w:lvl w:ilvl="3" w:tentative="1">
+      <w:start w:val="1"/>
+      <w:numFmt w:val="bullet"/>
+      <w:lvlText w:val=""/>
+      <w:lvlJc w:val="left"/>
+      <w:pPr>
+        <w:tabs>
+          <w:tab w:val="num" w:pos="2880"/>
+        </w:tabs>
+        <w:ind w:left="2880" w:hanging="360"/>
+      </w:pPr>
+      <w:rPr>
+        <w:rFonts w:ascii="Wingdings" w:hAnsi="Wingdings" w:hint="default"/>
+        <w:sz w:val="20"/>
+      </w:rPr>
+    </w:lvl>
+    <w:lvl w:ilvl="4" w:tentative="1">
+      <w:start w:val="1"/>
+      <w:numFmt w:val="bullet"/>
+      <w:lvlText w:val=""/>
+      <w:lvlJc w:val="left"/>
+      <w:pPr>
+        <w:tabs>
+          <w:tab w:val="num" w:pos="3600"/>
+        </w:tabs>
+        <w:ind w:left="3600" w:hanging="360"/>
+      </w:pPr>
+      <w:rPr>
+        <w:rFonts w:ascii="Wingdings" w:hAnsi="Wingdings" w:hint="default"/>
+        <w:sz w:val="20"/>
+      </w:rPr>
+    </w:lvl>
+    <w:lvl w:ilvl="5" w:tentative="1">
+      <w:start w:val="1"/>
+      <w:numFmt w:val="bullet"/>
+      <w:lvlText w:val=""/>
+      <w:lvlJc w:val="left"/>
+      <w:pPr>
+        <w:tabs>
+          <w:tab w:val="num" w:pos="4320"/>
+        </w:tabs>
+        <w:ind w:left="4320" w:hanging="360"/>
+      </w:pPr>
+      <w:rPr>
+        <w:rFonts w:ascii="Wingdings" w:hAnsi="Wingdings" w:hint="default"/>
+        <w:sz w:val="20"/>
+      </w:rPr>
+    </w:lvl>
+    <w:lvl w:ilvl="6" w:tentative="1">
+      <w:start w:val="1"/>
+      <w:numFmt w:val="bullet"/>
+      <w:lvlText w:val=""/>
+      <w:lvlJc w:val="left"/>
+      <w:pPr>
+        <w:tabs>
+          <w:tab w:val="num" w:pos="5040"/>
+        </w:tabs>
+        <w:ind w:left="5040" w:hanging="360"/>
+      </w:pPr>
+      <w:rPr>
+        <w:rFonts w:ascii="Wingdings" w:hAnsi="Wingdings" w:hint="default"/>
+        <w:sz w:val="20"/>
+      </w:rPr>
+    </w:lvl>
+    <w:lvl w:ilvl="7" w:tentative="1">
+      <w:start w:val="1"/>
+      <w:numFmt w:val="bullet"/>
+      <w:lvlText w:val=""/>
+      <w:lvlJc w:val="left"/>
+      <w:pPr>
+        <w:tabs>
+          <w:tab w:val="num" w:pos="5760"/>
+        </w:tabs>
+        <w:ind w:left="5760" w:hanging="360"/>
+      </w:pPr>
+      <w:rPr>
+        <w:rFonts w:ascii="Wingdings" w:hAnsi="Wingdings" w:hint="default"/>
+        <w:sz w:val="20"/>
+      </w:rPr>
+    </w:lvl>
+    <w:lvl w:ilvl="8" w:tentative="1">
+      <w:start w:val="1"/>
+      <w:numFmt w:val="bullet"/>
+      <w:lvlText w:val=""/>
+      <w:lvlJc w:val="left"/>
+      <w:pPr>
+        <w:tabs>
+          <w:tab w:val="num" w:pos="6480"/>
+        </w:tabs>
+        <w:ind w:left="6480" w:hanging="360"/>
+      </w:pPr>
+      <w:rPr>
+        <w:rFonts w:ascii="Wingdings" w:hAnsi="Wingdings" w:hint="default"/>
+        <w:sz w:val="20"/>
+      </w:rPr>
+    </w:lvl>
+  </w:abstractNum>
+  <w:abstractNum w:abstractNumId="3" w15:restartNumberingAfterBreak="0">
     <w:nsid w:val="122A7AF5"/>
     <w:multiLevelType w:val="hybridMultilevel"/>
     <w:tmpl w:val="98905E86"/>
@@ -22812,7 +24390,156 @@
       </w:pPr>
     </w:lvl>
   </w:abstractNum>
-  <w:abstractNum w:abstractNumId="3" w15:restartNumberingAfterBreak="0">
+  <w:abstractNum w:abstractNumId="4" w15:restartNumberingAfterBreak="0">
+    <w:nsid w:val="1B3859D6"/>
+    <w:multiLevelType w:val="multilevel"/>
+    <w:tmpl w:val="42F63396"/>
+    <w:lvl w:ilvl="0">
+      <w:start w:val="1"/>
+      <w:numFmt w:val="bullet"/>
+      <w:lvlText w:val=""/>
+      <w:lvlJc w:val="left"/>
+      <w:pPr>
+        <w:tabs>
+          <w:tab w:val="num" w:pos="720"/>
+        </w:tabs>
+        <w:ind w:left="720" w:hanging="360"/>
+      </w:pPr>
+      <w:rPr>
+        <w:rFonts w:ascii="Symbol" w:hAnsi="Symbol" w:hint="default"/>
+        <w:sz w:val="20"/>
+      </w:rPr>
+    </w:lvl>
+    <w:lvl w:ilvl="1" w:tentative="1">
+      <w:start w:val="1"/>
+      <w:numFmt w:val="bullet"/>
+      <w:lvlText w:val="o"/>
+      <w:lvlJc w:val="left"/>
+      <w:pPr>
+        <w:tabs>
+          <w:tab w:val="num" w:pos="1440"/>
+        </w:tabs>
+        <w:ind w:left="1440" w:hanging="360"/>
+      </w:pPr>
+      <w:rPr>
+        <w:rFonts w:ascii="Courier New" w:hAnsi="Courier New" w:hint="default"/>
+        <w:sz w:val="20"/>
+      </w:rPr>
+    </w:lvl>
+    <w:lvl w:ilvl="2" w:tentative="1">
+      <w:start w:val="1"/>
+      <w:numFmt w:val="bullet"/>
+      <w:lvlText w:val=""/>
+      <w:lvlJc w:val="left"/>
+      <w:pPr>
+        <w:tabs>
+          <w:tab w:val="num" w:pos="2160"/>
+        </w:tabs>
+        <w:ind w:left="2160" w:hanging="360"/>
+      </w:pPr>
+      <w:rPr>
+        <w:rFonts w:ascii="Wingdings" w:hAnsi="Wingdings" w:hint="default"/>
+        <w:sz w:val="20"/>
+      </w:rPr>
+    </w:lvl>
+    <w:lvl w:ilvl="3" w:tentative="1">
+      <w:start w:val="1"/>
+      <w:numFmt w:val="bullet"/>
+      <w:lvlText w:val=""/>
+      <w:lvlJc w:val="left"/>
+      <w:pPr>
+        <w:tabs>
+          <w:tab w:val="num" w:pos="2880"/>
+        </w:tabs>
+        <w:ind w:left="2880" w:hanging="360"/>
+      </w:pPr>
+      <w:rPr>
+        <w:rFonts w:ascii="Wingdings" w:hAnsi="Wingdings" w:hint="default"/>
+        <w:sz w:val="20"/>
+      </w:rPr>
+    </w:lvl>
+    <w:lvl w:ilvl="4" w:tentative="1">
+      <w:start w:val="1"/>
+      <w:numFmt w:val="bullet"/>
+      <w:lvlText w:val=""/>
+      <w:lvlJc w:val="left"/>
+      <w:pPr>
+        <w:tabs>
+          <w:tab w:val="num" w:pos="3600"/>
+        </w:tabs>
+        <w:ind w:left="3600" w:hanging="360"/>
+      </w:pPr>
+      <w:rPr>
+        <w:rFonts w:ascii="Wingdings" w:hAnsi="Wingdings" w:hint="default"/>
+        <w:sz w:val="20"/>
+      </w:rPr>
+    </w:lvl>
+    <w:lvl w:ilvl="5" w:tentative="1">
+      <w:start w:val="1"/>
+      <w:numFmt w:val="bullet"/>
+      <w:lvlText w:val=""/>
+      <w:lvlJc w:val="left"/>
+      <w:pPr>
+        <w:tabs>
+          <w:tab w:val="num" w:pos="4320"/>
+        </w:tabs>
+        <w:ind w:left="4320" w:hanging="360"/>
+      </w:pPr>
+      <w:rPr>
+        <w:rFonts w:ascii="Wingdings" w:hAnsi="Wingdings" w:hint="default"/>
+        <w:sz w:val="20"/>
+      </w:rPr>
+    </w:lvl>
+    <w:lvl w:ilvl="6" w:tentative="1">
+      <w:start w:val="1"/>
+      <w:numFmt w:val="bullet"/>
+      <w:lvlText w:val=""/>
+      <w:lvlJc w:val="left"/>
+      <w:pPr>
+        <w:tabs>
+          <w:tab w:val="num" w:pos="5040"/>
+        </w:tabs>
+        <w:ind w:left="5040" w:hanging="360"/>
+      </w:pPr>
+      <w:rPr>
+        <w:rFonts w:ascii="Wingdings" w:hAnsi="Wingdings" w:hint="default"/>
+        <w:sz w:val="20"/>
+      </w:rPr>
+    </w:lvl>
+    <w:lvl w:ilvl="7" w:tentative="1">
+      <w:start w:val="1"/>
+      <w:numFmt w:val="bullet"/>
+      <w:lvlText w:val=""/>
+      <w:lvlJc w:val="left"/>
+      <w:pPr>
+        <w:tabs>
+          <w:tab w:val="num" w:pos="5760"/>
+        </w:tabs>
+        <w:ind w:left="5760" w:hanging="360"/>
+      </w:pPr>
+      <w:rPr>
+        <w:rFonts w:ascii="Wingdings" w:hAnsi="Wingdings" w:hint="default"/>
+        <w:sz w:val="20"/>
+      </w:rPr>
+    </w:lvl>
+    <w:lvl w:ilvl="8" w:tentative="1">
+      <w:start w:val="1"/>
+      <w:numFmt w:val="bullet"/>
+      <w:lvlText w:val=""/>
+      <w:lvlJc w:val="left"/>
+      <w:pPr>
+        <w:tabs>
+          <w:tab w:val="num" w:pos="6480"/>
+        </w:tabs>
+        <w:ind w:left="6480" w:hanging="360"/>
+      </w:pPr>
+      <w:rPr>
+        <w:rFonts w:ascii="Wingdings" w:hAnsi="Wingdings" w:hint="default"/>
+        <w:sz w:val="20"/>
+      </w:rPr>
+    </w:lvl>
+  </w:abstractNum>
+  <w:abstractNum w:abstractNumId="5" w15:restartNumberingAfterBreak="0">
     <w:nsid w:val="222D3F40"/>
     <w:multiLevelType w:val="hybridMultilevel"/>
     <w:tmpl w:val="67EE89F6"/>
@@ -22898,7 +24625,7 @@
       </w:pPr>
     </w:lvl>
   </w:abstractNum>
-  <w:abstractNum w:abstractNumId="4" w15:restartNumberingAfterBreak="0">
+  <w:abstractNum w:abstractNumId="6" w15:restartNumberingAfterBreak="0">
     <w:nsid w:val="24BE3D20"/>
     <w:multiLevelType w:val="hybridMultilevel"/>
     <w:tmpl w:val="46B4DA32"/>
@@ -22997,7 +24724,7 @@
       </w:pPr>
     </w:lvl>
   </w:abstractNum>
-  <w:abstractNum w:abstractNumId="5" w15:restartNumberingAfterBreak="0">
+  <w:abstractNum w:abstractNumId="7" w15:restartNumberingAfterBreak="0">
     <w:nsid w:val="273147E3"/>
     <w:multiLevelType w:val="hybridMultilevel"/>
     <w:tmpl w:val="00BA22D8"/>
@@ -23096,7 +24823,7 @@
       </w:pPr>
     </w:lvl>
   </w:abstractNum>
-  <w:abstractNum w:abstractNumId="6" w15:restartNumberingAfterBreak="0">
+  <w:abstractNum w:abstractNumId="8" w15:restartNumberingAfterBreak="0">
     <w:nsid w:val="2AB80C25"/>
     <w:multiLevelType w:val="hybridMultilevel"/>
     <w:tmpl w:val="467C7202"/>
@@ -23214,7 +24941,156 @@
       </w:rPr>
     </w:lvl>
   </w:abstractNum>
-  <w:abstractNum w:abstractNumId="7" w15:restartNumberingAfterBreak="0">
+  <w:abstractNum w:abstractNumId="9" w15:restartNumberingAfterBreak="0">
+    <w:nsid w:val="2B977473"/>
+    <w:multiLevelType w:val="multilevel"/>
+    <w:tmpl w:val="47DE6A94"/>
+    <w:lvl w:ilvl="0">
+      <w:start w:val="1"/>
+      <w:numFmt w:val="bullet"/>
+      <w:lvlText w:val=""/>
+      <w:lvlJc w:val="left"/>
+      <w:pPr>
+        <w:tabs>
+          <w:tab w:val="num" w:pos="720"/>
+        </w:tabs>
+        <w:ind w:left="720" w:hanging="360"/>
+      </w:pPr>
+      <w:rPr>
+        <w:rFonts w:ascii="Symbol" w:hAnsi="Symbol" w:hint="default"/>
+        <w:sz w:val="20"/>
+      </w:rPr>
+    </w:lvl>
+    <w:lvl w:ilvl="1" w:tentative="1">
+      <w:start w:val="1"/>
+      <w:numFmt w:val="bullet"/>
+      <w:lvlText w:val="o"/>
+      <w:lvlJc w:val="left"/>
+      <w:pPr>
+        <w:tabs>
+          <w:tab w:val="num" w:pos="1440"/>
+        </w:tabs>
+        <w:ind w:left="1440" w:hanging="360"/>
+      </w:pPr>
+      <w:rPr>
+        <w:rFonts w:ascii="Courier New" w:hAnsi="Courier New" w:hint="default"/>
+        <w:sz w:val="20"/>
+      </w:rPr>
+    </w:lvl>
+    <w:lvl w:ilvl="2" w:tentative="1">
+      <w:start w:val="1"/>
+      <w:numFmt w:val="bullet"/>
+      <w:lvlText w:val=""/>
+      <w:lvlJc w:val="left"/>
+      <w:pPr>
+        <w:tabs>
+          <w:tab w:val="num" w:pos="2160"/>
+        </w:tabs>
+        <w:ind w:left="2160" w:hanging="360"/>
+      </w:pPr>
+      <w:rPr>
+        <w:rFonts w:ascii="Wingdings" w:hAnsi="Wingdings" w:hint="default"/>
+        <w:sz w:val="20"/>
+      </w:rPr>
+    </w:lvl>
+    <w:lvl w:ilvl="3" w:tentative="1">
+      <w:start w:val="1"/>
+      <w:numFmt w:val="bullet"/>
+      <w:lvlText w:val=""/>
+      <w:lvlJc w:val="left"/>
+      <w:pPr>
+        <w:tabs>
+          <w:tab w:val="num" w:pos="2880"/>
+        </w:tabs>
+        <w:ind w:left="2880" w:hanging="360"/>
+      </w:pPr>
+      <w:rPr>
+        <w:rFonts w:ascii="Wingdings" w:hAnsi="Wingdings" w:hint="default"/>
+        <w:sz w:val="20"/>
+      </w:rPr>
+    </w:lvl>
+    <w:lvl w:ilvl="4" w:tentative="1">
+      <w:start w:val="1"/>
+      <w:numFmt w:val="bullet"/>
+      <w:lvlText w:val=""/>
+      <w:lvlJc w:val="left"/>
+      <w:pPr>
+        <w:tabs>
+          <w:tab w:val="num" w:pos="3600"/>
+        </w:tabs>
+        <w:ind w:left="3600" w:hanging="360"/>
+      </w:pPr>
+      <w:rPr>
+        <w:rFonts w:ascii="Wingdings" w:hAnsi="Wingdings" w:hint="default"/>
+        <w:sz w:val="20"/>
+      </w:rPr>
+    </w:lvl>
+    <w:lvl w:ilvl="5" w:tentative="1">
+      <w:start w:val="1"/>
+      <w:numFmt w:val="bullet"/>
+      <w:lvlText w:val=""/>
+      <w:lvlJc w:val="left"/>
+      <w:pPr>
+        <w:tabs>
+          <w:tab w:val="num" w:pos="4320"/>
+        </w:tabs>
+        <w:ind w:left="4320" w:hanging="360"/>
+      </w:pPr>
+      <w:rPr>
+        <w:rFonts w:ascii="Wingdings" w:hAnsi="Wingdings" w:hint="default"/>
+        <w:sz w:val="20"/>
+      </w:rPr>
+    </w:lvl>
+    <w:lvl w:ilvl="6" w:tentative="1">
+      <w:start w:val="1"/>
+      <w:numFmt w:val="bullet"/>
+      <w:lvlText w:val=""/>
+      <w:lvlJc w:val="left"/>
+      <w:pPr>
+        <w:tabs>
+          <w:tab w:val="num" w:pos="5040"/>
+        </w:tabs>
+        <w:ind w:left="5040" w:hanging="360"/>
+      </w:pPr>
+      <w:rPr>
+        <w:rFonts w:ascii="Wingdings" w:hAnsi="Wingdings" w:hint="default"/>
+        <w:sz w:val="20"/>
+      </w:rPr>
+    </w:lvl>
+    <w:lvl w:ilvl="7" w:tentative="1">
+      <w:start w:val="1"/>
+      <w:numFmt w:val="bullet"/>
+      <w:lvlText w:val=""/>
+      <w:lvlJc w:val="left"/>
+      <w:pPr>
+        <w:tabs>
+          <w:tab w:val="num" w:pos="5760"/>
+        </w:tabs>
+        <w:ind w:left="5760" w:hanging="360"/>
+      </w:pPr>
+      <w:rPr>
+        <w:rFonts w:ascii="Wingdings" w:hAnsi="Wingdings" w:hint="default"/>
+        <w:sz w:val="20"/>
+      </w:rPr>
+    </w:lvl>
+    <w:lvl w:ilvl="8" w:tentative="1">
+      <w:start w:val="1"/>
+      <w:numFmt w:val="bullet"/>
+      <w:lvlText w:val=""/>
+      <w:lvlJc w:val="left"/>
+      <w:pPr>
+        <w:tabs>
+          <w:tab w:val="num" w:pos="6480"/>
+        </w:tabs>
+        <w:ind w:left="6480" w:hanging="360"/>
+      </w:pPr>
+      <w:rPr>
+        <w:rFonts w:ascii="Wingdings" w:hAnsi="Wingdings" w:hint="default"/>
+        <w:sz w:val="20"/>
+      </w:rPr>
+    </w:lvl>
+  </w:abstractNum>
+  <w:abstractNum w:abstractNumId="10" w15:restartNumberingAfterBreak="0">
     <w:nsid w:val="31FE1EAB"/>
     <w:multiLevelType w:val="hybridMultilevel"/>
     <w:tmpl w:val="7AEC1D12"/>
@@ -23300,7 +25176,7 @@
       </w:pPr>
     </w:lvl>
   </w:abstractNum>
-  <w:abstractNum w:abstractNumId="8" w15:restartNumberingAfterBreak="0">
+  <w:abstractNum w:abstractNumId="11" w15:restartNumberingAfterBreak="0">
     <w:nsid w:val="33882ED6"/>
     <w:multiLevelType w:val="hybridMultilevel"/>
     <w:tmpl w:val="E32C9346"/>
@@ -23412,7 +25288,156 @@
       </w:rPr>
     </w:lvl>
   </w:abstractNum>
-  <w:abstractNum w:abstractNumId="9" w15:restartNumberingAfterBreak="0">
+  <w:abstractNum w:abstractNumId="12" w15:restartNumberingAfterBreak="0">
+    <w:nsid w:val="34BA73FC"/>
+    <w:multiLevelType w:val="multilevel"/>
+    <w:tmpl w:val="A0B013BA"/>
+    <w:lvl w:ilvl="0">
+      <w:start w:val="1"/>
+      <w:numFmt w:val="bullet"/>
+      <w:lvlText w:val=""/>
+      <w:lvlJc w:val="left"/>
+      <w:pPr>
+        <w:tabs>
+          <w:tab w:val="num" w:pos="720"/>
+        </w:tabs>
+        <w:ind w:left="720" w:hanging="360"/>
+      </w:pPr>
+      <w:rPr>
+        <w:rFonts w:ascii="Symbol" w:hAnsi="Symbol" w:hint="default"/>
+        <w:sz w:val="20"/>
+      </w:rPr>
+    </w:lvl>
+    <w:lvl w:ilvl="1" w:tentative="1">
+      <w:start w:val="1"/>
+      <w:numFmt w:val="bullet"/>
+      <w:lvlText w:val="o"/>
+      <w:lvlJc w:val="left"/>
+      <w:pPr>
+        <w:tabs>
+          <w:tab w:val="num" w:pos="1440"/>
+        </w:tabs>
+        <w:ind w:left="1440" w:hanging="360"/>
+      </w:pPr>
+      <w:rPr>
+        <w:rFonts w:ascii="Courier New" w:hAnsi="Courier New" w:hint="default"/>
+        <w:sz w:val="20"/>
+      </w:rPr>
+    </w:lvl>
+    <w:lvl w:ilvl="2" w:tentative="1">
+      <w:start w:val="1"/>
+      <w:numFmt w:val="bullet"/>
+      <w:lvlText w:val=""/>
+      <w:lvlJc w:val="left"/>
+      <w:pPr>
+        <w:tabs>
+          <w:tab w:val="num" w:pos="2160"/>
+        </w:tabs>
+        <w:ind w:left="2160" w:hanging="360"/>
+      </w:pPr>
+      <w:rPr>
+        <w:rFonts w:ascii="Wingdings" w:hAnsi="Wingdings" w:hint="default"/>
+        <w:sz w:val="20"/>
+      </w:rPr>
+    </w:lvl>
+    <w:lvl w:ilvl="3" w:tentative="1">
+      <w:start w:val="1"/>
+      <w:numFmt w:val="bullet"/>
+      <w:lvlText w:val=""/>
+      <w:lvlJc w:val="left"/>
+      <w:pPr>
+        <w:tabs>
+          <w:tab w:val="num" w:pos="2880"/>
+        </w:tabs>
+        <w:ind w:left="2880" w:hanging="360"/>
+      </w:pPr>
+      <w:rPr>
+        <w:rFonts w:ascii="Wingdings" w:hAnsi="Wingdings" w:hint="default"/>
+        <w:sz w:val="20"/>
+      </w:rPr>
+    </w:lvl>
+    <w:lvl w:ilvl="4" w:tentative="1">
+      <w:start w:val="1"/>
+      <w:numFmt w:val="bullet"/>
+      <w:lvlText w:val=""/>
+      <w:lvlJc w:val="left"/>
+      <w:pPr>
+        <w:tabs>
+          <w:tab w:val="num" w:pos="3600"/>
+        </w:tabs>
+        <w:ind w:left="3600" w:hanging="360"/>
+      </w:pPr>
+      <w:rPr>
+        <w:rFonts w:ascii="Wingdings" w:hAnsi="Wingdings" w:hint="default"/>
+        <w:sz w:val="20"/>
+      </w:rPr>
+    </w:lvl>
+    <w:lvl w:ilvl="5" w:tentative="1">
+      <w:start w:val="1"/>
+      <w:numFmt w:val="bullet"/>
+      <w:lvlText w:val=""/>
+      <w:lvlJc w:val="left"/>
+      <w:pPr>
+        <w:tabs>
+          <w:tab w:val="num" w:pos="4320"/>
+        </w:tabs>
+        <w:ind w:left="4320" w:hanging="360"/>
+      </w:pPr>
+      <w:rPr>
+        <w:rFonts w:ascii="Wingdings" w:hAnsi="Wingdings" w:hint="default"/>
+        <w:sz w:val="20"/>
+      </w:rPr>
+    </w:lvl>
+    <w:lvl w:ilvl="6" w:tentative="1">
+      <w:start w:val="1"/>
+      <w:numFmt w:val="bullet"/>
+      <w:lvlText w:val=""/>
+      <w:lvlJc w:val="left"/>
+      <w:pPr>
+        <w:tabs>
+          <w:tab w:val="num" w:pos="5040"/>
+        </w:tabs>
+        <w:ind w:left="5040" w:hanging="360"/>
+      </w:pPr>
+      <w:rPr>
+        <w:rFonts w:ascii="Wingdings" w:hAnsi="Wingdings" w:hint="default"/>
+        <w:sz w:val="20"/>
+      </w:rPr>
+    </w:lvl>
+    <w:lvl w:ilvl="7" w:tentative="1">
+      <w:start w:val="1"/>
+      <w:numFmt w:val="bullet"/>
+      <w:lvlText w:val=""/>
+      <w:lvlJc w:val="left"/>
+      <w:pPr>
+        <w:tabs>
+          <w:tab w:val="num" w:pos="5760"/>
+        </w:tabs>
+        <w:ind w:left="5760" w:hanging="360"/>
+      </w:pPr>
+      <w:rPr>
+        <w:rFonts w:ascii="Wingdings" w:hAnsi="Wingdings" w:hint="default"/>
+        <w:sz w:val="20"/>
+      </w:rPr>
+    </w:lvl>
+    <w:lvl w:ilvl="8" w:tentative="1">
+      <w:start w:val="1"/>
+      <w:numFmt w:val="bullet"/>
+      <w:lvlText w:val=""/>
+      <w:lvlJc w:val="left"/>
+      <w:pPr>
+        <w:tabs>
+          <w:tab w:val="num" w:pos="6480"/>
+        </w:tabs>
+        <w:ind w:left="6480" w:hanging="360"/>
+      </w:pPr>
+      <w:rPr>
+        <w:rFonts w:ascii="Wingdings" w:hAnsi="Wingdings" w:hint="default"/>
+        <w:sz w:val="20"/>
+      </w:rPr>
+    </w:lvl>
+  </w:abstractNum>
+  <w:abstractNum w:abstractNumId="13" w15:restartNumberingAfterBreak="0">
     <w:nsid w:val="3D33155C"/>
     <w:multiLevelType w:val="hybridMultilevel"/>
     <w:tmpl w:val="20E40F08"/>
@@ -23498,7 +25523,7 @@
       </w:pPr>
     </w:lvl>
   </w:abstractNum>
-  <w:abstractNum w:abstractNumId="10" w15:restartNumberingAfterBreak="0">
+  <w:abstractNum w:abstractNumId="14" w15:restartNumberingAfterBreak="0">
     <w:nsid w:val="42364BDB"/>
     <w:multiLevelType w:val="multilevel"/>
     <w:tmpl w:val="8FB48BB8"/>
@@ -23646,7 +25671,156 @@
       </w:rPr>
     </w:lvl>
   </w:abstractNum>
-  <w:abstractNum w:abstractNumId="11" w15:restartNumberingAfterBreak="0">
+  <w:abstractNum w:abstractNumId="15" w15:restartNumberingAfterBreak="0">
+    <w:nsid w:val="47D44548"/>
+    <w:multiLevelType w:val="multilevel"/>
+    <w:tmpl w:val="534C1876"/>
+    <w:lvl w:ilvl="0">
+      <w:start w:val="1"/>
+      <w:numFmt w:val="bullet"/>
+      <w:lvlText w:val=""/>
+      <w:lvlJc w:val="left"/>
+      <w:pPr>
+        <w:tabs>
+          <w:tab w:val="num" w:pos="720"/>
+        </w:tabs>
+        <w:ind w:left="720" w:hanging="360"/>
+      </w:pPr>
+      <w:rPr>
+        <w:rFonts w:ascii="Symbol" w:hAnsi="Symbol" w:hint="default"/>
+        <w:sz w:val="20"/>
+      </w:rPr>
+    </w:lvl>
+    <w:lvl w:ilvl="1" w:tentative="1">
+      <w:start w:val="1"/>
+      <w:numFmt w:val="bullet"/>
+      <w:lvlText w:val="o"/>
+      <w:lvlJc w:val="left"/>
+      <w:pPr>
+        <w:tabs>
+          <w:tab w:val="num" w:pos="1440"/>
+        </w:tabs>
+        <w:ind w:left="1440" w:hanging="360"/>
+      </w:pPr>
+      <w:rPr>
+        <w:rFonts w:ascii="Courier New" w:hAnsi="Courier New" w:hint="default"/>
+        <w:sz w:val="20"/>
+      </w:rPr>
+    </w:lvl>
+    <w:lvl w:ilvl="2" w:tentative="1">
+      <w:start w:val="1"/>
+      <w:numFmt w:val="bullet"/>
+      <w:lvlText w:val=""/>
+      <w:lvlJc w:val="left"/>
+      <w:pPr>
+        <w:tabs>
+          <w:tab w:val="num" w:pos="2160"/>
+        </w:tabs>
+        <w:ind w:left="2160" w:hanging="360"/>
+      </w:pPr>
+      <w:rPr>
+        <w:rFonts w:ascii="Wingdings" w:hAnsi="Wingdings" w:hint="default"/>
+        <w:sz w:val="20"/>
+      </w:rPr>
+    </w:lvl>
+    <w:lvl w:ilvl="3" w:tentative="1">
+      <w:start w:val="1"/>
+      <w:numFmt w:val="bullet"/>
+      <w:lvlText w:val=""/>
+      <w:lvlJc w:val="left"/>
+      <w:pPr>
+        <w:tabs>
+          <w:tab w:val="num" w:pos="2880"/>
+        </w:tabs>
+        <w:ind w:left="2880" w:hanging="360"/>
+      </w:pPr>
+      <w:rPr>
+        <w:rFonts w:ascii="Wingdings" w:hAnsi="Wingdings" w:hint="default"/>
+        <w:sz w:val="20"/>
+      </w:rPr>
+    </w:lvl>
+    <w:lvl w:ilvl="4" w:tentative="1">
+      <w:start w:val="1"/>
+      <w:numFmt w:val="bullet"/>
+      <w:lvlText w:val=""/>
+      <w:lvlJc w:val="left"/>
+      <w:pPr>
+        <w:tabs>
+          <w:tab w:val="num" w:pos="3600"/>
+        </w:tabs>
+        <w:ind w:left="3600" w:hanging="360"/>
+      </w:pPr>
+      <w:rPr>
+        <w:rFonts w:ascii="Wingdings" w:hAnsi="Wingdings" w:hint="default"/>
+        <w:sz w:val="20"/>
+      </w:rPr>
+    </w:lvl>
+    <w:lvl w:ilvl="5" w:tentative="1">
+      <w:start w:val="1"/>
+      <w:numFmt w:val="bullet"/>
+      <w:lvlText w:val=""/>
+      <w:lvlJc w:val="left"/>
+      <w:pPr>
+        <w:tabs>
+          <w:tab w:val="num" w:pos="4320"/>
+        </w:tabs>
+        <w:ind w:left="4320" w:hanging="360"/>
+      </w:pPr>
+      <w:rPr>
+        <w:rFonts w:ascii="Wingdings" w:hAnsi="Wingdings" w:hint="default"/>
+        <w:sz w:val="20"/>
+      </w:rPr>
+    </w:lvl>
+    <w:lvl w:ilvl="6" w:tentative="1">
+      <w:start w:val="1"/>
+      <w:numFmt w:val="bullet"/>
+      <w:lvlText w:val=""/>
+      <w:lvlJc w:val="left"/>
+      <w:pPr>
+        <w:tabs>
+          <w:tab w:val="num" w:pos="5040"/>
+        </w:tabs>
+        <w:ind w:left="5040" w:hanging="360"/>
+      </w:pPr>
+      <w:rPr>
+        <w:rFonts w:ascii="Wingdings" w:hAnsi="Wingdings" w:hint="default"/>
+        <w:sz w:val="20"/>
+      </w:rPr>
+    </w:lvl>
+    <w:lvl w:ilvl="7" w:tentative="1">
+      <w:start w:val="1"/>
+      <w:numFmt w:val="bullet"/>
+      <w:lvlText w:val=""/>
+      <w:lvlJc w:val="left"/>
+      <w:pPr>
+        <w:tabs>
+          <w:tab w:val="num" w:pos="5760"/>
+        </w:tabs>
+        <w:ind w:left="5760" w:hanging="360"/>
+      </w:pPr>
+      <w:rPr>
+        <w:rFonts w:ascii="Wingdings" w:hAnsi="Wingdings" w:hint="default"/>
+        <w:sz w:val="20"/>
+      </w:rPr>
+    </w:lvl>
+    <w:lvl w:ilvl="8" w:tentative="1">
+      <w:start w:val="1"/>
+      <w:numFmt w:val="bullet"/>
+      <w:lvlText w:val=""/>
+      <w:lvlJc w:val="left"/>
+      <w:pPr>
+        <w:tabs>
+          <w:tab w:val="num" w:pos="6480"/>
+        </w:tabs>
+        <w:ind w:left="6480" w:hanging="360"/>
+      </w:pPr>
+      <w:rPr>
+        <w:rFonts w:ascii="Wingdings" w:hAnsi="Wingdings" w:hint="default"/>
+        <w:sz w:val="20"/>
+      </w:rPr>
+    </w:lvl>
+  </w:abstractNum>
+  <w:abstractNum w:abstractNumId="16" w15:restartNumberingAfterBreak="0">
     <w:nsid w:val="4A9036B2"/>
     <w:multiLevelType w:val="hybridMultilevel"/>
     <w:tmpl w:val="0A3E3E70"/>
@@ -23732,7 +25906,7 @@
       </w:pPr>
     </w:lvl>
   </w:abstractNum>
-  <w:abstractNum w:abstractNumId="12" w15:restartNumberingAfterBreak="0">
+  <w:abstractNum w:abstractNumId="17" w15:restartNumberingAfterBreak="0">
     <w:nsid w:val="66C97CF1"/>
     <w:multiLevelType w:val="hybridMultilevel"/>
     <w:tmpl w:val="A1085320"/>
@@ -23759,7 +25933,7 @@
       <w:lvlText w:val="-"/>
       <w:lvlJc w:val="left"/>
       <w:pPr>
-        <w:ind w:left="160" w:hanging="107"/>
+        <w:ind w:left="532" w:hanging="107"/>
       </w:pPr>
       <w:rPr>
         <w:rFonts w:ascii="Calibri" w:eastAsia="Calibri" w:hAnsi="Calibri" w:cs="Calibri" w:hint="default"/>
@@ -23856,7 +26030,156 @@
       </w:rPr>
     </w:lvl>
   </w:abstractNum>
-  <w:abstractNum w:abstractNumId="13" w15:restartNumberingAfterBreak="0">
+  <w:abstractNum w:abstractNumId="18" w15:restartNumberingAfterBreak="0">
+    <w:nsid w:val="6A5A3C4A"/>
+    <w:multiLevelType w:val="multilevel"/>
+    <w:tmpl w:val="2E747E0E"/>
+    <w:lvl w:ilvl="0">
+      <w:start w:val="1"/>
+      <w:numFmt w:val="bullet"/>
+      <w:lvlText w:val=""/>
+      <w:lvlJc w:val="left"/>
+      <w:pPr>
+        <w:tabs>
+          <w:tab w:val="num" w:pos="720"/>
+        </w:tabs>
+        <w:ind w:left="720" w:hanging="360"/>
+      </w:pPr>
+      <w:rPr>
+        <w:rFonts w:ascii="Symbol" w:hAnsi="Symbol" w:hint="default"/>
+        <w:sz w:val="20"/>
+      </w:rPr>
+    </w:lvl>
+    <w:lvl w:ilvl="1" w:tentative="1">
+      <w:start w:val="1"/>
+      <w:numFmt w:val="bullet"/>
+      <w:lvlText w:val="o"/>
+      <w:lvlJc w:val="left"/>
+      <w:pPr>
+        <w:tabs>
+          <w:tab w:val="num" w:pos="1440"/>
+        </w:tabs>
+        <w:ind w:left="1440" w:hanging="360"/>
+      </w:pPr>
+      <w:rPr>
+        <w:rFonts w:ascii="Courier New" w:hAnsi="Courier New" w:hint="default"/>
+        <w:sz w:val="20"/>
+      </w:rPr>
+    </w:lvl>
+    <w:lvl w:ilvl="2" w:tentative="1">
+      <w:start w:val="1"/>
+      <w:numFmt w:val="bullet"/>
+      <w:lvlText w:val=""/>
+      <w:lvlJc w:val="left"/>
+      <w:pPr>
+        <w:tabs>
+          <w:tab w:val="num" w:pos="2160"/>
+        </w:tabs>
+        <w:ind w:left="2160" w:hanging="360"/>
+      </w:pPr>
+      <w:rPr>
+        <w:rFonts w:ascii="Wingdings" w:hAnsi="Wingdings" w:hint="default"/>
+        <w:sz w:val="20"/>
+      </w:rPr>
+    </w:lvl>
+    <w:lvl w:ilvl="3" w:tentative="1">
+      <w:start w:val="1"/>
+      <w:numFmt w:val="bullet"/>
+      <w:lvlText w:val=""/>
+      <w:lvlJc w:val="left"/>
+      <w:pPr>
+        <w:tabs>
+          <w:tab w:val="num" w:pos="2880"/>
+        </w:tabs>
+        <w:ind w:left="2880" w:hanging="360"/>
+      </w:pPr>
+      <w:rPr>
+        <w:rFonts w:ascii="Wingdings" w:hAnsi="Wingdings" w:hint="default"/>
+        <w:sz w:val="20"/>
+      </w:rPr>
+    </w:lvl>
+    <w:lvl w:ilvl="4" w:tentative="1">
+      <w:start w:val="1"/>
+      <w:numFmt w:val="bullet"/>
+      <w:lvlText w:val=""/>
+      <w:lvlJc w:val="left"/>
+      <w:pPr>
+        <w:tabs>
+          <w:tab w:val="num" w:pos="3600"/>
+        </w:tabs>
+        <w:ind w:left="3600" w:hanging="360"/>
+      </w:pPr>
+      <w:rPr>
+        <w:rFonts w:ascii="Wingdings" w:hAnsi="Wingdings" w:hint="default"/>
+        <w:sz w:val="20"/>
+      </w:rPr>
+    </w:lvl>
+    <w:lvl w:ilvl="5" w:tentative="1">
+      <w:start w:val="1"/>
+      <w:numFmt w:val="bullet"/>
+      <w:lvlText w:val=""/>
+      <w:lvlJc w:val="left"/>
+      <w:pPr>
+        <w:tabs>
+          <w:tab w:val="num" w:pos="4320"/>
+        </w:tabs>
+        <w:ind w:left="4320" w:hanging="360"/>
+      </w:pPr>
+      <w:rPr>
+        <w:rFonts w:ascii="Wingdings" w:hAnsi="Wingdings" w:hint="default"/>
+        <w:sz w:val="20"/>
+      </w:rPr>
+    </w:lvl>
+    <w:lvl w:ilvl="6" w:tentative="1">
+      <w:start w:val="1"/>
+      <w:numFmt w:val="bullet"/>
+      <w:lvlText w:val=""/>
+      <w:lvlJc w:val="left"/>
+      <w:pPr>
+        <w:tabs>
+          <w:tab w:val="num" w:pos="5040"/>
+        </w:tabs>
+        <w:ind w:left="5040" w:hanging="360"/>
+      </w:pPr>
+      <w:rPr>
+        <w:rFonts w:ascii="Wingdings" w:hAnsi="Wingdings" w:hint="default"/>
+        <w:sz w:val="20"/>
+      </w:rPr>
+    </w:lvl>
+    <w:lvl w:ilvl="7" w:tentative="1">
+      <w:start w:val="1"/>
+      <w:numFmt w:val="bullet"/>
+      <w:lvlText w:val=""/>
+      <w:lvlJc w:val="left"/>
+      <w:pPr>
+        <w:tabs>
+          <w:tab w:val="num" w:pos="5760"/>
+        </w:tabs>
+        <w:ind w:left="5760" w:hanging="360"/>
+      </w:pPr>
+      <w:rPr>
+        <w:rFonts w:ascii="Wingdings" w:hAnsi="Wingdings" w:hint="default"/>
+        <w:sz w:val="20"/>
+      </w:rPr>
+    </w:lvl>
+    <w:lvl w:ilvl="8" w:tentative="1">
+      <w:start w:val="1"/>
+      <w:numFmt w:val="bullet"/>
+      <w:lvlText w:val=""/>
+      <w:lvlJc w:val="left"/>
+      <w:pPr>
+        <w:tabs>
+          <w:tab w:val="num" w:pos="6480"/>
+        </w:tabs>
+        <w:ind w:left="6480" w:hanging="360"/>
+      </w:pPr>
+      <w:rPr>
+        <w:rFonts w:ascii="Wingdings" w:hAnsi="Wingdings" w:hint="default"/>
+        <w:sz w:val="20"/>
+      </w:rPr>
+    </w:lvl>
+  </w:abstractNum>
+  <w:abstractNum w:abstractNumId="19" w15:restartNumberingAfterBreak="0">
     <w:nsid w:val="703B534E"/>
     <w:multiLevelType w:val="hybridMultilevel"/>
     <w:tmpl w:val="AC269ECA"/>
@@ -23948,7 +26271,7 @@
       </w:pPr>
     </w:lvl>
   </w:abstractNum>
-  <w:abstractNum w:abstractNumId="14" w15:restartNumberingAfterBreak="0">
+  <w:abstractNum w:abstractNumId="20" w15:restartNumberingAfterBreak="0">
     <w:nsid w:val="72462FCB"/>
     <w:multiLevelType w:val="hybridMultilevel"/>
     <w:tmpl w:val="CDAE38E4"/>
@@ -24046,7 +26369,7 @@
       </w:pPr>
     </w:lvl>
   </w:abstractNum>
-  <w:abstractNum w:abstractNumId="15" w15:restartNumberingAfterBreak="0">
+  <w:abstractNum w:abstractNumId="21" w15:restartNumberingAfterBreak="0">
     <w:nsid w:val="7590791F"/>
     <w:multiLevelType w:val="hybridMultilevel"/>
     <w:tmpl w:val="F49C9D5A"/>
@@ -24136,7 +26459,7 @@
       </w:pPr>
     </w:lvl>
   </w:abstractNum>
-  <w:abstractNum w:abstractNumId="16" w15:restartNumberingAfterBreak="0">
+  <w:abstractNum w:abstractNumId="22" w15:restartNumberingAfterBreak="0">
     <w:nsid w:val="790751DA"/>
     <w:multiLevelType w:val="hybridMultilevel"/>
     <w:tmpl w:val="CFD83A9E"/>
@@ -24229,55 +26552,73 @@
     </w:lvl>
   </w:abstractNum>
   <w:num w:numId="1" w16cid:durableId="1325039610">
+    <w:abstractNumId w:val="8"/>
+  </w:num>
+  <w:num w:numId="2" w16cid:durableId="2138209636">
+    <w:abstractNumId w:val="17"/>
+  </w:num>
+  <w:num w:numId="3" w16cid:durableId="1233662762">
+    <w:abstractNumId w:val="20"/>
+  </w:num>
+  <w:num w:numId="4" w16cid:durableId="431703442">
+    <w:abstractNumId w:val="5"/>
+  </w:num>
+  <w:num w:numId="5" w16cid:durableId="1159347889">
+    <w:abstractNumId w:val="10"/>
+  </w:num>
+  <w:num w:numId="6" w16cid:durableId="245267006">
+    <w:abstractNumId w:val="3"/>
+  </w:num>
+  <w:num w:numId="7" w16cid:durableId="36398137">
+    <w:abstractNumId w:val="13"/>
+  </w:num>
+  <w:num w:numId="8" w16cid:durableId="1282297160">
+    <w:abstractNumId w:val="16"/>
+  </w:num>
+  <w:num w:numId="9" w16cid:durableId="1668437533">
+    <w:abstractNumId w:val="11"/>
+  </w:num>
+  <w:num w:numId="10" w16cid:durableId="1559245948">
+    <w:abstractNumId w:val="1"/>
+  </w:num>
+  <w:num w:numId="11" w16cid:durableId="451902105">
+    <w:abstractNumId w:val="7"/>
+  </w:num>
+  <w:num w:numId="12" w16cid:durableId="1914005050">
+    <w:abstractNumId w:val="2"/>
+  </w:num>
+  <w:num w:numId="13" w16cid:durableId="1356731574">
+    <w:abstractNumId w:val="14"/>
+  </w:num>
+  <w:num w:numId="14" w16cid:durableId="882792954">
     <w:abstractNumId w:val="6"/>
   </w:num>
-  <w:num w:numId="2" w16cid:durableId="2138209636">
+  <w:num w:numId="15" w16cid:durableId="815530476">
+    <w:abstractNumId w:val="21"/>
+  </w:num>
+  <w:num w:numId="16" w16cid:durableId="1832407875">
+    <w:abstractNumId w:val="22"/>
+  </w:num>
+  <w:num w:numId="17" w16cid:durableId="403720525">
+    <w:abstractNumId w:val="19"/>
+  </w:num>
+  <w:num w:numId="18" w16cid:durableId="1017459793">
+    <w:abstractNumId w:val="4"/>
+  </w:num>
+  <w:num w:numId="19" w16cid:durableId="1723165460">
+    <w:abstractNumId w:val="15"/>
+  </w:num>
+  <w:num w:numId="20" w16cid:durableId="335116543">
     <w:abstractNumId w:val="12"/>
   </w:num>
-  <w:num w:numId="3" w16cid:durableId="1233662762">
-    <w:abstractNumId w:val="14"/>
-  </w:num>
-  <w:num w:numId="4" w16cid:durableId="431703442">
-    <w:abstractNumId w:val="3"/>
-  </w:num>
-  <w:num w:numId="5" w16cid:durableId="1159347889">
-    <w:abstractNumId w:val="7"/>
-  </w:num>
-  <w:num w:numId="6" w16cid:durableId="245267006">
-    <w:abstractNumId w:val="2"/>
-  </w:num>
-  <w:num w:numId="7" w16cid:durableId="36398137">
+  <w:num w:numId="21" w16cid:durableId="270669040">
     <w:abstractNumId w:val="9"/>
   </w:num>
-  <w:num w:numId="8" w16cid:durableId="1282297160">
-    <w:abstractNumId w:val="11"/>
-  </w:num>
-  <w:num w:numId="9" w16cid:durableId="1668437533">
-    <w:abstractNumId w:val="8"/>
-  </w:num>
-  <w:num w:numId="10" w16cid:durableId="1559245948">
+  <w:num w:numId="22" w16cid:durableId="1243950031">
     <w:abstractNumId w:val="0"/>
   </w:num>
-  <w:num w:numId="11" w16cid:durableId="451902105">
-    <w:abstractNumId w:val="5"/>
-  </w:num>
-  <w:num w:numId="12" w16cid:durableId="1914005050">
-    <w:abstractNumId w:val="1"/>
-  </w:num>
-  <w:num w:numId="13" w16cid:durableId="1356731574">
-    <w:abstractNumId w:val="10"/>
-  </w:num>
-  <w:num w:numId="14" w16cid:durableId="882792954">
-    <w:abstractNumId w:val="4"/>
-  </w:num>
-  <w:num w:numId="15" w16cid:durableId="815530476">
-    <w:abstractNumId w:val="15"/>
-  </w:num>
-  <w:num w:numId="16" w16cid:durableId="1832407875">
-    <w:abstractNumId w:val="16"/>
-  </w:num>
-  <w:num w:numId="17" w16cid:durableId="403720525">
-    <w:abstractNumId w:val="13"/>
+  <w:num w:numId="23" w16cid:durableId="800418221">
+    <w:abstractNumId w:val="18"/>
   </w:num>
 </w:numbering>
 </file>

--- a/Group Profile CorporateHRA Scan.docx
+++ b/Group Profile CorporateHRA Scan.docx
@@ -583,7 +583,6 @@
         </w:rPr>
         <w:t>{</w:t>
       </w:r>
-      <w:proofErr w:type="spellStart"/>
       <w:r>
         <w:rPr>
           <w:rFonts w:asciiTheme="minorHAnsi" w:hAnsiTheme="minorHAnsi" w:cstheme="minorHAnsi"/>
@@ -608,7 +607,6 @@
         </w:rPr>
         <w:t>date</w:t>
       </w:r>
-      <w:proofErr w:type="spellEnd"/>
       <w:r>
         <w:rPr>
           <w:rFonts w:asciiTheme="minorHAnsi" w:hAnsiTheme="minorHAnsi" w:cstheme="minorHAnsi"/>
@@ -642,25 +640,7 @@
           <w:sz w:val="20"/>
           <w:szCs w:val="20"/>
         </w:rPr>
-        <w:t>{</w:t>
-      </w:r>
-      <w:proofErr w:type="spellStart"/>
-      <w:r>
-        <w:rPr>
-          <w:rFonts w:asciiTheme="minorHAnsi" w:hAnsiTheme="minorHAnsi" w:cstheme="minorHAnsi"/>
-          <w:sz w:val="20"/>
-          <w:szCs w:val="20"/>
-        </w:rPr>
-        <w:t>e_date</w:t>
-      </w:r>
-      <w:proofErr w:type="spellEnd"/>
-      <w:r>
-        <w:rPr>
-          <w:rFonts w:asciiTheme="minorHAnsi" w:hAnsiTheme="minorHAnsi" w:cstheme="minorHAnsi"/>
-          <w:sz w:val="20"/>
-          <w:szCs w:val="20"/>
-        </w:rPr>
-        <w:t>}</w:t>
+        <w:t>{e_date}</w:t>
       </w:r>
       <w:r>
         <w:rPr>
@@ -853,25 +833,7 @@
           <w:sz w:val="20"/>
           <w:szCs w:val="20"/>
         </w:rPr>
-        <w:t>{</w:t>
-      </w:r>
-      <w:proofErr w:type="spellStart"/>
-      <w:r>
-        <w:rPr>
-          <w:rFonts w:asciiTheme="minorHAnsi" w:hAnsiTheme="minorHAnsi" w:cstheme="minorHAnsi"/>
-          <w:sz w:val="20"/>
-          <w:szCs w:val="20"/>
-        </w:rPr>
-        <w:t>m_per</w:t>
-      </w:r>
-      <w:proofErr w:type="spellEnd"/>
-      <w:r>
-        <w:rPr>
-          <w:rFonts w:asciiTheme="minorHAnsi" w:hAnsiTheme="minorHAnsi" w:cstheme="minorHAnsi"/>
-          <w:sz w:val="20"/>
-          <w:szCs w:val="20"/>
-        </w:rPr>
-        <w:t>}</w:t>
+        <w:t>{m_per}</w:t>
       </w:r>
       <w:r>
         <w:rPr>
@@ -897,25 +859,7 @@
           <w:sz w:val="20"/>
           <w:szCs w:val="20"/>
         </w:rPr>
-        <w:t>{</w:t>
-      </w:r>
-      <w:proofErr w:type="spellStart"/>
-      <w:r>
-        <w:rPr>
-          <w:rFonts w:asciiTheme="minorHAnsi" w:hAnsiTheme="minorHAnsi" w:cstheme="minorHAnsi"/>
-          <w:sz w:val="20"/>
-          <w:szCs w:val="20"/>
-        </w:rPr>
-        <w:t>f_per</w:t>
-      </w:r>
-      <w:proofErr w:type="spellEnd"/>
-      <w:r>
-        <w:rPr>
-          <w:rFonts w:asciiTheme="minorHAnsi" w:hAnsiTheme="minorHAnsi" w:cstheme="minorHAnsi"/>
-          <w:sz w:val="20"/>
-          <w:szCs w:val="20"/>
-        </w:rPr>
-        <w:t>}</w:t>
+        <w:t>{f_per}</w:t>
       </w:r>
       <w:r>
         <w:rPr>
@@ -948,286 +892,6 @@
           <w:szCs w:val="20"/>
         </w:rPr>
         <w:t xml:space="preserve"> </w:t>
-      </w:r>
-    </w:p>
-    <w:p>
-      <w:pPr>
-        <w:pStyle w:val="NormalWeb"/>
-        <w:numPr>
-          <w:ilvl w:val="0"/>
-          <w:numId w:val="18"/>
-        </w:numPr>
-        <w:jc w:val="both"/>
-        <w:rPr>
-          <w:rFonts w:asciiTheme="minorHAnsi" w:hAnsiTheme="minorHAnsi" w:cstheme="minorHAnsi"/>
-          <w:sz w:val="20"/>
-          <w:szCs w:val="20"/>
-          <w:lang w:val="en-AE"/>
-        </w:rPr>
-      </w:pPr>
-      <w:r>
-        <w:rPr>
-          <w:rFonts w:asciiTheme="minorHAnsi" w:hAnsiTheme="minorHAnsi" w:cstheme="minorHAnsi"/>
-          <w:sz w:val="20"/>
-          <w:szCs w:val="20"/>
-          <w:lang w:val="en-AE"/>
-        </w:rPr>
-        <w:t>{</w:t>
-      </w:r>
-      <w:proofErr w:type="spellStart"/>
-      <w:r>
-        <w:rPr>
-          <w:rFonts w:asciiTheme="minorHAnsi" w:hAnsiTheme="minorHAnsi" w:cstheme="minorHAnsi"/>
-          <w:sz w:val="20"/>
-          <w:szCs w:val="20"/>
-          <w:lang w:val="en-AE"/>
-        </w:rPr>
-        <w:t>stress_chart_image</w:t>
-      </w:r>
-      <w:proofErr w:type="spellEnd"/>
-      <w:r>
-        <w:rPr>
-          <w:rFonts w:asciiTheme="minorHAnsi" w:hAnsiTheme="minorHAnsi" w:cstheme="minorHAnsi"/>
-          <w:sz w:val="20"/>
-          <w:szCs w:val="20"/>
-          <w:lang w:val="en-AE"/>
-        </w:rPr>
-        <w:t>}</w:t>
-      </w:r>
-    </w:p>
-    <w:p>
-      <w:pPr>
-        <w:pStyle w:val="NormalWeb"/>
-        <w:numPr>
-          <w:ilvl w:val="0"/>
-          <w:numId w:val="19"/>
-        </w:numPr>
-        <w:jc w:val="both"/>
-        <w:rPr>
-          <w:rFonts w:asciiTheme="minorHAnsi" w:hAnsiTheme="minorHAnsi" w:cstheme="minorHAnsi"/>
-          <w:sz w:val="20"/>
-          <w:szCs w:val="20"/>
-          <w:lang w:val="en-AE"/>
-        </w:rPr>
-      </w:pPr>
-      <w:r>
-        <w:rPr>
-          <w:rFonts w:asciiTheme="minorHAnsi" w:hAnsiTheme="minorHAnsi" w:cstheme="minorHAnsi"/>
-          <w:sz w:val="20"/>
-          <w:szCs w:val="20"/>
-          <w:lang w:val="en-AE"/>
-        </w:rPr>
-        <w:t>{</w:t>
-      </w:r>
-      <w:proofErr w:type="spellStart"/>
-      <w:r>
-        <w:rPr>
-          <w:rFonts w:asciiTheme="minorHAnsi" w:hAnsiTheme="minorHAnsi" w:cstheme="minorHAnsi"/>
-          <w:sz w:val="20"/>
-          <w:szCs w:val="20"/>
-          <w:lang w:val="en-AE"/>
-        </w:rPr>
-        <w:t>fitness_chart_image</w:t>
-      </w:r>
-      <w:proofErr w:type="spellEnd"/>
-      <w:r>
-        <w:rPr>
-          <w:rFonts w:asciiTheme="minorHAnsi" w:hAnsiTheme="minorHAnsi" w:cstheme="minorHAnsi"/>
-          <w:sz w:val="20"/>
-          <w:szCs w:val="20"/>
-          <w:lang w:val="en-AE"/>
-        </w:rPr>
-        <w:t>}</w:t>
-      </w:r>
-    </w:p>
-    <w:p>
-      <w:pPr>
-        <w:pStyle w:val="NormalWeb"/>
-        <w:numPr>
-          <w:ilvl w:val="0"/>
-          <w:numId w:val="20"/>
-        </w:numPr>
-        <w:jc w:val="both"/>
-        <w:rPr>
-          <w:rFonts w:asciiTheme="minorHAnsi" w:hAnsiTheme="minorHAnsi" w:cstheme="minorHAnsi"/>
-          <w:sz w:val="20"/>
-          <w:szCs w:val="20"/>
-          <w:lang w:val="en-AE"/>
-        </w:rPr>
-      </w:pPr>
-      <w:r>
-        <w:rPr>
-          <w:rFonts w:asciiTheme="minorHAnsi" w:hAnsiTheme="minorHAnsi" w:cstheme="minorHAnsi"/>
-          <w:sz w:val="20"/>
-          <w:szCs w:val="20"/>
-          <w:lang w:val="en-AE"/>
-        </w:rPr>
-        <w:t>{</w:t>
-      </w:r>
-      <w:proofErr w:type="spellStart"/>
-      <w:r>
-        <w:rPr>
-          <w:rFonts w:asciiTheme="minorHAnsi" w:hAnsiTheme="minorHAnsi" w:cstheme="minorHAnsi"/>
-          <w:sz w:val="20"/>
-          <w:szCs w:val="20"/>
-          <w:lang w:val="en-AE"/>
-        </w:rPr>
-        <w:t>hypertension_chart_image</w:t>
-      </w:r>
-      <w:proofErr w:type="spellEnd"/>
-      <w:r>
-        <w:rPr>
-          <w:rFonts w:asciiTheme="minorHAnsi" w:hAnsiTheme="minorHAnsi" w:cstheme="minorHAnsi"/>
-          <w:sz w:val="20"/>
-          <w:szCs w:val="20"/>
-          <w:lang w:val="en-AE"/>
-        </w:rPr>
-        <w:t>}</w:t>
-      </w:r>
-    </w:p>
-    <w:p>
-      <w:pPr>
-        <w:pStyle w:val="NormalWeb"/>
-        <w:numPr>
-          <w:ilvl w:val="0"/>
-          <w:numId w:val="21"/>
-        </w:numPr>
-        <w:jc w:val="both"/>
-        <w:rPr>
-          <w:rFonts w:asciiTheme="minorHAnsi" w:hAnsiTheme="minorHAnsi" w:cstheme="minorHAnsi"/>
-          <w:sz w:val="20"/>
-          <w:szCs w:val="20"/>
-          <w:lang w:val="en-AE"/>
-        </w:rPr>
-      </w:pPr>
-      <w:r>
-        <w:rPr>
-          <w:rFonts w:asciiTheme="minorHAnsi" w:hAnsiTheme="minorHAnsi" w:cstheme="minorHAnsi"/>
-          <w:sz w:val="20"/>
-          <w:szCs w:val="20"/>
-          <w:lang w:val="en-AE"/>
-        </w:rPr>
-        <w:t>{</w:t>
-      </w:r>
-      <w:proofErr w:type="spellStart"/>
-      <w:r>
-        <w:rPr>
-          <w:rFonts w:asciiTheme="minorHAnsi" w:hAnsiTheme="minorHAnsi" w:cstheme="minorHAnsi"/>
-          <w:sz w:val="20"/>
-          <w:szCs w:val="20"/>
-          <w:lang w:val="en-AE"/>
-        </w:rPr>
-        <w:t>diabetes_chart_image</w:t>
-      </w:r>
-      <w:proofErr w:type="spellEnd"/>
-      <w:r>
-        <w:rPr>
-          <w:rFonts w:asciiTheme="minorHAnsi" w:hAnsiTheme="minorHAnsi" w:cstheme="minorHAnsi"/>
-          <w:sz w:val="20"/>
-          <w:szCs w:val="20"/>
-          <w:lang w:val="en-AE"/>
-        </w:rPr>
-        <w:t>}</w:t>
-      </w:r>
-    </w:p>
-    <w:p>
-      <w:pPr>
-        <w:pStyle w:val="NormalWeb"/>
-        <w:numPr>
-          <w:ilvl w:val="0"/>
-          <w:numId w:val="22"/>
-        </w:numPr>
-        <w:jc w:val="both"/>
-        <w:rPr>
-          <w:rFonts w:asciiTheme="minorHAnsi" w:hAnsiTheme="minorHAnsi" w:cstheme="minorHAnsi"/>
-          <w:sz w:val="20"/>
-          <w:szCs w:val="20"/>
-          <w:lang w:val="en-AE"/>
-        </w:rPr>
-      </w:pPr>
-      <w:r>
-        <w:rPr>
-          <w:rFonts w:asciiTheme="minorHAnsi" w:hAnsiTheme="minorHAnsi" w:cstheme="minorHAnsi"/>
-          <w:sz w:val="20"/>
-          <w:szCs w:val="20"/>
-          <w:lang w:val="en-AE"/>
-        </w:rPr>
-        <w:t>{</w:t>
-      </w:r>
-      <w:proofErr w:type="spellStart"/>
-      <w:r>
-        <w:rPr>
-          <w:rFonts w:asciiTheme="minorHAnsi" w:hAnsiTheme="minorHAnsi" w:cstheme="minorHAnsi"/>
-          <w:sz w:val="20"/>
-          <w:szCs w:val="20"/>
-          <w:lang w:val="en-AE"/>
-        </w:rPr>
-        <w:t>medication_chart_image</w:t>
-      </w:r>
-      <w:proofErr w:type="spellEnd"/>
-      <w:r>
-        <w:rPr>
-          <w:rFonts w:asciiTheme="minorHAnsi" w:hAnsiTheme="minorHAnsi" w:cstheme="minorHAnsi"/>
-          <w:sz w:val="20"/>
-          <w:szCs w:val="20"/>
-          <w:lang w:val="en-AE"/>
-        </w:rPr>
-        <w:t>}</w:t>
-      </w:r>
-    </w:p>
-    <w:p>
-      <w:pPr>
-        <w:pStyle w:val="NormalWeb"/>
-        <w:ind w:left="720"/>
-        <w:jc w:val="both"/>
-        <w:rPr>
-          <w:rFonts w:asciiTheme="minorHAnsi" w:hAnsiTheme="minorHAnsi" w:cstheme="minorHAnsi"/>
-          <w:sz w:val="20"/>
-          <w:szCs w:val="20"/>
-        </w:rPr>
-      </w:pPr>
-    </w:p>
-    <w:p>
-      <w:pPr>
-        <w:pStyle w:val="NormalWeb"/>
-        <w:ind w:left="720"/>
-        <w:jc w:val="both"/>
-        <w:rPr>
-          <w:rFonts w:asciiTheme="minorHAnsi" w:hAnsiTheme="minorHAnsi" w:cstheme="minorHAnsi"/>
-          <w:sz w:val="20"/>
-          <w:szCs w:val="20"/>
-          <w:lang w:val="en-AE"/>
-        </w:rPr>
-      </w:pPr>
-      <w:r>
-        <w:rPr>
-          <w:rFonts w:asciiTheme="minorHAnsi" w:hAnsiTheme="minorHAnsi" w:cstheme="minorHAnsi"/>
-          <w:sz w:val="20"/>
-          <w:szCs w:val="20"/>
-          <w:lang w:val="en-AE"/>
-        </w:rPr>
-        <w:lastRenderedPageBreak/>
-        <w:t>{</w:t>
-      </w:r>
-      <w:proofErr w:type="spellStart"/>
-      <w:r>
-        <w:rPr>
-          <w:rFonts w:asciiTheme="minorHAnsi" w:hAnsiTheme="minorHAnsi" w:cstheme="minorHAnsi"/>
-          <w:sz w:val="20"/>
-          <w:szCs w:val="20"/>
-          <w:lang w:val="en-AE"/>
-        </w:rPr>
-        <w:t>age_chart_image</w:t>
-      </w:r>
-      <w:proofErr w:type="spellEnd"/>
-      <w:r>
-        <w:rPr>
-          <w:rFonts w:asciiTheme="minorHAnsi" w:hAnsiTheme="minorHAnsi" w:cstheme="minorHAnsi"/>
-          <w:sz w:val="20"/>
-          <w:szCs w:val="20"/>
-          <w:lang w:val="en-AE"/>
-        </w:rPr>
-        <w:t>}</w:t>
       </w:r>
     </w:p>
     <w:p>
@@ -1569,25 +1233,7 @@
           <w:sz w:val="20"/>
           <w:szCs w:val="20"/>
         </w:rPr>
-        <w:t>{</w:t>
-      </w:r>
-      <w:proofErr w:type="spellStart"/>
-      <w:r>
-        <w:rPr>
-          <w:rFonts w:asciiTheme="minorHAnsi" w:hAnsiTheme="minorHAnsi" w:cstheme="minorHAnsi"/>
-          <w:sz w:val="20"/>
-          <w:szCs w:val="20"/>
-        </w:rPr>
-        <w:t>age_chart_image</w:t>
-      </w:r>
-      <w:proofErr w:type="spellEnd"/>
-      <w:r>
-        <w:rPr>
-          <w:rFonts w:asciiTheme="minorHAnsi" w:hAnsiTheme="minorHAnsi" w:cstheme="minorHAnsi"/>
-          <w:sz w:val="20"/>
-          <w:szCs w:val="20"/>
-        </w:rPr>
-        <w:t>}</w:t>
+        <w:tab/>
       </w:r>
     </w:p>
     <w:p>
@@ -1638,6 +1284,7 @@
           <w:sz w:val="20"/>
           <w:szCs w:val="20"/>
         </w:rPr>
+        <w:lastRenderedPageBreak/>
         <w:t xml:space="preserve">The </w:t>
       </w:r>
       <w:r>
@@ -1662,25 +1309,7 @@
           <w:sz w:val="20"/>
           <w:szCs w:val="20"/>
         </w:rPr>
-        <w:t>{</w:t>
-      </w:r>
-      <w:proofErr w:type="spellStart"/>
-      <w:r>
-        <w:rPr>
-          <w:rFonts w:asciiTheme="minorHAnsi" w:hAnsiTheme="minorHAnsi" w:cstheme="minorHAnsi"/>
-          <w:sz w:val="20"/>
-          <w:szCs w:val="20"/>
-        </w:rPr>
-        <w:t>asian_descent_pct</w:t>
-      </w:r>
-      <w:proofErr w:type="spellEnd"/>
-      <w:r>
-        <w:rPr>
-          <w:rFonts w:asciiTheme="minorHAnsi" w:hAnsiTheme="minorHAnsi" w:cstheme="minorHAnsi"/>
-          <w:sz w:val="20"/>
-          <w:szCs w:val="20"/>
-        </w:rPr>
-        <w:t>}</w:t>
+        <w:t>{asian_descent_pct}</w:t>
       </w:r>
       <w:r>
         <w:rPr>
@@ -1720,9 +1349,8 @@
           <w:sz w:val="20"/>
           <w:szCs w:val="20"/>
         </w:rPr>
-        <w:t>{</w:t>
-      </w:r>
-      <w:proofErr w:type="spellStart"/>
+        <w:t>{middle_eastern_pct}</w:t>
+      </w:r>
       <w:r>
         <w:rPr>
           <w:rStyle w:val="Strong"/>
@@ -1732,9 +1360,28 @@
           <w:sz w:val="20"/>
           <w:szCs w:val="20"/>
         </w:rPr>
-        <w:t>middle_eastern_pct</w:t>
-      </w:r>
-      <w:proofErr w:type="spellEnd"/>
+        <w:t>% Middle Eastern</w:t>
+      </w:r>
+      <w:r>
+        <w:rPr>
+          <w:rFonts w:asciiTheme="minorHAnsi" w:hAnsiTheme="minorHAnsi" w:cstheme="minorHAnsi"/>
+          <w:b/>
+          <w:bCs/>
+          <w:sz w:val="20"/>
+          <w:szCs w:val="20"/>
+        </w:rPr>
+        <w:t xml:space="preserve">, </w:t>
+      </w:r>
+      <w:r>
+        <w:rPr>
+          <w:rFonts w:asciiTheme="minorHAnsi" w:hAnsiTheme="minorHAnsi" w:cstheme="minorHAnsi"/>
+          <w:b/>
+          <w:bCs/>
+          <w:sz w:val="20"/>
+          <w:szCs w:val="20"/>
+        </w:rPr>
+        <w:t>{</w:t>
+      </w:r>
       <w:r>
         <w:rPr>
           <w:rStyle w:val="Strong"/>
@@ -1744,7 +1391,7 @@
           <w:sz w:val="20"/>
           <w:szCs w:val="20"/>
         </w:rPr>
-        <w:t>}</w:t>
+        <w:t>african_descent_pct}</w:t>
       </w:r>
       <w:r>
         <w:rPr>
@@ -1755,7 +1402,7 @@
           <w:sz w:val="20"/>
           <w:szCs w:val="20"/>
         </w:rPr>
-        <w:t>% Middle Eastern</w:t>
+        <w:t>% African</w:t>
       </w:r>
       <w:r>
         <w:rPr>
@@ -1770,14 +1417,21 @@
       <w:r>
         <w:rPr>
           <w:rFonts w:asciiTheme="minorHAnsi" w:hAnsiTheme="minorHAnsi" w:cstheme="minorHAnsi"/>
+          <w:sz w:val="20"/>
+          <w:szCs w:val="20"/>
+        </w:rPr>
+        <w:t>and</w:t>
+      </w:r>
+      <w:r>
+        <w:rPr>
+          <w:rFonts w:asciiTheme="minorHAnsi" w:hAnsiTheme="minorHAnsi" w:cstheme="minorHAnsi"/>
           <w:b/>
           <w:bCs/>
           <w:sz w:val="20"/>
           <w:szCs w:val="20"/>
         </w:rPr>
-        <w:t>{</w:t>
-      </w:r>
-      <w:proofErr w:type="spellStart"/>
+        <w:t xml:space="preserve"> </w:t>
+      </w:r>
       <w:r>
         <w:rPr>
           <w:rStyle w:val="Strong"/>
@@ -1787,93 +1441,7 @@
           <w:sz w:val="20"/>
           <w:szCs w:val="20"/>
         </w:rPr>
-        <w:t>african_descent_pct</w:t>
-      </w:r>
-      <w:proofErr w:type="spellEnd"/>
-      <w:r>
-        <w:rPr>
-          <w:rStyle w:val="Strong"/>
-          <w:rFonts w:asciiTheme="minorHAnsi" w:hAnsiTheme="minorHAnsi" w:cstheme="minorHAnsi"/>
-          <w:b w:val="0"/>
-          <w:bCs w:val="0"/>
-          <w:sz w:val="20"/>
-          <w:szCs w:val="20"/>
-        </w:rPr>
-        <w:t>}</w:t>
-      </w:r>
-      <w:r>
-        <w:rPr>
-          <w:rStyle w:val="Strong"/>
-          <w:rFonts w:asciiTheme="minorHAnsi" w:hAnsiTheme="minorHAnsi" w:cstheme="minorHAnsi"/>
-          <w:b w:val="0"/>
-          <w:bCs w:val="0"/>
-          <w:sz w:val="20"/>
-          <w:szCs w:val="20"/>
-        </w:rPr>
-        <w:t>% African</w:t>
-      </w:r>
-      <w:r>
-        <w:rPr>
-          <w:rFonts w:asciiTheme="minorHAnsi" w:hAnsiTheme="minorHAnsi" w:cstheme="minorHAnsi"/>
-          <w:b/>
-          <w:bCs/>
-          <w:sz w:val="20"/>
-          <w:szCs w:val="20"/>
-        </w:rPr>
-        <w:t xml:space="preserve">, </w:t>
-      </w:r>
-      <w:r>
-        <w:rPr>
-          <w:rFonts w:asciiTheme="minorHAnsi" w:hAnsiTheme="minorHAnsi" w:cstheme="minorHAnsi"/>
-          <w:sz w:val="20"/>
-          <w:szCs w:val="20"/>
-        </w:rPr>
-        <w:t>and</w:t>
-      </w:r>
-      <w:r>
-        <w:rPr>
-          <w:rFonts w:asciiTheme="minorHAnsi" w:hAnsiTheme="minorHAnsi" w:cstheme="minorHAnsi"/>
-          <w:b/>
-          <w:bCs/>
-          <w:sz w:val="20"/>
-          <w:szCs w:val="20"/>
-        </w:rPr>
-        <w:t xml:space="preserve"> </w:t>
-      </w:r>
-      <w:r>
-        <w:rPr>
-          <w:rStyle w:val="Strong"/>
-          <w:rFonts w:asciiTheme="minorHAnsi" w:hAnsiTheme="minorHAnsi" w:cstheme="minorHAnsi"/>
-          <w:b w:val="0"/>
-          <w:bCs w:val="0"/>
-          <w:sz w:val="20"/>
-          <w:szCs w:val="20"/>
-        </w:rPr>
-        <w:t>{</w:t>
-      </w:r>
-      <w:proofErr w:type="spellStart"/>
-      <w:r>
-        <w:rPr>
-          <w:rStyle w:val="Strong"/>
-          <w:rFonts w:asciiTheme="minorHAnsi" w:hAnsiTheme="minorHAnsi" w:cstheme="minorHAnsi"/>
-          <w:b w:val="0"/>
-          <w:bCs w:val="0"/>
-          <w:sz w:val="20"/>
-          <w:szCs w:val="20"/>
-        </w:rPr>
-        <w:t>european_descent_pct</w:t>
-      </w:r>
-      <w:proofErr w:type="spellEnd"/>
-      <w:r>
-        <w:rPr>
-          <w:rStyle w:val="Strong"/>
-          <w:rFonts w:asciiTheme="minorHAnsi" w:hAnsiTheme="minorHAnsi" w:cstheme="minorHAnsi"/>
-          <w:b w:val="0"/>
-          <w:bCs w:val="0"/>
-          <w:sz w:val="20"/>
-          <w:szCs w:val="20"/>
-        </w:rPr>
-        <w:t>}</w:t>
+        <w:t>{european_descent_pct}</w:t>
       </w:r>
       <w:r>
         <w:rPr>
@@ -2105,25 +1673,7 @@
           <w:sz w:val="20"/>
           <w:szCs w:val="20"/>
         </w:rPr>
-        <w:t>{</w:t>
-      </w:r>
-      <w:proofErr w:type="spellStart"/>
-      <w:r>
-        <w:rPr>
-          <w:rFonts w:asciiTheme="minorHAnsi" w:hAnsiTheme="minorHAnsi" w:cstheme="minorHAnsi"/>
-          <w:sz w:val="20"/>
-          <w:szCs w:val="20"/>
-        </w:rPr>
-        <w:t>underweight_bmi_pct</w:t>
-      </w:r>
-      <w:proofErr w:type="spellEnd"/>
-      <w:r>
-        <w:rPr>
-          <w:rFonts w:asciiTheme="minorHAnsi" w:hAnsiTheme="minorHAnsi" w:cstheme="minorHAnsi"/>
-          <w:sz w:val="20"/>
-          <w:szCs w:val="20"/>
-        </w:rPr>
-        <w:t>}</w:t>
+        <w:t>{underweight_bmi_pct}</w:t>
       </w:r>
       <w:r>
         <w:rPr>
@@ -2334,23 +1884,13 @@
         </w:rPr>
         <w:t>{</w:t>
       </w:r>
-      <w:proofErr w:type="spellStart"/>
-      <w:r>
-        <w:rPr>
-          <w:rFonts w:asciiTheme="minorHAnsi" w:hAnsiTheme="minorHAnsi" w:cstheme="minorHAnsi"/>
-          <w:sz w:val="20"/>
-          <w:szCs w:val="20"/>
-        </w:rPr>
-        <w:t>normal_weight_pct</w:t>
-      </w:r>
-      <w:proofErr w:type="spellEnd"/>
-      <w:r>
-        <w:rPr>
-          <w:rFonts w:asciiTheme="minorHAnsi" w:hAnsiTheme="minorHAnsi" w:cstheme="minorHAnsi"/>
-          <w:sz w:val="20"/>
-          <w:szCs w:val="20"/>
-        </w:rPr>
-        <w:t>}</w:t>
+      <w:r>
+        <w:rPr>
+          <w:rFonts w:asciiTheme="minorHAnsi" w:hAnsiTheme="minorHAnsi" w:cstheme="minorHAnsi"/>
+          <w:sz w:val="20"/>
+          <w:szCs w:val="20"/>
+        </w:rPr>
+        <w:t>normal_weight_pct}</w:t>
       </w:r>
       <w:r>
         <w:rPr>
@@ -2544,23 +2084,13 @@
         </w:rPr>
         <w:t>{</w:t>
       </w:r>
-      <w:proofErr w:type="spellStart"/>
-      <w:r>
-        <w:rPr>
-          <w:rFonts w:asciiTheme="minorHAnsi" w:hAnsiTheme="minorHAnsi" w:cstheme="minorHAnsi"/>
-          <w:sz w:val="20"/>
-          <w:szCs w:val="20"/>
-        </w:rPr>
-        <w:t>overweight_bmi_pct</w:t>
-      </w:r>
-      <w:proofErr w:type="spellEnd"/>
-      <w:r>
-        <w:rPr>
-          <w:rFonts w:asciiTheme="minorHAnsi" w:hAnsiTheme="minorHAnsi" w:cstheme="minorHAnsi"/>
-          <w:sz w:val="20"/>
-          <w:szCs w:val="20"/>
-        </w:rPr>
-        <w:t>}</w:t>
+      <w:r>
+        <w:rPr>
+          <w:rFonts w:asciiTheme="minorHAnsi" w:hAnsiTheme="minorHAnsi" w:cstheme="minorHAnsi"/>
+          <w:sz w:val="20"/>
+          <w:szCs w:val="20"/>
+        </w:rPr>
+        <w:t>overweight_bmi_pct}</w:t>
       </w:r>
       <w:r>
         <w:rPr>
@@ -2768,29 +2298,7 @@
           <w:sz w:val="20"/>
           <w:szCs w:val="20"/>
         </w:rPr>
-        <w:t>{</w:t>
-      </w:r>
-      <w:proofErr w:type="spellStart"/>
-      <w:r>
-        <w:rPr>
-          <w:rFonts w:asciiTheme="minorHAnsi" w:hAnsiTheme="minorHAnsi" w:cstheme="minorHAnsi"/>
-          <w:b/>
-          <w:spacing w:val="-1"/>
-          <w:sz w:val="20"/>
-          <w:szCs w:val="20"/>
-        </w:rPr>
-        <w:t>obese_total_pct</w:t>
-      </w:r>
-      <w:proofErr w:type="spellEnd"/>
-      <w:r>
-        <w:rPr>
-          <w:rFonts w:asciiTheme="minorHAnsi" w:hAnsiTheme="minorHAnsi" w:cstheme="minorHAnsi"/>
-          <w:b/>
-          <w:spacing w:val="-1"/>
-          <w:sz w:val="20"/>
-          <w:szCs w:val="20"/>
-        </w:rPr>
-        <w:t>}</w:t>
+        <w:t>{obese_total_pct}</w:t>
       </w:r>
       <w:r>
         <w:rPr>
@@ -3079,25 +2587,7 @@
           <w:sz w:val="20"/>
           <w:szCs w:val="20"/>
         </w:rPr>
-        <w:t>{</w:t>
-      </w:r>
-      <w:proofErr w:type="spellStart"/>
-      <w:r>
-        <w:rPr>
-          <w:rFonts w:asciiTheme="minorHAnsi" w:hAnsiTheme="minorHAnsi" w:cstheme="minorHAnsi"/>
-          <w:sz w:val="20"/>
-          <w:szCs w:val="20"/>
-        </w:rPr>
-        <w:t>obese_gross_pct</w:t>
-      </w:r>
-      <w:proofErr w:type="spellEnd"/>
-      <w:r>
-        <w:rPr>
-          <w:rFonts w:asciiTheme="minorHAnsi" w:hAnsiTheme="minorHAnsi" w:cstheme="minorHAnsi"/>
-          <w:sz w:val="20"/>
-          <w:szCs w:val="20"/>
-        </w:rPr>
-        <w:t>}</w:t>
+        <w:t>{obese_gross_pct}</w:t>
       </w:r>
       <w:r>
         <w:rPr>
@@ -3864,16 +3354,7 @@
           <w:sz w:val="20"/>
           <w:szCs w:val="20"/>
         </w:rPr>
-        <w:t xml:space="preserve">as they consume juices, soft drinks, sugary snacks, fried food, fast food, commercial food </w:t>
-      </w:r>
-      <w:r>
-        <w:rPr>
-          <w:rFonts w:asciiTheme="minorHAnsi" w:hAnsiTheme="minorHAnsi" w:cstheme="minorHAnsi"/>
-          <w:sz w:val="20"/>
-          <w:szCs w:val="20"/>
-        </w:rPr>
-        <w:lastRenderedPageBreak/>
-        <w:t>more than 3 days a week.</w:t>
+        <w:t>as they consume juices, soft drinks, sugary snacks, fried food, fast food, commercial food more than 3 days a week.</w:t>
       </w:r>
     </w:p>
     <w:p>
@@ -4799,6 +4280,7 @@
           <w:sz w:val="20"/>
           <w:szCs w:val="20"/>
         </w:rPr>
+        <w:lastRenderedPageBreak/>
         <w:t>Stress Profile:</w:t>
       </w:r>
     </w:p>
@@ -4842,27 +4324,7 @@
           <w:sz w:val="20"/>
           <w:szCs w:val="20"/>
         </w:rPr>
-        <w:t>{</w:t>
-      </w:r>
-      <w:proofErr w:type="spellStart"/>
-      <w:r>
-        <w:rPr>
-          <w:rStyle w:val="Strong"/>
-          <w:rFonts w:asciiTheme="minorHAnsi" w:hAnsiTheme="minorHAnsi" w:cstheme="minorHAnsi"/>
-          <w:sz w:val="20"/>
-          <w:szCs w:val="20"/>
-        </w:rPr>
-        <w:t>overall_stress_pct</w:t>
-      </w:r>
-      <w:proofErr w:type="spellEnd"/>
-      <w:r>
-        <w:rPr>
-          <w:rStyle w:val="Strong"/>
-          <w:rFonts w:asciiTheme="minorHAnsi" w:hAnsiTheme="minorHAnsi" w:cstheme="minorHAnsi"/>
-          <w:sz w:val="20"/>
-          <w:szCs w:val="20"/>
-        </w:rPr>
-        <w:t>}</w:t>
+        <w:t>{overall_stress_pct}</w:t>
       </w:r>
       <w:r>
         <w:rPr>
@@ -4920,25 +4382,7 @@
           <w:sz w:val="20"/>
           <w:szCs w:val="20"/>
         </w:rPr>
-        <w:t>{</w:t>
-      </w:r>
-      <w:proofErr w:type="spellStart"/>
-      <w:r>
-        <w:rPr>
-          <w:rFonts w:asciiTheme="minorHAnsi" w:hAnsiTheme="minorHAnsi" w:cstheme="minorHAnsi"/>
-          <w:sz w:val="20"/>
-          <w:szCs w:val="20"/>
-        </w:rPr>
-        <w:t>home_social_stress_pct</w:t>
-      </w:r>
-      <w:proofErr w:type="spellEnd"/>
-      <w:r>
-        <w:rPr>
-          <w:rFonts w:asciiTheme="minorHAnsi" w:hAnsiTheme="minorHAnsi" w:cstheme="minorHAnsi"/>
-          <w:sz w:val="20"/>
-          <w:szCs w:val="20"/>
-        </w:rPr>
-        <w:t>}</w:t>
+        <w:t>{home_social_stress_pct}</w:t>
       </w:r>
       <w:r>
         <w:rPr>
@@ -4995,25 +4439,7 @@
           <w:sz w:val="20"/>
           <w:szCs w:val="20"/>
         </w:rPr>
-        <w:t>{</w:t>
-      </w:r>
-      <w:proofErr w:type="spellStart"/>
-      <w:r>
-        <w:rPr>
-          <w:rFonts w:asciiTheme="minorHAnsi" w:hAnsiTheme="minorHAnsi" w:cstheme="minorHAnsi"/>
-          <w:sz w:val="20"/>
-          <w:szCs w:val="20"/>
-        </w:rPr>
-        <w:t>work_related_stress_pct</w:t>
-      </w:r>
-      <w:proofErr w:type="spellEnd"/>
-      <w:r>
-        <w:rPr>
-          <w:rFonts w:asciiTheme="minorHAnsi" w:hAnsiTheme="minorHAnsi" w:cstheme="minorHAnsi"/>
-          <w:sz w:val="20"/>
-          <w:szCs w:val="20"/>
-        </w:rPr>
-        <w:t>}</w:t>
+        <w:t>{work_related_stress_pct}</w:t>
       </w:r>
       <w:r>
         <w:rPr>
@@ -5119,7 +4545,6 @@
         </w:rPr>
         <w:t>{</w:t>
       </w:r>
-      <w:proofErr w:type="spellStart"/>
       <w:r>
         <w:rPr>
           <w:rStyle w:val="Strong"/>
@@ -5129,19 +4554,7 @@
           <w:sz w:val="20"/>
           <w:szCs w:val="20"/>
         </w:rPr>
-        <w:t>tobacco_use_pct</w:t>
-      </w:r>
-      <w:proofErr w:type="spellEnd"/>
-      <w:r>
-        <w:rPr>
-          <w:rStyle w:val="Strong"/>
-          <w:rFonts w:asciiTheme="minorHAnsi" w:hAnsiTheme="minorHAnsi" w:cstheme="minorHAnsi"/>
-          <w:b w:val="0"/>
-          <w:bCs w:val="0"/>
-          <w:sz w:val="20"/>
-          <w:szCs w:val="20"/>
-        </w:rPr>
-        <w:t>} %</w:t>
+        <w:t>tobacco_use_pct} %</w:t>
       </w:r>
       <w:r>
         <w:rPr>
@@ -5209,31 +4622,7 @@
           <w:sz w:val="20"/>
           <w:szCs w:val="20"/>
         </w:rPr>
-        <w:t>{</w:t>
-      </w:r>
-      <w:proofErr w:type="spellStart"/>
-      <w:r>
-        <w:rPr>
-          <w:rStyle w:val="Strong"/>
-          <w:rFonts w:asciiTheme="minorHAnsi" w:hAnsiTheme="minorHAnsi" w:cstheme="minorHAnsi"/>
-          <w:b w:val="0"/>
-          <w:bCs w:val="0"/>
-          <w:sz w:val="20"/>
-          <w:szCs w:val="20"/>
-        </w:rPr>
-        <w:t>alcohol_consumption_pct</w:t>
-      </w:r>
-      <w:proofErr w:type="spellEnd"/>
-      <w:r>
-        <w:rPr>
-          <w:rStyle w:val="Strong"/>
-          <w:rFonts w:asciiTheme="minorHAnsi" w:hAnsiTheme="minorHAnsi" w:cstheme="minorHAnsi"/>
-          <w:b w:val="0"/>
-          <w:bCs w:val="0"/>
-          <w:sz w:val="20"/>
-          <w:szCs w:val="20"/>
-        </w:rPr>
-        <w:t>}%</w:t>
+        <w:t>{alcohol_consumption_pct}%</w:t>
       </w:r>
       <w:r>
         <w:rPr>
@@ -5412,25 +4801,7 @@
           <w:sz w:val="20"/>
           <w:szCs w:val="20"/>
         </w:rPr>
-        <w:t>{</w:t>
-      </w:r>
-      <w:proofErr w:type="spellStart"/>
-      <w:r>
-        <w:rPr>
-          <w:rFonts w:asciiTheme="minorHAnsi" w:hAnsiTheme="minorHAnsi" w:cstheme="minorHAnsi"/>
-          <w:sz w:val="20"/>
-          <w:szCs w:val="20"/>
-        </w:rPr>
-        <w:t>chronic_ailments_pct</w:t>
-      </w:r>
-      <w:proofErr w:type="spellEnd"/>
-      <w:r>
-        <w:rPr>
-          <w:rFonts w:asciiTheme="minorHAnsi" w:hAnsiTheme="minorHAnsi" w:cstheme="minorHAnsi"/>
-          <w:sz w:val="20"/>
-          <w:szCs w:val="20"/>
-        </w:rPr>
-        <w:t>}</w:t>
+        <w:t>{chronic_ailments_pct}</w:t>
       </w:r>
       <w:r>
         <w:rPr>
@@ -5510,29 +4881,7 @@
           <w:sz w:val="20"/>
           <w:szCs w:val="20"/>
         </w:rPr>
-        <w:t>{</w:t>
-      </w:r>
-      <w:proofErr w:type="spellStart"/>
-      <w:r>
-        <w:rPr>
-          <w:rFonts w:asciiTheme="minorHAnsi" w:hAnsiTheme="minorHAnsi" w:cstheme="minorHAnsi"/>
-          <w:bCs/>
-          <w:spacing w:val="-2"/>
-          <w:sz w:val="20"/>
-          <w:szCs w:val="20"/>
-        </w:rPr>
-        <w:t>medication_total_pct</w:t>
-      </w:r>
-      <w:proofErr w:type="spellEnd"/>
-      <w:r>
-        <w:rPr>
-          <w:rFonts w:asciiTheme="minorHAnsi" w:hAnsiTheme="minorHAnsi" w:cstheme="minorHAnsi"/>
-          <w:bCs/>
-          <w:spacing w:val="-2"/>
-          <w:sz w:val="20"/>
-          <w:szCs w:val="20"/>
-        </w:rPr>
-        <w:t>}</w:t>
+        <w:t>{medication_total_pct}</w:t>
       </w:r>
       <w:r>
         <w:rPr>
@@ -5729,25 +5078,7 @@
           <w:sz w:val="20"/>
           <w:szCs w:val="20"/>
         </w:rPr>
-        <w:t>{</w:t>
-      </w:r>
-      <w:proofErr w:type="spellStart"/>
-      <w:r>
-        <w:rPr>
-          <w:rFonts w:asciiTheme="minorHAnsi" w:hAnsiTheme="minorHAnsi" w:cstheme="minorHAnsi"/>
-          <w:sz w:val="20"/>
-          <w:szCs w:val="20"/>
-        </w:rPr>
-        <w:t>medication_diabetes_pct</w:t>
-      </w:r>
-      <w:proofErr w:type="spellEnd"/>
-      <w:r>
-        <w:rPr>
-          <w:rFonts w:asciiTheme="minorHAnsi" w:hAnsiTheme="minorHAnsi" w:cstheme="minorHAnsi"/>
-          <w:sz w:val="20"/>
-          <w:szCs w:val="20"/>
-        </w:rPr>
-        <w:t>}</w:t>
+        <w:t>{medication_diabetes_pct}</w:t>
       </w:r>
       <w:r>
         <w:rPr>
@@ -5883,25 +5214,7 @@
           <w:sz w:val="20"/>
           <w:szCs w:val="20"/>
         </w:rPr>
-        <w:t>{</w:t>
-      </w:r>
-      <w:proofErr w:type="spellStart"/>
-      <w:r>
-        <w:rPr>
-          <w:rFonts w:asciiTheme="minorHAnsi" w:hAnsiTheme="minorHAnsi" w:cstheme="minorHAnsi"/>
-          <w:sz w:val="20"/>
-          <w:szCs w:val="20"/>
-        </w:rPr>
-        <w:t>medication_hypertension_pct</w:t>
-      </w:r>
-      <w:proofErr w:type="spellEnd"/>
-      <w:r>
-        <w:rPr>
-          <w:rFonts w:asciiTheme="minorHAnsi" w:hAnsiTheme="minorHAnsi" w:cstheme="minorHAnsi"/>
-          <w:sz w:val="20"/>
-          <w:szCs w:val="20"/>
-        </w:rPr>
-        <w:t>}</w:t>
+        <w:t>{medication_hypertension_pct}</w:t>
       </w:r>
       <w:r>
         <w:rPr>
@@ -6037,25 +5350,7 @@
           <w:sz w:val="20"/>
           <w:szCs w:val="20"/>
         </w:rPr>
-        <w:t>{</w:t>
-      </w:r>
-      <w:proofErr w:type="spellStart"/>
-      <w:r>
-        <w:rPr>
-          <w:rFonts w:asciiTheme="minorHAnsi" w:hAnsiTheme="minorHAnsi" w:cstheme="minorHAnsi"/>
-          <w:sz w:val="20"/>
-          <w:szCs w:val="20"/>
-        </w:rPr>
-        <w:t>medication_dyslipidemia_pct</w:t>
-      </w:r>
-      <w:proofErr w:type="spellEnd"/>
-      <w:r>
-        <w:rPr>
-          <w:rFonts w:asciiTheme="minorHAnsi" w:hAnsiTheme="minorHAnsi" w:cstheme="minorHAnsi"/>
-          <w:sz w:val="20"/>
-          <w:szCs w:val="20"/>
-        </w:rPr>
-        <w:t>}</w:t>
+        <w:t>{medication_dyslipidemia_pct}</w:t>
       </w:r>
       <w:r>
         <w:rPr>
@@ -6164,16 +5459,7 @@
           <w:sz w:val="20"/>
           <w:szCs w:val="20"/>
         </w:rPr>
-        <w:t xml:space="preserve"> medication for </w:t>
-      </w:r>
-      <w:r>
-        <w:rPr>
-          <w:rFonts w:asciiTheme="minorHAnsi" w:hAnsiTheme="minorHAnsi" w:cstheme="minorHAnsi"/>
-          <w:sz w:val="20"/>
-          <w:szCs w:val="20"/>
-        </w:rPr>
-        <w:lastRenderedPageBreak/>
-        <w:t>dyslipidemia.</w:t>
+        <w:t xml:space="preserve"> medication for dyslipidemia.</w:t>
       </w:r>
     </w:p>
     <w:p>
@@ -6200,25 +5486,7 @@
           <w:sz w:val="20"/>
           <w:szCs w:val="20"/>
         </w:rPr>
-        <w:t>{</w:t>
-      </w:r>
-      <w:proofErr w:type="spellStart"/>
-      <w:r>
-        <w:rPr>
-          <w:rFonts w:asciiTheme="minorHAnsi" w:hAnsiTheme="minorHAnsi" w:cstheme="minorHAnsi"/>
-          <w:sz w:val="20"/>
-          <w:szCs w:val="20"/>
-        </w:rPr>
-        <w:t>medication_musculoskeletal_pct</w:t>
-      </w:r>
-      <w:proofErr w:type="spellEnd"/>
-      <w:r>
-        <w:rPr>
-          <w:rFonts w:asciiTheme="minorHAnsi" w:hAnsiTheme="minorHAnsi" w:cstheme="minorHAnsi"/>
-          <w:sz w:val="20"/>
-          <w:szCs w:val="20"/>
-        </w:rPr>
-        <w:t>}</w:t>
+        <w:t>{medication_musculoskeletal_pct}</w:t>
       </w:r>
       <w:r>
         <w:rPr>
@@ -6327,25 +5595,7 @@
           <w:sz w:val="20"/>
           <w:szCs w:val="20"/>
         </w:rPr>
-        <w:t xml:space="preserve"> medication for </w:t>
-      </w:r>
-      <w:proofErr w:type="spellStart"/>
-      <w:r>
-        <w:rPr>
-          <w:rFonts w:asciiTheme="minorHAnsi" w:hAnsiTheme="minorHAnsi" w:cstheme="minorHAnsi"/>
-          <w:sz w:val="20"/>
-          <w:szCs w:val="20"/>
-        </w:rPr>
-        <w:t>musculo</w:t>
-      </w:r>
-      <w:proofErr w:type="spellEnd"/>
-      <w:r>
-        <w:rPr>
-          <w:rFonts w:asciiTheme="minorHAnsi" w:hAnsiTheme="minorHAnsi" w:cstheme="minorHAnsi"/>
-          <w:sz w:val="20"/>
-          <w:szCs w:val="20"/>
-        </w:rPr>
-        <w:t>-skeletal problems.</w:t>
+        <w:t xml:space="preserve"> medication for musculo-skeletal problems.</w:t>
       </w:r>
     </w:p>
     <w:p>
@@ -6372,25 +5622,7 @@
           <w:sz w:val="20"/>
           <w:szCs w:val="20"/>
         </w:rPr>
-        <w:t>{</w:t>
-      </w:r>
-      <w:proofErr w:type="spellStart"/>
-      <w:r>
-        <w:rPr>
-          <w:rFonts w:asciiTheme="minorHAnsi" w:hAnsiTheme="minorHAnsi" w:cstheme="minorHAnsi"/>
-          <w:sz w:val="20"/>
-          <w:szCs w:val="20"/>
-        </w:rPr>
-        <w:t>medication_other_pct</w:t>
-      </w:r>
-      <w:proofErr w:type="spellEnd"/>
-      <w:r>
-        <w:rPr>
-          <w:rFonts w:asciiTheme="minorHAnsi" w:hAnsiTheme="minorHAnsi" w:cstheme="minorHAnsi"/>
-          <w:sz w:val="20"/>
-          <w:szCs w:val="20"/>
-        </w:rPr>
-        <w:t>}</w:t>
+        <w:t>{medication_other_pct}</w:t>
       </w:r>
       <w:r>
         <w:rPr>
@@ -6731,7 +5963,6 @@
         </w:rPr>
         <w:t>{</w:t>
       </w:r>
-      <w:proofErr w:type="spellStart"/>
       <w:r>
         <w:rPr>
           <w:rFonts w:asciiTheme="minorHAnsi" w:hAnsiTheme="minorHAnsi" w:cstheme="minorHAnsi"/>
@@ -6741,7 +5972,6 @@
         </w:rPr>
         <w:t>fbs_pre_pct</w:t>
       </w:r>
-      <w:proofErr w:type="spellEnd"/>
       <w:r>
         <w:rPr>
           <w:rFonts w:asciiTheme="minorHAnsi" w:hAnsiTheme="minorHAnsi" w:cstheme="minorHAnsi"/>
@@ -6997,7 +6227,6 @@
         </w:rPr>
         <w:t>{</w:t>
       </w:r>
-      <w:proofErr w:type="spellStart"/>
       <w:r>
         <w:rPr>
           <w:rFonts w:asciiTheme="minorHAnsi" w:hAnsiTheme="minorHAnsi" w:cstheme="minorHAnsi"/>
@@ -7007,7 +6236,6 @@
         </w:rPr>
         <w:t>fbs_mod_pct</w:t>
       </w:r>
-      <w:proofErr w:type="spellEnd"/>
       <w:r>
         <w:rPr>
           <w:rFonts w:asciiTheme="minorHAnsi" w:hAnsiTheme="minorHAnsi" w:cstheme="minorHAnsi"/>
@@ -7170,6 +6398,7 @@
           <w:sz w:val="20"/>
           <w:szCs w:val="20"/>
         </w:rPr>
+        <w:lastRenderedPageBreak/>
         <w:softHyphen/>
       </w:r>
       <w:r>
@@ -7188,7 +6417,6 @@
         </w:rPr>
         <w:t>{</w:t>
       </w:r>
-      <w:proofErr w:type="spellStart"/>
       <w:r>
         <w:rPr>
           <w:rFonts w:asciiTheme="minorHAnsi" w:hAnsiTheme="minorHAnsi" w:cstheme="minorHAnsi"/>
@@ -7198,7 +6426,6 @@
         </w:rPr>
         <w:t>fbs_dia_pct</w:t>
       </w:r>
-      <w:proofErr w:type="spellEnd"/>
       <w:r>
         <w:rPr>
           <w:rFonts w:asciiTheme="minorHAnsi" w:hAnsiTheme="minorHAnsi" w:cstheme="minorHAnsi"/>
@@ -7444,7 +6671,6 @@
         </w:rPr>
         <w:t>{</w:t>
       </w:r>
-      <w:proofErr w:type="spellStart"/>
       <w:r>
         <w:rPr>
           <w:rFonts w:asciiTheme="minorHAnsi" w:hAnsiTheme="minorHAnsi" w:cstheme="minorHAnsi"/>
@@ -7453,7 +6679,6 @@
         </w:rPr>
         <w:t>rbs_pre_pct</w:t>
       </w:r>
-      <w:proofErr w:type="spellEnd"/>
       <w:r>
         <w:rPr>
           <w:rFonts w:asciiTheme="minorHAnsi" w:hAnsiTheme="minorHAnsi" w:cstheme="minorHAnsi"/>
@@ -7725,7 +6950,6 @@
         </w:rPr>
         <w:t>{</w:t>
       </w:r>
-      <w:proofErr w:type="spellStart"/>
       <w:r>
         <w:rPr>
           <w:rFonts w:asciiTheme="minorHAnsi" w:hAnsiTheme="minorHAnsi" w:cstheme="minorHAnsi"/>
@@ -7734,7 +6958,6 @@
         </w:rPr>
         <w:t>rbs_mod_pct</w:t>
       </w:r>
-      <w:proofErr w:type="spellEnd"/>
       <w:r>
         <w:rPr>
           <w:rFonts w:asciiTheme="minorHAnsi" w:hAnsiTheme="minorHAnsi" w:cstheme="minorHAnsi"/>
@@ -7961,7 +7184,6 @@
         </w:rPr>
         <w:t>{</w:t>
       </w:r>
-      <w:proofErr w:type="spellStart"/>
       <w:r>
         <w:rPr>
           <w:rFonts w:asciiTheme="minorHAnsi" w:hAnsiTheme="minorHAnsi" w:cstheme="minorHAnsi"/>
@@ -7971,7 +7193,6 @@
         </w:rPr>
         <w:t>rbs_dia_pct</w:t>
       </w:r>
-      <w:proofErr w:type="spellEnd"/>
       <w:r>
         <w:rPr>
           <w:rFonts w:asciiTheme="minorHAnsi" w:hAnsiTheme="minorHAnsi" w:cstheme="minorHAnsi"/>
@@ -8344,7 +7565,6 @@
         </w:rPr>
         <w:t>{</w:t>
       </w:r>
-      <w:proofErr w:type="spellStart"/>
       <w:r>
         <w:rPr>
           <w:rFonts w:asciiTheme="minorHAnsi" w:hAnsiTheme="minorHAnsi" w:cstheme="minorHAnsi"/>
@@ -8354,7 +7574,6 @@
         </w:rPr>
         <w:t>pre_hypertensive_pct</w:t>
       </w:r>
-      <w:proofErr w:type="spellEnd"/>
       <w:r>
         <w:rPr>
           <w:rFonts w:asciiTheme="minorHAnsi" w:hAnsiTheme="minorHAnsi" w:cstheme="minorHAnsi"/>
@@ -9740,7 +8959,6 @@
         </w:rPr>
         <w:t>{</w:t>
       </w:r>
-      <w:proofErr w:type="spellStart"/>
       <w:r>
         <w:rPr>
           <w:rFonts w:asciiTheme="minorHAnsi" w:hAnsiTheme="minorHAnsi" w:cstheme="minorHAnsi"/>
@@ -9750,7 +8968,6 @@
         </w:rPr>
         <w:t>borderline_hyperlipidemia_pct</w:t>
       </w:r>
-      <w:proofErr w:type="spellEnd"/>
       <w:r>
         <w:rPr>
           <w:rFonts w:asciiTheme="minorHAnsi" w:hAnsiTheme="minorHAnsi" w:cstheme="minorHAnsi"/>
@@ -9932,7 +9149,6 @@
         </w:rPr>
         <w:t>{</w:t>
       </w:r>
-      <w:proofErr w:type="spellStart"/>
       <w:r>
         <w:rPr>
           <w:rFonts w:asciiTheme="minorHAnsi" w:hAnsiTheme="minorHAnsi" w:cstheme="minorHAnsi"/>
@@ -9941,7 +9157,6 @@
         </w:rPr>
         <w:t>moderate_hyperlipidemia_pct</w:t>
       </w:r>
-      <w:proofErr w:type="spellEnd"/>
       <w:r>
         <w:rPr>
           <w:rFonts w:asciiTheme="minorHAnsi" w:hAnsiTheme="minorHAnsi" w:cstheme="minorHAnsi"/>
@@ -10114,7 +9329,6 @@
         </w:rPr>
         <w:t>{</w:t>
       </w:r>
-      <w:proofErr w:type="spellStart"/>
       <w:r>
         <w:rPr>
           <w:rFonts w:asciiTheme="minorHAnsi" w:hAnsiTheme="minorHAnsi" w:cstheme="minorHAnsi"/>
@@ -10123,7 +9337,6 @@
         </w:rPr>
         <w:t>hyperlipidemia_pct</w:t>
       </w:r>
-      <w:proofErr w:type="spellEnd"/>
       <w:r>
         <w:rPr>
           <w:rFonts w:asciiTheme="minorHAnsi" w:hAnsiTheme="minorHAnsi" w:cstheme="minorHAnsi"/>
@@ -10336,7 +9549,6 @@
           <w:sz w:val="20"/>
           <w:szCs w:val="20"/>
         </w:rPr>
-        <w:lastRenderedPageBreak/>
         <w:t>Cardiac</w:t>
       </w:r>
       <w:r>
@@ -10390,7 +9602,6 @@
         </w:rPr>
         <w:t>{</w:t>
       </w:r>
-      <w:proofErr w:type="spellStart"/>
       <w:r>
         <w:rPr>
           <w:rFonts w:asciiTheme="minorHAnsi" w:hAnsiTheme="minorHAnsi" w:cstheme="minorHAnsi"/>
@@ -10399,7 +9610,6 @@
         </w:rPr>
         <w:t>cardiac_risk_pct</w:t>
       </w:r>
-      <w:proofErr w:type="spellEnd"/>
       <w:r>
         <w:rPr>
           <w:rFonts w:asciiTheme="minorHAnsi" w:hAnsiTheme="minorHAnsi" w:cstheme="minorHAnsi"/>
@@ -11757,7 +10967,6 @@
         </w:rPr>
         <w:t>{</w:t>
       </w:r>
-      <w:proofErr w:type="spellStart"/>
       <w:r>
         <w:rPr>
           <w:rFonts w:asciiTheme="minorHAnsi" w:hAnsiTheme="minorHAnsi" w:cstheme="minorHAnsi"/>
@@ -11766,7 +10975,6 @@
         </w:rPr>
         <w:t>cardiac_risk_pct</w:t>
       </w:r>
-      <w:proofErr w:type="spellEnd"/>
       <w:r>
         <w:rPr>
           <w:rFonts w:asciiTheme="minorHAnsi" w:hAnsiTheme="minorHAnsi" w:cstheme="minorHAnsi"/>
@@ -12007,7 +11215,6 @@
         </w:rPr>
         <w:t>{</w:t>
       </w:r>
-      <w:proofErr w:type="spellStart"/>
       <w:r>
         <w:rPr>
           <w:rStyle w:val="Strong"/>
@@ -12017,19 +11224,7 @@
           <w:sz w:val="20"/>
           <w:szCs w:val="20"/>
         </w:rPr>
-        <w:t>overall_stress_pct</w:t>
-      </w:r>
-      <w:proofErr w:type="spellEnd"/>
-      <w:r>
-        <w:rPr>
-          <w:rStyle w:val="Strong"/>
-          <w:rFonts w:asciiTheme="minorHAnsi" w:hAnsiTheme="minorHAnsi" w:cstheme="minorHAnsi"/>
-          <w:b w:val="0"/>
-          <w:bCs w:val="0"/>
-          <w:sz w:val="20"/>
-          <w:szCs w:val="20"/>
-        </w:rPr>
-        <w:t>}</w:t>
+        <w:t>overall_stress_pct}</w:t>
       </w:r>
       <w:r>
         <w:rPr>
@@ -13249,14 +12444,12 @@
         </w:rPr>
         <w:t>{</w:t>
       </w:r>
-      <w:proofErr w:type="spellStart"/>
       <w:r>
         <w:rPr>
           <w:rFonts w:asciiTheme="minorHAnsi" w:hAnsiTheme="minorHAnsi" w:cstheme="minorHAnsi"/>
         </w:rPr>
         <w:t>current_date</w:t>
       </w:r>
-      <w:proofErr w:type="spellEnd"/>
       <w:r>
         <w:rPr>
           <w:rFonts w:asciiTheme="minorHAnsi" w:hAnsiTheme="minorHAnsi" w:cstheme="minorHAnsi"/>
@@ -13369,15 +12562,8 @@
       <w:r>
         <w:rPr>
           <w:rFonts w:asciiTheme="minorHAnsi" w:hAnsiTheme="minorHAnsi" w:cstheme="minorHAnsi"/>
-          <w:highlight w:val="magenta"/>
-        </w:rPr>
-        <w:t>___</w:t>
-      </w:r>
-      <w:r>
-        <w:rPr>
-          <w:rFonts w:asciiTheme="minorHAnsi" w:hAnsiTheme="minorHAnsi" w:cstheme="minorHAnsi"/>
-        </w:rPr>
-        <w:t>)</w:t>
+        </w:rPr>
+        <w:t>{count}</w:t>
       </w:r>
       <w:r>
         <w:rPr>
@@ -13471,14 +12657,12 @@
         </w:rPr>
         <w:t xml:space="preserve"> on {</w:t>
       </w:r>
-      <w:proofErr w:type="spellStart"/>
       <w:r>
         <w:rPr>
           <w:rFonts w:asciiTheme="minorHAnsi" w:hAnsiTheme="minorHAnsi" w:cstheme="minorHAnsi"/>
         </w:rPr>
         <w:t>current_date</w:t>
       </w:r>
-      <w:proofErr w:type="spellEnd"/>
       <w:r>
         <w:rPr>
           <w:rFonts w:asciiTheme="minorHAnsi" w:hAnsiTheme="minorHAnsi" w:cstheme="minorHAnsi"/>
@@ -17690,21 +16874,7 @@
         <w:rPr>
           <w:rFonts w:asciiTheme="minorHAnsi" w:hAnsiTheme="minorHAnsi" w:cstheme="minorHAnsi"/>
         </w:rPr>
-        <w:t>{</w:t>
-      </w:r>
-      <w:proofErr w:type="spellStart"/>
-      <w:r>
-        <w:rPr>
-          <w:rFonts w:asciiTheme="minorHAnsi" w:hAnsiTheme="minorHAnsi" w:cstheme="minorHAnsi"/>
-        </w:rPr>
-        <w:t>current_date</w:t>
-      </w:r>
-      <w:proofErr w:type="spellEnd"/>
-      <w:r>
-        <w:rPr>
-          <w:rFonts w:asciiTheme="minorHAnsi" w:hAnsiTheme="minorHAnsi" w:cstheme="minorHAnsi"/>
-        </w:rPr>
-        <w:t>}</w:t>
+        <w:t>{current_date}</w:t>
       </w:r>
     </w:p>
     <w:p>
@@ -20456,7 +19626,6 @@
         </w:rPr>
         <w:t>{</w:t>
       </w:r>
-      <w:proofErr w:type="spellStart"/>
       <w:r>
         <w:rPr>
           <w:rFonts w:asciiTheme="minorHAnsi" w:hAnsiTheme="minorHAnsi" w:cstheme="minorHAnsi"/>
@@ -20467,14 +19636,7 @@
         <w:rPr>
           <w:rFonts w:asciiTheme="minorHAnsi" w:hAnsiTheme="minorHAnsi" w:cstheme="minorHAnsi"/>
         </w:rPr>
-        <w:t>e</w:t>
-      </w:r>
-      <w:proofErr w:type="spellEnd"/>
-      <w:r>
-        <w:rPr>
-          <w:rFonts w:asciiTheme="minorHAnsi" w:hAnsiTheme="minorHAnsi" w:cstheme="minorHAnsi"/>
-        </w:rPr>
-        <w:t>}</w:t>
+        <w:t>e}</w:t>
       </w:r>
     </w:p>
     <w:p>
@@ -20917,23 +20079,13 @@
               </w:rPr>
               <w:t xml:space="preserve"> </w:t>
             </w:r>
-            <w:proofErr w:type="spellStart"/>
             <w:r>
               <w:rPr>
                 <w:rFonts w:asciiTheme="minorHAnsi" w:hAnsiTheme="minorHAnsi" w:cstheme="minorHAnsi"/>
                 <w:sz w:val="20"/>
                 <w:szCs w:val="20"/>
               </w:rPr>
-              <w:t>etc</w:t>
-            </w:r>
-            <w:proofErr w:type="spellEnd"/>
-            <w:r>
-              <w:rPr>
-                <w:rFonts w:asciiTheme="minorHAnsi" w:hAnsiTheme="minorHAnsi" w:cstheme="minorHAnsi"/>
-                <w:sz w:val="20"/>
-                <w:szCs w:val="20"/>
-              </w:rPr>
-              <w:t>)</w:t>
+              <w:t>etc)</w:t>
             </w:r>
           </w:p>
         </w:tc>
@@ -21106,23 +20258,13 @@
               </w:rPr>
               <w:t xml:space="preserve"> </w:t>
             </w:r>
-            <w:proofErr w:type="spellStart"/>
             <w:r>
               <w:rPr>
                 <w:rFonts w:asciiTheme="minorHAnsi" w:hAnsiTheme="minorHAnsi" w:cstheme="minorHAnsi"/>
                 <w:sz w:val="20"/>
                 <w:szCs w:val="20"/>
               </w:rPr>
-              <w:t>children,etc</w:t>
-            </w:r>
-            <w:proofErr w:type="spellEnd"/>
-            <w:r>
-              <w:rPr>
-                <w:rFonts w:asciiTheme="minorHAnsi" w:hAnsiTheme="minorHAnsi" w:cstheme="minorHAnsi"/>
-                <w:sz w:val="20"/>
-                <w:szCs w:val="20"/>
-              </w:rPr>
-              <w:t>)</w:t>
+              <w:t>children,etc)</w:t>
             </w:r>
           </w:p>
         </w:tc>
@@ -21312,23 +20454,13 @@
               </w:rPr>
               <w:t xml:space="preserve"> </w:t>
             </w:r>
-            <w:proofErr w:type="spellStart"/>
             <w:r>
               <w:rPr>
                 <w:rFonts w:asciiTheme="minorHAnsi" w:hAnsiTheme="minorHAnsi" w:cstheme="minorHAnsi"/>
                 <w:sz w:val="20"/>
                 <w:szCs w:val="20"/>
               </w:rPr>
-              <w:t>etc</w:t>
-            </w:r>
-            <w:proofErr w:type="spellEnd"/>
-            <w:r>
-              <w:rPr>
-                <w:rFonts w:asciiTheme="minorHAnsi" w:hAnsiTheme="minorHAnsi" w:cstheme="minorHAnsi"/>
-                <w:sz w:val="20"/>
-                <w:szCs w:val="20"/>
-              </w:rPr>
-              <w:t>)</w:t>
+              <w:t>etc)</w:t>
             </w:r>
           </w:p>
         </w:tc>
@@ -22994,14 +22126,12 @@
         </w:rPr>
         <w:t xml:space="preserve"> </w:t>
       </w:r>
-      <w:proofErr w:type="spellStart"/>
       <w:r>
         <w:rPr>
           <w:rFonts w:asciiTheme="minorHAnsi" w:hAnsiTheme="minorHAnsi" w:cstheme="minorHAnsi"/>
         </w:rPr>
         <w:t>Behaviour</w:t>
       </w:r>
-      <w:proofErr w:type="spellEnd"/>
       <w:r>
         <w:rPr>
           <w:rFonts w:asciiTheme="minorHAnsi" w:hAnsiTheme="minorHAnsi" w:cstheme="minorHAnsi"/>
@@ -27046,6 +26176,7 @@
   <w:style w:type="character" w:default="1" w:styleId="DefaultParagraphFont">
     <w:name w:val="Default Paragraph Font"/>
     <w:uiPriority w:val="1"/>
+    <w:semiHidden/>
     <w:unhideWhenUsed/>
   </w:style>
   <w:style w:type="table" w:default="1" w:styleId="TableNormal">

--- a/Group Profile CorporateHRA Scan.docx
+++ b/Group Profile CorporateHRA Scan.docx
@@ -21,7 +21,7 @@
         <mc:AlternateContent>
           <mc:Choice Requires="wps">
             <w:drawing>
-              <wp:anchor distT="45720" distB="45720" distL="114300" distR="114300" simplePos="0" relativeHeight="251659264" behindDoc="0" locked="0" layoutInCell="1" allowOverlap="1" wp14:anchorId="45636830" wp14:editId="42C8A397">
+              <wp:anchor distT="45720" distB="45720" distL="114300" distR="114300" simplePos="0" relativeHeight="251664384" behindDoc="0" locked="0" layoutInCell="1" allowOverlap="1" wp14:anchorId="19164093" wp14:editId="05B804B3">
                 <wp:simplePos x="0" y="0"/>
                 <wp:positionH relativeFrom="column">
                   <wp:posOffset>63500</wp:posOffset>
@@ -129,11 +129,11 @@
           </mc:Choice>
           <mc:Fallback>
             <w:pict>
-              <v:shapetype w14:anchorId="45636830" id="_x0000_t202" coordsize="21600,21600" o:spt="202" path="m,l,21600r21600,l21600,xe">
+              <v:shapetype w14:anchorId="19164093" id="_x0000_t202" coordsize="21600,21600" o:spt="202" path="m,l,21600r21600,l21600,xe">
                 <v:stroke joinstyle="miter"/>
                 <v:path gradientshapeok="t" o:connecttype="rect"/>
               </v:shapetype>
-              <v:shape id="Text Box 2" o:spid="_x0000_s1026" type="#_x0000_t202" style="position:absolute;left:0;text-align:left;margin-left:5pt;margin-top:0;width:169.5pt;height:110.6pt;z-index:251659264;visibility:visible;mso-wrap-style:square;mso-width-percent:0;mso-height-percent:200;mso-wrap-distance-left:9pt;mso-wrap-distance-top:3.6pt;mso-wrap-distance-right:9pt;mso-wrap-distance-bottom:3.6pt;mso-position-horizontal:absolute;mso-position-horizontal-relative:text;mso-position-vertical:absolute;mso-position-vertical-relative:text;mso-width-percent:0;mso-height-percent:200;mso-width-relative:margin;mso-height-relative:margin;v-text-anchor:top" o:gfxdata="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">
+              <v:shape id="Text Box 2" o:spid="_x0000_s1026" type="#_x0000_t202" style="position:absolute;left:0;text-align:left;margin-left:5pt;margin-top:0;width:169.5pt;height:110.6pt;z-index:251664384;visibility:visible;mso-wrap-style:square;mso-width-percent:0;mso-height-percent:200;mso-wrap-distance-left:9pt;mso-wrap-distance-top:3.6pt;mso-wrap-distance-right:9pt;mso-wrap-distance-bottom:3.6pt;mso-position-horizontal:absolute;mso-position-horizontal-relative:text;mso-position-vertical:absolute;mso-position-vertical-relative:text;mso-width-percent:0;mso-height-percent:200;mso-width-relative:margin;mso-height-relative:margin;v-text-anchor:top" o:gfxdata="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">
                 <v:stroke dashstyle="1 1"/>
                 <v:textbox style="mso-fit-shape-to-text:t">
                   <w:txbxContent>
@@ -219,14 +219,7 @@
           <w:rFonts w:asciiTheme="minorHAnsi" w:hAnsiTheme="minorHAnsi" w:cstheme="minorHAnsi"/>
           <w:spacing w:val="-1"/>
         </w:rPr>
-        <w:t>Strictly</w:t>
-      </w:r>
-      <w:r>
-        <w:rPr>
-          <w:rFonts w:asciiTheme="minorHAnsi" w:hAnsiTheme="minorHAnsi" w:cstheme="minorHAnsi"/>
-          <w:spacing w:val="-1"/>
-        </w:rPr>
-        <w:t xml:space="preserve"> </w:t>
+        <w:t xml:space="preserve">Strictly </w:t>
       </w:r>
       <w:r>
         <w:rPr>
@@ -305,16 +298,7 @@
           <w:sz w:val="20"/>
           <w:szCs w:val="20"/>
         </w:rPr>
-        <w:t>Corporate Group Health A</w:t>
-      </w:r>
-      <w:r>
-        <w:rPr>
-          <w:rFonts w:asciiTheme="minorHAnsi" w:hAnsiTheme="minorHAnsi" w:cstheme="minorHAnsi"/>
-          <w:bCs/>
-          <w:sz w:val="20"/>
-          <w:szCs w:val="20"/>
-        </w:rPr>
-        <w:t>nalysis</w:t>
+        <w:t>Corporate Group Health Analysis</w:t>
       </w:r>
     </w:p>
     <w:p>
@@ -348,9 +332,7 @@
       <w:r>
         <w:rPr>
           <w:rStyle w:val="Strong"/>
-          <w:rFonts w:asciiTheme="minorHAnsi" w:hAnsiTheme="minorHAnsi" w:cstheme="minorHAnsi"/>
-          <w:b w:val="0"/>
-          <w:bCs w:val="0"/>
+          <w:rFonts w:asciiTheme="minorHAnsi" w:eastAsiaTheme="majorEastAsia" w:hAnsiTheme="minorHAnsi" w:cstheme="minorHAnsi"/>
           <w:sz w:val="20"/>
           <w:szCs w:val="20"/>
         </w:rPr>
@@ -386,9 +368,7 @@
       <w:r>
         <w:rPr>
           <w:rStyle w:val="Strong"/>
-          <w:rFonts w:asciiTheme="minorHAnsi" w:hAnsiTheme="minorHAnsi" w:cstheme="minorHAnsi"/>
-          <w:b w:val="0"/>
-          <w:bCs w:val="0"/>
+          <w:rFonts w:asciiTheme="minorHAnsi" w:eastAsiaTheme="majorEastAsia" w:hAnsiTheme="minorHAnsi" w:cstheme="minorHAnsi"/>
           <w:sz w:val="20"/>
           <w:szCs w:val="20"/>
         </w:rPr>
@@ -405,9 +385,7 @@
       <w:r>
         <w:rPr>
           <w:rStyle w:val="Strong"/>
-          <w:rFonts w:asciiTheme="minorHAnsi" w:hAnsiTheme="minorHAnsi" w:cstheme="minorHAnsi"/>
-          <w:b w:val="0"/>
-          <w:bCs w:val="0"/>
+          <w:rFonts w:asciiTheme="minorHAnsi" w:eastAsiaTheme="majorEastAsia" w:hAnsiTheme="minorHAnsi" w:cstheme="minorHAnsi"/>
           <w:sz w:val="20"/>
           <w:szCs w:val="20"/>
         </w:rPr>
@@ -443,9 +421,7 @@
       <w:r>
         <w:rPr>
           <w:rStyle w:val="Strong"/>
-          <w:rFonts w:asciiTheme="minorHAnsi" w:hAnsiTheme="minorHAnsi" w:cstheme="minorHAnsi"/>
-          <w:b w:val="0"/>
-          <w:bCs w:val="0"/>
+          <w:rFonts w:asciiTheme="minorHAnsi" w:eastAsiaTheme="majorEastAsia" w:hAnsiTheme="minorHAnsi" w:cstheme="minorHAnsi"/>
           <w:sz w:val="20"/>
           <w:szCs w:val="20"/>
         </w:rPr>
@@ -462,9 +438,7 @@
       <w:r>
         <w:rPr>
           <w:rStyle w:val="Strong"/>
-          <w:rFonts w:asciiTheme="minorHAnsi" w:hAnsiTheme="minorHAnsi" w:cstheme="minorHAnsi"/>
-          <w:b w:val="0"/>
-          <w:bCs w:val="0"/>
+          <w:rFonts w:asciiTheme="minorHAnsi" w:eastAsiaTheme="majorEastAsia" w:hAnsiTheme="minorHAnsi" w:cstheme="minorHAnsi"/>
           <w:sz w:val="20"/>
           <w:szCs w:val="20"/>
         </w:rPr>
@@ -492,9 +466,7 @@
       <w:r>
         <w:rPr>
           <w:rStyle w:val="Strong"/>
-          <w:rFonts w:asciiTheme="minorHAnsi" w:hAnsiTheme="minorHAnsi" w:cstheme="minorHAnsi"/>
-          <w:b w:val="0"/>
-          <w:bCs w:val="0"/>
+          <w:rFonts w:asciiTheme="minorHAnsi" w:eastAsiaTheme="majorEastAsia" w:hAnsiTheme="minorHAnsi" w:cstheme="minorHAnsi"/>
           <w:sz w:val="20"/>
           <w:szCs w:val="20"/>
         </w:rPr>
@@ -530,6 +502,14 @@
           <w:sz w:val="20"/>
           <w:szCs w:val="20"/>
         </w:rPr>
+        <w:t>{</w:t>
+      </w:r>
+      <w:r>
+        <w:rPr>
+          <w:rFonts w:asciiTheme="minorHAnsi" w:hAnsiTheme="minorHAnsi" w:cstheme="minorHAnsi"/>
+          <w:sz w:val="20"/>
+          <w:szCs w:val="20"/>
+        </w:rPr>
         <w:t>count</w:t>
       </w:r>
       <w:r>
@@ -546,14 +526,20 @@
           <w:sz w:val="20"/>
           <w:szCs w:val="20"/>
         </w:rPr>
+        <w:t>}</w:t>
+      </w:r>
+      <w:r>
+        <w:rPr>
+          <w:rFonts w:asciiTheme="minorHAnsi" w:hAnsiTheme="minorHAnsi" w:cstheme="minorHAnsi"/>
+          <w:sz w:val="20"/>
+          <w:szCs w:val="20"/>
+        </w:rPr>
         <w:t xml:space="preserve"> </w:t>
       </w:r>
       <w:r>
         <w:rPr>
           <w:rStyle w:val="Strong"/>
-          <w:rFonts w:asciiTheme="minorHAnsi" w:hAnsiTheme="minorHAnsi" w:cstheme="minorHAnsi"/>
-          <w:b w:val="0"/>
-          <w:bCs w:val="0"/>
+          <w:rFonts w:asciiTheme="minorHAnsi" w:eastAsiaTheme="majorEastAsia" w:hAnsiTheme="minorHAnsi" w:cstheme="minorHAnsi"/>
           <w:sz w:val="20"/>
           <w:szCs w:val="20"/>
         </w:rPr>
@@ -589,6 +575,14 @@
           <w:sz w:val="20"/>
           <w:szCs w:val="20"/>
         </w:rPr>
+        <w:t>{</w:t>
+      </w:r>
+      <w:r>
+        <w:rPr>
+          <w:rFonts w:asciiTheme="minorHAnsi" w:hAnsiTheme="minorHAnsi" w:cstheme="minorHAnsi"/>
+          <w:sz w:val="20"/>
+          <w:szCs w:val="20"/>
+        </w:rPr>
         <w:t>s</w:t>
       </w:r>
       <w:r>
@@ -597,15 +591,7 @@
           <w:sz w:val="20"/>
           <w:szCs w:val="20"/>
         </w:rPr>
-        <w:t>_</w:t>
-      </w:r>
-      <w:r>
-        <w:rPr>
-          <w:rFonts w:asciiTheme="minorHAnsi" w:hAnsiTheme="minorHAnsi" w:cstheme="minorHAnsi"/>
-          <w:sz w:val="20"/>
-          <w:szCs w:val="20"/>
-        </w:rPr>
-        <w:t>date</w:t>
+        <w:t>_date</w:t>
       </w:r>
       <w:r>
         <w:rPr>
@@ -621,14 +607,20 @@
           <w:sz w:val="20"/>
           <w:szCs w:val="20"/>
         </w:rPr>
+        <w:t>}</w:t>
+      </w:r>
+      <w:r>
+        <w:rPr>
+          <w:rFonts w:asciiTheme="minorHAnsi" w:hAnsiTheme="minorHAnsi" w:cstheme="minorHAnsi"/>
+          <w:sz w:val="20"/>
+          <w:szCs w:val="20"/>
+        </w:rPr>
         <w:t xml:space="preserve"> </w:t>
       </w:r>
       <w:r>
         <w:rPr>
           <w:rStyle w:val="Strong"/>
-          <w:rFonts w:asciiTheme="minorHAnsi" w:hAnsiTheme="minorHAnsi" w:cstheme="minorHAnsi"/>
-          <w:b w:val="0"/>
-          <w:bCs w:val="0"/>
+          <w:rFonts w:asciiTheme="minorHAnsi" w:eastAsiaTheme="majorEastAsia" w:hAnsiTheme="minorHAnsi" w:cstheme="minorHAnsi"/>
           <w:sz w:val="20"/>
           <w:szCs w:val="20"/>
         </w:rPr>
@@ -636,11 +628,28 @@
       </w:r>
       <w:r>
         <w:rPr>
+          <w:rStyle w:val="Strong"/>
+          <w:rFonts w:asciiTheme="minorHAnsi" w:eastAsiaTheme="majorEastAsia" w:hAnsiTheme="minorHAnsi" w:cstheme="minorHAnsi"/>
+          <w:sz w:val="20"/>
+          <w:szCs w:val="20"/>
+        </w:rPr>
+        <w:t>{</w:t>
+      </w:r>
+      <w:r>
+        <w:rPr>
           <w:rFonts w:asciiTheme="minorHAnsi" w:hAnsiTheme="minorHAnsi" w:cstheme="minorHAnsi"/>
           <w:sz w:val="20"/>
           <w:szCs w:val="20"/>
         </w:rPr>
         <w:t>{e_date}</w:t>
+      </w:r>
+      <w:r>
+        <w:rPr>
+          <w:rFonts w:asciiTheme="minorHAnsi" w:hAnsiTheme="minorHAnsi" w:cstheme="minorHAnsi"/>
+          <w:sz w:val="20"/>
+          <w:szCs w:val="20"/>
+        </w:rPr>
+        <w:t>}</w:t>
       </w:r>
       <w:r>
         <w:rPr>
@@ -708,52 +717,8 @@
       </w:pPr>
       <w:r>
         <w:rPr>
-          <w:rFonts w:asciiTheme="minorHAnsi" w:hAnsiTheme="minorHAnsi" w:cstheme="minorHAnsi"/>
-          <w:b/>
-          <w:noProof/>
-          <w:sz w:val="20"/>
-          <w:szCs w:val="20"/>
-        </w:rPr>
-        <w:drawing>
-          <wp:anchor distT="0" distB="0" distL="114300" distR="114300" simplePos="0" relativeHeight="251667456" behindDoc="1" locked="0" layoutInCell="1" allowOverlap="1" wp14:anchorId="6D39B9C5" wp14:editId="21EC7ED2">
-            <wp:simplePos x="0" y="0"/>
-            <wp:positionH relativeFrom="margin">
-              <wp:align>right</wp:align>
-            </wp:positionH>
-            <wp:positionV relativeFrom="paragraph">
-              <wp:posOffset>4445</wp:posOffset>
-            </wp:positionV>
-            <wp:extent cx="1384935" cy="936625"/>
-            <wp:effectExtent l="0" t="0" r="5715" b="0"/>
-            <wp:wrapTight wrapText="bothSides">
-              <wp:wrapPolygon edited="0">
-                <wp:start x="0" y="0"/>
-                <wp:lineTo x="0" y="21087"/>
-                <wp:lineTo x="21392" y="21087"/>
-                <wp:lineTo x="21392" y="0"/>
-                <wp:lineTo x="0" y="0"/>
-              </wp:wrapPolygon>
-            </wp:wrapTight>
-            <wp:docPr id="942498399" name="Chart 942498399" descr="{%gender_chart_image}&#10;"/>
-            <wp:cNvGraphicFramePr/>
-            <a:graphic xmlns:a="http://schemas.openxmlformats.org/drawingml/2006/main">
-              <a:graphicData uri="http://schemas.openxmlformats.org/drawingml/2006/chart">
-                <c:chart xmlns:c="http://schemas.openxmlformats.org/drawingml/2006/chart" xmlns:r="http://schemas.openxmlformats.org/officeDocument/2006/relationships" r:id="rId8"/>
-              </a:graphicData>
-            </a:graphic>
-            <wp14:sizeRelH relativeFrom="page">
-              <wp14:pctWidth>0</wp14:pctWidth>
-            </wp14:sizeRelH>
-            <wp14:sizeRelV relativeFrom="page">
-              <wp14:pctHeight>0</wp14:pctHeight>
-            </wp14:sizeRelV>
-          </wp:anchor>
-        </w:drawing>
-      </w:r>
-      <w:r>
-        <w:rPr>
           <w:rStyle w:val="Strong"/>
-          <w:rFonts w:asciiTheme="minorHAnsi" w:hAnsiTheme="minorHAnsi" w:cstheme="minorHAnsi"/>
+          <w:rFonts w:asciiTheme="minorHAnsi" w:eastAsiaTheme="majorEastAsia" w:hAnsiTheme="minorHAnsi" w:cstheme="minorHAnsi"/>
           <w:sz w:val="20"/>
           <w:szCs w:val="20"/>
         </w:rPr>
@@ -765,15 +730,7 @@
           <w:sz w:val="20"/>
           <w:szCs w:val="20"/>
         </w:rPr>
-        <w:t xml:space="preserve"> Gender composition is a key determinant influencing </w:t>
-      </w:r>
-      <w:r>
-        <w:rPr>
-          <w:rFonts w:asciiTheme="minorHAnsi" w:hAnsiTheme="minorHAnsi" w:cstheme="minorHAnsi"/>
-          <w:sz w:val="20"/>
-          <w:szCs w:val="20"/>
-        </w:rPr>
-        <w:t>metabolic</w:t>
+        <w:t xml:space="preserve"> Gender composition is a key determinant influencing metabolic</w:t>
       </w:r>
       <w:r>
         <w:rPr>
@@ -833,7 +790,23 @@
           <w:sz w:val="20"/>
           <w:szCs w:val="20"/>
         </w:rPr>
-        <w:t>{m_per}</w:t>
+        <w:t>{</w:t>
+      </w:r>
+      <w:r>
+        <w:rPr>
+          <w:rFonts w:asciiTheme="minorHAnsi" w:hAnsiTheme="minorHAnsi" w:cstheme="minorHAnsi"/>
+          <w:sz w:val="20"/>
+          <w:szCs w:val="20"/>
+        </w:rPr>
+        <w:t>{m_per</w:t>
+      </w:r>
+      <w:r>
+        <w:rPr>
+          <w:rFonts w:asciiTheme="minorHAnsi" w:hAnsiTheme="minorHAnsi" w:cstheme="minorHAnsi"/>
+          <w:sz w:val="20"/>
+          <w:szCs w:val="20"/>
+        </w:rPr>
+        <w:t>}}</w:t>
       </w:r>
       <w:r>
         <w:rPr>
@@ -859,23 +832,31 @@
           <w:sz w:val="20"/>
           <w:szCs w:val="20"/>
         </w:rPr>
-        <w:t>{f_per}</w:t>
-      </w:r>
-      <w:r>
-        <w:rPr>
-          <w:rFonts w:asciiTheme="minorHAnsi" w:hAnsiTheme="minorHAnsi" w:cstheme="minorHAnsi"/>
-          <w:sz w:val="20"/>
-          <w:szCs w:val="20"/>
-        </w:rPr>
-        <w:t xml:space="preserve"> females</w:t>
-      </w:r>
-      <w:r>
-        <w:rPr>
-          <w:rFonts w:asciiTheme="minorHAnsi" w:hAnsiTheme="minorHAnsi" w:cstheme="minorHAnsi"/>
-          <w:sz w:val="20"/>
-          <w:szCs w:val="20"/>
-        </w:rPr>
-        <w:t xml:space="preserve"> </w:t>
+        <w:t>{</w:t>
+      </w:r>
+      <w:r>
+        <w:rPr>
+          <w:rFonts w:asciiTheme="minorHAnsi" w:hAnsiTheme="minorHAnsi" w:cstheme="minorHAnsi"/>
+          <w:sz w:val="20"/>
+          <w:szCs w:val="20"/>
+        </w:rPr>
+        <w:t>{f_per</w:t>
+      </w:r>
+      <w:r>
+        <w:rPr>
+          <w:rFonts w:asciiTheme="minorHAnsi" w:hAnsiTheme="minorHAnsi" w:cstheme="minorHAnsi"/>
+          <w:sz w:val="20"/>
+          <w:szCs w:val="20"/>
+        </w:rPr>
+        <w:t>}}</w:t>
+      </w:r>
+      <w:r>
+        <w:rPr>
+          <w:rFonts w:asciiTheme="minorHAnsi" w:hAnsiTheme="minorHAnsi" w:cstheme="minorHAnsi"/>
+          <w:sz w:val="20"/>
+          <w:szCs w:val="20"/>
+        </w:rPr>
+        <w:t xml:space="preserve"> females </w:t>
       </w:r>
       <w:r>
         <w:rPr>
@@ -901,8 +882,9 @@
           <w:ilvl w:val="1"/>
           <w:numId w:val="2"/>
         </w:numPr>
-        <w:spacing w:before="0" w:line="276" w:lineRule="auto"/>
+        <w:spacing w:line="276" w:lineRule="auto"/>
         <w:ind w:left="360" w:right="2343" w:hanging="90"/>
+        <w:contextualSpacing w:val="0"/>
         <w:jc w:val="both"/>
         <w:rPr>
           <w:rFonts w:asciiTheme="minorHAnsi" w:hAnsiTheme="minorHAnsi" w:cstheme="minorHAnsi"/>
@@ -919,7 +901,7 @@
           <w:szCs w:val="20"/>
         </w:rPr>
         <w:drawing>
-          <wp:anchor distT="0" distB="0" distL="114300" distR="114300" simplePos="0" relativeHeight="251661312" behindDoc="1" locked="0" layoutInCell="1" allowOverlap="1" wp14:anchorId="2DC20D53" wp14:editId="2973FACC">
+          <wp:anchor distT="0" distB="0" distL="114300" distR="114300" simplePos="0" relativeHeight="251665408" behindDoc="1" locked="0" layoutInCell="1" allowOverlap="1" wp14:anchorId="3244F48F" wp14:editId="584602B7">
             <wp:simplePos x="0" y="0"/>
             <wp:positionH relativeFrom="column">
               <wp:posOffset>5186045</wp:posOffset>
@@ -938,11 +920,11 @@
                 <wp:lineTo x="0" y="0"/>
               </wp:wrapPolygon>
             </wp:wrapTight>
-            <wp:docPr id="10" name="Chart 10" descr="{age_chart_image}"/>
+            <wp:docPr id="10" name="Chart 10" descr="age_popup_chart_image&#10;"/>
             <wp:cNvGraphicFramePr/>
             <a:graphic xmlns:a="http://schemas.openxmlformats.org/drawingml/2006/main">
               <a:graphicData uri="http://schemas.openxmlformats.org/drawingml/2006/chart">
-                <c:chart xmlns:c="http://schemas.openxmlformats.org/drawingml/2006/chart" xmlns:r="http://schemas.openxmlformats.org/officeDocument/2006/relationships" r:id="rId9"/>
+                <c:chart xmlns:c="http://schemas.openxmlformats.org/drawingml/2006/chart" xmlns:r="http://schemas.openxmlformats.org/officeDocument/2006/relationships" r:id="rId7"/>
               </a:graphicData>
             </a:graphic>
             <wp14:sizeRelH relativeFrom="page">
@@ -996,12 +978,44 @@
         </w:rPr>
         <w:t xml:space="preserve">metabolic syndrome. </w:t>
       </w:r>
+      <w:r>
+        <w:rPr>
+          <w:rFonts w:asciiTheme="minorHAnsi" w:hAnsiTheme="minorHAnsi" w:cstheme="minorHAnsi"/>
+          <w:sz w:val="20"/>
+          <w:szCs w:val="20"/>
+        </w:rPr>
+        <w:t xml:space="preserve"> </w:t>
+      </w:r>
     </w:p>
     <w:p>
       <w:pPr>
+        <w:spacing w:line="276" w:lineRule="auto"/>
+        <w:ind w:right="2343"/>
+        <w:jc w:val="both"/>
+        <w:rPr>
+          <w:rFonts w:asciiTheme="minorHAnsi" w:hAnsiTheme="minorHAnsi" w:cstheme="minorHAnsi"/>
+          <w:sz w:val="20"/>
+          <w:szCs w:val="20"/>
+        </w:rPr>
+      </w:pPr>
+    </w:p>
+    <w:p>
+      <w:pPr>
+        <w:spacing w:line="276" w:lineRule="auto"/>
+        <w:ind w:right="2343"/>
+        <w:jc w:val="both"/>
+        <w:rPr>
+          <w:rFonts w:asciiTheme="minorHAnsi" w:hAnsiTheme="minorHAnsi" w:cstheme="minorHAnsi"/>
+          <w:sz w:val="20"/>
+          <w:szCs w:val="20"/>
+        </w:rPr>
+      </w:pPr>
+    </w:p>
+    <w:p>
+      <w:pPr>
         <w:pStyle w:val="ListParagraph"/>
-        <w:spacing w:before="0" w:line="276" w:lineRule="auto"/>
-        <w:ind w:left="360" w:right="2343" w:firstLine="0"/>
+        <w:spacing w:line="276" w:lineRule="auto"/>
+        <w:ind w:left="360" w:right="2343"/>
         <w:jc w:val="both"/>
         <w:rPr>
           <w:rFonts w:asciiTheme="minorHAnsi" w:hAnsiTheme="minorHAnsi" w:cstheme="minorHAnsi"/>
@@ -1023,7 +1037,23 @@
           <w:sz w:val="20"/>
           <w:szCs w:val="20"/>
         </w:rPr>
+        <w:t>{</w:t>
+      </w:r>
+      <w:r>
+        <w:rPr>
+          <w:rFonts w:asciiTheme="minorHAnsi" w:hAnsiTheme="minorHAnsi" w:cstheme="minorHAnsi"/>
+          <w:sz w:val="20"/>
+          <w:szCs w:val="20"/>
+        </w:rPr>
         <w:t>under_30_per}</w:t>
+      </w:r>
+      <w:r>
+        <w:rPr>
+          <w:rFonts w:asciiTheme="minorHAnsi" w:hAnsiTheme="minorHAnsi" w:cstheme="minorHAnsi"/>
+          <w:sz w:val="20"/>
+          <w:szCs w:val="20"/>
+        </w:rPr>
+        <w:t>}</w:t>
       </w:r>
       <w:r>
         <w:rPr>
@@ -1081,7 +1111,15 @@
           <w:sz w:val="20"/>
           <w:szCs w:val="20"/>
         </w:rPr>
-        <w:t>{age_31_40_p</w:t>
+        <w:t>{{</w:t>
+      </w:r>
+      <w:r>
+        <w:rPr>
+          <w:rFonts w:asciiTheme="minorHAnsi" w:hAnsiTheme="minorHAnsi" w:cstheme="minorHAnsi"/>
+          <w:sz w:val="20"/>
+          <w:szCs w:val="20"/>
+        </w:rPr>
+        <w:t>age_31_40_p</w:t>
       </w:r>
       <w:r>
         <w:rPr>
@@ -1097,7 +1135,15 @@
           <w:sz w:val="20"/>
           <w:szCs w:val="20"/>
         </w:rPr>
-        <w:t>}%</w:t>
+        <w:t>}}</w:t>
+      </w:r>
+      <w:r>
+        <w:rPr>
+          <w:rFonts w:asciiTheme="minorHAnsi" w:hAnsiTheme="minorHAnsi" w:cstheme="minorHAnsi"/>
+          <w:sz w:val="20"/>
+          <w:szCs w:val="20"/>
+        </w:rPr>
+        <w:t>%</w:t>
       </w:r>
       <w:r>
         <w:rPr>
@@ -1121,7 +1167,23 @@
           <w:sz w:val="20"/>
           <w:szCs w:val="20"/>
         </w:rPr>
-        <w:t>{under_40_per}</w:t>
+        <w:t>{{</w:t>
+      </w:r>
+      <w:r>
+        <w:rPr>
+          <w:rFonts w:asciiTheme="minorHAnsi" w:hAnsiTheme="minorHAnsi" w:cstheme="minorHAnsi"/>
+          <w:sz w:val="20"/>
+          <w:szCs w:val="20"/>
+        </w:rPr>
+        <w:t>under_40_per</w:t>
+      </w:r>
+      <w:r>
+        <w:rPr>
+          <w:rFonts w:asciiTheme="minorHAnsi" w:hAnsiTheme="minorHAnsi" w:cstheme="minorHAnsi"/>
+          <w:sz w:val="20"/>
+          <w:szCs w:val="20"/>
+        </w:rPr>
+        <w:t>}}</w:t>
       </w:r>
       <w:r>
         <w:rPr>
@@ -1153,7 +1215,15 @@
           <w:sz w:val="20"/>
           <w:szCs w:val="20"/>
         </w:rPr>
-        <w:t>{age_40_plus_p</w:t>
+        <w:t>{{</w:t>
+      </w:r>
+      <w:r>
+        <w:rPr>
+          <w:rFonts w:asciiTheme="minorHAnsi" w:hAnsiTheme="minorHAnsi" w:cstheme="minorHAnsi"/>
+          <w:sz w:val="20"/>
+          <w:szCs w:val="20"/>
+        </w:rPr>
+        <w:t>age_40_plus_p</w:t>
       </w:r>
       <w:r>
         <w:rPr>
@@ -1169,7 +1239,7 @@
           <w:sz w:val="20"/>
           <w:szCs w:val="20"/>
         </w:rPr>
-        <w:t>}</w:t>
+        <w:t>}}</w:t>
       </w:r>
       <w:r>
         <w:rPr>
@@ -1253,10 +1323,11 @@
       <w:r>
         <w:rPr>
           <w:rStyle w:val="Strong"/>
-          <w:rFonts w:asciiTheme="minorHAnsi" w:hAnsiTheme="minorHAnsi" w:cstheme="minorHAnsi"/>
-          <w:sz w:val="20"/>
-          <w:szCs w:val="20"/>
-        </w:rPr>
+          <w:rFonts w:asciiTheme="minorHAnsi" w:eastAsiaTheme="majorEastAsia" w:hAnsiTheme="minorHAnsi" w:cstheme="minorHAnsi"/>
+          <w:sz w:val="20"/>
+          <w:szCs w:val="20"/>
+        </w:rPr>
+        <w:lastRenderedPageBreak/>
         <w:t>Descent Profile:</w:t>
       </w:r>
       <w:r>
@@ -1284,7 +1355,6 @@
           <w:sz w:val="20"/>
           <w:szCs w:val="20"/>
         </w:rPr>
-        <w:lastRenderedPageBreak/>
         <w:t xml:space="preserve">The </w:t>
       </w:r>
       <w:r>
@@ -1309,7 +1379,23 @@
           <w:sz w:val="20"/>
           <w:szCs w:val="20"/>
         </w:rPr>
-        <w:t>{asian_descent_pct}</w:t>
+        <w:t>{{</w:t>
+      </w:r>
+      <w:r>
+        <w:rPr>
+          <w:rFonts w:asciiTheme="minorHAnsi" w:hAnsiTheme="minorHAnsi" w:cstheme="minorHAnsi"/>
+          <w:sz w:val="20"/>
+          <w:szCs w:val="20"/>
+        </w:rPr>
+        <w:t>asian_descent_pct</w:t>
+      </w:r>
+      <w:r>
+        <w:rPr>
+          <w:rFonts w:asciiTheme="minorHAnsi" w:hAnsiTheme="minorHAnsi" w:cstheme="minorHAnsi"/>
+          <w:sz w:val="20"/>
+          <w:szCs w:val="20"/>
+        </w:rPr>
+        <w:t>}}</w:t>
       </w:r>
       <w:r>
         <w:rPr>
@@ -1322,9 +1408,7 @@
       <w:r>
         <w:rPr>
           <w:rStyle w:val="Strong"/>
-          <w:rFonts w:asciiTheme="minorHAnsi" w:hAnsiTheme="minorHAnsi" w:cstheme="minorHAnsi"/>
-          <w:b w:val="0"/>
-          <w:bCs w:val="0"/>
+          <w:rFonts w:asciiTheme="minorHAnsi" w:eastAsiaTheme="majorEastAsia" w:hAnsiTheme="minorHAnsi" w:cstheme="minorHAnsi"/>
           <w:sz w:val="20"/>
           <w:szCs w:val="20"/>
         </w:rPr>
@@ -1343,20 +1427,34 @@
       <w:r>
         <w:rPr>
           <w:rStyle w:val="Strong"/>
-          <w:rFonts w:asciiTheme="minorHAnsi" w:hAnsiTheme="minorHAnsi" w:cstheme="minorHAnsi"/>
-          <w:b w:val="0"/>
-          <w:bCs w:val="0"/>
-          <w:sz w:val="20"/>
-          <w:szCs w:val="20"/>
-        </w:rPr>
-        <w:t>{middle_eastern_pct}</w:t>
+          <w:rFonts w:asciiTheme="minorHAnsi" w:eastAsiaTheme="majorEastAsia" w:hAnsiTheme="minorHAnsi" w:cstheme="minorHAnsi"/>
+          <w:sz w:val="20"/>
+          <w:szCs w:val="20"/>
+        </w:rPr>
+        <w:t>{{</w:t>
       </w:r>
       <w:r>
         <w:rPr>
           <w:rStyle w:val="Strong"/>
-          <w:rFonts w:asciiTheme="minorHAnsi" w:hAnsiTheme="minorHAnsi" w:cstheme="minorHAnsi"/>
-          <w:b w:val="0"/>
-          <w:bCs w:val="0"/>
+          <w:rFonts w:asciiTheme="minorHAnsi" w:eastAsiaTheme="majorEastAsia" w:hAnsiTheme="minorHAnsi" w:cstheme="minorHAnsi"/>
+          <w:sz w:val="20"/>
+          <w:szCs w:val="20"/>
+        </w:rPr>
+        <w:t>middle_eastern_pct</w:t>
+      </w:r>
+      <w:r>
+        <w:rPr>
+          <w:rStyle w:val="Strong"/>
+          <w:rFonts w:asciiTheme="minorHAnsi" w:eastAsiaTheme="majorEastAsia" w:hAnsiTheme="minorHAnsi" w:cstheme="minorHAnsi"/>
+          <w:sz w:val="20"/>
+          <w:szCs w:val="20"/>
+        </w:rPr>
+        <w:t>}}</w:t>
+      </w:r>
+      <w:r>
+        <w:rPr>
+          <w:rStyle w:val="Strong"/>
+          <w:rFonts w:asciiTheme="minorHAnsi" w:eastAsiaTheme="majorEastAsia" w:hAnsiTheme="minorHAnsi" w:cstheme="minorHAnsi"/>
           <w:sz w:val="20"/>
           <w:szCs w:val="20"/>
         </w:rPr>
@@ -1380,25 +1478,30 @@
           <w:sz w:val="20"/>
           <w:szCs w:val="20"/>
         </w:rPr>
-        <w:t>{</w:t>
+        <w:t>{{</w:t>
       </w:r>
       <w:r>
         <w:rPr>
           <w:rStyle w:val="Strong"/>
-          <w:rFonts w:asciiTheme="minorHAnsi" w:hAnsiTheme="minorHAnsi" w:cstheme="minorHAnsi"/>
-          <w:b w:val="0"/>
-          <w:bCs w:val="0"/>
-          <w:sz w:val="20"/>
-          <w:szCs w:val="20"/>
-        </w:rPr>
-        <w:t>african_descent_pct}</w:t>
+          <w:rFonts w:asciiTheme="minorHAnsi" w:eastAsiaTheme="majorEastAsia" w:hAnsiTheme="minorHAnsi" w:cstheme="minorHAnsi"/>
+          <w:sz w:val="20"/>
+          <w:szCs w:val="20"/>
+        </w:rPr>
+        <w:t>african_descent_pct</w:t>
       </w:r>
       <w:r>
         <w:rPr>
           <w:rStyle w:val="Strong"/>
-          <w:rFonts w:asciiTheme="minorHAnsi" w:hAnsiTheme="minorHAnsi" w:cstheme="minorHAnsi"/>
-          <w:b w:val="0"/>
-          <w:bCs w:val="0"/>
+          <w:rFonts w:asciiTheme="minorHAnsi" w:eastAsiaTheme="majorEastAsia" w:hAnsiTheme="minorHAnsi" w:cstheme="minorHAnsi"/>
+          <w:sz w:val="20"/>
+          <w:szCs w:val="20"/>
+        </w:rPr>
+        <w:t>}}</w:t>
+      </w:r>
+      <w:r>
+        <w:rPr>
+          <w:rStyle w:val="Strong"/>
+          <w:rFonts w:asciiTheme="minorHAnsi" w:eastAsiaTheme="majorEastAsia" w:hAnsiTheme="minorHAnsi" w:cstheme="minorHAnsi"/>
           <w:sz w:val="20"/>
           <w:szCs w:val="20"/>
         </w:rPr>
@@ -1435,20 +1538,34 @@
       <w:r>
         <w:rPr>
           <w:rStyle w:val="Strong"/>
-          <w:rFonts w:asciiTheme="minorHAnsi" w:hAnsiTheme="minorHAnsi" w:cstheme="minorHAnsi"/>
-          <w:b w:val="0"/>
-          <w:bCs w:val="0"/>
-          <w:sz w:val="20"/>
-          <w:szCs w:val="20"/>
-        </w:rPr>
-        <w:t>{european_descent_pct}</w:t>
+          <w:rFonts w:asciiTheme="minorHAnsi" w:eastAsiaTheme="majorEastAsia" w:hAnsiTheme="minorHAnsi" w:cstheme="minorHAnsi"/>
+          <w:sz w:val="20"/>
+          <w:szCs w:val="20"/>
+        </w:rPr>
+        <w:t>{{</w:t>
       </w:r>
       <w:r>
         <w:rPr>
           <w:rStyle w:val="Strong"/>
-          <w:rFonts w:asciiTheme="minorHAnsi" w:hAnsiTheme="minorHAnsi" w:cstheme="minorHAnsi"/>
-          <w:b w:val="0"/>
-          <w:bCs w:val="0"/>
+          <w:rFonts w:asciiTheme="minorHAnsi" w:eastAsiaTheme="majorEastAsia" w:hAnsiTheme="minorHAnsi" w:cstheme="minorHAnsi"/>
+          <w:sz w:val="20"/>
+          <w:szCs w:val="20"/>
+        </w:rPr>
+        <w:t>european_descent_pct</w:t>
+      </w:r>
+      <w:r>
+        <w:rPr>
+          <w:rStyle w:val="Strong"/>
+          <w:rFonts w:asciiTheme="minorHAnsi" w:eastAsiaTheme="majorEastAsia" w:hAnsiTheme="minorHAnsi" w:cstheme="minorHAnsi"/>
+          <w:sz w:val="20"/>
+          <w:szCs w:val="20"/>
+        </w:rPr>
+        <w:t>}}</w:t>
+      </w:r>
+      <w:r>
+        <w:rPr>
+          <w:rStyle w:val="Strong"/>
+          <w:rFonts w:asciiTheme="minorHAnsi" w:eastAsiaTheme="majorEastAsia" w:hAnsiTheme="minorHAnsi" w:cstheme="minorHAnsi"/>
           <w:sz w:val="20"/>
           <w:szCs w:val="20"/>
         </w:rPr>
@@ -1457,9 +1574,7 @@
       <w:r>
         <w:rPr>
           <w:rStyle w:val="Strong"/>
-          <w:rFonts w:asciiTheme="minorHAnsi" w:hAnsiTheme="minorHAnsi" w:cstheme="minorHAnsi"/>
-          <w:b w:val="0"/>
-          <w:bCs w:val="0"/>
+          <w:rFonts w:asciiTheme="minorHAnsi" w:eastAsiaTheme="majorEastAsia" w:hAnsiTheme="minorHAnsi" w:cstheme="minorHAnsi"/>
           <w:sz w:val="20"/>
           <w:szCs w:val="20"/>
         </w:rPr>
@@ -1545,6 +1660,7 @@
         </w:tabs>
         <w:spacing w:before="156"/>
         <w:ind w:left="567"/>
+        <w:contextualSpacing w:val="0"/>
         <w:rPr>
           <w:rFonts w:asciiTheme="minorHAnsi" w:hAnsiTheme="minorHAnsi" w:cstheme="minorHAnsi"/>
           <w:sz w:val="20"/>
@@ -1559,7 +1675,7 @@
           <w:szCs w:val="20"/>
         </w:rPr>
         <w:drawing>
-          <wp:anchor distT="0" distB="0" distL="114300" distR="114300" simplePos="0" relativeHeight="251664384" behindDoc="1" locked="0" layoutInCell="1" allowOverlap="1" wp14:anchorId="72D44059" wp14:editId="386224A1">
+          <wp:anchor distT="0" distB="0" distL="114300" distR="114300" simplePos="0" relativeHeight="251666432" behindDoc="1" locked="0" layoutInCell="1" allowOverlap="1" wp14:anchorId="772EB00C" wp14:editId="67866FB6">
             <wp:simplePos x="0" y="0"/>
             <wp:positionH relativeFrom="column">
               <wp:posOffset>4338955</wp:posOffset>
@@ -1578,11 +1694,11 @@
                 <wp:lineTo x="0" y="0"/>
               </wp:wrapPolygon>
             </wp:wrapTight>
-            <wp:docPr id="12" name="Chart 12"/>
+            <wp:docPr id="12" name="Chart 12" descr="diabetes_popup_chart_image"/>
             <wp:cNvGraphicFramePr/>
             <a:graphic xmlns:a="http://schemas.openxmlformats.org/drawingml/2006/main">
               <a:graphicData uri="http://schemas.openxmlformats.org/drawingml/2006/chart">
-                <c:chart xmlns:c="http://schemas.openxmlformats.org/drawingml/2006/chart" xmlns:r="http://schemas.openxmlformats.org/officeDocument/2006/relationships" r:id="rId10"/>
+                <c:chart xmlns:c="http://schemas.openxmlformats.org/drawingml/2006/chart" xmlns:r="http://schemas.openxmlformats.org/officeDocument/2006/relationships" r:id="rId8"/>
               </a:graphicData>
             </a:graphic>
             <wp14:sizeRelH relativeFrom="page">
@@ -1601,16 +1717,7 @@
           <w:sz w:val="20"/>
           <w:szCs w:val="20"/>
         </w:rPr>
-        <w:t>Weight/BMI:</w:t>
-      </w:r>
-      <w:r>
-        <w:rPr>
-          <w:rFonts w:asciiTheme="minorHAnsi" w:hAnsiTheme="minorHAnsi" w:cstheme="minorHAnsi"/>
-          <w:b/>
-          <w:sz w:val="20"/>
-          <w:szCs w:val="20"/>
-        </w:rPr>
-        <w:t xml:space="preserve"> </w:t>
+        <w:t xml:space="preserve">Weight/BMI: </w:t>
       </w:r>
       <w:r>
         <w:rPr>
@@ -1649,6 +1756,7 @@
         </w:numPr>
         <w:spacing w:before="156"/>
         <w:ind w:left="709" w:hanging="142"/>
+        <w:contextualSpacing w:val="0"/>
         <w:rPr>
           <w:rFonts w:asciiTheme="minorHAnsi" w:hAnsiTheme="minorHAnsi" w:cstheme="minorHAnsi"/>
           <w:b/>
@@ -1673,7 +1781,23 @@
           <w:sz w:val="20"/>
           <w:szCs w:val="20"/>
         </w:rPr>
-        <w:t>{underweight_bmi_pct}</w:t>
+        <w:t>{{</w:t>
+      </w:r>
+      <w:r>
+        <w:rPr>
+          <w:rFonts w:asciiTheme="minorHAnsi" w:hAnsiTheme="minorHAnsi" w:cstheme="minorHAnsi"/>
+          <w:sz w:val="20"/>
+          <w:szCs w:val="20"/>
+        </w:rPr>
+        <w:t>underweight_bmi_pct</w:t>
+      </w:r>
+      <w:r>
+        <w:rPr>
+          <w:rFonts w:asciiTheme="minorHAnsi" w:hAnsiTheme="minorHAnsi" w:cstheme="minorHAnsi"/>
+          <w:sz w:val="20"/>
+          <w:szCs w:val="20"/>
+        </w:rPr>
+        <w:t>}}</w:t>
       </w:r>
       <w:r>
         <w:rPr>
@@ -1783,31 +1907,7 @@
           <w:sz w:val="20"/>
           <w:szCs w:val="20"/>
         </w:rPr>
-        <w:t xml:space="preserve">Weight with BMI below </w:t>
-      </w:r>
-      <w:r>
-        <w:rPr>
-          <w:rFonts w:asciiTheme="minorHAnsi" w:hAnsiTheme="minorHAnsi" w:cstheme="minorHAnsi"/>
-          <w:sz w:val="20"/>
-          <w:szCs w:val="20"/>
-        </w:rPr>
-        <w:t>18.</w:t>
-      </w:r>
-      <w:r>
-        <w:rPr>
-          <w:rFonts w:asciiTheme="minorHAnsi" w:hAnsiTheme="minorHAnsi" w:cstheme="minorHAnsi"/>
-          <w:sz w:val="20"/>
-          <w:szCs w:val="20"/>
-        </w:rPr>
-        <w:t>9</w:t>
-      </w:r>
-      <w:r>
-        <w:rPr>
-          <w:rFonts w:asciiTheme="minorHAnsi" w:hAnsiTheme="minorHAnsi" w:cstheme="minorHAnsi"/>
-          <w:sz w:val="20"/>
-          <w:szCs w:val="20"/>
-        </w:rPr>
-        <w:t xml:space="preserve"> Kg/m</w:t>
+        <w:t>Weight with BMI below 18.9 Kg/m</w:t>
       </w:r>
       <w:r>
         <w:rPr>
@@ -1841,6 +1941,7 @@
         </w:tabs>
         <w:spacing w:before="156"/>
         <w:ind w:left="851" w:hanging="284"/>
+        <w:contextualSpacing w:val="0"/>
         <w:rPr>
           <w:rFonts w:asciiTheme="minorHAnsi" w:hAnsiTheme="minorHAnsi" w:cstheme="minorHAnsi"/>
           <w:sz w:val="20"/>
@@ -1882,15 +1983,23 @@
           <w:sz w:val="20"/>
           <w:szCs w:val="20"/>
         </w:rPr>
-        <w:t>{</w:t>
-      </w:r>
-      <w:r>
-        <w:rPr>
-          <w:rFonts w:asciiTheme="minorHAnsi" w:hAnsiTheme="minorHAnsi" w:cstheme="minorHAnsi"/>
-          <w:sz w:val="20"/>
-          <w:szCs w:val="20"/>
-        </w:rPr>
-        <w:t>normal_weight_pct}</w:t>
+        <w:t>{{</w:t>
+      </w:r>
+      <w:r>
+        <w:rPr>
+          <w:rFonts w:asciiTheme="minorHAnsi" w:hAnsiTheme="minorHAnsi" w:cstheme="minorHAnsi"/>
+          <w:sz w:val="20"/>
+          <w:szCs w:val="20"/>
+        </w:rPr>
+        <w:t>normal_weight_pct</w:t>
+      </w:r>
+      <w:r>
+        <w:rPr>
+          <w:rFonts w:asciiTheme="minorHAnsi" w:hAnsiTheme="minorHAnsi" w:cstheme="minorHAnsi"/>
+          <w:sz w:val="20"/>
+          <w:szCs w:val="20"/>
+        </w:rPr>
+        <w:t>}}</w:t>
       </w:r>
       <w:r>
         <w:rPr>
@@ -2032,6 +2141,7 @@
         </w:tabs>
         <w:spacing w:before="156"/>
         <w:ind w:left="851" w:hanging="284"/>
+        <w:contextualSpacing w:val="0"/>
         <w:rPr>
           <w:rFonts w:asciiTheme="minorHAnsi" w:hAnsiTheme="minorHAnsi" w:cstheme="minorHAnsi"/>
           <w:sz w:val="20"/>
@@ -2064,7 +2174,7 @@
           <w:sz w:val="20"/>
           <w:szCs w:val="20"/>
         </w:rPr>
-        <w:t>Weight</w:t>
+        <w:t xml:space="preserve">Weight: </w:t>
       </w:r>
       <w:r>
         <w:rPr>
@@ -2073,24 +2183,23 @@
           <w:sz w:val="20"/>
           <w:szCs w:val="20"/>
         </w:rPr>
-        <w:t xml:space="preserve">: </w:t>
-      </w:r>
-      <w:r>
-        <w:rPr>
-          <w:rFonts w:asciiTheme="minorHAnsi" w:hAnsiTheme="minorHAnsi" w:cstheme="minorHAnsi"/>
-          <w:b/>
-          <w:sz w:val="20"/>
-          <w:szCs w:val="20"/>
-        </w:rPr>
-        <w:t>{</w:t>
-      </w:r>
-      <w:r>
-        <w:rPr>
-          <w:rFonts w:asciiTheme="minorHAnsi" w:hAnsiTheme="minorHAnsi" w:cstheme="minorHAnsi"/>
-          <w:sz w:val="20"/>
-          <w:szCs w:val="20"/>
-        </w:rPr>
-        <w:t>overweight_bmi_pct}</w:t>
+        <w:t>{{</w:t>
+      </w:r>
+      <w:r>
+        <w:rPr>
+          <w:rFonts w:asciiTheme="minorHAnsi" w:hAnsiTheme="minorHAnsi" w:cstheme="minorHAnsi"/>
+          <w:sz w:val="20"/>
+          <w:szCs w:val="20"/>
+        </w:rPr>
+        <w:t>overweight_bmi_pct</w:t>
+      </w:r>
+      <w:r>
+        <w:rPr>
+          <w:rFonts w:asciiTheme="minorHAnsi" w:hAnsiTheme="minorHAnsi" w:cstheme="minorHAnsi"/>
+          <w:sz w:val="20"/>
+          <w:szCs w:val="20"/>
+        </w:rPr>
+        <w:t>}}</w:t>
       </w:r>
       <w:r>
         <w:rPr>
@@ -2200,23 +2309,7 @@
           <w:sz w:val="20"/>
           <w:szCs w:val="20"/>
         </w:rPr>
-        <w:t>Weight with BMI be</w:t>
-      </w:r>
-      <w:r>
-        <w:rPr>
-          <w:rFonts w:asciiTheme="minorHAnsi" w:hAnsiTheme="minorHAnsi" w:cstheme="minorHAnsi"/>
-          <w:sz w:val="20"/>
-          <w:szCs w:val="20"/>
-        </w:rPr>
-        <w:t>tween 25.1 to</w:t>
-      </w:r>
-      <w:r>
-        <w:rPr>
-          <w:rFonts w:asciiTheme="minorHAnsi" w:hAnsiTheme="minorHAnsi" w:cstheme="minorHAnsi"/>
-          <w:sz w:val="20"/>
-          <w:szCs w:val="20"/>
-        </w:rPr>
-        <w:t xml:space="preserve"> 29.9 Kg/m</w:t>
+        <w:t>Weight with BMI between 25.1 to 29.9 Kg/m</w:t>
       </w:r>
       <w:r>
         <w:rPr>
@@ -2248,6 +2341,7 @@
         </w:tabs>
         <w:spacing w:before="156"/>
         <w:ind w:left="851" w:hanging="284"/>
+        <w:contextualSpacing w:val="0"/>
         <w:rPr>
           <w:rFonts w:asciiTheme="minorHAnsi" w:hAnsiTheme="minorHAnsi" w:cstheme="minorHAnsi"/>
           <w:sz w:val="20"/>
@@ -2261,25 +2355,7 @@
           <w:sz w:val="20"/>
           <w:szCs w:val="20"/>
         </w:rPr>
-        <w:t>O</w:t>
-      </w:r>
-      <w:r>
-        <w:rPr>
-          <w:rFonts w:asciiTheme="minorHAnsi" w:hAnsiTheme="minorHAnsi" w:cstheme="minorHAnsi"/>
-          <w:b/>
-          <w:sz w:val="20"/>
-          <w:szCs w:val="20"/>
-        </w:rPr>
-        <w:t>bese</w:t>
-      </w:r>
-      <w:r>
-        <w:rPr>
-          <w:rFonts w:asciiTheme="minorHAnsi" w:hAnsiTheme="minorHAnsi" w:cstheme="minorHAnsi"/>
-          <w:b/>
-          <w:sz w:val="20"/>
-          <w:szCs w:val="20"/>
-        </w:rPr>
-        <w:t>:</w:t>
+        <w:t>Obese:</w:t>
       </w:r>
       <w:r>
         <w:rPr>
@@ -2298,7 +2374,27 @@
           <w:sz w:val="20"/>
           <w:szCs w:val="20"/>
         </w:rPr>
-        <w:t>{obese_total_pct}</w:t>
+        <w:t>{{</w:t>
+      </w:r>
+      <w:r>
+        <w:rPr>
+          <w:rFonts w:asciiTheme="minorHAnsi" w:hAnsiTheme="minorHAnsi" w:cstheme="minorHAnsi"/>
+          <w:b/>
+          <w:spacing w:val="-1"/>
+          <w:sz w:val="20"/>
+          <w:szCs w:val="20"/>
+        </w:rPr>
+        <w:t>obese_total_pct</w:t>
+      </w:r>
+      <w:r>
+        <w:rPr>
+          <w:rFonts w:asciiTheme="minorHAnsi" w:hAnsiTheme="minorHAnsi" w:cstheme="minorHAnsi"/>
+          <w:b/>
+          <w:spacing w:val="-1"/>
+          <w:sz w:val="20"/>
+          <w:szCs w:val="20"/>
+        </w:rPr>
+        <w:t>}}</w:t>
       </w:r>
       <w:r>
         <w:rPr>
@@ -2391,15 +2487,7 @@
           <w:sz w:val="20"/>
           <w:szCs w:val="20"/>
         </w:rPr>
-        <w:t>O</w:t>
-      </w:r>
-      <w:r>
-        <w:rPr>
-          <w:rFonts w:asciiTheme="minorHAnsi" w:hAnsiTheme="minorHAnsi" w:cstheme="minorHAnsi"/>
-          <w:sz w:val="20"/>
-          <w:szCs w:val="20"/>
-        </w:rPr>
-        <w:t>bese with BMI over 30 Kg/m</w:t>
+        <w:t>Obese with BMI over 30 Kg/m</w:t>
       </w:r>
       <w:r>
         <w:rPr>
@@ -2423,43 +2511,44 @@
         </w:tabs>
         <w:spacing w:before="156"/>
         <w:ind w:left="1260"/>
-        <w:rPr>
-          <w:rFonts w:asciiTheme="minorHAnsi" w:hAnsiTheme="minorHAnsi" w:cstheme="minorHAnsi"/>
-          <w:sz w:val="20"/>
-          <w:szCs w:val="20"/>
-        </w:rPr>
-      </w:pPr>
-      <w:r>
-        <w:rPr>
-          <w:rFonts w:asciiTheme="minorHAnsi" w:hAnsiTheme="minorHAnsi" w:cstheme="minorHAnsi"/>
-          <w:sz w:val="20"/>
-          <w:szCs w:val="20"/>
-        </w:rPr>
-        <w:t>{obese_grade1_pct}</w:t>
-      </w:r>
-      <w:r>
-        <w:rPr>
-          <w:rFonts w:asciiTheme="minorHAnsi" w:hAnsiTheme="minorHAnsi" w:cstheme="minorHAnsi"/>
-          <w:sz w:val="20"/>
-          <w:szCs w:val="20"/>
-        </w:rPr>
-        <w:t>% are</w:t>
-      </w:r>
-      <w:r>
-        <w:rPr>
-          <w:rFonts w:asciiTheme="minorHAnsi" w:hAnsiTheme="minorHAnsi" w:cstheme="minorHAnsi"/>
-          <w:sz w:val="20"/>
-          <w:szCs w:val="20"/>
-        </w:rPr>
-        <w:t xml:space="preserve"> found to be</w:t>
-      </w:r>
-      <w:r>
-        <w:rPr>
-          <w:rFonts w:asciiTheme="minorHAnsi" w:hAnsiTheme="minorHAnsi" w:cstheme="minorHAnsi"/>
-          <w:sz w:val="20"/>
-          <w:szCs w:val="20"/>
-        </w:rPr>
-        <w:t xml:space="preserve"> Gr I obese with BMI between 30 – 35 Kg/m</w:t>
+        <w:contextualSpacing w:val="0"/>
+        <w:rPr>
+          <w:rFonts w:asciiTheme="minorHAnsi" w:hAnsiTheme="minorHAnsi" w:cstheme="minorHAnsi"/>
+          <w:sz w:val="20"/>
+          <w:szCs w:val="20"/>
+        </w:rPr>
+      </w:pPr>
+      <w:r>
+        <w:rPr>
+          <w:rFonts w:asciiTheme="minorHAnsi" w:hAnsiTheme="minorHAnsi" w:cstheme="minorHAnsi"/>
+          <w:sz w:val="20"/>
+          <w:szCs w:val="20"/>
+        </w:rPr>
+        <w:t>{{</w:t>
+      </w:r>
+      <w:r>
+        <w:rPr>
+          <w:rFonts w:asciiTheme="minorHAnsi" w:hAnsiTheme="minorHAnsi" w:cstheme="minorHAnsi"/>
+          <w:sz w:val="20"/>
+          <w:szCs w:val="20"/>
+        </w:rPr>
+        <w:t>obese_grade1_pct</w:t>
+      </w:r>
+      <w:r>
+        <w:rPr>
+          <w:rFonts w:asciiTheme="minorHAnsi" w:hAnsiTheme="minorHAnsi" w:cstheme="minorHAnsi"/>
+          <w:sz w:val="20"/>
+          <w:szCs w:val="20"/>
+        </w:rPr>
+        <w:t>}}</w:t>
+      </w:r>
+      <w:r>
+        <w:rPr>
+          <w:rFonts w:asciiTheme="minorHAnsi" w:hAnsiTheme="minorHAnsi" w:cstheme="minorHAnsi"/>
+          <w:sz w:val="20"/>
+          <w:szCs w:val="20"/>
+        </w:rPr>
+        <w:t>% are found to be Gr I obese with BMI between 30 – 35 Kg/m</w:t>
       </w:r>
       <w:r>
         <w:rPr>
@@ -2483,75 +2572,44 @@
         </w:tabs>
         <w:spacing w:before="156"/>
         <w:ind w:left="1260"/>
-        <w:rPr>
-          <w:rFonts w:asciiTheme="minorHAnsi" w:hAnsiTheme="minorHAnsi" w:cstheme="minorHAnsi"/>
-          <w:sz w:val="20"/>
-          <w:szCs w:val="20"/>
-        </w:rPr>
-      </w:pPr>
-      <w:r>
-        <w:rPr>
-          <w:rFonts w:asciiTheme="minorHAnsi" w:hAnsiTheme="minorHAnsi" w:cstheme="minorHAnsi"/>
-          <w:sz w:val="20"/>
-          <w:szCs w:val="20"/>
-        </w:rPr>
-        <w:t>{obese_grade2_pct}</w:t>
-      </w:r>
-      <w:r>
-        <w:rPr>
-          <w:rFonts w:asciiTheme="minorHAnsi" w:hAnsiTheme="minorHAnsi" w:cstheme="minorHAnsi"/>
-          <w:sz w:val="20"/>
-          <w:szCs w:val="20"/>
-        </w:rPr>
-        <w:t>%</w:t>
-      </w:r>
-      <w:r>
-        <w:rPr>
-          <w:rFonts w:asciiTheme="minorHAnsi" w:hAnsiTheme="minorHAnsi" w:cstheme="minorHAnsi"/>
-          <w:sz w:val="20"/>
-          <w:szCs w:val="20"/>
-        </w:rPr>
-        <w:t xml:space="preserve"> are found to be</w:t>
-      </w:r>
-      <w:r>
-        <w:rPr>
-          <w:rFonts w:asciiTheme="minorHAnsi" w:hAnsiTheme="minorHAnsi" w:cstheme="minorHAnsi"/>
-          <w:sz w:val="20"/>
-          <w:szCs w:val="20"/>
-        </w:rPr>
-        <w:t xml:space="preserve"> Gr II obese with BMI between 3</w:t>
-      </w:r>
-      <w:r>
-        <w:rPr>
-          <w:rFonts w:asciiTheme="minorHAnsi" w:hAnsiTheme="minorHAnsi" w:cstheme="minorHAnsi"/>
-          <w:sz w:val="20"/>
-          <w:szCs w:val="20"/>
-        </w:rPr>
-        <w:t>5.1</w:t>
-      </w:r>
-      <w:r>
-        <w:rPr>
-          <w:rFonts w:asciiTheme="minorHAnsi" w:hAnsiTheme="minorHAnsi" w:cstheme="minorHAnsi"/>
-          <w:sz w:val="20"/>
-          <w:szCs w:val="20"/>
-        </w:rPr>
-        <w:t xml:space="preserve"> – </w:t>
-      </w:r>
-      <w:r>
-        <w:rPr>
-          <w:rFonts w:asciiTheme="minorHAnsi" w:hAnsiTheme="minorHAnsi" w:cstheme="minorHAnsi"/>
-          <w:sz w:val="20"/>
-          <w:szCs w:val="20"/>
-        </w:rPr>
-        <w:t>39.9</w:t>
-      </w:r>
-      <w:r>
-        <w:rPr>
-          <w:rFonts w:asciiTheme="minorHAnsi" w:hAnsiTheme="minorHAnsi" w:cstheme="minorHAnsi"/>
-          <w:sz w:val="20"/>
-          <w:szCs w:val="20"/>
-        </w:rPr>
-        <w:t xml:space="preserve"> Kg/m</w:t>
+        <w:contextualSpacing w:val="0"/>
+        <w:rPr>
+          <w:rFonts w:asciiTheme="minorHAnsi" w:hAnsiTheme="minorHAnsi" w:cstheme="minorHAnsi"/>
+          <w:sz w:val="20"/>
+          <w:szCs w:val="20"/>
+        </w:rPr>
+      </w:pPr>
+      <w:r>
+        <w:rPr>
+          <w:rFonts w:asciiTheme="minorHAnsi" w:hAnsiTheme="minorHAnsi" w:cstheme="minorHAnsi"/>
+          <w:sz w:val="20"/>
+          <w:szCs w:val="20"/>
+        </w:rPr>
+        <w:t>{{</w:t>
+      </w:r>
+      <w:r>
+        <w:rPr>
+          <w:rFonts w:asciiTheme="minorHAnsi" w:hAnsiTheme="minorHAnsi" w:cstheme="minorHAnsi"/>
+          <w:sz w:val="20"/>
+          <w:szCs w:val="20"/>
+        </w:rPr>
+        <w:t>obese_grade2_pct</w:t>
+      </w:r>
+      <w:r>
+        <w:rPr>
+          <w:rFonts w:asciiTheme="minorHAnsi" w:hAnsiTheme="minorHAnsi" w:cstheme="minorHAnsi"/>
+          <w:sz w:val="20"/>
+          <w:szCs w:val="20"/>
+        </w:rPr>
+        <w:t>}}</w:t>
+      </w:r>
+      <w:r>
+        <w:rPr>
+          <w:rFonts w:asciiTheme="minorHAnsi" w:hAnsiTheme="minorHAnsi" w:cstheme="minorHAnsi"/>
+          <w:sz w:val="20"/>
+          <w:szCs w:val="20"/>
+        </w:rPr>
+        <w:t>% are found to be Gr II obese with BMI between 35.1 – 39.9 Kg/m</w:t>
       </w:r>
       <w:r>
         <w:rPr>
@@ -2575,43 +2633,44 @@
         </w:tabs>
         <w:spacing w:before="156"/>
         <w:ind w:left="1260"/>
-        <w:rPr>
-          <w:rFonts w:asciiTheme="minorHAnsi" w:hAnsiTheme="minorHAnsi" w:cstheme="minorHAnsi"/>
-          <w:sz w:val="20"/>
-          <w:szCs w:val="20"/>
-        </w:rPr>
-      </w:pPr>
-      <w:r>
-        <w:rPr>
-          <w:rFonts w:asciiTheme="minorHAnsi" w:hAnsiTheme="minorHAnsi" w:cstheme="minorHAnsi"/>
-          <w:sz w:val="20"/>
-          <w:szCs w:val="20"/>
-        </w:rPr>
-        <w:t>{obese_gross_pct}</w:t>
-      </w:r>
-      <w:r>
-        <w:rPr>
-          <w:rFonts w:asciiTheme="minorHAnsi" w:hAnsiTheme="minorHAnsi" w:cstheme="minorHAnsi"/>
-          <w:sz w:val="20"/>
-          <w:szCs w:val="20"/>
-        </w:rPr>
-        <w:t>%</w:t>
-      </w:r>
-      <w:r>
-        <w:rPr>
-          <w:rFonts w:asciiTheme="minorHAnsi" w:hAnsiTheme="minorHAnsi" w:cstheme="minorHAnsi"/>
-          <w:sz w:val="20"/>
-          <w:szCs w:val="20"/>
-        </w:rPr>
-        <w:t xml:space="preserve"> are found to be</w:t>
-      </w:r>
-      <w:r>
-        <w:rPr>
-          <w:rFonts w:asciiTheme="minorHAnsi" w:hAnsiTheme="minorHAnsi" w:cstheme="minorHAnsi"/>
-          <w:sz w:val="20"/>
-          <w:szCs w:val="20"/>
-        </w:rPr>
-        <w:t xml:space="preserve"> grossly obese with BMI above 40 Kg/m</w:t>
+        <w:contextualSpacing w:val="0"/>
+        <w:rPr>
+          <w:rFonts w:asciiTheme="minorHAnsi" w:hAnsiTheme="minorHAnsi" w:cstheme="minorHAnsi"/>
+          <w:sz w:val="20"/>
+          <w:szCs w:val="20"/>
+        </w:rPr>
+      </w:pPr>
+      <w:r>
+        <w:rPr>
+          <w:rFonts w:asciiTheme="minorHAnsi" w:hAnsiTheme="minorHAnsi" w:cstheme="minorHAnsi"/>
+          <w:sz w:val="20"/>
+          <w:szCs w:val="20"/>
+        </w:rPr>
+        <w:t>{{</w:t>
+      </w:r>
+      <w:r>
+        <w:rPr>
+          <w:rFonts w:asciiTheme="minorHAnsi" w:hAnsiTheme="minorHAnsi" w:cstheme="minorHAnsi"/>
+          <w:sz w:val="20"/>
+          <w:szCs w:val="20"/>
+        </w:rPr>
+        <w:t>obese_gross_pct</w:t>
+      </w:r>
+      <w:r>
+        <w:rPr>
+          <w:rFonts w:asciiTheme="minorHAnsi" w:hAnsiTheme="minorHAnsi" w:cstheme="minorHAnsi"/>
+          <w:sz w:val="20"/>
+          <w:szCs w:val="20"/>
+        </w:rPr>
+        <w:t>}}</w:t>
+      </w:r>
+      <w:r>
+        <w:rPr>
+          <w:rFonts w:asciiTheme="minorHAnsi" w:hAnsiTheme="minorHAnsi" w:cstheme="minorHAnsi"/>
+          <w:sz w:val="20"/>
+          <w:szCs w:val="20"/>
+        </w:rPr>
+        <w:t>% are found to be grossly obese with BMI above 40 Kg/m</w:t>
       </w:r>
       <w:r>
         <w:rPr>
@@ -2638,7 +2697,7 @@
           <w:tab w:val="left" w:pos="719"/>
         </w:tabs>
         <w:spacing w:before="156"/>
-        <w:ind w:left="718" w:firstLine="0"/>
+        <w:ind w:left="718"/>
         <w:rPr>
           <w:rFonts w:asciiTheme="minorHAnsi" w:hAnsiTheme="minorHAnsi" w:cstheme="minorHAnsi"/>
           <w:b/>
@@ -2656,6 +2715,7 @@
         </w:numPr>
         <w:spacing w:before="156"/>
         <w:ind w:left="567"/>
+        <w:contextualSpacing w:val="0"/>
         <w:rPr>
           <w:rFonts w:asciiTheme="minorHAnsi" w:hAnsiTheme="minorHAnsi" w:cstheme="minorHAnsi"/>
           <w:sz w:val="20"/>
@@ -2667,7 +2727,7 @@
           <w:noProof/>
         </w:rPr>
         <w:drawing>
-          <wp:anchor distT="0" distB="0" distL="114300" distR="114300" simplePos="0" relativeHeight="251665408" behindDoc="1" locked="0" layoutInCell="1" allowOverlap="1" wp14:anchorId="7C3369F8" wp14:editId="21DF4979">
+          <wp:anchor distT="0" distB="0" distL="114300" distR="114300" simplePos="0" relativeHeight="251667456" behindDoc="1" locked="0" layoutInCell="1" allowOverlap="1" wp14:anchorId="7AF8ADC9" wp14:editId="6032FF95">
             <wp:simplePos x="0" y="0"/>
             <wp:positionH relativeFrom="margin">
               <wp:align>right</wp:align>
@@ -2686,11 +2746,11 @@
                 <wp:lineTo x="0" y="0"/>
               </wp:wrapPolygon>
             </wp:wrapTight>
-            <wp:docPr id="18" name="Chart 18"/>
+            <wp:docPr id="18" name="Chart 18" descr="fitness_popup_chart_image"/>
             <wp:cNvGraphicFramePr/>
             <a:graphic xmlns:a="http://schemas.openxmlformats.org/drawingml/2006/main">
               <a:graphicData uri="http://schemas.openxmlformats.org/drawingml/2006/chart">
-                <c:chart xmlns:c="http://schemas.openxmlformats.org/drawingml/2006/chart" xmlns:r="http://schemas.openxmlformats.org/officeDocument/2006/relationships" r:id="rId11"/>
+                <c:chart xmlns:c="http://schemas.openxmlformats.org/drawingml/2006/chart" xmlns:r="http://schemas.openxmlformats.org/officeDocument/2006/relationships" r:id="rId9"/>
               </a:graphicData>
             </a:graphic>
             <wp14:sizeRelH relativeFrom="page">
@@ -2790,6 +2850,7 @@
         </w:tabs>
         <w:spacing w:before="156"/>
         <w:ind w:left="1134"/>
+        <w:contextualSpacing w:val="0"/>
         <w:rPr>
           <w:rFonts w:asciiTheme="minorHAnsi" w:hAnsiTheme="minorHAnsi" w:cstheme="minorHAnsi"/>
           <w:sz w:val="20"/>
@@ -2939,23 +3000,7 @@
           <w:sz w:val="20"/>
           <w:szCs w:val="20"/>
         </w:rPr>
-        <w:t>diet</w:t>
-      </w:r>
-      <w:r>
-        <w:rPr>
-          <w:rFonts w:asciiTheme="minorHAnsi" w:hAnsiTheme="minorHAnsi" w:cstheme="minorHAnsi"/>
-          <w:sz w:val="20"/>
-          <w:szCs w:val="20"/>
-        </w:rPr>
-        <w:t>.</w:t>
-      </w:r>
-      <w:r>
-        <w:rPr>
-          <w:rFonts w:asciiTheme="minorHAnsi" w:hAnsiTheme="minorHAnsi" w:cstheme="minorHAnsi"/>
-          <w:sz w:val="20"/>
-          <w:szCs w:val="20"/>
-        </w:rPr>
-        <w:t xml:space="preserve">  </w:t>
+        <w:t xml:space="preserve">diet.  </w:t>
       </w:r>
     </w:p>
     <w:p>
@@ -2970,6 +3015,7 @@
         </w:tabs>
         <w:spacing w:before="156"/>
         <w:ind w:left="1134"/>
+        <w:contextualSpacing w:val="0"/>
         <w:rPr>
           <w:rFonts w:asciiTheme="minorHAnsi" w:hAnsiTheme="minorHAnsi" w:cstheme="minorHAnsi"/>
           <w:sz w:val="20"/>
@@ -3085,15 +3131,7 @@
           <w:sz w:val="20"/>
           <w:szCs w:val="20"/>
         </w:rPr>
-        <w:t>under nourished as they lack eating fruits &amp; vegetables more than 2 days a week.</w:t>
-      </w:r>
-      <w:r>
-        <w:rPr>
-          <w:rFonts w:asciiTheme="minorHAnsi" w:hAnsiTheme="minorHAnsi" w:cstheme="minorHAnsi"/>
-          <w:sz w:val="20"/>
-          <w:szCs w:val="20"/>
-        </w:rPr>
-        <w:t xml:space="preserve"> They may lack in vitamins &amp; essential minerals.</w:t>
+        <w:t>under nourished as they lack eating fruits &amp; vegetables more than 2 days a week. They may lack in vitamins &amp; essential minerals.</w:t>
       </w:r>
     </w:p>
     <w:p>
@@ -3108,6 +3146,7 @@
         </w:tabs>
         <w:spacing w:before="156"/>
         <w:ind w:left="1134"/>
+        <w:contextualSpacing w:val="0"/>
         <w:rPr>
           <w:rFonts w:asciiTheme="minorHAnsi" w:hAnsiTheme="minorHAnsi" w:cstheme="minorHAnsi"/>
           <w:sz w:val="20"/>
@@ -3238,6 +3277,7 @@
         </w:tabs>
         <w:spacing w:before="156"/>
         <w:ind w:left="1134"/>
+        <w:contextualSpacing w:val="0"/>
         <w:rPr>
           <w:rFonts w:asciiTheme="minorHAnsi" w:hAnsiTheme="minorHAnsi" w:cstheme="minorHAnsi"/>
           <w:sz w:val="20"/>
@@ -3328,25 +3368,7 @@
           <w:sz w:val="20"/>
           <w:szCs w:val="20"/>
         </w:rPr>
-        <w:t xml:space="preserve"> are prone to </w:t>
-      </w:r>
-      <w:r>
-        <w:rPr>
-          <w:rFonts w:asciiTheme="minorHAnsi" w:hAnsiTheme="minorHAnsi" w:cstheme="minorHAnsi"/>
-          <w:spacing w:val="-1"/>
-          <w:sz w:val="20"/>
-          <w:szCs w:val="20"/>
-        </w:rPr>
-        <w:t>employee</w:t>
-      </w:r>
-      <w:r>
-        <w:rPr>
-          <w:rFonts w:asciiTheme="minorHAnsi" w:hAnsiTheme="minorHAnsi" w:cstheme="minorHAnsi"/>
-          <w:spacing w:val="-1"/>
-          <w:sz w:val="20"/>
-          <w:szCs w:val="20"/>
-        </w:rPr>
-        <w:t xml:space="preserve"> </w:t>
+        <w:t xml:space="preserve"> are prone to employee </w:t>
       </w:r>
       <w:r>
         <w:rPr>
@@ -3369,6 +3391,7 @@
         </w:tabs>
         <w:spacing w:before="156"/>
         <w:ind w:left="1134"/>
+        <w:contextualSpacing w:val="0"/>
         <w:rPr>
           <w:rFonts w:asciiTheme="minorHAnsi" w:hAnsiTheme="minorHAnsi" w:cstheme="minorHAnsi"/>
           <w:sz w:val="20"/>
@@ -3459,52 +3482,7 @@
           <w:sz w:val="20"/>
           <w:szCs w:val="20"/>
         </w:rPr>
-        <w:t xml:space="preserve"> </w:t>
-      </w:r>
-      <w:r>
-        <w:rPr>
-          <w:rFonts w:asciiTheme="minorHAnsi" w:hAnsiTheme="minorHAnsi" w:cstheme="minorHAnsi"/>
-          <w:spacing w:val="-1"/>
-          <w:sz w:val="20"/>
-          <w:szCs w:val="20"/>
-        </w:rPr>
-        <w:t xml:space="preserve">may develop </w:t>
-      </w:r>
-      <w:r>
-        <w:rPr>
-          <w:rFonts w:asciiTheme="minorHAnsi" w:hAnsiTheme="minorHAnsi" w:cstheme="minorHAnsi"/>
-          <w:spacing w:val="-1"/>
-          <w:sz w:val="20"/>
-          <w:szCs w:val="20"/>
-        </w:rPr>
-        <w:t>dehydration</w:t>
-      </w:r>
-      <w:r>
-        <w:rPr>
-          <w:rFonts w:asciiTheme="minorHAnsi" w:hAnsiTheme="minorHAnsi" w:cstheme="minorHAnsi"/>
-          <w:spacing w:val="-1"/>
-          <w:sz w:val="20"/>
-          <w:szCs w:val="20"/>
-        </w:rPr>
-        <w:t xml:space="preserve"> as they consume less of fluids</w:t>
-      </w:r>
-      <w:r>
-        <w:rPr>
-          <w:rFonts w:asciiTheme="minorHAnsi" w:hAnsiTheme="minorHAnsi" w:cstheme="minorHAnsi"/>
-          <w:spacing w:val="-1"/>
-          <w:sz w:val="20"/>
-          <w:szCs w:val="20"/>
-        </w:rPr>
-        <w:t xml:space="preserve"> as per RDA</w:t>
-      </w:r>
-      <w:r>
-        <w:rPr>
-          <w:rFonts w:asciiTheme="minorHAnsi" w:hAnsiTheme="minorHAnsi" w:cstheme="minorHAnsi"/>
-          <w:spacing w:val="-1"/>
-          <w:sz w:val="20"/>
-          <w:szCs w:val="20"/>
-        </w:rPr>
-        <w:t>.</w:t>
+        <w:t xml:space="preserve"> may develop dehydration as they consume less of fluids as per RDA.</w:t>
       </w:r>
     </w:p>
     <w:p>
@@ -3514,7 +3492,7 @@
           <w:tab w:val="left" w:pos="719"/>
         </w:tabs>
         <w:spacing w:before="156"/>
-        <w:ind w:left="1800" w:firstLine="0"/>
+        <w:ind w:left="1800"/>
         <w:rPr>
           <w:rFonts w:asciiTheme="minorHAnsi" w:hAnsiTheme="minorHAnsi" w:cstheme="minorHAnsi"/>
           <w:sz w:val="20"/>
@@ -3531,6 +3509,7 @@
         </w:numPr>
         <w:spacing w:before="156"/>
         <w:ind w:left="810" w:hanging="180"/>
+        <w:contextualSpacing w:val="0"/>
         <w:rPr>
           <w:rFonts w:asciiTheme="minorHAnsi" w:hAnsiTheme="minorHAnsi" w:cstheme="minorHAnsi"/>
           <w:sz w:val="20"/>
@@ -3588,6 +3567,7 @@
         </w:tabs>
         <w:spacing w:before="156"/>
         <w:ind w:left="1134"/>
+        <w:contextualSpacing w:val="0"/>
         <w:rPr>
           <w:rFonts w:asciiTheme="minorHAnsi" w:hAnsiTheme="minorHAnsi" w:cstheme="minorHAnsi"/>
           <w:sz w:val="20"/>
@@ -3701,6 +3681,7 @@
         </w:tabs>
         <w:spacing w:before="156"/>
         <w:ind w:left="1134"/>
+        <w:contextualSpacing w:val="0"/>
         <w:rPr>
           <w:rFonts w:asciiTheme="minorHAnsi" w:hAnsiTheme="minorHAnsi" w:cstheme="minorHAnsi"/>
           <w:sz w:val="20"/>
@@ -3808,16 +3789,7 @@
           <w:sz w:val="20"/>
           <w:szCs w:val="20"/>
         </w:rPr>
-        <w:t xml:space="preserve"> </w:t>
-      </w:r>
-      <w:r>
-        <w:rPr>
-          <w:rFonts w:asciiTheme="minorHAnsi" w:hAnsiTheme="minorHAnsi" w:cstheme="minorHAnsi"/>
-          <w:spacing w:val="-1"/>
-          <w:sz w:val="20"/>
-          <w:szCs w:val="20"/>
-        </w:rPr>
-        <w:t xml:space="preserve">overall </w:t>
+        <w:t xml:space="preserve"> overall </w:t>
       </w:r>
       <w:r>
         <w:rPr>
@@ -3842,23 +3814,7 @@
           <w:sz w:val="20"/>
           <w:szCs w:val="20"/>
         </w:rPr>
-        <w:t>unfit</w:t>
-      </w:r>
-      <w:r>
-        <w:rPr>
-          <w:rFonts w:asciiTheme="minorHAnsi" w:hAnsiTheme="minorHAnsi" w:cstheme="minorHAnsi"/>
-          <w:sz w:val="20"/>
-          <w:szCs w:val="20"/>
-        </w:rPr>
-        <w:t xml:space="preserve"> due to various reasons such as obesity, back pain, etc</w:t>
-      </w:r>
-      <w:r>
-        <w:rPr>
-          <w:rFonts w:asciiTheme="minorHAnsi" w:hAnsiTheme="minorHAnsi" w:cstheme="minorHAnsi"/>
-          <w:sz w:val="20"/>
-          <w:szCs w:val="20"/>
-        </w:rPr>
-        <w:t>.</w:t>
+        <w:t>unfit due to various reasons such as obesity, back pain, etc.</w:t>
       </w:r>
     </w:p>
     <w:p>
@@ -3873,6 +3829,7 @@
         </w:tabs>
         <w:spacing w:before="156"/>
         <w:ind w:left="1134"/>
+        <w:contextualSpacing w:val="0"/>
         <w:rPr>
           <w:rFonts w:asciiTheme="minorHAnsi" w:hAnsiTheme="minorHAnsi" w:cstheme="minorHAnsi"/>
           <w:sz w:val="20"/>
@@ -3886,6 +3843,7 @@
           <w:szCs w:val="20"/>
           <w:highlight w:val="magenta"/>
         </w:rPr>
+        <w:lastRenderedPageBreak/>
         <w:t>__</w:t>
       </w:r>
       <w:r>
@@ -3963,25 +3921,7 @@
           <w:sz w:val="20"/>
           <w:szCs w:val="20"/>
         </w:rPr>
-        <w:t xml:space="preserve"> has low flexibility</w:t>
-      </w:r>
-      <w:r>
-        <w:rPr>
-          <w:rFonts w:asciiTheme="minorHAnsi" w:hAnsiTheme="minorHAnsi" w:cstheme="minorHAnsi"/>
-          <w:spacing w:val="-2"/>
-          <w:sz w:val="20"/>
-          <w:szCs w:val="20"/>
-        </w:rPr>
-        <w:t xml:space="preserve"> of functional muscles</w:t>
-      </w:r>
-      <w:r>
-        <w:rPr>
-          <w:rFonts w:asciiTheme="minorHAnsi" w:hAnsiTheme="minorHAnsi" w:cstheme="minorHAnsi"/>
-          <w:spacing w:val="-2"/>
-          <w:sz w:val="20"/>
-          <w:szCs w:val="20"/>
-        </w:rPr>
-        <w:t>.</w:t>
+        <w:t xml:space="preserve"> has low flexibility of functional muscles.</w:t>
       </w:r>
     </w:p>
     <w:p>
@@ -3996,6 +3936,7 @@
         </w:tabs>
         <w:spacing w:before="156"/>
         <w:ind w:left="1134"/>
+        <w:contextualSpacing w:val="0"/>
         <w:rPr>
           <w:rFonts w:asciiTheme="minorHAnsi" w:hAnsiTheme="minorHAnsi" w:cstheme="minorHAnsi"/>
           <w:sz w:val="20"/>
@@ -4094,39 +4035,7 @@
           <w:sz w:val="20"/>
           <w:szCs w:val="20"/>
         </w:rPr>
-        <w:t>has low strength of</w:t>
-      </w:r>
-      <w:r>
-        <w:rPr>
-          <w:rFonts w:asciiTheme="minorHAnsi" w:hAnsiTheme="minorHAnsi" w:cstheme="minorHAnsi"/>
-          <w:sz w:val="20"/>
-          <w:szCs w:val="20"/>
-        </w:rPr>
-        <w:t xml:space="preserve"> functional</w:t>
-      </w:r>
-      <w:r>
-        <w:rPr>
-          <w:rFonts w:asciiTheme="minorHAnsi" w:hAnsiTheme="minorHAnsi" w:cstheme="minorHAnsi"/>
-          <w:sz w:val="20"/>
-          <w:szCs w:val="20"/>
-        </w:rPr>
-        <w:t xml:space="preserve"> </w:t>
-      </w:r>
-      <w:r>
-        <w:rPr>
-          <w:rFonts w:asciiTheme="minorHAnsi" w:hAnsiTheme="minorHAnsi" w:cstheme="minorHAnsi"/>
-          <w:sz w:val="20"/>
-          <w:szCs w:val="20"/>
-        </w:rPr>
-        <w:t xml:space="preserve">&amp; core </w:t>
-      </w:r>
-      <w:r>
-        <w:rPr>
-          <w:rFonts w:asciiTheme="minorHAnsi" w:hAnsiTheme="minorHAnsi" w:cstheme="minorHAnsi"/>
-          <w:sz w:val="20"/>
-          <w:szCs w:val="20"/>
-        </w:rPr>
-        <w:t>muscles.</w:t>
+        <w:t>has low strength of functional &amp; core muscles.</w:t>
       </w:r>
     </w:p>
     <w:p>
@@ -4141,6 +4050,7 @@
         </w:tabs>
         <w:spacing w:before="156"/>
         <w:ind w:left="1134"/>
+        <w:contextualSpacing w:val="0"/>
         <w:rPr>
           <w:rFonts w:asciiTheme="minorHAnsi" w:hAnsiTheme="minorHAnsi" w:cstheme="minorHAnsi"/>
           <w:sz w:val="20"/>
@@ -4222,15 +4132,7 @@
           <w:sz w:val="20"/>
           <w:szCs w:val="20"/>
         </w:rPr>
-        <w:t>group</w:t>
-      </w:r>
-      <w:r>
-        <w:rPr>
-          <w:rFonts w:asciiTheme="minorHAnsi" w:hAnsiTheme="minorHAnsi" w:cstheme="minorHAnsi"/>
-          <w:sz w:val="20"/>
-          <w:szCs w:val="20"/>
-        </w:rPr>
-        <w:t xml:space="preserve"> </w:t>
+        <w:t xml:space="preserve">group </w:t>
       </w:r>
       <w:r>
         <w:rPr>
@@ -4239,16 +4141,7 @@
           <w:sz w:val="20"/>
           <w:szCs w:val="20"/>
         </w:rPr>
-        <w:t>are low in stamina</w:t>
-      </w:r>
-      <w:r>
-        <w:rPr>
-          <w:rFonts w:asciiTheme="minorHAnsi" w:hAnsiTheme="minorHAnsi" w:cstheme="minorHAnsi"/>
-          <w:spacing w:val="-1"/>
-          <w:sz w:val="20"/>
-          <w:szCs w:val="20"/>
-        </w:rPr>
-        <w:t xml:space="preserve"> which includes impaired heart rate and low lung capacity</w:t>
+        <w:t>are low in stamina which includes impaired heart rate and low lung capacity</w:t>
       </w:r>
       <w:r>
         <w:rPr>
@@ -4276,11 +4169,10 @@
       <w:r>
         <w:rPr>
           <w:rStyle w:val="Strong"/>
-          <w:rFonts w:asciiTheme="minorHAnsi" w:hAnsiTheme="minorHAnsi" w:cstheme="minorHAnsi"/>
-          <w:sz w:val="20"/>
-          <w:szCs w:val="20"/>
-        </w:rPr>
-        <w:lastRenderedPageBreak/>
+          <w:rFonts w:asciiTheme="minorHAnsi" w:eastAsiaTheme="majorEastAsia" w:hAnsiTheme="minorHAnsi" w:cstheme="minorHAnsi"/>
+          <w:sz w:val="20"/>
+          <w:szCs w:val="20"/>
+        </w:rPr>
         <w:t>Stress Profile:</w:t>
       </w:r>
     </w:p>
@@ -4302,7 +4194,7 @@
       <w:r>
         <w:rPr>
           <w:rStyle w:val="Strong"/>
-          <w:rFonts w:asciiTheme="minorHAnsi" w:hAnsiTheme="minorHAnsi" w:cstheme="minorHAnsi"/>
+          <w:rFonts w:asciiTheme="minorHAnsi" w:eastAsiaTheme="majorEastAsia" w:hAnsiTheme="minorHAnsi" w:cstheme="minorHAnsi"/>
           <w:sz w:val="20"/>
           <w:szCs w:val="20"/>
         </w:rPr>
@@ -4311,7 +4203,7 @@
       <w:r>
         <w:rPr>
           <w:rStyle w:val="Strong"/>
-          <w:rFonts w:asciiTheme="minorHAnsi" w:hAnsiTheme="minorHAnsi" w:cstheme="minorHAnsi"/>
+          <w:rFonts w:asciiTheme="minorHAnsi" w:eastAsiaTheme="majorEastAsia" w:hAnsiTheme="minorHAnsi" w:cstheme="minorHAnsi"/>
           <w:sz w:val="20"/>
           <w:szCs w:val="20"/>
         </w:rPr>
@@ -4320,16 +4212,34 @@
       <w:r>
         <w:rPr>
           <w:rStyle w:val="Strong"/>
-          <w:rFonts w:asciiTheme="minorHAnsi" w:hAnsiTheme="minorHAnsi" w:cstheme="minorHAnsi"/>
-          <w:sz w:val="20"/>
-          <w:szCs w:val="20"/>
-        </w:rPr>
-        <w:t>{overall_stress_pct}</w:t>
+          <w:rFonts w:asciiTheme="minorHAnsi" w:eastAsiaTheme="majorEastAsia" w:hAnsiTheme="minorHAnsi" w:cstheme="minorHAnsi"/>
+          <w:sz w:val="20"/>
+          <w:szCs w:val="20"/>
+        </w:rPr>
+        <w:t>{{</w:t>
       </w:r>
       <w:r>
         <w:rPr>
           <w:rStyle w:val="Strong"/>
-          <w:rFonts w:asciiTheme="minorHAnsi" w:hAnsiTheme="minorHAnsi" w:cstheme="minorHAnsi"/>
+          <w:rFonts w:asciiTheme="minorHAnsi" w:eastAsiaTheme="majorEastAsia" w:hAnsiTheme="minorHAnsi" w:cstheme="minorHAnsi"/>
+          <w:sz w:val="20"/>
+          <w:szCs w:val="20"/>
+        </w:rPr>
+        <w:t>overall_stress_pct</w:t>
+      </w:r>
+      <w:r>
+        <w:rPr>
+          <w:rStyle w:val="Strong"/>
+          <w:rFonts w:asciiTheme="minorHAnsi" w:eastAsiaTheme="majorEastAsia" w:hAnsiTheme="minorHAnsi" w:cstheme="minorHAnsi"/>
+          <w:sz w:val="20"/>
+          <w:szCs w:val="20"/>
+        </w:rPr>
+        <w:t>}}</w:t>
+      </w:r>
+      <w:r>
+        <w:rPr>
+          <w:rStyle w:val="Strong"/>
+          <w:rFonts w:asciiTheme="minorHAnsi" w:eastAsiaTheme="majorEastAsia" w:hAnsiTheme="minorHAnsi" w:cstheme="minorHAnsi"/>
           <w:sz w:val="20"/>
           <w:szCs w:val="20"/>
         </w:rPr>
@@ -4362,7 +4272,7 @@
       <w:r>
         <w:rPr>
           <w:rStyle w:val="Strong"/>
-          <w:rFonts w:asciiTheme="minorHAnsi" w:hAnsiTheme="minorHAnsi" w:cstheme="minorHAnsi"/>
+          <w:rFonts w:asciiTheme="minorHAnsi" w:eastAsiaTheme="majorEastAsia" w:hAnsiTheme="minorHAnsi" w:cstheme="minorHAnsi"/>
           <w:sz w:val="20"/>
           <w:szCs w:val="20"/>
         </w:rPr>
@@ -4382,7 +4292,23 @@
           <w:sz w:val="20"/>
           <w:szCs w:val="20"/>
         </w:rPr>
-        <w:t>{home_social_stress_pct}</w:t>
+        <w:t>{{</w:t>
+      </w:r>
+      <w:r>
+        <w:rPr>
+          <w:rFonts w:asciiTheme="minorHAnsi" w:hAnsiTheme="minorHAnsi" w:cstheme="minorHAnsi"/>
+          <w:sz w:val="20"/>
+          <w:szCs w:val="20"/>
+        </w:rPr>
+        <w:t>home_social_stress_pct</w:t>
+      </w:r>
+      <w:r>
+        <w:rPr>
+          <w:rFonts w:asciiTheme="minorHAnsi" w:hAnsiTheme="minorHAnsi" w:cstheme="minorHAnsi"/>
+          <w:sz w:val="20"/>
+          <w:szCs w:val="20"/>
+        </w:rPr>
+        <w:t>}}</w:t>
       </w:r>
       <w:r>
         <w:rPr>
@@ -4419,7 +4345,7 @@
       <w:r>
         <w:rPr>
           <w:rStyle w:val="Strong"/>
-          <w:rFonts w:asciiTheme="minorHAnsi" w:hAnsiTheme="minorHAnsi" w:cstheme="minorHAnsi"/>
+          <w:rFonts w:asciiTheme="minorHAnsi" w:eastAsiaTheme="majorEastAsia" w:hAnsiTheme="minorHAnsi" w:cstheme="minorHAnsi"/>
           <w:sz w:val="20"/>
           <w:szCs w:val="20"/>
         </w:rPr>
@@ -4439,7 +4365,23 @@
           <w:sz w:val="20"/>
           <w:szCs w:val="20"/>
         </w:rPr>
-        <w:t>{work_related_stress_pct}</w:t>
+        <w:t>{{</w:t>
+      </w:r>
+      <w:r>
+        <w:rPr>
+          <w:rFonts w:asciiTheme="minorHAnsi" w:hAnsiTheme="minorHAnsi" w:cstheme="minorHAnsi"/>
+          <w:sz w:val="20"/>
+          <w:szCs w:val="20"/>
+        </w:rPr>
+        <w:t>work_related_stress_pct</w:t>
+      </w:r>
+      <w:r>
+        <w:rPr>
+          <w:rFonts w:asciiTheme="minorHAnsi" w:hAnsiTheme="minorHAnsi" w:cstheme="minorHAnsi"/>
+          <w:sz w:val="20"/>
+          <w:szCs w:val="20"/>
+        </w:rPr>
+        <w:t>}}</w:t>
       </w:r>
       <w:r>
         <w:rPr>
@@ -4483,7 +4425,7 @@
       <w:r>
         <w:rPr>
           <w:rStyle w:val="Strong"/>
-          <w:rFonts w:asciiTheme="minorHAnsi" w:hAnsiTheme="minorHAnsi" w:cstheme="minorHAnsi"/>
+          <w:rFonts w:asciiTheme="minorHAnsi" w:eastAsiaTheme="majorEastAsia" w:hAnsiTheme="minorHAnsi" w:cstheme="minorHAnsi"/>
           <w:sz w:val="20"/>
           <w:szCs w:val="20"/>
         </w:rPr>
@@ -4492,7 +4434,7 @@
       <w:r>
         <w:rPr>
           <w:rStyle w:val="Strong"/>
-          <w:rFonts w:asciiTheme="minorHAnsi" w:hAnsiTheme="minorHAnsi" w:cstheme="minorHAnsi"/>
+          <w:rFonts w:asciiTheme="minorHAnsi" w:eastAsiaTheme="majorEastAsia" w:hAnsiTheme="minorHAnsi" w:cstheme="minorHAnsi"/>
           <w:sz w:val="20"/>
           <w:szCs w:val="20"/>
         </w:rPr>
@@ -4521,7 +4463,7 @@
       <w:r>
         <w:rPr>
           <w:rStyle w:val="Strong"/>
-          <w:rFonts w:asciiTheme="minorHAnsi" w:hAnsiTheme="minorHAnsi" w:cstheme="minorHAnsi"/>
+          <w:rFonts w:asciiTheme="minorHAnsi" w:eastAsiaTheme="majorEastAsia" w:hAnsiTheme="minorHAnsi" w:cstheme="minorHAnsi"/>
           <w:sz w:val="20"/>
           <w:szCs w:val="20"/>
         </w:rPr>
@@ -4530,7 +4472,7 @@
       <w:r>
         <w:rPr>
           <w:rStyle w:val="Strong"/>
-          <w:rFonts w:asciiTheme="minorHAnsi" w:hAnsiTheme="minorHAnsi" w:cstheme="minorHAnsi"/>
+          <w:rFonts w:asciiTheme="minorHAnsi" w:eastAsiaTheme="majorEastAsia" w:hAnsiTheme="minorHAnsi" w:cstheme="minorHAnsi"/>
           <w:sz w:val="20"/>
           <w:szCs w:val="20"/>
         </w:rPr>
@@ -4539,29 +4481,43 @@
       <w:r>
         <w:rPr>
           <w:rStyle w:val="Strong"/>
-          <w:rFonts w:asciiTheme="minorHAnsi" w:hAnsiTheme="minorHAnsi" w:cstheme="minorHAnsi"/>
-          <w:sz w:val="20"/>
-          <w:szCs w:val="20"/>
-        </w:rPr>
-        <w:t>{</w:t>
+          <w:rFonts w:asciiTheme="minorHAnsi" w:eastAsiaTheme="majorEastAsia" w:hAnsiTheme="minorHAnsi" w:cstheme="minorHAnsi"/>
+          <w:sz w:val="20"/>
+          <w:szCs w:val="20"/>
+        </w:rPr>
+        <w:t>{{</w:t>
       </w:r>
       <w:r>
         <w:rPr>
           <w:rStyle w:val="Strong"/>
-          <w:rFonts w:asciiTheme="minorHAnsi" w:hAnsiTheme="minorHAnsi" w:cstheme="minorHAnsi"/>
-          <w:b w:val="0"/>
-          <w:bCs w:val="0"/>
-          <w:sz w:val="20"/>
-          <w:szCs w:val="20"/>
-        </w:rPr>
-        <w:t>tobacco_use_pct} %</w:t>
+          <w:rFonts w:asciiTheme="minorHAnsi" w:eastAsiaTheme="majorEastAsia" w:hAnsiTheme="minorHAnsi" w:cstheme="minorHAnsi"/>
+          <w:sz w:val="20"/>
+          <w:szCs w:val="20"/>
+        </w:rPr>
+        <w:t>tobacco_use_pct</w:t>
       </w:r>
       <w:r>
         <w:rPr>
           <w:rStyle w:val="Strong"/>
-          <w:rFonts w:asciiTheme="minorHAnsi" w:hAnsiTheme="minorHAnsi" w:cstheme="minorHAnsi"/>
-          <w:b w:val="0"/>
-          <w:bCs w:val="0"/>
+          <w:rFonts w:asciiTheme="minorHAnsi" w:eastAsiaTheme="majorEastAsia" w:hAnsiTheme="minorHAnsi" w:cstheme="minorHAnsi"/>
+          <w:sz w:val="20"/>
+          <w:szCs w:val="20"/>
+        </w:rPr>
+        <w:t>}}</w:t>
+      </w:r>
+      <w:r>
+        <w:rPr>
+          <w:rStyle w:val="Strong"/>
+          <w:rFonts w:asciiTheme="minorHAnsi" w:eastAsiaTheme="majorEastAsia" w:hAnsiTheme="minorHAnsi" w:cstheme="minorHAnsi"/>
+          <w:sz w:val="20"/>
+          <w:szCs w:val="20"/>
+        </w:rPr>
+        <w:t xml:space="preserve"> %</w:t>
+      </w:r>
+      <w:r>
+        <w:rPr>
+          <w:rStyle w:val="Strong"/>
+          <w:rFonts w:asciiTheme="minorHAnsi" w:eastAsiaTheme="majorEastAsia" w:hAnsiTheme="minorHAnsi" w:cstheme="minorHAnsi"/>
           <w:sz w:val="20"/>
           <w:szCs w:val="20"/>
         </w:rPr>
@@ -4598,7 +4554,7 @@
       <w:r>
         <w:rPr>
           <w:rStyle w:val="Strong"/>
-          <w:rFonts w:asciiTheme="minorHAnsi" w:hAnsiTheme="minorHAnsi" w:cstheme="minorHAnsi"/>
+          <w:rFonts w:asciiTheme="minorHAnsi" w:eastAsiaTheme="majorEastAsia" w:hAnsiTheme="minorHAnsi" w:cstheme="minorHAnsi"/>
           <w:sz w:val="20"/>
           <w:szCs w:val="20"/>
         </w:rPr>
@@ -4607,7 +4563,7 @@
       <w:r>
         <w:rPr>
           <w:rStyle w:val="Strong"/>
-          <w:rFonts w:asciiTheme="minorHAnsi" w:hAnsiTheme="minorHAnsi" w:cstheme="minorHAnsi"/>
+          <w:rFonts w:asciiTheme="minorHAnsi" w:eastAsiaTheme="majorEastAsia" w:hAnsiTheme="minorHAnsi" w:cstheme="minorHAnsi"/>
           <w:sz w:val="20"/>
           <w:szCs w:val="20"/>
         </w:rPr>
@@ -4616,13 +4572,38 @@
       <w:r>
         <w:rPr>
           <w:rStyle w:val="Strong"/>
-          <w:rFonts w:asciiTheme="minorHAnsi" w:hAnsiTheme="minorHAnsi" w:cstheme="minorHAnsi"/>
-          <w:b w:val="0"/>
-          <w:bCs w:val="0"/>
-          <w:sz w:val="20"/>
-          <w:szCs w:val="20"/>
-        </w:rPr>
-        <w:t>{alcohol_consumption_pct}%</w:t>
+          <w:rFonts w:asciiTheme="minorHAnsi" w:eastAsiaTheme="majorEastAsia" w:hAnsiTheme="minorHAnsi" w:cstheme="minorHAnsi"/>
+          <w:sz w:val="20"/>
+          <w:szCs w:val="20"/>
+        </w:rPr>
+        <w:t>{{</w:t>
+      </w:r>
+      <w:r>
+        <w:rPr>
+          <w:rStyle w:val="Strong"/>
+          <w:rFonts w:asciiTheme="minorHAnsi" w:eastAsiaTheme="majorEastAsia" w:hAnsiTheme="minorHAnsi" w:cstheme="minorHAnsi"/>
+          <w:sz w:val="20"/>
+          <w:szCs w:val="20"/>
+        </w:rPr>
+        <w:t>alcohol_consumption_pct</w:t>
+      </w:r>
+      <w:r>
+        <w:rPr>
+          <w:rStyle w:val="Strong"/>
+          <w:rFonts w:asciiTheme="minorHAnsi" w:eastAsiaTheme="majorEastAsia" w:hAnsiTheme="minorHAnsi" w:cstheme="minorHAnsi"/>
+          <w:sz w:val="20"/>
+          <w:szCs w:val="20"/>
+        </w:rPr>
+        <w:t>}}</w:t>
+      </w:r>
+      <w:r>
+        <w:rPr>
+          <w:rStyle w:val="Strong"/>
+          <w:rFonts w:asciiTheme="minorHAnsi" w:eastAsiaTheme="majorEastAsia" w:hAnsiTheme="minorHAnsi" w:cstheme="minorHAnsi"/>
+          <w:sz w:val="20"/>
+          <w:szCs w:val="20"/>
+        </w:rPr>
+        <w:t>%</w:t>
       </w:r>
       <w:r>
         <w:rPr>
@@ -4682,7 +4663,7 @@
           <w:noProof/>
         </w:rPr>
         <w:drawing>
-          <wp:anchor distT="0" distB="0" distL="0" distR="0" simplePos="0" relativeHeight="15729664" behindDoc="1" locked="0" layoutInCell="1" allowOverlap="1" wp14:anchorId="081C8BB9" wp14:editId="037A6E6E">
+          <wp:anchor distT="0" distB="0" distL="0" distR="0" simplePos="0" relativeHeight="251663360" behindDoc="1" locked="0" layoutInCell="1" allowOverlap="1" wp14:anchorId="18CE0EF8" wp14:editId="3C380B65">
             <wp:simplePos x="0" y="0"/>
             <wp:positionH relativeFrom="page">
               <wp:posOffset>5166360</wp:posOffset>
@@ -4701,7 +4682,7 @@
                 <wp:lineTo x="0" y="0"/>
               </wp:wrapPolygon>
             </wp:wrapTight>
-            <wp:docPr id="5" name="image3.png"/>
+            <wp:docPr id="5" name="image3.png" descr="medication_popup_chart_image"/>
             <wp:cNvGraphicFramePr>
               <a:graphicFrameLocks xmlns:a="http://schemas.openxmlformats.org/drawingml/2006/main" noChangeAspect="1"/>
             </wp:cNvGraphicFramePr>
@@ -4709,11 +4690,11 @@
               <a:graphicData uri="http://schemas.openxmlformats.org/drawingml/2006/picture">
                 <pic:pic xmlns:pic="http://schemas.openxmlformats.org/drawingml/2006/picture">
                   <pic:nvPicPr>
-                    <pic:cNvPr id="6" name="image3.png"/>
+                    <pic:cNvPr id="5" name="image3.png" descr="medication_popup_chart_image"/>
                     <pic:cNvPicPr/>
                   </pic:nvPicPr>
                   <pic:blipFill>
-                    <a:blip r:embed="rId12" cstate="print"/>
+                    <a:blip r:embed="rId10" cstate="print"/>
                     <a:stretch>
                       <a:fillRect/>
                     </a:stretch>
@@ -4771,6 +4752,7 @@
         </w:tabs>
         <w:spacing w:before="190" w:line="196" w:lineRule="auto"/>
         <w:ind w:left="1620" w:right="2850" w:hanging="1170"/>
+        <w:contextualSpacing w:val="0"/>
         <w:rPr>
           <w:rFonts w:asciiTheme="minorHAnsi" w:hAnsiTheme="minorHAnsi" w:cstheme="minorHAnsi"/>
           <w:sz w:val="20"/>
@@ -4801,7 +4783,23 @@
           <w:sz w:val="20"/>
           <w:szCs w:val="20"/>
         </w:rPr>
-        <w:t>{chronic_ailments_pct}</w:t>
+        <w:t>{{</w:t>
+      </w:r>
+      <w:r>
+        <w:rPr>
+          <w:rFonts w:asciiTheme="minorHAnsi" w:hAnsiTheme="minorHAnsi" w:cstheme="minorHAnsi"/>
+          <w:sz w:val="20"/>
+          <w:szCs w:val="20"/>
+        </w:rPr>
+        <w:t>chronic_ailments_pct</w:t>
+      </w:r>
+      <w:r>
+        <w:rPr>
+          <w:rFonts w:asciiTheme="minorHAnsi" w:hAnsiTheme="minorHAnsi" w:cstheme="minorHAnsi"/>
+          <w:sz w:val="20"/>
+          <w:szCs w:val="20"/>
+        </w:rPr>
+        <w:t>}}</w:t>
       </w:r>
       <w:r>
         <w:rPr>
@@ -4848,6 +4846,7 @@
         </w:tabs>
         <w:spacing w:before="190" w:line="196" w:lineRule="auto"/>
         <w:ind w:left="1620" w:right="2850" w:hanging="1170"/>
+        <w:contextualSpacing w:val="0"/>
         <w:rPr>
           <w:rFonts w:asciiTheme="minorHAnsi" w:hAnsiTheme="minorHAnsi" w:cstheme="minorHAnsi"/>
           <w:sz w:val="20"/>
@@ -4881,7 +4880,27 @@
           <w:sz w:val="20"/>
           <w:szCs w:val="20"/>
         </w:rPr>
-        <w:t>{medication_total_pct}</w:t>
+        <w:t>{{</w:t>
+      </w:r>
+      <w:r>
+        <w:rPr>
+          <w:rFonts w:asciiTheme="minorHAnsi" w:hAnsiTheme="minorHAnsi" w:cstheme="minorHAnsi"/>
+          <w:bCs/>
+          <w:spacing w:val="-2"/>
+          <w:sz w:val="20"/>
+          <w:szCs w:val="20"/>
+        </w:rPr>
+        <w:t>medication_total_pct</w:t>
+      </w:r>
+      <w:r>
+        <w:rPr>
+          <w:rFonts w:asciiTheme="minorHAnsi" w:hAnsiTheme="minorHAnsi" w:cstheme="minorHAnsi"/>
+          <w:bCs/>
+          <w:spacing w:val="-2"/>
+          <w:sz w:val="20"/>
+          <w:szCs w:val="20"/>
+        </w:rPr>
+        <w:t>}}</w:t>
       </w:r>
       <w:r>
         <w:rPr>
@@ -4992,16 +5011,7 @@
           <w:sz w:val="20"/>
           <w:szCs w:val="20"/>
         </w:rPr>
-        <w:t xml:space="preserve"> </w:t>
-      </w:r>
-      <w:r>
-        <w:rPr>
-          <w:rFonts w:asciiTheme="minorHAnsi" w:hAnsiTheme="minorHAnsi" w:cstheme="minorHAnsi"/>
-          <w:spacing w:val="-1"/>
-          <w:sz w:val="20"/>
-          <w:szCs w:val="20"/>
-        </w:rPr>
-        <w:t xml:space="preserve">chronic / </w:t>
+        <w:t xml:space="preserve"> chronic / </w:t>
       </w:r>
       <w:r>
         <w:rPr>
@@ -5018,16 +5028,7 @@
           <w:sz w:val="20"/>
           <w:szCs w:val="20"/>
         </w:rPr>
-        <w:t xml:space="preserve"> </w:t>
-      </w:r>
-      <w:r>
-        <w:rPr>
-          <w:rFonts w:asciiTheme="minorHAnsi" w:hAnsiTheme="minorHAnsi" w:cstheme="minorHAnsi"/>
-          <w:spacing w:val="-42"/>
-          <w:sz w:val="20"/>
-          <w:szCs w:val="20"/>
-        </w:rPr>
-        <w:t xml:space="preserve">            </w:t>
+        <w:t xml:space="preserve">             </w:t>
       </w:r>
       <w:r>
         <w:rPr>
@@ -5066,19 +5067,36 @@
         </w:tabs>
         <w:spacing w:before="190" w:line="196" w:lineRule="auto"/>
         <w:ind w:left="1134" w:right="2850" w:hanging="283"/>
-        <w:rPr>
-          <w:rFonts w:asciiTheme="minorHAnsi" w:hAnsiTheme="minorHAnsi" w:cstheme="minorHAnsi"/>
-          <w:sz w:val="20"/>
-          <w:szCs w:val="20"/>
-        </w:rPr>
-      </w:pPr>
-      <w:r>
-        <w:rPr>
-          <w:rFonts w:asciiTheme="minorHAnsi" w:hAnsiTheme="minorHAnsi" w:cstheme="minorHAnsi"/>
-          <w:sz w:val="20"/>
-          <w:szCs w:val="20"/>
-        </w:rPr>
-        <w:t>{medication_diabetes_pct}</w:t>
+        <w:contextualSpacing w:val="0"/>
+        <w:rPr>
+          <w:rFonts w:asciiTheme="minorHAnsi" w:hAnsiTheme="minorHAnsi" w:cstheme="minorHAnsi"/>
+          <w:sz w:val="20"/>
+          <w:szCs w:val="20"/>
+        </w:rPr>
+      </w:pPr>
+      <w:r>
+        <w:rPr>
+          <w:rFonts w:asciiTheme="minorHAnsi" w:hAnsiTheme="minorHAnsi" w:cstheme="minorHAnsi"/>
+          <w:sz w:val="20"/>
+          <w:szCs w:val="20"/>
+        </w:rPr>
+        <w:t>{{</w:t>
+      </w:r>
+      <w:r>
+        <w:rPr>
+          <w:rFonts w:asciiTheme="minorHAnsi" w:hAnsiTheme="minorHAnsi" w:cstheme="minorHAnsi"/>
+          <w:sz w:val="20"/>
+          <w:szCs w:val="20"/>
+        </w:rPr>
+        <w:t>medication_diabetes_pct</w:t>
+      </w:r>
+      <w:r>
+        <w:rPr>
+          <w:rFonts w:asciiTheme="minorHAnsi" w:hAnsiTheme="minorHAnsi" w:cstheme="minorHAnsi"/>
+          <w:sz w:val="20"/>
+          <w:szCs w:val="20"/>
+        </w:rPr>
+        <w:t>}}</w:t>
       </w:r>
       <w:r>
         <w:rPr>
@@ -5202,19 +5220,36 @@
         </w:tabs>
         <w:spacing w:before="190" w:line="196" w:lineRule="auto"/>
         <w:ind w:left="1134" w:right="2850" w:hanging="283"/>
-        <w:rPr>
-          <w:rFonts w:asciiTheme="minorHAnsi" w:hAnsiTheme="minorHAnsi" w:cstheme="minorHAnsi"/>
-          <w:sz w:val="20"/>
-          <w:szCs w:val="20"/>
-        </w:rPr>
-      </w:pPr>
-      <w:r>
-        <w:rPr>
-          <w:rFonts w:asciiTheme="minorHAnsi" w:hAnsiTheme="minorHAnsi" w:cstheme="minorHAnsi"/>
-          <w:sz w:val="20"/>
-          <w:szCs w:val="20"/>
-        </w:rPr>
-        <w:t>{medication_hypertension_pct}</w:t>
+        <w:contextualSpacing w:val="0"/>
+        <w:rPr>
+          <w:rFonts w:asciiTheme="minorHAnsi" w:hAnsiTheme="minorHAnsi" w:cstheme="minorHAnsi"/>
+          <w:sz w:val="20"/>
+          <w:szCs w:val="20"/>
+        </w:rPr>
+      </w:pPr>
+      <w:r>
+        <w:rPr>
+          <w:rFonts w:asciiTheme="minorHAnsi" w:hAnsiTheme="minorHAnsi" w:cstheme="minorHAnsi"/>
+          <w:sz w:val="20"/>
+          <w:szCs w:val="20"/>
+        </w:rPr>
+        <w:t>{{</w:t>
+      </w:r>
+      <w:r>
+        <w:rPr>
+          <w:rFonts w:asciiTheme="minorHAnsi" w:hAnsiTheme="minorHAnsi" w:cstheme="minorHAnsi"/>
+          <w:sz w:val="20"/>
+          <w:szCs w:val="20"/>
+        </w:rPr>
+        <w:t>medication_hypertension_pct</w:t>
+      </w:r>
+      <w:r>
+        <w:rPr>
+          <w:rFonts w:asciiTheme="minorHAnsi" w:hAnsiTheme="minorHAnsi" w:cstheme="minorHAnsi"/>
+          <w:sz w:val="20"/>
+          <w:szCs w:val="20"/>
+        </w:rPr>
+        <w:t>}}</w:t>
       </w:r>
       <w:r>
         <w:rPr>
@@ -5338,19 +5373,36 @@
         </w:tabs>
         <w:spacing w:before="190" w:line="196" w:lineRule="auto"/>
         <w:ind w:left="1134" w:right="2850" w:hanging="283"/>
-        <w:rPr>
-          <w:rFonts w:asciiTheme="minorHAnsi" w:hAnsiTheme="minorHAnsi" w:cstheme="minorHAnsi"/>
-          <w:sz w:val="20"/>
-          <w:szCs w:val="20"/>
-        </w:rPr>
-      </w:pPr>
-      <w:r>
-        <w:rPr>
-          <w:rFonts w:asciiTheme="minorHAnsi" w:hAnsiTheme="minorHAnsi" w:cstheme="minorHAnsi"/>
-          <w:sz w:val="20"/>
-          <w:szCs w:val="20"/>
-        </w:rPr>
-        <w:t>{medication_dyslipidemia_pct}</w:t>
+        <w:contextualSpacing w:val="0"/>
+        <w:rPr>
+          <w:rFonts w:asciiTheme="minorHAnsi" w:hAnsiTheme="minorHAnsi" w:cstheme="minorHAnsi"/>
+          <w:sz w:val="20"/>
+          <w:szCs w:val="20"/>
+        </w:rPr>
+      </w:pPr>
+      <w:r>
+        <w:rPr>
+          <w:rFonts w:asciiTheme="minorHAnsi" w:hAnsiTheme="minorHAnsi" w:cstheme="minorHAnsi"/>
+          <w:sz w:val="20"/>
+          <w:szCs w:val="20"/>
+        </w:rPr>
+        <w:t>{{</w:t>
+      </w:r>
+      <w:r>
+        <w:rPr>
+          <w:rFonts w:asciiTheme="minorHAnsi" w:hAnsiTheme="minorHAnsi" w:cstheme="minorHAnsi"/>
+          <w:sz w:val="20"/>
+          <w:szCs w:val="20"/>
+        </w:rPr>
+        <w:t>medication_dyslipidemia_pct</w:t>
+      </w:r>
+      <w:r>
+        <w:rPr>
+          <w:rFonts w:asciiTheme="minorHAnsi" w:hAnsiTheme="minorHAnsi" w:cstheme="minorHAnsi"/>
+          <w:sz w:val="20"/>
+          <w:szCs w:val="20"/>
+        </w:rPr>
+        <w:t>}}</w:t>
       </w:r>
       <w:r>
         <w:rPr>
@@ -5474,19 +5526,36 @@
         </w:tabs>
         <w:spacing w:before="190" w:line="196" w:lineRule="auto"/>
         <w:ind w:left="1134" w:right="2850" w:hanging="283"/>
-        <w:rPr>
-          <w:rFonts w:asciiTheme="minorHAnsi" w:hAnsiTheme="minorHAnsi" w:cstheme="minorHAnsi"/>
-          <w:sz w:val="20"/>
-          <w:szCs w:val="20"/>
-        </w:rPr>
-      </w:pPr>
-      <w:r>
-        <w:rPr>
-          <w:rFonts w:asciiTheme="minorHAnsi" w:hAnsiTheme="minorHAnsi" w:cstheme="minorHAnsi"/>
-          <w:sz w:val="20"/>
-          <w:szCs w:val="20"/>
-        </w:rPr>
-        <w:t>{medication_musculoskeletal_pct}</w:t>
+        <w:contextualSpacing w:val="0"/>
+        <w:rPr>
+          <w:rFonts w:asciiTheme="minorHAnsi" w:hAnsiTheme="minorHAnsi" w:cstheme="minorHAnsi"/>
+          <w:sz w:val="20"/>
+          <w:szCs w:val="20"/>
+        </w:rPr>
+      </w:pPr>
+      <w:r>
+        <w:rPr>
+          <w:rFonts w:asciiTheme="minorHAnsi" w:hAnsiTheme="minorHAnsi" w:cstheme="minorHAnsi"/>
+          <w:sz w:val="20"/>
+          <w:szCs w:val="20"/>
+        </w:rPr>
+        <w:t>{{</w:t>
+      </w:r>
+      <w:r>
+        <w:rPr>
+          <w:rFonts w:asciiTheme="minorHAnsi" w:hAnsiTheme="minorHAnsi" w:cstheme="minorHAnsi"/>
+          <w:sz w:val="20"/>
+          <w:szCs w:val="20"/>
+        </w:rPr>
+        <w:t>medication_musculoskeletal_pct</w:t>
+      </w:r>
+      <w:r>
+        <w:rPr>
+          <w:rFonts w:asciiTheme="minorHAnsi" w:hAnsiTheme="minorHAnsi" w:cstheme="minorHAnsi"/>
+          <w:sz w:val="20"/>
+          <w:szCs w:val="20"/>
+        </w:rPr>
+        <w:t>}}</w:t>
       </w:r>
       <w:r>
         <w:rPr>
@@ -5610,19 +5679,36 @@
         </w:tabs>
         <w:spacing w:before="190" w:line="196" w:lineRule="auto"/>
         <w:ind w:left="1134" w:right="2850" w:hanging="283"/>
-        <w:rPr>
-          <w:rFonts w:asciiTheme="minorHAnsi" w:hAnsiTheme="minorHAnsi" w:cstheme="minorHAnsi"/>
-          <w:sz w:val="20"/>
-          <w:szCs w:val="20"/>
-        </w:rPr>
-      </w:pPr>
-      <w:r>
-        <w:rPr>
-          <w:rFonts w:asciiTheme="minorHAnsi" w:hAnsiTheme="minorHAnsi" w:cstheme="minorHAnsi"/>
-          <w:sz w:val="20"/>
-          <w:szCs w:val="20"/>
-        </w:rPr>
-        <w:t>{medication_other_pct}</w:t>
+        <w:contextualSpacing w:val="0"/>
+        <w:rPr>
+          <w:rFonts w:asciiTheme="minorHAnsi" w:hAnsiTheme="minorHAnsi" w:cstheme="minorHAnsi"/>
+          <w:sz w:val="20"/>
+          <w:szCs w:val="20"/>
+        </w:rPr>
+      </w:pPr>
+      <w:r>
+        <w:rPr>
+          <w:rFonts w:asciiTheme="minorHAnsi" w:hAnsiTheme="minorHAnsi" w:cstheme="minorHAnsi"/>
+          <w:sz w:val="20"/>
+          <w:szCs w:val="20"/>
+        </w:rPr>
+        <w:t>{{</w:t>
+      </w:r>
+      <w:r>
+        <w:rPr>
+          <w:rFonts w:asciiTheme="minorHAnsi" w:hAnsiTheme="minorHAnsi" w:cstheme="minorHAnsi"/>
+          <w:sz w:val="20"/>
+          <w:szCs w:val="20"/>
+        </w:rPr>
+        <w:t>medication_other_pct</w:t>
+      </w:r>
+      <w:r>
+        <w:rPr>
+          <w:rFonts w:asciiTheme="minorHAnsi" w:hAnsiTheme="minorHAnsi" w:cstheme="minorHAnsi"/>
+          <w:sz w:val="20"/>
+          <w:szCs w:val="20"/>
+        </w:rPr>
+        <w:t>}}</w:t>
       </w:r>
       <w:r>
         <w:rPr>
@@ -5731,7 +5817,16 @@
           <w:sz w:val="20"/>
           <w:szCs w:val="20"/>
         </w:rPr>
-        <w:t xml:space="preserve"> medication for other health problems.</w:t>
+        <w:t xml:space="preserve"> medication for </w:t>
+      </w:r>
+      <w:r>
+        <w:rPr>
+          <w:rFonts w:asciiTheme="minorHAnsi" w:hAnsiTheme="minorHAnsi" w:cstheme="minorHAnsi"/>
+          <w:sz w:val="20"/>
+          <w:szCs w:val="20"/>
+        </w:rPr>
+        <w:lastRenderedPageBreak/>
+        <w:t>other health problems.</w:t>
       </w:r>
     </w:p>
     <w:p>
@@ -5744,8 +5839,9 @@
         <w:tabs>
           <w:tab w:val="left" w:pos="719"/>
         </w:tabs>
-        <w:spacing w:line="196" w:lineRule="auto"/>
+        <w:spacing w:before="200" w:line="196" w:lineRule="auto"/>
         <w:ind w:left="1188" w:right="4082" w:hanging="738"/>
+        <w:contextualSpacing w:val="0"/>
         <w:rPr>
           <w:rFonts w:asciiTheme="minorHAnsi" w:hAnsiTheme="minorHAnsi" w:cstheme="minorHAnsi"/>
           <w:sz w:val="20"/>
@@ -5852,7 +5948,7 @@
           <w:tab w:val="left" w:pos="719"/>
         </w:tabs>
         <w:spacing w:line="196" w:lineRule="auto"/>
-        <w:ind w:left="1188" w:right="4082" w:firstLine="0"/>
+        <w:ind w:left="1188" w:right="4082"/>
         <w:rPr>
           <w:rFonts w:asciiTheme="minorHAnsi" w:hAnsiTheme="minorHAnsi" w:cstheme="minorHAnsi"/>
           <w:color w:val="FF0000"/>
@@ -5868,7 +5964,7 @@
           <w:szCs w:val="20"/>
         </w:rPr>
         <w:drawing>
-          <wp:anchor distT="0" distB="0" distL="0" distR="0" simplePos="0" relativeHeight="251669504" behindDoc="1" locked="0" layoutInCell="1" allowOverlap="1" wp14:anchorId="00ECE389" wp14:editId="489FA701">
+          <wp:anchor distT="0" distB="0" distL="0" distR="0" simplePos="0" relativeHeight="251669504" behindDoc="1" locked="0" layoutInCell="1" allowOverlap="1" wp14:anchorId="7362E936" wp14:editId="698955D8">
             <wp:simplePos x="0" y="0"/>
             <wp:positionH relativeFrom="margin">
               <wp:posOffset>4811395</wp:posOffset>
@@ -5887,7 +5983,7 @@
                 <wp:lineTo x="0" y="0"/>
               </wp:wrapPolygon>
             </wp:wrapTight>
-            <wp:docPr id="1519929215" name="image3.png"/>
+            <wp:docPr id="1519929215" name="image3.png" descr="diabetes_popup_chart_image"/>
             <wp:cNvGraphicFramePr>
               <a:graphicFrameLocks xmlns:a="http://schemas.openxmlformats.org/drawingml/2006/main" noChangeAspect="1"/>
             </wp:cNvGraphicFramePr>
@@ -5895,11 +5991,11 @@
               <a:graphicData uri="http://schemas.openxmlformats.org/drawingml/2006/picture">
                 <pic:pic xmlns:pic="http://schemas.openxmlformats.org/drawingml/2006/picture">
                   <pic:nvPicPr>
-                    <pic:cNvPr id="6" name="image3.png"/>
+                    <pic:cNvPr id="1519929215" name="image3.png" descr="diabetes_popup_chart_image"/>
                     <pic:cNvPicPr/>
                   </pic:nvPicPr>
                   <pic:blipFill>
-                    <a:blip r:embed="rId12" cstate="print"/>
+                    <a:blip r:embed="rId10" cstate="print"/>
                     <a:stretch>
                       <a:fillRect/>
                     </a:stretch>
@@ -5946,8 +6042,9 @@
         <w:tabs>
           <w:tab w:val="left" w:pos="719"/>
         </w:tabs>
-        <w:spacing w:line="196" w:lineRule="auto"/>
+        <w:spacing w:before="200" w:line="196" w:lineRule="auto"/>
         <w:ind w:left="1080" w:right="3120"/>
+        <w:contextualSpacing w:val="0"/>
         <w:rPr>
           <w:rFonts w:asciiTheme="minorHAnsi" w:hAnsiTheme="minorHAnsi" w:cstheme="minorHAnsi"/>
           <w:sz w:val="20"/>
@@ -5961,7 +6058,7 @@
           <w:sz w:val="20"/>
           <w:szCs w:val="20"/>
         </w:rPr>
-        <w:t>{</w:t>
+        <w:t>{{</w:t>
       </w:r>
       <w:r>
         <w:rPr>
@@ -5978,15 +6075,15 @@
           <w:sz w:val="20"/>
           <w:szCs w:val="20"/>
         </w:rPr>
-        <w:t xml:space="preserve">} </w:t>
-      </w:r>
-      <w:r>
-        <w:rPr>
-          <w:rFonts w:asciiTheme="minorHAnsi" w:hAnsiTheme="minorHAnsi" w:cstheme="minorHAnsi"/>
-          <w:sz w:val="20"/>
-          <w:szCs w:val="20"/>
-        </w:rPr>
-        <w:t>%</w:t>
+        <w:t>}}</w:t>
+      </w:r>
+      <w:r>
+        <w:rPr>
+          <w:rFonts w:asciiTheme="minorHAnsi" w:hAnsiTheme="minorHAnsi" w:cstheme="minorHAnsi"/>
+          <w:sz w:val="20"/>
+          <w:szCs w:val="20"/>
+        </w:rPr>
+        <w:t xml:space="preserve"> %</w:t>
       </w:r>
       <w:r>
         <w:rPr>
@@ -6148,40 +6245,15 @@
           <w:sz w:val="20"/>
           <w:szCs w:val="20"/>
         </w:rPr>
-        <w:t xml:space="preserve"> Fasting Blood Glucose</w:t>
-      </w:r>
-      <w:r>
-        <w:rPr>
-          <w:rFonts w:asciiTheme="minorHAnsi" w:hAnsiTheme="minorHAnsi" w:cstheme="minorHAnsi"/>
-          <w:spacing w:val="-1"/>
-          <w:sz w:val="20"/>
-          <w:szCs w:val="20"/>
-        </w:rPr>
-        <w:t xml:space="preserve"> levels</w:t>
-      </w:r>
-      <w:r>
-        <w:rPr>
-          <w:rFonts w:asciiTheme="minorHAnsi" w:hAnsiTheme="minorHAnsi" w:cstheme="minorHAnsi"/>
-          <w:sz w:val="20"/>
-          <w:szCs w:val="20"/>
-        </w:rPr>
-        <w:t xml:space="preserve"> </w:t>
-      </w:r>
-      <w:r>
-        <w:rPr>
-          <w:rFonts w:asciiTheme="minorHAnsi" w:hAnsiTheme="minorHAnsi" w:cstheme="minorHAnsi"/>
-          <w:sz w:val="20"/>
-          <w:szCs w:val="20"/>
-        </w:rPr>
-        <w:t>between 101 to 110 mg/dl</w:t>
-      </w:r>
-      <w:r>
-        <w:rPr>
-          <w:rFonts w:asciiTheme="minorHAnsi" w:hAnsiTheme="minorHAnsi" w:cstheme="minorHAnsi"/>
-          <w:sz w:val="20"/>
-          <w:szCs w:val="20"/>
-        </w:rPr>
-        <w:t>.</w:t>
+        <w:t xml:space="preserve"> Fasting Blood Glucose levels</w:t>
+      </w:r>
+      <w:r>
+        <w:rPr>
+          <w:rFonts w:asciiTheme="minorHAnsi" w:hAnsiTheme="minorHAnsi" w:cstheme="minorHAnsi"/>
+          <w:sz w:val="20"/>
+          <w:szCs w:val="20"/>
+        </w:rPr>
+        <w:t xml:space="preserve"> between 101 to 110 mg/dl.</w:t>
       </w:r>
     </w:p>
     <w:p>
@@ -6194,8 +6266,9 @@
         <w:tabs>
           <w:tab w:val="left" w:pos="719"/>
         </w:tabs>
-        <w:spacing w:line="196" w:lineRule="auto"/>
+        <w:spacing w:before="200" w:line="196" w:lineRule="auto"/>
         <w:ind w:left="1080" w:right="3120"/>
+        <w:contextualSpacing w:val="0"/>
         <w:rPr>
           <w:rFonts w:asciiTheme="minorHAnsi" w:hAnsiTheme="minorHAnsi" w:cstheme="minorHAnsi"/>
           <w:sz w:val="20"/>
@@ -6225,7 +6298,7 @@
           <w:sz w:val="20"/>
           <w:szCs w:val="20"/>
         </w:rPr>
-        <w:t>{</w:t>
+        <w:t>{{</w:t>
       </w:r>
       <w:r>
         <w:rPr>
@@ -6242,15 +6315,15 @@
           <w:sz w:val="20"/>
           <w:szCs w:val="20"/>
         </w:rPr>
-        <w:t xml:space="preserve">} </w:t>
-      </w:r>
-      <w:r>
-        <w:rPr>
-          <w:rFonts w:asciiTheme="minorHAnsi" w:hAnsiTheme="minorHAnsi" w:cstheme="minorHAnsi"/>
-          <w:sz w:val="20"/>
-          <w:szCs w:val="20"/>
-        </w:rPr>
-        <w:t>%</w:t>
+        <w:t>}}</w:t>
+      </w:r>
+      <w:r>
+        <w:rPr>
+          <w:rFonts w:asciiTheme="minorHAnsi" w:hAnsiTheme="minorHAnsi" w:cstheme="minorHAnsi"/>
+          <w:sz w:val="20"/>
+          <w:szCs w:val="20"/>
+        </w:rPr>
+        <w:t xml:space="preserve"> %</w:t>
       </w:r>
       <w:r>
         <w:rPr>
@@ -6361,16 +6434,7 @@
           <w:sz w:val="20"/>
           <w:szCs w:val="20"/>
         </w:rPr>
-        <w:t xml:space="preserve"> </w:t>
-      </w:r>
-      <w:r>
-        <w:rPr>
-          <w:rFonts w:asciiTheme="minorHAnsi" w:hAnsiTheme="minorHAnsi" w:cstheme="minorHAnsi"/>
-          <w:spacing w:val="-2"/>
-          <w:sz w:val="20"/>
-          <w:szCs w:val="20"/>
-        </w:rPr>
-        <w:t>Moderately Diabetic with Fasting Glucose levels between 111 to 139 mg/dl.</w:t>
+        <w:t xml:space="preserve"> Moderately Diabetic with Fasting Glucose levels between 111 to 139 mg/dl.</w:t>
       </w:r>
     </w:p>
     <w:p>
@@ -6383,8 +6447,9 @@
         <w:tabs>
           <w:tab w:val="left" w:pos="719"/>
         </w:tabs>
-        <w:spacing w:line="196" w:lineRule="auto"/>
+        <w:spacing w:before="200" w:line="196" w:lineRule="auto"/>
         <w:ind w:left="1080" w:right="3120"/>
+        <w:contextualSpacing w:val="0"/>
         <w:rPr>
           <w:rFonts w:asciiTheme="minorHAnsi" w:hAnsiTheme="minorHAnsi" w:cstheme="minorHAnsi"/>
           <w:sz w:val="20"/>
@@ -6398,7 +6463,6 @@
           <w:sz w:val="20"/>
           <w:szCs w:val="20"/>
         </w:rPr>
-        <w:lastRenderedPageBreak/>
         <w:softHyphen/>
       </w:r>
       <w:r>
@@ -6415,7 +6479,7 @@
           <w:sz w:val="20"/>
           <w:szCs w:val="20"/>
         </w:rPr>
-        <w:t>{</w:t>
+        <w:t>{{</w:t>
       </w:r>
       <w:r>
         <w:rPr>
@@ -6432,15 +6496,15 @@
           <w:sz w:val="20"/>
           <w:szCs w:val="20"/>
         </w:rPr>
-        <w:t xml:space="preserve">} </w:t>
-      </w:r>
-      <w:r>
-        <w:rPr>
-          <w:rFonts w:asciiTheme="minorHAnsi" w:hAnsiTheme="minorHAnsi" w:cstheme="minorHAnsi"/>
-          <w:sz w:val="20"/>
-          <w:szCs w:val="20"/>
-        </w:rPr>
-        <w:t>%</w:t>
+        <w:t>}}</w:t>
+      </w:r>
+      <w:r>
+        <w:rPr>
+          <w:rFonts w:asciiTheme="minorHAnsi" w:hAnsiTheme="minorHAnsi" w:cstheme="minorHAnsi"/>
+          <w:sz w:val="20"/>
+          <w:szCs w:val="20"/>
+        </w:rPr>
+        <w:t xml:space="preserve"> %</w:t>
       </w:r>
       <w:r>
         <w:rPr>
@@ -6561,7 +6625,7 @@
           <w:tab w:val="left" w:pos="719"/>
         </w:tabs>
         <w:spacing w:line="196" w:lineRule="auto"/>
-        <w:ind w:left="1080" w:right="3120" w:firstLine="0"/>
+        <w:ind w:left="1080" w:right="3120"/>
         <w:rPr>
           <w:rFonts w:asciiTheme="minorHAnsi" w:hAnsiTheme="minorHAnsi" w:cstheme="minorHAnsi"/>
           <w:color w:val="FF0000"/>
@@ -6577,7 +6641,7 @@
           <w:szCs w:val="20"/>
         </w:rPr>
         <w:drawing>
-          <wp:anchor distT="0" distB="0" distL="0" distR="0" simplePos="0" relativeHeight="251671552" behindDoc="1" locked="0" layoutInCell="1" allowOverlap="1" wp14:anchorId="5BA44571" wp14:editId="58A8E986">
+          <wp:anchor distT="0" distB="0" distL="0" distR="0" simplePos="0" relativeHeight="251670528" behindDoc="1" locked="0" layoutInCell="1" allowOverlap="1" wp14:anchorId="073B897E" wp14:editId="12166245">
             <wp:simplePos x="0" y="0"/>
             <wp:positionH relativeFrom="margin">
               <wp:posOffset>4857471</wp:posOffset>
@@ -6608,7 +6672,7 @@
                     <pic:cNvPicPr/>
                   </pic:nvPicPr>
                   <pic:blipFill>
-                    <a:blip r:embed="rId12" cstate="print"/>
+                    <a:blip r:embed="rId10" cstate="print"/>
                     <a:stretch>
                       <a:fillRect/>
                     </a:stretch>
@@ -6655,21 +6719,22 @@
         <w:tabs>
           <w:tab w:val="left" w:pos="719"/>
         </w:tabs>
-        <w:spacing w:line="196" w:lineRule="auto"/>
+        <w:spacing w:before="200" w:line="196" w:lineRule="auto"/>
         <w:ind w:left="1080" w:right="3120"/>
-        <w:rPr>
-          <w:rFonts w:asciiTheme="minorHAnsi" w:hAnsiTheme="minorHAnsi" w:cstheme="minorHAnsi"/>
-          <w:sz w:val="20"/>
-          <w:szCs w:val="20"/>
-        </w:rPr>
-      </w:pPr>
-      <w:r>
-        <w:rPr>
-          <w:rFonts w:asciiTheme="minorHAnsi" w:hAnsiTheme="minorHAnsi" w:cstheme="minorHAnsi"/>
-          <w:sz w:val="20"/>
-          <w:szCs w:val="20"/>
-        </w:rPr>
-        <w:t>{</w:t>
+        <w:contextualSpacing w:val="0"/>
+        <w:rPr>
+          <w:rFonts w:asciiTheme="minorHAnsi" w:hAnsiTheme="minorHAnsi" w:cstheme="minorHAnsi"/>
+          <w:sz w:val="20"/>
+          <w:szCs w:val="20"/>
+        </w:rPr>
+      </w:pPr>
+      <w:r>
+        <w:rPr>
+          <w:rFonts w:asciiTheme="minorHAnsi" w:hAnsiTheme="minorHAnsi" w:cstheme="minorHAnsi"/>
+          <w:sz w:val="20"/>
+          <w:szCs w:val="20"/>
+        </w:rPr>
+        <w:t>{{</w:t>
       </w:r>
       <w:r>
         <w:rPr>
@@ -6685,7 +6750,7 @@
           <w:sz w:val="20"/>
           <w:szCs w:val="20"/>
         </w:rPr>
-        <w:t>}</w:t>
+        <w:t>}}</w:t>
       </w:r>
       <w:r>
         <w:rPr>
@@ -6863,65 +6928,15 @@
           <w:sz w:val="20"/>
           <w:szCs w:val="20"/>
         </w:rPr>
-        <w:t xml:space="preserve"> </w:t>
-      </w:r>
-      <w:r>
-        <w:rPr>
-          <w:rFonts w:asciiTheme="minorHAnsi" w:hAnsiTheme="minorHAnsi" w:cstheme="minorHAnsi"/>
-          <w:spacing w:val="-1"/>
-          <w:sz w:val="20"/>
-          <w:szCs w:val="20"/>
-        </w:rPr>
-        <w:t>Random</w:t>
-      </w:r>
-      <w:r>
-        <w:rPr>
-          <w:rFonts w:asciiTheme="minorHAnsi" w:hAnsiTheme="minorHAnsi" w:cstheme="minorHAnsi"/>
-          <w:spacing w:val="-1"/>
-          <w:sz w:val="20"/>
-          <w:szCs w:val="20"/>
-        </w:rPr>
-        <w:t xml:space="preserve"> Blood Glucose levels</w:t>
-      </w:r>
-      <w:r>
-        <w:rPr>
-          <w:rFonts w:asciiTheme="minorHAnsi" w:hAnsiTheme="minorHAnsi" w:cstheme="minorHAnsi"/>
-          <w:sz w:val="20"/>
-          <w:szCs w:val="20"/>
-        </w:rPr>
-        <w:t xml:space="preserve"> between 1</w:t>
-      </w:r>
-      <w:r>
-        <w:rPr>
-          <w:rFonts w:asciiTheme="minorHAnsi" w:hAnsiTheme="minorHAnsi" w:cstheme="minorHAnsi"/>
-          <w:sz w:val="20"/>
-          <w:szCs w:val="20"/>
-        </w:rPr>
-        <w:t>6</w:t>
-      </w:r>
-      <w:r>
-        <w:rPr>
-          <w:rFonts w:asciiTheme="minorHAnsi" w:hAnsiTheme="minorHAnsi" w:cstheme="minorHAnsi"/>
-          <w:sz w:val="20"/>
-          <w:szCs w:val="20"/>
-        </w:rPr>
-        <w:t xml:space="preserve">1 to </w:t>
-      </w:r>
-      <w:r>
-        <w:rPr>
-          <w:rFonts w:asciiTheme="minorHAnsi" w:hAnsiTheme="minorHAnsi" w:cstheme="minorHAnsi"/>
-          <w:sz w:val="20"/>
-          <w:szCs w:val="20"/>
-        </w:rPr>
-        <w:t>20</w:t>
-      </w:r>
-      <w:r>
-        <w:rPr>
-          <w:rFonts w:asciiTheme="minorHAnsi" w:hAnsiTheme="minorHAnsi" w:cstheme="minorHAnsi"/>
-          <w:sz w:val="20"/>
-          <w:szCs w:val="20"/>
-        </w:rPr>
-        <w:t>0 mg/dl.</w:t>
+        <w:t xml:space="preserve"> Random Blood Glucose levels</w:t>
+      </w:r>
+      <w:r>
+        <w:rPr>
+          <w:rFonts w:asciiTheme="minorHAnsi" w:hAnsiTheme="minorHAnsi" w:cstheme="minorHAnsi"/>
+          <w:sz w:val="20"/>
+          <w:szCs w:val="20"/>
+        </w:rPr>
+        <w:t xml:space="preserve"> between 161 to 200 mg/dl.</w:t>
       </w:r>
     </w:p>
     <w:p>
@@ -6934,21 +6949,22 @@
         <w:tabs>
           <w:tab w:val="left" w:pos="719"/>
         </w:tabs>
-        <w:spacing w:line="196" w:lineRule="auto"/>
+        <w:spacing w:before="200" w:line="196" w:lineRule="auto"/>
         <w:ind w:left="1080" w:right="3120"/>
-        <w:rPr>
-          <w:rFonts w:asciiTheme="minorHAnsi" w:hAnsiTheme="minorHAnsi" w:cstheme="minorHAnsi"/>
-          <w:sz w:val="20"/>
-          <w:szCs w:val="20"/>
-        </w:rPr>
-      </w:pPr>
-      <w:r>
-        <w:rPr>
-          <w:rFonts w:asciiTheme="minorHAnsi" w:hAnsiTheme="minorHAnsi" w:cstheme="minorHAnsi"/>
-          <w:sz w:val="20"/>
-          <w:szCs w:val="20"/>
-        </w:rPr>
-        <w:t>{</w:t>
+        <w:contextualSpacing w:val="0"/>
+        <w:rPr>
+          <w:rFonts w:asciiTheme="minorHAnsi" w:hAnsiTheme="minorHAnsi" w:cstheme="minorHAnsi"/>
+          <w:sz w:val="20"/>
+          <w:szCs w:val="20"/>
+        </w:rPr>
+      </w:pPr>
+      <w:r>
+        <w:rPr>
+          <w:rFonts w:asciiTheme="minorHAnsi" w:hAnsiTheme="minorHAnsi" w:cstheme="minorHAnsi"/>
+          <w:sz w:val="20"/>
+          <w:szCs w:val="20"/>
+        </w:rPr>
+        <w:t>{{</w:t>
       </w:r>
       <w:r>
         <w:rPr>
@@ -6964,7 +6980,7 @@
           <w:sz w:val="20"/>
           <w:szCs w:val="20"/>
         </w:rPr>
-        <w:t>}</w:t>
+        <w:t>}}</w:t>
       </w:r>
       <w:r>
         <w:rPr>
@@ -7091,61 +7107,7 @@
           <w:sz w:val="20"/>
           <w:szCs w:val="20"/>
         </w:rPr>
-        <w:t xml:space="preserve"> Moderately Diabetic with </w:t>
-      </w:r>
-      <w:r>
-        <w:rPr>
-          <w:rFonts w:asciiTheme="minorHAnsi" w:hAnsiTheme="minorHAnsi" w:cstheme="minorHAnsi"/>
-          <w:spacing w:val="-2"/>
-          <w:sz w:val="20"/>
-          <w:szCs w:val="20"/>
-        </w:rPr>
-        <w:t>Random</w:t>
-      </w:r>
-      <w:r>
-        <w:rPr>
-          <w:rFonts w:asciiTheme="minorHAnsi" w:hAnsiTheme="minorHAnsi" w:cstheme="minorHAnsi"/>
-          <w:spacing w:val="-2"/>
-          <w:sz w:val="20"/>
-          <w:szCs w:val="20"/>
-        </w:rPr>
-        <w:t xml:space="preserve"> Glucose levels between </w:t>
-      </w:r>
-      <w:r>
-        <w:rPr>
-          <w:rFonts w:asciiTheme="minorHAnsi" w:hAnsiTheme="minorHAnsi" w:cstheme="minorHAnsi"/>
-          <w:spacing w:val="-2"/>
-          <w:sz w:val="20"/>
-          <w:szCs w:val="20"/>
-        </w:rPr>
-        <w:t>20</w:t>
-      </w:r>
-      <w:r>
-        <w:rPr>
-          <w:rFonts w:asciiTheme="minorHAnsi" w:hAnsiTheme="minorHAnsi" w:cstheme="minorHAnsi"/>
-          <w:spacing w:val="-2"/>
-          <w:sz w:val="20"/>
-          <w:szCs w:val="20"/>
-        </w:rPr>
-        <w:t xml:space="preserve">1 to </w:t>
-      </w:r>
-      <w:r>
-        <w:rPr>
-          <w:rFonts w:asciiTheme="minorHAnsi" w:hAnsiTheme="minorHAnsi" w:cstheme="minorHAnsi"/>
-          <w:spacing w:val="-2"/>
-          <w:sz w:val="20"/>
-          <w:szCs w:val="20"/>
-        </w:rPr>
-        <w:t>249</w:t>
-      </w:r>
-      <w:r>
-        <w:rPr>
-          <w:rFonts w:asciiTheme="minorHAnsi" w:hAnsiTheme="minorHAnsi" w:cstheme="minorHAnsi"/>
-          <w:spacing w:val="-2"/>
-          <w:sz w:val="20"/>
-          <w:szCs w:val="20"/>
-        </w:rPr>
-        <w:t xml:space="preserve"> mg/dl.</w:t>
+        <w:t xml:space="preserve"> Moderately Diabetic with Random Glucose levels between 201 to 249 mg/dl.</w:t>
       </w:r>
       <w:r>
         <w:rPr>
@@ -7167,8 +7129,9 @@
         <w:tabs>
           <w:tab w:val="left" w:pos="719"/>
         </w:tabs>
-        <w:spacing w:line="196" w:lineRule="auto"/>
+        <w:spacing w:before="200" w:line="196" w:lineRule="auto"/>
         <w:ind w:left="1080" w:right="3120"/>
+        <w:contextualSpacing w:val="0"/>
         <w:rPr>
           <w:rFonts w:asciiTheme="minorHAnsi" w:hAnsiTheme="minorHAnsi" w:cstheme="minorHAnsi"/>
           <w:sz w:val="20"/>
@@ -7182,7 +7145,7 @@
           <w:sz w:val="20"/>
           <w:szCs w:val="20"/>
         </w:rPr>
-        <w:t>{</w:t>
+        <w:t>{{</w:t>
       </w:r>
       <w:r>
         <w:rPr>
@@ -7200,7 +7163,7 @@
           <w:sz w:val="20"/>
           <w:szCs w:val="20"/>
         </w:rPr>
-        <w:t>}</w:t>
+        <w:t>}}</w:t>
       </w:r>
       <w:r>
         <w:rPr>
@@ -7328,43 +7291,7 @@
           <w:sz w:val="20"/>
           <w:szCs w:val="20"/>
         </w:rPr>
-        <w:t xml:space="preserve"> Diabetic with </w:t>
-      </w:r>
-      <w:r>
-        <w:rPr>
-          <w:rFonts w:asciiTheme="minorHAnsi" w:hAnsiTheme="minorHAnsi" w:cstheme="minorHAnsi"/>
-          <w:spacing w:val="-2"/>
-          <w:sz w:val="20"/>
-          <w:szCs w:val="20"/>
-        </w:rPr>
-        <w:t>Random</w:t>
-      </w:r>
-      <w:r>
-        <w:rPr>
-          <w:rFonts w:asciiTheme="minorHAnsi" w:hAnsiTheme="minorHAnsi" w:cstheme="minorHAnsi"/>
-          <w:spacing w:val="-2"/>
-          <w:sz w:val="20"/>
-          <w:szCs w:val="20"/>
-        </w:rPr>
-        <w:t xml:space="preserve"> Glucose levels above </w:t>
-      </w:r>
-      <w:r>
-        <w:rPr>
-          <w:rFonts w:asciiTheme="minorHAnsi" w:hAnsiTheme="minorHAnsi" w:cstheme="minorHAnsi"/>
-          <w:spacing w:val="-2"/>
-          <w:sz w:val="20"/>
-          <w:szCs w:val="20"/>
-        </w:rPr>
-        <w:t>250</w:t>
-      </w:r>
-      <w:r>
-        <w:rPr>
-          <w:rFonts w:asciiTheme="minorHAnsi" w:hAnsiTheme="minorHAnsi" w:cstheme="minorHAnsi"/>
-          <w:spacing w:val="-2"/>
-          <w:sz w:val="20"/>
-          <w:szCs w:val="20"/>
-        </w:rPr>
-        <w:t xml:space="preserve"> mg/dl.</w:t>
+        <w:t xml:space="preserve"> Diabetic with Random Glucose levels above 250 mg/dl.</w:t>
       </w:r>
     </w:p>
     <w:p>
@@ -7374,7 +7301,7 @@
           <w:tab w:val="left" w:pos="719"/>
         </w:tabs>
         <w:spacing w:line="196" w:lineRule="auto"/>
-        <w:ind w:left="1080" w:right="3120" w:firstLine="0"/>
+        <w:ind w:left="1080" w:right="3120"/>
         <w:rPr>
           <w:rFonts w:asciiTheme="minorHAnsi" w:hAnsiTheme="minorHAnsi" w:cstheme="minorHAnsi"/>
           <w:sz w:val="20"/>
@@ -7392,8 +7319,9 @@
         <w:tabs>
           <w:tab w:val="left" w:pos="719"/>
         </w:tabs>
-        <w:spacing w:line="196" w:lineRule="auto"/>
+        <w:spacing w:before="200" w:line="196" w:lineRule="auto"/>
         <w:ind w:left="1188" w:right="4082" w:hanging="738"/>
+        <w:contextualSpacing w:val="0"/>
         <w:rPr>
           <w:rFonts w:asciiTheme="minorHAnsi" w:hAnsiTheme="minorHAnsi" w:cstheme="minorHAnsi"/>
           <w:sz w:val="20"/>
@@ -7467,8 +7395,9 @@
         <w:tabs>
           <w:tab w:val="left" w:pos="719"/>
         </w:tabs>
-        <w:spacing w:line="196" w:lineRule="auto"/>
+        <w:spacing w:before="200" w:line="196" w:lineRule="auto"/>
         <w:ind w:left="1080" w:right="3120"/>
+        <w:contextualSpacing w:val="0"/>
         <w:rPr>
           <w:rFonts w:asciiTheme="minorHAnsi" w:hAnsiTheme="minorHAnsi" w:cstheme="minorHAnsi"/>
           <w:sz w:val="20"/>
@@ -7484,7 +7413,7 @@
           <w:szCs w:val="20"/>
         </w:rPr>
         <w:drawing>
-          <wp:anchor distT="0" distB="0" distL="0" distR="0" simplePos="0" relativeHeight="251673600" behindDoc="1" locked="0" layoutInCell="1" allowOverlap="1" wp14:anchorId="257EE406" wp14:editId="76A0008F">
+          <wp:anchor distT="0" distB="0" distL="0" distR="0" simplePos="0" relativeHeight="251671552" behindDoc="1" locked="0" layoutInCell="1" allowOverlap="1" wp14:anchorId="7FC4AD15" wp14:editId="456AB39B">
             <wp:simplePos x="0" y="0"/>
             <wp:positionH relativeFrom="margin">
               <wp:posOffset>4924379</wp:posOffset>
@@ -7503,7 +7432,7 @@
                 <wp:lineTo x="0" y="0"/>
               </wp:wrapPolygon>
             </wp:wrapTight>
-            <wp:docPr id="279900218" name="image3.png" descr="A graph of different colored bars&#10;&#10;Description automatically generated"/>
+            <wp:docPr id="279900218" name="image3.png" descr="hypertension_popup_chart_image&#10;"/>
             <wp:cNvGraphicFramePr>
               <a:graphicFrameLocks xmlns:a="http://schemas.openxmlformats.org/drawingml/2006/main" noChangeAspect="1"/>
             </wp:cNvGraphicFramePr>
@@ -7511,11 +7440,11 @@
               <a:graphicData uri="http://schemas.openxmlformats.org/drawingml/2006/picture">
                 <pic:pic xmlns:pic="http://schemas.openxmlformats.org/drawingml/2006/picture">
                   <pic:nvPicPr>
-                    <pic:cNvPr id="279900218" name="image3.png" descr="A graph of different colored bars&#10;&#10;Description automatically generated"/>
+                    <pic:cNvPr id="279900218" name="image3.png" descr="hypertension_popup_chart_image&#10;"/>
                     <pic:cNvPicPr/>
                   </pic:nvPicPr>
                   <pic:blipFill>
-                    <a:blip r:embed="rId12" cstate="print"/>
+                    <a:blip r:embed="rId10" cstate="print"/>
                     <a:stretch>
                       <a:fillRect/>
                     </a:stretch>
@@ -7563,7 +7492,7 @@
           <w:sz w:val="20"/>
           <w:szCs w:val="20"/>
         </w:rPr>
-        <w:t>{</w:t>
+        <w:t>{{</w:t>
       </w:r>
       <w:r>
         <w:rPr>
@@ -7580,7 +7509,7 @@
           <w:sz w:val="20"/>
           <w:szCs w:val="20"/>
         </w:rPr>
-        <w:t>}</w:t>
+        <w:t>}}</w:t>
       </w:r>
       <w:r>
         <w:rPr>
@@ -7708,7 +7637,32 @@
           <w:sz w:val="20"/>
           <w:szCs w:val="20"/>
         </w:rPr>
-        <w:t xml:space="preserve"> </w:t>
+        <w:t xml:space="preserve"> Pre-</w:t>
+      </w:r>
+      <w:r>
+        <w:rPr>
+          <w:rFonts w:asciiTheme="minorHAnsi" w:hAnsiTheme="minorHAnsi" w:cstheme="minorHAnsi"/>
+          <w:sz w:val="20"/>
+          <w:szCs w:val="20"/>
+        </w:rPr>
+        <w:t xml:space="preserve">Hypertensive  </w:t>
+      </w:r>
+      <w:r>
+        <w:rPr>
+          <w:rFonts w:asciiTheme="minorHAnsi" w:hAnsiTheme="minorHAnsi" w:cstheme="minorHAnsi"/>
+          <w:spacing w:val="-42"/>
+          <w:sz w:val="20"/>
+          <w:szCs w:val="20"/>
+        </w:rPr>
+        <w:t xml:space="preserve"> </w:t>
+      </w:r>
+      <w:r>
+        <w:rPr>
+          <w:rFonts w:asciiTheme="minorHAnsi" w:hAnsiTheme="minorHAnsi" w:cstheme="minorHAnsi"/>
+          <w:sz w:val="20"/>
+          <w:szCs w:val="20"/>
+        </w:rPr>
+        <w:t>with</w:t>
       </w:r>
       <w:r>
         <w:rPr>
@@ -7717,65 +7671,15 @@
           <w:sz w:val="20"/>
           <w:szCs w:val="20"/>
         </w:rPr>
-        <w:t>Pre-</w:t>
-      </w:r>
-      <w:r>
-        <w:rPr>
-          <w:rFonts w:asciiTheme="minorHAnsi" w:hAnsiTheme="minorHAnsi" w:cstheme="minorHAnsi"/>
-          <w:sz w:val="20"/>
-          <w:szCs w:val="20"/>
-        </w:rPr>
-        <w:t>Hypertensive</w:t>
-      </w:r>
-      <w:r>
-        <w:rPr>
-          <w:rFonts w:asciiTheme="minorHAnsi" w:hAnsiTheme="minorHAnsi" w:cstheme="minorHAnsi"/>
-          <w:sz w:val="20"/>
-          <w:szCs w:val="20"/>
-        </w:rPr>
-        <w:t xml:space="preserve">  </w:t>
-      </w:r>
-      <w:r>
-        <w:rPr>
-          <w:rFonts w:asciiTheme="minorHAnsi" w:hAnsiTheme="minorHAnsi" w:cstheme="minorHAnsi"/>
-          <w:spacing w:val="-42"/>
-          <w:sz w:val="20"/>
-          <w:szCs w:val="20"/>
-        </w:rPr>
-        <w:t xml:space="preserve"> </w:t>
-      </w:r>
-      <w:r>
-        <w:rPr>
-          <w:rFonts w:asciiTheme="minorHAnsi" w:hAnsiTheme="minorHAnsi" w:cstheme="minorHAnsi"/>
-          <w:sz w:val="20"/>
-          <w:szCs w:val="20"/>
-        </w:rPr>
-        <w:t>with</w:t>
-      </w:r>
-      <w:r>
-        <w:rPr>
-          <w:rFonts w:asciiTheme="minorHAnsi" w:hAnsiTheme="minorHAnsi" w:cstheme="minorHAnsi"/>
-          <w:spacing w:val="-2"/>
-          <w:sz w:val="20"/>
-          <w:szCs w:val="20"/>
-        </w:rPr>
-        <w:t xml:space="preserve"> </w:t>
-      </w:r>
-      <w:r>
-        <w:rPr>
-          <w:rFonts w:asciiTheme="minorHAnsi" w:hAnsiTheme="minorHAnsi" w:cstheme="minorHAnsi"/>
-          <w:sz w:val="20"/>
-          <w:szCs w:val="20"/>
-        </w:rPr>
-        <w:t>a</w:t>
-      </w:r>
-      <w:r>
-        <w:rPr>
-          <w:rFonts w:asciiTheme="minorHAnsi" w:hAnsiTheme="minorHAnsi" w:cstheme="minorHAnsi"/>
-          <w:sz w:val="20"/>
-          <w:szCs w:val="20"/>
-        </w:rPr>
-        <w:t xml:space="preserve"> Systolic</w:t>
+        <w:t xml:space="preserve"> </w:t>
+      </w:r>
+      <w:r>
+        <w:rPr>
+          <w:rFonts w:asciiTheme="minorHAnsi" w:hAnsiTheme="minorHAnsi" w:cstheme="minorHAnsi"/>
+          <w:sz w:val="20"/>
+          <w:szCs w:val="20"/>
+        </w:rPr>
+        <w:t>a Systolic</w:t>
       </w:r>
       <w:r>
         <w:rPr>
@@ -7826,47 +7730,7 @@
           <w:sz w:val="20"/>
           <w:szCs w:val="20"/>
         </w:rPr>
-        <w:t xml:space="preserve">between </w:t>
-      </w:r>
-      <w:r>
-        <w:rPr>
-          <w:rFonts w:asciiTheme="minorHAnsi" w:hAnsiTheme="minorHAnsi" w:cstheme="minorHAnsi"/>
-          <w:sz w:val="20"/>
-          <w:szCs w:val="20"/>
-        </w:rPr>
-        <w:t>13</w:t>
-      </w:r>
-      <w:r>
-        <w:rPr>
-          <w:rFonts w:asciiTheme="minorHAnsi" w:hAnsiTheme="minorHAnsi" w:cstheme="minorHAnsi"/>
-          <w:sz w:val="20"/>
-          <w:szCs w:val="20"/>
-        </w:rPr>
-        <w:t>5</w:t>
-      </w:r>
-      <w:r>
-        <w:rPr>
-          <w:rFonts w:asciiTheme="minorHAnsi" w:hAnsiTheme="minorHAnsi" w:cstheme="minorHAnsi"/>
-          <w:sz w:val="20"/>
-          <w:szCs w:val="20"/>
-        </w:rPr>
-        <w:t xml:space="preserve"> to 140 mm of Hg</w:t>
-      </w:r>
-      <w:r>
-        <w:rPr>
-          <w:rFonts w:asciiTheme="minorHAnsi" w:hAnsiTheme="minorHAnsi" w:cstheme="minorHAnsi"/>
-          <w:sz w:val="20"/>
-          <w:szCs w:val="20"/>
-        </w:rPr>
-        <w:t xml:space="preserve"> or Diastolic Blood Pressure between 85 to 89 mm of Hg</w:t>
-      </w:r>
-      <w:r>
-        <w:rPr>
-          <w:rFonts w:asciiTheme="minorHAnsi" w:hAnsiTheme="minorHAnsi" w:cstheme="minorHAnsi"/>
-          <w:sz w:val="20"/>
-          <w:szCs w:val="20"/>
-        </w:rPr>
-        <w:t>.</w:t>
+        <w:t>between 135 to 140 mm of Hg or Diastolic Blood Pressure between 85 to 89 mm of Hg.</w:t>
       </w:r>
     </w:p>
     <w:p>
@@ -7879,8 +7743,9 @@
         <w:tabs>
           <w:tab w:val="left" w:pos="719"/>
         </w:tabs>
-        <w:spacing w:line="196" w:lineRule="auto"/>
+        <w:spacing w:before="200" w:line="196" w:lineRule="auto"/>
         <w:ind w:left="1080" w:right="3120"/>
+        <w:contextualSpacing w:val="0"/>
         <w:rPr>
           <w:rFonts w:asciiTheme="minorHAnsi" w:hAnsiTheme="minorHAnsi" w:cstheme="minorHAnsi"/>
           <w:sz w:val="20"/>
@@ -7910,7 +7775,7 @@
           <w:sz w:val="20"/>
           <w:szCs w:val="20"/>
         </w:rPr>
-        <w:t>{</w:t>
+        <w:t>{{</w:t>
       </w:r>
       <w:r>
         <w:rPr>
@@ -7927,7 +7792,7 @@
           <w:sz w:val="20"/>
           <w:szCs w:val="20"/>
         </w:rPr>
-        <w:t>}</w:t>
+        <w:t>}}</w:t>
       </w:r>
       <w:r>
         <w:rPr>
@@ -8045,15 +7910,7 @@
           <w:sz w:val="20"/>
           <w:szCs w:val="20"/>
         </w:rPr>
-        <w:t>as</w:t>
-      </w:r>
-      <w:r>
-        <w:rPr>
-          <w:rFonts w:asciiTheme="minorHAnsi" w:hAnsiTheme="minorHAnsi" w:cstheme="minorHAnsi"/>
-          <w:sz w:val="20"/>
-          <w:szCs w:val="20"/>
-        </w:rPr>
-        <w:t xml:space="preserve"> Gr I -</w:t>
+        <w:t>as Gr I -</w:t>
       </w:r>
       <w:r>
         <w:rPr>
@@ -8168,8 +8025,9 @@
         <w:tabs>
           <w:tab w:val="left" w:pos="719"/>
         </w:tabs>
-        <w:spacing w:line="196" w:lineRule="auto"/>
+        <w:spacing w:before="200" w:line="196" w:lineRule="auto"/>
         <w:ind w:left="1080" w:right="3120"/>
+        <w:contextualSpacing w:val="0"/>
         <w:rPr>
           <w:rFonts w:asciiTheme="minorHAnsi" w:hAnsiTheme="minorHAnsi" w:cstheme="minorHAnsi"/>
           <w:sz w:val="20"/>
@@ -8191,7 +8049,7 @@
           <w:sz w:val="20"/>
           <w:szCs w:val="20"/>
         </w:rPr>
-        <w:t>{</w:t>
+        <w:t>{{</w:t>
       </w:r>
       <w:r>
         <w:rPr>
@@ -8227,7 +8085,7 @@
           <w:szCs w:val="20"/>
           <w:lang w:val="en-AE"/>
         </w:rPr>
-        <w:t>}</w:t>
+        <w:t>}}</w:t>
       </w:r>
       <w:r>
         <w:rPr>
@@ -8355,34 +8213,7 @@
           <w:sz w:val="20"/>
           <w:szCs w:val="20"/>
         </w:rPr>
-        <w:t xml:space="preserve"> </w:t>
-      </w:r>
-      <w:r>
-        <w:rPr>
-          <w:rFonts w:asciiTheme="minorHAnsi" w:hAnsiTheme="minorHAnsi" w:cstheme="minorHAnsi"/>
-          <w:spacing w:val="-2"/>
-          <w:sz w:val="20"/>
-          <w:szCs w:val="20"/>
-        </w:rPr>
-        <w:t>Gr I</w:t>
-      </w:r>
-      <w:r>
-        <w:rPr>
-          <w:rFonts w:asciiTheme="minorHAnsi" w:hAnsiTheme="minorHAnsi" w:cstheme="minorHAnsi"/>
-          <w:spacing w:val="-2"/>
-          <w:sz w:val="20"/>
-          <w:szCs w:val="20"/>
-        </w:rPr>
-        <w:t>I-</w:t>
-      </w:r>
-      <w:r>
-        <w:rPr>
-          <w:rFonts w:asciiTheme="minorHAnsi" w:hAnsiTheme="minorHAnsi" w:cstheme="minorHAnsi"/>
-          <w:spacing w:val="-2"/>
-          <w:sz w:val="20"/>
-          <w:szCs w:val="20"/>
-        </w:rPr>
-        <w:t xml:space="preserve"> </w:t>
+        <w:t xml:space="preserve"> Gr II- </w:t>
       </w:r>
       <w:r>
         <w:rPr>
@@ -8488,8 +8319,9 @@
         <w:tabs>
           <w:tab w:val="left" w:pos="719"/>
         </w:tabs>
-        <w:spacing w:line="196" w:lineRule="auto"/>
+        <w:spacing w:before="200" w:line="196" w:lineRule="auto"/>
         <w:ind w:left="1080" w:right="3120"/>
+        <w:contextualSpacing w:val="0"/>
         <w:rPr>
           <w:rFonts w:asciiTheme="minorHAnsi" w:hAnsiTheme="minorHAnsi" w:cstheme="minorHAnsi"/>
           <w:sz w:val="20"/>
@@ -8503,7 +8335,7 @@
           <w:sz w:val="20"/>
           <w:szCs w:val="20"/>
         </w:rPr>
-        <w:t>{</w:t>
+        <w:t>{{</w:t>
       </w:r>
       <w:r>
         <w:rPr>
@@ -8521,7 +8353,7 @@
           <w:sz w:val="20"/>
           <w:szCs w:val="20"/>
         </w:rPr>
-        <w:t>}</w:t>
+        <w:t>}}</w:t>
       </w:r>
       <w:r>
         <w:rPr>
@@ -8649,7 +8481,32 @@
           <w:sz w:val="20"/>
           <w:szCs w:val="20"/>
         </w:rPr>
-        <w:t xml:space="preserve"> Gr</w:t>
+        <w:t xml:space="preserve"> Gr III- </w:t>
+      </w:r>
+      <w:r>
+        <w:rPr>
+          <w:rFonts w:asciiTheme="minorHAnsi" w:hAnsiTheme="minorHAnsi" w:cstheme="minorHAnsi"/>
+          <w:sz w:val="20"/>
+          <w:szCs w:val="20"/>
+        </w:rPr>
+        <w:t xml:space="preserve">Hypertensive  </w:t>
+      </w:r>
+      <w:r>
+        <w:rPr>
+          <w:rFonts w:asciiTheme="minorHAnsi" w:hAnsiTheme="minorHAnsi" w:cstheme="minorHAnsi"/>
+          <w:spacing w:val="-42"/>
+          <w:sz w:val="20"/>
+          <w:szCs w:val="20"/>
+        </w:rPr>
+        <w:t xml:space="preserve"> </w:t>
+      </w:r>
+      <w:r>
+        <w:rPr>
+          <w:rFonts w:asciiTheme="minorHAnsi" w:hAnsiTheme="minorHAnsi" w:cstheme="minorHAnsi"/>
+          <w:sz w:val="20"/>
+          <w:szCs w:val="20"/>
+        </w:rPr>
+        <w:t>with</w:t>
       </w:r>
       <w:r>
         <w:rPr>
@@ -8658,58 +8515,6 @@
           <w:sz w:val="20"/>
           <w:szCs w:val="20"/>
         </w:rPr>
-        <w:t xml:space="preserve"> II</w:t>
-      </w:r>
-      <w:r>
-        <w:rPr>
-          <w:rFonts w:asciiTheme="minorHAnsi" w:hAnsiTheme="minorHAnsi" w:cstheme="minorHAnsi"/>
-          <w:spacing w:val="-2"/>
-          <w:sz w:val="20"/>
-          <w:szCs w:val="20"/>
-        </w:rPr>
-        <w:t>I</w:t>
-      </w:r>
-      <w:r>
-        <w:rPr>
-          <w:rFonts w:asciiTheme="minorHAnsi" w:hAnsiTheme="minorHAnsi" w:cstheme="minorHAnsi"/>
-          <w:spacing w:val="-2"/>
-          <w:sz w:val="20"/>
-          <w:szCs w:val="20"/>
-        </w:rPr>
-        <w:t xml:space="preserve">- </w:t>
-      </w:r>
-      <w:r>
-        <w:rPr>
-          <w:rFonts w:asciiTheme="minorHAnsi" w:hAnsiTheme="minorHAnsi" w:cstheme="minorHAnsi"/>
-          <w:sz w:val="20"/>
-          <w:szCs w:val="20"/>
-        </w:rPr>
-        <w:t xml:space="preserve">Hypertensive  </w:t>
-      </w:r>
-      <w:r>
-        <w:rPr>
-          <w:rFonts w:asciiTheme="minorHAnsi" w:hAnsiTheme="minorHAnsi" w:cstheme="minorHAnsi"/>
-          <w:spacing w:val="-42"/>
-          <w:sz w:val="20"/>
-          <w:szCs w:val="20"/>
-        </w:rPr>
-        <w:t xml:space="preserve"> </w:t>
-      </w:r>
-      <w:r>
-        <w:rPr>
-          <w:rFonts w:asciiTheme="minorHAnsi" w:hAnsiTheme="minorHAnsi" w:cstheme="minorHAnsi"/>
-          <w:sz w:val="20"/>
-          <w:szCs w:val="20"/>
-        </w:rPr>
-        <w:t>with</w:t>
-      </w:r>
-      <w:r>
-        <w:rPr>
-          <w:rFonts w:asciiTheme="minorHAnsi" w:hAnsiTheme="minorHAnsi" w:cstheme="minorHAnsi"/>
-          <w:spacing w:val="-2"/>
-          <w:sz w:val="20"/>
-          <w:szCs w:val="20"/>
-        </w:rPr>
         <w:t xml:space="preserve"> </w:t>
       </w:r>
       <w:r>
@@ -8761,56 +8566,15 @@
           <w:sz w:val="20"/>
           <w:szCs w:val="20"/>
         </w:rPr>
-        <w:t xml:space="preserve"> </w:t>
-      </w:r>
-      <w:r>
-        <w:rPr>
-          <w:rFonts w:asciiTheme="minorHAnsi" w:hAnsiTheme="minorHAnsi" w:cstheme="minorHAnsi"/>
-          <w:spacing w:val="-1"/>
-          <w:sz w:val="20"/>
-          <w:szCs w:val="20"/>
-        </w:rPr>
-        <w:t>above</w:t>
-      </w:r>
-      <w:r>
-        <w:rPr>
-          <w:rFonts w:asciiTheme="minorHAnsi" w:hAnsiTheme="minorHAnsi" w:cstheme="minorHAnsi"/>
-          <w:sz w:val="20"/>
-          <w:szCs w:val="20"/>
-        </w:rPr>
-        <w:t xml:space="preserve"> 1</w:t>
-      </w:r>
-      <w:r>
-        <w:rPr>
-          <w:rFonts w:asciiTheme="minorHAnsi" w:hAnsiTheme="minorHAnsi" w:cstheme="minorHAnsi"/>
-          <w:sz w:val="20"/>
-          <w:szCs w:val="20"/>
-        </w:rPr>
-        <w:t xml:space="preserve">80 </w:t>
-      </w:r>
-      <w:r>
-        <w:rPr>
-          <w:rFonts w:asciiTheme="minorHAnsi" w:hAnsiTheme="minorHAnsi" w:cstheme="minorHAnsi"/>
-          <w:sz w:val="20"/>
-          <w:szCs w:val="20"/>
-        </w:rPr>
-        <w:t xml:space="preserve">mm of Hg or Diastolic Blood Pressure </w:t>
-      </w:r>
-      <w:r>
-        <w:rPr>
-          <w:rFonts w:asciiTheme="minorHAnsi" w:hAnsiTheme="minorHAnsi" w:cstheme="minorHAnsi"/>
-          <w:sz w:val="20"/>
-          <w:szCs w:val="20"/>
-        </w:rPr>
-        <w:t xml:space="preserve">above 110 </w:t>
-      </w:r>
-      <w:r>
-        <w:rPr>
-          <w:rFonts w:asciiTheme="minorHAnsi" w:hAnsiTheme="minorHAnsi" w:cstheme="minorHAnsi"/>
-          <w:sz w:val="20"/>
-          <w:szCs w:val="20"/>
-        </w:rPr>
-        <w:t>mm of Hg.</w:t>
+        <w:t xml:space="preserve"> above</w:t>
+      </w:r>
+      <w:r>
+        <w:rPr>
+          <w:rFonts w:asciiTheme="minorHAnsi" w:hAnsiTheme="minorHAnsi" w:cstheme="minorHAnsi"/>
+          <w:sz w:val="20"/>
+          <w:szCs w:val="20"/>
+        </w:rPr>
+        <w:t xml:space="preserve"> 180 mm of Hg or Diastolic Blood Pressure above 110 mm of Hg.</w:t>
       </w:r>
     </w:p>
     <w:p>
@@ -8820,8 +8584,9 @@
           <w:ilvl w:val="1"/>
           <w:numId w:val="15"/>
         </w:numPr>
-        <w:spacing w:line="196" w:lineRule="auto"/>
+        <w:spacing w:before="200" w:line="196" w:lineRule="auto"/>
         <w:ind w:left="709" w:right="3818" w:hanging="283"/>
+        <w:contextualSpacing w:val="0"/>
         <w:rPr>
           <w:rFonts w:asciiTheme="minorHAnsi" w:hAnsiTheme="minorHAnsi" w:cstheme="minorHAnsi"/>
           <w:sz w:val="20"/>
@@ -8877,8 +8642,9 @@
         <w:tabs>
           <w:tab w:val="left" w:pos="719"/>
         </w:tabs>
-        <w:spacing w:line="196" w:lineRule="auto"/>
+        <w:spacing w:before="200" w:line="196" w:lineRule="auto"/>
         <w:ind w:left="1260" w:right="3120"/>
+        <w:contextualSpacing w:val="0"/>
         <w:rPr>
           <w:rFonts w:asciiTheme="minorHAnsi" w:hAnsiTheme="minorHAnsi" w:cstheme="minorHAnsi"/>
           <w:sz w:val="20"/>
@@ -8893,7 +8659,7 @@
           <w:szCs w:val="20"/>
         </w:rPr>
         <w:drawing>
-          <wp:anchor distT="0" distB="0" distL="0" distR="0" simplePos="0" relativeHeight="251675648" behindDoc="1" locked="0" layoutInCell="1" allowOverlap="1" wp14:anchorId="632E1F55" wp14:editId="73205F46">
+          <wp:anchor distT="0" distB="0" distL="0" distR="0" simplePos="0" relativeHeight="251672576" behindDoc="1" locked="0" layoutInCell="1" allowOverlap="1" wp14:anchorId="6AC4848B" wp14:editId="4A63CFAD">
             <wp:simplePos x="0" y="0"/>
             <wp:positionH relativeFrom="margin">
               <wp:posOffset>4768215</wp:posOffset>
@@ -8912,7 +8678,7 @@
                 <wp:lineTo x="0" y="0"/>
               </wp:wrapPolygon>
             </wp:wrapTight>
-            <wp:docPr id="2115505729" name="image3.png" descr="A graph of different colored bars&#10;&#10;Description automatically generated"/>
+            <wp:docPr id="2115505729" name="image3.png" descr="cholesterol_popup_chart_image&#10;"/>
             <wp:cNvGraphicFramePr>
               <a:graphicFrameLocks xmlns:a="http://schemas.openxmlformats.org/drawingml/2006/main" noChangeAspect="1"/>
             </wp:cNvGraphicFramePr>
@@ -8920,11 +8686,11 @@
               <a:graphicData uri="http://schemas.openxmlformats.org/drawingml/2006/picture">
                 <pic:pic xmlns:pic="http://schemas.openxmlformats.org/drawingml/2006/picture">
                   <pic:nvPicPr>
-                    <pic:cNvPr id="2115505729" name="image3.png" descr="A graph of different colored bars&#10;&#10;Description automatically generated"/>
+                    <pic:cNvPr id="2115505729" name="image3.png" descr="cholesterol_popup_chart_image&#10;"/>
                     <pic:cNvPicPr/>
                   </pic:nvPicPr>
                   <pic:blipFill>
-                    <a:blip r:embed="rId12" cstate="print"/>
+                    <a:blip r:embed="rId10" cstate="print"/>
                     <a:stretch>
                       <a:fillRect/>
                     </a:stretch>
@@ -8957,7 +8723,7 @@
           <w:sz w:val="20"/>
           <w:szCs w:val="20"/>
         </w:rPr>
-        <w:t>{</w:t>
+        <w:t>{{</w:t>
       </w:r>
       <w:r>
         <w:rPr>
@@ -8975,7 +8741,7 @@
           <w:sz w:val="20"/>
           <w:szCs w:val="20"/>
         </w:rPr>
-        <w:t>}</w:t>
+        <w:t>}}</w:t>
       </w:r>
       <w:r>
         <w:rPr>
@@ -9133,21 +8899,22 @@
         <w:tabs>
           <w:tab w:val="left" w:pos="719"/>
         </w:tabs>
-        <w:spacing w:line="196" w:lineRule="auto"/>
+        <w:spacing w:before="200" w:line="196" w:lineRule="auto"/>
         <w:ind w:left="1260" w:right="3120"/>
-        <w:rPr>
-          <w:rFonts w:asciiTheme="minorHAnsi" w:hAnsiTheme="minorHAnsi" w:cstheme="minorHAnsi"/>
-          <w:sz w:val="20"/>
-          <w:szCs w:val="20"/>
-        </w:rPr>
-      </w:pPr>
-      <w:r>
-        <w:rPr>
-          <w:rFonts w:asciiTheme="minorHAnsi" w:hAnsiTheme="minorHAnsi" w:cstheme="minorHAnsi"/>
-          <w:sz w:val="20"/>
-          <w:szCs w:val="20"/>
-        </w:rPr>
-        <w:t>{</w:t>
+        <w:contextualSpacing w:val="0"/>
+        <w:rPr>
+          <w:rFonts w:asciiTheme="minorHAnsi" w:hAnsiTheme="minorHAnsi" w:cstheme="minorHAnsi"/>
+          <w:sz w:val="20"/>
+          <w:szCs w:val="20"/>
+        </w:rPr>
+      </w:pPr>
+      <w:r>
+        <w:rPr>
+          <w:rFonts w:asciiTheme="minorHAnsi" w:hAnsiTheme="minorHAnsi" w:cstheme="minorHAnsi"/>
+          <w:sz w:val="20"/>
+          <w:szCs w:val="20"/>
+        </w:rPr>
+        <w:t>{{</w:t>
       </w:r>
       <w:r>
         <w:rPr>
@@ -9163,7 +8930,15 @@
           <w:sz w:val="20"/>
           <w:szCs w:val="20"/>
         </w:rPr>
-        <w:t xml:space="preserve">} </w:t>
+        <w:t>}}</w:t>
+      </w:r>
+      <w:r>
+        <w:rPr>
+          <w:rFonts w:asciiTheme="minorHAnsi" w:hAnsiTheme="minorHAnsi" w:cstheme="minorHAnsi"/>
+          <w:sz w:val="20"/>
+          <w:szCs w:val="20"/>
+        </w:rPr>
+        <w:t xml:space="preserve"> </w:t>
       </w:r>
       <w:r>
         <w:rPr>
@@ -9282,25 +9057,7 @@
           <w:sz w:val="20"/>
           <w:szCs w:val="20"/>
         </w:rPr>
-        <w:t xml:space="preserve"> Moderate Hyperlipidemia with total Cholesterol levels between 220 to 2</w:t>
-      </w:r>
-      <w:r>
-        <w:rPr>
-          <w:rFonts w:asciiTheme="minorHAnsi" w:hAnsiTheme="minorHAnsi" w:cstheme="minorHAnsi"/>
-          <w:spacing w:val="-2"/>
-          <w:sz w:val="20"/>
-          <w:szCs w:val="20"/>
-        </w:rPr>
-        <w:t>50</w:t>
-      </w:r>
-      <w:r>
-        <w:rPr>
-          <w:rFonts w:asciiTheme="minorHAnsi" w:hAnsiTheme="minorHAnsi" w:cstheme="minorHAnsi"/>
-          <w:spacing w:val="-2"/>
-          <w:sz w:val="20"/>
-          <w:szCs w:val="20"/>
-        </w:rPr>
-        <w:t xml:space="preserve"> mg/dl.</w:t>
+        <w:t xml:space="preserve"> Moderate Hyperlipidemia with total Cholesterol levels between 220 to 250 mg/dl.</w:t>
       </w:r>
     </w:p>
     <w:p>
@@ -9313,21 +9070,22 @@
         <w:tabs>
           <w:tab w:val="left" w:pos="719"/>
         </w:tabs>
-        <w:spacing w:line="196" w:lineRule="auto"/>
+        <w:spacing w:before="200" w:line="196" w:lineRule="auto"/>
         <w:ind w:left="1260" w:right="3120"/>
-        <w:rPr>
-          <w:rFonts w:asciiTheme="minorHAnsi" w:hAnsiTheme="minorHAnsi" w:cstheme="minorHAnsi"/>
-          <w:sz w:val="20"/>
-          <w:szCs w:val="20"/>
-        </w:rPr>
-      </w:pPr>
-      <w:r>
-        <w:rPr>
-          <w:rFonts w:asciiTheme="minorHAnsi" w:hAnsiTheme="minorHAnsi" w:cstheme="minorHAnsi"/>
-          <w:sz w:val="20"/>
-          <w:szCs w:val="20"/>
-        </w:rPr>
-        <w:t>{</w:t>
+        <w:contextualSpacing w:val="0"/>
+        <w:rPr>
+          <w:rFonts w:asciiTheme="minorHAnsi" w:hAnsiTheme="minorHAnsi" w:cstheme="minorHAnsi"/>
+          <w:sz w:val="20"/>
+          <w:szCs w:val="20"/>
+        </w:rPr>
+      </w:pPr>
+      <w:r>
+        <w:rPr>
+          <w:rFonts w:asciiTheme="minorHAnsi" w:hAnsiTheme="minorHAnsi" w:cstheme="minorHAnsi"/>
+          <w:sz w:val="20"/>
+          <w:szCs w:val="20"/>
+        </w:rPr>
+        <w:t>{{</w:t>
       </w:r>
       <w:r>
         <w:rPr>
@@ -9343,7 +9101,7 @@
           <w:sz w:val="20"/>
           <w:szCs w:val="20"/>
         </w:rPr>
-        <w:t>}</w:t>
+        <w:t>}}</w:t>
       </w:r>
       <w:r>
         <w:rPr>
@@ -9470,61 +9228,7 @@
           <w:sz w:val="20"/>
           <w:szCs w:val="20"/>
         </w:rPr>
-        <w:t xml:space="preserve"> </w:t>
-      </w:r>
-      <w:r>
-        <w:rPr>
-          <w:rFonts w:asciiTheme="minorHAnsi" w:hAnsiTheme="minorHAnsi" w:cstheme="minorHAnsi"/>
-          <w:spacing w:val="-2"/>
-          <w:sz w:val="20"/>
-          <w:szCs w:val="20"/>
-        </w:rPr>
-        <w:t>Hyperlipidemia</w:t>
-      </w:r>
-      <w:r>
-        <w:rPr>
-          <w:rFonts w:asciiTheme="minorHAnsi" w:hAnsiTheme="minorHAnsi" w:cstheme="minorHAnsi"/>
-          <w:spacing w:val="-2"/>
-          <w:sz w:val="20"/>
-          <w:szCs w:val="20"/>
-        </w:rPr>
-        <w:t xml:space="preserve"> with </w:t>
-      </w:r>
-      <w:r>
-        <w:rPr>
-          <w:rFonts w:asciiTheme="minorHAnsi" w:hAnsiTheme="minorHAnsi" w:cstheme="minorHAnsi"/>
-          <w:spacing w:val="-2"/>
-          <w:sz w:val="20"/>
-          <w:szCs w:val="20"/>
-        </w:rPr>
-        <w:t>total Cholesterol</w:t>
-      </w:r>
-      <w:r>
-        <w:rPr>
-          <w:rFonts w:asciiTheme="minorHAnsi" w:hAnsiTheme="minorHAnsi" w:cstheme="minorHAnsi"/>
-          <w:spacing w:val="-2"/>
-          <w:sz w:val="20"/>
-          <w:szCs w:val="20"/>
-        </w:rPr>
-        <w:t xml:space="preserve"> levels above 25</w:t>
-      </w:r>
-      <w:r>
-        <w:rPr>
-          <w:rFonts w:asciiTheme="minorHAnsi" w:hAnsiTheme="minorHAnsi" w:cstheme="minorHAnsi"/>
-          <w:spacing w:val="-2"/>
-          <w:sz w:val="20"/>
-          <w:szCs w:val="20"/>
-        </w:rPr>
-        <w:t>1</w:t>
-      </w:r>
-      <w:r>
-        <w:rPr>
-          <w:rFonts w:asciiTheme="minorHAnsi" w:hAnsiTheme="minorHAnsi" w:cstheme="minorHAnsi"/>
-          <w:spacing w:val="-2"/>
-          <w:sz w:val="20"/>
-          <w:szCs w:val="20"/>
-        </w:rPr>
-        <w:t xml:space="preserve"> mg/dl.</w:t>
+        <w:t xml:space="preserve"> Hyperlipidemia with total Cholesterol levels above 251 mg/dl.</w:t>
       </w:r>
     </w:p>
     <w:p>
@@ -9536,6 +9240,7 @@
         </w:numPr>
         <w:spacing w:before="199" w:line="196" w:lineRule="auto"/>
         <w:ind w:left="709" w:right="3979" w:hanging="283"/>
+        <w:contextualSpacing w:val="0"/>
         <w:rPr>
           <w:rFonts w:asciiTheme="minorHAnsi" w:hAnsiTheme="minorHAnsi" w:cstheme="minorHAnsi"/>
           <w:sz w:val="20"/>
@@ -9600,7 +9305,7 @@
           <w:sz w:val="20"/>
           <w:szCs w:val="20"/>
         </w:rPr>
-        <w:t>{</w:t>
+        <w:t>{{</w:t>
       </w:r>
       <w:r>
         <w:rPr>
@@ -9616,7 +9321,7 @@
           <w:sz w:val="20"/>
           <w:szCs w:val="20"/>
         </w:rPr>
-        <w:t>}</w:t>
+        <w:t>}}</w:t>
       </w:r>
       <w:r>
         <w:rPr>
@@ -9710,16 +9415,7 @@
           <w:sz w:val="20"/>
           <w:szCs w:val="20"/>
         </w:rPr>
-        <w:t xml:space="preserve"> </w:t>
-      </w:r>
-      <w:r>
-        <w:rPr>
-          <w:rFonts w:asciiTheme="minorHAnsi" w:hAnsiTheme="minorHAnsi" w:cstheme="minorHAnsi"/>
-          <w:spacing w:val="-1"/>
-          <w:sz w:val="20"/>
-          <w:szCs w:val="20"/>
-        </w:rPr>
-        <w:t xml:space="preserve">indicated to have </w:t>
+        <w:t xml:space="preserve"> indicated to have </w:t>
       </w:r>
       <w:r>
         <w:rPr>
@@ -9891,13 +9587,12 @@
           <w:szCs w:val="20"/>
         </w:rPr>
         <w:sectPr>
-          <w:headerReference w:type="even" r:id="rId13"/>
-          <w:headerReference w:type="default" r:id="rId14"/>
-          <w:footerReference w:type="even" r:id="rId15"/>
-          <w:footerReference w:type="default" r:id="rId16"/>
-          <w:headerReference w:type="first" r:id="rId17"/>
-          <w:footerReference w:type="first" r:id="rId18"/>
-          <w:type w:val="continuous"/>
+          <w:headerReference w:type="even" r:id="rId11"/>
+          <w:headerReference w:type="default" r:id="rId12"/>
+          <w:footerReference w:type="even" r:id="rId13"/>
+          <w:footerReference w:type="default" r:id="rId14"/>
+          <w:headerReference w:type="first" r:id="rId15"/>
+          <w:footerReference w:type="first" r:id="rId16"/>
           <w:pgSz w:w="11900" w:h="16840"/>
           <w:pgMar w:top="630" w:right="880" w:bottom="280" w:left="880" w:header="720" w:footer="720" w:gutter="0"/>
           <w:cols w:space="720"/>
@@ -10778,7 +10473,7 @@
           <w:sz w:val="20"/>
           <w:szCs w:val="20"/>
         </w:rPr>
-        <w:t>{</w:t>
+        <w:t>{{</w:t>
       </w:r>
       <w:r>
         <w:rPr>
@@ -10794,23 +10489,15 @@
           <w:sz w:val="20"/>
           <w:szCs w:val="20"/>
         </w:rPr>
-        <w:t>}</w:t>
-      </w:r>
-      <w:r>
-        <w:rPr>
-          <w:rFonts w:asciiTheme="minorHAnsi" w:hAnsiTheme="minorHAnsi" w:cstheme="minorHAnsi"/>
-          <w:sz w:val="20"/>
-          <w:szCs w:val="20"/>
-        </w:rPr>
-        <w:t xml:space="preserve"> </w:t>
-      </w:r>
-      <w:r>
-        <w:rPr>
-          <w:rFonts w:asciiTheme="minorHAnsi" w:hAnsiTheme="minorHAnsi" w:cstheme="minorHAnsi"/>
-          <w:sz w:val="20"/>
-          <w:szCs w:val="20"/>
-        </w:rPr>
-        <w:t xml:space="preserve"> </w:t>
+        <w:t>}}</w:t>
+      </w:r>
+      <w:r>
+        <w:rPr>
+          <w:rFonts w:asciiTheme="minorHAnsi" w:hAnsiTheme="minorHAnsi" w:cstheme="minorHAnsi"/>
+          <w:sz w:val="20"/>
+          <w:szCs w:val="20"/>
+        </w:rPr>
+        <w:t xml:space="preserve">  </w:t>
       </w:r>
       <w:r>
         <w:rPr>
@@ -10965,7 +10652,7 @@
           <w:sz w:val="20"/>
           <w:szCs w:val="20"/>
         </w:rPr>
-        <w:t>{</w:t>
+        <w:t>{{</w:t>
       </w:r>
       <w:r>
         <w:rPr>
@@ -10981,7 +10668,7 @@
           <w:sz w:val="20"/>
           <w:szCs w:val="20"/>
         </w:rPr>
-        <w:t>}</w:t>
+        <w:t>}}</w:t>
       </w:r>
       <w:r>
         <w:rPr>
@@ -11213,18 +10900,25 @@
           <w:sz w:val="20"/>
           <w:szCs w:val="20"/>
         </w:rPr>
-        <w:t>{</w:t>
+        <w:t>{{</w:t>
       </w:r>
       <w:r>
         <w:rPr>
           <w:rStyle w:val="Strong"/>
           <w:rFonts w:asciiTheme="minorHAnsi" w:hAnsiTheme="minorHAnsi" w:cstheme="minorHAnsi"/>
-          <w:b w:val="0"/>
-          <w:bCs w:val="0"/>
-          <w:sz w:val="20"/>
-          <w:szCs w:val="20"/>
-        </w:rPr>
-        <w:t>overall_stress_pct}</w:t>
+          <w:sz w:val="20"/>
+          <w:szCs w:val="20"/>
+        </w:rPr>
+        <w:t>overall_stress_pct</w:t>
+      </w:r>
+      <w:r>
+        <w:rPr>
+          <w:rStyle w:val="Strong"/>
+          <w:rFonts w:asciiTheme="minorHAnsi" w:hAnsiTheme="minorHAnsi" w:cstheme="minorHAnsi"/>
+          <w:sz w:val="20"/>
+          <w:szCs w:val="20"/>
+        </w:rPr>
+        <w:t>}}</w:t>
       </w:r>
       <w:r>
         <w:rPr>
@@ -11688,7 +11382,7 @@
           <w:sz w:val="20"/>
           <w:szCs w:val="20"/>
         </w:rPr>
-        <w:t>{</w:t>
+        <w:t>{{</w:t>
       </w:r>
       <w:r>
         <w:rPr>
@@ -11704,7 +11398,7 @@
           <w:sz w:val="20"/>
           <w:szCs w:val="20"/>
         </w:rPr>
-        <w:t>}</w:t>
+        <w:t>}}</w:t>
       </w:r>
       <w:r>
         <w:rPr>
@@ -11964,7 +11658,7 @@
           <w:sz w:val="20"/>
           <w:szCs w:val="20"/>
         </w:rPr>
-        <w:t>{</w:t>
+        <w:t>{{</w:t>
       </w:r>
       <w:r>
         <w:rPr>
@@ -11980,7 +11674,7 @@
           <w:sz w:val="20"/>
           <w:szCs w:val="20"/>
         </w:rPr>
-        <w:t>}</w:t>
+        <w:t>}}</w:t>
       </w:r>
       <w:r>
         <w:rPr>
@@ -12109,7 +11803,7 @@
         </w:tabs>
         <w:rPr>
           <w:rFonts w:asciiTheme="minorHAnsi" w:hAnsiTheme="minorHAnsi" w:cstheme="minorHAnsi"/>
-          <w:b w:val="0"/>
+          <w:b/>
         </w:rPr>
       </w:pPr>
       <w:r>
@@ -12188,12 +11882,6 @@
           <w:rFonts w:asciiTheme="minorHAnsi" w:hAnsiTheme="minorHAnsi" w:cstheme="minorHAnsi"/>
         </w:rPr>
         <w:tab/>
-      </w:r>
-      <w:r>
-        <w:rPr>
-          <w:rFonts w:asciiTheme="minorHAnsi" w:hAnsiTheme="minorHAnsi" w:cstheme="minorHAnsi"/>
-          <w:b w:val="0"/>
-        </w:rPr>
         <w:t>.</w:t>
       </w:r>
     </w:p>
@@ -12442,7 +12130,7 @@
         <w:rPr>
           <w:rFonts w:asciiTheme="minorHAnsi" w:hAnsiTheme="minorHAnsi" w:cstheme="minorHAnsi"/>
         </w:rPr>
-        <w:t>{</w:t>
+        <w:t>{{</w:t>
       </w:r>
       <w:r>
         <w:rPr>
@@ -12454,7 +12142,7 @@
         <w:rPr>
           <w:rFonts w:asciiTheme="minorHAnsi" w:hAnsiTheme="minorHAnsi" w:cstheme="minorHAnsi"/>
         </w:rPr>
-        <w:t>}</w:t>
+        <w:t>}}</w:t>
       </w:r>
     </w:p>
     <w:p>
@@ -12563,7 +12251,19 @@
         <w:rPr>
           <w:rFonts w:asciiTheme="minorHAnsi" w:hAnsiTheme="minorHAnsi" w:cstheme="minorHAnsi"/>
         </w:rPr>
-        <w:t>{count}</w:t>
+        <w:t>{{</w:t>
+      </w:r>
+      <w:r>
+        <w:rPr>
+          <w:rFonts w:asciiTheme="minorHAnsi" w:hAnsiTheme="minorHAnsi" w:cstheme="minorHAnsi"/>
+        </w:rPr>
+        <w:t>count</w:t>
+      </w:r>
+      <w:r>
+        <w:rPr>
+          <w:rFonts w:asciiTheme="minorHAnsi" w:hAnsiTheme="minorHAnsi" w:cstheme="minorHAnsi"/>
+        </w:rPr>
+        <w:t>}}</w:t>
       </w:r>
       <w:r>
         <w:rPr>
@@ -12609,40 +12309,26 @@
           <w:rFonts w:asciiTheme="minorHAnsi" w:hAnsiTheme="minorHAnsi" w:cstheme="minorHAnsi"/>
           <w:spacing w:val="-2"/>
         </w:rPr>
-        <w:t xml:space="preserve"> </w:t>
+        <w:t xml:space="preserve"> Employee Risk Assessment</w:t>
+      </w:r>
+      <w:r>
+        <w:rPr>
+          <w:rFonts w:asciiTheme="minorHAnsi" w:hAnsiTheme="minorHAnsi" w:cstheme="minorHAnsi"/>
+          <w:spacing w:val="-1"/>
+        </w:rPr>
+        <w:t xml:space="preserve"> </w:t>
+      </w:r>
+      <w:r>
+        <w:rPr>
+          <w:rFonts w:asciiTheme="minorHAnsi" w:hAnsiTheme="minorHAnsi" w:cstheme="minorHAnsi"/>
+        </w:rPr>
+        <w:t>&amp;</w:t>
       </w:r>
       <w:r>
         <w:rPr>
           <w:rFonts w:asciiTheme="minorHAnsi" w:hAnsiTheme="minorHAnsi" w:cstheme="minorHAnsi"/>
           <w:spacing w:val="-2"/>
         </w:rPr>
-        <w:t>Employee</w:t>
-      </w:r>
-      <w:r>
-        <w:rPr>
-          <w:rFonts w:asciiTheme="minorHAnsi" w:hAnsiTheme="minorHAnsi" w:cstheme="minorHAnsi"/>
-          <w:spacing w:val="-2"/>
-        </w:rPr>
-        <w:t xml:space="preserve"> Risk Assessment</w:t>
-      </w:r>
-      <w:r>
-        <w:rPr>
-          <w:rFonts w:asciiTheme="minorHAnsi" w:hAnsiTheme="minorHAnsi" w:cstheme="minorHAnsi"/>
-          <w:spacing w:val="-1"/>
-        </w:rPr>
-        <w:t xml:space="preserve"> </w:t>
-      </w:r>
-      <w:r>
-        <w:rPr>
-          <w:rFonts w:asciiTheme="minorHAnsi" w:hAnsiTheme="minorHAnsi" w:cstheme="minorHAnsi"/>
-        </w:rPr>
-        <w:t>&amp;</w:t>
-      </w:r>
-      <w:r>
-        <w:rPr>
-          <w:rFonts w:asciiTheme="minorHAnsi" w:hAnsiTheme="minorHAnsi" w:cstheme="minorHAnsi"/>
-          <w:spacing w:val="-2"/>
-        </w:rPr>
         <w:t xml:space="preserve"> </w:t>
       </w:r>
       <w:r>
@@ -12655,7 +12341,13 @@
         <w:rPr>
           <w:rFonts w:asciiTheme="minorHAnsi" w:hAnsiTheme="minorHAnsi" w:cstheme="minorHAnsi"/>
         </w:rPr>
-        <w:t xml:space="preserve"> on {</w:t>
+        <w:t xml:space="preserve"> on </w:t>
+      </w:r>
+      <w:r>
+        <w:rPr>
+          <w:rFonts w:asciiTheme="minorHAnsi" w:hAnsiTheme="minorHAnsi" w:cstheme="minorHAnsi"/>
+        </w:rPr>
+        <w:t>{{</w:t>
       </w:r>
       <w:r>
         <w:rPr>
@@ -12667,7 +12359,7 @@
         <w:rPr>
           <w:rFonts w:asciiTheme="minorHAnsi" w:hAnsiTheme="minorHAnsi" w:cstheme="minorHAnsi"/>
         </w:rPr>
-        <w:t>}</w:t>
+        <w:t>}}</w:t>
       </w:r>
     </w:p>
     <w:p>
@@ -16874,7 +16566,19 @@
         <w:rPr>
           <w:rFonts w:asciiTheme="minorHAnsi" w:hAnsiTheme="minorHAnsi" w:cstheme="minorHAnsi"/>
         </w:rPr>
-        <w:t>{current_date}</w:t>
+        <w:t>{{</w:t>
+      </w:r>
+      <w:r>
+        <w:rPr>
+          <w:rFonts w:asciiTheme="minorHAnsi" w:hAnsiTheme="minorHAnsi" w:cstheme="minorHAnsi"/>
+        </w:rPr>
+        <w:t>current_date</w:t>
+      </w:r>
+      <w:r>
+        <w:rPr>
+          <w:rFonts w:asciiTheme="minorHAnsi" w:hAnsiTheme="minorHAnsi" w:cstheme="minorHAnsi"/>
+        </w:rPr>
+        <w:t>}}</w:t>
       </w:r>
     </w:p>
     <w:p>
@@ -19365,6 +19069,7 @@
         <w:rPr>
           <w:rFonts w:asciiTheme="minorHAnsi" w:hAnsiTheme="minorHAnsi" w:cstheme="minorHAnsi"/>
         </w:rPr>
+        <w:lastRenderedPageBreak/>
         <w:t>Inadequate</w:t>
       </w:r>
       <w:r>
@@ -19442,7 +19147,7 @@
           <w:noProof/>
         </w:rPr>
         <w:drawing>
-          <wp:anchor distT="0" distB="0" distL="0" distR="0" simplePos="0" relativeHeight="5" behindDoc="0" locked="0" layoutInCell="1" allowOverlap="1" wp14:anchorId="712AD623" wp14:editId="1365E013">
+          <wp:anchor distT="0" distB="0" distL="0" distR="0" simplePos="0" relativeHeight="251659264" behindDoc="0" locked="0" layoutInCell="1" allowOverlap="1" wp14:anchorId="6092793E" wp14:editId="6E422905">
             <wp:simplePos x="0" y="0"/>
             <wp:positionH relativeFrom="page">
               <wp:posOffset>669235</wp:posOffset>
@@ -19465,7 +19170,7 @@
                     <pic:cNvPicPr/>
                   </pic:nvPicPr>
                   <pic:blipFill>
-                    <a:blip r:embed="rId19" cstate="print"/>
+                    <a:blip r:embed="rId17" cstate="print"/>
                     <a:stretch>
                       <a:fillRect/>
                     </a:stretch>
@@ -19491,7 +19196,7 @@
           <w:noProof/>
         </w:rPr>
         <w:drawing>
-          <wp:anchor distT="0" distB="0" distL="0" distR="0" simplePos="0" relativeHeight="6" behindDoc="0" locked="0" layoutInCell="1" allowOverlap="1" wp14:anchorId="4651E6FC" wp14:editId="4F172039">
+          <wp:anchor distT="0" distB="0" distL="0" distR="0" simplePos="0" relativeHeight="251660288" behindDoc="0" locked="0" layoutInCell="1" allowOverlap="1" wp14:anchorId="7B2C9B6D" wp14:editId="7953931D">
             <wp:simplePos x="0" y="0"/>
             <wp:positionH relativeFrom="page">
               <wp:posOffset>3927347</wp:posOffset>
@@ -19514,7 +19219,7 @@
                     <pic:cNvPicPr/>
                   </pic:nvPicPr>
                   <pic:blipFill>
-                    <a:blip r:embed="rId20" cstate="print"/>
+                    <a:blip r:embed="rId18" cstate="print"/>
                     <a:stretch>
                       <a:fillRect/>
                     </a:stretch>
@@ -19624,7 +19329,7 @@
         <w:rPr>
           <w:rFonts w:asciiTheme="minorHAnsi" w:hAnsiTheme="minorHAnsi" w:cstheme="minorHAnsi"/>
         </w:rPr>
-        <w:t>{</w:t>
+        <w:t>{{</w:t>
       </w:r>
       <w:r>
         <w:rPr>
@@ -19636,7 +19341,13 @@
         <w:rPr>
           <w:rFonts w:asciiTheme="minorHAnsi" w:hAnsiTheme="minorHAnsi" w:cstheme="minorHAnsi"/>
         </w:rPr>
-        <w:t>e}</w:t>
+        <w:t>e</w:t>
+      </w:r>
+      <w:r>
+        <w:rPr>
+          <w:rFonts w:asciiTheme="minorHAnsi" w:hAnsiTheme="minorHAnsi" w:cstheme="minorHAnsi"/>
+        </w:rPr>
+        <w:t>}}</w:t>
       </w:r>
     </w:p>
     <w:p>
@@ -21881,15 +21592,7 @@
                 <w:sz w:val="20"/>
                 <w:szCs w:val="20"/>
               </w:rPr>
-              <w:t xml:space="preserve">Family History of </w:t>
-            </w:r>
-            <w:r>
-              <w:rPr>
-                <w:rFonts w:asciiTheme="minorHAnsi" w:hAnsiTheme="minorHAnsi" w:cstheme="minorHAnsi"/>
-                <w:sz w:val="20"/>
-                <w:szCs w:val="20"/>
-              </w:rPr>
-              <w:t>Employee</w:t>
+              <w:t>Family History of Employee</w:t>
             </w:r>
           </w:p>
         </w:tc>
@@ -22022,28 +21725,25 @@
     </w:tbl>
     <w:p>
       <w:pPr>
-        <w:pStyle w:val="BodyText"/>
-        <w:rPr>
-          <w:rFonts w:asciiTheme="minorHAnsi" w:hAnsiTheme="minorHAnsi" w:cstheme="minorHAnsi"/>
-          <w:b/>
+        <w:spacing w:line="276" w:lineRule="auto"/>
+        <w:ind w:right="2343"/>
+        <w:jc w:val="both"/>
+        <w:rPr>
+          <w:rFonts w:asciiTheme="minorHAnsi" w:hAnsiTheme="minorHAnsi" w:cstheme="minorHAnsi"/>
+          <w:sz w:val="20"/>
+          <w:szCs w:val="20"/>
         </w:rPr>
       </w:pPr>
     </w:p>
     <w:p>
       <w:pPr>
-        <w:pStyle w:val="BodyText"/>
-        <w:rPr>
-          <w:rFonts w:asciiTheme="minorHAnsi" w:hAnsiTheme="minorHAnsi" w:cstheme="minorHAnsi"/>
-          <w:b/>
-        </w:rPr>
-      </w:pPr>
-    </w:p>
-    <w:p>
-      <w:pPr>
-        <w:pStyle w:val="BodyText"/>
-        <w:rPr>
-          <w:rFonts w:asciiTheme="minorHAnsi" w:hAnsiTheme="minorHAnsi" w:cstheme="minorHAnsi"/>
-          <w:b/>
+        <w:spacing w:line="276" w:lineRule="auto"/>
+        <w:ind w:right="2343"/>
+        <w:jc w:val="both"/>
+        <w:rPr>
+          <w:rFonts w:asciiTheme="minorHAnsi" w:hAnsiTheme="minorHAnsi" w:cstheme="minorHAnsi"/>
+          <w:sz w:val="20"/>
+          <w:szCs w:val="20"/>
         </w:rPr>
       </w:pPr>
     </w:p>
@@ -22071,6 +21771,7 @@
         <w:rPr>
           <w:rFonts w:asciiTheme="minorHAnsi" w:hAnsiTheme="minorHAnsi" w:cstheme="minorHAnsi"/>
         </w:rPr>
+        <w:lastRenderedPageBreak/>
         <w:t>Poor</w:t>
       </w:r>
       <w:r>
@@ -22173,9 +21874,8 @@
           <w:rFonts w:asciiTheme="minorHAnsi" w:hAnsiTheme="minorHAnsi" w:cstheme="minorHAnsi"/>
           <w:noProof/>
         </w:rPr>
-        <w:lastRenderedPageBreak/>
         <w:drawing>
-          <wp:anchor distT="0" distB="0" distL="0" distR="0" simplePos="0" relativeHeight="7" behindDoc="0" locked="0" layoutInCell="1" allowOverlap="1" wp14:anchorId="453BF9E8" wp14:editId="28EF12E6">
+          <wp:anchor distT="0" distB="0" distL="0" distR="0" simplePos="0" relativeHeight="251661312" behindDoc="0" locked="0" layoutInCell="1" allowOverlap="1" wp14:anchorId="163FBCBE" wp14:editId="26388C95">
             <wp:simplePos x="0" y="0"/>
             <wp:positionH relativeFrom="page">
               <wp:posOffset>669235</wp:posOffset>
@@ -22198,7 +21898,7 @@
                     <pic:cNvPicPr/>
                   </pic:nvPicPr>
                   <pic:blipFill>
-                    <a:blip r:embed="rId21" cstate="print"/>
+                    <a:blip r:embed="rId19" cstate="print"/>
                     <a:stretch>
                       <a:fillRect/>
                     </a:stretch>
@@ -22224,7 +21924,7 @@
           <w:noProof/>
         </w:rPr>
         <w:drawing>
-          <wp:anchor distT="0" distB="0" distL="0" distR="0" simplePos="0" relativeHeight="8" behindDoc="0" locked="0" layoutInCell="1" allowOverlap="1" wp14:anchorId="76B4BE52" wp14:editId="0EF6358C">
+          <wp:anchor distT="0" distB="0" distL="0" distR="0" simplePos="0" relativeHeight="251662336" behindDoc="0" locked="0" layoutInCell="1" allowOverlap="1" wp14:anchorId="6275F583" wp14:editId="62588412">
             <wp:simplePos x="0" y="0"/>
             <wp:positionH relativeFrom="page">
               <wp:posOffset>3918512</wp:posOffset>
@@ -22247,7 +21947,7 @@
                     <pic:cNvPicPr/>
                   </pic:nvPicPr>
                   <pic:blipFill>
-                    <a:blip r:embed="rId22" cstate="print"/>
+                    <a:blip r:embed="rId20" cstate="print"/>
                     <a:stretch>
                       <a:fillRect/>
                     </a:stretch>
@@ -22415,27 +22115,21 @@
           <w:ilvl w:val="0"/>
           <w:numId w:val="4"/>
         </w:numPr>
-        <w:rPr>
-          <w:rFonts w:asciiTheme="minorHAnsi" w:hAnsiTheme="minorHAnsi" w:cstheme="minorHAnsi"/>
-          <w:sz w:val="20"/>
-          <w:szCs w:val="20"/>
-        </w:rPr>
-      </w:pPr>
-      <w:r>
-        <w:rPr>
-          <w:rFonts w:asciiTheme="minorHAnsi" w:hAnsiTheme="minorHAnsi" w:cstheme="minorHAnsi"/>
-          <w:sz w:val="20"/>
-          <w:szCs w:val="20"/>
-        </w:rPr>
-        <w:t>Employee</w:t>
-      </w:r>
-      <w:r>
-        <w:rPr>
-          <w:rFonts w:asciiTheme="minorHAnsi" w:hAnsiTheme="minorHAnsi" w:cstheme="minorHAnsi"/>
-          <w:sz w:val="20"/>
-          <w:szCs w:val="20"/>
-        </w:rPr>
-        <w:t xml:space="preserve"> Status</w:t>
+        <w:spacing w:before="200"/>
+        <w:contextualSpacing w:val="0"/>
+        <w:rPr>
+          <w:rFonts w:asciiTheme="minorHAnsi" w:hAnsiTheme="minorHAnsi" w:cstheme="minorHAnsi"/>
+          <w:sz w:val="20"/>
+          <w:szCs w:val="20"/>
+        </w:rPr>
+      </w:pPr>
+      <w:r>
+        <w:rPr>
+          <w:rFonts w:asciiTheme="minorHAnsi" w:hAnsiTheme="minorHAnsi" w:cstheme="minorHAnsi"/>
+          <w:sz w:val="20"/>
+          <w:szCs w:val="20"/>
+        </w:rPr>
+        <w:t>Employee Status</w:t>
       </w:r>
     </w:p>
     <w:p>
@@ -22445,27 +22139,21 @@
           <w:ilvl w:val="1"/>
           <w:numId w:val="4"/>
         </w:numPr>
-        <w:rPr>
-          <w:rFonts w:asciiTheme="minorHAnsi" w:hAnsiTheme="minorHAnsi" w:cstheme="minorHAnsi"/>
-          <w:sz w:val="20"/>
-          <w:szCs w:val="20"/>
-        </w:rPr>
-      </w:pPr>
-      <w:r>
-        <w:rPr>
-          <w:rFonts w:asciiTheme="minorHAnsi" w:hAnsiTheme="minorHAnsi" w:cstheme="minorHAnsi"/>
-          <w:sz w:val="20"/>
-          <w:szCs w:val="20"/>
-        </w:rPr>
-        <w:t>Pre-</w:t>
-      </w:r>
-      <w:r>
-        <w:rPr>
-          <w:rFonts w:asciiTheme="minorHAnsi" w:hAnsiTheme="minorHAnsi" w:cstheme="minorHAnsi"/>
-          <w:sz w:val="20"/>
-          <w:szCs w:val="20"/>
-        </w:rPr>
-        <w:t>Employee</w:t>
+        <w:spacing w:before="200"/>
+        <w:contextualSpacing w:val="0"/>
+        <w:rPr>
+          <w:rFonts w:asciiTheme="minorHAnsi" w:hAnsiTheme="minorHAnsi" w:cstheme="minorHAnsi"/>
+          <w:sz w:val="20"/>
+          <w:szCs w:val="20"/>
+        </w:rPr>
+      </w:pPr>
+      <w:r>
+        <w:rPr>
+          <w:rFonts w:asciiTheme="minorHAnsi" w:hAnsiTheme="minorHAnsi" w:cstheme="minorHAnsi"/>
+          <w:sz w:val="20"/>
+          <w:szCs w:val="20"/>
+        </w:rPr>
+        <w:t>Pre-Employee</w:t>
       </w:r>
     </w:p>
     <w:p>
@@ -22475,27 +22163,21 @@
           <w:ilvl w:val="1"/>
           <w:numId w:val="4"/>
         </w:numPr>
-        <w:rPr>
-          <w:rFonts w:asciiTheme="minorHAnsi" w:hAnsiTheme="minorHAnsi" w:cstheme="minorHAnsi"/>
-          <w:sz w:val="20"/>
-          <w:szCs w:val="20"/>
-        </w:rPr>
-      </w:pPr>
-      <w:r>
-        <w:rPr>
-          <w:rFonts w:asciiTheme="minorHAnsi" w:hAnsiTheme="minorHAnsi" w:cstheme="minorHAnsi"/>
-          <w:sz w:val="20"/>
-          <w:szCs w:val="20"/>
-        </w:rPr>
-        <w:t xml:space="preserve">Newly </w:t>
-      </w:r>
-      <w:r>
-        <w:rPr>
-          <w:rFonts w:asciiTheme="minorHAnsi" w:hAnsiTheme="minorHAnsi" w:cstheme="minorHAnsi"/>
-          <w:sz w:val="20"/>
-          <w:szCs w:val="20"/>
-        </w:rPr>
-        <w:t>Employee</w:t>
+        <w:spacing w:before="200"/>
+        <w:contextualSpacing w:val="0"/>
+        <w:rPr>
+          <w:rFonts w:asciiTheme="minorHAnsi" w:hAnsiTheme="minorHAnsi" w:cstheme="minorHAnsi"/>
+          <w:sz w:val="20"/>
+          <w:szCs w:val="20"/>
+        </w:rPr>
+      </w:pPr>
+      <w:r>
+        <w:rPr>
+          <w:rFonts w:asciiTheme="minorHAnsi" w:hAnsiTheme="minorHAnsi" w:cstheme="minorHAnsi"/>
+          <w:sz w:val="20"/>
+          <w:szCs w:val="20"/>
+        </w:rPr>
+        <w:t>Newly Employee</w:t>
       </w:r>
     </w:p>
     <w:p>
@@ -22505,35 +22187,21 @@
           <w:ilvl w:val="1"/>
           <w:numId w:val="4"/>
         </w:numPr>
-        <w:rPr>
-          <w:rFonts w:asciiTheme="minorHAnsi" w:hAnsiTheme="minorHAnsi" w:cstheme="minorHAnsi"/>
-          <w:sz w:val="20"/>
-          <w:szCs w:val="20"/>
-        </w:rPr>
-      </w:pPr>
-      <w:r>
-        <w:rPr>
-          <w:rFonts w:asciiTheme="minorHAnsi" w:hAnsiTheme="minorHAnsi" w:cstheme="minorHAnsi"/>
-          <w:sz w:val="20"/>
-          <w:szCs w:val="20"/>
-        </w:rPr>
-        <w:t xml:space="preserve">Known </w:t>
-      </w:r>
-      <w:r>
-        <w:rPr>
-          <w:rFonts w:asciiTheme="minorHAnsi" w:hAnsiTheme="minorHAnsi" w:cstheme="minorHAnsi"/>
-          <w:sz w:val="20"/>
-          <w:szCs w:val="20"/>
-        </w:rPr>
-        <w:t>Employee</w:t>
-      </w:r>
-      <w:r>
-        <w:rPr>
-          <w:rFonts w:asciiTheme="minorHAnsi" w:hAnsiTheme="minorHAnsi" w:cstheme="minorHAnsi"/>
-          <w:sz w:val="20"/>
-          <w:szCs w:val="20"/>
-        </w:rPr>
-        <w:t xml:space="preserve"> without medication</w:t>
+        <w:spacing w:before="200"/>
+        <w:contextualSpacing w:val="0"/>
+        <w:rPr>
+          <w:rFonts w:asciiTheme="minorHAnsi" w:hAnsiTheme="minorHAnsi" w:cstheme="minorHAnsi"/>
+          <w:sz w:val="20"/>
+          <w:szCs w:val="20"/>
+        </w:rPr>
+      </w:pPr>
+      <w:r>
+        <w:rPr>
+          <w:rFonts w:asciiTheme="minorHAnsi" w:hAnsiTheme="minorHAnsi" w:cstheme="minorHAnsi"/>
+          <w:sz w:val="20"/>
+          <w:szCs w:val="20"/>
+        </w:rPr>
+        <w:t>Known Employee without medication</w:t>
       </w:r>
     </w:p>
     <w:p>
@@ -22543,35 +22211,21 @@
           <w:ilvl w:val="1"/>
           <w:numId w:val="4"/>
         </w:numPr>
-        <w:rPr>
-          <w:rFonts w:asciiTheme="minorHAnsi" w:hAnsiTheme="minorHAnsi" w:cstheme="minorHAnsi"/>
-          <w:sz w:val="20"/>
-          <w:szCs w:val="20"/>
-        </w:rPr>
-      </w:pPr>
-      <w:r>
-        <w:rPr>
-          <w:rFonts w:asciiTheme="minorHAnsi" w:hAnsiTheme="minorHAnsi" w:cstheme="minorHAnsi"/>
-          <w:sz w:val="20"/>
-          <w:szCs w:val="20"/>
-        </w:rPr>
-        <w:t xml:space="preserve">Known </w:t>
-      </w:r>
-      <w:r>
-        <w:rPr>
-          <w:rFonts w:asciiTheme="minorHAnsi" w:hAnsiTheme="minorHAnsi" w:cstheme="minorHAnsi"/>
-          <w:sz w:val="20"/>
-          <w:szCs w:val="20"/>
-        </w:rPr>
-        <w:t>Employee</w:t>
-      </w:r>
-      <w:r>
-        <w:rPr>
-          <w:rFonts w:asciiTheme="minorHAnsi" w:hAnsiTheme="minorHAnsi" w:cstheme="minorHAnsi"/>
-          <w:sz w:val="20"/>
-          <w:szCs w:val="20"/>
-        </w:rPr>
-        <w:t xml:space="preserve"> on medication</w:t>
+        <w:spacing w:before="200"/>
+        <w:contextualSpacing w:val="0"/>
+        <w:rPr>
+          <w:rFonts w:asciiTheme="minorHAnsi" w:hAnsiTheme="minorHAnsi" w:cstheme="minorHAnsi"/>
+          <w:sz w:val="20"/>
+          <w:szCs w:val="20"/>
+        </w:rPr>
+      </w:pPr>
+      <w:r>
+        <w:rPr>
+          <w:rFonts w:asciiTheme="minorHAnsi" w:hAnsiTheme="minorHAnsi" w:cstheme="minorHAnsi"/>
+          <w:sz w:val="20"/>
+          <w:szCs w:val="20"/>
+        </w:rPr>
+        <w:t>Known Employee on medication</w:t>
       </w:r>
     </w:p>
     <w:p>
@@ -22581,27 +22235,21 @@
           <w:ilvl w:val="1"/>
           <w:numId w:val="4"/>
         </w:numPr>
-        <w:rPr>
-          <w:rFonts w:asciiTheme="minorHAnsi" w:hAnsiTheme="minorHAnsi" w:cstheme="minorHAnsi"/>
-          <w:sz w:val="20"/>
-          <w:szCs w:val="20"/>
-        </w:rPr>
-      </w:pPr>
-      <w:r>
-        <w:rPr>
-          <w:rFonts w:asciiTheme="minorHAnsi" w:hAnsiTheme="minorHAnsi" w:cstheme="minorHAnsi"/>
-          <w:sz w:val="20"/>
-          <w:szCs w:val="20"/>
-        </w:rPr>
-        <w:t xml:space="preserve">Uncontrolled </w:t>
-      </w:r>
-      <w:r>
-        <w:rPr>
-          <w:rFonts w:asciiTheme="minorHAnsi" w:hAnsiTheme="minorHAnsi" w:cstheme="minorHAnsi"/>
-          <w:sz w:val="20"/>
-          <w:szCs w:val="20"/>
-        </w:rPr>
-        <w:t>Employee</w:t>
+        <w:spacing w:before="200"/>
+        <w:contextualSpacing w:val="0"/>
+        <w:rPr>
+          <w:rFonts w:asciiTheme="minorHAnsi" w:hAnsiTheme="minorHAnsi" w:cstheme="minorHAnsi"/>
+          <w:sz w:val="20"/>
+          <w:szCs w:val="20"/>
+        </w:rPr>
+      </w:pPr>
+      <w:r>
+        <w:rPr>
+          <w:rFonts w:asciiTheme="minorHAnsi" w:hAnsiTheme="minorHAnsi" w:cstheme="minorHAnsi"/>
+          <w:sz w:val="20"/>
+          <w:szCs w:val="20"/>
+        </w:rPr>
+        <w:t>Uncontrolled Employee</w:t>
       </w:r>
     </w:p>
     <w:p>
@@ -22611,6 +22259,8 @@
           <w:ilvl w:val="0"/>
           <w:numId w:val="4"/>
         </w:numPr>
+        <w:spacing w:before="200"/>
+        <w:contextualSpacing w:val="0"/>
         <w:rPr>
           <w:rFonts w:asciiTheme="minorHAnsi" w:hAnsiTheme="minorHAnsi" w:cstheme="minorHAnsi"/>
           <w:sz w:val="20"/>
@@ -22633,6 +22283,8 @@
           <w:ilvl w:val="1"/>
           <w:numId w:val="4"/>
         </w:numPr>
+        <w:spacing w:before="200"/>
+        <w:contextualSpacing w:val="0"/>
         <w:rPr>
           <w:rFonts w:asciiTheme="minorHAnsi" w:hAnsiTheme="minorHAnsi" w:cstheme="minorHAnsi"/>
           <w:sz w:val="20"/>
@@ -22647,6 +22299,8 @@
           <w:ilvl w:val="0"/>
           <w:numId w:val="4"/>
         </w:numPr>
+        <w:spacing w:before="200"/>
+        <w:contextualSpacing w:val="0"/>
         <w:rPr>
           <w:rFonts w:asciiTheme="minorHAnsi" w:hAnsiTheme="minorHAnsi" w:cstheme="minorHAnsi"/>
           <w:sz w:val="20"/>
@@ -22669,6 +22323,8 @@
           <w:ilvl w:val="0"/>
           <w:numId w:val="4"/>
         </w:numPr>
+        <w:spacing w:before="200"/>
+        <w:contextualSpacing w:val="0"/>
         <w:rPr>
           <w:rFonts w:asciiTheme="minorHAnsi" w:hAnsiTheme="minorHAnsi" w:cstheme="minorHAnsi"/>
           <w:sz w:val="20"/>
@@ -22691,6 +22347,8 @@
           <w:ilvl w:val="0"/>
           <w:numId w:val="4"/>
         </w:numPr>
+        <w:spacing w:before="200"/>
+        <w:contextualSpacing w:val="0"/>
         <w:rPr>
           <w:rFonts w:asciiTheme="minorHAnsi" w:hAnsiTheme="minorHAnsi" w:cstheme="minorHAnsi"/>
           <w:sz w:val="20"/>
@@ -22713,6 +22371,8 @@
           <w:ilvl w:val="0"/>
           <w:numId w:val="4"/>
         </w:numPr>
+        <w:spacing w:before="200"/>
+        <w:contextualSpacing w:val="0"/>
         <w:rPr>
           <w:rFonts w:asciiTheme="minorHAnsi" w:hAnsiTheme="minorHAnsi" w:cstheme="minorHAnsi"/>
           <w:sz w:val="20"/>
@@ -22737,6 +22397,7 @@
         </w:rPr>
       </w:pPr>
     </w:p>
+    <w:p/>
     <w:sectPr>
       <w:pgSz w:w="11900" w:h="16840"/>
       <w:pgMar w:top="1000" w:right="880" w:bottom="280" w:left="880" w:header="720" w:footer="720" w:gutter="0"/>
@@ -22830,14 +22491,14 @@
     <w:pPr>
       <w:pStyle w:val="Header"/>
       <w:rPr>
-        <w:color w:val="4F81BD" w:themeColor="accent1"/>
+        <w:color w:val="156082" w:themeColor="accent1"/>
         <w:sz w:val="20"/>
       </w:rPr>
     </w:pPr>
     <w:sdt>
       <w:sdtPr>
         <w:rPr>
-          <w:color w:val="4F81BD" w:themeColor="accent1"/>
+          <w:color w:val="156082" w:themeColor="accent1"/>
           <w:sz w:val="20"/>
         </w:rPr>
         <w:id w:val="-926726702"/>
@@ -22850,10 +22511,10 @@
         <w:r>
           <w:rPr>
             <w:noProof/>
-            <w:color w:val="4F81BD" w:themeColor="accent1"/>
+            <w:color w:val="156082" w:themeColor="accent1"/>
             <w:sz w:val="20"/>
           </w:rPr>
-          <w:pict w14:anchorId="4FD96D12">
+          <w:pict w14:anchorId="6A2F8E81">
             <v:shapetype id="_x0000_t136" coordsize="21600,21600" o:spt="136" adj="10800" path="m@7,l@8,m@5,21600l@6,21600e">
               <v:formulas>
                 <v:f eqn="sum #0 0 10800"/>
@@ -22878,7 +22539,7 @@
               </v:handles>
               <o:lock v:ext="edit" text="t" shapetype="t"/>
             </v:shapetype>
-            <v:shape id="PowerPlusWaterMarkObject357476642" o:spid="_x0000_s1026" type="#_x0000_t136" style="position:absolute;margin-left:0;margin-top:0;width:527.85pt;height:131.95pt;rotation:315;z-index:-251658752;mso-position-horizontal:center;mso-position-horizontal-relative:margin;mso-position-vertical:center;mso-position-vertical-relative:margin" o:allowincell="f" fillcolor="silver" stroked="f">
+            <v:shape id="PowerPlusWaterMarkObject357476642" o:spid="_x0000_s1025" type="#_x0000_t136" style="position:absolute;margin-left:0;margin-top:0;width:527.85pt;height:131.95pt;rotation:315;z-index:-251658752;mso-position-horizontal:center;mso-position-horizontal-relative:margin;mso-position-vertical:center;mso-position-vertical-relative:margin" o:allowincell="f" fillcolor="silver" stroked="f">
               <v:fill opacity=".5"/>
               <v:textpath style="font-family:&quot;Calibri&quot;;font-size:1pt" string="CONFIDENTIAL"/>
               <w10:wrap anchorx="margin" anchory="margin"/>
@@ -22890,11 +22551,11 @@
     <w:r>
       <w:rPr>
         <w:noProof/>
-        <w:color w:val="4F81BD" w:themeColor="accent1"/>
+        <w:color w:val="156082" w:themeColor="accent1"/>
         <w:sz w:val="20"/>
       </w:rPr>
       <w:drawing>
-        <wp:inline distT="0" distB="0" distL="0" distR="0" wp14:anchorId="28839613" wp14:editId="647E124E">
+        <wp:inline distT="0" distB="0" distL="0" distR="0" wp14:anchorId="0255A7E5" wp14:editId="2B169F2F">
           <wp:extent cx="6438900" cy="1036955"/>
           <wp:effectExtent l="0" t="0" r="0" b="0"/>
           <wp:docPr id="577198581" name="Picture 1"/>
@@ -22942,13 +22603,13 @@
       <w:jc w:val="center"/>
       <w:rPr>
         <w:caps/>
-        <w:color w:val="4F81BD" w:themeColor="accent1"/>
+        <w:color w:val="156082" w:themeColor="accent1"/>
       </w:rPr>
     </w:pPr>
     <w:r>
       <w:rPr>
         <w:caps/>
-        <w:color w:val="4F81BD" w:themeColor="accent1"/>
+        <w:color w:val="156082" w:themeColor="accent1"/>
       </w:rPr>
       <w:t xml:space="preserve"> </w:t>
     </w:r>
@@ -25759,16 +25420,16 @@
     <w:rPrDefault>
       <w:rPr>
         <w:rFonts w:asciiTheme="minorHAnsi" w:eastAsiaTheme="minorHAnsi" w:hAnsiTheme="minorHAnsi" w:cstheme="minorBidi"/>
+        <w:kern w:val="2"/>
         <w:sz w:val="22"/>
         <w:szCs w:val="22"/>
-        <w:lang w:val="en-US" w:eastAsia="en-US" w:bidi="ar-SA"/>
+        <w:lang w:val="en-AE" w:eastAsia="en-US" w:bidi="ar-SA"/>
+        <w14:ligatures w14:val="standardContextual"/>
       </w:rPr>
     </w:rPrDefault>
     <w:pPrDefault>
       <w:pPr>
-        <w:widowControl w:val="0"/>
-        <w:autoSpaceDE w:val="0"/>
-        <w:autoSpaceDN w:val="0"/>
+        <w:spacing w:after="160" w:line="259" w:lineRule="auto"/>
       </w:pPr>
     </w:pPrDefault>
   </w:docDefaults>
@@ -25839,7 +25500,7 @@
     <w:lsdException w:name="Closing" w:semiHidden="1" w:unhideWhenUsed="1"/>
     <w:lsdException w:name="Signature" w:semiHidden="1" w:unhideWhenUsed="1"/>
     <w:lsdException w:name="Default Paragraph Font" w:semiHidden="1" w:uiPriority="1" w:unhideWhenUsed="1"/>
-    <w:lsdException w:name="Body Text" w:semiHidden="1" w:unhideWhenUsed="1"/>
+    <w:lsdException w:name="Body Text" w:semiHidden="1" w:uiPriority="1" w:unhideWhenUsed="1" w:qFormat="1"/>
     <w:lsdException w:name="Body Text Indent" w:semiHidden="1" w:unhideWhenUsed="1"/>
     <w:lsdException w:name="List Continue" w:semiHidden="1" w:unhideWhenUsed="1"/>
     <w:lsdException w:name="List Continue 2" w:semiHidden="1" w:unhideWhenUsed="1"/>
@@ -26153,24 +25814,215 @@
   <w:style w:type="paragraph" w:default="1" w:styleId="Normal">
     <w:name w:val="Normal"/>
     <w:qFormat/>
+    <w:rsid w:val="00523498"/>
+    <w:pPr>
+      <w:widowControl w:val="0"/>
+      <w:autoSpaceDE w:val="0"/>
+      <w:autoSpaceDN w:val="0"/>
+      <w:spacing w:after="0" w:line="240" w:lineRule="auto"/>
+    </w:pPr>
     <w:rPr>
       <w:rFonts w:ascii="Calibri" w:eastAsia="Calibri" w:hAnsi="Calibri" w:cs="Calibri"/>
+      <w:kern w:val="0"/>
+      <w:lang w:val="en-US"/>
+      <w14:ligatures w14:val="none"/>
     </w:rPr>
   </w:style>
   <w:style w:type="paragraph" w:styleId="Heading1">
     <w:name w:val="heading 1"/>
     <w:basedOn w:val="Normal"/>
+    <w:next w:val="Normal"/>
+    <w:link w:val="Heading1Char"/>
     <w:uiPriority w:val="9"/>
     <w:qFormat/>
+    <w:rsid w:val="00523498"/>
     <w:pPr>
-      <w:ind w:left="160"/>
+      <w:keepNext/>
+      <w:keepLines/>
+      <w:spacing w:before="360" w:after="80"/>
       <w:outlineLvl w:val="0"/>
     </w:pPr>
     <w:rPr>
-      <w:b/>
-      <w:bCs/>
-      <w:sz w:val="20"/>
-      <w:szCs w:val="20"/>
+      <w:rFonts w:asciiTheme="majorHAnsi" w:eastAsiaTheme="majorEastAsia" w:hAnsiTheme="majorHAnsi" w:cstheme="majorBidi"/>
+      <w:color w:val="0F4761" w:themeColor="accent1" w:themeShade="BF"/>
+      <w:sz w:val="40"/>
+      <w:szCs w:val="40"/>
+    </w:rPr>
+  </w:style>
+  <w:style w:type="paragraph" w:styleId="Heading2">
+    <w:name w:val="heading 2"/>
+    <w:basedOn w:val="Normal"/>
+    <w:next w:val="Normal"/>
+    <w:link w:val="Heading2Char"/>
+    <w:uiPriority w:val="9"/>
+    <w:semiHidden/>
+    <w:unhideWhenUsed/>
+    <w:qFormat/>
+    <w:rsid w:val="00523498"/>
+    <w:pPr>
+      <w:keepNext/>
+      <w:keepLines/>
+      <w:spacing w:before="160" w:after="80"/>
+      <w:outlineLvl w:val="1"/>
+    </w:pPr>
+    <w:rPr>
+      <w:rFonts w:asciiTheme="majorHAnsi" w:eastAsiaTheme="majorEastAsia" w:hAnsiTheme="majorHAnsi" w:cstheme="majorBidi"/>
+      <w:color w:val="0F4761" w:themeColor="accent1" w:themeShade="BF"/>
+      <w:sz w:val="32"/>
+      <w:szCs w:val="32"/>
+    </w:rPr>
+  </w:style>
+  <w:style w:type="paragraph" w:styleId="Heading3">
+    <w:name w:val="heading 3"/>
+    <w:basedOn w:val="Normal"/>
+    <w:next w:val="Normal"/>
+    <w:link w:val="Heading3Char"/>
+    <w:uiPriority w:val="9"/>
+    <w:semiHidden/>
+    <w:unhideWhenUsed/>
+    <w:qFormat/>
+    <w:rsid w:val="00523498"/>
+    <w:pPr>
+      <w:keepNext/>
+      <w:keepLines/>
+      <w:spacing w:before="160" w:after="80"/>
+      <w:outlineLvl w:val="2"/>
+    </w:pPr>
+    <w:rPr>
+      <w:rFonts w:eastAsiaTheme="majorEastAsia" w:cstheme="majorBidi"/>
+      <w:color w:val="0F4761" w:themeColor="accent1" w:themeShade="BF"/>
+      <w:sz w:val="28"/>
+      <w:szCs w:val="28"/>
+    </w:rPr>
+  </w:style>
+  <w:style w:type="paragraph" w:styleId="Heading4">
+    <w:name w:val="heading 4"/>
+    <w:basedOn w:val="Normal"/>
+    <w:next w:val="Normal"/>
+    <w:link w:val="Heading4Char"/>
+    <w:uiPriority w:val="9"/>
+    <w:semiHidden/>
+    <w:unhideWhenUsed/>
+    <w:qFormat/>
+    <w:rsid w:val="00523498"/>
+    <w:pPr>
+      <w:keepNext/>
+      <w:keepLines/>
+      <w:spacing w:before="80" w:after="40"/>
+      <w:outlineLvl w:val="3"/>
+    </w:pPr>
+    <w:rPr>
+      <w:rFonts w:eastAsiaTheme="majorEastAsia" w:cstheme="majorBidi"/>
+      <w:i/>
+      <w:iCs/>
+      <w:color w:val="0F4761" w:themeColor="accent1" w:themeShade="BF"/>
+    </w:rPr>
+  </w:style>
+  <w:style w:type="paragraph" w:styleId="Heading5">
+    <w:name w:val="heading 5"/>
+    <w:basedOn w:val="Normal"/>
+    <w:next w:val="Normal"/>
+    <w:link w:val="Heading5Char"/>
+    <w:uiPriority w:val="9"/>
+    <w:semiHidden/>
+    <w:unhideWhenUsed/>
+    <w:qFormat/>
+    <w:rsid w:val="00523498"/>
+    <w:pPr>
+      <w:keepNext/>
+      <w:keepLines/>
+      <w:spacing w:before="80" w:after="40"/>
+      <w:outlineLvl w:val="4"/>
+    </w:pPr>
+    <w:rPr>
+      <w:rFonts w:eastAsiaTheme="majorEastAsia" w:cstheme="majorBidi"/>
+      <w:color w:val="0F4761" w:themeColor="accent1" w:themeShade="BF"/>
+    </w:rPr>
+  </w:style>
+  <w:style w:type="paragraph" w:styleId="Heading6">
+    <w:name w:val="heading 6"/>
+    <w:basedOn w:val="Normal"/>
+    <w:next w:val="Normal"/>
+    <w:link w:val="Heading6Char"/>
+    <w:uiPriority w:val="9"/>
+    <w:semiHidden/>
+    <w:unhideWhenUsed/>
+    <w:qFormat/>
+    <w:rsid w:val="00523498"/>
+    <w:pPr>
+      <w:keepNext/>
+      <w:keepLines/>
+      <w:spacing w:before="40"/>
+      <w:outlineLvl w:val="5"/>
+    </w:pPr>
+    <w:rPr>
+      <w:rFonts w:eastAsiaTheme="majorEastAsia" w:cstheme="majorBidi"/>
+      <w:i/>
+      <w:iCs/>
+      <w:color w:val="595959" w:themeColor="text1" w:themeTint="A6"/>
+    </w:rPr>
+  </w:style>
+  <w:style w:type="paragraph" w:styleId="Heading7">
+    <w:name w:val="heading 7"/>
+    <w:basedOn w:val="Normal"/>
+    <w:next w:val="Normal"/>
+    <w:link w:val="Heading7Char"/>
+    <w:uiPriority w:val="9"/>
+    <w:semiHidden/>
+    <w:unhideWhenUsed/>
+    <w:qFormat/>
+    <w:rsid w:val="00523498"/>
+    <w:pPr>
+      <w:keepNext/>
+      <w:keepLines/>
+      <w:spacing w:before="40"/>
+      <w:outlineLvl w:val="6"/>
+    </w:pPr>
+    <w:rPr>
+      <w:rFonts w:eastAsiaTheme="majorEastAsia" w:cstheme="majorBidi"/>
+      <w:color w:val="595959" w:themeColor="text1" w:themeTint="A6"/>
+    </w:rPr>
+  </w:style>
+  <w:style w:type="paragraph" w:styleId="Heading8">
+    <w:name w:val="heading 8"/>
+    <w:basedOn w:val="Normal"/>
+    <w:next w:val="Normal"/>
+    <w:link w:val="Heading8Char"/>
+    <w:uiPriority w:val="9"/>
+    <w:semiHidden/>
+    <w:unhideWhenUsed/>
+    <w:qFormat/>
+    <w:rsid w:val="00523498"/>
+    <w:pPr>
+      <w:keepNext/>
+      <w:keepLines/>
+      <w:outlineLvl w:val="7"/>
+    </w:pPr>
+    <w:rPr>
+      <w:rFonts w:eastAsiaTheme="majorEastAsia" w:cstheme="majorBidi"/>
+      <w:i/>
+      <w:iCs/>
+      <w:color w:val="272727" w:themeColor="text1" w:themeTint="D8"/>
+    </w:rPr>
+  </w:style>
+  <w:style w:type="paragraph" w:styleId="Heading9">
+    <w:name w:val="heading 9"/>
+    <w:basedOn w:val="Normal"/>
+    <w:next w:val="Normal"/>
+    <w:link w:val="Heading9Char"/>
+    <w:uiPriority w:val="9"/>
+    <w:semiHidden/>
+    <w:unhideWhenUsed/>
+    <w:qFormat/>
+    <w:rsid w:val="00523498"/>
+    <w:pPr>
+      <w:keepNext/>
+      <w:keepLines/>
+      <w:outlineLvl w:val="8"/>
+    </w:pPr>
+    <w:rPr>
+      <w:rFonts w:eastAsiaTheme="majorEastAsia" w:cstheme="majorBidi"/>
+      <w:color w:val="272727" w:themeColor="text1" w:themeTint="D8"/>
     </w:rPr>
   </w:style>
   <w:style w:type="character" w:default="1" w:styleId="DefaultParagraphFont">
@@ -26200,14 +26052,222 @@
     <w:semiHidden/>
     <w:unhideWhenUsed/>
   </w:style>
-  <w:style w:type="paragraph" w:styleId="BodyText">
-    <w:name w:val="Body Text"/>
+  <w:style w:type="character" w:customStyle="1" w:styleId="Heading1Char">
+    <w:name w:val="Heading 1 Char"/>
+    <w:basedOn w:val="DefaultParagraphFont"/>
+    <w:link w:val="Heading1"/>
+    <w:uiPriority w:val="9"/>
+    <w:rsid w:val="00523498"/>
+    <w:rPr>
+      <w:rFonts w:asciiTheme="majorHAnsi" w:eastAsiaTheme="majorEastAsia" w:hAnsiTheme="majorHAnsi" w:cstheme="majorBidi"/>
+      <w:color w:val="0F4761" w:themeColor="accent1" w:themeShade="BF"/>
+      <w:sz w:val="40"/>
+      <w:szCs w:val="40"/>
+    </w:rPr>
+  </w:style>
+  <w:style w:type="character" w:customStyle="1" w:styleId="Heading2Char">
+    <w:name w:val="Heading 2 Char"/>
+    <w:basedOn w:val="DefaultParagraphFont"/>
+    <w:link w:val="Heading2"/>
+    <w:uiPriority w:val="9"/>
+    <w:semiHidden/>
+    <w:rsid w:val="00523498"/>
+    <w:rPr>
+      <w:rFonts w:asciiTheme="majorHAnsi" w:eastAsiaTheme="majorEastAsia" w:hAnsiTheme="majorHAnsi" w:cstheme="majorBidi"/>
+      <w:color w:val="0F4761" w:themeColor="accent1" w:themeShade="BF"/>
+      <w:sz w:val="32"/>
+      <w:szCs w:val="32"/>
+    </w:rPr>
+  </w:style>
+  <w:style w:type="character" w:customStyle="1" w:styleId="Heading3Char">
+    <w:name w:val="Heading 3 Char"/>
+    <w:basedOn w:val="DefaultParagraphFont"/>
+    <w:link w:val="Heading3"/>
+    <w:uiPriority w:val="9"/>
+    <w:semiHidden/>
+    <w:rsid w:val="00523498"/>
+    <w:rPr>
+      <w:rFonts w:eastAsiaTheme="majorEastAsia" w:cstheme="majorBidi"/>
+      <w:color w:val="0F4761" w:themeColor="accent1" w:themeShade="BF"/>
+      <w:sz w:val="28"/>
+      <w:szCs w:val="28"/>
+    </w:rPr>
+  </w:style>
+  <w:style w:type="character" w:customStyle="1" w:styleId="Heading4Char">
+    <w:name w:val="Heading 4 Char"/>
+    <w:basedOn w:val="DefaultParagraphFont"/>
+    <w:link w:val="Heading4"/>
+    <w:uiPriority w:val="9"/>
+    <w:semiHidden/>
+    <w:rsid w:val="00523498"/>
+    <w:rPr>
+      <w:rFonts w:eastAsiaTheme="majorEastAsia" w:cstheme="majorBidi"/>
+      <w:i/>
+      <w:iCs/>
+      <w:color w:val="0F4761" w:themeColor="accent1" w:themeShade="BF"/>
+    </w:rPr>
+  </w:style>
+  <w:style w:type="character" w:customStyle="1" w:styleId="Heading5Char">
+    <w:name w:val="Heading 5 Char"/>
+    <w:basedOn w:val="DefaultParagraphFont"/>
+    <w:link w:val="Heading5"/>
+    <w:uiPriority w:val="9"/>
+    <w:semiHidden/>
+    <w:rsid w:val="00523498"/>
+    <w:rPr>
+      <w:rFonts w:eastAsiaTheme="majorEastAsia" w:cstheme="majorBidi"/>
+      <w:color w:val="0F4761" w:themeColor="accent1" w:themeShade="BF"/>
+    </w:rPr>
+  </w:style>
+  <w:style w:type="character" w:customStyle="1" w:styleId="Heading6Char">
+    <w:name w:val="Heading 6 Char"/>
+    <w:basedOn w:val="DefaultParagraphFont"/>
+    <w:link w:val="Heading6"/>
+    <w:uiPriority w:val="9"/>
+    <w:semiHidden/>
+    <w:rsid w:val="00523498"/>
+    <w:rPr>
+      <w:rFonts w:eastAsiaTheme="majorEastAsia" w:cstheme="majorBidi"/>
+      <w:i/>
+      <w:iCs/>
+      <w:color w:val="595959" w:themeColor="text1" w:themeTint="A6"/>
+    </w:rPr>
+  </w:style>
+  <w:style w:type="character" w:customStyle="1" w:styleId="Heading7Char">
+    <w:name w:val="Heading 7 Char"/>
+    <w:basedOn w:val="DefaultParagraphFont"/>
+    <w:link w:val="Heading7"/>
+    <w:uiPriority w:val="9"/>
+    <w:semiHidden/>
+    <w:rsid w:val="00523498"/>
+    <w:rPr>
+      <w:rFonts w:eastAsiaTheme="majorEastAsia" w:cstheme="majorBidi"/>
+      <w:color w:val="595959" w:themeColor="text1" w:themeTint="A6"/>
+    </w:rPr>
+  </w:style>
+  <w:style w:type="character" w:customStyle="1" w:styleId="Heading8Char">
+    <w:name w:val="Heading 8 Char"/>
+    <w:basedOn w:val="DefaultParagraphFont"/>
+    <w:link w:val="Heading8"/>
+    <w:uiPriority w:val="9"/>
+    <w:semiHidden/>
+    <w:rsid w:val="00523498"/>
+    <w:rPr>
+      <w:rFonts w:eastAsiaTheme="majorEastAsia" w:cstheme="majorBidi"/>
+      <w:i/>
+      <w:iCs/>
+      <w:color w:val="272727" w:themeColor="text1" w:themeTint="D8"/>
+    </w:rPr>
+  </w:style>
+  <w:style w:type="character" w:customStyle="1" w:styleId="Heading9Char">
+    <w:name w:val="Heading 9 Char"/>
+    <w:basedOn w:val="DefaultParagraphFont"/>
+    <w:link w:val="Heading9"/>
+    <w:uiPriority w:val="9"/>
+    <w:semiHidden/>
+    <w:rsid w:val="00523498"/>
+    <w:rPr>
+      <w:rFonts w:eastAsiaTheme="majorEastAsia" w:cstheme="majorBidi"/>
+      <w:color w:val="272727" w:themeColor="text1" w:themeTint="D8"/>
+    </w:rPr>
+  </w:style>
+  <w:style w:type="paragraph" w:styleId="Title">
+    <w:name w:val="Title"/>
     <w:basedOn w:val="Normal"/>
-    <w:uiPriority w:val="1"/>
+    <w:next w:val="Normal"/>
+    <w:link w:val="TitleChar"/>
+    <w:uiPriority w:val="10"/>
     <w:qFormat/>
+    <w:rsid w:val="00523498"/>
+    <w:pPr>
+      <w:spacing w:after="80"/>
+      <w:contextualSpacing/>
+    </w:pPr>
     <w:rPr>
-      <w:sz w:val="20"/>
-      <w:szCs w:val="20"/>
+      <w:rFonts w:asciiTheme="majorHAnsi" w:eastAsiaTheme="majorEastAsia" w:hAnsiTheme="majorHAnsi" w:cstheme="majorBidi"/>
+      <w:spacing w:val="-10"/>
+      <w:kern w:val="28"/>
+      <w:sz w:val="56"/>
+      <w:szCs w:val="56"/>
+    </w:rPr>
+  </w:style>
+  <w:style w:type="character" w:customStyle="1" w:styleId="TitleChar">
+    <w:name w:val="Title Char"/>
+    <w:basedOn w:val="DefaultParagraphFont"/>
+    <w:link w:val="Title"/>
+    <w:uiPriority w:val="10"/>
+    <w:rsid w:val="00523498"/>
+    <w:rPr>
+      <w:rFonts w:asciiTheme="majorHAnsi" w:eastAsiaTheme="majorEastAsia" w:hAnsiTheme="majorHAnsi" w:cstheme="majorBidi"/>
+      <w:spacing w:val="-10"/>
+      <w:kern w:val="28"/>
+      <w:sz w:val="56"/>
+      <w:szCs w:val="56"/>
+    </w:rPr>
+  </w:style>
+  <w:style w:type="paragraph" w:styleId="Subtitle">
+    <w:name w:val="Subtitle"/>
+    <w:basedOn w:val="Normal"/>
+    <w:next w:val="Normal"/>
+    <w:link w:val="SubtitleChar"/>
+    <w:uiPriority w:val="11"/>
+    <w:qFormat/>
+    <w:rsid w:val="00523498"/>
+    <w:pPr>
+      <w:numPr>
+        <w:ilvl w:val="1"/>
+      </w:numPr>
+    </w:pPr>
+    <w:rPr>
+      <w:rFonts w:eastAsiaTheme="majorEastAsia" w:cstheme="majorBidi"/>
+      <w:color w:val="595959" w:themeColor="text1" w:themeTint="A6"/>
+      <w:spacing w:val="15"/>
+      <w:sz w:val="28"/>
+      <w:szCs w:val="28"/>
+    </w:rPr>
+  </w:style>
+  <w:style w:type="character" w:customStyle="1" w:styleId="SubtitleChar">
+    <w:name w:val="Subtitle Char"/>
+    <w:basedOn w:val="DefaultParagraphFont"/>
+    <w:link w:val="Subtitle"/>
+    <w:uiPriority w:val="11"/>
+    <w:rsid w:val="00523498"/>
+    <w:rPr>
+      <w:rFonts w:eastAsiaTheme="majorEastAsia" w:cstheme="majorBidi"/>
+      <w:color w:val="595959" w:themeColor="text1" w:themeTint="A6"/>
+      <w:spacing w:val="15"/>
+      <w:sz w:val="28"/>
+      <w:szCs w:val="28"/>
+    </w:rPr>
+  </w:style>
+  <w:style w:type="paragraph" w:styleId="Quote">
+    <w:name w:val="Quote"/>
+    <w:basedOn w:val="Normal"/>
+    <w:next w:val="Normal"/>
+    <w:link w:val="QuoteChar"/>
+    <w:uiPriority w:val="29"/>
+    <w:qFormat/>
+    <w:rsid w:val="00523498"/>
+    <w:pPr>
+      <w:spacing w:before="160"/>
+      <w:jc w:val="center"/>
+    </w:pPr>
+    <w:rPr>
+      <w:i/>
+      <w:iCs/>
+      <w:color w:val="404040" w:themeColor="text1" w:themeTint="BF"/>
+    </w:rPr>
+  </w:style>
+  <w:style w:type="character" w:customStyle="1" w:styleId="QuoteChar">
+    <w:name w:val="Quote Char"/>
+    <w:basedOn w:val="DefaultParagraphFont"/>
+    <w:link w:val="Quote"/>
+    <w:uiPriority w:val="29"/>
+    <w:rsid w:val="00523498"/>
+    <w:rPr>
+      <w:i/>
+      <w:iCs/>
+      <w:color w:val="404040" w:themeColor="text1" w:themeTint="BF"/>
     </w:rPr>
   </w:style>
   <w:style w:type="paragraph" w:styleId="ListParagraph">
@@ -26215,16 +26275,106 @@
     <w:basedOn w:val="Normal"/>
     <w:uiPriority w:val="34"/>
     <w:qFormat/>
+    <w:rsid w:val="00523498"/>
     <w:pPr>
-      <w:spacing w:before="200"/>
-      <w:ind w:left="160" w:firstLine="452"/>
+      <w:ind w:left="720"/>
+      <w:contextualSpacing/>
     </w:pPr>
+  </w:style>
+  <w:style w:type="character" w:styleId="IntenseEmphasis">
+    <w:name w:val="Intense Emphasis"/>
+    <w:basedOn w:val="DefaultParagraphFont"/>
+    <w:uiPriority w:val="21"/>
+    <w:qFormat/>
+    <w:rsid w:val="00523498"/>
+    <w:rPr>
+      <w:i/>
+      <w:iCs/>
+      <w:color w:val="0F4761" w:themeColor="accent1" w:themeShade="BF"/>
+    </w:rPr>
+  </w:style>
+  <w:style w:type="paragraph" w:styleId="IntenseQuote">
+    <w:name w:val="Intense Quote"/>
+    <w:basedOn w:val="Normal"/>
+    <w:next w:val="Normal"/>
+    <w:link w:val="IntenseQuoteChar"/>
+    <w:uiPriority w:val="30"/>
+    <w:qFormat/>
+    <w:rsid w:val="00523498"/>
+    <w:pPr>
+      <w:pBdr>
+        <w:top w:val="single" w:sz="4" w:space="10" w:color="0F4761" w:themeColor="accent1" w:themeShade="BF"/>
+        <w:bottom w:val="single" w:sz="4" w:space="10" w:color="0F4761" w:themeColor="accent1" w:themeShade="BF"/>
+      </w:pBdr>
+      <w:spacing w:before="360" w:after="360"/>
+      <w:ind w:left="864" w:right="864"/>
+      <w:jc w:val="center"/>
+    </w:pPr>
+    <w:rPr>
+      <w:i/>
+      <w:iCs/>
+      <w:color w:val="0F4761" w:themeColor="accent1" w:themeShade="BF"/>
+    </w:rPr>
+  </w:style>
+  <w:style w:type="character" w:customStyle="1" w:styleId="IntenseQuoteChar">
+    <w:name w:val="Intense Quote Char"/>
+    <w:basedOn w:val="DefaultParagraphFont"/>
+    <w:link w:val="IntenseQuote"/>
+    <w:uiPriority w:val="30"/>
+    <w:rsid w:val="00523498"/>
+    <w:rPr>
+      <w:i/>
+      <w:iCs/>
+      <w:color w:val="0F4761" w:themeColor="accent1" w:themeShade="BF"/>
+    </w:rPr>
+  </w:style>
+  <w:style w:type="character" w:styleId="IntenseReference">
+    <w:name w:val="Intense Reference"/>
+    <w:basedOn w:val="DefaultParagraphFont"/>
+    <w:uiPriority w:val="32"/>
+    <w:qFormat/>
+    <w:rsid w:val="00523498"/>
+    <w:rPr>
+      <w:b/>
+      <w:bCs/>
+      <w:smallCaps/>
+      <w:color w:val="0F4761" w:themeColor="accent1" w:themeShade="BF"/>
+      <w:spacing w:val="5"/>
+    </w:rPr>
+  </w:style>
+  <w:style w:type="paragraph" w:styleId="BodyText">
+    <w:name w:val="Body Text"/>
+    <w:basedOn w:val="Normal"/>
+    <w:link w:val="BodyTextChar"/>
+    <w:uiPriority w:val="1"/>
+    <w:qFormat/>
+    <w:rsid w:val="00523498"/>
+    <w:rPr>
+      <w:sz w:val="20"/>
+      <w:szCs w:val="20"/>
+    </w:rPr>
+  </w:style>
+  <w:style w:type="character" w:customStyle="1" w:styleId="BodyTextChar">
+    <w:name w:val="Body Text Char"/>
+    <w:basedOn w:val="DefaultParagraphFont"/>
+    <w:link w:val="BodyText"/>
+    <w:uiPriority w:val="1"/>
+    <w:rsid w:val="00523498"/>
+    <w:rPr>
+      <w:rFonts w:ascii="Calibri" w:eastAsia="Calibri" w:hAnsi="Calibri" w:cs="Calibri"/>
+      <w:kern w:val="0"/>
+      <w:sz w:val="20"/>
+      <w:szCs w:val="20"/>
+      <w:lang w:val="en-US"/>
+      <w14:ligatures w14:val="none"/>
+    </w:rPr>
   </w:style>
   <w:style w:type="paragraph" w:customStyle="1" w:styleId="TableParagraph">
     <w:name w:val="Table Paragraph"/>
     <w:basedOn w:val="Normal"/>
     <w:uiPriority w:val="1"/>
     <w:qFormat/>
+    <w:rsid w:val="00523498"/>
     <w:pPr>
       <w:spacing w:before="39" w:line="210" w:lineRule="exact"/>
       <w:ind w:left="37"/>
@@ -26236,7 +26386,7 @@
     <w:link w:val="HeaderChar"/>
     <w:uiPriority w:val="99"/>
     <w:unhideWhenUsed/>
-    <w:rsid w:val="008D6178"/>
+    <w:rsid w:val="00523498"/>
     <w:pPr>
       <w:tabs>
         <w:tab w:val="center" w:pos="4680"/>
@@ -26249,9 +26399,12 @@
     <w:basedOn w:val="DefaultParagraphFont"/>
     <w:link w:val="Header"/>
     <w:uiPriority w:val="99"/>
-    <w:rsid w:val="008D6178"/>
+    <w:rsid w:val="00523498"/>
     <w:rPr>
       <w:rFonts w:ascii="Calibri" w:eastAsia="Calibri" w:hAnsi="Calibri" w:cs="Calibri"/>
+      <w:kern w:val="0"/>
+      <w:lang w:val="en-US"/>
+      <w14:ligatures w14:val="none"/>
     </w:rPr>
   </w:style>
   <w:style w:type="paragraph" w:styleId="Footer">
@@ -26260,7 +26413,7 @@
     <w:link w:val="FooterChar"/>
     <w:uiPriority w:val="99"/>
     <w:unhideWhenUsed/>
-    <w:rsid w:val="008D6178"/>
+    <w:rsid w:val="00523498"/>
     <w:pPr>
       <w:tabs>
         <w:tab w:val="center" w:pos="4680"/>
@@ -26273,9 +26426,12 @@
     <w:basedOn w:val="DefaultParagraphFont"/>
     <w:link w:val="Footer"/>
     <w:uiPriority w:val="99"/>
-    <w:rsid w:val="008D6178"/>
+    <w:rsid w:val="00523498"/>
     <w:rPr>
       <w:rFonts w:ascii="Calibri" w:eastAsia="Calibri" w:hAnsi="Calibri" w:cs="Calibri"/>
+      <w:kern w:val="0"/>
+      <w:lang w:val="en-US"/>
+      <w14:ligatures w14:val="none"/>
     </w:rPr>
   </w:style>
   <w:style w:type="paragraph" w:styleId="NormalWeb">
@@ -26284,7 +26440,7 @@
     <w:uiPriority w:val="99"/>
     <w:semiHidden/>
     <w:unhideWhenUsed/>
-    <w:rsid w:val="007E0A4C"/>
+    <w:rsid w:val="00523498"/>
     <w:pPr>
       <w:widowControl/>
       <w:autoSpaceDE/>
@@ -26303,7 +26459,7 @@
     <w:basedOn w:val="DefaultParagraphFont"/>
     <w:uiPriority w:val="22"/>
     <w:qFormat/>
-    <w:rsid w:val="007E0A4C"/>
+    <w:rsid w:val="00523498"/>
     <w:rPr>
       <w:b/>
       <w:bCs/>
@@ -26313,473 +26469,6 @@
 </file>
 
 <file path=word/charts/chart1.xml><?xml version="1.0" encoding="utf-8"?>
-<c:chartSpace xmlns:c="http://schemas.openxmlformats.org/drawingml/2006/chart" xmlns:a="http://schemas.openxmlformats.org/drawingml/2006/main" xmlns:r="http://schemas.openxmlformats.org/officeDocument/2006/relationships" xmlns:c16r2="http://schemas.microsoft.com/office/drawing/2015/06/chart">
-  <c:date1904 val="0"/>
-  <c:lang val="en-US"/>
-  <c:roundedCorners val="0"/>
-  <mc:AlternateContent xmlns:mc="http://schemas.openxmlformats.org/markup-compatibility/2006">
-    <mc:Choice xmlns:c14="http://schemas.microsoft.com/office/drawing/2007/8/2/chart" Requires="c14">
-      <c14:style val="102"/>
-    </mc:Choice>
-    <mc:Fallback>
-      <c:style val="2"/>
-    </mc:Fallback>
-  </mc:AlternateContent>
-  <c:chart>
-    <c:title>
-      <c:tx>
-        <c:rich>
-          <a:bodyPr rot="0" spcFirstLastPara="1" vertOverflow="ellipsis" vert="horz" wrap="square" anchor="ctr" anchorCtr="1"/>
-          <a:lstStyle/>
-          <a:p>
-            <a:pPr>
-              <a:defRPr sz="1000" b="1" i="0" u="none" strike="noStrike" kern="1200" baseline="0">
-                <a:solidFill>
-                  <a:schemeClr val="tx1">
-                    <a:lumMod val="65000"/>
-                    <a:lumOff val="35000"/>
-                  </a:schemeClr>
-                </a:solidFill>
-                <a:latin typeface="+mn-lt"/>
-                <a:ea typeface="+mn-ea"/>
-                <a:cs typeface="+mn-cs"/>
-              </a:defRPr>
-            </a:pPr>
-            <a:r>
-              <a:rPr lang="en-US" sz="700" b="0"/>
-              <a:t>Gender</a:t>
-            </a:r>
-            <a:endParaRPr lang="en-US" b="0"/>
-          </a:p>
-        </c:rich>
-      </c:tx>
-      <c:layout>
-        <c:manualLayout>
-          <c:xMode val="edge"/>
-          <c:yMode val="edge"/>
-          <c:x val="9.9686988920057645E-2"/>
-          <c:y val="0.123081275857467"/>
-        </c:manualLayout>
-      </c:layout>
-      <c:overlay val="0"/>
-      <c:spPr>
-        <a:noFill/>
-        <a:ln>
-          <a:noFill/>
-        </a:ln>
-        <a:effectLst/>
-      </c:spPr>
-      <c:txPr>
-        <a:bodyPr rot="0" spcFirstLastPara="1" vertOverflow="ellipsis" vert="horz" wrap="square" anchor="ctr" anchorCtr="1"/>
-        <a:lstStyle/>
-        <a:p>
-          <a:pPr>
-            <a:defRPr sz="1000" b="1" i="0" u="none" strike="noStrike" kern="1200" baseline="0">
-              <a:solidFill>
-                <a:schemeClr val="tx1">
-                  <a:lumMod val="65000"/>
-                  <a:lumOff val="35000"/>
-                </a:schemeClr>
-              </a:solidFill>
-              <a:latin typeface="+mn-lt"/>
-              <a:ea typeface="+mn-ea"/>
-              <a:cs typeface="+mn-cs"/>
-            </a:defRPr>
-          </a:pPr>
-          <a:endParaRPr lang="en-US"/>
-        </a:p>
-      </c:txPr>
-    </c:title>
-    <c:autoTitleDeleted val="0"/>
-    <c:plotArea>
-      <c:layout>
-        <c:manualLayout>
-          <c:layoutTarget val="inner"/>
-          <c:xMode val="edge"/>
-          <c:yMode val="edge"/>
-          <c:x val="0.33690285426907735"/>
-          <c:y val="0.2123867945488162"/>
-          <c:w val="0.26357688382252153"/>
-          <c:h val="0.40261337490632898"/>
-        </c:manualLayout>
-      </c:layout>
-      <c:pieChart>
-        <c:varyColors val="1"/>
-        <c:ser>
-          <c:idx val="0"/>
-          <c:order val="0"/>
-          <c:tx>
-            <c:strRef>
-              <c:f>Sheet1!$B$1</c:f>
-              <c:strCache>
-                <c:ptCount val="1"/>
-                <c:pt idx="0">
-                  <c:v>Age</c:v>
-                </c:pt>
-              </c:strCache>
-            </c:strRef>
-          </c:tx>
-          <c:dPt>
-            <c:idx val="0"/>
-            <c:bubble3D val="0"/>
-            <c:spPr>
-              <a:gradFill rotWithShape="1">
-                <a:gsLst>
-                  <a:gs pos="0">
-                    <a:schemeClr val="accent1">
-                      <a:shade val="51000"/>
-                      <a:satMod val="130000"/>
-                    </a:schemeClr>
-                  </a:gs>
-                  <a:gs pos="80000">
-                    <a:schemeClr val="accent1">
-                      <a:shade val="93000"/>
-                      <a:satMod val="130000"/>
-                    </a:schemeClr>
-                  </a:gs>
-                  <a:gs pos="100000">
-                    <a:schemeClr val="accent1">
-                      <a:shade val="94000"/>
-                      <a:satMod val="135000"/>
-                    </a:schemeClr>
-                  </a:gs>
-                </a:gsLst>
-                <a:lin ang="16200000" scaled="0"/>
-              </a:gradFill>
-              <a:ln>
-                <a:noFill/>
-              </a:ln>
-              <a:effectLst>
-                <a:outerShdw blurRad="40000" dist="23000" dir="5400000" rotWithShape="0">
-                  <a:srgbClr val="000000">
-                    <a:alpha val="35000"/>
-                  </a:srgbClr>
-                </a:outerShdw>
-              </a:effectLst>
-              <a:scene3d>
-                <a:camera prst="orthographicFront">
-                  <a:rot lat="0" lon="0" rev="0"/>
-                </a:camera>
-                <a:lightRig rig="threePt" dir="t">
-                  <a:rot lat="0" lon="0" rev="1200000"/>
-                </a:lightRig>
-              </a:scene3d>
-              <a:sp3d>
-                <a:bevelT w="63500" h="25400"/>
-              </a:sp3d>
-            </c:spPr>
-            <c:extLst>
-              <c:ext xmlns:c16="http://schemas.microsoft.com/office/drawing/2014/chart" uri="{C3380CC4-5D6E-409C-BE32-E72D297353CC}">
-                <c16:uniqueId val="{00000001-9E3F-446D-B326-503303916FF4}"/>
-              </c:ext>
-            </c:extLst>
-          </c:dPt>
-          <c:dPt>
-            <c:idx val="1"/>
-            <c:bubble3D val="0"/>
-            <c:spPr>
-              <a:gradFill rotWithShape="1">
-                <a:gsLst>
-                  <a:gs pos="0">
-                    <a:schemeClr val="accent2">
-                      <a:shade val="51000"/>
-                      <a:satMod val="130000"/>
-                    </a:schemeClr>
-                  </a:gs>
-                  <a:gs pos="80000">
-                    <a:schemeClr val="accent2">
-                      <a:shade val="93000"/>
-                      <a:satMod val="130000"/>
-                    </a:schemeClr>
-                  </a:gs>
-                  <a:gs pos="100000">
-                    <a:schemeClr val="accent2">
-                      <a:shade val="94000"/>
-                      <a:satMod val="135000"/>
-                    </a:schemeClr>
-                  </a:gs>
-                </a:gsLst>
-                <a:lin ang="16200000" scaled="0"/>
-              </a:gradFill>
-              <a:ln>
-                <a:noFill/>
-              </a:ln>
-              <a:effectLst>
-                <a:outerShdw blurRad="40000" dist="23000" dir="5400000" rotWithShape="0">
-                  <a:srgbClr val="000000">
-                    <a:alpha val="35000"/>
-                  </a:srgbClr>
-                </a:outerShdw>
-              </a:effectLst>
-              <a:scene3d>
-                <a:camera prst="orthographicFront">
-                  <a:rot lat="0" lon="0" rev="0"/>
-                </a:camera>
-                <a:lightRig rig="threePt" dir="t">
-                  <a:rot lat="0" lon="0" rev="1200000"/>
-                </a:lightRig>
-              </a:scene3d>
-              <a:sp3d>
-                <a:bevelT w="63500" h="25400"/>
-              </a:sp3d>
-            </c:spPr>
-            <c:extLst>
-              <c:ext xmlns:c16="http://schemas.microsoft.com/office/drawing/2014/chart" uri="{C3380CC4-5D6E-409C-BE32-E72D297353CC}">
-                <c16:uniqueId val="{00000003-9E3F-446D-B326-503303916FF4}"/>
-              </c:ext>
-            </c:extLst>
-          </c:dPt>
-          <c:dPt>
-            <c:idx val="2"/>
-            <c:bubble3D val="0"/>
-            <c:spPr>
-              <a:gradFill rotWithShape="1">
-                <a:gsLst>
-                  <a:gs pos="0">
-                    <a:schemeClr val="accent3">
-                      <a:shade val="51000"/>
-                      <a:satMod val="130000"/>
-                    </a:schemeClr>
-                  </a:gs>
-                  <a:gs pos="80000">
-                    <a:schemeClr val="accent3">
-                      <a:shade val="93000"/>
-                      <a:satMod val="130000"/>
-                    </a:schemeClr>
-                  </a:gs>
-                  <a:gs pos="100000">
-                    <a:schemeClr val="accent3">
-                      <a:shade val="94000"/>
-                      <a:satMod val="135000"/>
-                    </a:schemeClr>
-                  </a:gs>
-                </a:gsLst>
-                <a:lin ang="16200000" scaled="0"/>
-              </a:gradFill>
-              <a:ln>
-                <a:noFill/>
-              </a:ln>
-              <a:effectLst>
-                <a:outerShdw blurRad="40000" dist="23000" dir="5400000" rotWithShape="0">
-                  <a:srgbClr val="000000">
-                    <a:alpha val="35000"/>
-                  </a:srgbClr>
-                </a:outerShdw>
-              </a:effectLst>
-              <a:scene3d>
-                <a:camera prst="orthographicFront">
-                  <a:rot lat="0" lon="0" rev="0"/>
-                </a:camera>
-                <a:lightRig rig="threePt" dir="t">
-                  <a:rot lat="0" lon="0" rev="1200000"/>
-                </a:lightRig>
-              </a:scene3d>
-              <a:sp3d>
-                <a:bevelT w="63500" h="25400"/>
-              </a:sp3d>
-            </c:spPr>
-            <c:extLst>
-              <c:ext xmlns:c16="http://schemas.microsoft.com/office/drawing/2014/chart" uri="{C3380CC4-5D6E-409C-BE32-E72D297353CC}">
-                <c16:uniqueId val="{00000005-9E3F-446D-B326-503303916FF4}"/>
-              </c:ext>
-            </c:extLst>
-          </c:dPt>
-          <c:dPt>
-            <c:idx val="3"/>
-            <c:bubble3D val="0"/>
-            <c:spPr>
-              <a:gradFill rotWithShape="1">
-                <a:gsLst>
-                  <a:gs pos="0">
-                    <a:schemeClr val="accent4">
-                      <a:shade val="51000"/>
-                      <a:satMod val="130000"/>
-                    </a:schemeClr>
-                  </a:gs>
-                  <a:gs pos="80000">
-                    <a:schemeClr val="accent4">
-                      <a:shade val="93000"/>
-                      <a:satMod val="130000"/>
-                    </a:schemeClr>
-                  </a:gs>
-                  <a:gs pos="100000">
-                    <a:schemeClr val="accent4">
-                      <a:shade val="94000"/>
-                      <a:satMod val="135000"/>
-                    </a:schemeClr>
-                  </a:gs>
-                </a:gsLst>
-                <a:lin ang="16200000" scaled="0"/>
-              </a:gradFill>
-              <a:ln>
-                <a:noFill/>
-              </a:ln>
-              <a:effectLst>
-                <a:outerShdw blurRad="40000" dist="23000" dir="5400000" rotWithShape="0">
-                  <a:srgbClr val="000000">
-                    <a:alpha val="35000"/>
-                  </a:srgbClr>
-                </a:outerShdw>
-              </a:effectLst>
-              <a:scene3d>
-                <a:camera prst="orthographicFront">
-                  <a:rot lat="0" lon="0" rev="0"/>
-                </a:camera>
-                <a:lightRig rig="threePt" dir="t">
-                  <a:rot lat="0" lon="0" rev="1200000"/>
-                </a:lightRig>
-              </a:scene3d>
-              <a:sp3d>
-                <a:bevelT w="63500" h="25400"/>
-              </a:sp3d>
-            </c:spPr>
-            <c:extLst>
-              <c:ext xmlns:c16="http://schemas.microsoft.com/office/drawing/2014/chart" uri="{C3380CC4-5D6E-409C-BE32-E72D297353CC}">
-                <c16:uniqueId val="{00000007-9E3F-446D-B326-503303916FF4}"/>
-              </c:ext>
-            </c:extLst>
-          </c:dPt>
-          <c:cat>
-            <c:strRef>
-              <c:f>Sheet1!$A$2:$A$5</c:f>
-              <c:strCache>
-                <c:ptCount val="2"/>
-                <c:pt idx="0">
-                  <c:v>Above 40 yrs</c:v>
-                </c:pt>
-                <c:pt idx="1">
-                  <c:v>Below 40 yrs</c:v>
-                </c:pt>
-              </c:strCache>
-            </c:strRef>
-          </c:cat>
-          <c:val>
-            <c:numRef>
-              <c:f>Sheet1!$B$2:$B$5</c:f>
-              <c:numCache>
-                <c:formatCode>General</c:formatCode>
-                <c:ptCount val="4"/>
-                <c:pt idx="0">
-                  <c:v>8.1999999999999993</c:v>
-                </c:pt>
-                <c:pt idx="1">
-                  <c:v>3.2</c:v>
-                </c:pt>
-              </c:numCache>
-            </c:numRef>
-          </c:val>
-          <c:extLst>
-            <c:ext xmlns:c16="http://schemas.microsoft.com/office/drawing/2014/chart" uri="{C3380CC4-5D6E-409C-BE32-E72D297353CC}">
-              <c16:uniqueId val="{00000008-9E3F-446D-B326-503303916FF4}"/>
-            </c:ext>
-          </c:extLst>
-        </c:ser>
-        <c:dLbls>
-          <c:showLegendKey val="0"/>
-          <c:showVal val="0"/>
-          <c:showCatName val="0"/>
-          <c:showSerName val="0"/>
-          <c:showPercent val="0"/>
-          <c:showBubbleSize val="0"/>
-          <c:showLeaderLines val="1"/>
-        </c:dLbls>
-        <c:firstSliceAng val="0"/>
-      </c:pieChart>
-      <c:spPr>
-        <a:noFill/>
-        <a:ln>
-          <a:noFill/>
-        </a:ln>
-        <a:effectLst/>
-      </c:spPr>
-    </c:plotArea>
-    <c:legend>
-      <c:legendPos val="b"/>
-      <c:legendEntry>
-        <c:idx val="2"/>
-        <c:delete val="1"/>
-      </c:legendEntry>
-      <c:legendEntry>
-        <c:idx val="3"/>
-        <c:delete val="1"/>
-      </c:legendEntry>
-      <c:layout>
-        <c:manualLayout>
-          <c:xMode val="edge"/>
-          <c:yMode val="edge"/>
-          <c:x val="0.20858745975475668"/>
-          <c:y val="0.68257135003031366"/>
-          <c:w val="0.56825741178094757"/>
-          <c:h val="0.12675018922491216"/>
-        </c:manualLayout>
-      </c:layout>
-      <c:overlay val="0"/>
-      <c:spPr>
-        <a:noFill/>
-        <a:ln>
-          <a:noFill/>
-        </a:ln>
-        <a:effectLst/>
-      </c:spPr>
-      <c:txPr>
-        <a:bodyPr rot="0" spcFirstLastPara="1" vertOverflow="ellipsis" vert="horz" wrap="square" anchor="ctr" anchorCtr="1"/>
-        <a:lstStyle/>
-        <a:p>
-          <a:pPr>
-            <a:defRPr sz="600" b="0" i="0" u="none" strike="noStrike" kern="1200" baseline="0">
-              <a:solidFill>
-                <a:schemeClr val="tx1">
-                  <a:lumMod val="65000"/>
-                  <a:lumOff val="35000"/>
-                </a:schemeClr>
-              </a:solidFill>
-              <a:latin typeface="+mn-lt"/>
-              <a:ea typeface="+mn-ea"/>
-              <a:cs typeface="+mn-cs"/>
-            </a:defRPr>
-          </a:pPr>
-          <a:endParaRPr lang="en-US"/>
-        </a:p>
-      </c:txPr>
-    </c:legend>
-    <c:plotVisOnly val="1"/>
-    <c:dispBlanksAs val="gap"/>
-    <c:showDLblsOverMax val="0"/>
-    <c:extLst>
-      <c:ext xmlns:c16r3="http://schemas.microsoft.com/office/drawing/2017/03/chart" uri="{56B9EC1D-385E-4148-901F-78D8002777C0}">
-        <c16r3:dataDisplayOptions16>
-          <c16r3:dispNaAsBlank val="1"/>
-        </c16r3:dataDisplayOptions16>
-      </c:ext>
-    </c:extLst>
-  </c:chart>
-  <c:spPr>
-    <a:solidFill>
-      <a:schemeClr val="bg1"/>
-    </a:solidFill>
-    <a:ln w="9525" cap="flat" cmpd="sng" algn="ctr">
-      <a:noFill/>
-      <a:round/>
-    </a:ln>
-    <a:effectLst/>
-  </c:spPr>
-  <c:txPr>
-    <a:bodyPr/>
-    <a:lstStyle/>
-    <a:p>
-      <a:pPr>
-        <a:defRPr/>
-      </a:pPr>
-      <a:endParaRPr lang="en-US"/>
-    </a:p>
-  </c:txPr>
-  <c:externalData r:id="rId3">
-    <c:autoUpdate val="0"/>
-  </c:externalData>
-</c:chartSpace>
-</file>
-
-<file path=word/charts/chart2.xml><?xml version="1.0" encoding="utf-8"?>
 <c:chartSpace xmlns:c="http://schemas.openxmlformats.org/drawingml/2006/chart" xmlns:a="http://schemas.openxmlformats.org/drawingml/2006/main" xmlns:r="http://schemas.openxmlformats.org/officeDocument/2006/relationships" xmlns:c16r2="http://schemas.microsoft.com/office/drawing/2015/06/chart">
   <c:date1904 val="0"/>
   <c:lang val="en-US"/>
@@ -26937,7 +26626,7 @@
             </c:spPr>
             <c:extLst>
               <c:ext xmlns:c16="http://schemas.microsoft.com/office/drawing/2014/chart" uri="{C3380CC4-5D6E-409C-BE32-E72D297353CC}">
-                <c16:uniqueId val="{00000001-AFC3-48B4-B55E-81C91A3EFEFC}"/>
+                <c16:uniqueId val="{00000001-3E15-45CA-90F2-F10C030D289C}"/>
               </c:ext>
             </c:extLst>
           </c:dPt>
@@ -26992,7 +26681,7 @@
             </c:spPr>
             <c:extLst>
               <c:ext xmlns:c16="http://schemas.microsoft.com/office/drawing/2014/chart" uri="{C3380CC4-5D6E-409C-BE32-E72D297353CC}">
-                <c16:uniqueId val="{00000003-9D56-49AB-A98A-121112F8595A}"/>
+                <c16:uniqueId val="{00000003-3E15-45CA-90F2-F10C030D289C}"/>
               </c:ext>
             </c:extLst>
           </c:dPt>
@@ -27047,7 +26736,7 @@
             </c:spPr>
             <c:extLst>
               <c:ext xmlns:c16="http://schemas.microsoft.com/office/drawing/2014/chart" uri="{C3380CC4-5D6E-409C-BE32-E72D297353CC}">
-                <c16:uniqueId val="{00000005-9D56-49AB-A98A-121112F8595A}"/>
+                <c16:uniqueId val="{00000005-3E15-45CA-90F2-F10C030D289C}"/>
               </c:ext>
             </c:extLst>
           </c:dPt>
@@ -27102,7 +26791,7 @@
             </c:spPr>
             <c:extLst>
               <c:ext xmlns:c16="http://schemas.microsoft.com/office/drawing/2014/chart" uri="{C3380CC4-5D6E-409C-BE32-E72D297353CC}">
-                <c16:uniqueId val="{00000007-9D56-49AB-A98A-121112F8595A}"/>
+                <c16:uniqueId val="{00000007-3E15-45CA-90F2-F10C030D289C}"/>
               </c:ext>
             </c:extLst>
           </c:dPt>
@@ -27137,7 +26826,7 @@
           </c:val>
           <c:extLst>
             <c:ext xmlns:c16="http://schemas.microsoft.com/office/drawing/2014/chart" uri="{C3380CC4-5D6E-409C-BE32-E72D297353CC}">
-              <c16:uniqueId val="{00000000-AFC3-48B4-B55E-81C91A3EFEFC}"/>
+              <c16:uniqueId val="{00000008-3E15-45CA-90F2-F10C030D289C}"/>
             </c:ext>
           </c:extLst>
         </c:ser>
@@ -27246,7 +26935,7 @@
 </c:chartSpace>
 </file>
 
-<file path=word/charts/chart3.xml><?xml version="1.0" encoding="utf-8"?>
+<file path=word/charts/chart2.xml><?xml version="1.0" encoding="utf-8"?>
 <c:chartSpace xmlns:c="http://schemas.openxmlformats.org/drawingml/2006/chart" xmlns:a="http://schemas.openxmlformats.org/drawingml/2006/main" xmlns:r="http://schemas.openxmlformats.org/officeDocument/2006/relationships" xmlns:c16r2="http://schemas.microsoft.com/office/drawing/2015/06/chart">
   <c:date1904 val="0"/>
   <c:lang val="en-US"/>
@@ -27368,7 +27057,7 @@
             </c:spPr>
             <c:extLst>
               <c:ext xmlns:c16="http://schemas.microsoft.com/office/drawing/2014/chart" uri="{C3380CC4-5D6E-409C-BE32-E72D297353CC}">
-                <c16:uniqueId val="{00000001-7B96-4435-B301-AE096AFA4207}"/>
+                <c16:uniqueId val="{00000001-6C7E-483F-A0A4-DB5C7216EA2E}"/>
               </c:ext>
             </c:extLst>
           </c:dPt>
@@ -27423,7 +27112,7 @@
             </c:spPr>
             <c:extLst>
               <c:ext xmlns:c16="http://schemas.microsoft.com/office/drawing/2014/chart" uri="{C3380CC4-5D6E-409C-BE32-E72D297353CC}">
-                <c16:uniqueId val="{00000003-7B96-4435-B301-AE096AFA4207}"/>
+                <c16:uniqueId val="{00000003-6C7E-483F-A0A4-DB5C7216EA2E}"/>
               </c:ext>
             </c:extLst>
           </c:dPt>
@@ -27478,7 +27167,7 @@
             </c:spPr>
             <c:extLst>
               <c:ext xmlns:c16="http://schemas.microsoft.com/office/drawing/2014/chart" uri="{C3380CC4-5D6E-409C-BE32-E72D297353CC}">
-                <c16:uniqueId val="{00000005-7B96-4435-B301-AE096AFA4207}"/>
+                <c16:uniqueId val="{00000005-6C7E-483F-A0A4-DB5C7216EA2E}"/>
               </c:ext>
             </c:extLst>
           </c:dPt>
@@ -27533,7 +27222,7 @@
             </c:spPr>
             <c:extLst>
               <c:ext xmlns:c16="http://schemas.microsoft.com/office/drawing/2014/chart" uri="{C3380CC4-5D6E-409C-BE32-E72D297353CC}">
-                <c16:uniqueId val="{00000007-7B96-4435-B301-AE096AFA4207}"/>
+                <c16:uniqueId val="{00000007-6C7E-483F-A0A4-DB5C7216EA2E}"/>
               </c:ext>
             </c:extLst>
           </c:dPt>
@@ -27588,7 +27277,7 @@
             </c:spPr>
             <c:extLst>
               <c:ext xmlns:c16="http://schemas.microsoft.com/office/drawing/2014/chart" uri="{C3380CC4-5D6E-409C-BE32-E72D297353CC}">
-                <c16:uniqueId val="{00000009-7B96-4435-B301-AE096AFA4207}"/>
+                <c16:uniqueId val="{00000009-6C7E-483F-A0A4-DB5C7216EA2E}"/>
               </c:ext>
             </c:extLst>
           </c:dPt>
@@ -27641,7 +27330,7 @@
           </c:val>
           <c:extLst>
             <c:ext xmlns:c16="http://schemas.microsoft.com/office/drawing/2014/chart" uri="{C3380CC4-5D6E-409C-BE32-E72D297353CC}">
-              <c16:uniqueId val="{0000000A-7B96-4435-B301-AE096AFA4207}"/>
+              <c16:uniqueId val="{0000000A-6C7E-483F-A0A4-DB5C7216EA2E}"/>
             </c:ext>
           </c:extLst>
         </c:ser>
@@ -27743,7 +27432,7 @@
 </c:chartSpace>
 </file>
 
-<file path=word/charts/chart4.xml><?xml version="1.0" encoding="utf-8"?>
+<file path=word/charts/chart3.xml><?xml version="1.0" encoding="utf-8"?>
 <c:chartSpace xmlns:c="http://schemas.openxmlformats.org/drawingml/2006/chart" xmlns:a="http://schemas.openxmlformats.org/drawingml/2006/main" xmlns:r="http://schemas.openxmlformats.org/officeDocument/2006/relationships" xmlns:c16r2="http://schemas.microsoft.com/office/drawing/2015/06/chart">
   <c:date1904 val="0"/>
   <c:lang val="en-US"/>
@@ -27865,7 +27554,7 @@
             </c:spPr>
             <c:extLst>
               <c:ext xmlns:c16="http://schemas.microsoft.com/office/drawing/2014/chart" uri="{C3380CC4-5D6E-409C-BE32-E72D297353CC}">
-                <c16:uniqueId val="{00000001-C31B-4940-BECD-A25A51BEDB3E}"/>
+                <c16:uniqueId val="{00000001-E137-41D2-9316-B16056E90620}"/>
               </c:ext>
             </c:extLst>
           </c:dPt>
@@ -27920,7 +27609,7 @@
             </c:spPr>
             <c:extLst>
               <c:ext xmlns:c16="http://schemas.microsoft.com/office/drawing/2014/chart" uri="{C3380CC4-5D6E-409C-BE32-E72D297353CC}">
-                <c16:uniqueId val="{00000003-C31B-4940-BECD-A25A51BEDB3E}"/>
+                <c16:uniqueId val="{00000003-E137-41D2-9316-B16056E90620}"/>
               </c:ext>
             </c:extLst>
           </c:dPt>
@@ -27975,7 +27664,7 @@
             </c:spPr>
             <c:extLst>
               <c:ext xmlns:c16="http://schemas.microsoft.com/office/drawing/2014/chart" uri="{C3380CC4-5D6E-409C-BE32-E72D297353CC}">
-                <c16:uniqueId val="{00000005-C31B-4940-BECD-A25A51BEDB3E}"/>
+                <c16:uniqueId val="{00000005-E137-41D2-9316-B16056E90620}"/>
               </c:ext>
             </c:extLst>
           </c:dPt>
@@ -28030,7 +27719,7 @@
             </c:spPr>
             <c:extLst>
               <c:ext xmlns:c16="http://schemas.microsoft.com/office/drawing/2014/chart" uri="{C3380CC4-5D6E-409C-BE32-E72D297353CC}">
-                <c16:uniqueId val="{00000007-C31B-4940-BECD-A25A51BEDB3E}"/>
+                <c16:uniqueId val="{00000007-E137-41D2-9316-B16056E90620}"/>
               </c:ext>
             </c:extLst>
           </c:dPt>
@@ -28077,7 +27766,7 @@
           </c:val>
           <c:extLst>
             <c:ext xmlns:c16="http://schemas.microsoft.com/office/drawing/2014/chart" uri="{C3380CC4-5D6E-409C-BE32-E72D297353CC}">
-              <c16:uniqueId val="{00000000-7BC1-4E06-91EE-9EA4248045C1}"/>
+              <c16:uniqueId val="{00000008-E137-41D2-9316-B16056E90620}"/>
             </c:ext>
           </c:extLst>
         </c:ser>
@@ -28249,46 +27938,6 @@
 </file>
 
 <file path=word/charts/colors3.xml><?xml version="1.0" encoding="utf-8"?>
-<cs:colorStyle xmlns:cs="http://schemas.microsoft.com/office/drawing/2012/chartStyle" xmlns:a="http://schemas.openxmlformats.org/drawingml/2006/main" meth="cycle" id="10">
-  <a:schemeClr val="accent1"/>
-  <a:schemeClr val="accent2"/>
-  <a:schemeClr val="accent3"/>
-  <a:schemeClr val="accent4"/>
-  <a:schemeClr val="accent5"/>
-  <a:schemeClr val="accent6"/>
-  <cs:variation/>
-  <cs:variation>
-    <a:lumMod val="60000"/>
-  </cs:variation>
-  <cs:variation>
-    <a:lumMod val="80000"/>
-    <a:lumOff val="20000"/>
-  </cs:variation>
-  <cs:variation>
-    <a:lumMod val="80000"/>
-  </cs:variation>
-  <cs:variation>
-    <a:lumMod val="60000"/>
-    <a:lumOff val="40000"/>
-  </cs:variation>
-  <cs:variation>
-    <a:lumMod val="50000"/>
-  </cs:variation>
-  <cs:variation>
-    <a:lumMod val="70000"/>
-    <a:lumOff val="30000"/>
-  </cs:variation>
-  <cs:variation>
-    <a:lumMod val="70000"/>
-  </cs:variation>
-  <cs:variation>
-    <a:lumMod val="50000"/>
-    <a:lumOff val="50000"/>
-  </cs:variation>
-</cs:colorStyle>
-</file>
-
-<file path=word/charts/colors4.xml><?xml version="1.0" encoding="utf-8"?>
 <cs:colorStyle xmlns:cs="http://schemas.microsoft.com/office/drawing/2012/chartStyle" xmlns:a="http://schemas.openxmlformats.org/drawingml/2006/main" meth="cycle" id="10">
   <a:schemeClr val="accent1"/>
   <a:schemeClr val="accent2"/>
@@ -29834,508 +29483,6 @@
 </cs:chartStyle>
 </file>
 
-<file path=word/charts/style4.xml><?xml version="1.0" encoding="utf-8"?>
-<cs:chartStyle xmlns:cs="http://schemas.microsoft.com/office/drawing/2012/chartStyle" xmlns:a="http://schemas.openxmlformats.org/drawingml/2006/main" id="344">
-  <cs:axisTitle>
-    <cs:lnRef idx="0"/>
-    <cs:fillRef idx="0"/>
-    <cs:effectRef idx="0"/>
-    <cs:fontRef idx="minor">
-      <a:schemeClr val="tx1">
-        <a:lumMod val="65000"/>
-        <a:lumOff val="35000"/>
-      </a:schemeClr>
-    </cs:fontRef>
-    <cs:defRPr sz="900" kern="1200"/>
-  </cs:axisTitle>
-  <cs:categoryAxis>
-    <cs:lnRef idx="0"/>
-    <cs:fillRef idx="0"/>
-    <cs:effectRef idx="0"/>
-    <cs:fontRef idx="minor">
-      <a:schemeClr val="tx1">
-        <a:lumMod val="65000"/>
-        <a:lumOff val="35000"/>
-      </a:schemeClr>
-    </cs:fontRef>
-    <cs:spPr>
-      <a:ln w="12700" cap="flat" cmpd="sng" algn="ctr">
-        <a:solidFill>
-          <a:schemeClr val="tx1">
-            <a:lumMod val="15000"/>
-            <a:lumOff val="85000"/>
-          </a:schemeClr>
-        </a:solidFill>
-        <a:round/>
-      </a:ln>
-    </cs:spPr>
-    <cs:defRPr sz="900" kern="1200"/>
-  </cs:categoryAxis>
-  <cs:chartArea mods="allowNoFillOverride allowNoLineOverride">
-    <cs:lnRef idx="0"/>
-    <cs:fillRef idx="0"/>
-    <cs:effectRef idx="0"/>
-    <cs:fontRef idx="minor">
-      <a:schemeClr val="tx2"/>
-    </cs:fontRef>
-    <cs:spPr>
-      <a:solidFill>
-        <a:schemeClr val="bg1"/>
-      </a:solidFill>
-      <a:ln w="9525" cap="flat" cmpd="sng" algn="ctr">
-        <a:solidFill>
-          <a:schemeClr val="tx1">
-            <a:lumMod val="15000"/>
-            <a:lumOff val="85000"/>
-          </a:schemeClr>
-        </a:solidFill>
-        <a:round/>
-      </a:ln>
-    </cs:spPr>
-    <cs:defRPr sz="900" kern="1200"/>
-  </cs:chartArea>
-  <cs:dataLabel>
-    <cs:lnRef idx="0"/>
-    <cs:fillRef idx="0"/>
-    <cs:effectRef idx="0"/>
-    <cs:fontRef idx="minor">
-      <a:schemeClr val="tx1">
-        <a:lumMod val="75000"/>
-        <a:lumOff val="25000"/>
-      </a:schemeClr>
-    </cs:fontRef>
-    <cs:defRPr sz="900" kern="1200"/>
-  </cs:dataLabel>
-  <cs:dataLabelCallout>
-    <cs:lnRef idx="0"/>
-    <cs:fillRef idx="0"/>
-    <cs:effectRef idx="0"/>
-    <cs:fontRef idx="minor">
-      <a:schemeClr val="dk1">
-        <a:lumMod val="65000"/>
-        <a:lumOff val="35000"/>
-      </a:schemeClr>
-    </cs:fontRef>
-    <cs:spPr>
-      <a:solidFill>
-        <a:schemeClr val="lt1"/>
-      </a:solidFill>
-      <a:ln>
-        <a:solidFill>
-          <a:schemeClr val="dk1">
-            <a:lumMod val="25000"/>
-            <a:lumOff val="75000"/>
-          </a:schemeClr>
-        </a:solidFill>
-      </a:ln>
-    </cs:spPr>
-    <cs:defRPr sz="900" kern="1200"/>
-    <cs:bodyPr rot="0" spcFirstLastPara="1" vertOverflow="clip" horzOverflow="clip" vert="horz" wrap="square" lIns="36576" tIns="18288" rIns="36576" bIns="18288" anchor="ctr" anchorCtr="1">
-      <a:spAutoFit/>
-    </cs:bodyPr>
-  </cs:dataLabelCallout>
-  <cs:dataPoint>
-    <cs:lnRef idx="0"/>
-    <cs:fillRef idx="3">
-      <cs:styleClr val="auto"/>
-    </cs:fillRef>
-    <cs:effectRef idx="3"/>
-    <cs:fontRef idx="minor">
-      <a:schemeClr val="tx1"/>
-    </cs:fontRef>
-  </cs:dataPoint>
-  <cs:dataPoint3D>
-    <cs:lnRef idx="0"/>
-    <cs:fillRef idx="3">
-      <cs:styleClr val="auto"/>
-    </cs:fillRef>
-    <cs:effectRef idx="3"/>
-    <cs:fontRef idx="minor">
-      <a:schemeClr val="tx1"/>
-    </cs:fontRef>
-  </cs:dataPoint3D>
-  <cs:dataPointLine>
-    <cs:lnRef idx="0">
-      <cs:styleClr val="auto"/>
-    </cs:lnRef>
-    <cs:fillRef idx="3"/>
-    <cs:effectRef idx="3"/>
-    <cs:fontRef idx="minor">
-      <a:schemeClr val="tx1"/>
-    </cs:fontRef>
-    <cs:spPr>
-      <a:ln w="34925" cap="rnd">
-        <a:solidFill>
-          <a:schemeClr val="phClr"/>
-        </a:solidFill>
-        <a:round/>
-      </a:ln>
-    </cs:spPr>
-  </cs:dataPointLine>
-  <cs:dataPointMarker>
-    <cs:lnRef idx="0">
-      <cs:styleClr val="auto"/>
-    </cs:lnRef>
-    <cs:fillRef idx="3">
-      <cs:styleClr val="auto"/>
-    </cs:fillRef>
-    <cs:effectRef idx="3"/>
-    <cs:fontRef idx="minor">
-      <a:schemeClr val="tx1"/>
-    </cs:fontRef>
-    <cs:spPr>
-      <a:ln w="9525">
-        <a:solidFill>
-          <a:schemeClr val="phClr"/>
-        </a:solidFill>
-        <a:round/>
-      </a:ln>
-    </cs:spPr>
-  </cs:dataPointMarker>
-  <cs:dataPointMarkerLayout symbol="circle" size="6"/>
-  <cs:dataPointWireframe>
-    <cs:lnRef idx="0">
-      <cs:styleClr val="auto"/>
-    </cs:lnRef>
-    <cs:fillRef idx="3"/>
-    <cs:effectRef idx="3"/>
-    <cs:fontRef idx="minor">
-      <a:schemeClr val="tx1"/>
-    </cs:fontRef>
-    <cs:spPr>
-      <a:ln w="9525" cap="rnd">
-        <a:solidFill>
-          <a:schemeClr val="phClr"/>
-        </a:solidFill>
-        <a:round/>
-      </a:ln>
-    </cs:spPr>
-  </cs:dataPointWireframe>
-  <cs:dataTable>
-    <cs:lnRef idx="0"/>
-    <cs:fillRef idx="0"/>
-    <cs:effectRef idx="0"/>
-    <cs:fontRef idx="minor">
-      <a:schemeClr val="tx1">
-        <a:lumMod val="65000"/>
-        <a:lumOff val="35000"/>
-      </a:schemeClr>
-    </cs:fontRef>
-    <cs:spPr>
-      <a:noFill/>
-      <a:ln w="9525" cap="flat" cmpd="sng" algn="ctr">
-        <a:solidFill>
-          <a:schemeClr val="tx1">
-            <a:lumMod val="15000"/>
-            <a:lumOff val="85000"/>
-          </a:schemeClr>
-        </a:solidFill>
-        <a:round/>
-      </a:ln>
-    </cs:spPr>
-    <cs:defRPr sz="900" kern="1200"/>
-  </cs:dataTable>
-  <cs:downBar>
-    <cs:lnRef idx="0"/>
-    <cs:fillRef idx="0"/>
-    <cs:effectRef idx="0"/>
-    <cs:fontRef idx="minor">
-      <a:schemeClr val="dk1"/>
-    </cs:fontRef>
-    <cs:spPr>
-      <a:solidFill>
-        <a:schemeClr val="dk1">
-          <a:lumMod val="65000"/>
-          <a:lumOff val="35000"/>
-        </a:schemeClr>
-      </a:solidFill>
-      <a:ln w="9525">
-        <a:solidFill>
-          <a:schemeClr val="tx1">
-            <a:lumMod val="65000"/>
-            <a:lumOff val="35000"/>
-          </a:schemeClr>
-        </a:solidFill>
-      </a:ln>
-    </cs:spPr>
-  </cs:downBar>
-  <cs:dropLine>
-    <cs:lnRef idx="0"/>
-    <cs:fillRef idx="0"/>
-    <cs:effectRef idx="0"/>
-    <cs:fontRef idx="minor">
-      <a:schemeClr val="tx1"/>
-    </cs:fontRef>
-    <cs:spPr>
-      <a:ln w="9525" cap="flat" cmpd="sng" algn="ctr">
-        <a:solidFill>
-          <a:schemeClr val="tx1">
-            <a:lumMod val="35000"/>
-            <a:lumOff val="65000"/>
-          </a:schemeClr>
-        </a:solidFill>
-        <a:round/>
-      </a:ln>
-    </cs:spPr>
-  </cs:dropLine>
-  <cs:errorBar>
-    <cs:lnRef idx="0"/>
-    <cs:fillRef idx="0"/>
-    <cs:effectRef idx="0"/>
-    <cs:fontRef idx="minor">
-      <a:schemeClr val="tx1"/>
-    </cs:fontRef>
-    <cs:spPr>
-      <a:ln w="9525" cap="flat" cmpd="sng" algn="ctr">
-        <a:solidFill>
-          <a:schemeClr val="tx1">
-            <a:lumMod val="65000"/>
-            <a:lumOff val="35000"/>
-          </a:schemeClr>
-        </a:solidFill>
-        <a:round/>
-      </a:ln>
-    </cs:spPr>
-  </cs:errorBar>
-  <cs:floor>
-    <cs:lnRef idx="0"/>
-    <cs:fillRef idx="0"/>
-    <cs:effectRef idx="0"/>
-    <cs:fontRef idx="minor">
-      <a:schemeClr val="lt1"/>
-    </cs:fontRef>
-  </cs:floor>
-  <cs:gridlineMajor>
-    <cs:lnRef idx="0"/>
-    <cs:fillRef idx="0"/>
-    <cs:effectRef idx="0"/>
-    <cs:fontRef idx="minor">
-      <a:schemeClr val="tx1"/>
-    </cs:fontRef>
-    <cs:spPr>
-      <a:ln w="9525" cap="flat" cmpd="sng" algn="ctr">
-        <a:solidFill>
-          <a:schemeClr val="tx1">
-            <a:lumMod val="15000"/>
-            <a:lumOff val="85000"/>
-          </a:schemeClr>
-        </a:solidFill>
-        <a:round/>
-      </a:ln>
-    </cs:spPr>
-  </cs:gridlineMajor>
-  <cs:gridlineMinor>
-    <cs:lnRef idx="0"/>
-    <cs:fillRef idx="0"/>
-    <cs:effectRef idx="0"/>
-    <cs:fontRef idx="minor">
-      <a:schemeClr val="tx1"/>
-    </cs:fontRef>
-    <cs:spPr>
-      <a:ln w="9525" cap="flat" cmpd="sng" algn="ctr">
-        <a:solidFill>
-          <a:schemeClr val="tx1">
-            <a:lumMod val="5000"/>
-            <a:lumOff val="95000"/>
-          </a:schemeClr>
-        </a:solidFill>
-        <a:round/>
-      </a:ln>
-    </cs:spPr>
-  </cs:gridlineMinor>
-  <cs:hiLoLine>
-    <cs:lnRef idx="0"/>
-    <cs:fillRef idx="0"/>
-    <cs:effectRef idx="0"/>
-    <cs:fontRef idx="minor">
-      <a:schemeClr val="tx1"/>
-    </cs:fontRef>
-    <cs:spPr>
-      <a:ln w="9525" cap="flat" cmpd="sng" algn="ctr">
-        <a:solidFill>
-          <a:schemeClr val="tx1">
-            <a:lumMod val="75000"/>
-            <a:lumOff val="25000"/>
-          </a:schemeClr>
-        </a:solidFill>
-        <a:round/>
-      </a:ln>
-    </cs:spPr>
-  </cs:hiLoLine>
-  <cs:leaderLine>
-    <cs:lnRef idx="0"/>
-    <cs:fillRef idx="0"/>
-    <cs:effectRef idx="0"/>
-    <cs:fontRef idx="minor">
-      <a:schemeClr val="tx1"/>
-    </cs:fontRef>
-    <cs:spPr>
-      <a:ln w="9525" cap="flat" cmpd="sng" algn="ctr">
-        <a:solidFill>
-          <a:schemeClr val="tx1">
-            <a:lumMod val="35000"/>
-            <a:lumOff val="65000"/>
-          </a:schemeClr>
-        </a:solidFill>
-        <a:round/>
-      </a:ln>
-    </cs:spPr>
-  </cs:leaderLine>
-  <cs:legend>
-    <cs:lnRef idx="0"/>
-    <cs:fillRef idx="0"/>
-    <cs:effectRef idx="0"/>
-    <cs:fontRef idx="minor">
-      <a:schemeClr val="tx1">
-        <a:lumMod val="65000"/>
-        <a:lumOff val="35000"/>
-      </a:schemeClr>
-    </cs:fontRef>
-    <cs:defRPr sz="900" kern="1200"/>
-  </cs:legend>
-  <cs:plotArea>
-    <cs:lnRef idx="0"/>
-    <cs:fillRef idx="0"/>
-    <cs:effectRef idx="0"/>
-    <cs:fontRef idx="minor">
-      <a:schemeClr val="lt1"/>
-    </cs:fontRef>
-  </cs:plotArea>
-  <cs:plotArea3D>
-    <cs:lnRef idx="0"/>
-    <cs:fillRef idx="0"/>
-    <cs:effectRef idx="0"/>
-    <cs:fontRef idx="minor">
-      <a:schemeClr val="lt1"/>
-    </cs:fontRef>
-  </cs:plotArea3D>
-  <cs:seriesAxis>
-    <cs:lnRef idx="0"/>
-    <cs:fillRef idx="0"/>
-    <cs:effectRef idx="0"/>
-    <cs:fontRef idx="minor">
-      <a:schemeClr val="tx1">
-        <a:lumMod val="65000"/>
-        <a:lumOff val="35000"/>
-      </a:schemeClr>
-    </cs:fontRef>
-    <cs:spPr>
-      <a:ln w="12700" cap="flat" cmpd="sng" algn="ctr">
-        <a:solidFill>
-          <a:schemeClr val="tx1">
-            <a:lumMod val="15000"/>
-            <a:lumOff val="85000"/>
-          </a:schemeClr>
-        </a:solidFill>
-        <a:round/>
-      </a:ln>
-    </cs:spPr>
-    <cs:defRPr sz="900" kern="1200"/>
-  </cs:seriesAxis>
-  <cs:seriesLine>
-    <cs:lnRef idx="0"/>
-    <cs:fillRef idx="0"/>
-    <cs:effectRef idx="0"/>
-    <cs:fontRef idx="minor">
-      <a:schemeClr val="tx1"/>
-    </cs:fontRef>
-    <cs:spPr>
-      <a:ln w="9525" cap="flat" cmpd="sng" algn="ctr">
-        <a:solidFill>
-          <a:schemeClr val="tx1">
-            <a:lumMod val="35000"/>
-            <a:lumOff val="65000"/>
-          </a:schemeClr>
-        </a:solidFill>
-        <a:round/>
-      </a:ln>
-    </cs:spPr>
-  </cs:seriesLine>
-  <cs:title>
-    <cs:lnRef idx="0"/>
-    <cs:fillRef idx="0"/>
-    <cs:effectRef idx="0"/>
-    <cs:fontRef idx="minor">
-      <a:schemeClr val="tx1">
-        <a:lumMod val="65000"/>
-        <a:lumOff val="35000"/>
-      </a:schemeClr>
-    </cs:fontRef>
-    <cs:defRPr sz="1600" b="1" kern="1200" baseline="0"/>
-  </cs:title>
-  <cs:trendline>
-    <cs:lnRef idx="0">
-      <cs:styleClr val="auto"/>
-    </cs:lnRef>
-    <cs:fillRef idx="0"/>
-    <cs:effectRef idx="0"/>
-    <cs:fontRef idx="minor">
-      <a:schemeClr val="lt1"/>
-    </cs:fontRef>
-    <cs:spPr>
-      <a:ln w="19050" cap="rnd">
-        <a:solidFill>
-          <a:schemeClr val="phClr"/>
-        </a:solidFill>
-      </a:ln>
-    </cs:spPr>
-  </cs:trendline>
-  <cs:trendlineLabel>
-    <cs:lnRef idx="0"/>
-    <cs:fillRef idx="0"/>
-    <cs:effectRef idx="0"/>
-    <cs:fontRef idx="minor">
-      <a:schemeClr val="tx1">
-        <a:lumMod val="65000"/>
-        <a:lumOff val="35000"/>
-      </a:schemeClr>
-    </cs:fontRef>
-    <cs:defRPr sz="900" kern="1200"/>
-  </cs:trendlineLabel>
-  <cs:upBar>
-    <cs:lnRef idx="0"/>
-    <cs:fillRef idx="0"/>
-    <cs:effectRef idx="0"/>
-    <cs:fontRef idx="minor">
-      <a:schemeClr val="dk1"/>
-    </cs:fontRef>
-    <cs:spPr>
-      <a:solidFill>
-        <a:schemeClr val="lt1"/>
-      </a:solidFill>
-      <a:ln w="9525">
-        <a:solidFill>
-          <a:schemeClr val="tx1">
-            <a:lumMod val="15000"/>
-            <a:lumOff val="85000"/>
-          </a:schemeClr>
-        </a:solidFill>
-      </a:ln>
-    </cs:spPr>
-  </cs:upBar>
-  <cs:valueAxis>
-    <cs:lnRef idx="0"/>
-    <cs:fillRef idx="0"/>
-    <cs:effectRef idx="0"/>
-    <cs:fontRef idx="minor">
-      <a:schemeClr val="tx1">
-        <a:lumMod val="65000"/>
-        <a:lumOff val="35000"/>
-      </a:schemeClr>
-    </cs:fontRef>
-    <cs:defRPr sz="900" kern="1200"/>
-  </cs:valueAxis>
-  <cs:wall>
-    <cs:lnRef idx="0"/>
-    <cs:fillRef idx="0"/>
-    <cs:effectRef idx="0"/>
-    <cs:fontRef idx="minor">
-      <a:schemeClr val="lt1"/>
-    </cs:fontRef>
-  </cs:wall>
-</cs:chartStyle>
-</file>
-
 <file path=word/theme/theme1.xml><?xml version="1.0" encoding="utf-8"?>
 <a:theme xmlns:a="http://schemas.openxmlformats.org/drawingml/2006/main" name="Office Theme">
   <a:themeElements>
@@ -30347,44 +29494,44 @@
         <a:sysClr val="window" lastClr="FFFFFF"/>
       </a:lt1>
       <a:dk2>
-        <a:srgbClr val="1F497D"/>
+        <a:srgbClr val="0E2841"/>
       </a:dk2>
       <a:lt2>
-        <a:srgbClr val="EEECE1"/>
+        <a:srgbClr val="E8E8E8"/>
       </a:lt2>
       <a:accent1>
-        <a:srgbClr val="4F81BD"/>
+        <a:srgbClr val="156082"/>
       </a:accent1>
       <a:accent2>
-        <a:srgbClr val="C0504D"/>
+        <a:srgbClr val="E97132"/>
       </a:accent2>
       <a:accent3>
-        <a:srgbClr val="9BBB59"/>
+        <a:srgbClr val="196B24"/>
       </a:accent3>
       <a:accent4>
-        <a:srgbClr val="8064A2"/>
+        <a:srgbClr val="0F9ED5"/>
       </a:accent4>
       <a:accent5>
-        <a:srgbClr val="4BACC6"/>
+        <a:srgbClr val="A02B93"/>
       </a:accent5>
       <a:accent6>
-        <a:srgbClr val="F79646"/>
+        <a:srgbClr val="4EA72E"/>
       </a:accent6>
       <a:hlink>
-        <a:srgbClr val="0000FF"/>
+        <a:srgbClr val="467886"/>
       </a:hlink>
       <a:folHlink>
-        <a:srgbClr val="800080"/>
+        <a:srgbClr val="96607D"/>
       </a:folHlink>
     </a:clrScheme>
     <a:fontScheme name="Office">
       <a:majorFont>
-        <a:latin typeface="Cambria"/>
+        <a:latin typeface="Aptos Display" panose="02110004020202020204"/>
         <a:ea typeface=""/>
         <a:cs typeface=""/>
-        <a:font script="Jpan" typeface="ＭＳ ゴシック"/>
+        <a:font script="Jpan" typeface="游ゴシック Light"/>
         <a:font script="Hang" typeface="맑은 고딕"/>
-        <a:font script="Hans" typeface="宋体"/>
+        <a:font script="Hans" typeface="等线 Light"/>
         <a:font script="Hant" typeface="新細明體"/>
         <a:font script="Arab" typeface="Times New Roman"/>
         <a:font script="Hebr" typeface="Times New Roman"/>
@@ -30411,14 +29558,32 @@
         <a:font script="Mong" typeface="Mongolian Baiti"/>
         <a:font script="Viet" typeface="Times New Roman"/>
         <a:font script="Uigh" typeface="Microsoft Uighur"/>
+        <a:font script="Geor" typeface="Sylfaen"/>
+        <a:font script="Armn" typeface="Arial"/>
+        <a:font script="Bugi" typeface="Leelawadee UI"/>
+        <a:font script="Bopo" typeface="Microsoft JhengHei"/>
+        <a:font script="Java" typeface="Javanese Text"/>
+        <a:font script="Lisu" typeface="Segoe UI"/>
+        <a:font script="Mymr" typeface="Myanmar Text"/>
+        <a:font script="Nkoo" typeface="Ebrima"/>
+        <a:font script="Olck" typeface="Nirmala UI"/>
+        <a:font script="Osma" typeface="Ebrima"/>
+        <a:font script="Phag" typeface="Phagspa"/>
+        <a:font script="Syrn" typeface="Estrangelo Edessa"/>
+        <a:font script="Syrj" typeface="Estrangelo Edessa"/>
+        <a:font script="Syre" typeface="Estrangelo Edessa"/>
+        <a:font script="Sora" typeface="Nirmala UI"/>
+        <a:font script="Tale" typeface="Microsoft Tai Le"/>
+        <a:font script="Talu" typeface="Microsoft New Tai Lue"/>
+        <a:font script="Tfng" typeface="Ebrima"/>
       </a:majorFont>
       <a:minorFont>
-        <a:latin typeface="Calibri"/>
+        <a:latin typeface="Aptos" panose="02110004020202020204"/>
         <a:ea typeface=""/>
         <a:cs typeface=""/>
-        <a:font script="Jpan" typeface="ＭＳ 明朝"/>
+        <a:font script="Jpan" typeface="游ゴシック"/>
         <a:font script="Hang" typeface="맑은 고딕"/>
-        <a:font script="Hans" typeface="宋体"/>
+        <a:font script="Hans" typeface="等线"/>
         <a:font script="Hant" typeface="新細明體"/>
         <a:font script="Arab" typeface="Arial"/>
         <a:font script="Hebr" typeface="Arial"/>
@@ -30445,6 +29610,24 @@
         <a:font script="Mong" typeface="Mongolian Baiti"/>
         <a:font script="Viet" typeface="Arial"/>
         <a:font script="Uigh" typeface="Microsoft Uighur"/>
+        <a:font script="Geor" typeface="Sylfaen"/>
+        <a:font script="Armn" typeface="Arial"/>
+        <a:font script="Bugi" typeface="Leelawadee UI"/>
+        <a:font script="Bopo" typeface="Microsoft JhengHei"/>
+        <a:font script="Java" typeface="Javanese Text"/>
+        <a:font script="Lisu" typeface="Segoe UI"/>
+        <a:font script="Mymr" typeface="Myanmar Text"/>
+        <a:font script="Nkoo" typeface="Ebrima"/>
+        <a:font script="Olck" typeface="Nirmala UI"/>
+        <a:font script="Osma" typeface="Ebrima"/>
+        <a:font script="Phag" typeface="Phagspa"/>
+        <a:font script="Syrn" typeface="Estrangelo Edessa"/>
+        <a:font script="Syrj" typeface="Estrangelo Edessa"/>
+        <a:font script="Syre" typeface="Estrangelo Edessa"/>
+        <a:font script="Sora" typeface="Nirmala UI"/>
+        <a:font script="Tale" typeface="Microsoft Tai Le"/>
+        <a:font script="Talu" typeface="Microsoft New Tai Lue"/>
+        <a:font script="Tfng" typeface="Ebrima"/>
       </a:minorFont>
     </a:fontScheme>
     <a:fmtScheme name="Office">
@@ -30456,177 +29639,141 @@
           <a:gsLst>
             <a:gs pos="0">
               <a:schemeClr val="phClr">
-                <a:tint val="50000"/>
-                <a:satMod val="300000"/>
+                <a:lumMod val="110000"/>
+                <a:satMod val="105000"/>
+                <a:tint val="67000"/>
               </a:schemeClr>
             </a:gs>
-            <a:gs pos="35000">
+            <a:gs pos="50000">
               <a:schemeClr val="phClr">
-                <a:tint val="37000"/>
-                <a:satMod val="300000"/>
+                <a:lumMod val="105000"/>
+                <a:satMod val="103000"/>
+                <a:tint val="73000"/>
               </a:schemeClr>
             </a:gs>
             <a:gs pos="100000">
               <a:schemeClr val="phClr">
-                <a:tint val="15000"/>
-                <a:satMod val="350000"/>
+                <a:lumMod val="105000"/>
+                <a:satMod val="109000"/>
+                <a:tint val="81000"/>
               </a:schemeClr>
             </a:gs>
           </a:gsLst>
-          <a:lin ang="16200000" scaled="1"/>
+          <a:lin ang="5400000" scaled="0"/>
         </a:gradFill>
         <a:gradFill rotWithShape="1">
           <a:gsLst>
             <a:gs pos="0">
               <a:schemeClr val="phClr">
-                <a:shade val="51000"/>
-                <a:satMod val="130000"/>
+                <a:satMod val="103000"/>
+                <a:lumMod val="102000"/>
+                <a:tint val="94000"/>
               </a:schemeClr>
             </a:gs>
-            <a:gs pos="80000">
+            <a:gs pos="50000">
               <a:schemeClr val="phClr">
-                <a:shade val="93000"/>
-                <a:satMod val="130000"/>
+                <a:satMod val="110000"/>
+                <a:lumMod val="100000"/>
+                <a:shade val="100000"/>
               </a:schemeClr>
             </a:gs>
             <a:gs pos="100000">
               <a:schemeClr val="phClr">
-                <a:shade val="94000"/>
-                <a:satMod val="135000"/>
+                <a:lumMod val="99000"/>
+                <a:satMod val="120000"/>
+                <a:shade val="78000"/>
               </a:schemeClr>
             </a:gs>
           </a:gsLst>
-          <a:lin ang="16200000" scaled="0"/>
+          <a:lin ang="5400000" scaled="0"/>
         </a:gradFill>
       </a:fillStyleLst>
       <a:lnStyleLst>
-        <a:ln w="9525" cap="flat" cmpd="sng" algn="ctr">
-          <a:solidFill>
-            <a:schemeClr val="phClr">
-              <a:shade val="95000"/>
-              <a:satMod val="105000"/>
-            </a:schemeClr>
-          </a:solidFill>
-          <a:prstDash val="solid"/>
-        </a:ln>
-        <a:ln w="25400" cap="flat" cmpd="sng" algn="ctr">
+        <a:ln w="6350" cap="flat" cmpd="sng" algn="ctr">
           <a:solidFill>
             <a:schemeClr val="phClr"/>
           </a:solidFill>
           <a:prstDash val="solid"/>
+          <a:miter lim="800000"/>
         </a:ln>
-        <a:ln w="38100" cap="flat" cmpd="sng" algn="ctr">
+        <a:ln w="12700" cap="flat" cmpd="sng" algn="ctr">
           <a:solidFill>
             <a:schemeClr val="phClr"/>
           </a:solidFill>
           <a:prstDash val="solid"/>
+          <a:miter lim="800000"/>
+        </a:ln>
+        <a:ln w="19050" cap="flat" cmpd="sng" algn="ctr">
+          <a:solidFill>
+            <a:schemeClr val="phClr"/>
+          </a:solidFill>
+          <a:prstDash val="solid"/>
+          <a:miter lim="800000"/>
         </a:ln>
       </a:lnStyleLst>
       <a:effectStyleLst>
         <a:effectStyle>
+          <a:effectLst/>
+        </a:effectStyle>
+        <a:effectStyle>
+          <a:effectLst/>
+        </a:effectStyle>
+        <a:effectStyle>
           <a:effectLst>
-            <a:outerShdw blurRad="40000" dist="20000" dir="5400000" rotWithShape="0">
+            <a:outerShdw blurRad="57150" dist="19050" dir="5400000" algn="ctr" rotWithShape="0">
               <a:srgbClr val="000000">
-                <a:alpha val="38000"/>
+                <a:alpha val="63000"/>
               </a:srgbClr>
             </a:outerShdw>
           </a:effectLst>
-        </a:effectStyle>
-        <a:effectStyle>
-          <a:effectLst>
-            <a:outerShdw blurRad="40000" dist="23000" dir="5400000" rotWithShape="0">
-              <a:srgbClr val="000000">
-                <a:alpha val="35000"/>
-              </a:srgbClr>
-            </a:outerShdw>
-          </a:effectLst>
-        </a:effectStyle>
-        <a:effectStyle>
-          <a:effectLst>
-            <a:outerShdw blurRad="40000" dist="23000" dir="5400000" rotWithShape="0">
-              <a:srgbClr val="000000">
-                <a:alpha val="35000"/>
-              </a:srgbClr>
-            </a:outerShdw>
-          </a:effectLst>
-          <a:scene3d>
-            <a:camera prst="orthographicFront">
-              <a:rot lat="0" lon="0" rev="0"/>
-            </a:camera>
-            <a:lightRig rig="threePt" dir="t">
-              <a:rot lat="0" lon="0" rev="1200000"/>
-            </a:lightRig>
-          </a:scene3d>
-          <a:sp3d>
-            <a:bevelT w="63500" h="25400"/>
-          </a:sp3d>
         </a:effectStyle>
       </a:effectStyleLst>
       <a:bgFillStyleLst>
         <a:solidFill>
           <a:schemeClr val="phClr"/>
         </a:solidFill>
+        <a:solidFill>
+          <a:schemeClr val="phClr">
+            <a:tint val="95000"/>
+            <a:satMod val="170000"/>
+          </a:schemeClr>
+        </a:solidFill>
         <a:gradFill rotWithShape="1">
           <a:gsLst>
             <a:gs pos="0">
               <a:schemeClr val="phClr">
-                <a:tint val="40000"/>
-                <a:satMod val="350000"/>
+                <a:tint val="93000"/>
+                <a:satMod val="150000"/>
+                <a:shade val="98000"/>
+                <a:lumMod val="102000"/>
               </a:schemeClr>
             </a:gs>
-            <a:gs pos="40000">
+            <a:gs pos="50000">
               <a:schemeClr val="phClr">
-                <a:tint val="45000"/>
-                <a:shade val="99000"/>
-                <a:satMod val="350000"/>
+                <a:tint val="98000"/>
+                <a:satMod val="130000"/>
+                <a:shade val="90000"/>
+                <a:lumMod val="103000"/>
               </a:schemeClr>
             </a:gs>
             <a:gs pos="100000">
               <a:schemeClr val="phClr">
-                <a:shade val="20000"/>
-                <a:satMod val="255000"/>
+                <a:shade val="63000"/>
+                <a:satMod val="120000"/>
               </a:schemeClr>
             </a:gs>
           </a:gsLst>
-          <a:path path="circle">
-            <a:fillToRect l="50000" t="-80000" r="50000" b="180000"/>
-          </a:path>
-        </a:gradFill>
-        <a:gradFill rotWithShape="1">
-          <a:gsLst>
-            <a:gs pos="0">
-              <a:schemeClr val="phClr">
-                <a:tint val="80000"/>
-                <a:satMod val="300000"/>
-              </a:schemeClr>
-            </a:gs>
-            <a:gs pos="100000">
-              <a:schemeClr val="phClr">
-                <a:shade val="30000"/>
-                <a:satMod val="200000"/>
-              </a:schemeClr>
-            </a:gs>
-          </a:gsLst>
-          <a:path path="circle">
-            <a:fillToRect l="50000" t="50000" r="50000" b="50000"/>
-          </a:path>
+          <a:lin ang="5400000" scaled="0"/>
         </a:gradFill>
       </a:bgFillStyleLst>
     </a:fmtScheme>
   </a:themeElements>
   <a:objectDefaults/>
   <a:extraClrSchemeLst/>
+  <a:extLst>
+    <a:ext uri="{05A4C25C-085E-4340-85A3-A5531E510DB2}">
+      <thm15:themeFamily xmlns:thm15="http://schemas.microsoft.com/office/thememl/2012/main" name="Office Theme" id="{62F939B6-93AF-4DB8-9C6B-D6C7DFDC589F}" vid="{4A3C46E8-61CC-4603-A589-7422A47A8E4A}"/>
+    </a:ext>
+  </a:extLst>
 </a:theme>
-</file>
-
-<file path=customXml/item1.xml><?xml version="1.0" encoding="utf-8"?>
-<b:Sources xmlns:b="http://schemas.openxmlformats.org/officeDocument/2006/bibliography" xmlns="http://schemas.openxmlformats.org/officeDocument/2006/bibliography" SelectedStyle="\APASixthEditionOfficeOnline.xsl" StyleName="APA" Version="6"/>
-</file>
-
-<file path=customXml/itemProps1.xml><?xml version="1.0" encoding="utf-8"?>
-<ds:datastoreItem xmlns:ds="http://schemas.openxmlformats.org/officeDocument/2006/customXml" ds:itemID="{650E635A-B409-4BED-BCD0-21150408534D}">
-  <ds:schemaRefs>
-    <ds:schemaRef ds:uri="http://schemas.openxmlformats.org/officeDocument/2006/bibliography"/>
-  </ds:schemaRefs>
-</ds:datastoreItem>
 </file>
--- a/Group Profile CorporateHRA Scan.docx
+++ b/Group Profile CorporateHRA Scan.docx
@@ -190,12 +190,37 @@
           </mc:Fallback>
         </mc:AlternateContent>
       </w:r>
+      <w:proofErr w:type="gramStart"/>
       <w:r>
         <w:rPr>
           <w:rFonts w:asciiTheme="minorHAnsi" w:hAnsiTheme="minorHAnsi" w:cstheme="minorHAnsi"/>
           <w:spacing w:val="1"/>
         </w:rPr>
-        <w:t>Dated: __________</w:t>
+        <w:t xml:space="preserve">Dated: </w:t>
+      </w:r>
+      <w:r>
+        <w:rPr>
+          <w:rFonts w:asciiTheme="minorHAnsi" w:hAnsiTheme="minorHAnsi" w:cstheme="minorHAnsi"/>
+          <w:spacing w:val="1"/>
+        </w:rPr>
+        <w:t>{{</w:t>
+      </w:r>
+      <w:proofErr w:type="spellStart"/>
+      <w:proofErr w:type="gramEnd"/>
+      <w:r>
+        <w:rPr>
+          <w:rFonts w:asciiTheme="minorHAnsi" w:hAnsiTheme="minorHAnsi" w:cstheme="minorHAnsi"/>
+          <w:spacing w:val="1"/>
+        </w:rPr>
+        <w:t>current_date</w:t>
+      </w:r>
+      <w:proofErr w:type="spellEnd"/>
+      <w:r>
+        <w:rPr>
+          <w:rFonts w:asciiTheme="minorHAnsi" w:hAnsiTheme="minorHAnsi" w:cstheme="minorHAnsi"/>
+          <w:spacing w:val="1"/>
+        </w:rPr>
+        <w:t>}}</w:t>
       </w:r>
     </w:p>
     <w:p>
@@ -577,6 +602,7 @@
         </w:rPr>
         <w:t>{</w:t>
       </w:r>
+      <w:proofErr w:type="spellStart"/>
       <w:r>
         <w:rPr>
           <w:rFonts w:asciiTheme="minorHAnsi" w:hAnsiTheme="minorHAnsi" w:cstheme="minorHAnsi"/>
@@ -593,6 +619,7 @@
         </w:rPr>
         <w:t>_date</w:t>
       </w:r>
+      <w:proofErr w:type="spellEnd"/>
       <w:r>
         <w:rPr>
           <w:rFonts w:asciiTheme="minorHAnsi" w:hAnsiTheme="minorHAnsi" w:cstheme="minorHAnsi"/>
@@ -641,8 +668,27 @@
           <w:sz w:val="20"/>
           <w:szCs w:val="20"/>
         </w:rPr>
-        <w:t>{e_date}</w:t>
-      </w:r>
+        <w:t>{</w:t>
+      </w:r>
+      <w:proofErr w:type="spellStart"/>
+      <w:r>
+        <w:rPr>
+          <w:rFonts w:asciiTheme="minorHAnsi" w:hAnsiTheme="minorHAnsi" w:cstheme="minorHAnsi"/>
+          <w:sz w:val="20"/>
+          <w:szCs w:val="20"/>
+        </w:rPr>
+        <w:t>e_</w:t>
+      </w:r>
+      <w:proofErr w:type="gramStart"/>
+      <w:r>
+        <w:rPr>
+          <w:rFonts w:asciiTheme="minorHAnsi" w:hAnsiTheme="minorHAnsi" w:cstheme="minorHAnsi"/>
+          <w:sz w:val="20"/>
+          <w:szCs w:val="20"/>
+        </w:rPr>
+        <w:t>date</w:t>
+      </w:r>
+      <w:proofErr w:type="spellEnd"/>
       <w:r>
         <w:rPr>
           <w:rFonts w:asciiTheme="minorHAnsi" w:hAnsiTheme="minorHAnsi" w:cstheme="minorHAnsi"/>
@@ -657,8 +703,17 @@
           <w:sz w:val="20"/>
           <w:szCs w:val="20"/>
         </w:rPr>
+        <w:t>}</w:t>
+      </w:r>
+      <w:r>
+        <w:rPr>
+          <w:rFonts w:asciiTheme="minorHAnsi" w:hAnsiTheme="minorHAnsi" w:cstheme="minorHAnsi"/>
+          <w:sz w:val="20"/>
+          <w:szCs w:val="20"/>
+        </w:rPr>
         <w:t>.</w:t>
       </w:r>
+      <w:proofErr w:type="gramEnd"/>
     </w:p>
     <w:p>
       <w:pPr>
@@ -798,8 +853,18 @@
           <w:sz w:val="20"/>
           <w:szCs w:val="20"/>
         </w:rPr>
-        <w:t>{m_per</w:t>
-      </w:r>
+        <w:t>{</w:t>
+      </w:r>
+      <w:proofErr w:type="spellStart"/>
+      <w:r>
+        <w:rPr>
+          <w:rFonts w:asciiTheme="minorHAnsi" w:hAnsiTheme="minorHAnsi" w:cstheme="minorHAnsi"/>
+          <w:sz w:val="20"/>
+          <w:szCs w:val="20"/>
+        </w:rPr>
+        <w:t>m_per</w:t>
+      </w:r>
+      <w:proofErr w:type="spellEnd"/>
       <w:r>
         <w:rPr>
           <w:rFonts w:asciiTheme="minorHAnsi" w:hAnsiTheme="minorHAnsi" w:cstheme="minorHAnsi"/>
@@ -840,8 +905,18 @@
           <w:sz w:val="20"/>
           <w:szCs w:val="20"/>
         </w:rPr>
-        <w:t>{f_per</w:t>
-      </w:r>
+        <w:t>{</w:t>
+      </w:r>
+      <w:proofErr w:type="spellStart"/>
+      <w:r>
+        <w:rPr>
+          <w:rFonts w:asciiTheme="minorHAnsi" w:hAnsiTheme="minorHAnsi" w:cstheme="minorHAnsi"/>
+          <w:sz w:val="20"/>
+          <w:szCs w:val="20"/>
+        </w:rPr>
+        <w:t>f_per</w:t>
+      </w:r>
+      <w:proofErr w:type="spellEnd"/>
       <w:r>
         <w:rPr>
           <w:rFonts w:asciiTheme="minorHAnsi" w:hAnsiTheme="minorHAnsi" w:cstheme="minorHAnsi"/>
@@ -924,7 +999,7 @@
             <wp:cNvGraphicFramePr/>
             <a:graphic xmlns:a="http://schemas.openxmlformats.org/drawingml/2006/main">
               <a:graphicData uri="http://schemas.openxmlformats.org/drawingml/2006/chart">
-                <c:chart xmlns:c="http://schemas.openxmlformats.org/drawingml/2006/chart" xmlns:r="http://schemas.openxmlformats.org/officeDocument/2006/relationships" r:id="rId7"/>
+                <c:chart xmlns:c="http://schemas.openxmlformats.org/drawingml/2006/chart" xmlns:r="http://schemas.openxmlformats.org/officeDocument/2006/relationships" r:id="rId8"/>
               </a:graphicData>
             </a:graphic>
             <wp14:sizeRelH relativeFrom="page">
@@ -1063,6 +1138,7 @@
         </w:rPr>
         <w:t xml:space="preserve"> </w:t>
       </w:r>
+      <w:proofErr w:type="gramStart"/>
       <w:r>
         <w:rPr>
           <w:rFonts w:asciiTheme="minorHAnsi" w:hAnsiTheme="minorHAnsi" w:cstheme="minorHAnsi"/>
@@ -1079,7 +1155,16 @@
           <w:sz w:val="20"/>
           <w:szCs w:val="20"/>
         </w:rPr>
-        <w:t xml:space="preserve"> of the </w:t>
+        <w:t xml:space="preserve"> of</w:t>
+      </w:r>
+      <w:proofErr w:type="gramEnd"/>
+      <w:r>
+        <w:rPr>
+          <w:rFonts w:asciiTheme="minorHAnsi" w:hAnsiTheme="minorHAnsi" w:cstheme="minorHAnsi"/>
+          <w:sz w:val="20"/>
+          <w:szCs w:val="20"/>
+        </w:rPr>
+        <w:t xml:space="preserve"> the </w:t>
       </w:r>
       <w:r>
         <w:rPr>
@@ -1143,6 +1228,14 @@
           <w:sz w:val="20"/>
           <w:szCs w:val="20"/>
         </w:rPr>
+        <w:t xml:space="preserve"> </w:t>
+      </w:r>
+      <w:r>
+        <w:rPr>
+          <w:rFonts w:asciiTheme="minorHAnsi" w:hAnsiTheme="minorHAnsi" w:cstheme="minorHAnsi"/>
+          <w:sz w:val="20"/>
+          <w:szCs w:val="20"/>
+        </w:rPr>
         <w:t>%</w:t>
       </w:r>
       <w:r>
@@ -1159,7 +1252,34 @@
           <w:sz w:val="20"/>
           <w:szCs w:val="20"/>
         </w:rPr>
-        <w:t xml:space="preserve"> falls within the 31–40 year age group. Cumulatively, </w:t>
+        <w:t>falls within the 31–</w:t>
+      </w:r>
+      <w:proofErr w:type="gramStart"/>
+      <w:r>
+        <w:rPr>
+          <w:rFonts w:asciiTheme="minorHAnsi" w:hAnsiTheme="minorHAnsi" w:cstheme="minorHAnsi"/>
+          <w:sz w:val="20"/>
+          <w:szCs w:val="20"/>
+        </w:rPr>
+        <w:t>40 year</w:t>
+      </w:r>
+      <w:proofErr w:type="gramEnd"/>
+      <w:r>
+        <w:rPr>
+          <w:rFonts w:asciiTheme="minorHAnsi" w:hAnsiTheme="minorHAnsi" w:cstheme="minorHAnsi"/>
+          <w:sz w:val="20"/>
+          <w:szCs w:val="20"/>
+        </w:rPr>
+        <w:t xml:space="preserve"> age group. </w:t>
+      </w:r>
+      <w:proofErr w:type="gramStart"/>
+      <w:r>
+        <w:rPr>
+          <w:rFonts w:asciiTheme="minorHAnsi" w:hAnsiTheme="minorHAnsi" w:cstheme="minorHAnsi"/>
+          <w:sz w:val="20"/>
+          <w:szCs w:val="20"/>
+        </w:rPr>
+        <w:t xml:space="preserve">Cumulatively, </w:t>
       </w:r>
       <w:r>
         <w:rPr>
@@ -1169,13 +1289,23 @@
         </w:rPr>
         <w:t>{{</w:t>
       </w:r>
-      <w:r>
-        <w:rPr>
-          <w:rFonts w:asciiTheme="minorHAnsi" w:hAnsiTheme="minorHAnsi" w:cstheme="minorHAnsi"/>
-          <w:sz w:val="20"/>
-          <w:szCs w:val="20"/>
-        </w:rPr>
-        <w:t>under_40_per</w:t>
+      <w:proofErr w:type="gramEnd"/>
+      <w:r>
+        <w:rPr>
+          <w:rFonts w:asciiTheme="minorHAnsi" w:hAnsiTheme="minorHAnsi" w:cstheme="minorHAnsi"/>
+          <w:sz w:val="20"/>
+          <w:szCs w:val="20"/>
+        </w:rPr>
+        <w:t>under_40_</w:t>
+      </w:r>
+      <w:proofErr w:type="gramStart"/>
+      <w:r>
+        <w:rPr>
+          <w:rFonts w:asciiTheme="minorHAnsi" w:hAnsiTheme="minorHAnsi" w:cstheme="minorHAnsi"/>
+          <w:sz w:val="20"/>
+          <w:szCs w:val="20"/>
+        </w:rPr>
+        <w:t>per</w:t>
       </w:r>
       <w:r>
         <w:rPr>
@@ -1201,6 +1331,7 @@
         </w:rPr>
         <w:t>%</w:t>
       </w:r>
+      <w:proofErr w:type="gramEnd"/>
       <w:r>
         <w:rPr>
           <w:rFonts w:asciiTheme="minorHAnsi" w:hAnsiTheme="minorHAnsi" w:cstheme="minorHAnsi"/>
@@ -1223,7 +1354,16 @@
           <w:sz w:val="20"/>
           <w:szCs w:val="20"/>
         </w:rPr>
-        <w:t>age_40_plus_p</w:t>
+        <w:t>age_40_plus_</w:t>
+      </w:r>
+      <w:proofErr w:type="gramStart"/>
+      <w:r>
+        <w:rPr>
+          <w:rFonts w:asciiTheme="minorHAnsi" w:hAnsiTheme="minorHAnsi" w:cstheme="minorHAnsi"/>
+          <w:sz w:val="20"/>
+          <w:szCs w:val="20"/>
+        </w:rPr>
+        <w:t>p</w:t>
       </w:r>
       <w:r>
         <w:rPr>
@@ -1257,6 +1397,7 @@
         </w:rPr>
         <w:t>%</w:t>
       </w:r>
+      <w:proofErr w:type="gramEnd"/>
       <w:r>
         <w:rPr>
           <w:rFonts w:asciiTheme="minorHAnsi" w:hAnsiTheme="minorHAnsi" w:cstheme="minorHAnsi"/>
@@ -1381,6 +1522,7 @@
         </w:rPr>
         <w:t>{{</w:t>
       </w:r>
+      <w:proofErr w:type="spellStart"/>
       <w:r>
         <w:rPr>
           <w:rFonts w:asciiTheme="minorHAnsi" w:hAnsiTheme="minorHAnsi" w:cstheme="minorHAnsi"/>
@@ -1389,6 +1531,7 @@
         </w:rPr>
         <w:t>asian_descent_pct</w:t>
       </w:r>
+      <w:proofErr w:type="spellEnd"/>
       <w:r>
         <w:rPr>
           <w:rFonts w:asciiTheme="minorHAnsi" w:hAnsiTheme="minorHAnsi" w:cstheme="minorHAnsi"/>
@@ -1433,6 +1576,7 @@
         </w:rPr>
         <w:t>{{</w:t>
       </w:r>
+      <w:proofErr w:type="spellStart"/>
       <w:r>
         <w:rPr>
           <w:rStyle w:val="Strong"/>
@@ -1442,6 +1586,8 @@
         </w:rPr>
         <w:t>middle_eastern_pct</w:t>
       </w:r>
+      <w:proofErr w:type="spellEnd"/>
+      <w:proofErr w:type="gramStart"/>
       <w:r>
         <w:rPr>
           <w:rStyle w:val="Strong"/>
@@ -1458,7 +1604,17 @@
           <w:sz w:val="20"/>
           <w:szCs w:val="20"/>
         </w:rPr>
-        <w:t>% Middle Eastern</w:t>
+        <w:t>%</w:t>
+      </w:r>
+      <w:proofErr w:type="gramEnd"/>
+      <w:r>
+        <w:rPr>
+          <w:rStyle w:val="Strong"/>
+          <w:rFonts w:asciiTheme="minorHAnsi" w:eastAsiaTheme="majorEastAsia" w:hAnsiTheme="minorHAnsi" w:cstheme="minorHAnsi"/>
+          <w:sz w:val="20"/>
+          <w:szCs w:val="20"/>
+        </w:rPr>
+        <w:t xml:space="preserve"> Middle Eastern</w:t>
       </w:r>
       <w:r>
         <w:rPr>
@@ -1480,6 +1636,7 @@
         </w:rPr>
         <w:t>{{</w:t>
       </w:r>
+      <w:proofErr w:type="spellStart"/>
       <w:r>
         <w:rPr>
           <w:rStyle w:val="Strong"/>
@@ -1489,6 +1646,8 @@
         </w:rPr>
         <w:t>african_descent_pct</w:t>
       </w:r>
+      <w:proofErr w:type="spellEnd"/>
+      <w:proofErr w:type="gramStart"/>
       <w:r>
         <w:rPr>
           <w:rStyle w:val="Strong"/>
@@ -1505,7 +1664,17 @@
           <w:sz w:val="20"/>
           <w:szCs w:val="20"/>
         </w:rPr>
-        <w:t>% African</w:t>
+        <w:t>%</w:t>
+      </w:r>
+      <w:proofErr w:type="gramEnd"/>
+      <w:r>
+        <w:rPr>
+          <w:rStyle w:val="Strong"/>
+          <w:rFonts w:asciiTheme="minorHAnsi" w:eastAsiaTheme="majorEastAsia" w:hAnsiTheme="minorHAnsi" w:cstheme="minorHAnsi"/>
+          <w:sz w:val="20"/>
+          <w:szCs w:val="20"/>
+        </w:rPr>
+        <w:t xml:space="preserve"> African</w:t>
       </w:r>
       <w:r>
         <w:rPr>
@@ -1544,6 +1713,7 @@
         </w:rPr>
         <w:t>{{</w:t>
       </w:r>
+      <w:proofErr w:type="spellStart"/>
       <w:r>
         <w:rPr>
           <w:rStyle w:val="Strong"/>
@@ -1553,6 +1723,8 @@
         </w:rPr>
         <w:t>european_descent_pct</w:t>
       </w:r>
+      <w:proofErr w:type="spellEnd"/>
+      <w:proofErr w:type="gramStart"/>
       <w:r>
         <w:rPr>
           <w:rStyle w:val="Strong"/>
@@ -1571,6 +1743,7 @@
         </w:rPr>
         <w:t>%</w:t>
       </w:r>
+      <w:proofErr w:type="gramEnd"/>
       <w:r>
         <w:rPr>
           <w:rStyle w:val="Strong"/>
@@ -1675,7 +1848,7 @@
           <w:szCs w:val="20"/>
         </w:rPr>
         <w:drawing>
-          <wp:anchor distT="0" distB="0" distL="114300" distR="114300" simplePos="0" relativeHeight="251666432" behindDoc="1" locked="0" layoutInCell="1" allowOverlap="1" wp14:anchorId="772EB00C" wp14:editId="67866FB6">
+          <wp:anchor distT="0" distB="0" distL="114300" distR="114300" simplePos="0" relativeHeight="251666432" behindDoc="1" locked="0" layoutInCell="1" allowOverlap="1" wp14:anchorId="772EB00C" wp14:editId="35FF011B">
             <wp:simplePos x="0" y="0"/>
             <wp:positionH relativeFrom="column">
               <wp:posOffset>4338955</wp:posOffset>
@@ -1694,11 +1867,11 @@
                 <wp:lineTo x="0" y="0"/>
               </wp:wrapPolygon>
             </wp:wrapTight>
-            <wp:docPr id="12" name="Chart 12" descr="diabetes_popup_chart_image"/>
+            <wp:docPr id="12" name="Chart 12" descr="obesity_popup_chart_image"/>
             <wp:cNvGraphicFramePr/>
             <a:graphic xmlns:a="http://schemas.openxmlformats.org/drawingml/2006/main">
               <a:graphicData uri="http://schemas.openxmlformats.org/drawingml/2006/chart">
-                <c:chart xmlns:c="http://schemas.openxmlformats.org/drawingml/2006/chart" xmlns:r="http://schemas.openxmlformats.org/officeDocument/2006/relationships" r:id="rId8"/>
+                <c:chart xmlns:c="http://schemas.openxmlformats.org/drawingml/2006/chart" xmlns:r="http://schemas.openxmlformats.org/officeDocument/2006/relationships" r:id="rId9"/>
               </a:graphicData>
             </a:graphic>
             <wp14:sizeRelH relativeFrom="page">
@@ -1726,7 +1899,27 @@
           <w:sz w:val="20"/>
           <w:szCs w:val="20"/>
         </w:rPr>
-        <w:t xml:space="preserve">Overweight and obesity has influence on overall health of an individual. Obesity is liked to various </w:t>
+        <w:t xml:space="preserve">Overweight and obesity has influence on overall health of an individual. Obesity is liked </w:t>
+      </w:r>
+      <w:proofErr w:type="gramStart"/>
+      <w:r>
+        <w:rPr>
+          <w:rFonts w:asciiTheme="minorHAnsi" w:hAnsiTheme="minorHAnsi" w:cstheme="minorHAnsi"/>
+          <w:bCs/>
+          <w:sz w:val="20"/>
+          <w:szCs w:val="20"/>
+        </w:rPr>
+        <w:t>to</w:t>
+      </w:r>
+      <w:proofErr w:type="gramEnd"/>
+      <w:r>
+        <w:rPr>
+          <w:rFonts w:asciiTheme="minorHAnsi" w:hAnsiTheme="minorHAnsi" w:cstheme="minorHAnsi"/>
+          <w:bCs/>
+          <w:sz w:val="20"/>
+          <w:szCs w:val="20"/>
+        </w:rPr>
+        <w:t xml:space="preserve"> various </w:t>
       </w:r>
       <w:r>
         <w:rPr>
@@ -1783,6 +1976,7 @@
         </w:rPr>
         <w:t>{{</w:t>
       </w:r>
+      <w:proofErr w:type="spellStart"/>
       <w:r>
         <w:rPr>
           <w:rFonts w:asciiTheme="minorHAnsi" w:hAnsiTheme="minorHAnsi" w:cstheme="minorHAnsi"/>
@@ -1791,6 +1985,8 @@
         </w:rPr>
         <w:t>underweight_bmi_pct</w:t>
       </w:r>
+      <w:proofErr w:type="spellEnd"/>
+      <w:proofErr w:type="gramStart"/>
       <w:r>
         <w:rPr>
           <w:rFonts w:asciiTheme="minorHAnsi" w:hAnsiTheme="minorHAnsi" w:cstheme="minorHAnsi"/>
@@ -1807,6 +2003,7 @@
         </w:rPr>
         <w:t>%</w:t>
       </w:r>
+      <w:proofErr w:type="gramEnd"/>
       <w:r>
         <w:rPr>
           <w:rFonts w:asciiTheme="minorHAnsi" w:hAnsiTheme="minorHAnsi" w:cstheme="minorHAnsi"/>
@@ -1967,6 +2164,7 @@
         </w:rPr>
         <w:t xml:space="preserve"> </w:t>
       </w:r>
+      <w:proofErr w:type="gramStart"/>
       <w:r>
         <w:rPr>
           <w:rFonts w:asciiTheme="minorHAnsi" w:hAnsiTheme="minorHAnsi" w:cstheme="minorHAnsi"/>
@@ -1985,14 +2183,26 @@
         </w:rPr>
         <w:t>{{</w:t>
       </w:r>
-      <w:r>
-        <w:rPr>
-          <w:rFonts w:asciiTheme="minorHAnsi" w:hAnsiTheme="minorHAnsi" w:cstheme="minorHAnsi"/>
-          <w:sz w:val="20"/>
-          <w:szCs w:val="20"/>
-        </w:rPr>
-        <w:t>normal_weight_pct</w:t>
-      </w:r>
+      <w:proofErr w:type="spellStart"/>
+      <w:r>
+        <w:rPr>
+          <w:rFonts w:asciiTheme="minorHAnsi" w:hAnsiTheme="minorHAnsi" w:cstheme="minorHAnsi"/>
+          <w:sz w:val="20"/>
+          <w:szCs w:val="20"/>
+        </w:rPr>
+        <w:t>normal</w:t>
+      </w:r>
+      <w:proofErr w:type="gramEnd"/>
+      <w:r>
+        <w:rPr>
+          <w:rFonts w:asciiTheme="minorHAnsi" w:hAnsiTheme="minorHAnsi" w:cstheme="minorHAnsi"/>
+          <w:sz w:val="20"/>
+          <w:szCs w:val="20"/>
+        </w:rPr>
+        <w:t>_weight_pct</w:t>
+      </w:r>
+      <w:proofErr w:type="spellEnd"/>
+      <w:proofErr w:type="gramStart"/>
       <w:r>
         <w:rPr>
           <w:rFonts w:asciiTheme="minorHAnsi" w:hAnsiTheme="minorHAnsi" w:cstheme="minorHAnsi"/>
@@ -2009,6 +2219,7 @@
         </w:rPr>
         <w:t>%</w:t>
       </w:r>
+      <w:proofErr w:type="gramEnd"/>
       <w:r>
         <w:rPr>
           <w:rFonts w:asciiTheme="minorHAnsi" w:hAnsiTheme="minorHAnsi" w:cstheme="minorHAnsi"/>
@@ -2148,6 +2359,7 @@
           <w:szCs w:val="20"/>
         </w:rPr>
       </w:pPr>
+      <w:proofErr w:type="gramStart"/>
       <w:r>
         <w:rPr>
           <w:rFonts w:asciiTheme="minorHAnsi" w:hAnsiTheme="minorHAnsi" w:cstheme="minorHAnsi"/>
@@ -2174,8 +2386,9 @@
           <w:sz w:val="20"/>
           <w:szCs w:val="20"/>
         </w:rPr>
-        <w:t xml:space="preserve">Weight: </w:t>
-      </w:r>
+        <w:t>Weight</w:t>
+      </w:r>
+      <w:proofErr w:type="gramEnd"/>
       <w:r>
         <w:rPr>
           <w:rFonts w:asciiTheme="minorHAnsi" w:hAnsiTheme="minorHAnsi" w:cstheme="minorHAnsi"/>
@@ -2183,8 +2396,18 @@
           <w:sz w:val="20"/>
           <w:szCs w:val="20"/>
         </w:rPr>
+        <w:t xml:space="preserve">: </w:t>
+      </w:r>
+      <w:r>
+        <w:rPr>
+          <w:rFonts w:asciiTheme="minorHAnsi" w:hAnsiTheme="minorHAnsi" w:cstheme="minorHAnsi"/>
+          <w:b/>
+          <w:sz w:val="20"/>
+          <w:szCs w:val="20"/>
+        </w:rPr>
         <w:t>{{</w:t>
       </w:r>
+      <w:proofErr w:type="spellStart"/>
       <w:r>
         <w:rPr>
           <w:rFonts w:asciiTheme="minorHAnsi" w:hAnsiTheme="minorHAnsi" w:cstheme="minorHAnsi"/>
@@ -2193,6 +2416,8 @@
         </w:rPr>
         <w:t>overweight_bmi_pct</w:t>
       </w:r>
+      <w:proofErr w:type="spellEnd"/>
+      <w:proofErr w:type="gramStart"/>
       <w:r>
         <w:rPr>
           <w:rFonts w:asciiTheme="minorHAnsi" w:hAnsiTheme="minorHAnsi" w:cstheme="minorHAnsi"/>
@@ -2209,6 +2434,7 @@
         </w:rPr>
         <w:t>%</w:t>
       </w:r>
+      <w:proofErr w:type="gramEnd"/>
       <w:r>
         <w:rPr>
           <w:rFonts w:asciiTheme="minorHAnsi" w:hAnsiTheme="minorHAnsi" w:cstheme="minorHAnsi"/>
@@ -2286,6 +2512,7 @@
         </w:rPr>
         <w:t xml:space="preserve"> </w:t>
       </w:r>
+      <w:proofErr w:type="gramStart"/>
       <w:r>
         <w:rPr>
           <w:rFonts w:asciiTheme="minorHAnsi" w:hAnsiTheme="minorHAnsi" w:cstheme="minorHAnsi"/>
@@ -2309,7 +2536,16 @@
           <w:sz w:val="20"/>
           <w:szCs w:val="20"/>
         </w:rPr>
-        <w:t>Weight with BMI between 25.1 to 29.9 Kg/m</w:t>
+        <w:t>Weight</w:t>
+      </w:r>
+      <w:proofErr w:type="gramEnd"/>
+      <w:r>
+        <w:rPr>
+          <w:rFonts w:asciiTheme="minorHAnsi" w:hAnsiTheme="minorHAnsi" w:cstheme="minorHAnsi"/>
+          <w:sz w:val="20"/>
+          <w:szCs w:val="20"/>
+        </w:rPr>
+        <w:t xml:space="preserve"> with BMI between 25.1 to 29.9 Kg/m</w:t>
       </w:r>
       <w:r>
         <w:rPr>
@@ -2348,6 +2584,7 @@
           <w:szCs w:val="20"/>
         </w:rPr>
       </w:pPr>
+      <w:proofErr w:type="gramStart"/>
       <w:r>
         <w:rPr>
           <w:rFonts w:asciiTheme="minorHAnsi" w:hAnsiTheme="minorHAnsi" w:cstheme="minorHAnsi"/>
@@ -2376,6 +2613,8 @@
         </w:rPr>
         <w:t>{{</w:t>
       </w:r>
+      <w:proofErr w:type="spellStart"/>
+      <w:proofErr w:type="gramEnd"/>
       <w:r>
         <w:rPr>
           <w:rFonts w:asciiTheme="minorHAnsi" w:hAnsiTheme="minorHAnsi" w:cstheme="minorHAnsi"/>
@@ -2386,6 +2625,8 @@
         </w:rPr>
         <w:t>obese_total_pct</w:t>
       </w:r>
+      <w:proofErr w:type="spellEnd"/>
+      <w:proofErr w:type="gramStart"/>
       <w:r>
         <w:rPr>
           <w:rFonts w:asciiTheme="minorHAnsi" w:hAnsiTheme="minorHAnsi" w:cstheme="minorHAnsi"/>
@@ -2404,6 +2645,7 @@
         </w:rPr>
         <w:t>%</w:t>
       </w:r>
+      <w:proofErr w:type="gramEnd"/>
       <w:r>
         <w:rPr>
           <w:rFonts w:asciiTheme="minorHAnsi" w:hAnsiTheme="minorHAnsi" w:cstheme="minorHAnsi"/>
@@ -2534,6 +2776,7 @@
         </w:rPr>
         <w:t>obese_grade1_pct</w:t>
       </w:r>
+      <w:proofErr w:type="gramStart"/>
       <w:r>
         <w:rPr>
           <w:rFonts w:asciiTheme="minorHAnsi" w:hAnsiTheme="minorHAnsi" w:cstheme="minorHAnsi"/>
@@ -2548,7 +2791,16 @@
           <w:sz w:val="20"/>
           <w:szCs w:val="20"/>
         </w:rPr>
-        <w:t>% are found to be Gr I obese with BMI between 30 – 35 Kg/m</w:t>
+        <w:t>%</w:t>
+      </w:r>
+      <w:proofErr w:type="gramEnd"/>
+      <w:r>
+        <w:rPr>
+          <w:rFonts w:asciiTheme="minorHAnsi" w:hAnsiTheme="minorHAnsi" w:cstheme="minorHAnsi"/>
+          <w:sz w:val="20"/>
+          <w:szCs w:val="20"/>
+        </w:rPr>
+        <w:t xml:space="preserve"> are found to be Gr I obese with BMI between 30 – 35 Kg/m</w:t>
       </w:r>
       <w:r>
         <w:rPr>
@@ -2595,6 +2847,7 @@
         </w:rPr>
         <w:t>obese_grade2_pct</w:t>
       </w:r>
+      <w:proofErr w:type="gramStart"/>
       <w:r>
         <w:rPr>
           <w:rFonts w:asciiTheme="minorHAnsi" w:hAnsiTheme="minorHAnsi" w:cstheme="minorHAnsi"/>
@@ -2609,7 +2862,16 @@
           <w:sz w:val="20"/>
           <w:szCs w:val="20"/>
         </w:rPr>
-        <w:t>% are found to be Gr II obese with BMI between 35.1 – 39.9 Kg/m</w:t>
+        <w:t>%</w:t>
+      </w:r>
+      <w:proofErr w:type="gramEnd"/>
+      <w:r>
+        <w:rPr>
+          <w:rFonts w:asciiTheme="minorHAnsi" w:hAnsiTheme="minorHAnsi" w:cstheme="minorHAnsi"/>
+          <w:sz w:val="20"/>
+          <w:szCs w:val="20"/>
+        </w:rPr>
+        <w:t xml:space="preserve"> are found to be Gr II obese with BMI between 35.1 – 39.9 Kg/m</w:t>
       </w:r>
       <w:r>
         <w:rPr>
@@ -2648,6 +2910,7 @@
         </w:rPr>
         <w:t>{{</w:t>
       </w:r>
+      <w:proofErr w:type="spellStart"/>
       <w:r>
         <w:rPr>
           <w:rFonts w:asciiTheme="minorHAnsi" w:hAnsiTheme="minorHAnsi" w:cstheme="minorHAnsi"/>
@@ -2656,6 +2919,8 @@
         </w:rPr>
         <w:t>obese_gross_pct</w:t>
       </w:r>
+      <w:proofErr w:type="spellEnd"/>
+      <w:proofErr w:type="gramStart"/>
       <w:r>
         <w:rPr>
           <w:rFonts w:asciiTheme="minorHAnsi" w:hAnsiTheme="minorHAnsi" w:cstheme="minorHAnsi"/>
@@ -2670,7 +2935,16 @@
           <w:sz w:val="20"/>
           <w:szCs w:val="20"/>
         </w:rPr>
-        <w:t>% are found to be grossly obese with BMI above 40 Kg/m</w:t>
+        <w:t>%</w:t>
+      </w:r>
+      <w:proofErr w:type="gramEnd"/>
+      <w:r>
+        <w:rPr>
+          <w:rFonts w:asciiTheme="minorHAnsi" w:hAnsiTheme="minorHAnsi" w:cstheme="minorHAnsi"/>
+          <w:sz w:val="20"/>
+          <w:szCs w:val="20"/>
+        </w:rPr>
+        <w:t xml:space="preserve"> are found to be grossly obese with BMI above 40 Kg/m</w:t>
       </w:r>
       <w:r>
         <w:rPr>
@@ -2727,7 +3001,7 @@
           <w:noProof/>
         </w:rPr>
         <w:drawing>
-          <wp:anchor distT="0" distB="0" distL="114300" distR="114300" simplePos="0" relativeHeight="251667456" behindDoc="1" locked="0" layoutInCell="1" allowOverlap="1" wp14:anchorId="7AF8ADC9" wp14:editId="6032FF95">
+          <wp:anchor distT="0" distB="0" distL="114300" distR="114300" simplePos="0" relativeHeight="251667456" behindDoc="1" locked="0" layoutInCell="1" allowOverlap="1" wp14:anchorId="7AF8ADC9" wp14:editId="3879115E">
             <wp:simplePos x="0" y="0"/>
             <wp:positionH relativeFrom="margin">
               <wp:align>right</wp:align>
@@ -2746,11 +3020,11 @@
                 <wp:lineTo x="0" y="0"/>
               </wp:wrapPolygon>
             </wp:wrapTight>
-            <wp:docPr id="18" name="Chart 18" descr="fitness_popup_chart_image"/>
+            <wp:docPr id="18" name="Chart 18" descr="nutrition_popup_chart_image"/>
             <wp:cNvGraphicFramePr/>
             <a:graphic xmlns:a="http://schemas.openxmlformats.org/drawingml/2006/main">
               <a:graphicData uri="http://schemas.openxmlformats.org/drawingml/2006/chart">
-                <c:chart xmlns:c="http://schemas.openxmlformats.org/drawingml/2006/chart" xmlns:r="http://schemas.openxmlformats.org/officeDocument/2006/relationships" r:id="rId9"/>
+                <c:chart xmlns:c="http://schemas.openxmlformats.org/drawingml/2006/chart" xmlns:r="http://schemas.openxmlformats.org/officeDocument/2006/relationships" r:id="rId10"/>
               </a:graphicData>
             </a:graphic>
             <wp14:sizeRelH relativeFrom="page">
@@ -2860,19 +3134,49 @@
       <w:r>
         <w:rPr>
           <w:rFonts w:asciiTheme="minorHAnsi" w:hAnsiTheme="minorHAnsi" w:cstheme="minorHAnsi"/>
-          <w:sz w:val="20"/>
-          <w:szCs w:val="20"/>
-          <w:highlight w:val="magenta"/>
-        </w:rPr>
-        <w:t>__</w:t>
-      </w:r>
-      <w:r>
-        <w:rPr>
-          <w:rFonts w:asciiTheme="minorHAnsi" w:hAnsiTheme="minorHAnsi" w:cstheme="minorHAnsi"/>
           <w:spacing w:val="-1"/>
           <w:sz w:val="20"/>
           <w:szCs w:val="20"/>
         </w:rPr>
+        <w:t>{{</w:t>
+      </w:r>
+      <w:proofErr w:type="spellStart"/>
+      <w:r>
+        <w:rPr>
+          <w:rFonts w:asciiTheme="minorHAnsi" w:hAnsiTheme="minorHAnsi" w:cstheme="minorHAnsi"/>
+          <w:spacing w:val="-1"/>
+          <w:sz w:val="20"/>
+          <w:szCs w:val="20"/>
+        </w:rPr>
+        <w:t>nut_</w:t>
+      </w:r>
+      <w:proofErr w:type="gramStart"/>
+      <w:r>
+        <w:rPr>
+          <w:rFonts w:asciiTheme="minorHAnsi" w:hAnsiTheme="minorHAnsi" w:cstheme="minorHAnsi"/>
+          <w:spacing w:val="-1"/>
+          <w:sz w:val="20"/>
+          <w:szCs w:val="20"/>
+        </w:rPr>
+        <w:t>poor</w:t>
+      </w:r>
+      <w:proofErr w:type="spellEnd"/>
+      <w:r>
+        <w:rPr>
+          <w:rFonts w:asciiTheme="minorHAnsi" w:hAnsiTheme="minorHAnsi" w:cstheme="minorHAnsi"/>
+          <w:spacing w:val="-1"/>
+          <w:sz w:val="20"/>
+          <w:szCs w:val="20"/>
+        </w:rPr>
+        <w:t>}}</w:t>
+      </w:r>
+      <w:r>
+        <w:rPr>
+          <w:rFonts w:asciiTheme="minorHAnsi" w:hAnsiTheme="minorHAnsi" w:cstheme="minorHAnsi"/>
+          <w:spacing w:val="-1"/>
+          <w:sz w:val="20"/>
+          <w:szCs w:val="20"/>
+        </w:rPr>
         <w:t xml:space="preserve"> </w:t>
       </w:r>
       <w:r>
@@ -2883,6 +3187,7 @@
         </w:rPr>
         <w:t>%</w:t>
       </w:r>
+      <w:proofErr w:type="gramEnd"/>
       <w:r>
         <w:rPr>
           <w:rFonts w:asciiTheme="minorHAnsi" w:hAnsiTheme="minorHAnsi" w:cstheme="minorHAnsi"/>
@@ -3025,19 +3330,56 @@
       <w:r>
         <w:rPr>
           <w:rFonts w:asciiTheme="minorHAnsi" w:hAnsiTheme="minorHAnsi" w:cstheme="minorHAnsi"/>
-          <w:sz w:val="20"/>
-          <w:szCs w:val="20"/>
-          <w:highlight w:val="magenta"/>
-        </w:rPr>
-        <w:t>__</w:t>
-      </w:r>
-      <w:r>
-        <w:rPr>
-          <w:rFonts w:asciiTheme="minorHAnsi" w:hAnsiTheme="minorHAnsi" w:cstheme="minorHAnsi"/>
           <w:spacing w:val="-1"/>
           <w:sz w:val="20"/>
           <w:szCs w:val="20"/>
         </w:rPr>
+        <w:t>{{nut</w:t>
+      </w:r>
+      <w:r>
+        <w:rPr>
+          <w:rFonts w:asciiTheme="minorHAnsi" w:hAnsiTheme="minorHAnsi" w:cstheme="minorHAnsi"/>
+          <w:spacing w:val="-1"/>
+          <w:sz w:val="20"/>
+          <w:szCs w:val="20"/>
+        </w:rPr>
+        <w:t>1</w:t>
+      </w:r>
+      <w:r>
+        <w:rPr>
+          <w:rFonts w:asciiTheme="minorHAnsi" w:hAnsiTheme="minorHAnsi" w:cstheme="minorHAnsi"/>
+          <w:spacing w:val="-1"/>
+          <w:sz w:val="20"/>
+          <w:szCs w:val="20"/>
+        </w:rPr>
+        <w:t>_</w:t>
+      </w:r>
+      <w:proofErr w:type="gramStart"/>
+      <w:r>
+        <w:rPr>
+          <w:rFonts w:asciiTheme="minorHAnsi" w:hAnsiTheme="minorHAnsi" w:cstheme="minorHAnsi"/>
+          <w:spacing w:val="-1"/>
+          <w:sz w:val="20"/>
+          <w:szCs w:val="20"/>
+        </w:rPr>
+        <w:t>n</w:t>
+      </w:r>
+      <w:r>
+        <w:rPr>
+          <w:rFonts w:asciiTheme="minorHAnsi" w:hAnsiTheme="minorHAnsi" w:cstheme="minorHAnsi"/>
+          <w:spacing w:val="-1"/>
+          <w:sz w:val="20"/>
+          <w:szCs w:val="20"/>
+        </w:rPr>
+        <w:t>}}</w:t>
+      </w:r>
+      <w:r>
+        <w:rPr>
+          <w:rFonts w:asciiTheme="minorHAnsi" w:hAnsiTheme="minorHAnsi" w:cstheme="minorHAnsi"/>
+          <w:spacing w:val="-1"/>
+          <w:sz w:val="20"/>
+          <w:szCs w:val="20"/>
+        </w:rPr>
         <w:t xml:space="preserve"> </w:t>
       </w:r>
       <w:r>
@@ -3048,6 +3390,7 @@
         </w:rPr>
         <w:t>%</w:t>
       </w:r>
+      <w:proofErr w:type="gramEnd"/>
       <w:r>
         <w:rPr>
           <w:rFonts w:asciiTheme="minorHAnsi" w:hAnsiTheme="minorHAnsi" w:cstheme="minorHAnsi"/>
@@ -3131,7 +3474,25 @@
           <w:sz w:val="20"/>
           <w:szCs w:val="20"/>
         </w:rPr>
-        <w:t>under nourished as they lack eating fruits &amp; vegetables more than 2 days a week. They may lack in vitamins &amp; essential minerals.</w:t>
+        <w:t xml:space="preserve">under nourished as they lack eating fruits &amp; vegetables more than 2 days a week. They may </w:t>
+      </w:r>
+      <w:proofErr w:type="gramStart"/>
+      <w:r>
+        <w:rPr>
+          <w:rFonts w:asciiTheme="minorHAnsi" w:hAnsiTheme="minorHAnsi" w:cstheme="minorHAnsi"/>
+          <w:sz w:val="20"/>
+          <w:szCs w:val="20"/>
+        </w:rPr>
+        <w:t>lack in</w:t>
+      </w:r>
+      <w:proofErr w:type="gramEnd"/>
+      <w:r>
+        <w:rPr>
+          <w:rFonts w:asciiTheme="minorHAnsi" w:hAnsiTheme="minorHAnsi" w:cstheme="minorHAnsi"/>
+          <w:sz w:val="20"/>
+          <w:szCs w:val="20"/>
+        </w:rPr>
+        <w:t xml:space="preserve"> vitamins &amp; essential minerals.</w:t>
       </w:r>
     </w:p>
     <w:p>
@@ -3158,10 +3519,35 @@
           <w:rFonts w:asciiTheme="minorHAnsi" w:hAnsiTheme="minorHAnsi" w:cstheme="minorHAnsi"/>
           <w:sz w:val="20"/>
           <w:szCs w:val="20"/>
-          <w:highlight w:val="magenta"/>
-        </w:rPr>
-        <w:t>__</w:t>
-      </w:r>
+        </w:rPr>
+        <w:t>{{nut</w:t>
+      </w:r>
+      <w:r>
+        <w:rPr>
+          <w:rFonts w:asciiTheme="minorHAnsi" w:hAnsiTheme="minorHAnsi" w:cstheme="minorHAnsi"/>
+          <w:sz w:val="20"/>
+          <w:szCs w:val="20"/>
+        </w:rPr>
+        <w:t>2_n</w:t>
+      </w:r>
+      <w:proofErr w:type="gramStart"/>
+      <w:r>
+        <w:rPr>
+          <w:rFonts w:asciiTheme="minorHAnsi" w:hAnsiTheme="minorHAnsi" w:cstheme="minorHAnsi"/>
+          <w:sz w:val="20"/>
+          <w:szCs w:val="20"/>
+        </w:rPr>
+        <w:t>}}</w:t>
+      </w:r>
+      <w:r>
+        <w:rPr>
+          <w:rFonts w:asciiTheme="minorHAnsi" w:hAnsiTheme="minorHAnsi" w:cstheme="minorHAnsi"/>
+          <w:sz w:val="20"/>
+          <w:szCs w:val="20"/>
+        </w:rPr>
+        <w:t>%</w:t>
+      </w:r>
+      <w:proofErr w:type="gramEnd"/>
       <w:r>
         <w:rPr>
           <w:rFonts w:asciiTheme="minorHAnsi" w:hAnsiTheme="minorHAnsi" w:cstheme="minorHAnsi"/>
@@ -3177,7 +3563,24 @@
           <w:sz w:val="20"/>
           <w:szCs w:val="20"/>
         </w:rPr>
-        <w:t>%</w:t>
+        <w:t>of</w:t>
+      </w:r>
+      <w:r>
+        <w:rPr>
+          <w:rFonts w:asciiTheme="minorHAnsi" w:hAnsiTheme="minorHAnsi" w:cstheme="minorHAnsi"/>
+          <w:spacing w:val="-2"/>
+          <w:sz w:val="20"/>
+          <w:szCs w:val="20"/>
+        </w:rPr>
+        <w:t xml:space="preserve"> </w:t>
+      </w:r>
+      <w:r>
+        <w:rPr>
+          <w:rFonts w:asciiTheme="minorHAnsi" w:hAnsiTheme="minorHAnsi" w:cstheme="minorHAnsi"/>
+          <w:sz w:val="20"/>
+          <w:szCs w:val="20"/>
+        </w:rPr>
+        <w:t>your</w:t>
       </w:r>
       <w:r>
         <w:rPr>
@@ -3194,24 +3597,7 @@
           <w:sz w:val="20"/>
           <w:szCs w:val="20"/>
         </w:rPr>
-        <w:t>of</w:t>
-      </w:r>
-      <w:r>
-        <w:rPr>
-          <w:rFonts w:asciiTheme="minorHAnsi" w:hAnsiTheme="minorHAnsi" w:cstheme="minorHAnsi"/>
-          <w:spacing w:val="-2"/>
-          <w:sz w:val="20"/>
-          <w:szCs w:val="20"/>
-        </w:rPr>
-        <w:t xml:space="preserve"> </w:t>
-      </w:r>
-      <w:r>
-        <w:rPr>
-          <w:rFonts w:asciiTheme="minorHAnsi" w:hAnsiTheme="minorHAnsi" w:cstheme="minorHAnsi"/>
-          <w:sz w:val="20"/>
-          <w:szCs w:val="20"/>
-        </w:rPr>
-        <w:t>your</w:t>
+        <w:t>group</w:t>
       </w:r>
       <w:r>
         <w:rPr>
@@ -3228,7 +3614,7 @@
           <w:sz w:val="20"/>
           <w:szCs w:val="20"/>
         </w:rPr>
-        <w:t>group</w:t>
+        <w:t>has</w:t>
       </w:r>
       <w:r>
         <w:rPr>
@@ -3245,24 +3631,25 @@
           <w:sz w:val="20"/>
           <w:szCs w:val="20"/>
         </w:rPr>
-        <w:t>has</w:t>
-      </w:r>
-      <w:r>
-        <w:rPr>
-          <w:rFonts w:asciiTheme="minorHAnsi" w:hAnsiTheme="minorHAnsi" w:cstheme="minorHAnsi"/>
-          <w:spacing w:val="-1"/>
-          <w:sz w:val="20"/>
-          <w:szCs w:val="20"/>
-        </w:rPr>
-        <w:t xml:space="preserve"> </w:t>
-      </w:r>
-      <w:r>
-        <w:rPr>
-          <w:rFonts w:asciiTheme="minorHAnsi" w:hAnsiTheme="minorHAnsi" w:cstheme="minorHAnsi"/>
-          <w:sz w:val="20"/>
-          <w:szCs w:val="20"/>
-        </w:rPr>
-        <w:t>rich diet as they consume fried food, fast food, commercial food more than 3 days a week.</w:t>
+        <w:t>rich diet as they consume fried food, fast food</w:t>
+      </w:r>
+      <w:proofErr w:type="gramStart"/>
+      <w:r>
+        <w:rPr>
+          <w:rFonts w:asciiTheme="minorHAnsi" w:hAnsiTheme="minorHAnsi" w:cstheme="minorHAnsi"/>
+          <w:sz w:val="20"/>
+          <w:szCs w:val="20"/>
+        </w:rPr>
+        <w:t>, commercial food</w:t>
+      </w:r>
+      <w:proofErr w:type="gramEnd"/>
+      <w:r>
+        <w:rPr>
+          <w:rFonts w:asciiTheme="minorHAnsi" w:hAnsiTheme="minorHAnsi" w:cstheme="minorHAnsi"/>
+          <w:sz w:val="20"/>
+          <w:szCs w:val="20"/>
+        </w:rPr>
+        <w:t xml:space="preserve"> more than 3 days a week.</w:t>
       </w:r>
     </w:p>
     <w:p>
@@ -3287,19 +3674,47 @@
       <w:r>
         <w:rPr>
           <w:rFonts w:asciiTheme="minorHAnsi" w:hAnsiTheme="minorHAnsi" w:cstheme="minorHAnsi"/>
-          <w:sz w:val="20"/>
-          <w:szCs w:val="20"/>
-          <w:highlight w:val="magenta"/>
-        </w:rPr>
-        <w:t>__</w:t>
-      </w:r>
-      <w:r>
-        <w:rPr>
-          <w:rFonts w:asciiTheme="minorHAnsi" w:hAnsiTheme="minorHAnsi" w:cstheme="minorHAnsi"/>
           <w:spacing w:val="-1"/>
           <w:sz w:val="20"/>
           <w:szCs w:val="20"/>
         </w:rPr>
+        <w:t>{{nut</w:t>
+      </w:r>
+      <w:r>
+        <w:rPr>
+          <w:rFonts w:asciiTheme="minorHAnsi" w:hAnsiTheme="minorHAnsi" w:cstheme="minorHAnsi"/>
+          <w:spacing w:val="-1"/>
+          <w:sz w:val="20"/>
+          <w:szCs w:val="20"/>
+        </w:rPr>
+        <w:t>4_</w:t>
+      </w:r>
+      <w:proofErr w:type="gramStart"/>
+      <w:r>
+        <w:rPr>
+          <w:rFonts w:asciiTheme="minorHAnsi" w:hAnsiTheme="minorHAnsi" w:cstheme="minorHAnsi"/>
+          <w:spacing w:val="-1"/>
+          <w:sz w:val="20"/>
+          <w:szCs w:val="20"/>
+        </w:rPr>
+        <w:t>n</w:t>
+      </w:r>
+      <w:r>
+        <w:rPr>
+          <w:rFonts w:asciiTheme="minorHAnsi" w:hAnsiTheme="minorHAnsi" w:cstheme="minorHAnsi"/>
+          <w:spacing w:val="-1"/>
+          <w:sz w:val="20"/>
+          <w:szCs w:val="20"/>
+        </w:rPr>
+        <w:t>}}</w:t>
+      </w:r>
+      <w:r>
+        <w:rPr>
+          <w:rFonts w:asciiTheme="minorHAnsi" w:hAnsiTheme="minorHAnsi" w:cstheme="minorHAnsi"/>
+          <w:spacing w:val="-1"/>
+          <w:sz w:val="20"/>
+          <w:szCs w:val="20"/>
+        </w:rPr>
         <w:t xml:space="preserve"> </w:t>
       </w:r>
       <w:r>
@@ -3310,6 +3725,7 @@
         </w:rPr>
         <w:t>%</w:t>
       </w:r>
+      <w:proofErr w:type="gramEnd"/>
       <w:r>
         <w:rPr>
           <w:rFonts w:asciiTheme="minorHAnsi" w:hAnsiTheme="minorHAnsi" w:cstheme="minorHAnsi"/>
@@ -3368,7 +3784,27 @@
           <w:sz w:val="20"/>
           <w:szCs w:val="20"/>
         </w:rPr>
-        <w:t xml:space="preserve"> are prone to employee </w:t>
+        <w:t xml:space="preserve"> are prone to </w:t>
+      </w:r>
+      <w:proofErr w:type="gramStart"/>
+      <w:r>
+        <w:rPr>
+          <w:rFonts w:asciiTheme="minorHAnsi" w:hAnsiTheme="minorHAnsi" w:cstheme="minorHAnsi"/>
+          <w:spacing w:val="-1"/>
+          <w:sz w:val="20"/>
+          <w:szCs w:val="20"/>
+        </w:rPr>
+        <w:t>employee</w:t>
+      </w:r>
+      <w:proofErr w:type="gramEnd"/>
+      <w:r>
+        <w:rPr>
+          <w:rFonts w:asciiTheme="minorHAnsi" w:hAnsiTheme="minorHAnsi" w:cstheme="minorHAnsi"/>
+          <w:spacing w:val="-1"/>
+          <w:sz w:val="20"/>
+          <w:szCs w:val="20"/>
+        </w:rPr>
+        <w:t xml:space="preserve"> </w:t>
       </w:r>
       <w:r>
         <w:rPr>
@@ -3401,19 +3837,56 @@
       <w:r>
         <w:rPr>
           <w:rFonts w:asciiTheme="minorHAnsi" w:hAnsiTheme="minorHAnsi" w:cstheme="minorHAnsi"/>
-          <w:sz w:val="20"/>
-          <w:szCs w:val="20"/>
-          <w:highlight w:val="magenta"/>
-        </w:rPr>
-        <w:t>__</w:t>
-      </w:r>
-      <w:r>
-        <w:rPr>
-          <w:rFonts w:asciiTheme="minorHAnsi" w:hAnsiTheme="minorHAnsi" w:cstheme="minorHAnsi"/>
           <w:spacing w:val="-1"/>
           <w:sz w:val="20"/>
           <w:szCs w:val="20"/>
         </w:rPr>
+        <w:t>{{nut</w:t>
+      </w:r>
+      <w:r>
+        <w:rPr>
+          <w:rFonts w:asciiTheme="minorHAnsi" w:hAnsiTheme="minorHAnsi" w:cstheme="minorHAnsi"/>
+          <w:spacing w:val="-1"/>
+          <w:sz w:val="20"/>
+          <w:szCs w:val="20"/>
+        </w:rPr>
+        <w:t>3</w:t>
+      </w:r>
+      <w:r>
+        <w:rPr>
+          <w:rFonts w:asciiTheme="minorHAnsi" w:hAnsiTheme="minorHAnsi" w:cstheme="minorHAnsi"/>
+          <w:spacing w:val="-1"/>
+          <w:sz w:val="20"/>
+          <w:szCs w:val="20"/>
+        </w:rPr>
+        <w:t>_</w:t>
+      </w:r>
+      <w:proofErr w:type="gramStart"/>
+      <w:r>
+        <w:rPr>
+          <w:rFonts w:asciiTheme="minorHAnsi" w:hAnsiTheme="minorHAnsi" w:cstheme="minorHAnsi"/>
+          <w:spacing w:val="-1"/>
+          <w:sz w:val="20"/>
+          <w:szCs w:val="20"/>
+        </w:rPr>
+        <w:t>n</w:t>
+      </w:r>
+      <w:r>
+        <w:rPr>
+          <w:rFonts w:asciiTheme="minorHAnsi" w:hAnsiTheme="minorHAnsi" w:cstheme="minorHAnsi"/>
+          <w:spacing w:val="-1"/>
+          <w:sz w:val="20"/>
+          <w:szCs w:val="20"/>
+        </w:rPr>
+        <w:t>}}</w:t>
+      </w:r>
+      <w:r>
+        <w:rPr>
+          <w:rFonts w:asciiTheme="minorHAnsi" w:hAnsiTheme="minorHAnsi" w:cstheme="minorHAnsi"/>
+          <w:spacing w:val="-1"/>
+          <w:sz w:val="20"/>
+          <w:szCs w:val="20"/>
+        </w:rPr>
         <w:t xml:space="preserve"> </w:t>
       </w:r>
       <w:r>
@@ -3424,6 +3897,7 @@
         </w:rPr>
         <w:t>%</w:t>
       </w:r>
+      <w:proofErr w:type="gramEnd"/>
       <w:r>
         <w:rPr>
           <w:rFonts w:asciiTheme="minorHAnsi" w:hAnsiTheme="minorHAnsi" w:cstheme="minorHAnsi"/>
@@ -3482,7 +3956,47 @@
           <w:sz w:val="20"/>
           <w:szCs w:val="20"/>
         </w:rPr>
-        <w:t xml:space="preserve"> may develop dehydration as they consume less of fluids as per RDA.</w:t>
+        <w:t xml:space="preserve"> may develop dehydration as they consume </w:t>
+      </w:r>
+      <w:proofErr w:type="gramStart"/>
+      <w:r>
+        <w:rPr>
+          <w:rFonts w:asciiTheme="minorHAnsi" w:hAnsiTheme="minorHAnsi" w:cstheme="minorHAnsi"/>
+          <w:spacing w:val="-1"/>
+          <w:sz w:val="20"/>
+          <w:szCs w:val="20"/>
+        </w:rPr>
+        <w:t>less of</w:t>
+      </w:r>
+      <w:proofErr w:type="gramEnd"/>
+      <w:r>
+        <w:rPr>
+          <w:rFonts w:asciiTheme="minorHAnsi" w:hAnsiTheme="minorHAnsi" w:cstheme="minorHAnsi"/>
+          <w:spacing w:val="-1"/>
+          <w:sz w:val="20"/>
+          <w:szCs w:val="20"/>
+        </w:rPr>
+        <w:t xml:space="preserve"> fluids </w:t>
+      </w:r>
+      <w:proofErr w:type="gramStart"/>
+      <w:r>
+        <w:rPr>
+          <w:rFonts w:asciiTheme="minorHAnsi" w:hAnsiTheme="minorHAnsi" w:cstheme="minorHAnsi"/>
+          <w:spacing w:val="-1"/>
+          <w:sz w:val="20"/>
+          <w:szCs w:val="20"/>
+        </w:rPr>
+        <w:t>as per</w:t>
+      </w:r>
+      <w:proofErr w:type="gramEnd"/>
+      <w:r>
+        <w:rPr>
+          <w:rFonts w:asciiTheme="minorHAnsi" w:hAnsiTheme="minorHAnsi" w:cstheme="minorHAnsi"/>
+          <w:spacing w:val="-1"/>
+          <w:sz w:val="20"/>
+          <w:szCs w:val="20"/>
+        </w:rPr>
+        <w:t xml:space="preserve"> RDA.</w:t>
       </w:r>
     </w:p>
     <w:p>
@@ -3579,14 +4093,30 @@
           <w:rFonts w:asciiTheme="minorHAnsi" w:hAnsiTheme="minorHAnsi" w:cstheme="minorHAnsi"/>
           <w:sz w:val="20"/>
           <w:szCs w:val="20"/>
-          <w:highlight w:val="magenta"/>
-        </w:rPr>
-        <w:t>__</w:t>
-      </w:r>
-      <w:r>
-        <w:rPr>
-          <w:rFonts w:asciiTheme="minorHAnsi" w:hAnsiTheme="minorHAnsi" w:cstheme="minorHAnsi"/>
-          <w:spacing w:val="-2"/>
+        </w:rPr>
+        <w:t>{{</w:t>
+      </w:r>
+      <w:proofErr w:type="spellStart"/>
+      <w:r>
+        <w:rPr>
+          <w:rFonts w:asciiTheme="minorHAnsi" w:hAnsiTheme="minorHAnsi" w:cstheme="minorHAnsi"/>
+          <w:sz w:val="20"/>
+          <w:szCs w:val="20"/>
+        </w:rPr>
+        <w:t>exe_all_n</w:t>
+      </w:r>
+      <w:proofErr w:type="spellEnd"/>
+      <w:r>
+        <w:rPr>
+          <w:rFonts w:asciiTheme="minorHAnsi" w:hAnsiTheme="minorHAnsi" w:cstheme="minorHAnsi"/>
+          <w:sz w:val="20"/>
+          <w:szCs w:val="20"/>
+        </w:rPr>
+        <w:t>}}</w:t>
+      </w:r>
+      <w:r>
+        <w:rPr>
+          <w:rFonts w:asciiTheme="minorHAnsi" w:hAnsiTheme="minorHAnsi" w:cstheme="minorHAnsi"/>
           <w:sz w:val="20"/>
           <w:szCs w:val="20"/>
         </w:rPr>
@@ -3691,19 +4221,49 @@
       <w:r>
         <w:rPr>
           <w:rFonts w:asciiTheme="minorHAnsi" w:hAnsiTheme="minorHAnsi" w:cstheme="minorHAnsi"/>
-          <w:sz w:val="20"/>
-          <w:szCs w:val="20"/>
-          <w:highlight w:val="magenta"/>
-        </w:rPr>
-        <w:t>__</w:t>
-      </w:r>
-      <w:r>
-        <w:rPr>
-          <w:rFonts w:asciiTheme="minorHAnsi" w:hAnsiTheme="minorHAnsi" w:cstheme="minorHAnsi"/>
           <w:spacing w:val="-2"/>
           <w:sz w:val="20"/>
           <w:szCs w:val="20"/>
         </w:rPr>
+        <w:t>{{</w:t>
+      </w:r>
+      <w:proofErr w:type="spellStart"/>
+      <w:r>
+        <w:rPr>
+          <w:rFonts w:asciiTheme="minorHAnsi" w:hAnsiTheme="minorHAnsi" w:cstheme="minorHAnsi"/>
+          <w:spacing w:val="-2"/>
+          <w:sz w:val="20"/>
+          <w:szCs w:val="20"/>
+        </w:rPr>
+        <w:t>muscu_oth_</w:t>
+      </w:r>
+      <w:proofErr w:type="gramStart"/>
+      <w:r>
+        <w:rPr>
+          <w:rFonts w:asciiTheme="minorHAnsi" w:hAnsiTheme="minorHAnsi" w:cstheme="minorHAnsi"/>
+          <w:spacing w:val="-2"/>
+          <w:sz w:val="20"/>
+          <w:szCs w:val="20"/>
+        </w:rPr>
+        <w:t>pct</w:t>
+      </w:r>
+      <w:proofErr w:type="spellEnd"/>
+      <w:r>
+        <w:rPr>
+          <w:rFonts w:asciiTheme="minorHAnsi" w:hAnsiTheme="minorHAnsi" w:cstheme="minorHAnsi"/>
+          <w:spacing w:val="-2"/>
+          <w:sz w:val="20"/>
+          <w:szCs w:val="20"/>
+        </w:rPr>
+        <w:t>}}</w:t>
+      </w:r>
+      <w:r>
+        <w:rPr>
+          <w:rFonts w:asciiTheme="minorHAnsi" w:hAnsiTheme="minorHAnsi" w:cstheme="minorHAnsi"/>
+          <w:spacing w:val="-2"/>
+          <w:sz w:val="20"/>
+          <w:szCs w:val="20"/>
+        </w:rPr>
         <w:t xml:space="preserve"> </w:t>
       </w:r>
       <w:r>
@@ -3714,6 +4274,7 @@
         </w:rPr>
         <w:t>%</w:t>
       </w:r>
+      <w:proofErr w:type="gramEnd"/>
       <w:r>
         <w:rPr>
           <w:rFonts w:asciiTheme="minorHAnsi" w:hAnsiTheme="minorHAnsi" w:cstheme="minorHAnsi"/>
@@ -3789,7 +4350,17 @@
           <w:sz w:val="20"/>
           <w:szCs w:val="20"/>
         </w:rPr>
-        <w:t xml:space="preserve"> overall </w:t>
+        <w:t xml:space="preserve"> </w:t>
+      </w:r>
+      <w:proofErr w:type="gramStart"/>
+      <w:r>
+        <w:rPr>
+          <w:rFonts w:asciiTheme="minorHAnsi" w:hAnsiTheme="minorHAnsi" w:cstheme="minorHAnsi"/>
+          <w:spacing w:val="-1"/>
+          <w:sz w:val="20"/>
+          <w:szCs w:val="20"/>
+        </w:rPr>
+        <w:t xml:space="preserve">overall </w:t>
       </w:r>
       <w:r>
         <w:rPr>
@@ -3814,7 +4385,16 @@
           <w:sz w:val="20"/>
           <w:szCs w:val="20"/>
         </w:rPr>
-        <w:t>unfit due to various reasons such as obesity, back pain, etc.</w:t>
+        <w:t>unfit</w:t>
+      </w:r>
+      <w:proofErr w:type="gramEnd"/>
+      <w:r>
+        <w:rPr>
+          <w:rFonts w:asciiTheme="minorHAnsi" w:hAnsiTheme="minorHAnsi" w:cstheme="minorHAnsi"/>
+          <w:sz w:val="20"/>
+          <w:szCs w:val="20"/>
+        </w:rPr>
+        <w:t xml:space="preserve"> due to various reasons such as obesity, back pain, etc.</w:t>
       </w:r>
     </w:p>
     <w:p>
@@ -3839,12 +4419,30 @@
       <w:r>
         <w:rPr>
           <w:rFonts w:asciiTheme="minorHAnsi" w:hAnsiTheme="minorHAnsi" w:cstheme="minorHAnsi"/>
-          <w:sz w:val="20"/>
-          <w:szCs w:val="20"/>
-          <w:highlight w:val="magenta"/>
+          <w:spacing w:val="-2"/>
+          <w:sz w:val="20"/>
+          <w:szCs w:val="20"/>
         </w:rPr>
         <w:lastRenderedPageBreak/>
-        <w:t>__</w:t>
+        <w:t>{{exe</w:t>
+      </w:r>
+      <w:r>
+        <w:rPr>
+          <w:rFonts w:asciiTheme="minorHAnsi" w:hAnsiTheme="minorHAnsi" w:cstheme="minorHAnsi"/>
+          <w:spacing w:val="-2"/>
+          <w:sz w:val="20"/>
+          <w:szCs w:val="20"/>
+        </w:rPr>
+        <w:t>2</w:t>
+      </w:r>
+      <w:r>
+        <w:rPr>
+          <w:rFonts w:asciiTheme="minorHAnsi" w:hAnsiTheme="minorHAnsi" w:cstheme="minorHAnsi"/>
+          <w:spacing w:val="-2"/>
+          <w:sz w:val="20"/>
+          <w:szCs w:val="20"/>
+        </w:rPr>
+        <w:t>_n}}</w:t>
       </w:r>
       <w:r>
         <w:rPr>
@@ -3946,11 +4544,29 @@
       <w:r>
         <w:rPr>
           <w:rFonts w:asciiTheme="minorHAnsi" w:hAnsiTheme="minorHAnsi" w:cstheme="minorHAnsi"/>
-          <w:sz w:val="20"/>
-          <w:szCs w:val="20"/>
-          <w:highlight w:val="magenta"/>
-        </w:rPr>
-        <w:t>__</w:t>
+          <w:spacing w:val="-2"/>
+          <w:sz w:val="20"/>
+          <w:szCs w:val="20"/>
+        </w:rPr>
+        <w:t>{{exe</w:t>
+      </w:r>
+      <w:r>
+        <w:rPr>
+          <w:rFonts w:asciiTheme="minorHAnsi" w:hAnsiTheme="minorHAnsi" w:cstheme="minorHAnsi"/>
+          <w:spacing w:val="-2"/>
+          <w:sz w:val="20"/>
+          <w:szCs w:val="20"/>
+        </w:rPr>
+        <w:t>3</w:t>
+      </w:r>
+      <w:r>
+        <w:rPr>
+          <w:rFonts w:asciiTheme="minorHAnsi" w:hAnsiTheme="minorHAnsi" w:cstheme="minorHAnsi"/>
+          <w:spacing w:val="-2"/>
+          <w:sz w:val="20"/>
+          <w:szCs w:val="20"/>
+        </w:rPr>
+        <w:t>_n}}</w:t>
       </w:r>
       <w:r>
         <w:rPr>
@@ -4060,15 +4676,6 @@
       <w:r>
         <w:rPr>
           <w:rFonts w:asciiTheme="minorHAnsi" w:hAnsiTheme="minorHAnsi" w:cstheme="minorHAnsi"/>
-          <w:sz w:val="20"/>
-          <w:szCs w:val="20"/>
-          <w:highlight w:val="magenta"/>
-        </w:rPr>
-        <w:t>__</w:t>
-      </w:r>
-      <w:r>
-        <w:rPr>
-          <w:rFonts w:asciiTheme="minorHAnsi" w:hAnsiTheme="minorHAnsi" w:cstheme="minorHAnsi"/>
           <w:spacing w:val="-2"/>
           <w:sz w:val="20"/>
           <w:szCs w:val="20"/>
@@ -4078,11 +4685,60 @@
       <w:r>
         <w:rPr>
           <w:rFonts w:asciiTheme="minorHAnsi" w:hAnsiTheme="minorHAnsi" w:cstheme="minorHAnsi"/>
+          <w:spacing w:val="-2"/>
+          <w:sz w:val="20"/>
+          <w:szCs w:val="20"/>
+        </w:rPr>
+        <w:t>{{</w:t>
+      </w:r>
+      <w:proofErr w:type="spellStart"/>
+      <w:r>
+        <w:rPr>
+          <w:rFonts w:asciiTheme="minorHAnsi" w:hAnsiTheme="minorHAnsi" w:cstheme="minorHAnsi"/>
+          <w:spacing w:val="-2"/>
+          <w:sz w:val="20"/>
+          <w:szCs w:val="20"/>
+        </w:rPr>
+        <w:t>low_hr_</w:t>
+      </w:r>
+      <w:proofErr w:type="gramStart"/>
+      <w:r>
+        <w:rPr>
+          <w:rFonts w:asciiTheme="minorHAnsi" w:hAnsiTheme="minorHAnsi" w:cstheme="minorHAnsi"/>
+          <w:spacing w:val="-2"/>
+          <w:sz w:val="20"/>
+          <w:szCs w:val="20"/>
+        </w:rPr>
+        <w:t>breath</w:t>
+      </w:r>
+      <w:proofErr w:type="spellEnd"/>
+      <w:r>
+        <w:rPr>
+          <w:rFonts w:asciiTheme="minorHAnsi" w:hAnsiTheme="minorHAnsi" w:cstheme="minorHAnsi"/>
+          <w:spacing w:val="-2"/>
+          <w:sz w:val="20"/>
+          <w:szCs w:val="20"/>
+        </w:rPr>
+        <w:t>}}</w:t>
+      </w:r>
+      <w:r>
+        <w:rPr>
+          <w:rFonts w:asciiTheme="minorHAnsi" w:hAnsiTheme="minorHAnsi" w:cstheme="minorHAnsi"/>
+          <w:spacing w:val="-2"/>
+          <w:sz w:val="20"/>
+          <w:szCs w:val="20"/>
+        </w:rPr>
+        <w:t xml:space="preserve"> </w:t>
+      </w:r>
+      <w:r>
+        <w:rPr>
+          <w:rFonts w:asciiTheme="minorHAnsi" w:hAnsiTheme="minorHAnsi" w:cstheme="minorHAnsi"/>
           <w:sz w:val="20"/>
           <w:szCs w:val="20"/>
         </w:rPr>
         <w:t>%</w:t>
       </w:r>
+      <w:proofErr w:type="gramEnd"/>
       <w:r>
         <w:rPr>
           <w:rFonts w:asciiTheme="minorHAnsi" w:hAnsiTheme="minorHAnsi" w:cstheme="minorHAnsi"/>
@@ -4198,8 +4854,9 @@
           <w:sz w:val="20"/>
           <w:szCs w:val="20"/>
         </w:rPr>
-        <w:t>Overall Stress &amp; Presenteeism:</w:t>
-      </w:r>
+        <w:t xml:space="preserve">Overall Stress &amp; </w:t>
+      </w:r>
+      <w:proofErr w:type="gramStart"/>
       <w:r>
         <w:rPr>
           <w:rStyle w:val="Strong"/>
@@ -4207,7 +4864,7 @@
           <w:sz w:val="20"/>
           <w:szCs w:val="20"/>
         </w:rPr>
-        <w:t xml:space="preserve"> </w:t>
+        <w:t>Presenteeism:</w:t>
       </w:r>
       <w:r>
         <w:rPr>
@@ -4216,7 +4873,7 @@
           <w:sz w:val="20"/>
           <w:szCs w:val="20"/>
         </w:rPr>
-        <w:t>{{</w:t>
+        <w:t xml:space="preserve"> </w:t>
       </w:r>
       <w:r>
         <w:rPr>
@@ -4225,8 +4882,10 @@
           <w:sz w:val="20"/>
           <w:szCs w:val="20"/>
         </w:rPr>
-        <w:t>overall_stress_pct</w:t>
-      </w:r>
+        <w:t>{{</w:t>
+      </w:r>
+      <w:proofErr w:type="spellStart"/>
+      <w:proofErr w:type="gramEnd"/>
       <w:r>
         <w:rPr>
           <w:rStyle w:val="Strong"/>
@@ -4234,8 +4893,9 @@
           <w:sz w:val="20"/>
           <w:szCs w:val="20"/>
         </w:rPr>
-        <w:t>}}</w:t>
-      </w:r>
+        <w:t>overall_stress_</w:t>
+      </w:r>
+      <w:proofErr w:type="gramStart"/>
       <w:r>
         <w:rPr>
           <w:rStyle w:val="Strong"/>
@@ -4243,8 +4903,28 @@
           <w:sz w:val="20"/>
           <w:szCs w:val="20"/>
         </w:rPr>
+        <w:t>pct</w:t>
+      </w:r>
+      <w:proofErr w:type="spellEnd"/>
+      <w:r>
+        <w:rPr>
+          <w:rStyle w:val="Strong"/>
+          <w:rFonts w:asciiTheme="minorHAnsi" w:eastAsiaTheme="majorEastAsia" w:hAnsiTheme="minorHAnsi" w:cstheme="minorHAnsi"/>
+          <w:sz w:val="20"/>
+          <w:szCs w:val="20"/>
+        </w:rPr>
+        <w:t>}}</w:t>
+      </w:r>
+      <w:r>
+        <w:rPr>
+          <w:rStyle w:val="Strong"/>
+          <w:rFonts w:asciiTheme="minorHAnsi" w:eastAsiaTheme="majorEastAsia" w:hAnsiTheme="minorHAnsi" w:cstheme="minorHAnsi"/>
+          <w:sz w:val="20"/>
+          <w:szCs w:val="20"/>
+        </w:rPr>
         <w:t xml:space="preserve"> %</w:t>
       </w:r>
+      <w:proofErr w:type="gramEnd"/>
       <w:r>
         <w:rPr>
           <w:rFonts w:asciiTheme="minorHAnsi" w:hAnsiTheme="minorHAnsi" w:cstheme="minorHAnsi"/>
@@ -4276,7 +4956,17 @@
           <w:sz w:val="20"/>
           <w:szCs w:val="20"/>
         </w:rPr>
-        <w:t>Home &amp; Social Stress:</w:t>
+        <w:t xml:space="preserve">Home &amp; Social </w:t>
+      </w:r>
+      <w:proofErr w:type="gramStart"/>
+      <w:r>
+        <w:rPr>
+          <w:rStyle w:val="Strong"/>
+          <w:rFonts w:asciiTheme="minorHAnsi" w:eastAsiaTheme="majorEastAsia" w:hAnsiTheme="minorHAnsi" w:cstheme="minorHAnsi"/>
+          <w:sz w:val="20"/>
+          <w:szCs w:val="20"/>
+        </w:rPr>
+        <w:t>Stress:</w:t>
       </w:r>
       <w:r>
         <w:rPr>
@@ -4294,14 +4984,26 @@
         </w:rPr>
         <w:t>{{</w:t>
       </w:r>
-      <w:r>
-        <w:rPr>
-          <w:rFonts w:asciiTheme="minorHAnsi" w:hAnsiTheme="minorHAnsi" w:cstheme="minorHAnsi"/>
-          <w:sz w:val="20"/>
-          <w:szCs w:val="20"/>
-        </w:rPr>
-        <w:t>home_social_stress_pct</w:t>
-      </w:r>
+      <w:proofErr w:type="spellStart"/>
+      <w:proofErr w:type="gramEnd"/>
+      <w:r>
+        <w:rPr>
+          <w:rFonts w:asciiTheme="minorHAnsi" w:hAnsiTheme="minorHAnsi" w:cstheme="minorHAnsi"/>
+          <w:sz w:val="20"/>
+          <w:szCs w:val="20"/>
+        </w:rPr>
+        <w:t>home_social_stress_</w:t>
+      </w:r>
+      <w:proofErr w:type="gramStart"/>
+      <w:r>
+        <w:rPr>
+          <w:rFonts w:asciiTheme="minorHAnsi" w:hAnsiTheme="minorHAnsi" w:cstheme="minorHAnsi"/>
+          <w:sz w:val="20"/>
+          <w:szCs w:val="20"/>
+        </w:rPr>
+        <w:t>pct</w:t>
+      </w:r>
+      <w:proofErr w:type="spellEnd"/>
       <w:r>
         <w:rPr>
           <w:rFonts w:asciiTheme="minorHAnsi" w:hAnsiTheme="minorHAnsi" w:cstheme="minorHAnsi"/>
@@ -4318,6 +5020,7 @@
         </w:rPr>
         <w:t xml:space="preserve"> %</w:t>
       </w:r>
+      <w:proofErr w:type="gramEnd"/>
       <w:r>
         <w:rPr>
           <w:rFonts w:asciiTheme="minorHAnsi" w:hAnsiTheme="minorHAnsi" w:cstheme="minorHAnsi"/>
@@ -4349,7 +5052,17 @@
           <w:sz w:val="20"/>
           <w:szCs w:val="20"/>
         </w:rPr>
-        <w:t>Work-Related Stress:</w:t>
+        <w:t xml:space="preserve">Work-Related </w:t>
+      </w:r>
+      <w:proofErr w:type="gramStart"/>
+      <w:r>
+        <w:rPr>
+          <w:rStyle w:val="Strong"/>
+          <w:rFonts w:asciiTheme="minorHAnsi" w:eastAsiaTheme="majorEastAsia" w:hAnsiTheme="minorHAnsi" w:cstheme="minorHAnsi"/>
+          <w:sz w:val="20"/>
+          <w:szCs w:val="20"/>
+        </w:rPr>
+        <w:t>Stress:</w:t>
       </w:r>
       <w:r>
         <w:rPr>
@@ -4367,14 +5080,26 @@
         </w:rPr>
         <w:t>{{</w:t>
       </w:r>
-      <w:r>
-        <w:rPr>
-          <w:rFonts w:asciiTheme="minorHAnsi" w:hAnsiTheme="minorHAnsi" w:cstheme="minorHAnsi"/>
-          <w:sz w:val="20"/>
-          <w:szCs w:val="20"/>
-        </w:rPr>
-        <w:t>work_related_stress_pct</w:t>
-      </w:r>
+      <w:proofErr w:type="spellStart"/>
+      <w:proofErr w:type="gramEnd"/>
+      <w:r>
+        <w:rPr>
+          <w:rFonts w:asciiTheme="minorHAnsi" w:hAnsiTheme="minorHAnsi" w:cstheme="minorHAnsi"/>
+          <w:sz w:val="20"/>
+          <w:szCs w:val="20"/>
+        </w:rPr>
+        <w:t>work_related_stress_</w:t>
+      </w:r>
+      <w:proofErr w:type="gramStart"/>
+      <w:r>
+        <w:rPr>
+          <w:rFonts w:asciiTheme="minorHAnsi" w:hAnsiTheme="minorHAnsi" w:cstheme="minorHAnsi"/>
+          <w:sz w:val="20"/>
+          <w:szCs w:val="20"/>
+        </w:rPr>
+        <w:t>pct</w:t>
+      </w:r>
+      <w:proofErr w:type="spellEnd"/>
       <w:r>
         <w:rPr>
           <w:rFonts w:asciiTheme="minorHAnsi" w:hAnsiTheme="minorHAnsi" w:cstheme="minorHAnsi"/>
@@ -4399,6 +5124,7 @@
         </w:rPr>
         <w:t>%</w:t>
       </w:r>
+      <w:proofErr w:type="gramEnd"/>
       <w:r>
         <w:rPr>
           <w:rFonts w:asciiTheme="minorHAnsi" w:hAnsiTheme="minorHAnsi" w:cstheme="minorHAnsi"/>
@@ -4467,8 +5193,9 @@
           <w:sz w:val="20"/>
           <w:szCs w:val="20"/>
         </w:rPr>
-        <w:t>Tobacco Use (Oral &amp; Smoking):</w:t>
-      </w:r>
+        <w:t>Tobacco Use (Oral &amp; Smoking</w:t>
+      </w:r>
+      <w:proofErr w:type="gramStart"/>
       <w:r>
         <w:rPr>
           <w:rStyle w:val="Strong"/>
@@ -4476,7 +5203,7 @@
           <w:sz w:val="20"/>
           <w:szCs w:val="20"/>
         </w:rPr>
-        <w:t xml:space="preserve"> </w:t>
+        <w:t>):</w:t>
       </w:r>
       <w:r>
         <w:rPr>
@@ -4485,7 +5212,7 @@
           <w:sz w:val="20"/>
           <w:szCs w:val="20"/>
         </w:rPr>
-        <w:t>{{</w:t>
+        <w:t xml:space="preserve"> </w:t>
       </w:r>
       <w:r>
         <w:rPr>
@@ -4494,8 +5221,10 @@
           <w:sz w:val="20"/>
           <w:szCs w:val="20"/>
         </w:rPr>
-        <w:t>tobacco_use_pct</w:t>
-      </w:r>
+        <w:t>{{</w:t>
+      </w:r>
+      <w:proofErr w:type="spellStart"/>
+      <w:proofErr w:type="gramEnd"/>
       <w:r>
         <w:rPr>
           <w:rStyle w:val="Strong"/>
@@ -4503,8 +5232,9 @@
           <w:sz w:val="20"/>
           <w:szCs w:val="20"/>
         </w:rPr>
-        <w:t>}}</w:t>
-      </w:r>
+        <w:t>tobacco_use_</w:t>
+      </w:r>
+      <w:proofErr w:type="gramStart"/>
       <w:r>
         <w:rPr>
           <w:rStyle w:val="Strong"/>
@@ -4512,8 +5242,28 @@
           <w:sz w:val="20"/>
           <w:szCs w:val="20"/>
         </w:rPr>
+        <w:t>pct</w:t>
+      </w:r>
+      <w:proofErr w:type="spellEnd"/>
+      <w:r>
+        <w:rPr>
+          <w:rStyle w:val="Strong"/>
+          <w:rFonts w:asciiTheme="minorHAnsi" w:eastAsiaTheme="majorEastAsia" w:hAnsiTheme="minorHAnsi" w:cstheme="minorHAnsi"/>
+          <w:sz w:val="20"/>
+          <w:szCs w:val="20"/>
+        </w:rPr>
+        <w:t>}}</w:t>
+      </w:r>
+      <w:r>
+        <w:rPr>
+          <w:rStyle w:val="Strong"/>
+          <w:rFonts w:asciiTheme="minorHAnsi" w:eastAsiaTheme="majorEastAsia" w:hAnsiTheme="minorHAnsi" w:cstheme="minorHAnsi"/>
+          <w:sz w:val="20"/>
+          <w:szCs w:val="20"/>
+        </w:rPr>
         <w:t xml:space="preserve"> %</w:t>
       </w:r>
+      <w:proofErr w:type="gramEnd"/>
       <w:r>
         <w:rPr>
           <w:rStyle w:val="Strong"/>
@@ -4558,8 +5308,9 @@
           <w:sz w:val="20"/>
           <w:szCs w:val="20"/>
         </w:rPr>
-        <w:t>Alcohol Consumption:</w:t>
-      </w:r>
+        <w:t xml:space="preserve">Alcohol </w:t>
+      </w:r>
+      <w:proofErr w:type="gramStart"/>
       <w:r>
         <w:rPr>
           <w:rStyle w:val="Strong"/>
@@ -4567,7 +5318,7 @@
           <w:sz w:val="20"/>
           <w:szCs w:val="20"/>
         </w:rPr>
-        <w:t xml:space="preserve"> </w:t>
+        <w:t>Consumption:</w:t>
       </w:r>
       <w:r>
         <w:rPr>
@@ -4576,7 +5327,7 @@
           <w:sz w:val="20"/>
           <w:szCs w:val="20"/>
         </w:rPr>
-        <w:t>{{</w:t>
+        <w:t xml:space="preserve"> </w:t>
       </w:r>
       <w:r>
         <w:rPr>
@@ -4585,8 +5336,9 @@
           <w:sz w:val="20"/>
           <w:szCs w:val="20"/>
         </w:rPr>
-        <w:t>alcohol_consumption_pct</w:t>
-      </w:r>
+        <w:t>{{</w:t>
+      </w:r>
+      <w:proofErr w:type="spellStart"/>
       <w:r>
         <w:rPr>
           <w:rStyle w:val="Strong"/>
@@ -4594,8 +5346,9 @@
           <w:sz w:val="20"/>
           <w:szCs w:val="20"/>
         </w:rPr>
-        <w:t>}}</w:t>
-      </w:r>
+        <w:t>alcohol</w:t>
+      </w:r>
+      <w:proofErr w:type="gramEnd"/>
       <w:r>
         <w:rPr>
           <w:rStyle w:val="Strong"/>
@@ -4603,8 +5356,29 @@
           <w:sz w:val="20"/>
           <w:szCs w:val="20"/>
         </w:rPr>
+        <w:t>_consumption_pct</w:t>
+      </w:r>
+      <w:proofErr w:type="spellEnd"/>
+      <w:proofErr w:type="gramStart"/>
+      <w:r>
+        <w:rPr>
+          <w:rStyle w:val="Strong"/>
+          <w:rFonts w:asciiTheme="minorHAnsi" w:eastAsiaTheme="majorEastAsia" w:hAnsiTheme="minorHAnsi" w:cstheme="minorHAnsi"/>
+          <w:sz w:val="20"/>
+          <w:szCs w:val="20"/>
+        </w:rPr>
+        <w:t>}}</w:t>
+      </w:r>
+      <w:r>
+        <w:rPr>
+          <w:rStyle w:val="Strong"/>
+          <w:rFonts w:asciiTheme="minorHAnsi" w:eastAsiaTheme="majorEastAsia" w:hAnsiTheme="minorHAnsi" w:cstheme="minorHAnsi"/>
+          <w:sz w:val="20"/>
+          <w:szCs w:val="20"/>
+        </w:rPr>
         <w:t>%</w:t>
       </w:r>
+      <w:proofErr w:type="gramEnd"/>
       <w:r>
         <w:rPr>
           <w:rFonts w:asciiTheme="minorHAnsi" w:hAnsiTheme="minorHAnsi" w:cstheme="minorHAnsi"/>
@@ -4694,7 +5468,7 @@
                     <pic:cNvPicPr/>
                   </pic:nvPicPr>
                   <pic:blipFill>
-                    <a:blip r:embed="rId10" cstate="print"/>
+                    <a:blip r:embed="rId11" cstate="print"/>
                     <a:stretch>
                       <a:fillRect/>
                     </a:stretch>
@@ -4767,7 +5541,18 @@
           <w:sz w:val="20"/>
           <w:szCs w:val="20"/>
         </w:rPr>
-        <w:t>Chronic Ailments</w:t>
+        <w:t xml:space="preserve">Chronic </w:t>
+      </w:r>
+      <w:proofErr w:type="gramStart"/>
+      <w:r>
+        <w:rPr>
+          <w:rFonts w:asciiTheme="minorHAnsi" w:hAnsiTheme="minorHAnsi" w:cstheme="minorHAnsi"/>
+          <w:b/>
+          <w:bCs/>
+          <w:sz w:val="20"/>
+          <w:szCs w:val="20"/>
+        </w:rPr>
+        <w:t>Ailments</w:t>
       </w:r>
       <w:r>
         <w:rPr>
@@ -4785,14 +5570,26 @@
         </w:rPr>
         <w:t>{{</w:t>
       </w:r>
-      <w:r>
-        <w:rPr>
-          <w:rFonts w:asciiTheme="minorHAnsi" w:hAnsiTheme="minorHAnsi" w:cstheme="minorHAnsi"/>
-          <w:sz w:val="20"/>
-          <w:szCs w:val="20"/>
-        </w:rPr>
-        <w:t>chronic_ailments_pct</w:t>
-      </w:r>
+      <w:proofErr w:type="spellStart"/>
+      <w:proofErr w:type="gramEnd"/>
+      <w:r>
+        <w:rPr>
+          <w:rFonts w:asciiTheme="minorHAnsi" w:hAnsiTheme="minorHAnsi" w:cstheme="minorHAnsi"/>
+          <w:sz w:val="20"/>
+          <w:szCs w:val="20"/>
+        </w:rPr>
+        <w:t>chronic_ailments_</w:t>
+      </w:r>
+      <w:proofErr w:type="gramStart"/>
+      <w:r>
+        <w:rPr>
+          <w:rFonts w:asciiTheme="minorHAnsi" w:hAnsiTheme="minorHAnsi" w:cstheme="minorHAnsi"/>
+          <w:sz w:val="20"/>
+          <w:szCs w:val="20"/>
+        </w:rPr>
+        <w:t>pct</w:t>
+      </w:r>
+      <w:proofErr w:type="spellEnd"/>
       <w:r>
         <w:rPr>
           <w:rFonts w:asciiTheme="minorHAnsi" w:hAnsiTheme="minorHAnsi" w:cstheme="minorHAnsi"/>
@@ -4815,7 +5612,16 @@
           <w:sz w:val="20"/>
           <w:szCs w:val="20"/>
         </w:rPr>
-        <w:t>% of your employees indicate to suffer from chronic health issues</w:t>
+        <w:t>%</w:t>
+      </w:r>
+      <w:proofErr w:type="gramEnd"/>
+      <w:r>
+        <w:rPr>
+          <w:rFonts w:asciiTheme="minorHAnsi" w:hAnsiTheme="minorHAnsi" w:cstheme="minorHAnsi"/>
+          <w:sz w:val="20"/>
+          <w:szCs w:val="20"/>
+        </w:rPr>
+        <w:t xml:space="preserve"> of your employees indicate to suffer from chronic health issues</w:t>
       </w:r>
       <w:r>
         <w:rPr>
@@ -4853,6 +5659,7 @@
           <w:szCs w:val="20"/>
         </w:rPr>
       </w:pPr>
+      <w:proofErr w:type="gramStart"/>
       <w:r>
         <w:rPr>
           <w:rFonts w:asciiTheme="minorHAnsi" w:hAnsiTheme="minorHAnsi" w:cstheme="minorHAnsi"/>
@@ -4882,6 +5689,7 @@
         </w:rPr>
         <w:t>{{</w:t>
       </w:r>
+      <w:proofErr w:type="spellStart"/>
       <w:r>
         <w:rPr>
           <w:rFonts w:asciiTheme="minorHAnsi" w:hAnsiTheme="minorHAnsi" w:cstheme="minorHAnsi"/>
@@ -4890,8 +5698,9 @@
           <w:sz w:val="20"/>
           <w:szCs w:val="20"/>
         </w:rPr>
-        <w:t>medication_total_pct</w:t>
-      </w:r>
+        <w:t>medication</w:t>
+      </w:r>
+      <w:proofErr w:type="gramEnd"/>
       <w:r>
         <w:rPr>
           <w:rFonts w:asciiTheme="minorHAnsi" w:hAnsiTheme="minorHAnsi" w:cstheme="minorHAnsi"/>
@@ -4900,6 +5709,28 @@
           <w:sz w:val="20"/>
           <w:szCs w:val="20"/>
         </w:rPr>
+        <w:t>_total_</w:t>
+      </w:r>
+      <w:proofErr w:type="gramStart"/>
+      <w:r>
+        <w:rPr>
+          <w:rFonts w:asciiTheme="minorHAnsi" w:hAnsiTheme="minorHAnsi" w:cstheme="minorHAnsi"/>
+          <w:bCs/>
+          <w:spacing w:val="-2"/>
+          <w:sz w:val="20"/>
+          <w:szCs w:val="20"/>
+        </w:rPr>
+        <w:t>pct</w:t>
+      </w:r>
+      <w:proofErr w:type="spellEnd"/>
+      <w:r>
+        <w:rPr>
+          <w:rFonts w:asciiTheme="minorHAnsi" w:hAnsiTheme="minorHAnsi" w:cstheme="minorHAnsi"/>
+          <w:bCs/>
+          <w:spacing w:val="-2"/>
+          <w:sz w:val="20"/>
+          <w:szCs w:val="20"/>
+        </w:rPr>
         <w:t>}}</w:t>
       </w:r>
       <w:r>
@@ -4919,6 +5750,7 @@
         </w:rPr>
         <w:t>%</w:t>
       </w:r>
+      <w:proofErr w:type="gramEnd"/>
       <w:r>
         <w:rPr>
           <w:rFonts w:asciiTheme="minorHAnsi" w:hAnsiTheme="minorHAnsi" w:cstheme="minorHAnsi"/>
@@ -5082,14 +5914,25 @@
         </w:rPr>
         <w:t>{{</w:t>
       </w:r>
-      <w:r>
-        <w:rPr>
-          <w:rFonts w:asciiTheme="minorHAnsi" w:hAnsiTheme="minorHAnsi" w:cstheme="minorHAnsi"/>
-          <w:sz w:val="20"/>
-          <w:szCs w:val="20"/>
-        </w:rPr>
-        <w:t>medication_diabetes_pct</w:t>
-      </w:r>
+      <w:proofErr w:type="spellStart"/>
+      <w:r>
+        <w:rPr>
+          <w:rFonts w:asciiTheme="minorHAnsi" w:hAnsiTheme="minorHAnsi" w:cstheme="minorHAnsi"/>
+          <w:sz w:val="20"/>
+          <w:szCs w:val="20"/>
+        </w:rPr>
+        <w:t>medication_diabetes_</w:t>
+      </w:r>
+      <w:proofErr w:type="gramStart"/>
+      <w:r>
+        <w:rPr>
+          <w:rFonts w:asciiTheme="minorHAnsi" w:hAnsiTheme="minorHAnsi" w:cstheme="minorHAnsi"/>
+          <w:sz w:val="20"/>
+          <w:szCs w:val="20"/>
+        </w:rPr>
+        <w:t>pct</w:t>
+      </w:r>
+      <w:proofErr w:type="spellEnd"/>
       <w:r>
         <w:rPr>
           <w:rFonts w:asciiTheme="minorHAnsi" w:hAnsiTheme="minorHAnsi" w:cstheme="minorHAnsi"/>
@@ -5114,6 +5957,7 @@
         </w:rPr>
         <w:t>%</w:t>
       </w:r>
+      <w:proofErr w:type="gramEnd"/>
       <w:r>
         <w:rPr>
           <w:rFonts w:asciiTheme="minorHAnsi" w:hAnsiTheme="minorHAnsi" w:cstheme="minorHAnsi"/>
@@ -5235,14 +6079,25 @@
         </w:rPr>
         <w:t>{{</w:t>
       </w:r>
-      <w:r>
-        <w:rPr>
-          <w:rFonts w:asciiTheme="minorHAnsi" w:hAnsiTheme="minorHAnsi" w:cstheme="minorHAnsi"/>
-          <w:sz w:val="20"/>
-          <w:szCs w:val="20"/>
-        </w:rPr>
-        <w:t>medication_hypertension_pct</w:t>
-      </w:r>
+      <w:proofErr w:type="spellStart"/>
+      <w:r>
+        <w:rPr>
+          <w:rFonts w:asciiTheme="minorHAnsi" w:hAnsiTheme="minorHAnsi" w:cstheme="minorHAnsi"/>
+          <w:sz w:val="20"/>
+          <w:szCs w:val="20"/>
+        </w:rPr>
+        <w:t>medication_hypertension_</w:t>
+      </w:r>
+      <w:proofErr w:type="gramStart"/>
+      <w:r>
+        <w:rPr>
+          <w:rFonts w:asciiTheme="minorHAnsi" w:hAnsiTheme="minorHAnsi" w:cstheme="minorHAnsi"/>
+          <w:sz w:val="20"/>
+          <w:szCs w:val="20"/>
+        </w:rPr>
+        <w:t>pct</w:t>
+      </w:r>
+      <w:proofErr w:type="spellEnd"/>
       <w:r>
         <w:rPr>
           <w:rFonts w:asciiTheme="minorHAnsi" w:hAnsiTheme="minorHAnsi" w:cstheme="minorHAnsi"/>
@@ -5267,6 +6122,7 @@
         </w:rPr>
         <w:t>%</w:t>
       </w:r>
+      <w:proofErr w:type="gramEnd"/>
       <w:r>
         <w:rPr>
           <w:rFonts w:asciiTheme="minorHAnsi" w:hAnsiTheme="minorHAnsi" w:cstheme="minorHAnsi"/>
@@ -5388,14 +6244,25 @@
         </w:rPr>
         <w:t>{{</w:t>
       </w:r>
-      <w:r>
-        <w:rPr>
-          <w:rFonts w:asciiTheme="minorHAnsi" w:hAnsiTheme="minorHAnsi" w:cstheme="minorHAnsi"/>
-          <w:sz w:val="20"/>
-          <w:szCs w:val="20"/>
-        </w:rPr>
-        <w:t>medication_dyslipidemia_pct</w:t>
-      </w:r>
+      <w:proofErr w:type="spellStart"/>
+      <w:r>
+        <w:rPr>
+          <w:rFonts w:asciiTheme="minorHAnsi" w:hAnsiTheme="minorHAnsi" w:cstheme="minorHAnsi"/>
+          <w:sz w:val="20"/>
+          <w:szCs w:val="20"/>
+        </w:rPr>
+        <w:t>medication_dyslipidemia_</w:t>
+      </w:r>
+      <w:proofErr w:type="gramStart"/>
+      <w:r>
+        <w:rPr>
+          <w:rFonts w:asciiTheme="minorHAnsi" w:hAnsiTheme="minorHAnsi" w:cstheme="minorHAnsi"/>
+          <w:sz w:val="20"/>
+          <w:szCs w:val="20"/>
+        </w:rPr>
+        <w:t>pct</w:t>
+      </w:r>
+      <w:proofErr w:type="spellEnd"/>
       <w:r>
         <w:rPr>
           <w:rFonts w:asciiTheme="minorHAnsi" w:hAnsiTheme="minorHAnsi" w:cstheme="minorHAnsi"/>
@@ -5420,6 +6287,7 @@
         </w:rPr>
         <w:t>%</w:t>
       </w:r>
+      <w:proofErr w:type="gramEnd"/>
       <w:r>
         <w:rPr>
           <w:rFonts w:asciiTheme="minorHAnsi" w:hAnsiTheme="minorHAnsi" w:cstheme="minorHAnsi"/>
@@ -5541,14 +6409,25 @@
         </w:rPr>
         <w:t>{{</w:t>
       </w:r>
-      <w:r>
-        <w:rPr>
-          <w:rFonts w:asciiTheme="minorHAnsi" w:hAnsiTheme="minorHAnsi" w:cstheme="minorHAnsi"/>
-          <w:sz w:val="20"/>
-          <w:szCs w:val="20"/>
-        </w:rPr>
-        <w:t>medication_musculoskeletal_pct</w:t>
-      </w:r>
+      <w:proofErr w:type="spellStart"/>
+      <w:r>
+        <w:rPr>
+          <w:rFonts w:asciiTheme="minorHAnsi" w:hAnsiTheme="minorHAnsi" w:cstheme="minorHAnsi"/>
+          <w:sz w:val="20"/>
+          <w:szCs w:val="20"/>
+        </w:rPr>
+        <w:t>medication_musculoskeletal_</w:t>
+      </w:r>
+      <w:proofErr w:type="gramStart"/>
+      <w:r>
+        <w:rPr>
+          <w:rFonts w:asciiTheme="minorHAnsi" w:hAnsiTheme="minorHAnsi" w:cstheme="minorHAnsi"/>
+          <w:sz w:val="20"/>
+          <w:szCs w:val="20"/>
+        </w:rPr>
+        <w:t>pct</w:t>
+      </w:r>
+      <w:proofErr w:type="spellEnd"/>
       <w:r>
         <w:rPr>
           <w:rFonts w:asciiTheme="minorHAnsi" w:hAnsiTheme="minorHAnsi" w:cstheme="minorHAnsi"/>
@@ -5573,6 +6452,7 @@
         </w:rPr>
         <w:t>%</w:t>
       </w:r>
+      <w:proofErr w:type="gramEnd"/>
       <w:r>
         <w:rPr>
           <w:rFonts w:asciiTheme="minorHAnsi" w:hAnsiTheme="minorHAnsi" w:cstheme="minorHAnsi"/>
@@ -5664,7 +6544,25 @@
           <w:sz w:val="20"/>
           <w:szCs w:val="20"/>
         </w:rPr>
-        <w:t xml:space="preserve"> medication for musculo-skeletal problems.</w:t>
+        <w:t xml:space="preserve"> medication for </w:t>
+      </w:r>
+      <w:proofErr w:type="spellStart"/>
+      <w:r>
+        <w:rPr>
+          <w:rFonts w:asciiTheme="minorHAnsi" w:hAnsiTheme="minorHAnsi" w:cstheme="minorHAnsi"/>
+          <w:sz w:val="20"/>
+          <w:szCs w:val="20"/>
+        </w:rPr>
+        <w:t>musculo</w:t>
+      </w:r>
+      <w:proofErr w:type="spellEnd"/>
+      <w:r>
+        <w:rPr>
+          <w:rFonts w:asciiTheme="minorHAnsi" w:hAnsiTheme="minorHAnsi" w:cstheme="minorHAnsi"/>
+          <w:sz w:val="20"/>
+          <w:szCs w:val="20"/>
+        </w:rPr>
+        <w:t>-skeletal problems.</w:t>
       </w:r>
     </w:p>
     <w:p>
@@ -5692,16 +6590,28 @@
           <w:sz w:val="20"/>
           <w:szCs w:val="20"/>
         </w:rPr>
+        <w:lastRenderedPageBreak/>
         <w:t>{{</w:t>
       </w:r>
-      <w:r>
-        <w:rPr>
-          <w:rFonts w:asciiTheme="minorHAnsi" w:hAnsiTheme="minorHAnsi" w:cstheme="minorHAnsi"/>
-          <w:sz w:val="20"/>
-          <w:szCs w:val="20"/>
-        </w:rPr>
-        <w:t>medication_other_pct</w:t>
-      </w:r>
+      <w:proofErr w:type="spellStart"/>
+      <w:r>
+        <w:rPr>
+          <w:rFonts w:asciiTheme="minorHAnsi" w:hAnsiTheme="minorHAnsi" w:cstheme="minorHAnsi"/>
+          <w:sz w:val="20"/>
+          <w:szCs w:val="20"/>
+        </w:rPr>
+        <w:t>medication_other_</w:t>
+      </w:r>
+      <w:proofErr w:type="gramStart"/>
+      <w:r>
+        <w:rPr>
+          <w:rFonts w:asciiTheme="minorHAnsi" w:hAnsiTheme="minorHAnsi" w:cstheme="minorHAnsi"/>
+          <w:sz w:val="20"/>
+          <w:szCs w:val="20"/>
+        </w:rPr>
+        <w:t>pct</w:t>
+      </w:r>
+      <w:proofErr w:type="spellEnd"/>
       <w:r>
         <w:rPr>
           <w:rFonts w:asciiTheme="minorHAnsi" w:hAnsiTheme="minorHAnsi" w:cstheme="minorHAnsi"/>
@@ -5726,6 +6636,7 @@
         </w:rPr>
         <w:t>%</w:t>
       </w:r>
+      <w:proofErr w:type="gramEnd"/>
       <w:r>
         <w:rPr>
           <w:rFonts w:asciiTheme="minorHAnsi" w:hAnsiTheme="minorHAnsi" w:cstheme="minorHAnsi"/>
@@ -5817,16 +6728,7 @@
           <w:sz w:val="20"/>
           <w:szCs w:val="20"/>
         </w:rPr>
-        <w:t xml:space="preserve"> medication for </w:t>
-      </w:r>
-      <w:r>
-        <w:rPr>
-          <w:rFonts w:asciiTheme="minorHAnsi" w:hAnsiTheme="minorHAnsi" w:cstheme="minorHAnsi"/>
-          <w:sz w:val="20"/>
-          <w:szCs w:val="20"/>
-        </w:rPr>
-        <w:lastRenderedPageBreak/>
-        <w:t>other health problems.</w:t>
+        <w:t xml:space="preserve"> medication for other health problems.</w:t>
       </w:r>
     </w:p>
     <w:p>
@@ -5894,7 +6796,31 @@
           <w:sz w:val="20"/>
           <w:szCs w:val="20"/>
         </w:rPr>
-        <w:t xml:space="preserve">(will be displayed according to test done: </w:t>
+        <w:t xml:space="preserve">(will be displayed according to test </w:t>
+      </w:r>
+      <w:proofErr w:type="gramStart"/>
+      <w:r>
+        <w:rPr>
+          <w:rFonts w:asciiTheme="minorHAnsi" w:hAnsiTheme="minorHAnsi" w:cstheme="minorHAnsi"/>
+          <w:bCs/>
+          <w:color w:val="0070C0"/>
+          <w:spacing w:val="-2"/>
+          <w:sz w:val="20"/>
+          <w:szCs w:val="20"/>
+        </w:rPr>
+        <w:t>done:</w:t>
+      </w:r>
+      <w:proofErr w:type="gramEnd"/>
+      <w:r>
+        <w:rPr>
+          <w:rFonts w:asciiTheme="minorHAnsi" w:hAnsiTheme="minorHAnsi" w:cstheme="minorHAnsi"/>
+          <w:bCs/>
+          <w:color w:val="0070C0"/>
+          <w:spacing w:val="-2"/>
+          <w:sz w:val="20"/>
+          <w:szCs w:val="20"/>
+        </w:rPr>
+        <w:t xml:space="preserve"> </w:t>
       </w:r>
       <w:r>
         <w:rPr>
@@ -5943,12 +6869,11 @@
     </w:p>
     <w:p>
       <w:pPr>
-        <w:pStyle w:val="ListParagraph"/>
         <w:tabs>
           <w:tab w:val="left" w:pos="719"/>
         </w:tabs>
         <w:spacing w:line="196" w:lineRule="auto"/>
-        <w:ind w:left="1188" w:right="4082"/>
+        <w:ind w:left="450" w:right="4082"/>
         <w:rPr>
           <w:rFonts w:asciiTheme="minorHAnsi" w:hAnsiTheme="minorHAnsi" w:cstheme="minorHAnsi"/>
           <w:color w:val="FF0000"/>
@@ -5958,10 +6883,7 @@
       </w:pPr>
       <w:r>
         <w:rPr>
-          <w:rFonts w:asciiTheme="minorHAnsi" w:hAnsiTheme="minorHAnsi" w:cstheme="minorHAnsi"/>
           <w:noProof/>
-          <w:sz w:val="20"/>
-          <w:szCs w:val="20"/>
         </w:rPr>
         <w:drawing>
           <wp:anchor distT="0" distB="0" distL="0" distR="0" simplePos="0" relativeHeight="251669504" behindDoc="1" locked="0" layoutInCell="1" allowOverlap="1" wp14:anchorId="7362E936" wp14:editId="698955D8">
@@ -5995,7 +6917,7 @@
                     <pic:cNvPicPr/>
                   </pic:nvPicPr>
                   <pic:blipFill>
-                    <a:blip r:embed="rId10" cstate="print"/>
+                    <a:blip r:embed="rId11" cstate="print"/>
                     <a:stretch>
                       <a:fillRect/>
                     </a:stretch>
@@ -6021,16 +6943,6 @@
           </wp:anchor>
         </w:drawing>
       </w:r>
-      <w:r>
-        <w:rPr>
-          <w:rFonts w:asciiTheme="minorHAnsi" w:hAnsiTheme="minorHAnsi" w:cstheme="minorHAnsi"/>
-          <w:color w:val="FF0000"/>
-          <w:spacing w:val="-2"/>
-          <w:sz w:val="20"/>
-          <w:szCs w:val="20"/>
-        </w:rPr>
-        <w:t>(Fasting Blood Glucose)</w:t>
-      </w:r>
     </w:p>
     <w:p>
       <w:pPr>
@@ -6060,6 +6972,7 @@
         </w:rPr>
         <w:t>{{</w:t>
       </w:r>
+      <w:proofErr w:type="spellStart"/>
       <w:r>
         <w:rPr>
           <w:rFonts w:asciiTheme="minorHAnsi" w:hAnsiTheme="minorHAnsi" w:cstheme="minorHAnsi"/>
@@ -6067,8 +6980,19 @@
           <w:szCs w:val="20"/>
           <w:lang w:val="en-AE"/>
         </w:rPr>
-        <w:t>fbs_pre_pct</w:t>
-      </w:r>
+        <w:t>fbs_pre_</w:t>
+      </w:r>
+      <w:proofErr w:type="gramStart"/>
+      <w:r>
+        <w:rPr>
+          <w:rFonts w:asciiTheme="minorHAnsi" w:hAnsiTheme="minorHAnsi" w:cstheme="minorHAnsi"/>
+          <w:sz w:val="20"/>
+          <w:szCs w:val="20"/>
+          <w:lang w:val="en-AE"/>
+        </w:rPr>
+        <w:t>pct</w:t>
+      </w:r>
+      <w:proofErr w:type="spellEnd"/>
       <w:r>
         <w:rPr>
           <w:rFonts w:asciiTheme="minorHAnsi" w:hAnsiTheme="minorHAnsi" w:cstheme="minorHAnsi"/>
@@ -6085,6 +7009,7 @@
         </w:rPr>
         <w:t xml:space="preserve"> %</w:t>
       </w:r>
+      <w:proofErr w:type="gramEnd"/>
       <w:r>
         <w:rPr>
           <w:rFonts w:asciiTheme="minorHAnsi" w:hAnsiTheme="minorHAnsi" w:cstheme="minorHAnsi"/>
@@ -6245,8 +7170,19 @@
           <w:sz w:val="20"/>
           <w:szCs w:val="20"/>
         </w:rPr>
-        <w:t xml:space="preserve"> Fasting Blood Glucose levels</w:t>
-      </w:r>
+        <w:t xml:space="preserve"> </w:t>
+      </w:r>
+      <w:proofErr w:type="gramStart"/>
+      <w:r>
+        <w:rPr>
+          <w:rFonts w:asciiTheme="minorHAnsi" w:hAnsiTheme="minorHAnsi" w:cstheme="minorHAnsi"/>
+          <w:spacing w:val="-1"/>
+          <w:sz w:val="20"/>
+          <w:szCs w:val="20"/>
+        </w:rPr>
+        <w:t>Fasting Blood Glucose levels</w:t>
+      </w:r>
+      <w:proofErr w:type="gramEnd"/>
       <w:r>
         <w:rPr>
           <w:rFonts w:asciiTheme="minorHAnsi" w:hAnsiTheme="minorHAnsi" w:cstheme="minorHAnsi"/>
@@ -6300,6 +7236,7 @@
         </w:rPr>
         <w:t>{{</w:t>
       </w:r>
+      <w:proofErr w:type="spellStart"/>
       <w:r>
         <w:rPr>
           <w:rFonts w:asciiTheme="minorHAnsi" w:hAnsiTheme="minorHAnsi" w:cstheme="minorHAnsi"/>
@@ -6307,8 +7244,19 @@
           <w:szCs w:val="20"/>
           <w:lang w:val="en-AE"/>
         </w:rPr>
-        <w:t>fbs_mod_pct</w:t>
-      </w:r>
+        <w:t>fbs_mod_</w:t>
+      </w:r>
+      <w:proofErr w:type="gramStart"/>
+      <w:r>
+        <w:rPr>
+          <w:rFonts w:asciiTheme="minorHAnsi" w:hAnsiTheme="minorHAnsi" w:cstheme="minorHAnsi"/>
+          <w:sz w:val="20"/>
+          <w:szCs w:val="20"/>
+          <w:lang w:val="en-AE"/>
+        </w:rPr>
+        <w:t>pct</w:t>
+      </w:r>
+      <w:proofErr w:type="spellEnd"/>
       <w:r>
         <w:rPr>
           <w:rFonts w:asciiTheme="minorHAnsi" w:hAnsiTheme="minorHAnsi" w:cstheme="minorHAnsi"/>
@@ -6325,6 +7273,7 @@
         </w:rPr>
         <w:t xml:space="preserve"> %</w:t>
       </w:r>
+      <w:proofErr w:type="gramEnd"/>
       <w:r>
         <w:rPr>
           <w:rFonts w:asciiTheme="minorHAnsi" w:hAnsiTheme="minorHAnsi" w:cstheme="minorHAnsi"/>
@@ -6481,6 +7430,7 @@
         </w:rPr>
         <w:t>{{</w:t>
       </w:r>
+      <w:proofErr w:type="spellStart"/>
       <w:r>
         <w:rPr>
           <w:rFonts w:asciiTheme="minorHAnsi" w:hAnsiTheme="minorHAnsi" w:cstheme="minorHAnsi"/>
@@ -6488,8 +7438,19 @@
           <w:szCs w:val="20"/>
           <w:lang w:val="en-AE"/>
         </w:rPr>
-        <w:t>fbs_dia_pct</w:t>
-      </w:r>
+        <w:t>fbs_dia_</w:t>
+      </w:r>
+      <w:proofErr w:type="gramStart"/>
+      <w:r>
+        <w:rPr>
+          <w:rFonts w:asciiTheme="minorHAnsi" w:hAnsiTheme="minorHAnsi" w:cstheme="minorHAnsi"/>
+          <w:sz w:val="20"/>
+          <w:szCs w:val="20"/>
+          <w:lang w:val="en-AE"/>
+        </w:rPr>
+        <w:t>pct</w:t>
+      </w:r>
+      <w:proofErr w:type="spellEnd"/>
       <w:r>
         <w:rPr>
           <w:rFonts w:asciiTheme="minorHAnsi" w:hAnsiTheme="minorHAnsi" w:cstheme="minorHAnsi"/>
@@ -6506,6 +7467,7 @@
         </w:rPr>
         <w:t xml:space="preserve"> %</w:t>
       </w:r>
+      <w:proofErr w:type="gramEnd"/>
       <w:r>
         <w:rPr>
           <w:rFonts w:asciiTheme="minorHAnsi" w:hAnsiTheme="minorHAnsi" w:cstheme="minorHAnsi"/>
@@ -6616,97 +7578,6 @@
           <w:szCs w:val="20"/>
         </w:rPr>
         <w:t xml:space="preserve"> Diabetic with Fasting Glucose levels above 130 mg/dl.</w:t>
-      </w:r>
-    </w:p>
-    <w:p>
-      <w:pPr>
-        <w:pStyle w:val="ListParagraph"/>
-        <w:tabs>
-          <w:tab w:val="left" w:pos="719"/>
-        </w:tabs>
-        <w:spacing w:line="196" w:lineRule="auto"/>
-        <w:ind w:left="1080" w:right="3120"/>
-        <w:rPr>
-          <w:rFonts w:asciiTheme="minorHAnsi" w:hAnsiTheme="minorHAnsi" w:cstheme="minorHAnsi"/>
-          <w:color w:val="FF0000"/>
-          <w:sz w:val="20"/>
-          <w:szCs w:val="20"/>
-        </w:rPr>
-      </w:pPr>
-      <w:r>
-        <w:rPr>
-          <w:rFonts w:asciiTheme="minorHAnsi" w:hAnsiTheme="minorHAnsi" w:cstheme="minorHAnsi"/>
-          <w:noProof/>
-          <w:sz w:val="20"/>
-          <w:szCs w:val="20"/>
-        </w:rPr>
-        <w:drawing>
-          <wp:anchor distT="0" distB="0" distL="0" distR="0" simplePos="0" relativeHeight="251670528" behindDoc="1" locked="0" layoutInCell="1" allowOverlap="1" wp14:anchorId="073B897E" wp14:editId="12166245">
-            <wp:simplePos x="0" y="0"/>
-            <wp:positionH relativeFrom="margin">
-              <wp:posOffset>4857471</wp:posOffset>
-            </wp:positionH>
-            <wp:positionV relativeFrom="paragraph">
-              <wp:posOffset>131739</wp:posOffset>
-            </wp:positionV>
-            <wp:extent cx="1302385" cy="1081405"/>
-            <wp:effectExtent l="0" t="0" r="0" b="4445"/>
-            <wp:wrapTight wrapText="bothSides">
-              <wp:wrapPolygon edited="0">
-                <wp:start x="0" y="0"/>
-                <wp:lineTo x="0" y="21308"/>
-                <wp:lineTo x="21168" y="21308"/>
-                <wp:lineTo x="21168" y="0"/>
-                <wp:lineTo x="0" y="0"/>
-              </wp:wrapPolygon>
-            </wp:wrapTight>
-            <wp:docPr id="173707821" name="image3.png" descr="A graph of different colored bars&#10;&#10;Description automatically generated"/>
-            <wp:cNvGraphicFramePr>
-              <a:graphicFrameLocks xmlns:a="http://schemas.openxmlformats.org/drawingml/2006/main" noChangeAspect="1"/>
-            </wp:cNvGraphicFramePr>
-            <a:graphic xmlns:a="http://schemas.openxmlformats.org/drawingml/2006/main">
-              <a:graphicData uri="http://schemas.openxmlformats.org/drawingml/2006/picture">
-                <pic:pic xmlns:pic="http://schemas.openxmlformats.org/drawingml/2006/picture">
-                  <pic:nvPicPr>
-                    <pic:cNvPr id="173707821" name="image3.png" descr="A graph of different colored bars&#10;&#10;Description automatically generated"/>
-                    <pic:cNvPicPr/>
-                  </pic:nvPicPr>
-                  <pic:blipFill>
-                    <a:blip r:embed="rId10" cstate="print"/>
-                    <a:stretch>
-                      <a:fillRect/>
-                    </a:stretch>
-                  </pic:blipFill>
-                  <pic:spPr>
-                    <a:xfrm>
-                      <a:off x="0" y="0"/>
-                      <a:ext cx="1302385" cy="1081405"/>
-                    </a:xfrm>
-                    <a:prstGeom prst="rect">
-                      <a:avLst/>
-                    </a:prstGeom>
-                  </pic:spPr>
-                </pic:pic>
-              </a:graphicData>
-            </a:graphic>
-            <wp14:sizeRelH relativeFrom="margin">
-              <wp14:pctWidth>0</wp14:pctWidth>
-            </wp14:sizeRelH>
-            <wp14:sizeRelV relativeFrom="margin">
-              <wp14:pctHeight>0</wp14:pctHeight>
-            </wp14:sizeRelV>
-          </wp:anchor>
-        </w:drawing>
-      </w:r>
-      <w:r>
-        <w:rPr>
-          <w:rFonts w:asciiTheme="minorHAnsi" w:hAnsiTheme="minorHAnsi" w:cstheme="minorHAnsi"/>
-          <w:color w:val="FF0000"/>
-          <w:spacing w:val="-2"/>
-          <w:sz w:val="20"/>
-          <w:szCs w:val="20"/>
-        </w:rPr>
-        <w:t>(Random Blood Glucose)</w:t>
       </w:r>
     </w:p>
     <w:p>
@@ -6736,14 +7607,25 @@
         </w:rPr>
         <w:t>{{</w:t>
       </w:r>
-      <w:r>
-        <w:rPr>
-          <w:rFonts w:asciiTheme="minorHAnsi" w:hAnsiTheme="minorHAnsi" w:cstheme="minorHAnsi"/>
-          <w:sz w:val="20"/>
-          <w:szCs w:val="20"/>
-        </w:rPr>
-        <w:t>rbs_pre_pct</w:t>
-      </w:r>
+      <w:proofErr w:type="spellStart"/>
+      <w:r>
+        <w:rPr>
+          <w:rFonts w:asciiTheme="minorHAnsi" w:hAnsiTheme="minorHAnsi" w:cstheme="minorHAnsi"/>
+          <w:sz w:val="20"/>
+          <w:szCs w:val="20"/>
+        </w:rPr>
+        <w:t>rbs_pre_</w:t>
+      </w:r>
+      <w:proofErr w:type="gramStart"/>
+      <w:r>
+        <w:rPr>
+          <w:rFonts w:asciiTheme="minorHAnsi" w:hAnsiTheme="minorHAnsi" w:cstheme="minorHAnsi"/>
+          <w:sz w:val="20"/>
+          <w:szCs w:val="20"/>
+        </w:rPr>
+        <w:t>pct</w:t>
+      </w:r>
+      <w:proofErr w:type="spellEnd"/>
       <w:r>
         <w:rPr>
           <w:rFonts w:asciiTheme="minorHAnsi" w:hAnsiTheme="minorHAnsi" w:cstheme="minorHAnsi"/>
@@ -6768,6 +7650,7 @@
         </w:rPr>
         <w:t>%</w:t>
       </w:r>
+      <w:proofErr w:type="gramEnd"/>
       <w:r>
         <w:rPr>
           <w:rFonts w:asciiTheme="minorHAnsi" w:hAnsiTheme="minorHAnsi" w:cstheme="minorHAnsi"/>
@@ -6928,8 +7811,19 @@
           <w:sz w:val="20"/>
           <w:szCs w:val="20"/>
         </w:rPr>
-        <w:t xml:space="preserve"> Random Blood Glucose levels</w:t>
-      </w:r>
+        <w:t xml:space="preserve"> </w:t>
+      </w:r>
+      <w:proofErr w:type="gramStart"/>
+      <w:r>
+        <w:rPr>
+          <w:rFonts w:asciiTheme="minorHAnsi" w:hAnsiTheme="minorHAnsi" w:cstheme="minorHAnsi"/>
+          <w:spacing w:val="-1"/>
+          <w:sz w:val="20"/>
+          <w:szCs w:val="20"/>
+        </w:rPr>
+        <w:t>Random Blood Glucose levels</w:t>
+      </w:r>
+      <w:proofErr w:type="gramEnd"/>
       <w:r>
         <w:rPr>
           <w:rFonts w:asciiTheme="minorHAnsi" w:hAnsiTheme="minorHAnsi" w:cstheme="minorHAnsi"/>
@@ -6966,14 +7860,25 @@
         </w:rPr>
         <w:t>{{</w:t>
       </w:r>
-      <w:r>
-        <w:rPr>
-          <w:rFonts w:asciiTheme="minorHAnsi" w:hAnsiTheme="minorHAnsi" w:cstheme="minorHAnsi"/>
-          <w:sz w:val="20"/>
-          <w:szCs w:val="20"/>
-        </w:rPr>
-        <w:t>rbs_mod_pct</w:t>
-      </w:r>
+      <w:proofErr w:type="spellStart"/>
+      <w:r>
+        <w:rPr>
+          <w:rFonts w:asciiTheme="minorHAnsi" w:hAnsiTheme="minorHAnsi" w:cstheme="minorHAnsi"/>
+          <w:sz w:val="20"/>
+          <w:szCs w:val="20"/>
+        </w:rPr>
+        <w:t>rbs_mod_</w:t>
+      </w:r>
+      <w:proofErr w:type="gramStart"/>
+      <w:r>
+        <w:rPr>
+          <w:rFonts w:asciiTheme="minorHAnsi" w:hAnsiTheme="minorHAnsi" w:cstheme="minorHAnsi"/>
+          <w:sz w:val="20"/>
+          <w:szCs w:val="20"/>
+        </w:rPr>
+        <w:t>pct</w:t>
+      </w:r>
+      <w:proofErr w:type="spellEnd"/>
       <w:r>
         <w:rPr>
           <w:rFonts w:asciiTheme="minorHAnsi" w:hAnsiTheme="minorHAnsi" w:cstheme="minorHAnsi"/>
@@ -6998,6 +7903,7 @@
         </w:rPr>
         <w:t>%</w:t>
       </w:r>
+      <w:proofErr w:type="gramEnd"/>
       <w:r>
         <w:rPr>
           <w:rFonts w:asciiTheme="minorHAnsi" w:hAnsiTheme="minorHAnsi" w:cstheme="minorHAnsi"/>
@@ -7147,6 +8053,7 @@
         </w:rPr>
         <w:t>{{</w:t>
       </w:r>
+      <w:proofErr w:type="spellStart"/>
       <w:r>
         <w:rPr>
           <w:rFonts w:asciiTheme="minorHAnsi" w:hAnsiTheme="minorHAnsi" w:cstheme="minorHAnsi"/>
@@ -7154,8 +8061,9 @@
           <w:sz w:val="20"/>
           <w:szCs w:val="20"/>
         </w:rPr>
-        <w:t>rbs_dia_pct</w:t>
-      </w:r>
+        <w:t>rbs_dia_</w:t>
+      </w:r>
+      <w:proofErr w:type="gramStart"/>
       <w:r>
         <w:rPr>
           <w:rFonts w:asciiTheme="minorHAnsi" w:hAnsiTheme="minorHAnsi" w:cstheme="minorHAnsi"/>
@@ -7163,6 +8071,16 @@
           <w:sz w:val="20"/>
           <w:szCs w:val="20"/>
         </w:rPr>
+        <w:t>pct</w:t>
+      </w:r>
+      <w:proofErr w:type="spellEnd"/>
+      <w:r>
+        <w:rPr>
+          <w:rFonts w:asciiTheme="minorHAnsi" w:hAnsiTheme="minorHAnsi" w:cstheme="minorHAnsi"/>
+          <w:spacing w:val="-1"/>
+          <w:sz w:val="20"/>
+          <w:szCs w:val="20"/>
+        </w:rPr>
         <w:t>}}</w:t>
       </w:r>
       <w:r>
@@ -7182,6 +8100,7 @@
         </w:rPr>
         <w:t>%</w:t>
       </w:r>
+      <w:proofErr w:type="gramEnd"/>
       <w:r>
         <w:rPr>
           <w:rFonts w:asciiTheme="minorHAnsi" w:hAnsiTheme="minorHAnsi" w:cstheme="minorHAnsi"/>
@@ -7444,7 +8363,7 @@
                     <pic:cNvPicPr/>
                   </pic:nvPicPr>
                   <pic:blipFill>
-                    <a:blip r:embed="rId10" cstate="print"/>
+                    <a:blip r:embed="rId11" cstate="print"/>
                     <a:stretch>
                       <a:fillRect/>
                     </a:stretch>
@@ -7494,6 +8413,7 @@
         </w:rPr>
         <w:t>{{</w:t>
       </w:r>
+      <w:proofErr w:type="spellStart"/>
       <w:r>
         <w:rPr>
           <w:rFonts w:asciiTheme="minorHAnsi" w:hAnsiTheme="minorHAnsi" w:cstheme="minorHAnsi"/>
@@ -7503,6 +8423,7 @@
         </w:rPr>
         <w:t>pre_hypertensive_pct</w:t>
       </w:r>
+      <w:proofErr w:type="spellEnd"/>
       <w:r>
         <w:rPr>
           <w:rFonts w:asciiTheme="minorHAnsi" w:hAnsiTheme="minorHAnsi" w:cstheme="minorHAnsi"/>
@@ -8344,8 +9265,9 @@
           <w:sz w:val="20"/>
           <w:szCs w:val="20"/>
         </w:rPr>
-        <w:t>gr3_hypertensive_pct</w:t>
-      </w:r>
+        <w:t>gr3_hypertensive_</w:t>
+      </w:r>
+      <w:proofErr w:type="gramStart"/>
       <w:r>
         <w:rPr>
           <w:rFonts w:asciiTheme="minorHAnsi" w:hAnsiTheme="minorHAnsi" w:cstheme="minorHAnsi"/>
@@ -8353,6 +9275,15 @@
           <w:sz w:val="20"/>
           <w:szCs w:val="20"/>
         </w:rPr>
+        <w:t>pct</w:t>
+      </w:r>
+      <w:r>
+        <w:rPr>
+          <w:rFonts w:asciiTheme="minorHAnsi" w:hAnsiTheme="minorHAnsi" w:cstheme="minorHAnsi"/>
+          <w:spacing w:val="-1"/>
+          <w:sz w:val="20"/>
+          <w:szCs w:val="20"/>
+        </w:rPr>
         <w:t>}}</w:t>
       </w:r>
       <w:r>
@@ -8372,6 +9303,7 @@
         </w:rPr>
         <w:t>%</w:t>
       </w:r>
+      <w:proofErr w:type="gramEnd"/>
       <w:r>
         <w:rPr>
           <w:rFonts w:asciiTheme="minorHAnsi" w:hAnsiTheme="minorHAnsi" w:cstheme="minorHAnsi"/>
@@ -8690,7 +9622,7 @@
                     <pic:cNvPicPr/>
                   </pic:nvPicPr>
                   <pic:blipFill>
-                    <a:blip r:embed="rId10" cstate="print"/>
+                    <a:blip r:embed="rId11" cstate="print"/>
                     <a:stretch>
                       <a:fillRect/>
                     </a:stretch>
@@ -8725,6 +9657,7 @@
         </w:rPr>
         <w:t>{{</w:t>
       </w:r>
+      <w:proofErr w:type="spellStart"/>
       <w:r>
         <w:rPr>
           <w:rFonts w:asciiTheme="minorHAnsi" w:hAnsiTheme="minorHAnsi" w:cstheme="minorHAnsi"/>
@@ -8732,8 +9665,9 @@
           <w:sz w:val="20"/>
           <w:szCs w:val="20"/>
         </w:rPr>
-        <w:t>borderline_hyperlipidemia_pct</w:t>
-      </w:r>
+        <w:t>borderline_hyperlipidemia_</w:t>
+      </w:r>
+      <w:proofErr w:type="gramStart"/>
       <w:r>
         <w:rPr>
           <w:rFonts w:asciiTheme="minorHAnsi" w:hAnsiTheme="minorHAnsi" w:cstheme="minorHAnsi"/>
@@ -8741,6 +9675,16 @@
           <w:sz w:val="20"/>
           <w:szCs w:val="20"/>
         </w:rPr>
+        <w:t>pct</w:t>
+      </w:r>
+      <w:proofErr w:type="spellEnd"/>
+      <w:r>
+        <w:rPr>
+          <w:rFonts w:asciiTheme="minorHAnsi" w:hAnsiTheme="minorHAnsi" w:cstheme="minorHAnsi"/>
+          <w:spacing w:val="-1"/>
+          <w:sz w:val="20"/>
+          <w:szCs w:val="20"/>
+        </w:rPr>
         <w:t>}}</w:t>
       </w:r>
       <w:r>
@@ -8760,6 +9704,7 @@
         </w:rPr>
         <w:t>%</w:t>
       </w:r>
+      <w:proofErr w:type="gramEnd"/>
       <w:r>
         <w:rPr>
           <w:rFonts w:asciiTheme="minorHAnsi" w:hAnsiTheme="minorHAnsi" w:cstheme="minorHAnsi"/>
@@ -8916,6 +9861,7 @@
         </w:rPr>
         <w:t>{{</w:t>
       </w:r>
+      <w:proofErr w:type="spellStart"/>
       <w:r>
         <w:rPr>
           <w:rFonts w:asciiTheme="minorHAnsi" w:hAnsiTheme="minorHAnsi" w:cstheme="minorHAnsi"/>
@@ -8924,6 +9870,7 @@
         </w:rPr>
         <w:t>moderate_hyperlipidemia_pct</w:t>
       </w:r>
+      <w:proofErr w:type="spellEnd"/>
       <w:r>
         <w:rPr>
           <w:rFonts w:asciiTheme="minorHAnsi" w:hAnsiTheme="minorHAnsi" w:cstheme="minorHAnsi"/>
@@ -9087,14 +10034,25 @@
         </w:rPr>
         <w:t>{{</w:t>
       </w:r>
-      <w:r>
-        <w:rPr>
-          <w:rFonts w:asciiTheme="minorHAnsi" w:hAnsiTheme="minorHAnsi" w:cstheme="minorHAnsi"/>
-          <w:sz w:val="20"/>
-          <w:szCs w:val="20"/>
-        </w:rPr>
-        <w:t>hyperlipidemia_pct</w:t>
-      </w:r>
+      <w:proofErr w:type="spellStart"/>
+      <w:r>
+        <w:rPr>
+          <w:rFonts w:asciiTheme="minorHAnsi" w:hAnsiTheme="minorHAnsi" w:cstheme="minorHAnsi"/>
+          <w:sz w:val="20"/>
+          <w:szCs w:val="20"/>
+        </w:rPr>
+        <w:t>hyperlipidemia_</w:t>
+      </w:r>
+      <w:proofErr w:type="gramStart"/>
+      <w:r>
+        <w:rPr>
+          <w:rFonts w:asciiTheme="minorHAnsi" w:hAnsiTheme="minorHAnsi" w:cstheme="minorHAnsi"/>
+          <w:sz w:val="20"/>
+          <w:szCs w:val="20"/>
+        </w:rPr>
+        <w:t>pct</w:t>
+      </w:r>
+      <w:proofErr w:type="spellEnd"/>
       <w:r>
         <w:rPr>
           <w:rFonts w:asciiTheme="minorHAnsi" w:hAnsiTheme="minorHAnsi" w:cstheme="minorHAnsi"/>
@@ -9119,6 +10077,7 @@
         </w:rPr>
         <w:t>%</w:t>
       </w:r>
+      <w:proofErr w:type="gramEnd"/>
       <w:r>
         <w:rPr>
           <w:rFonts w:asciiTheme="minorHAnsi" w:hAnsiTheme="minorHAnsi" w:cstheme="minorHAnsi"/>
@@ -9307,14 +10266,25 @@
         </w:rPr>
         <w:t>{{</w:t>
       </w:r>
-      <w:r>
-        <w:rPr>
-          <w:rFonts w:asciiTheme="minorHAnsi" w:hAnsiTheme="minorHAnsi" w:cstheme="minorHAnsi"/>
-          <w:sz w:val="20"/>
-          <w:szCs w:val="20"/>
-        </w:rPr>
-        <w:t>cardiac_risk_pct</w:t>
-      </w:r>
+      <w:proofErr w:type="spellStart"/>
+      <w:r>
+        <w:rPr>
+          <w:rFonts w:asciiTheme="minorHAnsi" w:hAnsiTheme="minorHAnsi" w:cstheme="minorHAnsi"/>
+          <w:sz w:val="20"/>
+          <w:szCs w:val="20"/>
+        </w:rPr>
+        <w:t>cardiac_risk_</w:t>
+      </w:r>
+      <w:proofErr w:type="gramStart"/>
+      <w:r>
+        <w:rPr>
+          <w:rFonts w:asciiTheme="minorHAnsi" w:hAnsiTheme="minorHAnsi" w:cstheme="minorHAnsi"/>
+          <w:sz w:val="20"/>
+          <w:szCs w:val="20"/>
+        </w:rPr>
+        <w:t>pct</w:t>
+      </w:r>
+      <w:proofErr w:type="spellEnd"/>
       <w:r>
         <w:rPr>
           <w:rFonts w:asciiTheme="minorHAnsi" w:hAnsiTheme="minorHAnsi" w:cstheme="minorHAnsi"/>
@@ -9340,6 +10310,7 @@
         </w:rPr>
         <w:t>%</w:t>
       </w:r>
+      <w:proofErr w:type="gramEnd"/>
       <w:r>
         <w:rPr>
           <w:rFonts w:asciiTheme="minorHAnsi" w:hAnsiTheme="minorHAnsi" w:cstheme="minorHAnsi"/>
@@ -9468,6 +10439,7 @@
         </w:rPr>
         <w:t xml:space="preserve"> </w:t>
       </w:r>
+      <w:proofErr w:type="gramStart"/>
       <w:r>
         <w:rPr>
           <w:rFonts w:asciiTheme="minorHAnsi" w:hAnsiTheme="minorHAnsi" w:cstheme="minorHAnsi"/>
@@ -9501,6 +10473,7 @@
         </w:rPr>
         <w:t>consequence</w:t>
       </w:r>
+      <w:proofErr w:type="gramEnd"/>
       <w:r>
         <w:rPr>
           <w:rFonts w:asciiTheme="minorHAnsi" w:hAnsiTheme="minorHAnsi" w:cstheme="minorHAnsi"/>
@@ -9587,12 +10560,12 @@
           <w:szCs w:val="20"/>
         </w:rPr>
         <w:sectPr>
-          <w:headerReference w:type="even" r:id="rId11"/>
-          <w:headerReference w:type="default" r:id="rId12"/>
-          <w:footerReference w:type="even" r:id="rId13"/>
-          <w:footerReference w:type="default" r:id="rId14"/>
-          <w:headerReference w:type="first" r:id="rId15"/>
-          <w:footerReference w:type="first" r:id="rId16"/>
+          <w:headerReference w:type="even" r:id="rId12"/>
+          <w:headerReference w:type="default" r:id="rId13"/>
+          <w:footerReference w:type="even" r:id="rId14"/>
+          <w:footerReference w:type="default" r:id="rId15"/>
+          <w:headerReference w:type="first" r:id="rId16"/>
+          <w:footerReference w:type="first" r:id="rId17"/>
           <w:pgSz w:w="11900" w:h="16840"/>
           <w:pgMar w:top="630" w:right="880" w:bottom="280" w:left="880" w:header="720" w:footer="720" w:gutter="0"/>
           <w:cols w:space="720"/>
@@ -10111,6 +11084,7 @@
         </w:rPr>
         <w:t xml:space="preserve"> </w:t>
       </w:r>
+      <w:proofErr w:type="gramStart"/>
       <w:r>
         <w:rPr>
           <w:rFonts w:asciiTheme="minorHAnsi" w:hAnsiTheme="minorHAnsi" w:cstheme="minorHAnsi"/>
@@ -10153,6 +11127,7 @@
         </w:rPr>
         <w:t>to</w:t>
       </w:r>
+      <w:proofErr w:type="gramEnd"/>
       <w:r>
         <w:rPr>
           <w:rFonts w:asciiTheme="minorHAnsi" w:hAnsiTheme="minorHAnsi" w:cstheme="minorHAnsi"/>
@@ -10483,6 +11458,7 @@
         </w:rPr>
         <w:t>count</w:t>
       </w:r>
+      <w:proofErr w:type="gramStart"/>
       <w:r>
         <w:rPr>
           <w:rFonts w:asciiTheme="minorHAnsi" w:hAnsiTheme="minorHAnsi" w:cstheme="minorHAnsi"/>
@@ -10507,30 +11483,14 @@
         </w:rPr>
         <w:t>employees</w:t>
       </w:r>
-      <w:r>
-        <w:rPr>
-          <w:rFonts w:asciiTheme="minorHAnsi" w:hAnsiTheme="minorHAnsi" w:cstheme="minorHAnsi"/>
-          <w:sz w:val="20"/>
-          <w:szCs w:val="20"/>
-        </w:rPr>
-        <w:t xml:space="preserve"> </w:t>
-      </w:r>
-      <w:r>
-        <w:rPr>
-          <w:rFonts w:asciiTheme="minorHAnsi" w:hAnsiTheme="minorHAnsi" w:cstheme="minorHAnsi"/>
-          <w:color w:val="FF0000"/>
-          <w:sz w:val="20"/>
-          <w:szCs w:val="20"/>
-        </w:rPr>
-        <w:t>(total number of employees screened)</w:t>
-      </w:r>
-      <w:r>
-        <w:rPr>
-          <w:rFonts w:asciiTheme="minorHAnsi" w:hAnsiTheme="minorHAnsi" w:cstheme="minorHAnsi"/>
-          <w:sz w:val="20"/>
-          <w:szCs w:val="20"/>
-        </w:rPr>
-        <w:t>. (Same as Annexure - I)</w:t>
+      <w:proofErr w:type="gramEnd"/>
+      <w:r>
+        <w:rPr>
+          <w:rFonts w:asciiTheme="minorHAnsi" w:hAnsiTheme="minorHAnsi" w:cstheme="minorHAnsi"/>
+          <w:sz w:val="20"/>
+          <w:szCs w:val="20"/>
+        </w:rPr>
+        <w:t>(Same as Annexure - I)</w:t>
       </w:r>
       <w:r>
         <w:rPr>
@@ -10654,6 +11614,7 @@
         </w:rPr>
         <w:t>{{</w:t>
       </w:r>
+      <w:proofErr w:type="spellStart"/>
       <w:r>
         <w:rPr>
           <w:rFonts w:asciiTheme="minorHAnsi" w:hAnsiTheme="minorHAnsi" w:cstheme="minorHAnsi"/>
@@ -10662,6 +11623,7 @@
         </w:rPr>
         <w:t>cardiac_risk_pct</w:t>
       </w:r>
+      <w:proofErr w:type="spellEnd"/>
       <w:r>
         <w:rPr>
           <w:rFonts w:asciiTheme="minorHAnsi" w:hAnsiTheme="minorHAnsi" w:cstheme="minorHAnsi"/>
@@ -10678,6 +11640,7 @@
         </w:rPr>
         <w:t xml:space="preserve"> </w:t>
       </w:r>
+      <w:proofErr w:type="gramStart"/>
       <w:r>
         <w:rPr>
           <w:rFonts w:asciiTheme="minorHAnsi" w:hAnsiTheme="minorHAnsi" w:cstheme="minorHAnsi"/>
@@ -10701,43 +11664,9 @@
           <w:sz w:val="20"/>
           <w:szCs w:val="20"/>
         </w:rPr>
-        <w:t xml:space="preserve">(number of employees </w:t>
-      </w:r>
-      <w:r>
-        <w:rPr>
-          <w:rFonts w:asciiTheme="minorHAnsi" w:hAnsiTheme="minorHAnsi" w:cstheme="minorHAnsi"/>
-          <w:color w:val="FF0000"/>
-          <w:sz w:val="20"/>
-          <w:szCs w:val="20"/>
-        </w:rPr>
-        <w:t>cardiac risk</w:t>
-      </w:r>
-      <w:r>
-        <w:rPr>
-          <w:rFonts w:asciiTheme="minorHAnsi" w:hAnsiTheme="minorHAnsi" w:cstheme="minorHAnsi"/>
-          <w:color w:val="FF0000"/>
-          <w:sz w:val="20"/>
-          <w:szCs w:val="20"/>
-        </w:rPr>
-        <w:t>)</w:t>
-      </w:r>
-      <w:r>
-        <w:rPr>
-          <w:rFonts w:asciiTheme="minorHAnsi" w:hAnsiTheme="minorHAnsi" w:cstheme="minorHAnsi"/>
-          <w:sz w:val="20"/>
-          <w:szCs w:val="20"/>
-        </w:rPr>
         <w:t>.</w:t>
       </w:r>
-      <w:r>
-        <w:rPr>
-          <w:rFonts w:asciiTheme="minorHAnsi" w:hAnsiTheme="minorHAnsi" w:cstheme="minorHAnsi"/>
-          <w:spacing w:val="-1"/>
-          <w:sz w:val="20"/>
-          <w:szCs w:val="20"/>
-        </w:rPr>
-        <w:t xml:space="preserve"> </w:t>
-      </w:r>
+      <w:proofErr w:type="gramEnd"/>
       <w:r>
         <w:rPr>
           <w:rFonts w:asciiTheme="minorHAnsi" w:hAnsiTheme="minorHAnsi" w:cstheme="minorHAnsi"/>
@@ -10902,6 +11831,7 @@
         </w:rPr>
         <w:t>{{</w:t>
       </w:r>
+      <w:proofErr w:type="spellStart"/>
       <w:r>
         <w:rPr>
           <w:rStyle w:val="Strong"/>
@@ -10911,6 +11841,7 @@
         </w:rPr>
         <w:t>overall_stress_pct</w:t>
       </w:r>
+      <w:proofErr w:type="spellEnd"/>
       <w:r>
         <w:rPr>
           <w:rStyle w:val="Strong"/>
@@ -10929,6 +11860,7 @@
         </w:rPr>
         <w:t xml:space="preserve"> </w:t>
       </w:r>
+      <w:proofErr w:type="gramStart"/>
       <w:r>
         <w:rPr>
           <w:rFonts w:asciiTheme="minorHAnsi" w:hAnsiTheme="minorHAnsi" w:cstheme="minorHAnsi"/>
@@ -10943,59 +11875,24 @@
           <w:sz w:val="20"/>
           <w:szCs w:val="20"/>
         </w:rPr>
-        <w:t xml:space="preserve"> </w:t>
-      </w:r>
-      <w:r>
-        <w:rPr>
-          <w:rFonts w:asciiTheme="minorHAnsi" w:hAnsiTheme="minorHAnsi" w:cstheme="minorHAnsi"/>
-          <w:color w:val="FF0000"/>
-          <w:sz w:val="20"/>
-          <w:szCs w:val="20"/>
-        </w:rPr>
-        <w:t xml:space="preserve">(number of employees </w:t>
-      </w:r>
-      <w:r>
-        <w:rPr>
-          <w:rFonts w:asciiTheme="minorHAnsi" w:hAnsiTheme="minorHAnsi" w:cstheme="minorHAnsi"/>
-          <w:color w:val="FF0000"/>
-          <w:sz w:val="20"/>
-          <w:szCs w:val="20"/>
-        </w:rPr>
-        <w:t>high stress</w:t>
-      </w:r>
-      <w:r>
-        <w:rPr>
-          <w:rFonts w:asciiTheme="minorHAnsi" w:hAnsiTheme="minorHAnsi" w:cstheme="minorHAnsi"/>
-          <w:color w:val="FF0000"/>
-          <w:sz w:val="20"/>
-          <w:szCs w:val="20"/>
-        </w:rPr>
-        <w:t>)</w:t>
-      </w:r>
-      <w:r>
-        <w:rPr>
-          <w:rFonts w:asciiTheme="minorHAnsi" w:hAnsiTheme="minorHAnsi" w:cstheme="minorHAnsi"/>
-          <w:sz w:val="20"/>
-          <w:szCs w:val="20"/>
-        </w:rPr>
         <w:t>.</w:t>
       </w:r>
       <w:r>
         <w:rPr>
           <w:rFonts w:asciiTheme="minorHAnsi" w:hAnsiTheme="minorHAnsi" w:cstheme="minorHAnsi"/>
-          <w:spacing w:val="-1"/>
-          <w:sz w:val="20"/>
-          <w:szCs w:val="20"/>
-        </w:rPr>
-        <w:t xml:space="preserve"> </w:t>
-      </w:r>
-      <w:r>
-        <w:rPr>
-          <w:rFonts w:asciiTheme="minorHAnsi" w:hAnsiTheme="minorHAnsi" w:cstheme="minorHAnsi"/>
-          <w:sz w:val="20"/>
-          <w:szCs w:val="20"/>
-        </w:rPr>
-        <w:t>(Annexure</w:t>
+          <w:sz w:val="20"/>
+          <w:szCs w:val="20"/>
+        </w:rPr>
+        <w:t>(</w:t>
+      </w:r>
+      <w:proofErr w:type="gramEnd"/>
+      <w:r>
+        <w:rPr>
+          <w:rFonts w:asciiTheme="minorHAnsi" w:hAnsiTheme="minorHAnsi" w:cstheme="minorHAnsi"/>
+          <w:sz w:val="20"/>
+          <w:szCs w:val="20"/>
+        </w:rPr>
+        <w:t>Annexure</w:t>
       </w:r>
       <w:r>
         <w:rPr>
@@ -11117,6 +12014,7 @@
         </w:rPr>
         <w:t xml:space="preserve"> </w:t>
       </w:r>
+      <w:proofErr w:type="gramStart"/>
       <w:r>
         <w:rPr>
           <w:rFonts w:asciiTheme="minorHAnsi" w:hAnsiTheme="minorHAnsi" w:cstheme="minorHAnsi"/>
@@ -11137,20 +12035,42 @@
       <w:r>
         <w:rPr>
           <w:rFonts w:asciiTheme="minorHAnsi" w:hAnsiTheme="minorHAnsi" w:cstheme="minorHAnsi"/>
-          <w:sz w:val="20"/>
-          <w:szCs w:val="20"/>
-          <w:highlight w:val="magenta"/>
-        </w:rPr>
-        <w:t>____</w:t>
-      </w:r>
-      <w:r>
-        <w:rPr>
-          <w:rFonts w:asciiTheme="minorHAnsi" w:hAnsiTheme="minorHAnsi" w:cstheme="minorHAnsi"/>
-          <w:sz w:val="20"/>
-          <w:szCs w:val="20"/>
-        </w:rPr>
-        <w:t xml:space="preserve"> </w:t>
-      </w:r>
+          <w:spacing w:val="-2"/>
+          <w:sz w:val="20"/>
+          <w:szCs w:val="20"/>
+        </w:rPr>
+        <w:t>{{</w:t>
+      </w:r>
+      <w:proofErr w:type="spellStart"/>
+      <w:r>
+        <w:rPr>
+          <w:rFonts w:asciiTheme="minorHAnsi" w:hAnsiTheme="minorHAnsi" w:cstheme="minorHAnsi"/>
+          <w:spacing w:val="-2"/>
+          <w:sz w:val="20"/>
+          <w:szCs w:val="20"/>
+        </w:rPr>
+        <w:t>hab_all_y</w:t>
+      </w:r>
+      <w:proofErr w:type="spellEnd"/>
+      <w:r>
+        <w:rPr>
+          <w:rFonts w:asciiTheme="minorHAnsi" w:hAnsiTheme="minorHAnsi" w:cstheme="minorHAnsi"/>
+          <w:spacing w:val="-2"/>
+          <w:sz w:val="20"/>
+          <w:szCs w:val="20"/>
+        </w:rPr>
+        <w:t>}}</w:t>
+      </w:r>
+      <w:proofErr w:type="gramEnd"/>
+      <w:r>
+        <w:rPr>
+          <w:rFonts w:asciiTheme="minorHAnsi" w:hAnsiTheme="minorHAnsi" w:cstheme="minorHAnsi"/>
+          <w:sz w:val="20"/>
+          <w:szCs w:val="20"/>
+        </w:rPr>
+        <w:t xml:space="preserve"> </w:t>
+      </w:r>
+      <w:proofErr w:type="gramStart"/>
       <w:r>
         <w:rPr>
           <w:rFonts w:asciiTheme="minorHAnsi" w:hAnsiTheme="minorHAnsi" w:cstheme="minorHAnsi"/>
@@ -11170,38 +12090,12 @@
       <w:r>
         <w:rPr>
           <w:rFonts w:asciiTheme="minorHAnsi" w:hAnsiTheme="minorHAnsi" w:cstheme="minorHAnsi"/>
-          <w:color w:val="FF0000"/>
-          <w:sz w:val="20"/>
-          <w:szCs w:val="20"/>
-        </w:rPr>
-        <w:t xml:space="preserve">(number of employees </w:t>
-      </w:r>
-      <w:r>
-        <w:rPr>
-          <w:rFonts w:asciiTheme="minorHAnsi" w:hAnsiTheme="minorHAnsi" w:cstheme="minorHAnsi"/>
-          <w:color w:val="FF0000"/>
-          <w:sz w:val="20"/>
-          <w:szCs w:val="20"/>
-        </w:rPr>
-        <w:t>in dependency</w:t>
-      </w:r>
-      <w:r>
-        <w:rPr>
-          <w:rFonts w:asciiTheme="minorHAnsi" w:hAnsiTheme="minorHAnsi" w:cstheme="minorHAnsi"/>
-          <w:color w:val="FF0000"/>
-          <w:sz w:val="20"/>
-          <w:szCs w:val="20"/>
-        </w:rPr>
-        <w:t>)</w:t>
-      </w:r>
-      <w:r>
-        <w:rPr>
-          <w:rFonts w:asciiTheme="minorHAnsi" w:hAnsiTheme="minorHAnsi" w:cstheme="minorHAnsi"/>
           <w:sz w:val="20"/>
           <w:szCs w:val="20"/>
         </w:rPr>
         <w:t>.</w:t>
       </w:r>
+      <w:proofErr w:type="gramEnd"/>
       <w:r>
         <w:rPr>
           <w:rFonts w:asciiTheme="minorHAnsi" w:hAnsiTheme="minorHAnsi" w:cstheme="minorHAnsi"/>
@@ -11408,6 +12302,7 @@
         </w:rPr>
         <w:t xml:space="preserve"> </w:t>
       </w:r>
+      <w:proofErr w:type="gramStart"/>
       <w:r>
         <w:rPr>
           <w:rFonts w:asciiTheme="minorHAnsi" w:hAnsiTheme="minorHAnsi" w:cstheme="minorHAnsi"/>
@@ -11427,38 +12322,12 @@
       <w:r>
         <w:rPr>
           <w:rFonts w:asciiTheme="minorHAnsi" w:hAnsiTheme="minorHAnsi" w:cstheme="minorHAnsi"/>
-          <w:color w:val="FF0000"/>
-          <w:sz w:val="20"/>
-          <w:szCs w:val="20"/>
-        </w:rPr>
-        <w:t xml:space="preserve">(number of employees </w:t>
-      </w:r>
-      <w:r>
-        <w:rPr>
-          <w:rFonts w:asciiTheme="minorHAnsi" w:hAnsiTheme="minorHAnsi" w:cstheme="minorHAnsi"/>
-          <w:color w:val="FF0000"/>
-          <w:sz w:val="20"/>
-          <w:szCs w:val="20"/>
-        </w:rPr>
-        <w:t>High BMI</w:t>
-      </w:r>
-      <w:r>
-        <w:rPr>
-          <w:rFonts w:asciiTheme="minorHAnsi" w:hAnsiTheme="minorHAnsi" w:cstheme="minorHAnsi"/>
-          <w:color w:val="FF0000"/>
-          <w:sz w:val="20"/>
-          <w:szCs w:val="20"/>
-        </w:rPr>
-        <w:t>)</w:t>
-      </w:r>
-      <w:r>
-        <w:rPr>
-          <w:rFonts w:asciiTheme="minorHAnsi" w:hAnsiTheme="minorHAnsi" w:cstheme="minorHAnsi"/>
           <w:sz w:val="20"/>
           <w:szCs w:val="20"/>
         </w:rPr>
         <w:t>.</w:t>
       </w:r>
+      <w:proofErr w:type="gramEnd"/>
       <w:r>
         <w:rPr>
           <w:rFonts w:asciiTheme="minorHAnsi" w:hAnsiTheme="minorHAnsi" w:cstheme="minorHAnsi"/>
@@ -11684,6 +12553,7 @@
         </w:rPr>
         <w:t xml:space="preserve"> </w:t>
       </w:r>
+      <w:proofErr w:type="gramStart"/>
       <w:r>
         <w:rPr>
           <w:rFonts w:asciiTheme="minorHAnsi" w:hAnsiTheme="minorHAnsi" w:cstheme="minorHAnsi"/>
@@ -11703,38 +12573,12 @@
       <w:r>
         <w:rPr>
           <w:rFonts w:asciiTheme="minorHAnsi" w:hAnsiTheme="minorHAnsi" w:cstheme="minorHAnsi"/>
-          <w:color w:val="FF0000"/>
-          <w:sz w:val="20"/>
-          <w:szCs w:val="20"/>
-        </w:rPr>
-        <w:t xml:space="preserve">(number of employees </w:t>
-      </w:r>
-      <w:r>
-        <w:rPr>
-          <w:rFonts w:asciiTheme="minorHAnsi" w:hAnsiTheme="minorHAnsi" w:cstheme="minorHAnsi"/>
-          <w:color w:val="FF0000"/>
-          <w:sz w:val="20"/>
-          <w:szCs w:val="20"/>
-        </w:rPr>
-        <w:t>High BMI</w:t>
-      </w:r>
-      <w:r>
-        <w:rPr>
-          <w:rFonts w:asciiTheme="minorHAnsi" w:hAnsiTheme="minorHAnsi" w:cstheme="minorHAnsi"/>
-          <w:color w:val="FF0000"/>
-          <w:sz w:val="20"/>
-          <w:szCs w:val="20"/>
-        </w:rPr>
-        <w:t>)</w:t>
-      </w:r>
-      <w:r>
-        <w:rPr>
-          <w:rFonts w:asciiTheme="minorHAnsi" w:hAnsiTheme="minorHAnsi" w:cstheme="minorHAnsi"/>
           <w:sz w:val="20"/>
           <w:szCs w:val="20"/>
         </w:rPr>
         <w:t>.</w:t>
       </w:r>
+      <w:proofErr w:type="gramEnd"/>
       <w:r>
         <w:rPr>
           <w:rFonts w:asciiTheme="minorHAnsi" w:hAnsiTheme="minorHAnsi" w:cstheme="minorHAnsi"/>
@@ -12132,12 +12976,14 @@
         </w:rPr>
         <w:t>{{</w:t>
       </w:r>
+      <w:proofErr w:type="spellStart"/>
       <w:r>
         <w:rPr>
           <w:rFonts w:asciiTheme="minorHAnsi" w:hAnsiTheme="minorHAnsi" w:cstheme="minorHAnsi"/>
         </w:rPr>
         <w:t>current_date</w:t>
       </w:r>
+      <w:proofErr w:type="spellEnd"/>
       <w:r>
         <w:rPr>
           <w:rFonts w:asciiTheme="minorHAnsi" w:hAnsiTheme="minorHAnsi" w:cstheme="minorHAnsi"/>
@@ -12228,6 +13074,7 @@
         </w:rPr>
         <w:t xml:space="preserve"> </w:t>
       </w:r>
+      <w:proofErr w:type="gramStart"/>
       <w:r>
         <w:rPr>
           <w:rFonts w:asciiTheme="minorHAnsi" w:hAnsiTheme="minorHAnsi" w:cstheme="minorHAnsi"/>
@@ -12253,6 +13100,7 @@
         </w:rPr>
         <w:t>{{</w:t>
       </w:r>
+      <w:proofErr w:type="gramEnd"/>
       <w:r>
         <w:rPr>
           <w:rFonts w:asciiTheme="minorHAnsi" w:hAnsiTheme="minorHAnsi" w:cstheme="minorHAnsi"/>
@@ -12349,12 +13197,14 @@
         </w:rPr>
         <w:t>{{</w:t>
       </w:r>
+      <w:proofErr w:type="spellStart"/>
       <w:r>
         <w:rPr>
           <w:rFonts w:asciiTheme="minorHAnsi" w:hAnsiTheme="minorHAnsi" w:cstheme="minorHAnsi"/>
         </w:rPr>
         <w:t>current_date</w:t>
       </w:r>
+      <w:proofErr w:type="spellEnd"/>
       <w:r>
         <w:rPr>
           <w:rFonts w:asciiTheme="minorHAnsi" w:hAnsiTheme="minorHAnsi" w:cstheme="minorHAnsi"/>
@@ -12585,11 +13435,28 @@
             <w:r>
               <w:rPr>
                 <w:rFonts w:asciiTheme="minorHAnsi" w:hAnsiTheme="minorHAnsi" w:cstheme="minorHAnsi"/>
-                <w:w w:val="99"/>
-                <w:sz w:val="20"/>
-                <w:szCs w:val="20"/>
-              </w:rPr>
-              <w:t>1</w:t>
+                <w:sz w:val="20"/>
+                <w:szCs w:val="20"/>
+              </w:rPr>
+              <w:t>{{#employees</w:t>
+            </w:r>
+            <w:proofErr w:type="gramStart"/>
+            <w:r>
+              <w:rPr>
+                <w:rFonts w:asciiTheme="minorHAnsi" w:hAnsiTheme="minorHAnsi" w:cstheme="minorHAnsi"/>
+                <w:sz w:val="20"/>
+                <w:szCs w:val="20"/>
+              </w:rPr>
+              <w:t>}}{</w:t>
+            </w:r>
+            <w:proofErr w:type="gramEnd"/>
+            <w:r>
+              <w:rPr>
+                <w:rFonts w:asciiTheme="minorHAnsi" w:hAnsiTheme="minorHAnsi" w:cstheme="minorHAnsi"/>
+                <w:sz w:val="20"/>
+                <w:szCs w:val="20"/>
+              </w:rPr>
+              <w:t>{sl_no}}</w:t>
             </w:r>
           </w:p>
         </w:tc>
@@ -12605,12 +13472,39 @@
             <w:pPr>
               <w:pStyle w:val="TableParagraph"/>
               <w:spacing w:before="44" w:line="205" w:lineRule="exact"/>
+              <w:jc w:val="center"/>
               <w:rPr>
                 <w:rFonts w:asciiTheme="minorHAnsi" w:hAnsiTheme="minorHAnsi" w:cstheme="minorHAnsi"/>
                 <w:sz w:val="20"/>
                 <w:szCs w:val="20"/>
               </w:rPr>
             </w:pPr>
+            <w:r>
+              <w:rPr>
+                <w:rFonts w:asciiTheme="minorHAnsi" w:hAnsiTheme="minorHAnsi" w:cstheme="minorHAnsi"/>
+                <w:sz w:val="20"/>
+                <w:szCs w:val="20"/>
+              </w:rPr>
+              <w:t>{{</w:t>
+            </w:r>
+            <w:proofErr w:type="spellStart"/>
+            <w:r>
+              <w:rPr>
+                <w:rFonts w:asciiTheme="minorHAnsi" w:hAnsiTheme="minorHAnsi" w:cstheme="minorHAnsi"/>
+                <w:sz w:val="20"/>
+                <w:szCs w:val="20"/>
+              </w:rPr>
+              <w:t>emp_id</w:t>
+            </w:r>
+            <w:proofErr w:type="spellEnd"/>
+            <w:r>
+              <w:rPr>
+                <w:rFonts w:asciiTheme="minorHAnsi" w:hAnsiTheme="minorHAnsi" w:cstheme="minorHAnsi"/>
+                <w:sz w:val="20"/>
+                <w:szCs w:val="20"/>
+              </w:rPr>
+              <w:t>}}</w:t>
+            </w:r>
           </w:p>
         </w:tc>
         <w:tc>
@@ -12624,12 +13518,21 @@
             <w:pPr>
               <w:pStyle w:val="TableParagraph"/>
               <w:spacing w:before="44" w:line="205" w:lineRule="exact"/>
+              <w:jc w:val="center"/>
               <w:rPr>
                 <w:rFonts w:asciiTheme="minorHAnsi" w:hAnsiTheme="minorHAnsi" w:cstheme="minorHAnsi"/>
                 <w:sz w:val="20"/>
                 <w:szCs w:val="20"/>
               </w:rPr>
             </w:pPr>
+            <w:r>
+              <w:rPr>
+                <w:rFonts w:asciiTheme="minorHAnsi" w:hAnsiTheme="minorHAnsi" w:cstheme="minorHAnsi"/>
+                <w:sz w:val="20"/>
+                <w:szCs w:val="20"/>
+              </w:rPr>
+              <w:t>{{name}}</w:t>
+            </w:r>
           </w:p>
         </w:tc>
         <w:tc>
@@ -12638,3888 +13541,45 @@
           </w:tcPr>
           <w:p>
             <w:pPr>
-              <w:pStyle w:val="TableParagraph"/>
-              <w:spacing w:before="44" w:line="205" w:lineRule="exact"/>
-              <w:ind w:left="39"/>
-              <w:rPr>
-                <w:rFonts w:asciiTheme="minorHAnsi" w:hAnsiTheme="minorHAnsi" w:cstheme="minorHAnsi"/>
-                <w:sz w:val="20"/>
-                <w:szCs w:val="20"/>
+              <w:widowControl/>
+              <w:autoSpaceDE/>
+              <w:autoSpaceDN/>
+              <w:jc w:val="center"/>
+              <w:rPr>
+                <w:rFonts w:ascii="Times New Roman" w:eastAsia="Times New Roman" w:hAnsi="Times New Roman" w:cs="Times New Roman"/>
+                <w:lang w:val="en-AE"/>
               </w:rPr>
             </w:pPr>
+            <w:r>
+              <w:rPr>
+                <w:rStyle w:val="markdown-inline-code"/>
+                <w:rFonts w:ascii="Consolas" w:hAnsi="Consolas"/>
+              </w:rPr>
+              <w:t>{{dept</w:t>
+            </w:r>
+            <w:proofErr w:type="gramStart"/>
+            <w:r>
+              <w:rPr>
+                <w:rStyle w:val="markdown-inline-code"/>
+                <w:rFonts w:ascii="Consolas" w:hAnsi="Consolas"/>
+              </w:rPr>
+              <w:t>}}{</w:t>
+            </w:r>
+            <w:proofErr w:type="gramEnd"/>
+            <w:r>
+              <w:rPr>
+                <w:rStyle w:val="markdown-inline-code"/>
+                <w:rFonts w:ascii="Consolas" w:hAnsi="Consolas"/>
+              </w:rPr>
+              <w:t>{/employees}}</w:t>
+            </w:r>
           </w:p>
-        </w:tc>
-      </w:tr>
-      <w:tr>
-        <w:trPr>
-          <w:trHeight w:val="270"/>
-        </w:trPr>
-        <w:tc>
-          <w:tcPr>
-            <w:tcW w:w="680" w:type="dxa"/>
-            <w:tcBorders>
-              <w:right w:val="single" w:sz="6" w:space="0" w:color="000000"/>
-            </w:tcBorders>
-          </w:tcPr>
-          <w:p>
-            <w:pPr>
-              <w:pStyle w:val="TableParagraph"/>
-              <w:spacing w:before="44" w:line="205" w:lineRule="exact"/>
-              <w:ind w:left="40"/>
-              <w:jc w:val="center"/>
-              <w:rPr>
-                <w:rFonts w:asciiTheme="minorHAnsi" w:hAnsiTheme="minorHAnsi" w:cstheme="minorHAnsi"/>
-                <w:sz w:val="20"/>
-                <w:szCs w:val="20"/>
-              </w:rPr>
-            </w:pPr>
-            <w:r>
-              <w:rPr>
-                <w:rFonts w:asciiTheme="minorHAnsi" w:hAnsiTheme="minorHAnsi" w:cstheme="minorHAnsi"/>
-                <w:w w:val="99"/>
-                <w:sz w:val="20"/>
-                <w:szCs w:val="20"/>
-              </w:rPr>
-              <w:t>2</w:t>
-            </w:r>
-          </w:p>
-        </w:tc>
-        <w:tc>
-          <w:tcPr>
-            <w:tcW w:w="2232" w:type="dxa"/>
-            <w:tcBorders>
-              <w:left w:val="single" w:sz="6" w:space="0" w:color="000000"/>
-              <w:right w:val="single" w:sz="6" w:space="0" w:color="000000"/>
-            </w:tcBorders>
-          </w:tcPr>
-          <w:p>
-            <w:pPr>
-              <w:pStyle w:val="TableParagraph"/>
-              <w:spacing w:before="44" w:line="205" w:lineRule="exact"/>
-              <w:rPr>
-                <w:rFonts w:asciiTheme="minorHAnsi" w:hAnsiTheme="minorHAnsi" w:cstheme="minorHAnsi"/>
-                <w:sz w:val="20"/>
-                <w:szCs w:val="20"/>
-              </w:rPr>
-            </w:pPr>
-          </w:p>
-        </w:tc>
-        <w:tc>
-          <w:tcPr>
-            <w:tcW w:w="4193" w:type="dxa"/>
-            <w:tcBorders>
-              <w:left w:val="single" w:sz="6" w:space="0" w:color="000000"/>
-            </w:tcBorders>
-          </w:tcPr>
-          <w:p>
-            <w:pPr>
-              <w:pStyle w:val="TableParagraph"/>
-              <w:spacing w:before="44" w:line="205" w:lineRule="exact"/>
-              <w:rPr>
-                <w:rFonts w:asciiTheme="minorHAnsi" w:hAnsiTheme="minorHAnsi" w:cstheme="minorHAnsi"/>
-                <w:sz w:val="20"/>
-                <w:szCs w:val="20"/>
-              </w:rPr>
-            </w:pPr>
-          </w:p>
-        </w:tc>
-        <w:tc>
-          <w:tcPr>
-            <w:tcW w:w="2795" w:type="dxa"/>
-          </w:tcPr>
           <w:p>
             <w:pPr>
               <w:pStyle w:val="TableParagraph"/>
               <w:spacing w:before="44" w:line="205" w:lineRule="exact"/>
               <w:ind w:left="39"/>
-              <w:rPr>
-                <w:rFonts w:asciiTheme="minorHAnsi" w:hAnsiTheme="minorHAnsi" w:cstheme="minorHAnsi"/>
-                <w:sz w:val="20"/>
-                <w:szCs w:val="20"/>
-              </w:rPr>
-            </w:pPr>
-          </w:p>
-        </w:tc>
-      </w:tr>
-      <w:tr>
-        <w:trPr>
-          <w:trHeight w:val="270"/>
-        </w:trPr>
-        <w:tc>
-          <w:tcPr>
-            <w:tcW w:w="680" w:type="dxa"/>
-            <w:tcBorders>
-              <w:right w:val="single" w:sz="6" w:space="0" w:color="000000"/>
-            </w:tcBorders>
-          </w:tcPr>
-          <w:p>
-            <w:pPr>
-              <w:pStyle w:val="TableParagraph"/>
-              <w:spacing w:before="44" w:line="205" w:lineRule="exact"/>
-              <w:ind w:left="40"/>
               <w:jc w:val="center"/>
-              <w:rPr>
-                <w:rFonts w:asciiTheme="minorHAnsi" w:hAnsiTheme="minorHAnsi" w:cstheme="minorHAnsi"/>
-                <w:sz w:val="20"/>
-                <w:szCs w:val="20"/>
-              </w:rPr>
-            </w:pPr>
-            <w:r>
-              <w:rPr>
-                <w:rFonts w:asciiTheme="minorHAnsi" w:hAnsiTheme="minorHAnsi" w:cstheme="minorHAnsi"/>
-                <w:w w:val="99"/>
-                <w:sz w:val="20"/>
-                <w:szCs w:val="20"/>
-              </w:rPr>
-              <w:t>3</w:t>
-            </w:r>
-          </w:p>
-        </w:tc>
-        <w:tc>
-          <w:tcPr>
-            <w:tcW w:w="2232" w:type="dxa"/>
-            <w:tcBorders>
-              <w:left w:val="single" w:sz="6" w:space="0" w:color="000000"/>
-              <w:right w:val="single" w:sz="6" w:space="0" w:color="000000"/>
-            </w:tcBorders>
-          </w:tcPr>
-          <w:p>
-            <w:pPr>
-              <w:pStyle w:val="TableParagraph"/>
-              <w:spacing w:before="44" w:line="205" w:lineRule="exact"/>
-              <w:rPr>
-                <w:rFonts w:asciiTheme="minorHAnsi" w:hAnsiTheme="minorHAnsi" w:cstheme="minorHAnsi"/>
-                <w:sz w:val="20"/>
-                <w:szCs w:val="20"/>
-              </w:rPr>
-            </w:pPr>
-          </w:p>
-        </w:tc>
-        <w:tc>
-          <w:tcPr>
-            <w:tcW w:w="4193" w:type="dxa"/>
-            <w:tcBorders>
-              <w:left w:val="single" w:sz="6" w:space="0" w:color="000000"/>
-            </w:tcBorders>
-          </w:tcPr>
-          <w:p>
-            <w:pPr>
-              <w:pStyle w:val="TableParagraph"/>
-              <w:spacing w:before="44" w:line="205" w:lineRule="exact"/>
-              <w:rPr>
-                <w:rFonts w:asciiTheme="minorHAnsi" w:hAnsiTheme="minorHAnsi" w:cstheme="minorHAnsi"/>
-                <w:sz w:val="20"/>
-                <w:szCs w:val="20"/>
-              </w:rPr>
-            </w:pPr>
-          </w:p>
-        </w:tc>
-        <w:tc>
-          <w:tcPr>
-            <w:tcW w:w="2795" w:type="dxa"/>
-          </w:tcPr>
-          <w:p>
-            <w:pPr>
-              <w:pStyle w:val="TableParagraph"/>
-              <w:spacing w:before="44" w:line="205" w:lineRule="exact"/>
-              <w:ind w:left="39"/>
-              <w:rPr>
-                <w:rFonts w:asciiTheme="minorHAnsi" w:hAnsiTheme="minorHAnsi" w:cstheme="minorHAnsi"/>
-                <w:sz w:val="20"/>
-                <w:szCs w:val="20"/>
-              </w:rPr>
-            </w:pPr>
-          </w:p>
-        </w:tc>
-      </w:tr>
-      <w:tr>
-        <w:trPr>
-          <w:trHeight w:val="270"/>
-        </w:trPr>
-        <w:tc>
-          <w:tcPr>
-            <w:tcW w:w="680" w:type="dxa"/>
-            <w:tcBorders>
-              <w:right w:val="single" w:sz="6" w:space="0" w:color="000000"/>
-            </w:tcBorders>
-          </w:tcPr>
-          <w:p>
-            <w:pPr>
-              <w:pStyle w:val="TableParagraph"/>
-              <w:spacing w:before="44" w:line="205" w:lineRule="exact"/>
-              <w:ind w:left="40"/>
-              <w:jc w:val="center"/>
-              <w:rPr>
-                <w:rFonts w:asciiTheme="minorHAnsi" w:hAnsiTheme="minorHAnsi" w:cstheme="minorHAnsi"/>
-                <w:sz w:val="20"/>
-                <w:szCs w:val="20"/>
-              </w:rPr>
-            </w:pPr>
-            <w:r>
-              <w:rPr>
-                <w:rFonts w:asciiTheme="minorHAnsi" w:hAnsiTheme="minorHAnsi" w:cstheme="minorHAnsi"/>
-                <w:w w:val="99"/>
-                <w:sz w:val="20"/>
-                <w:szCs w:val="20"/>
-              </w:rPr>
-              <w:t>4</w:t>
-            </w:r>
-          </w:p>
-        </w:tc>
-        <w:tc>
-          <w:tcPr>
-            <w:tcW w:w="2232" w:type="dxa"/>
-            <w:tcBorders>
-              <w:left w:val="single" w:sz="6" w:space="0" w:color="000000"/>
-              <w:right w:val="single" w:sz="6" w:space="0" w:color="000000"/>
-            </w:tcBorders>
-          </w:tcPr>
-          <w:p>
-            <w:pPr>
-              <w:pStyle w:val="TableParagraph"/>
-              <w:spacing w:before="44" w:line="205" w:lineRule="exact"/>
-              <w:rPr>
-                <w:rFonts w:asciiTheme="minorHAnsi" w:hAnsiTheme="minorHAnsi" w:cstheme="minorHAnsi"/>
-                <w:sz w:val="20"/>
-                <w:szCs w:val="20"/>
-              </w:rPr>
-            </w:pPr>
-          </w:p>
-        </w:tc>
-        <w:tc>
-          <w:tcPr>
-            <w:tcW w:w="4193" w:type="dxa"/>
-            <w:tcBorders>
-              <w:left w:val="single" w:sz="6" w:space="0" w:color="000000"/>
-            </w:tcBorders>
-          </w:tcPr>
-          <w:p>
-            <w:pPr>
-              <w:pStyle w:val="TableParagraph"/>
-              <w:spacing w:before="44" w:line="205" w:lineRule="exact"/>
-              <w:rPr>
-                <w:rFonts w:asciiTheme="minorHAnsi" w:hAnsiTheme="minorHAnsi" w:cstheme="minorHAnsi"/>
-                <w:sz w:val="20"/>
-                <w:szCs w:val="20"/>
-              </w:rPr>
-            </w:pPr>
-          </w:p>
-        </w:tc>
-        <w:tc>
-          <w:tcPr>
-            <w:tcW w:w="2795" w:type="dxa"/>
-          </w:tcPr>
-          <w:p>
-            <w:pPr>
-              <w:pStyle w:val="TableParagraph"/>
-              <w:spacing w:before="44" w:line="205" w:lineRule="exact"/>
-              <w:ind w:left="39"/>
-              <w:rPr>
-                <w:rFonts w:asciiTheme="minorHAnsi" w:hAnsiTheme="minorHAnsi" w:cstheme="minorHAnsi"/>
-                <w:sz w:val="20"/>
-                <w:szCs w:val="20"/>
-              </w:rPr>
-            </w:pPr>
-          </w:p>
-        </w:tc>
-      </w:tr>
-      <w:tr>
-        <w:trPr>
-          <w:trHeight w:val="270"/>
-        </w:trPr>
-        <w:tc>
-          <w:tcPr>
-            <w:tcW w:w="680" w:type="dxa"/>
-            <w:tcBorders>
-              <w:right w:val="single" w:sz="6" w:space="0" w:color="000000"/>
-            </w:tcBorders>
-          </w:tcPr>
-          <w:p>
-            <w:pPr>
-              <w:pStyle w:val="TableParagraph"/>
-              <w:spacing w:before="44" w:line="205" w:lineRule="exact"/>
-              <w:ind w:left="40"/>
-              <w:jc w:val="center"/>
-              <w:rPr>
-                <w:rFonts w:asciiTheme="minorHAnsi" w:hAnsiTheme="minorHAnsi" w:cstheme="minorHAnsi"/>
-                <w:sz w:val="20"/>
-                <w:szCs w:val="20"/>
-              </w:rPr>
-            </w:pPr>
-            <w:r>
-              <w:rPr>
-                <w:rFonts w:asciiTheme="minorHAnsi" w:hAnsiTheme="minorHAnsi" w:cstheme="minorHAnsi"/>
-                <w:w w:val="99"/>
-                <w:sz w:val="20"/>
-                <w:szCs w:val="20"/>
-              </w:rPr>
-              <w:t>5</w:t>
-            </w:r>
-          </w:p>
-        </w:tc>
-        <w:tc>
-          <w:tcPr>
-            <w:tcW w:w="2232" w:type="dxa"/>
-            <w:tcBorders>
-              <w:left w:val="single" w:sz="6" w:space="0" w:color="000000"/>
-              <w:right w:val="single" w:sz="6" w:space="0" w:color="000000"/>
-            </w:tcBorders>
-          </w:tcPr>
-          <w:p>
-            <w:pPr>
-              <w:pStyle w:val="TableParagraph"/>
-              <w:spacing w:before="44" w:line="205" w:lineRule="exact"/>
-              <w:rPr>
-                <w:rFonts w:asciiTheme="minorHAnsi" w:hAnsiTheme="minorHAnsi" w:cstheme="minorHAnsi"/>
-                <w:sz w:val="20"/>
-                <w:szCs w:val="20"/>
-              </w:rPr>
-            </w:pPr>
-          </w:p>
-        </w:tc>
-        <w:tc>
-          <w:tcPr>
-            <w:tcW w:w="4193" w:type="dxa"/>
-            <w:tcBorders>
-              <w:left w:val="single" w:sz="6" w:space="0" w:color="000000"/>
-            </w:tcBorders>
-          </w:tcPr>
-          <w:p>
-            <w:pPr>
-              <w:pStyle w:val="TableParagraph"/>
-              <w:spacing w:before="44" w:line="205" w:lineRule="exact"/>
-              <w:rPr>
-                <w:rFonts w:asciiTheme="minorHAnsi" w:hAnsiTheme="minorHAnsi" w:cstheme="minorHAnsi"/>
-                <w:sz w:val="20"/>
-                <w:szCs w:val="20"/>
-              </w:rPr>
-            </w:pPr>
-          </w:p>
-        </w:tc>
-        <w:tc>
-          <w:tcPr>
-            <w:tcW w:w="2795" w:type="dxa"/>
-          </w:tcPr>
-          <w:p>
-            <w:pPr>
-              <w:pStyle w:val="TableParagraph"/>
-              <w:spacing w:before="44" w:line="205" w:lineRule="exact"/>
-              <w:ind w:left="39"/>
-              <w:rPr>
-                <w:rFonts w:asciiTheme="minorHAnsi" w:hAnsiTheme="minorHAnsi" w:cstheme="minorHAnsi"/>
-                <w:sz w:val="20"/>
-                <w:szCs w:val="20"/>
-              </w:rPr>
-            </w:pPr>
-          </w:p>
-        </w:tc>
-      </w:tr>
-      <w:tr>
-        <w:trPr>
-          <w:trHeight w:val="270"/>
-        </w:trPr>
-        <w:tc>
-          <w:tcPr>
-            <w:tcW w:w="680" w:type="dxa"/>
-            <w:tcBorders>
-              <w:right w:val="single" w:sz="6" w:space="0" w:color="000000"/>
-            </w:tcBorders>
-          </w:tcPr>
-          <w:p>
-            <w:pPr>
-              <w:pStyle w:val="TableParagraph"/>
-              <w:spacing w:before="44" w:line="205" w:lineRule="exact"/>
-              <w:ind w:left="40"/>
-              <w:jc w:val="center"/>
-              <w:rPr>
-                <w:rFonts w:asciiTheme="minorHAnsi" w:hAnsiTheme="minorHAnsi" w:cstheme="minorHAnsi"/>
-                <w:sz w:val="20"/>
-                <w:szCs w:val="20"/>
-              </w:rPr>
-            </w:pPr>
-            <w:r>
-              <w:rPr>
-                <w:rFonts w:asciiTheme="minorHAnsi" w:hAnsiTheme="minorHAnsi" w:cstheme="minorHAnsi"/>
-                <w:w w:val="99"/>
-                <w:sz w:val="20"/>
-                <w:szCs w:val="20"/>
-              </w:rPr>
-              <w:t>6</w:t>
-            </w:r>
-          </w:p>
-        </w:tc>
-        <w:tc>
-          <w:tcPr>
-            <w:tcW w:w="2232" w:type="dxa"/>
-            <w:tcBorders>
-              <w:left w:val="single" w:sz="6" w:space="0" w:color="000000"/>
-              <w:right w:val="single" w:sz="6" w:space="0" w:color="000000"/>
-            </w:tcBorders>
-          </w:tcPr>
-          <w:p>
-            <w:pPr>
-              <w:pStyle w:val="TableParagraph"/>
-              <w:spacing w:before="44" w:line="205" w:lineRule="exact"/>
-              <w:rPr>
-                <w:rFonts w:asciiTheme="minorHAnsi" w:hAnsiTheme="minorHAnsi" w:cstheme="minorHAnsi"/>
-                <w:sz w:val="20"/>
-                <w:szCs w:val="20"/>
-              </w:rPr>
-            </w:pPr>
-          </w:p>
-        </w:tc>
-        <w:tc>
-          <w:tcPr>
-            <w:tcW w:w="4193" w:type="dxa"/>
-            <w:tcBorders>
-              <w:left w:val="single" w:sz="6" w:space="0" w:color="000000"/>
-            </w:tcBorders>
-          </w:tcPr>
-          <w:p>
-            <w:pPr>
-              <w:pStyle w:val="TableParagraph"/>
-              <w:spacing w:before="44" w:line="205" w:lineRule="exact"/>
-              <w:rPr>
-                <w:rFonts w:asciiTheme="minorHAnsi" w:hAnsiTheme="minorHAnsi" w:cstheme="minorHAnsi"/>
-                <w:sz w:val="20"/>
-                <w:szCs w:val="20"/>
-              </w:rPr>
-            </w:pPr>
-          </w:p>
-        </w:tc>
-        <w:tc>
-          <w:tcPr>
-            <w:tcW w:w="2795" w:type="dxa"/>
-          </w:tcPr>
-          <w:p>
-            <w:pPr>
-              <w:pStyle w:val="TableParagraph"/>
-              <w:spacing w:before="44" w:line="205" w:lineRule="exact"/>
-              <w:ind w:left="39"/>
-              <w:rPr>
-                <w:rFonts w:asciiTheme="minorHAnsi" w:hAnsiTheme="minorHAnsi" w:cstheme="minorHAnsi"/>
-                <w:sz w:val="20"/>
-                <w:szCs w:val="20"/>
-              </w:rPr>
-            </w:pPr>
-          </w:p>
-        </w:tc>
-      </w:tr>
-      <w:tr>
-        <w:trPr>
-          <w:trHeight w:val="270"/>
-        </w:trPr>
-        <w:tc>
-          <w:tcPr>
-            <w:tcW w:w="680" w:type="dxa"/>
-            <w:tcBorders>
-              <w:right w:val="single" w:sz="6" w:space="0" w:color="000000"/>
-            </w:tcBorders>
-          </w:tcPr>
-          <w:p>
-            <w:pPr>
-              <w:pStyle w:val="TableParagraph"/>
-              <w:spacing w:before="44" w:line="205" w:lineRule="exact"/>
-              <w:ind w:left="40"/>
-              <w:jc w:val="center"/>
-              <w:rPr>
-                <w:rFonts w:asciiTheme="minorHAnsi" w:hAnsiTheme="minorHAnsi" w:cstheme="minorHAnsi"/>
-                <w:sz w:val="20"/>
-                <w:szCs w:val="20"/>
-              </w:rPr>
-            </w:pPr>
-            <w:r>
-              <w:rPr>
-                <w:rFonts w:asciiTheme="minorHAnsi" w:hAnsiTheme="minorHAnsi" w:cstheme="minorHAnsi"/>
-                <w:w w:val="99"/>
-                <w:sz w:val="20"/>
-                <w:szCs w:val="20"/>
-              </w:rPr>
-              <w:t>7</w:t>
-            </w:r>
-          </w:p>
-        </w:tc>
-        <w:tc>
-          <w:tcPr>
-            <w:tcW w:w="2232" w:type="dxa"/>
-            <w:tcBorders>
-              <w:left w:val="single" w:sz="6" w:space="0" w:color="000000"/>
-              <w:right w:val="single" w:sz="6" w:space="0" w:color="000000"/>
-            </w:tcBorders>
-          </w:tcPr>
-          <w:p>
-            <w:pPr>
-              <w:pStyle w:val="TableParagraph"/>
-              <w:spacing w:before="44" w:line="205" w:lineRule="exact"/>
-              <w:rPr>
-                <w:rFonts w:asciiTheme="minorHAnsi" w:hAnsiTheme="minorHAnsi" w:cstheme="minorHAnsi"/>
-                <w:sz w:val="20"/>
-                <w:szCs w:val="20"/>
-              </w:rPr>
-            </w:pPr>
-          </w:p>
-        </w:tc>
-        <w:tc>
-          <w:tcPr>
-            <w:tcW w:w="4193" w:type="dxa"/>
-            <w:tcBorders>
-              <w:left w:val="single" w:sz="6" w:space="0" w:color="000000"/>
-            </w:tcBorders>
-          </w:tcPr>
-          <w:p>
-            <w:pPr>
-              <w:pStyle w:val="TableParagraph"/>
-              <w:spacing w:before="44" w:line="205" w:lineRule="exact"/>
-              <w:rPr>
-                <w:rFonts w:asciiTheme="minorHAnsi" w:hAnsiTheme="minorHAnsi" w:cstheme="minorHAnsi"/>
-                <w:sz w:val="20"/>
-                <w:szCs w:val="20"/>
-              </w:rPr>
-            </w:pPr>
-          </w:p>
-        </w:tc>
-        <w:tc>
-          <w:tcPr>
-            <w:tcW w:w="2795" w:type="dxa"/>
-          </w:tcPr>
-          <w:p>
-            <w:pPr>
-              <w:pStyle w:val="TableParagraph"/>
-              <w:spacing w:before="44" w:line="205" w:lineRule="exact"/>
-              <w:ind w:left="39"/>
-              <w:rPr>
-                <w:rFonts w:asciiTheme="minorHAnsi" w:hAnsiTheme="minorHAnsi" w:cstheme="minorHAnsi"/>
-                <w:sz w:val="20"/>
-                <w:szCs w:val="20"/>
-              </w:rPr>
-            </w:pPr>
-          </w:p>
-        </w:tc>
-      </w:tr>
-      <w:tr>
-        <w:trPr>
-          <w:trHeight w:val="270"/>
-        </w:trPr>
-        <w:tc>
-          <w:tcPr>
-            <w:tcW w:w="680" w:type="dxa"/>
-            <w:tcBorders>
-              <w:right w:val="single" w:sz="6" w:space="0" w:color="000000"/>
-            </w:tcBorders>
-          </w:tcPr>
-          <w:p>
-            <w:pPr>
-              <w:pStyle w:val="TableParagraph"/>
-              <w:spacing w:before="44" w:line="205" w:lineRule="exact"/>
-              <w:ind w:left="40"/>
-              <w:jc w:val="center"/>
-              <w:rPr>
-                <w:rFonts w:asciiTheme="minorHAnsi" w:hAnsiTheme="minorHAnsi" w:cstheme="minorHAnsi"/>
-                <w:sz w:val="20"/>
-                <w:szCs w:val="20"/>
-              </w:rPr>
-            </w:pPr>
-            <w:r>
-              <w:rPr>
-                <w:rFonts w:asciiTheme="minorHAnsi" w:hAnsiTheme="minorHAnsi" w:cstheme="minorHAnsi"/>
-                <w:w w:val="99"/>
-                <w:sz w:val="20"/>
-                <w:szCs w:val="20"/>
-              </w:rPr>
-              <w:t>8</w:t>
-            </w:r>
-          </w:p>
-        </w:tc>
-        <w:tc>
-          <w:tcPr>
-            <w:tcW w:w="2232" w:type="dxa"/>
-            <w:tcBorders>
-              <w:left w:val="single" w:sz="6" w:space="0" w:color="000000"/>
-              <w:right w:val="single" w:sz="6" w:space="0" w:color="000000"/>
-            </w:tcBorders>
-          </w:tcPr>
-          <w:p>
-            <w:pPr>
-              <w:pStyle w:val="TableParagraph"/>
-              <w:spacing w:before="44" w:line="205" w:lineRule="exact"/>
-              <w:rPr>
-                <w:rFonts w:asciiTheme="minorHAnsi" w:hAnsiTheme="minorHAnsi" w:cstheme="minorHAnsi"/>
-                <w:sz w:val="20"/>
-                <w:szCs w:val="20"/>
-              </w:rPr>
-            </w:pPr>
-          </w:p>
-        </w:tc>
-        <w:tc>
-          <w:tcPr>
-            <w:tcW w:w="4193" w:type="dxa"/>
-            <w:tcBorders>
-              <w:left w:val="single" w:sz="6" w:space="0" w:color="000000"/>
-            </w:tcBorders>
-          </w:tcPr>
-          <w:p>
-            <w:pPr>
-              <w:pStyle w:val="TableParagraph"/>
-              <w:spacing w:before="44" w:line="205" w:lineRule="exact"/>
-              <w:rPr>
-                <w:rFonts w:asciiTheme="minorHAnsi" w:hAnsiTheme="minorHAnsi" w:cstheme="minorHAnsi"/>
-                <w:sz w:val="20"/>
-                <w:szCs w:val="20"/>
-              </w:rPr>
-            </w:pPr>
-          </w:p>
-        </w:tc>
-        <w:tc>
-          <w:tcPr>
-            <w:tcW w:w="2795" w:type="dxa"/>
-          </w:tcPr>
-          <w:p>
-            <w:pPr>
-              <w:pStyle w:val="TableParagraph"/>
-              <w:spacing w:before="44" w:line="205" w:lineRule="exact"/>
-              <w:ind w:left="39"/>
-              <w:rPr>
-                <w:rFonts w:asciiTheme="minorHAnsi" w:hAnsiTheme="minorHAnsi" w:cstheme="minorHAnsi"/>
-                <w:sz w:val="20"/>
-                <w:szCs w:val="20"/>
-              </w:rPr>
-            </w:pPr>
-          </w:p>
-        </w:tc>
-      </w:tr>
-      <w:tr>
-        <w:trPr>
-          <w:trHeight w:val="270"/>
-        </w:trPr>
-        <w:tc>
-          <w:tcPr>
-            <w:tcW w:w="680" w:type="dxa"/>
-            <w:tcBorders>
-              <w:right w:val="single" w:sz="6" w:space="0" w:color="000000"/>
-            </w:tcBorders>
-          </w:tcPr>
-          <w:p>
-            <w:pPr>
-              <w:pStyle w:val="TableParagraph"/>
-              <w:spacing w:before="44" w:line="205" w:lineRule="exact"/>
-              <w:ind w:left="40"/>
-              <w:jc w:val="center"/>
-              <w:rPr>
-                <w:rFonts w:asciiTheme="minorHAnsi" w:hAnsiTheme="minorHAnsi" w:cstheme="minorHAnsi"/>
-                <w:sz w:val="20"/>
-                <w:szCs w:val="20"/>
-              </w:rPr>
-            </w:pPr>
-            <w:r>
-              <w:rPr>
-                <w:rFonts w:asciiTheme="minorHAnsi" w:hAnsiTheme="minorHAnsi" w:cstheme="minorHAnsi"/>
-                <w:w w:val="99"/>
-                <w:sz w:val="20"/>
-                <w:szCs w:val="20"/>
-              </w:rPr>
-              <w:t>9</w:t>
-            </w:r>
-          </w:p>
-        </w:tc>
-        <w:tc>
-          <w:tcPr>
-            <w:tcW w:w="2232" w:type="dxa"/>
-            <w:tcBorders>
-              <w:left w:val="single" w:sz="6" w:space="0" w:color="000000"/>
-              <w:right w:val="single" w:sz="6" w:space="0" w:color="000000"/>
-            </w:tcBorders>
-          </w:tcPr>
-          <w:p>
-            <w:pPr>
-              <w:pStyle w:val="TableParagraph"/>
-              <w:spacing w:before="44" w:line="205" w:lineRule="exact"/>
-              <w:rPr>
-                <w:rFonts w:asciiTheme="minorHAnsi" w:hAnsiTheme="minorHAnsi" w:cstheme="minorHAnsi"/>
-                <w:sz w:val="20"/>
-                <w:szCs w:val="20"/>
-              </w:rPr>
-            </w:pPr>
-          </w:p>
-        </w:tc>
-        <w:tc>
-          <w:tcPr>
-            <w:tcW w:w="4193" w:type="dxa"/>
-            <w:tcBorders>
-              <w:left w:val="single" w:sz="6" w:space="0" w:color="000000"/>
-            </w:tcBorders>
-          </w:tcPr>
-          <w:p>
-            <w:pPr>
-              <w:pStyle w:val="TableParagraph"/>
-              <w:spacing w:before="44" w:line="205" w:lineRule="exact"/>
-              <w:rPr>
-                <w:rFonts w:asciiTheme="minorHAnsi" w:hAnsiTheme="minorHAnsi" w:cstheme="minorHAnsi"/>
-                <w:sz w:val="20"/>
-                <w:szCs w:val="20"/>
-              </w:rPr>
-            </w:pPr>
-          </w:p>
-        </w:tc>
-        <w:tc>
-          <w:tcPr>
-            <w:tcW w:w="2795" w:type="dxa"/>
-          </w:tcPr>
-          <w:p>
-            <w:pPr>
-              <w:pStyle w:val="TableParagraph"/>
-              <w:spacing w:before="44" w:line="205" w:lineRule="exact"/>
-              <w:ind w:left="39"/>
-              <w:rPr>
-                <w:rFonts w:asciiTheme="minorHAnsi" w:hAnsiTheme="minorHAnsi" w:cstheme="minorHAnsi"/>
-                <w:sz w:val="20"/>
-                <w:szCs w:val="20"/>
-              </w:rPr>
-            </w:pPr>
-          </w:p>
-        </w:tc>
-      </w:tr>
-      <w:tr>
-        <w:trPr>
-          <w:trHeight w:val="270"/>
-        </w:trPr>
-        <w:tc>
-          <w:tcPr>
-            <w:tcW w:w="680" w:type="dxa"/>
-            <w:tcBorders>
-              <w:right w:val="single" w:sz="6" w:space="0" w:color="000000"/>
-            </w:tcBorders>
-          </w:tcPr>
-          <w:p>
-            <w:pPr>
-              <w:pStyle w:val="TableParagraph"/>
-              <w:spacing w:before="44" w:line="205" w:lineRule="exact"/>
-              <w:ind w:left="40"/>
-              <w:jc w:val="center"/>
-              <w:rPr>
-                <w:rFonts w:asciiTheme="minorHAnsi" w:hAnsiTheme="minorHAnsi" w:cstheme="minorHAnsi"/>
-                <w:sz w:val="20"/>
-                <w:szCs w:val="20"/>
-              </w:rPr>
-            </w:pPr>
-            <w:r>
-              <w:rPr>
-                <w:rFonts w:asciiTheme="minorHAnsi" w:hAnsiTheme="minorHAnsi" w:cstheme="minorHAnsi"/>
-                <w:sz w:val="20"/>
-                <w:szCs w:val="20"/>
-              </w:rPr>
-              <w:t>10</w:t>
-            </w:r>
-          </w:p>
-        </w:tc>
-        <w:tc>
-          <w:tcPr>
-            <w:tcW w:w="2232" w:type="dxa"/>
-            <w:tcBorders>
-              <w:left w:val="single" w:sz="6" w:space="0" w:color="000000"/>
-              <w:right w:val="single" w:sz="6" w:space="0" w:color="000000"/>
-            </w:tcBorders>
-          </w:tcPr>
-          <w:p>
-            <w:pPr>
-              <w:pStyle w:val="TableParagraph"/>
-              <w:spacing w:before="44" w:line="205" w:lineRule="exact"/>
-              <w:rPr>
-                <w:rFonts w:asciiTheme="minorHAnsi" w:hAnsiTheme="minorHAnsi" w:cstheme="minorHAnsi"/>
-                <w:sz w:val="20"/>
-                <w:szCs w:val="20"/>
-              </w:rPr>
-            </w:pPr>
-          </w:p>
-        </w:tc>
-        <w:tc>
-          <w:tcPr>
-            <w:tcW w:w="4193" w:type="dxa"/>
-            <w:tcBorders>
-              <w:left w:val="single" w:sz="6" w:space="0" w:color="000000"/>
-            </w:tcBorders>
-          </w:tcPr>
-          <w:p>
-            <w:pPr>
-              <w:pStyle w:val="TableParagraph"/>
-              <w:spacing w:before="44" w:line="205" w:lineRule="exact"/>
-              <w:rPr>
-                <w:rFonts w:asciiTheme="minorHAnsi" w:hAnsiTheme="minorHAnsi" w:cstheme="minorHAnsi"/>
-                <w:sz w:val="20"/>
-                <w:szCs w:val="20"/>
-              </w:rPr>
-            </w:pPr>
-          </w:p>
-        </w:tc>
-        <w:tc>
-          <w:tcPr>
-            <w:tcW w:w="2795" w:type="dxa"/>
-          </w:tcPr>
-          <w:p>
-            <w:pPr>
-              <w:pStyle w:val="TableParagraph"/>
-              <w:spacing w:before="44" w:line="205" w:lineRule="exact"/>
-              <w:ind w:left="39"/>
-              <w:rPr>
-                <w:rFonts w:asciiTheme="minorHAnsi" w:hAnsiTheme="minorHAnsi" w:cstheme="minorHAnsi"/>
-                <w:sz w:val="20"/>
-                <w:szCs w:val="20"/>
-              </w:rPr>
-            </w:pPr>
-          </w:p>
-        </w:tc>
-      </w:tr>
-      <w:tr>
-        <w:trPr>
-          <w:trHeight w:val="270"/>
-        </w:trPr>
-        <w:tc>
-          <w:tcPr>
-            <w:tcW w:w="680" w:type="dxa"/>
-            <w:tcBorders>
-              <w:right w:val="single" w:sz="6" w:space="0" w:color="000000"/>
-            </w:tcBorders>
-          </w:tcPr>
-          <w:p>
-            <w:pPr>
-              <w:pStyle w:val="TableParagraph"/>
-              <w:spacing w:before="44" w:line="205" w:lineRule="exact"/>
-              <w:ind w:left="40"/>
-              <w:jc w:val="center"/>
-              <w:rPr>
-                <w:rFonts w:asciiTheme="minorHAnsi" w:hAnsiTheme="minorHAnsi" w:cstheme="minorHAnsi"/>
-                <w:sz w:val="20"/>
-                <w:szCs w:val="20"/>
-              </w:rPr>
-            </w:pPr>
-            <w:r>
-              <w:rPr>
-                <w:rFonts w:asciiTheme="minorHAnsi" w:hAnsiTheme="minorHAnsi" w:cstheme="minorHAnsi"/>
-                <w:sz w:val="20"/>
-                <w:szCs w:val="20"/>
-              </w:rPr>
-              <w:t>11</w:t>
-            </w:r>
-          </w:p>
-        </w:tc>
-        <w:tc>
-          <w:tcPr>
-            <w:tcW w:w="2232" w:type="dxa"/>
-            <w:tcBorders>
-              <w:left w:val="single" w:sz="6" w:space="0" w:color="000000"/>
-              <w:right w:val="single" w:sz="6" w:space="0" w:color="000000"/>
-            </w:tcBorders>
-          </w:tcPr>
-          <w:p>
-            <w:pPr>
-              <w:pStyle w:val="TableParagraph"/>
-              <w:spacing w:before="44" w:line="205" w:lineRule="exact"/>
-              <w:rPr>
-                <w:rFonts w:asciiTheme="minorHAnsi" w:hAnsiTheme="minorHAnsi" w:cstheme="minorHAnsi"/>
-                <w:sz w:val="20"/>
-                <w:szCs w:val="20"/>
-              </w:rPr>
-            </w:pPr>
-          </w:p>
-        </w:tc>
-        <w:tc>
-          <w:tcPr>
-            <w:tcW w:w="4193" w:type="dxa"/>
-            <w:tcBorders>
-              <w:left w:val="single" w:sz="6" w:space="0" w:color="000000"/>
-            </w:tcBorders>
-          </w:tcPr>
-          <w:p>
-            <w:pPr>
-              <w:pStyle w:val="TableParagraph"/>
-              <w:spacing w:before="44" w:line="205" w:lineRule="exact"/>
-              <w:rPr>
-                <w:rFonts w:asciiTheme="minorHAnsi" w:hAnsiTheme="minorHAnsi" w:cstheme="minorHAnsi"/>
-                <w:sz w:val="20"/>
-                <w:szCs w:val="20"/>
-              </w:rPr>
-            </w:pPr>
-          </w:p>
-        </w:tc>
-        <w:tc>
-          <w:tcPr>
-            <w:tcW w:w="2795" w:type="dxa"/>
-          </w:tcPr>
-          <w:p>
-            <w:pPr>
-              <w:pStyle w:val="TableParagraph"/>
-              <w:spacing w:before="44" w:line="205" w:lineRule="exact"/>
-              <w:ind w:left="39"/>
-              <w:rPr>
-                <w:rFonts w:asciiTheme="minorHAnsi" w:hAnsiTheme="minorHAnsi" w:cstheme="minorHAnsi"/>
-                <w:sz w:val="20"/>
-                <w:szCs w:val="20"/>
-              </w:rPr>
-            </w:pPr>
-          </w:p>
-        </w:tc>
-      </w:tr>
-      <w:tr>
-        <w:trPr>
-          <w:trHeight w:val="270"/>
-        </w:trPr>
-        <w:tc>
-          <w:tcPr>
-            <w:tcW w:w="680" w:type="dxa"/>
-            <w:tcBorders>
-              <w:right w:val="single" w:sz="6" w:space="0" w:color="000000"/>
-            </w:tcBorders>
-          </w:tcPr>
-          <w:p>
-            <w:pPr>
-              <w:pStyle w:val="TableParagraph"/>
-              <w:spacing w:before="44" w:line="205" w:lineRule="exact"/>
-              <w:ind w:left="40"/>
-              <w:jc w:val="center"/>
-              <w:rPr>
-                <w:rFonts w:asciiTheme="minorHAnsi" w:hAnsiTheme="minorHAnsi" w:cstheme="minorHAnsi"/>
-                <w:sz w:val="20"/>
-                <w:szCs w:val="20"/>
-              </w:rPr>
-            </w:pPr>
-            <w:r>
-              <w:rPr>
-                <w:rFonts w:asciiTheme="minorHAnsi" w:hAnsiTheme="minorHAnsi" w:cstheme="minorHAnsi"/>
-                <w:sz w:val="20"/>
-                <w:szCs w:val="20"/>
-              </w:rPr>
-              <w:t>12</w:t>
-            </w:r>
-          </w:p>
-        </w:tc>
-        <w:tc>
-          <w:tcPr>
-            <w:tcW w:w="2232" w:type="dxa"/>
-            <w:tcBorders>
-              <w:left w:val="single" w:sz="6" w:space="0" w:color="000000"/>
-              <w:right w:val="single" w:sz="6" w:space="0" w:color="000000"/>
-            </w:tcBorders>
-          </w:tcPr>
-          <w:p>
-            <w:pPr>
-              <w:pStyle w:val="TableParagraph"/>
-              <w:spacing w:before="44" w:line="205" w:lineRule="exact"/>
-              <w:rPr>
-                <w:rFonts w:asciiTheme="minorHAnsi" w:hAnsiTheme="minorHAnsi" w:cstheme="minorHAnsi"/>
-                <w:sz w:val="20"/>
-                <w:szCs w:val="20"/>
-              </w:rPr>
-            </w:pPr>
-          </w:p>
-        </w:tc>
-        <w:tc>
-          <w:tcPr>
-            <w:tcW w:w="4193" w:type="dxa"/>
-            <w:tcBorders>
-              <w:left w:val="single" w:sz="6" w:space="0" w:color="000000"/>
-            </w:tcBorders>
-          </w:tcPr>
-          <w:p>
-            <w:pPr>
-              <w:pStyle w:val="TableParagraph"/>
-              <w:spacing w:before="44" w:line="205" w:lineRule="exact"/>
-              <w:rPr>
-                <w:rFonts w:asciiTheme="minorHAnsi" w:hAnsiTheme="minorHAnsi" w:cstheme="minorHAnsi"/>
-                <w:sz w:val="20"/>
-                <w:szCs w:val="20"/>
-              </w:rPr>
-            </w:pPr>
-          </w:p>
-        </w:tc>
-        <w:tc>
-          <w:tcPr>
-            <w:tcW w:w="2795" w:type="dxa"/>
-          </w:tcPr>
-          <w:p>
-            <w:pPr>
-              <w:pStyle w:val="TableParagraph"/>
-              <w:spacing w:before="44" w:line="205" w:lineRule="exact"/>
-              <w:ind w:left="39"/>
-              <w:rPr>
-                <w:rFonts w:asciiTheme="minorHAnsi" w:hAnsiTheme="minorHAnsi" w:cstheme="minorHAnsi"/>
-                <w:sz w:val="20"/>
-                <w:szCs w:val="20"/>
-              </w:rPr>
-            </w:pPr>
-          </w:p>
-        </w:tc>
-      </w:tr>
-      <w:tr>
-        <w:trPr>
-          <w:trHeight w:val="270"/>
-        </w:trPr>
-        <w:tc>
-          <w:tcPr>
-            <w:tcW w:w="680" w:type="dxa"/>
-            <w:tcBorders>
-              <w:right w:val="single" w:sz="6" w:space="0" w:color="000000"/>
-            </w:tcBorders>
-          </w:tcPr>
-          <w:p>
-            <w:pPr>
-              <w:pStyle w:val="TableParagraph"/>
-              <w:spacing w:before="44" w:line="205" w:lineRule="exact"/>
-              <w:ind w:left="40"/>
-              <w:jc w:val="center"/>
-              <w:rPr>
-                <w:rFonts w:asciiTheme="minorHAnsi" w:hAnsiTheme="minorHAnsi" w:cstheme="minorHAnsi"/>
-                <w:sz w:val="20"/>
-                <w:szCs w:val="20"/>
-              </w:rPr>
-            </w:pPr>
-            <w:r>
-              <w:rPr>
-                <w:rFonts w:asciiTheme="minorHAnsi" w:hAnsiTheme="minorHAnsi" w:cstheme="minorHAnsi"/>
-                <w:sz w:val="20"/>
-                <w:szCs w:val="20"/>
-              </w:rPr>
-              <w:t>13</w:t>
-            </w:r>
-          </w:p>
-        </w:tc>
-        <w:tc>
-          <w:tcPr>
-            <w:tcW w:w="2232" w:type="dxa"/>
-            <w:tcBorders>
-              <w:left w:val="single" w:sz="6" w:space="0" w:color="000000"/>
-              <w:right w:val="single" w:sz="6" w:space="0" w:color="000000"/>
-            </w:tcBorders>
-          </w:tcPr>
-          <w:p>
-            <w:pPr>
-              <w:pStyle w:val="TableParagraph"/>
-              <w:spacing w:before="44" w:line="205" w:lineRule="exact"/>
-              <w:rPr>
-                <w:rFonts w:asciiTheme="minorHAnsi" w:hAnsiTheme="minorHAnsi" w:cstheme="minorHAnsi"/>
-                <w:sz w:val="20"/>
-                <w:szCs w:val="20"/>
-              </w:rPr>
-            </w:pPr>
-          </w:p>
-        </w:tc>
-        <w:tc>
-          <w:tcPr>
-            <w:tcW w:w="4193" w:type="dxa"/>
-            <w:tcBorders>
-              <w:left w:val="single" w:sz="6" w:space="0" w:color="000000"/>
-            </w:tcBorders>
-          </w:tcPr>
-          <w:p>
-            <w:pPr>
-              <w:pStyle w:val="TableParagraph"/>
-              <w:spacing w:before="44" w:line="205" w:lineRule="exact"/>
-              <w:rPr>
-                <w:rFonts w:asciiTheme="minorHAnsi" w:hAnsiTheme="minorHAnsi" w:cstheme="minorHAnsi"/>
-                <w:sz w:val="20"/>
-                <w:szCs w:val="20"/>
-              </w:rPr>
-            </w:pPr>
-          </w:p>
-        </w:tc>
-        <w:tc>
-          <w:tcPr>
-            <w:tcW w:w="2795" w:type="dxa"/>
-          </w:tcPr>
-          <w:p>
-            <w:pPr>
-              <w:pStyle w:val="TableParagraph"/>
-              <w:spacing w:before="44" w:line="205" w:lineRule="exact"/>
-              <w:ind w:left="39"/>
-              <w:rPr>
-                <w:rFonts w:asciiTheme="minorHAnsi" w:hAnsiTheme="minorHAnsi" w:cstheme="minorHAnsi"/>
-                <w:sz w:val="20"/>
-                <w:szCs w:val="20"/>
-              </w:rPr>
-            </w:pPr>
-          </w:p>
-        </w:tc>
-      </w:tr>
-      <w:tr>
-        <w:trPr>
-          <w:trHeight w:val="270"/>
-        </w:trPr>
-        <w:tc>
-          <w:tcPr>
-            <w:tcW w:w="680" w:type="dxa"/>
-            <w:tcBorders>
-              <w:right w:val="single" w:sz="6" w:space="0" w:color="000000"/>
-            </w:tcBorders>
-          </w:tcPr>
-          <w:p>
-            <w:pPr>
-              <w:pStyle w:val="TableParagraph"/>
-              <w:spacing w:before="44" w:line="205" w:lineRule="exact"/>
-              <w:ind w:left="40"/>
-              <w:jc w:val="center"/>
-              <w:rPr>
-                <w:rFonts w:asciiTheme="minorHAnsi" w:hAnsiTheme="minorHAnsi" w:cstheme="minorHAnsi"/>
-                <w:sz w:val="20"/>
-                <w:szCs w:val="20"/>
-              </w:rPr>
-            </w:pPr>
-            <w:r>
-              <w:rPr>
-                <w:rFonts w:asciiTheme="minorHAnsi" w:hAnsiTheme="minorHAnsi" w:cstheme="minorHAnsi"/>
-                <w:sz w:val="20"/>
-                <w:szCs w:val="20"/>
-              </w:rPr>
-              <w:t>14</w:t>
-            </w:r>
-          </w:p>
-        </w:tc>
-        <w:tc>
-          <w:tcPr>
-            <w:tcW w:w="2232" w:type="dxa"/>
-            <w:tcBorders>
-              <w:left w:val="single" w:sz="6" w:space="0" w:color="000000"/>
-              <w:right w:val="single" w:sz="6" w:space="0" w:color="000000"/>
-            </w:tcBorders>
-          </w:tcPr>
-          <w:p>
-            <w:pPr>
-              <w:pStyle w:val="TableParagraph"/>
-              <w:spacing w:before="44" w:line="205" w:lineRule="exact"/>
-              <w:rPr>
-                <w:rFonts w:asciiTheme="minorHAnsi" w:hAnsiTheme="minorHAnsi" w:cstheme="minorHAnsi"/>
-                <w:sz w:val="20"/>
-                <w:szCs w:val="20"/>
-              </w:rPr>
-            </w:pPr>
-          </w:p>
-        </w:tc>
-        <w:tc>
-          <w:tcPr>
-            <w:tcW w:w="4193" w:type="dxa"/>
-            <w:tcBorders>
-              <w:left w:val="single" w:sz="6" w:space="0" w:color="000000"/>
-            </w:tcBorders>
-          </w:tcPr>
-          <w:p>
-            <w:pPr>
-              <w:pStyle w:val="TableParagraph"/>
-              <w:spacing w:before="44" w:line="205" w:lineRule="exact"/>
-              <w:rPr>
-                <w:rFonts w:asciiTheme="minorHAnsi" w:hAnsiTheme="minorHAnsi" w:cstheme="minorHAnsi"/>
-                <w:sz w:val="20"/>
-                <w:szCs w:val="20"/>
-              </w:rPr>
-            </w:pPr>
-          </w:p>
-        </w:tc>
-        <w:tc>
-          <w:tcPr>
-            <w:tcW w:w="2795" w:type="dxa"/>
-          </w:tcPr>
-          <w:p>
-            <w:pPr>
-              <w:pStyle w:val="TableParagraph"/>
-              <w:spacing w:before="44" w:line="205" w:lineRule="exact"/>
-              <w:ind w:left="39"/>
-              <w:rPr>
-                <w:rFonts w:asciiTheme="minorHAnsi" w:hAnsiTheme="minorHAnsi" w:cstheme="minorHAnsi"/>
-                <w:sz w:val="20"/>
-                <w:szCs w:val="20"/>
-              </w:rPr>
-            </w:pPr>
-          </w:p>
-        </w:tc>
-      </w:tr>
-      <w:tr>
-        <w:trPr>
-          <w:trHeight w:val="270"/>
-        </w:trPr>
-        <w:tc>
-          <w:tcPr>
-            <w:tcW w:w="680" w:type="dxa"/>
-            <w:tcBorders>
-              <w:right w:val="single" w:sz="6" w:space="0" w:color="000000"/>
-            </w:tcBorders>
-          </w:tcPr>
-          <w:p>
-            <w:pPr>
-              <w:pStyle w:val="TableParagraph"/>
-              <w:spacing w:before="44" w:line="205" w:lineRule="exact"/>
-              <w:ind w:left="40"/>
-              <w:jc w:val="center"/>
-              <w:rPr>
-                <w:rFonts w:asciiTheme="minorHAnsi" w:hAnsiTheme="minorHAnsi" w:cstheme="minorHAnsi"/>
-                <w:sz w:val="20"/>
-                <w:szCs w:val="20"/>
-              </w:rPr>
-            </w:pPr>
-            <w:r>
-              <w:rPr>
-                <w:rFonts w:asciiTheme="minorHAnsi" w:hAnsiTheme="minorHAnsi" w:cstheme="minorHAnsi"/>
-                <w:sz w:val="20"/>
-                <w:szCs w:val="20"/>
-              </w:rPr>
-              <w:t>15</w:t>
-            </w:r>
-          </w:p>
-        </w:tc>
-        <w:tc>
-          <w:tcPr>
-            <w:tcW w:w="2232" w:type="dxa"/>
-            <w:tcBorders>
-              <w:left w:val="single" w:sz="6" w:space="0" w:color="000000"/>
-              <w:right w:val="single" w:sz="6" w:space="0" w:color="000000"/>
-            </w:tcBorders>
-          </w:tcPr>
-          <w:p>
-            <w:pPr>
-              <w:pStyle w:val="TableParagraph"/>
-              <w:spacing w:before="44" w:line="205" w:lineRule="exact"/>
-              <w:rPr>
-                <w:rFonts w:asciiTheme="minorHAnsi" w:hAnsiTheme="minorHAnsi" w:cstheme="minorHAnsi"/>
-                <w:sz w:val="20"/>
-                <w:szCs w:val="20"/>
-              </w:rPr>
-            </w:pPr>
-          </w:p>
-        </w:tc>
-        <w:tc>
-          <w:tcPr>
-            <w:tcW w:w="4193" w:type="dxa"/>
-            <w:tcBorders>
-              <w:left w:val="single" w:sz="6" w:space="0" w:color="000000"/>
-            </w:tcBorders>
-          </w:tcPr>
-          <w:p>
-            <w:pPr>
-              <w:pStyle w:val="TableParagraph"/>
-              <w:spacing w:before="44" w:line="205" w:lineRule="exact"/>
-              <w:rPr>
-                <w:rFonts w:asciiTheme="minorHAnsi" w:hAnsiTheme="minorHAnsi" w:cstheme="minorHAnsi"/>
-                <w:sz w:val="20"/>
-                <w:szCs w:val="20"/>
-              </w:rPr>
-            </w:pPr>
-          </w:p>
-        </w:tc>
-        <w:tc>
-          <w:tcPr>
-            <w:tcW w:w="2795" w:type="dxa"/>
-          </w:tcPr>
-          <w:p>
-            <w:pPr>
-              <w:pStyle w:val="TableParagraph"/>
-              <w:spacing w:before="44" w:line="205" w:lineRule="exact"/>
-              <w:ind w:left="39"/>
-              <w:rPr>
-                <w:rFonts w:asciiTheme="minorHAnsi" w:hAnsiTheme="minorHAnsi" w:cstheme="minorHAnsi"/>
-                <w:sz w:val="20"/>
-                <w:szCs w:val="20"/>
-              </w:rPr>
-            </w:pPr>
-          </w:p>
-        </w:tc>
-      </w:tr>
-      <w:tr>
-        <w:trPr>
-          <w:trHeight w:val="270"/>
-        </w:trPr>
-        <w:tc>
-          <w:tcPr>
-            <w:tcW w:w="680" w:type="dxa"/>
-            <w:tcBorders>
-              <w:right w:val="single" w:sz="6" w:space="0" w:color="000000"/>
-            </w:tcBorders>
-          </w:tcPr>
-          <w:p>
-            <w:pPr>
-              <w:pStyle w:val="TableParagraph"/>
-              <w:spacing w:before="44" w:line="205" w:lineRule="exact"/>
-              <w:ind w:left="40"/>
-              <w:jc w:val="center"/>
-              <w:rPr>
-                <w:rFonts w:asciiTheme="minorHAnsi" w:hAnsiTheme="minorHAnsi" w:cstheme="minorHAnsi"/>
-                <w:sz w:val="20"/>
-                <w:szCs w:val="20"/>
-              </w:rPr>
-            </w:pPr>
-            <w:r>
-              <w:rPr>
-                <w:rFonts w:asciiTheme="minorHAnsi" w:hAnsiTheme="minorHAnsi" w:cstheme="minorHAnsi"/>
-                <w:sz w:val="20"/>
-                <w:szCs w:val="20"/>
-              </w:rPr>
-              <w:t>16</w:t>
-            </w:r>
-          </w:p>
-        </w:tc>
-        <w:tc>
-          <w:tcPr>
-            <w:tcW w:w="2232" w:type="dxa"/>
-            <w:tcBorders>
-              <w:left w:val="single" w:sz="6" w:space="0" w:color="000000"/>
-              <w:right w:val="single" w:sz="6" w:space="0" w:color="000000"/>
-            </w:tcBorders>
-          </w:tcPr>
-          <w:p>
-            <w:pPr>
-              <w:pStyle w:val="TableParagraph"/>
-              <w:spacing w:before="44" w:line="205" w:lineRule="exact"/>
-              <w:rPr>
-                <w:rFonts w:asciiTheme="minorHAnsi" w:hAnsiTheme="minorHAnsi" w:cstheme="minorHAnsi"/>
-                <w:sz w:val="20"/>
-                <w:szCs w:val="20"/>
-              </w:rPr>
-            </w:pPr>
-          </w:p>
-        </w:tc>
-        <w:tc>
-          <w:tcPr>
-            <w:tcW w:w="4193" w:type="dxa"/>
-            <w:tcBorders>
-              <w:left w:val="single" w:sz="6" w:space="0" w:color="000000"/>
-            </w:tcBorders>
-          </w:tcPr>
-          <w:p>
-            <w:pPr>
-              <w:pStyle w:val="TableParagraph"/>
-              <w:spacing w:before="44" w:line="205" w:lineRule="exact"/>
-              <w:rPr>
-                <w:rFonts w:asciiTheme="minorHAnsi" w:hAnsiTheme="minorHAnsi" w:cstheme="minorHAnsi"/>
-                <w:sz w:val="20"/>
-                <w:szCs w:val="20"/>
-              </w:rPr>
-            </w:pPr>
-          </w:p>
-        </w:tc>
-        <w:tc>
-          <w:tcPr>
-            <w:tcW w:w="2795" w:type="dxa"/>
-          </w:tcPr>
-          <w:p>
-            <w:pPr>
-              <w:pStyle w:val="TableParagraph"/>
-              <w:spacing w:before="44" w:line="205" w:lineRule="exact"/>
-              <w:ind w:left="39"/>
-              <w:rPr>
-                <w:rFonts w:asciiTheme="minorHAnsi" w:hAnsiTheme="minorHAnsi" w:cstheme="minorHAnsi"/>
-                <w:sz w:val="20"/>
-                <w:szCs w:val="20"/>
-              </w:rPr>
-            </w:pPr>
-          </w:p>
-        </w:tc>
-      </w:tr>
-      <w:tr>
-        <w:trPr>
-          <w:trHeight w:val="270"/>
-        </w:trPr>
-        <w:tc>
-          <w:tcPr>
-            <w:tcW w:w="680" w:type="dxa"/>
-            <w:tcBorders>
-              <w:right w:val="single" w:sz="6" w:space="0" w:color="000000"/>
-            </w:tcBorders>
-          </w:tcPr>
-          <w:p>
-            <w:pPr>
-              <w:pStyle w:val="TableParagraph"/>
-              <w:spacing w:before="44" w:line="205" w:lineRule="exact"/>
-              <w:ind w:left="40"/>
-              <w:jc w:val="center"/>
-              <w:rPr>
-                <w:rFonts w:asciiTheme="minorHAnsi" w:hAnsiTheme="minorHAnsi" w:cstheme="minorHAnsi"/>
-                <w:sz w:val="20"/>
-                <w:szCs w:val="20"/>
-              </w:rPr>
-            </w:pPr>
-            <w:r>
-              <w:rPr>
-                <w:rFonts w:asciiTheme="minorHAnsi" w:hAnsiTheme="minorHAnsi" w:cstheme="minorHAnsi"/>
-                <w:sz w:val="20"/>
-                <w:szCs w:val="20"/>
-              </w:rPr>
-              <w:t>17</w:t>
-            </w:r>
-          </w:p>
-        </w:tc>
-        <w:tc>
-          <w:tcPr>
-            <w:tcW w:w="2232" w:type="dxa"/>
-            <w:tcBorders>
-              <w:left w:val="single" w:sz="6" w:space="0" w:color="000000"/>
-              <w:right w:val="single" w:sz="6" w:space="0" w:color="000000"/>
-            </w:tcBorders>
-          </w:tcPr>
-          <w:p>
-            <w:pPr>
-              <w:pStyle w:val="TableParagraph"/>
-              <w:spacing w:before="44" w:line="205" w:lineRule="exact"/>
-              <w:rPr>
-                <w:rFonts w:asciiTheme="minorHAnsi" w:hAnsiTheme="minorHAnsi" w:cstheme="minorHAnsi"/>
-                <w:sz w:val="20"/>
-                <w:szCs w:val="20"/>
-              </w:rPr>
-            </w:pPr>
-          </w:p>
-        </w:tc>
-        <w:tc>
-          <w:tcPr>
-            <w:tcW w:w="4193" w:type="dxa"/>
-            <w:tcBorders>
-              <w:left w:val="single" w:sz="6" w:space="0" w:color="000000"/>
-            </w:tcBorders>
-          </w:tcPr>
-          <w:p>
-            <w:pPr>
-              <w:pStyle w:val="TableParagraph"/>
-              <w:spacing w:before="44" w:line="205" w:lineRule="exact"/>
-              <w:rPr>
-                <w:rFonts w:asciiTheme="minorHAnsi" w:hAnsiTheme="minorHAnsi" w:cstheme="minorHAnsi"/>
-                <w:sz w:val="20"/>
-                <w:szCs w:val="20"/>
-              </w:rPr>
-            </w:pPr>
-          </w:p>
-        </w:tc>
-        <w:tc>
-          <w:tcPr>
-            <w:tcW w:w="2795" w:type="dxa"/>
-          </w:tcPr>
-          <w:p>
-            <w:pPr>
-              <w:pStyle w:val="TableParagraph"/>
-              <w:spacing w:before="44" w:line="205" w:lineRule="exact"/>
-              <w:ind w:left="39"/>
-              <w:rPr>
-                <w:rFonts w:asciiTheme="minorHAnsi" w:hAnsiTheme="minorHAnsi" w:cstheme="minorHAnsi"/>
-                <w:sz w:val="20"/>
-                <w:szCs w:val="20"/>
-              </w:rPr>
-            </w:pPr>
-          </w:p>
-        </w:tc>
-      </w:tr>
-      <w:tr>
-        <w:trPr>
-          <w:trHeight w:val="270"/>
-        </w:trPr>
-        <w:tc>
-          <w:tcPr>
-            <w:tcW w:w="680" w:type="dxa"/>
-            <w:tcBorders>
-              <w:right w:val="single" w:sz="6" w:space="0" w:color="000000"/>
-            </w:tcBorders>
-          </w:tcPr>
-          <w:p>
-            <w:pPr>
-              <w:pStyle w:val="TableParagraph"/>
-              <w:spacing w:before="44" w:line="205" w:lineRule="exact"/>
-              <w:ind w:left="40"/>
-              <w:jc w:val="center"/>
-              <w:rPr>
-                <w:rFonts w:asciiTheme="minorHAnsi" w:hAnsiTheme="minorHAnsi" w:cstheme="minorHAnsi"/>
-                <w:sz w:val="20"/>
-                <w:szCs w:val="20"/>
-              </w:rPr>
-            </w:pPr>
-            <w:r>
-              <w:rPr>
-                <w:rFonts w:asciiTheme="minorHAnsi" w:hAnsiTheme="minorHAnsi" w:cstheme="minorHAnsi"/>
-                <w:sz w:val="20"/>
-                <w:szCs w:val="20"/>
-              </w:rPr>
-              <w:t>18</w:t>
-            </w:r>
-          </w:p>
-        </w:tc>
-        <w:tc>
-          <w:tcPr>
-            <w:tcW w:w="2232" w:type="dxa"/>
-            <w:tcBorders>
-              <w:left w:val="single" w:sz="6" w:space="0" w:color="000000"/>
-              <w:right w:val="single" w:sz="6" w:space="0" w:color="000000"/>
-            </w:tcBorders>
-          </w:tcPr>
-          <w:p>
-            <w:pPr>
-              <w:pStyle w:val="TableParagraph"/>
-              <w:spacing w:before="44" w:line="205" w:lineRule="exact"/>
-              <w:rPr>
-                <w:rFonts w:asciiTheme="minorHAnsi" w:hAnsiTheme="minorHAnsi" w:cstheme="minorHAnsi"/>
-                <w:sz w:val="20"/>
-                <w:szCs w:val="20"/>
-              </w:rPr>
-            </w:pPr>
-          </w:p>
-        </w:tc>
-        <w:tc>
-          <w:tcPr>
-            <w:tcW w:w="4193" w:type="dxa"/>
-            <w:tcBorders>
-              <w:left w:val="single" w:sz="6" w:space="0" w:color="000000"/>
-            </w:tcBorders>
-          </w:tcPr>
-          <w:p>
-            <w:pPr>
-              <w:pStyle w:val="TableParagraph"/>
-              <w:spacing w:before="44" w:line="205" w:lineRule="exact"/>
-              <w:rPr>
-                <w:rFonts w:asciiTheme="minorHAnsi" w:hAnsiTheme="minorHAnsi" w:cstheme="minorHAnsi"/>
-                <w:sz w:val="20"/>
-                <w:szCs w:val="20"/>
-              </w:rPr>
-            </w:pPr>
-          </w:p>
-        </w:tc>
-        <w:tc>
-          <w:tcPr>
-            <w:tcW w:w="2795" w:type="dxa"/>
-          </w:tcPr>
-          <w:p>
-            <w:pPr>
-              <w:pStyle w:val="TableParagraph"/>
-              <w:spacing w:before="44" w:line="205" w:lineRule="exact"/>
-              <w:ind w:left="39"/>
-              <w:rPr>
-                <w:rFonts w:asciiTheme="minorHAnsi" w:hAnsiTheme="minorHAnsi" w:cstheme="minorHAnsi"/>
-                <w:sz w:val="20"/>
-                <w:szCs w:val="20"/>
-              </w:rPr>
-            </w:pPr>
-          </w:p>
-        </w:tc>
-      </w:tr>
-      <w:tr>
-        <w:trPr>
-          <w:trHeight w:val="270"/>
-        </w:trPr>
-        <w:tc>
-          <w:tcPr>
-            <w:tcW w:w="680" w:type="dxa"/>
-            <w:tcBorders>
-              <w:right w:val="single" w:sz="6" w:space="0" w:color="000000"/>
-            </w:tcBorders>
-          </w:tcPr>
-          <w:p>
-            <w:pPr>
-              <w:pStyle w:val="TableParagraph"/>
-              <w:spacing w:before="44" w:line="205" w:lineRule="exact"/>
-              <w:ind w:left="40"/>
-              <w:jc w:val="center"/>
-              <w:rPr>
-                <w:rFonts w:asciiTheme="minorHAnsi" w:hAnsiTheme="minorHAnsi" w:cstheme="minorHAnsi"/>
-                <w:sz w:val="20"/>
-                <w:szCs w:val="20"/>
-              </w:rPr>
-            </w:pPr>
-            <w:r>
-              <w:rPr>
-                <w:rFonts w:asciiTheme="minorHAnsi" w:hAnsiTheme="minorHAnsi" w:cstheme="minorHAnsi"/>
-                <w:sz w:val="20"/>
-                <w:szCs w:val="20"/>
-              </w:rPr>
-              <w:t>19</w:t>
-            </w:r>
-          </w:p>
-        </w:tc>
-        <w:tc>
-          <w:tcPr>
-            <w:tcW w:w="2232" w:type="dxa"/>
-            <w:tcBorders>
-              <w:left w:val="single" w:sz="6" w:space="0" w:color="000000"/>
-              <w:right w:val="single" w:sz="6" w:space="0" w:color="000000"/>
-            </w:tcBorders>
-          </w:tcPr>
-          <w:p>
-            <w:pPr>
-              <w:pStyle w:val="TableParagraph"/>
-              <w:spacing w:before="44" w:line="205" w:lineRule="exact"/>
-              <w:rPr>
-                <w:rFonts w:asciiTheme="minorHAnsi" w:hAnsiTheme="minorHAnsi" w:cstheme="minorHAnsi"/>
-                <w:sz w:val="20"/>
-                <w:szCs w:val="20"/>
-              </w:rPr>
-            </w:pPr>
-          </w:p>
-        </w:tc>
-        <w:tc>
-          <w:tcPr>
-            <w:tcW w:w="4193" w:type="dxa"/>
-            <w:tcBorders>
-              <w:left w:val="single" w:sz="6" w:space="0" w:color="000000"/>
-            </w:tcBorders>
-          </w:tcPr>
-          <w:p>
-            <w:pPr>
-              <w:pStyle w:val="TableParagraph"/>
-              <w:spacing w:before="44" w:line="205" w:lineRule="exact"/>
-              <w:rPr>
-                <w:rFonts w:asciiTheme="minorHAnsi" w:hAnsiTheme="minorHAnsi" w:cstheme="minorHAnsi"/>
-                <w:sz w:val="20"/>
-                <w:szCs w:val="20"/>
-              </w:rPr>
-            </w:pPr>
-          </w:p>
-        </w:tc>
-        <w:tc>
-          <w:tcPr>
-            <w:tcW w:w="2795" w:type="dxa"/>
-          </w:tcPr>
-          <w:p>
-            <w:pPr>
-              <w:pStyle w:val="TableParagraph"/>
-              <w:spacing w:before="44" w:line="205" w:lineRule="exact"/>
-              <w:ind w:left="39"/>
-              <w:rPr>
-                <w:rFonts w:asciiTheme="minorHAnsi" w:hAnsiTheme="minorHAnsi" w:cstheme="minorHAnsi"/>
-                <w:sz w:val="20"/>
-                <w:szCs w:val="20"/>
-              </w:rPr>
-            </w:pPr>
-          </w:p>
-        </w:tc>
-      </w:tr>
-      <w:tr>
-        <w:trPr>
-          <w:trHeight w:val="270"/>
-        </w:trPr>
-        <w:tc>
-          <w:tcPr>
-            <w:tcW w:w="680" w:type="dxa"/>
-            <w:tcBorders>
-              <w:right w:val="single" w:sz="6" w:space="0" w:color="000000"/>
-            </w:tcBorders>
-          </w:tcPr>
-          <w:p>
-            <w:pPr>
-              <w:pStyle w:val="TableParagraph"/>
-              <w:spacing w:before="44" w:line="205" w:lineRule="exact"/>
-              <w:ind w:left="40"/>
-              <w:jc w:val="center"/>
-              <w:rPr>
-                <w:rFonts w:asciiTheme="minorHAnsi" w:hAnsiTheme="minorHAnsi" w:cstheme="minorHAnsi"/>
-                <w:sz w:val="20"/>
-                <w:szCs w:val="20"/>
-              </w:rPr>
-            </w:pPr>
-            <w:r>
-              <w:rPr>
-                <w:rFonts w:asciiTheme="minorHAnsi" w:hAnsiTheme="minorHAnsi" w:cstheme="minorHAnsi"/>
-                <w:sz w:val="20"/>
-                <w:szCs w:val="20"/>
-              </w:rPr>
-              <w:t>20</w:t>
-            </w:r>
-          </w:p>
-        </w:tc>
-        <w:tc>
-          <w:tcPr>
-            <w:tcW w:w="2232" w:type="dxa"/>
-            <w:tcBorders>
-              <w:left w:val="single" w:sz="6" w:space="0" w:color="000000"/>
-              <w:right w:val="single" w:sz="6" w:space="0" w:color="000000"/>
-            </w:tcBorders>
-          </w:tcPr>
-          <w:p>
-            <w:pPr>
-              <w:pStyle w:val="TableParagraph"/>
-              <w:spacing w:before="44" w:line="205" w:lineRule="exact"/>
-              <w:rPr>
-                <w:rFonts w:asciiTheme="minorHAnsi" w:hAnsiTheme="minorHAnsi" w:cstheme="minorHAnsi"/>
-                <w:sz w:val="20"/>
-                <w:szCs w:val="20"/>
-              </w:rPr>
-            </w:pPr>
-          </w:p>
-        </w:tc>
-        <w:tc>
-          <w:tcPr>
-            <w:tcW w:w="4193" w:type="dxa"/>
-            <w:tcBorders>
-              <w:left w:val="single" w:sz="6" w:space="0" w:color="000000"/>
-            </w:tcBorders>
-          </w:tcPr>
-          <w:p>
-            <w:pPr>
-              <w:pStyle w:val="TableParagraph"/>
-              <w:spacing w:before="44" w:line="205" w:lineRule="exact"/>
-              <w:rPr>
-                <w:rFonts w:asciiTheme="minorHAnsi" w:hAnsiTheme="minorHAnsi" w:cstheme="minorHAnsi"/>
-                <w:sz w:val="20"/>
-                <w:szCs w:val="20"/>
-              </w:rPr>
-            </w:pPr>
-          </w:p>
-        </w:tc>
-        <w:tc>
-          <w:tcPr>
-            <w:tcW w:w="2795" w:type="dxa"/>
-          </w:tcPr>
-          <w:p>
-            <w:pPr>
-              <w:pStyle w:val="TableParagraph"/>
-              <w:spacing w:before="44" w:line="205" w:lineRule="exact"/>
-              <w:ind w:left="39"/>
-              <w:rPr>
-                <w:rFonts w:asciiTheme="minorHAnsi" w:hAnsiTheme="minorHAnsi" w:cstheme="minorHAnsi"/>
-                <w:sz w:val="20"/>
-                <w:szCs w:val="20"/>
-              </w:rPr>
-            </w:pPr>
-          </w:p>
-        </w:tc>
-      </w:tr>
-      <w:tr>
-        <w:trPr>
-          <w:trHeight w:val="270"/>
-        </w:trPr>
-        <w:tc>
-          <w:tcPr>
-            <w:tcW w:w="680" w:type="dxa"/>
-            <w:tcBorders>
-              <w:right w:val="single" w:sz="6" w:space="0" w:color="000000"/>
-            </w:tcBorders>
-          </w:tcPr>
-          <w:p>
-            <w:pPr>
-              <w:pStyle w:val="TableParagraph"/>
-              <w:spacing w:before="44" w:line="205" w:lineRule="exact"/>
-              <w:ind w:left="40"/>
-              <w:jc w:val="center"/>
-              <w:rPr>
-                <w:rFonts w:asciiTheme="minorHAnsi" w:hAnsiTheme="minorHAnsi" w:cstheme="minorHAnsi"/>
-                <w:sz w:val="20"/>
-                <w:szCs w:val="20"/>
-              </w:rPr>
-            </w:pPr>
-            <w:r>
-              <w:rPr>
-                <w:rFonts w:asciiTheme="minorHAnsi" w:hAnsiTheme="minorHAnsi" w:cstheme="minorHAnsi"/>
-                <w:sz w:val="20"/>
-                <w:szCs w:val="20"/>
-              </w:rPr>
-              <w:t>21</w:t>
-            </w:r>
-          </w:p>
-        </w:tc>
-        <w:tc>
-          <w:tcPr>
-            <w:tcW w:w="2232" w:type="dxa"/>
-            <w:tcBorders>
-              <w:left w:val="single" w:sz="6" w:space="0" w:color="000000"/>
-              <w:right w:val="single" w:sz="6" w:space="0" w:color="000000"/>
-            </w:tcBorders>
-          </w:tcPr>
-          <w:p>
-            <w:pPr>
-              <w:pStyle w:val="TableParagraph"/>
-              <w:spacing w:before="44" w:line="205" w:lineRule="exact"/>
-              <w:rPr>
-                <w:rFonts w:asciiTheme="minorHAnsi" w:hAnsiTheme="minorHAnsi" w:cstheme="minorHAnsi"/>
-                <w:sz w:val="20"/>
-                <w:szCs w:val="20"/>
-              </w:rPr>
-            </w:pPr>
-          </w:p>
-        </w:tc>
-        <w:tc>
-          <w:tcPr>
-            <w:tcW w:w="4193" w:type="dxa"/>
-            <w:tcBorders>
-              <w:left w:val="single" w:sz="6" w:space="0" w:color="000000"/>
-            </w:tcBorders>
-          </w:tcPr>
-          <w:p>
-            <w:pPr>
-              <w:pStyle w:val="TableParagraph"/>
-              <w:spacing w:before="44" w:line="205" w:lineRule="exact"/>
-              <w:rPr>
-                <w:rFonts w:asciiTheme="minorHAnsi" w:hAnsiTheme="minorHAnsi" w:cstheme="minorHAnsi"/>
-                <w:sz w:val="20"/>
-                <w:szCs w:val="20"/>
-              </w:rPr>
-            </w:pPr>
-          </w:p>
-        </w:tc>
-        <w:tc>
-          <w:tcPr>
-            <w:tcW w:w="2795" w:type="dxa"/>
-          </w:tcPr>
-          <w:p>
-            <w:pPr>
-              <w:pStyle w:val="TableParagraph"/>
-              <w:spacing w:before="44" w:line="205" w:lineRule="exact"/>
-              <w:ind w:left="39"/>
-              <w:rPr>
-                <w:rFonts w:asciiTheme="minorHAnsi" w:hAnsiTheme="minorHAnsi" w:cstheme="minorHAnsi"/>
-                <w:sz w:val="20"/>
-                <w:szCs w:val="20"/>
-              </w:rPr>
-            </w:pPr>
-          </w:p>
-        </w:tc>
-      </w:tr>
-      <w:tr>
-        <w:trPr>
-          <w:trHeight w:val="270"/>
-        </w:trPr>
-        <w:tc>
-          <w:tcPr>
-            <w:tcW w:w="680" w:type="dxa"/>
-            <w:tcBorders>
-              <w:right w:val="single" w:sz="6" w:space="0" w:color="000000"/>
-            </w:tcBorders>
-          </w:tcPr>
-          <w:p>
-            <w:pPr>
-              <w:pStyle w:val="TableParagraph"/>
-              <w:spacing w:before="44" w:line="205" w:lineRule="exact"/>
-              <w:ind w:left="40"/>
-              <w:jc w:val="center"/>
-              <w:rPr>
-                <w:rFonts w:asciiTheme="minorHAnsi" w:hAnsiTheme="minorHAnsi" w:cstheme="minorHAnsi"/>
-                <w:sz w:val="20"/>
-                <w:szCs w:val="20"/>
-              </w:rPr>
-            </w:pPr>
-            <w:r>
-              <w:rPr>
-                <w:rFonts w:asciiTheme="minorHAnsi" w:hAnsiTheme="minorHAnsi" w:cstheme="minorHAnsi"/>
-                <w:sz w:val="20"/>
-                <w:szCs w:val="20"/>
-              </w:rPr>
-              <w:t>22</w:t>
-            </w:r>
-          </w:p>
-        </w:tc>
-        <w:tc>
-          <w:tcPr>
-            <w:tcW w:w="2232" w:type="dxa"/>
-            <w:tcBorders>
-              <w:left w:val="single" w:sz="6" w:space="0" w:color="000000"/>
-              <w:right w:val="single" w:sz="6" w:space="0" w:color="000000"/>
-            </w:tcBorders>
-          </w:tcPr>
-          <w:p>
-            <w:pPr>
-              <w:pStyle w:val="TableParagraph"/>
-              <w:spacing w:before="44" w:line="205" w:lineRule="exact"/>
-              <w:rPr>
-                <w:rFonts w:asciiTheme="minorHAnsi" w:hAnsiTheme="minorHAnsi" w:cstheme="minorHAnsi"/>
-                <w:sz w:val="20"/>
-                <w:szCs w:val="20"/>
-              </w:rPr>
-            </w:pPr>
-          </w:p>
-        </w:tc>
-        <w:tc>
-          <w:tcPr>
-            <w:tcW w:w="4193" w:type="dxa"/>
-            <w:tcBorders>
-              <w:left w:val="single" w:sz="6" w:space="0" w:color="000000"/>
-            </w:tcBorders>
-          </w:tcPr>
-          <w:p>
-            <w:pPr>
-              <w:pStyle w:val="TableParagraph"/>
-              <w:spacing w:before="44" w:line="205" w:lineRule="exact"/>
-              <w:rPr>
-                <w:rFonts w:asciiTheme="minorHAnsi" w:hAnsiTheme="minorHAnsi" w:cstheme="minorHAnsi"/>
-                <w:sz w:val="20"/>
-                <w:szCs w:val="20"/>
-              </w:rPr>
-            </w:pPr>
-          </w:p>
-        </w:tc>
-        <w:tc>
-          <w:tcPr>
-            <w:tcW w:w="2795" w:type="dxa"/>
-          </w:tcPr>
-          <w:p>
-            <w:pPr>
-              <w:pStyle w:val="TableParagraph"/>
-              <w:spacing w:before="44" w:line="205" w:lineRule="exact"/>
-              <w:ind w:left="39"/>
-              <w:rPr>
-                <w:rFonts w:asciiTheme="minorHAnsi" w:hAnsiTheme="minorHAnsi" w:cstheme="minorHAnsi"/>
-                <w:sz w:val="20"/>
-                <w:szCs w:val="20"/>
-              </w:rPr>
-            </w:pPr>
-          </w:p>
-        </w:tc>
-      </w:tr>
-      <w:tr>
-        <w:trPr>
-          <w:trHeight w:val="270"/>
-        </w:trPr>
-        <w:tc>
-          <w:tcPr>
-            <w:tcW w:w="680" w:type="dxa"/>
-            <w:tcBorders>
-              <w:right w:val="single" w:sz="6" w:space="0" w:color="000000"/>
-            </w:tcBorders>
-          </w:tcPr>
-          <w:p>
-            <w:pPr>
-              <w:pStyle w:val="TableParagraph"/>
-              <w:spacing w:before="44" w:line="205" w:lineRule="exact"/>
-              <w:ind w:left="40"/>
-              <w:jc w:val="center"/>
-              <w:rPr>
-                <w:rFonts w:asciiTheme="minorHAnsi" w:hAnsiTheme="minorHAnsi" w:cstheme="minorHAnsi"/>
-                <w:sz w:val="20"/>
-                <w:szCs w:val="20"/>
-              </w:rPr>
-            </w:pPr>
-            <w:r>
-              <w:rPr>
-                <w:rFonts w:asciiTheme="minorHAnsi" w:hAnsiTheme="minorHAnsi" w:cstheme="minorHAnsi"/>
-                <w:sz w:val="20"/>
-                <w:szCs w:val="20"/>
-              </w:rPr>
-              <w:t>23</w:t>
-            </w:r>
-          </w:p>
-        </w:tc>
-        <w:tc>
-          <w:tcPr>
-            <w:tcW w:w="2232" w:type="dxa"/>
-            <w:tcBorders>
-              <w:left w:val="single" w:sz="6" w:space="0" w:color="000000"/>
-              <w:right w:val="single" w:sz="6" w:space="0" w:color="000000"/>
-            </w:tcBorders>
-          </w:tcPr>
-          <w:p>
-            <w:pPr>
-              <w:pStyle w:val="TableParagraph"/>
-              <w:spacing w:before="44" w:line="205" w:lineRule="exact"/>
-              <w:rPr>
-                <w:rFonts w:asciiTheme="minorHAnsi" w:hAnsiTheme="minorHAnsi" w:cstheme="minorHAnsi"/>
-                <w:sz w:val="20"/>
-                <w:szCs w:val="20"/>
-              </w:rPr>
-            </w:pPr>
-          </w:p>
-        </w:tc>
-        <w:tc>
-          <w:tcPr>
-            <w:tcW w:w="4193" w:type="dxa"/>
-            <w:tcBorders>
-              <w:left w:val="single" w:sz="6" w:space="0" w:color="000000"/>
-            </w:tcBorders>
-          </w:tcPr>
-          <w:p>
-            <w:pPr>
-              <w:pStyle w:val="TableParagraph"/>
-              <w:spacing w:before="44" w:line="205" w:lineRule="exact"/>
-              <w:rPr>
-                <w:rFonts w:asciiTheme="minorHAnsi" w:hAnsiTheme="minorHAnsi" w:cstheme="minorHAnsi"/>
-                <w:sz w:val="20"/>
-                <w:szCs w:val="20"/>
-              </w:rPr>
-            </w:pPr>
-          </w:p>
-        </w:tc>
-        <w:tc>
-          <w:tcPr>
-            <w:tcW w:w="2795" w:type="dxa"/>
-          </w:tcPr>
-          <w:p>
-            <w:pPr>
-              <w:pStyle w:val="TableParagraph"/>
-              <w:spacing w:before="44" w:line="205" w:lineRule="exact"/>
-              <w:ind w:left="39"/>
-              <w:rPr>
-                <w:rFonts w:asciiTheme="minorHAnsi" w:hAnsiTheme="minorHAnsi" w:cstheme="minorHAnsi"/>
-                <w:sz w:val="20"/>
-                <w:szCs w:val="20"/>
-              </w:rPr>
-            </w:pPr>
-          </w:p>
-        </w:tc>
-      </w:tr>
-      <w:tr>
-        <w:trPr>
-          <w:trHeight w:val="270"/>
-        </w:trPr>
-        <w:tc>
-          <w:tcPr>
-            <w:tcW w:w="680" w:type="dxa"/>
-            <w:tcBorders>
-              <w:right w:val="single" w:sz="6" w:space="0" w:color="000000"/>
-            </w:tcBorders>
-          </w:tcPr>
-          <w:p>
-            <w:pPr>
-              <w:pStyle w:val="TableParagraph"/>
-              <w:spacing w:before="44" w:line="205" w:lineRule="exact"/>
-              <w:ind w:left="40"/>
-              <w:jc w:val="center"/>
-              <w:rPr>
-                <w:rFonts w:asciiTheme="minorHAnsi" w:hAnsiTheme="minorHAnsi" w:cstheme="minorHAnsi"/>
-                <w:sz w:val="20"/>
-                <w:szCs w:val="20"/>
-              </w:rPr>
-            </w:pPr>
-            <w:r>
-              <w:rPr>
-                <w:rFonts w:asciiTheme="minorHAnsi" w:hAnsiTheme="minorHAnsi" w:cstheme="minorHAnsi"/>
-                <w:sz w:val="20"/>
-                <w:szCs w:val="20"/>
-              </w:rPr>
-              <w:t>24</w:t>
-            </w:r>
-          </w:p>
-        </w:tc>
-        <w:tc>
-          <w:tcPr>
-            <w:tcW w:w="2232" w:type="dxa"/>
-            <w:tcBorders>
-              <w:left w:val="single" w:sz="6" w:space="0" w:color="000000"/>
-              <w:right w:val="single" w:sz="6" w:space="0" w:color="000000"/>
-            </w:tcBorders>
-          </w:tcPr>
-          <w:p>
-            <w:pPr>
-              <w:pStyle w:val="TableParagraph"/>
-              <w:spacing w:before="44" w:line="205" w:lineRule="exact"/>
-              <w:rPr>
-                <w:rFonts w:asciiTheme="minorHAnsi" w:hAnsiTheme="minorHAnsi" w:cstheme="minorHAnsi"/>
-                <w:sz w:val="20"/>
-                <w:szCs w:val="20"/>
-              </w:rPr>
-            </w:pPr>
-          </w:p>
-        </w:tc>
-        <w:tc>
-          <w:tcPr>
-            <w:tcW w:w="4193" w:type="dxa"/>
-            <w:tcBorders>
-              <w:left w:val="single" w:sz="6" w:space="0" w:color="000000"/>
-            </w:tcBorders>
-          </w:tcPr>
-          <w:p>
-            <w:pPr>
-              <w:pStyle w:val="TableParagraph"/>
-              <w:spacing w:before="44" w:line="205" w:lineRule="exact"/>
-              <w:rPr>
-                <w:rFonts w:asciiTheme="minorHAnsi" w:hAnsiTheme="minorHAnsi" w:cstheme="minorHAnsi"/>
-                <w:sz w:val="20"/>
-                <w:szCs w:val="20"/>
-              </w:rPr>
-            </w:pPr>
-          </w:p>
-        </w:tc>
-        <w:tc>
-          <w:tcPr>
-            <w:tcW w:w="2795" w:type="dxa"/>
-          </w:tcPr>
-          <w:p>
-            <w:pPr>
-              <w:pStyle w:val="TableParagraph"/>
-              <w:spacing w:before="44" w:line="205" w:lineRule="exact"/>
-              <w:ind w:left="39"/>
-              <w:rPr>
-                <w:rFonts w:asciiTheme="minorHAnsi" w:hAnsiTheme="minorHAnsi" w:cstheme="minorHAnsi"/>
-                <w:sz w:val="20"/>
-                <w:szCs w:val="20"/>
-              </w:rPr>
-            </w:pPr>
-          </w:p>
-        </w:tc>
-      </w:tr>
-      <w:tr>
-        <w:trPr>
-          <w:trHeight w:val="270"/>
-        </w:trPr>
-        <w:tc>
-          <w:tcPr>
-            <w:tcW w:w="680" w:type="dxa"/>
-            <w:tcBorders>
-              <w:right w:val="single" w:sz="6" w:space="0" w:color="000000"/>
-            </w:tcBorders>
-          </w:tcPr>
-          <w:p>
-            <w:pPr>
-              <w:pStyle w:val="TableParagraph"/>
-              <w:spacing w:before="44" w:line="205" w:lineRule="exact"/>
-              <w:ind w:left="40"/>
-              <w:jc w:val="center"/>
-              <w:rPr>
-                <w:rFonts w:asciiTheme="minorHAnsi" w:hAnsiTheme="minorHAnsi" w:cstheme="minorHAnsi"/>
-                <w:sz w:val="20"/>
-                <w:szCs w:val="20"/>
-              </w:rPr>
-            </w:pPr>
-            <w:r>
-              <w:rPr>
-                <w:rFonts w:asciiTheme="minorHAnsi" w:hAnsiTheme="minorHAnsi" w:cstheme="minorHAnsi"/>
-                <w:sz w:val="20"/>
-                <w:szCs w:val="20"/>
-              </w:rPr>
-              <w:t>25</w:t>
-            </w:r>
-          </w:p>
-        </w:tc>
-        <w:tc>
-          <w:tcPr>
-            <w:tcW w:w="2232" w:type="dxa"/>
-            <w:tcBorders>
-              <w:left w:val="single" w:sz="6" w:space="0" w:color="000000"/>
-              <w:right w:val="single" w:sz="6" w:space="0" w:color="000000"/>
-            </w:tcBorders>
-          </w:tcPr>
-          <w:p>
-            <w:pPr>
-              <w:pStyle w:val="TableParagraph"/>
-              <w:spacing w:before="44" w:line="205" w:lineRule="exact"/>
-              <w:rPr>
-                <w:rFonts w:asciiTheme="minorHAnsi" w:hAnsiTheme="minorHAnsi" w:cstheme="minorHAnsi"/>
-                <w:sz w:val="20"/>
-                <w:szCs w:val="20"/>
-              </w:rPr>
-            </w:pPr>
-          </w:p>
-        </w:tc>
-        <w:tc>
-          <w:tcPr>
-            <w:tcW w:w="4193" w:type="dxa"/>
-            <w:tcBorders>
-              <w:left w:val="single" w:sz="6" w:space="0" w:color="000000"/>
-            </w:tcBorders>
-          </w:tcPr>
-          <w:p>
-            <w:pPr>
-              <w:pStyle w:val="TableParagraph"/>
-              <w:spacing w:before="44" w:line="205" w:lineRule="exact"/>
-              <w:rPr>
-                <w:rFonts w:asciiTheme="minorHAnsi" w:hAnsiTheme="minorHAnsi" w:cstheme="minorHAnsi"/>
-                <w:sz w:val="20"/>
-                <w:szCs w:val="20"/>
-              </w:rPr>
-            </w:pPr>
-          </w:p>
-        </w:tc>
-        <w:tc>
-          <w:tcPr>
-            <w:tcW w:w="2795" w:type="dxa"/>
-          </w:tcPr>
-          <w:p>
-            <w:pPr>
-              <w:pStyle w:val="TableParagraph"/>
-              <w:spacing w:before="44" w:line="205" w:lineRule="exact"/>
-              <w:ind w:left="39"/>
-              <w:rPr>
-                <w:rFonts w:asciiTheme="minorHAnsi" w:hAnsiTheme="minorHAnsi" w:cstheme="minorHAnsi"/>
-                <w:sz w:val="20"/>
-                <w:szCs w:val="20"/>
-              </w:rPr>
-            </w:pPr>
-          </w:p>
-        </w:tc>
-      </w:tr>
-      <w:tr>
-        <w:trPr>
-          <w:trHeight w:val="270"/>
-        </w:trPr>
-        <w:tc>
-          <w:tcPr>
-            <w:tcW w:w="680" w:type="dxa"/>
-            <w:tcBorders>
-              <w:right w:val="single" w:sz="6" w:space="0" w:color="000000"/>
-            </w:tcBorders>
-          </w:tcPr>
-          <w:p>
-            <w:pPr>
-              <w:pStyle w:val="TableParagraph"/>
-              <w:spacing w:before="44" w:line="205" w:lineRule="exact"/>
-              <w:ind w:left="40"/>
-              <w:jc w:val="center"/>
-              <w:rPr>
-                <w:rFonts w:asciiTheme="minorHAnsi" w:hAnsiTheme="minorHAnsi" w:cstheme="minorHAnsi"/>
-                <w:sz w:val="20"/>
-                <w:szCs w:val="20"/>
-              </w:rPr>
-            </w:pPr>
-            <w:r>
-              <w:rPr>
-                <w:rFonts w:asciiTheme="minorHAnsi" w:hAnsiTheme="minorHAnsi" w:cstheme="minorHAnsi"/>
-                <w:sz w:val="20"/>
-                <w:szCs w:val="20"/>
-              </w:rPr>
-              <w:t>26</w:t>
-            </w:r>
-          </w:p>
-        </w:tc>
-        <w:tc>
-          <w:tcPr>
-            <w:tcW w:w="2232" w:type="dxa"/>
-            <w:tcBorders>
-              <w:left w:val="single" w:sz="6" w:space="0" w:color="000000"/>
-              <w:right w:val="single" w:sz="6" w:space="0" w:color="000000"/>
-            </w:tcBorders>
-          </w:tcPr>
-          <w:p>
-            <w:pPr>
-              <w:pStyle w:val="TableParagraph"/>
-              <w:spacing w:before="44" w:line="205" w:lineRule="exact"/>
-              <w:rPr>
-                <w:rFonts w:asciiTheme="minorHAnsi" w:hAnsiTheme="minorHAnsi" w:cstheme="minorHAnsi"/>
-                <w:sz w:val="20"/>
-                <w:szCs w:val="20"/>
-              </w:rPr>
-            </w:pPr>
-          </w:p>
-        </w:tc>
-        <w:tc>
-          <w:tcPr>
-            <w:tcW w:w="4193" w:type="dxa"/>
-            <w:tcBorders>
-              <w:left w:val="single" w:sz="6" w:space="0" w:color="000000"/>
-            </w:tcBorders>
-          </w:tcPr>
-          <w:p>
-            <w:pPr>
-              <w:pStyle w:val="TableParagraph"/>
-              <w:spacing w:before="44" w:line="205" w:lineRule="exact"/>
-              <w:rPr>
-                <w:rFonts w:asciiTheme="minorHAnsi" w:hAnsiTheme="minorHAnsi" w:cstheme="minorHAnsi"/>
-                <w:sz w:val="20"/>
-                <w:szCs w:val="20"/>
-              </w:rPr>
-            </w:pPr>
-          </w:p>
-        </w:tc>
-        <w:tc>
-          <w:tcPr>
-            <w:tcW w:w="2795" w:type="dxa"/>
-          </w:tcPr>
-          <w:p>
-            <w:pPr>
-              <w:pStyle w:val="TableParagraph"/>
-              <w:spacing w:before="44" w:line="205" w:lineRule="exact"/>
-              <w:ind w:left="39"/>
-              <w:rPr>
-                <w:rFonts w:asciiTheme="minorHAnsi" w:hAnsiTheme="minorHAnsi" w:cstheme="minorHAnsi"/>
-                <w:sz w:val="20"/>
-                <w:szCs w:val="20"/>
-              </w:rPr>
-            </w:pPr>
-          </w:p>
-        </w:tc>
-      </w:tr>
-      <w:tr>
-        <w:trPr>
-          <w:trHeight w:val="270"/>
-        </w:trPr>
-        <w:tc>
-          <w:tcPr>
-            <w:tcW w:w="680" w:type="dxa"/>
-            <w:tcBorders>
-              <w:right w:val="single" w:sz="6" w:space="0" w:color="000000"/>
-            </w:tcBorders>
-          </w:tcPr>
-          <w:p>
-            <w:pPr>
-              <w:pStyle w:val="TableParagraph"/>
-              <w:spacing w:before="44" w:line="205" w:lineRule="exact"/>
-              <w:ind w:left="40"/>
-              <w:jc w:val="center"/>
-              <w:rPr>
-                <w:rFonts w:asciiTheme="minorHAnsi" w:hAnsiTheme="minorHAnsi" w:cstheme="minorHAnsi"/>
-                <w:sz w:val="20"/>
-                <w:szCs w:val="20"/>
-              </w:rPr>
-            </w:pPr>
-            <w:r>
-              <w:rPr>
-                <w:rFonts w:asciiTheme="minorHAnsi" w:hAnsiTheme="minorHAnsi" w:cstheme="minorHAnsi"/>
-                <w:sz w:val="20"/>
-                <w:szCs w:val="20"/>
-              </w:rPr>
-              <w:t>27</w:t>
-            </w:r>
-          </w:p>
-        </w:tc>
-        <w:tc>
-          <w:tcPr>
-            <w:tcW w:w="2232" w:type="dxa"/>
-            <w:tcBorders>
-              <w:left w:val="single" w:sz="6" w:space="0" w:color="000000"/>
-              <w:right w:val="single" w:sz="6" w:space="0" w:color="000000"/>
-            </w:tcBorders>
-          </w:tcPr>
-          <w:p>
-            <w:pPr>
-              <w:pStyle w:val="TableParagraph"/>
-              <w:spacing w:before="44" w:line="205" w:lineRule="exact"/>
-              <w:rPr>
-                <w:rFonts w:asciiTheme="minorHAnsi" w:hAnsiTheme="minorHAnsi" w:cstheme="minorHAnsi"/>
-                <w:sz w:val="20"/>
-                <w:szCs w:val="20"/>
-              </w:rPr>
-            </w:pPr>
-          </w:p>
-        </w:tc>
-        <w:tc>
-          <w:tcPr>
-            <w:tcW w:w="4193" w:type="dxa"/>
-            <w:tcBorders>
-              <w:left w:val="single" w:sz="6" w:space="0" w:color="000000"/>
-            </w:tcBorders>
-          </w:tcPr>
-          <w:p>
-            <w:pPr>
-              <w:pStyle w:val="TableParagraph"/>
-              <w:spacing w:before="44" w:line="205" w:lineRule="exact"/>
-              <w:rPr>
-                <w:rFonts w:asciiTheme="minorHAnsi" w:hAnsiTheme="minorHAnsi" w:cstheme="minorHAnsi"/>
-                <w:sz w:val="20"/>
-                <w:szCs w:val="20"/>
-              </w:rPr>
-            </w:pPr>
-          </w:p>
-        </w:tc>
-        <w:tc>
-          <w:tcPr>
-            <w:tcW w:w="2795" w:type="dxa"/>
-          </w:tcPr>
-          <w:p>
-            <w:pPr>
-              <w:pStyle w:val="TableParagraph"/>
-              <w:spacing w:before="44" w:line="205" w:lineRule="exact"/>
-              <w:ind w:left="39"/>
-              <w:rPr>
-                <w:rFonts w:asciiTheme="minorHAnsi" w:hAnsiTheme="minorHAnsi" w:cstheme="minorHAnsi"/>
-                <w:sz w:val="20"/>
-                <w:szCs w:val="20"/>
-              </w:rPr>
-            </w:pPr>
-          </w:p>
-        </w:tc>
-      </w:tr>
-      <w:tr>
-        <w:trPr>
-          <w:trHeight w:val="270"/>
-        </w:trPr>
-        <w:tc>
-          <w:tcPr>
-            <w:tcW w:w="680" w:type="dxa"/>
-            <w:tcBorders>
-              <w:right w:val="single" w:sz="6" w:space="0" w:color="000000"/>
-            </w:tcBorders>
-          </w:tcPr>
-          <w:p>
-            <w:pPr>
-              <w:pStyle w:val="TableParagraph"/>
-              <w:spacing w:before="44" w:line="205" w:lineRule="exact"/>
-              <w:ind w:left="40"/>
-              <w:jc w:val="center"/>
-              <w:rPr>
-                <w:rFonts w:asciiTheme="minorHAnsi" w:hAnsiTheme="minorHAnsi" w:cstheme="minorHAnsi"/>
-                <w:sz w:val="20"/>
-                <w:szCs w:val="20"/>
-              </w:rPr>
-            </w:pPr>
-            <w:r>
-              <w:rPr>
-                <w:rFonts w:asciiTheme="minorHAnsi" w:hAnsiTheme="minorHAnsi" w:cstheme="minorHAnsi"/>
-                <w:sz w:val="20"/>
-                <w:szCs w:val="20"/>
-              </w:rPr>
-              <w:t>28</w:t>
-            </w:r>
-          </w:p>
-        </w:tc>
-        <w:tc>
-          <w:tcPr>
-            <w:tcW w:w="2232" w:type="dxa"/>
-            <w:tcBorders>
-              <w:left w:val="single" w:sz="6" w:space="0" w:color="000000"/>
-              <w:right w:val="single" w:sz="6" w:space="0" w:color="000000"/>
-            </w:tcBorders>
-          </w:tcPr>
-          <w:p>
-            <w:pPr>
-              <w:pStyle w:val="TableParagraph"/>
-              <w:spacing w:before="44" w:line="205" w:lineRule="exact"/>
-              <w:rPr>
-                <w:rFonts w:asciiTheme="minorHAnsi" w:hAnsiTheme="minorHAnsi" w:cstheme="minorHAnsi"/>
-                <w:sz w:val="20"/>
-                <w:szCs w:val="20"/>
-              </w:rPr>
-            </w:pPr>
-          </w:p>
-        </w:tc>
-        <w:tc>
-          <w:tcPr>
-            <w:tcW w:w="4193" w:type="dxa"/>
-            <w:tcBorders>
-              <w:left w:val="single" w:sz="6" w:space="0" w:color="000000"/>
-            </w:tcBorders>
-          </w:tcPr>
-          <w:p>
-            <w:pPr>
-              <w:pStyle w:val="TableParagraph"/>
-              <w:spacing w:before="44" w:line="205" w:lineRule="exact"/>
-              <w:rPr>
-                <w:rFonts w:asciiTheme="minorHAnsi" w:hAnsiTheme="minorHAnsi" w:cstheme="minorHAnsi"/>
-                <w:sz w:val="20"/>
-                <w:szCs w:val="20"/>
-              </w:rPr>
-            </w:pPr>
-          </w:p>
-        </w:tc>
-        <w:tc>
-          <w:tcPr>
-            <w:tcW w:w="2795" w:type="dxa"/>
-          </w:tcPr>
-          <w:p>
-            <w:pPr>
-              <w:pStyle w:val="TableParagraph"/>
-              <w:spacing w:before="44" w:line="205" w:lineRule="exact"/>
-              <w:ind w:left="39"/>
-              <w:rPr>
-                <w:rFonts w:asciiTheme="minorHAnsi" w:hAnsiTheme="minorHAnsi" w:cstheme="minorHAnsi"/>
-                <w:sz w:val="20"/>
-                <w:szCs w:val="20"/>
-              </w:rPr>
-            </w:pPr>
-          </w:p>
-        </w:tc>
-      </w:tr>
-      <w:tr>
-        <w:trPr>
-          <w:trHeight w:val="270"/>
-        </w:trPr>
-        <w:tc>
-          <w:tcPr>
-            <w:tcW w:w="680" w:type="dxa"/>
-            <w:tcBorders>
-              <w:right w:val="single" w:sz="6" w:space="0" w:color="000000"/>
-            </w:tcBorders>
-          </w:tcPr>
-          <w:p>
-            <w:pPr>
-              <w:pStyle w:val="TableParagraph"/>
-              <w:spacing w:before="44" w:line="205" w:lineRule="exact"/>
-              <w:ind w:left="40"/>
-              <w:jc w:val="center"/>
-              <w:rPr>
-                <w:rFonts w:asciiTheme="minorHAnsi" w:hAnsiTheme="minorHAnsi" w:cstheme="minorHAnsi"/>
-                <w:sz w:val="20"/>
-                <w:szCs w:val="20"/>
-              </w:rPr>
-            </w:pPr>
-            <w:r>
-              <w:rPr>
-                <w:rFonts w:asciiTheme="minorHAnsi" w:hAnsiTheme="minorHAnsi" w:cstheme="minorHAnsi"/>
-                <w:sz w:val="20"/>
-                <w:szCs w:val="20"/>
-              </w:rPr>
-              <w:t>29</w:t>
-            </w:r>
-          </w:p>
-        </w:tc>
-        <w:tc>
-          <w:tcPr>
-            <w:tcW w:w="2232" w:type="dxa"/>
-            <w:tcBorders>
-              <w:left w:val="single" w:sz="6" w:space="0" w:color="000000"/>
-              <w:right w:val="single" w:sz="6" w:space="0" w:color="000000"/>
-            </w:tcBorders>
-          </w:tcPr>
-          <w:p>
-            <w:pPr>
-              <w:pStyle w:val="TableParagraph"/>
-              <w:spacing w:before="44" w:line="205" w:lineRule="exact"/>
-              <w:rPr>
-                <w:rFonts w:asciiTheme="minorHAnsi" w:hAnsiTheme="minorHAnsi" w:cstheme="minorHAnsi"/>
-                <w:sz w:val="20"/>
-                <w:szCs w:val="20"/>
-              </w:rPr>
-            </w:pPr>
-          </w:p>
-        </w:tc>
-        <w:tc>
-          <w:tcPr>
-            <w:tcW w:w="4193" w:type="dxa"/>
-            <w:tcBorders>
-              <w:left w:val="single" w:sz="6" w:space="0" w:color="000000"/>
-            </w:tcBorders>
-          </w:tcPr>
-          <w:p>
-            <w:pPr>
-              <w:pStyle w:val="TableParagraph"/>
-              <w:spacing w:before="44" w:line="205" w:lineRule="exact"/>
-              <w:rPr>
-                <w:rFonts w:asciiTheme="minorHAnsi" w:hAnsiTheme="minorHAnsi" w:cstheme="minorHAnsi"/>
-                <w:sz w:val="20"/>
-                <w:szCs w:val="20"/>
-              </w:rPr>
-            </w:pPr>
-          </w:p>
-        </w:tc>
-        <w:tc>
-          <w:tcPr>
-            <w:tcW w:w="2795" w:type="dxa"/>
-          </w:tcPr>
-          <w:p>
-            <w:pPr>
-              <w:pStyle w:val="TableParagraph"/>
-              <w:spacing w:before="44" w:line="205" w:lineRule="exact"/>
-              <w:ind w:left="39"/>
-              <w:rPr>
-                <w:rFonts w:asciiTheme="minorHAnsi" w:hAnsiTheme="minorHAnsi" w:cstheme="minorHAnsi"/>
-                <w:sz w:val="20"/>
-                <w:szCs w:val="20"/>
-              </w:rPr>
-            </w:pPr>
-          </w:p>
-        </w:tc>
-      </w:tr>
-      <w:tr>
-        <w:trPr>
-          <w:trHeight w:val="270"/>
-        </w:trPr>
-        <w:tc>
-          <w:tcPr>
-            <w:tcW w:w="680" w:type="dxa"/>
-            <w:tcBorders>
-              <w:right w:val="single" w:sz="6" w:space="0" w:color="000000"/>
-            </w:tcBorders>
-          </w:tcPr>
-          <w:p>
-            <w:pPr>
-              <w:pStyle w:val="TableParagraph"/>
-              <w:spacing w:before="44" w:line="205" w:lineRule="exact"/>
-              <w:ind w:left="40"/>
-              <w:jc w:val="center"/>
-              <w:rPr>
-                <w:rFonts w:asciiTheme="minorHAnsi" w:hAnsiTheme="minorHAnsi" w:cstheme="minorHAnsi"/>
-                <w:sz w:val="20"/>
-                <w:szCs w:val="20"/>
-              </w:rPr>
-            </w:pPr>
-            <w:r>
-              <w:rPr>
-                <w:rFonts w:asciiTheme="minorHAnsi" w:hAnsiTheme="minorHAnsi" w:cstheme="minorHAnsi"/>
-                <w:sz w:val="20"/>
-                <w:szCs w:val="20"/>
-              </w:rPr>
-              <w:t>30</w:t>
-            </w:r>
-          </w:p>
-        </w:tc>
-        <w:tc>
-          <w:tcPr>
-            <w:tcW w:w="2232" w:type="dxa"/>
-            <w:tcBorders>
-              <w:left w:val="single" w:sz="6" w:space="0" w:color="000000"/>
-              <w:right w:val="single" w:sz="6" w:space="0" w:color="000000"/>
-            </w:tcBorders>
-          </w:tcPr>
-          <w:p>
-            <w:pPr>
-              <w:pStyle w:val="TableParagraph"/>
-              <w:spacing w:before="44" w:line="205" w:lineRule="exact"/>
-              <w:rPr>
-                <w:rFonts w:asciiTheme="minorHAnsi" w:hAnsiTheme="minorHAnsi" w:cstheme="minorHAnsi"/>
-                <w:sz w:val="20"/>
-                <w:szCs w:val="20"/>
-              </w:rPr>
-            </w:pPr>
-          </w:p>
-        </w:tc>
-        <w:tc>
-          <w:tcPr>
-            <w:tcW w:w="4193" w:type="dxa"/>
-            <w:tcBorders>
-              <w:left w:val="single" w:sz="6" w:space="0" w:color="000000"/>
-            </w:tcBorders>
-          </w:tcPr>
-          <w:p>
-            <w:pPr>
-              <w:pStyle w:val="TableParagraph"/>
-              <w:spacing w:before="44" w:line="205" w:lineRule="exact"/>
-              <w:rPr>
-                <w:rFonts w:asciiTheme="minorHAnsi" w:hAnsiTheme="minorHAnsi" w:cstheme="minorHAnsi"/>
-                <w:sz w:val="20"/>
-                <w:szCs w:val="20"/>
-              </w:rPr>
-            </w:pPr>
-          </w:p>
-        </w:tc>
-        <w:tc>
-          <w:tcPr>
-            <w:tcW w:w="2795" w:type="dxa"/>
-          </w:tcPr>
-          <w:p>
-            <w:pPr>
-              <w:pStyle w:val="TableParagraph"/>
-              <w:spacing w:before="44" w:line="205" w:lineRule="exact"/>
-              <w:ind w:left="39"/>
-              <w:rPr>
-                <w:rFonts w:asciiTheme="minorHAnsi" w:hAnsiTheme="minorHAnsi" w:cstheme="minorHAnsi"/>
-                <w:sz w:val="20"/>
-                <w:szCs w:val="20"/>
-              </w:rPr>
-            </w:pPr>
-          </w:p>
-        </w:tc>
-      </w:tr>
-      <w:tr>
-        <w:trPr>
-          <w:trHeight w:val="270"/>
-        </w:trPr>
-        <w:tc>
-          <w:tcPr>
-            <w:tcW w:w="680" w:type="dxa"/>
-            <w:tcBorders>
-              <w:right w:val="single" w:sz="6" w:space="0" w:color="000000"/>
-            </w:tcBorders>
-          </w:tcPr>
-          <w:p>
-            <w:pPr>
-              <w:pStyle w:val="TableParagraph"/>
-              <w:spacing w:before="44" w:line="205" w:lineRule="exact"/>
-              <w:ind w:left="40"/>
-              <w:jc w:val="center"/>
-              <w:rPr>
-                <w:rFonts w:asciiTheme="minorHAnsi" w:hAnsiTheme="minorHAnsi" w:cstheme="minorHAnsi"/>
-                <w:sz w:val="20"/>
-                <w:szCs w:val="20"/>
-              </w:rPr>
-            </w:pPr>
-            <w:r>
-              <w:rPr>
-                <w:rFonts w:asciiTheme="minorHAnsi" w:hAnsiTheme="minorHAnsi" w:cstheme="minorHAnsi"/>
-                <w:sz w:val="20"/>
-                <w:szCs w:val="20"/>
-              </w:rPr>
-              <w:t>31</w:t>
-            </w:r>
-          </w:p>
-        </w:tc>
-        <w:tc>
-          <w:tcPr>
-            <w:tcW w:w="2232" w:type="dxa"/>
-            <w:tcBorders>
-              <w:left w:val="single" w:sz="6" w:space="0" w:color="000000"/>
-              <w:right w:val="single" w:sz="6" w:space="0" w:color="000000"/>
-            </w:tcBorders>
-          </w:tcPr>
-          <w:p>
-            <w:pPr>
-              <w:pStyle w:val="TableParagraph"/>
-              <w:spacing w:before="44" w:line="205" w:lineRule="exact"/>
-              <w:rPr>
-                <w:rFonts w:asciiTheme="minorHAnsi" w:hAnsiTheme="minorHAnsi" w:cstheme="minorHAnsi"/>
-                <w:sz w:val="20"/>
-                <w:szCs w:val="20"/>
-              </w:rPr>
-            </w:pPr>
-          </w:p>
-        </w:tc>
-        <w:tc>
-          <w:tcPr>
-            <w:tcW w:w="4193" w:type="dxa"/>
-            <w:tcBorders>
-              <w:left w:val="single" w:sz="6" w:space="0" w:color="000000"/>
-            </w:tcBorders>
-          </w:tcPr>
-          <w:p>
-            <w:pPr>
-              <w:pStyle w:val="TableParagraph"/>
-              <w:spacing w:before="44" w:line="205" w:lineRule="exact"/>
-              <w:rPr>
-                <w:rFonts w:asciiTheme="minorHAnsi" w:hAnsiTheme="minorHAnsi" w:cstheme="minorHAnsi"/>
-                <w:sz w:val="20"/>
-                <w:szCs w:val="20"/>
-              </w:rPr>
-            </w:pPr>
-          </w:p>
-        </w:tc>
-        <w:tc>
-          <w:tcPr>
-            <w:tcW w:w="2795" w:type="dxa"/>
-          </w:tcPr>
-          <w:p>
-            <w:pPr>
-              <w:pStyle w:val="TableParagraph"/>
-              <w:spacing w:before="44" w:line="205" w:lineRule="exact"/>
-              <w:ind w:left="39"/>
-              <w:rPr>
-                <w:rFonts w:asciiTheme="minorHAnsi" w:hAnsiTheme="minorHAnsi" w:cstheme="minorHAnsi"/>
-                <w:sz w:val="20"/>
-                <w:szCs w:val="20"/>
-              </w:rPr>
-            </w:pPr>
-          </w:p>
-        </w:tc>
-      </w:tr>
-      <w:tr>
-        <w:trPr>
-          <w:trHeight w:val="270"/>
-        </w:trPr>
-        <w:tc>
-          <w:tcPr>
-            <w:tcW w:w="680" w:type="dxa"/>
-            <w:tcBorders>
-              <w:right w:val="single" w:sz="6" w:space="0" w:color="000000"/>
-            </w:tcBorders>
-          </w:tcPr>
-          <w:p>
-            <w:pPr>
-              <w:pStyle w:val="TableParagraph"/>
-              <w:spacing w:before="44" w:line="205" w:lineRule="exact"/>
-              <w:ind w:left="40"/>
-              <w:jc w:val="center"/>
-              <w:rPr>
-                <w:rFonts w:asciiTheme="minorHAnsi" w:hAnsiTheme="minorHAnsi" w:cstheme="minorHAnsi"/>
-                <w:sz w:val="20"/>
-                <w:szCs w:val="20"/>
-              </w:rPr>
-            </w:pPr>
-            <w:r>
-              <w:rPr>
-                <w:rFonts w:asciiTheme="minorHAnsi" w:hAnsiTheme="minorHAnsi" w:cstheme="minorHAnsi"/>
-                <w:sz w:val="20"/>
-                <w:szCs w:val="20"/>
-              </w:rPr>
-              <w:t>32</w:t>
-            </w:r>
-          </w:p>
-        </w:tc>
-        <w:tc>
-          <w:tcPr>
-            <w:tcW w:w="2232" w:type="dxa"/>
-            <w:tcBorders>
-              <w:left w:val="single" w:sz="6" w:space="0" w:color="000000"/>
-              <w:right w:val="single" w:sz="6" w:space="0" w:color="000000"/>
-            </w:tcBorders>
-          </w:tcPr>
-          <w:p>
-            <w:pPr>
-              <w:pStyle w:val="TableParagraph"/>
-              <w:spacing w:before="44" w:line="205" w:lineRule="exact"/>
-              <w:rPr>
-                <w:rFonts w:asciiTheme="minorHAnsi" w:hAnsiTheme="minorHAnsi" w:cstheme="minorHAnsi"/>
-                <w:sz w:val="20"/>
-                <w:szCs w:val="20"/>
-              </w:rPr>
-            </w:pPr>
-          </w:p>
-        </w:tc>
-        <w:tc>
-          <w:tcPr>
-            <w:tcW w:w="4193" w:type="dxa"/>
-            <w:tcBorders>
-              <w:left w:val="single" w:sz="6" w:space="0" w:color="000000"/>
-            </w:tcBorders>
-          </w:tcPr>
-          <w:p>
-            <w:pPr>
-              <w:pStyle w:val="TableParagraph"/>
-              <w:spacing w:before="44" w:line="205" w:lineRule="exact"/>
-              <w:rPr>
-                <w:rFonts w:asciiTheme="minorHAnsi" w:hAnsiTheme="minorHAnsi" w:cstheme="minorHAnsi"/>
-                <w:sz w:val="20"/>
-                <w:szCs w:val="20"/>
-              </w:rPr>
-            </w:pPr>
-          </w:p>
-        </w:tc>
-        <w:tc>
-          <w:tcPr>
-            <w:tcW w:w="2795" w:type="dxa"/>
-          </w:tcPr>
-          <w:p>
-            <w:pPr>
-              <w:pStyle w:val="TableParagraph"/>
-              <w:spacing w:before="44" w:line="205" w:lineRule="exact"/>
-              <w:ind w:left="39"/>
-              <w:rPr>
-                <w:rFonts w:asciiTheme="minorHAnsi" w:hAnsiTheme="minorHAnsi" w:cstheme="minorHAnsi"/>
-                <w:sz w:val="20"/>
-                <w:szCs w:val="20"/>
-              </w:rPr>
-            </w:pPr>
-          </w:p>
-        </w:tc>
-      </w:tr>
-      <w:tr>
-        <w:trPr>
-          <w:trHeight w:val="270"/>
-        </w:trPr>
-        <w:tc>
-          <w:tcPr>
-            <w:tcW w:w="680" w:type="dxa"/>
-            <w:tcBorders>
-              <w:right w:val="single" w:sz="6" w:space="0" w:color="000000"/>
-            </w:tcBorders>
-          </w:tcPr>
-          <w:p>
-            <w:pPr>
-              <w:pStyle w:val="TableParagraph"/>
-              <w:spacing w:before="44" w:line="205" w:lineRule="exact"/>
-              <w:ind w:left="40"/>
-              <w:jc w:val="center"/>
-              <w:rPr>
-                <w:rFonts w:asciiTheme="minorHAnsi" w:hAnsiTheme="minorHAnsi" w:cstheme="minorHAnsi"/>
-                <w:sz w:val="20"/>
-                <w:szCs w:val="20"/>
-              </w:rPr>
-            </w:pPr>
-            <w:r>
-              <w:rPr>
-                <w:rFonts w:asciiTheme="minorHAnsi" w:hAnsiTheme="minorHAnsi" w:cstheme="minorHAnsi"/>
-                <w:sz w:val="20"/>
-                <w:szCs w:val="20"/>
-              </w:rPr>
-              <w:t>33</w:t>
-            </w:r>
-          </w:p>
-        </w:tc>
-        <w:tc>
-          <w:tcPr>
-            <w:tcW w:w="2232" w:type="dxa"/>
-            <w:tcBorders>
-              <w:left w:val="single" w:sz="6" w:space="0" w:color="000000"/>
-              <w:right w:val="single" w:sz="6" w:space="0" w:color="000000"/>
-            </w:tcBorders>
-          </w:tcPr>
-          <w:p>
-            <w:pPr>
-              <w:pStyle w:val="TableParagraph"/>
-              <w:spacing w:before="44" w:line="205" w:lineRule="exact"/>
-              <w:rPr>
-                <w:rFonts w:asciiTheme="minorHAnsi" w:hAnsiTheme="minorHAnsi" w:cstheme="minorHAnsi"/>
-                <w:sz w:val="20"/>
-                <w:szCs w:val="20"/>
-              </w:rPr>
-            </w:pPr>
-          </w:p>
-        </w:tc>
-        <w:tc>
-          <w:tcPr>
-            <w:tcW w:w="4193" w:type="dxa"/>
-            <w:tcBorders>
-              <w:left w:val="single" w:sz="6" w:space="0" w:color="000000"/>
-            </w:tcBorders>
-          </w:tcPr>
-          <w:p>
-            <w:pPr>
-              <w:pStyle w:val="TableParagraph"/>
-              <w:spacing w:before="44" w:line="205" w:lineRule="exact"/>
-              <w:rPr>
-                <w:rFonts w:asciiTheme="minorHAnsi" w:hAnsiTheme="minorHAnsi" w:cstheme="minorHAnsi"/>
-                <w:sz w:val="20"/>
-                <w:szCs w:val="20"/>
-              </w:rPr>
-            </w:pPr>
-          </w:p>
-        </w:tc>
-        <w:tc>
-          <w:tcPr>
-            <w:tcW w:w="2795" w:type="dxa"/>
-          </w:tcPr>
-          <w:p>
-            <w:pPr>
-              <w:pStyle w:val="TableParagraph"/>
-              <w:spacing w:before="44" w:line="205" w:lineRule="exact"/>
-              <w:ind w:left="39"/>
-              <w:rPr>
-                <w:rFonts w:asciiTheme="minorHAnsi" w:hAnsiTheme="minorHAnsi" w:cstheme="minorHAnsi"/>
-                <w:sz w:val="20"/>
-                <w:szCs w:val="20"/>
-              </w:rPr>
-            </w:pPr>
-          </w:p>
-        </w:tc>
-      </w:tr>
-      <w:tr>
-        <w:trPr>
-          <w:trHeight w:val="270"/>
-        </w:trPr>
-        <w:tc>
-          <w:tcPr>
-            <w:tcW w:w="680" w:type="dxa"/>
-            <w:tcBorders>
-              <w:right w:val="single" w:sz="6" w:space="0" w:color="000000"/>
-            </w:tcBorders>
-          </w:tcPr>
-          <w:p>
-            <w:pPr>
-              <w:pStyle w:val="TableParagraph"/>
-              <w:spacing w:before="44" w:line="205" w:lineRule="exact"/>
-              <w:ind w:left="40"/>
-              <w:jc w:val="center"/>
-              <w:rPr>
-                <w:rFonts w:asciiTheme="minorHAnsi" w:hAnsiTheme="minorHAnsi" w:cstheme="minorHAnsi"/>
-                <w:sz w:val="20"/>
-                <w:szCs w:val="20"/>
-              </w:rPr>
-            </w:pPr>
-            <w:r>
-              <w:rPr>
-                <w:rFonts w:asciiTheme="minorHAnsi" w:hAnsiTheme="minorHAnsi" w:cstheme="minorHAnsi"/>
-                <w:sz w:val="20"/>
-                <w:szCs w:val="20"/>
-              </w:rPr>
-              <w:t>34</w:t>
-            </w:r>
-          </w:p>
-        </w:tc>
-        <w:tc>
-          <w:tcPr>
-            <w:tcW w:w="2232" w:type="dxa"/>
-            <w:tcBorders>
-              <w:left w:val="single" w:sz="6" w:space="0" w:color="000000"/>
-              <w:right w:val="single" w:sz="6" w:space="0" w:color="000000"/>
-            </w:tcBorders>
-          </w:tcPr>
-          <w:p>
-            <w:pPr>
-              <w:pStyle w:val="TableParagraph"/>
-              <w:spacing w:before="44" w:line="205" w:lineRule="exact"/>
-              <w:rPr>
-                <w:rFonts w:asciiTheme="minorHAnsi" w:hAnsiTheme="minorHAnsi" w:cstheme="minorHAnsi"/>
-                <w:sz w:val="20"/>
-                <w:szCs w:val="20"/>
-              </w:rPr>
-            </w:pPr>
-          </w:p>
-        </w:tc>
-        <w:tc>
-          <w:tcPr>
-            <w:tcW w:w="4193" w:type="dxa"/>
-            <w:tcBorders>
-              <w:left w:val="single" w:sz="6" w:space="0" w:color="000000"/>
-            </w:tcBorders>
-          </w:tcPr>
-          <w:p>
-            <w:pPr>
-              <w:pStyle w:val="TableParagraph"/>
-              <w:spacing w:before="44" w:line="205" w:lineRule="exact"/>
-              <w:rPr>
-                <w:rFonts w:asciiTheme="minorHAnsi" w:hAnsiTheme="minorHAnsi" w:cstheme="minorHAnsi"/>
-                <w:sz w:val="20"/>
-                <w:szCs w:val="20"/>
-              </w:rPr>
-            </w:pPr>
-          </w:p>
-        </w:tc>
-        <w:tc>
-          <w:tcPr>
-            <w:tcW w:w="2795" w:type="dxa"/>
-          </w:tcPr>
-          <w:p>
-            <w:pPr>
-              <w:pStyle w:val="TableParagraph"/>
-              <w:spacing w:before="44" w:line="205" w:lineRule="exact"/>
-              <w:ind w:left="39"/>
-              <w:rPr>
-                <w:rFonts w:asciiTheme="minorHAnsi" w:hAnsiTheme="minorHAnsi" w:cstheme="minorHAnsi"/>
-                <w:sz w:val="20"/>
-                <w:szCs w:val="20"/>
-              </w:rPr>
-            </w:pPr>
-          </w:p>
-        </w:tc>
-      </w:tr>
-      <w:tr>
-        <w:trPr>
-          <w:trHeight w:val="270"/>
-        </w:trPr>
-        <w:tc>
-          <w:tcPr>
-            <w:tcW w:w="680" w:type="dxa"/>
-            <w:tcBorders>
-              <w:right w:val="single" w:sz="6" w:space="0" w:color="000000"/>
-            </w:tcBorders>
-          </w:tcPr>
-          <w:p>
-            <w:pPr>
-              <w:pStyle w:val="TableParagraph"/>
-              <w:spacing w:before="44" w:line="205" w:lineRule="exact"/>
-              <w:ind w:left="40"/>
-              <w:jc w:val="center"/>
-              <w:rPr>
-                <w:rFonts w:asciiTheme="minorHAnsi" w:hAnsiTheme="minorHAnsi" w:cstheme="minorHAnsi"/>
-                <w:sz w:val="20"/>
-                <w:szCs w:val="20"/>
-              </w:rPr>
-            </w:pPr>
-            <w:r>
-              <w:rPr>
-                <w:rFonts w:asciiTheme="minorHAnsi" w:hAnsiTheme="minorHAnsi" w:cstheme="minorHAnsi"/>
-                <w:sz w:val="20"/>
-                <w:szCs w:val="20"/>
-              </w:rPr>
-              <w:t>35</w:t>
-            </w:r>
-          </w:p>
-        </w:tc>
-        <w:tc>
-          <w:tcPr>
-            <w:tcW w:w="2232" w:type="dxa"/>
-            <w:tcBorders>
-              <w:left w:val="single" w:sz="6" w:space="0" w:color="000000"/>
-              <w:right w:val="single" w:sz="6" w:space="0" w:color="000000"/>
-            </w:tcBorders>
-          </w:tcPr>
-          <w:p>
-            <w:pPr>
-              <w:pStyle w:val="TableParagraph"/>
-              <w:spacing w:before="44" w:line="205" w:lineRule="exact"/>
-              <w:rPr>
-                <w:rFonts w:asciiTheme="minorHAnsi" w:hAnsiTheme="minorHAnsi" w:cstheme="minorHAnsi"/>
-                <w:sz w:val="20"/>
-                <w:szCs w:val="20"/>
-              </w:rPr>
-            </w:pPr>
-          </w:p>
-        </w:tc>
-        <w:tc>
-          <w:tcPr>
-            <w:tcW w:w="4193" w:type="dxa"/>
-            <w:tcBorders>
-              <w:left w:val="single" w:sz="6" w:space="0" w:color="000000"/>
-            </w:tcBorders>
-          </w:tcPr>
-          <w:p>
-            <w:pPr>
-              <w:pStyle w:val="TableParagraph"/>
-              <w:spacing w:before="44" w:line="205" w:lineRule="exact"/>
-              <w:rPr>
-                <w:rFonts w:asciiTheme="minorHAnsi" w:hAnsiTheme="minorHAnsi" w:cstheme="minorHAnsi"/>
-                <w:sz w:val="20"/>
-                <w:szCs w:val="20"/>
-              </w:rPr>
-            </w:pPr>
-          </w:p>
-        </w:tc>
-        <w:tc>
-          <w:tcPr>
-            <w:tcW w:w="2795" w:type="dxa"/>
-          </w:tcPr>
-          <w:p>
-            <w:pPr>
-              <w:pStyle w:val="TableParagraph"/>
-              <w:spacing w:before="44" w:line="205" w:lineRule="exact"/>
-              <w:ind w:left="39"/>
-              <w:rPr>
-                <w:rFonts w:asciiTheme="minorHAnsi" w:hAnsiTheme="minorHAnsi" w:cstheme="minorHAnsi"/>
-                <w:sz w:val="20"/>
-                <w:szCs w:val="20"/>
-              </w:rPr>
-            </w:pPr>
-          </w:p>
-        </w:tc>
-      </w:tr>
-      <w:tr>
-        <w:trPr>
-          <w:trHeight w:val="270"/>
-        </w:trPr>
-        <w:tc>
-          <w:tcPr>
-            <w:tcW w:w="680" w:type="dxa"/>
-            <w:tcBorders>
-              <w:right w:val="single" w:sz="6" w:space="0" w:color="000000"/>
-            </w:tcBorders>
-          </w:tcPr>
-          <w:p>
-            <w:pPr>
-              <w:pStyle w:val="TableParagraph"/>
-              <w:spacing w:before="44" w:line="205" w:lineRule="exact"/>
-              <w:ind w:left="40"/>
-              <w:jc w:val="center"/>
-              <w:rPr>
-                <w:rFonts w:asciiTheme="minorHAnsi" w:hAnsiTheme="minorHAnsi" w:cstheme="minorHAnsi"/>
-                <w:sz w:val="20"/>
-                <w:szCs w:val="20"/>
-              </w:rPr>
-            </w:pPr>
-            <w:r>
-              <w:rPr>
-                <w:rFonts w:asciiTheme="minorHAnsi" w:hAnsiTheme="minorHAnsi" w:cstheme="minorHAnsi"/>
-                <w:sz w:val="20"/>
-                <w:szCs w:val="20"/>
-              </w:rPr>
-              <w:t>36</w:t>
-            </w:r>
-          </w:p>
-        </w:tc>
-        <w:tc>
-          <w:tcPr>
-            <w:tcW w:w="2232" w:type="dxa"/>
-            <w:tcBorders>
-              <w:left w:val="single" w:sz="6" w:space="0" w:color="000000"/>
-              <w:right w:val="single" w:sz="6" w:space="0" w:color="000000"/>
-            </w:tcBorders>
-          </w:tcPr>
-          <w:p>
-            <w:pPr>
-              <w:pStyle w:val="TableParagraph"/>
-              <w:spacing w:before="44" w:line="205" w:lineRule="exact"/>
-              <w:rPr>
-                <w:rFonts w:asciiTheme="minorHAnsi" w:hAnsiTheme="minorHAnsi" w:cstheme="minorHAnsi"/>
-                <w:sz w:val="20"/>
-                <w:szCs w:val="20"/>
-              </w:rPr>
-            </w:pPr>
-          </w:p>
-        </w:tc>
-        <w:tc>
-          <w:tcPr>
-            <w:tcW w:w="4193" w:type="dxa"/>
-            <w:tcBorders>
-              <w:left w:val="single" w:sz="6" w:space="0" w:color="000000"/>
-            </w:tcBorders>
-          </w:tcPr>
-          <w:p>
-            <w:pPr>
-              <w:pStyle w:val="TableParagraph"/>
-              <w:spacing w:before="44" w:line="205" w:lineRule="exact"/>
-              <w:rPr>
-                <w:rFonts w:asciiTheme="minorHAnsi" w:hAnsiTheme="minorHAnsi" w:cstheme="minorHAnsi"/>
-                <w:sz w:val="20"/>
-                <w:szCs w:val="20"/>
-              </w:rPr>
-            </w:pPr>
-          </w:p>
-        </w:tc>
-        <w:tc>
-          <w:tcPr>
-            <w:tcW w:w="2795" w:type="dxa"/>
-          </w:tcPr>
-          <w:p>
-            <w:pPr>
-              <w:pStyle w:val="TableParagraph"/>
-              <w:spacing w:before="44" w:line="205" w:lineRule="exact"/>
-              <w:ind w:left="39"/>
-              <w:rPr>
-                <w:rFonts w:asciiTheme="minorHAnsi" w:hAnsiTheme="minorHAnsi" w:cstheme="minorHAnsi"/>
-                <w:sz w:val="20"/>
-                <w:szCs w:val="20"/>
-              </w:rPr>
-            </w:pPr>
-          </w:p>
-        </w:tc>
-      </w:tr>
-      <w:tr>
-        <w:trPr>
-          <w:trHeight w:val="270"/>
-        </w:trPr>
-        <w:tc>
-          <w:tcPr>
-            <w:tcW w:w="680" w:type="dxa"/>
-            <w:tcBorders>
-              <w:right w:val="single" w:sz="6" w:space="0" w:color="000000"/>
-            </w:tcBorders>
-          </w:tcPr>
-          <w:p>
-            <w:pPr>
-              <w:pStyle w:val="TableParagraph"/>
-              <w:spacing w:before="44" w:line="205" w:lineRule="exact"/>
-              <w:ind w:left="40"/>
-              <w:jc w:val="center"/>
-              <w:rPr>
-                <w:rFonts w:asciiTheme="minorHAnsi" w:hAnsiTheme="minorHAnsi" w:cstheme="minorHAnsi"/>
-                <w:sz w:val="20"/>
-                <w:szCs w:val="20"/>
-              </w:rPr>
-            </w:pPr>
-            <w:r>
-              <w:rPr>
-                <w:rFonts w:asciiTheme="minorHAnsi" w:hAnsiTheme="minorHAnsi" w:cstheme="minorHAnsi"/>
-                <w:sz w:val="20"/>
-                <w:szCs w:val="20"/>
-              </w:rPr>
-              <w:t>37</w:t>
-            </w:r>
-          </w:p>
-        </w:tc>
-        <w:tc>
-          <w:tcPr>
-            <w:tcW w:w="2232" w:type="dxa"/>
-            <w:tcBorders>
-              <w:left w:val="single" w:sz="6" w:space="0" w:color="000000"/>
-              <w:right w:val="single" w:sz="6" w:space="0" w:color="000000"/>
-            </w:tcBorders>
-          </w:tcPr>
-          <w:p>
-            <w:pPr>
-              <w:pStyle w:val="TableParagraph"/>
-              <w:spacing w:before="44" w:line="205" w:lineRule="exact"/>
-              <w:rPr>
-                <w:rFonts w:asciiTheme="minorHAnsi" w:hAnsiTheme="minorHAnsi" w:cstheme="minorHAnsi"/>
-                <w:sz w:val="20"/>
-                <w:szCs w:val="20"/>
-              </w:rPr>
-            </w:pPr>
-          </w:p>
-        </w:tc>
-        <w:tc>
-          <w:tcPr>
-            <w:tcW w:w="4193" w:type="dxa"/>
-            <w:tcBorders>
-              <w:left w:val="single" w:sz="6" w:space="0" w:color="000000"/>
-            </w:tcBorders>
-          </w:tcPr>
-          <w:p>
-            <w:pPr>
-              <w:pStyle w:val="TableParagraph"/>
-              <w:spacing w:before="44" w:line="205" w:lineRule="exact"/>
-              <w:rPr>
-                <w:rFonts w:asciiTheme="minorHAnsi" w:hAnsiTheme="minorHAnsi" w:cstheme="minorHAnsi"/>
-                <w:sz w:val="20"/>
-                <w:szCs w:val="20"/>
-              </w:rPr>
-            </w:pPr>
-          </w:p>
-        </w:tc>
-        <w:tc>
-          <w:tcPr>
-            <w:tcW w:w="2795" w:type="dxa"/>
-          </w:tcPr>
-          <w:p>
-            <w:pPr>
-              <w:pStyle w:val="TableParagraph"/>
-              <w:spacing w:before="44" w:line="205" w:lineRule="exact"/>
-              <w:ind w:left="39"/>
-              <w:rPr>
-                <w:rFonts w:asciiTheme="minorHAnsi" w:hAnsiTheme="minorHAnsi" w:cstheme="minorHAnsi"/>
-                <w:sz w:val="20"/>
-                <w:szCs w:val="20"/>
-              </w:rPr>
-            </w:pPr>
-          </w:p>
-        </w:tc>
-      </w:tr>
-      <w:tr>
-        <w:trPr>
-          <w:trHeight w:val="270"/>
-        </w:trPr>
-        <w:tc>
-          <w:tcPr>
-            <w:tcW w:w="680" w:type="dxa"/>
-            <w:tcBorders>
-              <w:right w:val="single" w:sz="6" w:space="0" w:color="000000"/>
-            </w:tcBorders>
-          </w:tcPr>
-          <w:p>
-            <w:pPr>
-              <w:pStyle w:val="TableParagraph"/>
-              <w:spacing w:before="44" w:line="205" w:lineRule="exact"/>
-              <w:ind w:left="40"/>
-              <w:jc w:val="center"/>
-              <w:rPr>
-                <w:rFonts w:asciiTheme="minorHAnsi" w:hAnsiTheme="minorHAnsi" w:cstheme="minorHAnsi"/>
-                <w:sz w:val="20"/>
-                <w:szCs w:val="20"/>
-              </w:rPr>
-            </w:pPr>
-            <w:r>
-              <w:rPr>
-                <w:rFonts w:asciiTheme="minorHAnsi" w:hAnsiTheme="minorHAnsi" w:cstheme="minorHAnsi"/>
-                <w:sz w:val="20"/>
-                <w:szCs w:val="20"/>
-              </w:rPr>
-              <w:t>38</w:t>
-            </w:r>
-          </w:p>
-        </w:tc>
-        <w:tc>
-          <w:tcPr>
-            <w:tcW w:w="2232" w:type="dxa"/>
-            <w:tcBorders>
-              <w:left w:val="single" w:sz="6" w:space="0" w:color="000000"/>
-              <w:right w:val="single" w:sz="6" w:space="0" w:color="000000"/>
-            </w:tcBorders>
-          </w:tcPr>
-          <w:p>
-            <w:pPr>
-              <w:pStyle w:val="TableParagraph"/>
-              <w:spacing w:before="44" w:line="205" w:lineRule="exact"/>
-              <w:rPr>
-                <w:rFonts w:asciiTheme="minorHAnsi" w:hAnsiTheme="minorHAnsi" w:cstheme="minorHAnsi"/>
-                <w:sz w:val="20"/>
-                <w:szCs w:val="20"/>
-              </w:rPr>
-            </w:pPr>
-          </w:p>
-        </w:tc>
-        <w:tc>
-          <w:tcPr>
-            <w:tcW w:w="4193" w:type="dxa"/>
-            <w:tcBorders>
-              <w:left w:val="single" w:sz="6" w:space="0" w:color="000000"/>
-            </w:tcBorders>
-          </w:tcPr>
-          <w:p>
-            <w:pPr>
-              <w:pStyle w:val="TableParagraph"/>
-              <w:spacing w:before="44" w:line="205" w:lineRule="exact"/>
-              <w:rPr>
-                <w:rFonts w:asciiTheme="minorHAnsi" w:hAnsiTheme="minorHAnsi" w:cstheme="minorHAnsi"/>
-                <w:sz w:val="20"/>
-                <w:szCs w:val="20"/>
-              </w:rPr>
-            </w:pPr>
-          </w:p>
-        </w:tc>
-        <w:tc>
-          <w:tcPr>
-            <w:tcW w:w="2795" w:type="dxa"/>
-          </w:tcPr>
-          <w:p>
-            <w:pPr>
-              <w:pStyle w:val="TableParagraph"/>
-              <w:spacing w:before="44" w:line="205" w:lineRule="exact"/>
-              <w:ind w:left="39"/>
-              <w:rPr>
-                <w:rFonts w:asciiTheme="minorHAnsi" w:hAnsiTheme="minorHAnsi" w:cstheme="minorHAnsi"/>
-                <w:sz w:val="20"/>
-                <w:szCs w:val="20"/>
-              </w:rPr>
-            </w:pPr>
-          </w:p>
-        </w:tc>
-      </w:tr>
-      <w:tr>
-        <w:trPr>
-          <w:trHeight w:val="270"/>
-        </w:trPr>
-        <w:tc>
-          <w:tcPr>
-            <w:tcW w:w="680" w:type="dxa"/>
-            <w:tcBorders>
-              <w:right w:val="single" w:sz="6" w:space="0" w:color="000000"/>
-            </w:tcBorders>
-          </w:tcPr>
-          <w:p>
-            <w:pPr>
-              <w:pStyle w:val="TableParagraph"/>
-              <w:spacing w:before="44" w:line="205" w:lineRule="exact"/>
-              <w:ind w:left="40"/>
-              <w:jc w:val="center"/>
-              <w:rPr>
-                <w:rFonts w:asciiTheme="minorHAnsi" w:hAnsiTheme="minorHAnsi" w:cstheme="minorHAnsi"/>
-                <w:sz w:val="20"/>
-                <w:szCs w:val="20"/>
-              </w:rPr>
-            </w:pPr>
-            <w:r>
-              <w:rPr>
-                <w:rFonts w:asciiTheme="minorHAnsi" w:hAnsiTheme="minorHAnsi" w:cstheme="minorHAnsi"/>
-                <w:sz w:val="20"/>
-                <w:szCs w:val="20"/>
-              </w:rPr>
-              <w:t>39</w:t>
-            </w:r>
-          </w:p>
-        </w:tc>
-        <w:tc>
-          <w:tcPr>
-            <w:tcW w:w="2232" w:type="dxa"/>
-            <w:tcBorders>
-              <w:left w:val="single" w:sz="6" w:space="0" w:color="000000"/>
-              <w:right w:val="single" w:sz="6" w:space="0" w:color="000000"/>
-            </w:tcBorders>
-          </w:tcPr>
-          <w:p>
-            <w:pPr>
-              <w:pStyle w:val="TableParagraph"/>
-              <w:spacing w:before="44" w:line="205" w:lineRule="exact"/>
-              <w:rPr>
-                <w:rFonts w:asciiTheme="minorHAnsi" w:hAnsiTheme="minorHAnsi" w:cstheme="minorHAnsi"/>
-                <w:sz w:val="20"/>
-                <w:szCs w:val="20"/>
-              </w:rPr>
-            </w:pPr>
-          </w:p>
-        </w:tc>
-        <w:tc>
-          <w:tcPr>
-            <w:tcW w:w="4193" w:type="dxa"/>
-            <w:tcBorders>
-              <w:left w:val="single" w:sz="6" w:space="0" w:color="000000"/>
-            </w:tcBorders>
-          </w:tcPr>
-          <w:p>
-            <w:pPr>
-              <w:pStyle w:val="TableParagraph"/>
-              <w:spacing w:before="44" w:line="205" w:lineRule="exact"/>
-              <w:rPr>
-                <w:rFonts w:asciiTheme="minorHAnsi" w:hAnsiTheme="minorHAnsi" w:cstheme="minorHAnsi"/>
-                <w:sz w:val="20"/>
-                <w:szCs w:val="20"/>
-              </w:rPr>
-            </w:pPr>
-          </w:p>
-        </w:tc>
-        <w:tc>
-          <w:tcPr>
-            <w:tcW w:w="2795" w:type="dxa"/>
-          </w:tcPr>
-          <w:p>
-            <w:pPr>
-              <w:pStyle w:val="TableParagraph"/>
-              <w:spacing w:before="44" w:line="205" w:lineRule="exact"/>
-              <w:ind w:left="39"/>
-              <w:rPr>
-                <w:rFonts w:asciiTheme="minorHAnsi" w:hAnsiTheme="minorHAnsi" w:cstheme="minorHAnsi"/>
-                <w:sz w:val="20"/>
-                <w:szCs w:val="20"/>
-              </w:rPr>
-            </w:pPr>
-          </w:p>
-        </w:tc>
-      </w:tr>
-      <w:tr>
-        <w:trPr>
-          <w:trHeight w:val="270"/>
-        </w:trPr>
-        <w:tc>
-          <w:tcPr>
-            <w:tcW w:w="680" w:type="dxa"/>
-            <w:tcBorders>
-              <w:right w:val="single" w:sz="6" w:space="0" w:color="000000"/>
-            </w:tcBorders>
-          </w:tcPr>
-          <w:p>
-            <w:pPr>
-              <w:pStyle w:val="TableParagraph"/>
-              <w:spacing w:before="44" w:line="205" w:lineRule="exact"/>
-              <w:ind w:left="40"/>
-              <w:jc w:val="center"/>
-              <w:rPr>
-                <w:rFonts w:asciiTheme="minorHAnsi" w:hAnsiTheme="minorHAnsi" w:cstheme="minorHAnsi"/>
-                <w:sz w:val="20"/>
-                <w:szCs w:val="20"/>
-              </w:rPr>
-            </w:pPr>
-            <w:r>
-              <w:rPr>
-                <w:rFonts w:asciiTheme="minorHAnsi" w:hAnsiTheme="minorHAnsi" w:cstheme="minorHAnsi"/>
-                <w:sz w:val="20"/>
-                <w:szCs w:val="20"/>
-              </w:rPr>
-              <w:lastRenderedPageBreak/>
-              <w:t>40</w:t>
-            </w:r>
-          </w:p>
-        </w:tc>
-        <w:tc>
-          <w:tcPr>
-            <w:tcW w:w="2232" w:type="dxa"/>
-            <w:tcBorders>
-              <w:left w:val="single" w:sz="6" w:space="0" w:color="000000"/>
-              <w:right w:val="single" w:sz="6" w:space="0" w:color="000000"/>
-            </w:tcBorders>
-          </w:tcPr>
-          <w:p>
-            <w:pPr>
-              <w:pStyle w:val="TableParagraph"/>
-              <w:spacing w:before="44" w:line="205" w:lineRule="exact"/>
-              <w:rPr>
-                <w:rFonts w:asciiTheme="minorHAnsi" w:hAnsiTheme="minorHAnsi" w:cstheme="minorHAnsi"/>
-                <w:sz w:val="20"/>
-                <w:szCs w:val="20"/>
-              </w:rPr>
-            </w:pPr>
-          </w:p>
-        </w:tc>
-        <w:tc>
-          <w:tcPr>
-            <w:tcW w:w="4193" w:type="dxa"/>
-            <w:tcBorders>
-              <w:left w:val="single" w:sz="6" w:space="0" w:color="000000"/>
-            </w:tcBorders>
-          </w:tcPr>
-          <w:p>
-            <w:pPr>
-              <w:pStyle w:val="TableParagraph"/>
-              <w:spacing w:before="44" w:line="205" w:lineRule="exact"/>
-              <w:rPr>
-                <w:rFonts w:asciiTheme="minorHAnsi" w:hAnsiTheme="minorHAnsi" w:cstheme="minorHAnsi"/>
-                <w:sz w:val="20"/>
-                <w:szCs w:val="20"/>
-              </w:rPr>
-            </w:pPr>
-          </w:p>
-        </w:tc>
-        <w:tc>
-          <w:tcPr>
-            <w:tcW w:w="2795" w:type="dxa"/>
-          </w:tcPr>
-          <w:p>
-            <w:pPr>
-              <w:pStyle w:val="TableParagraph"/>
-              <w:spacing w:before="44" w:line="205" w:lineRule="exact"/>
-              <w:ind w:left="39"/>
-              <w:rPr>
-                <w:rFonts w:asciiTheme="minorHAnsi" w:hAnsiTheme="minorHAnsi" w:cstheme="minorHAnsi"/>
-                <w:sz w:val="20"/>
-                <w:szCs w:val="20"/>
-              </w:rPr>
-            </w:pPr>
-          </w:p>
-        </w:tc>
-      </w:tr>
-      <w:tr>
-        <w:trPr>
-          <w:trHeight w:val="270"/>
-        </w:trPr>
-        <w:tc>
-          <w:tcPr>
-            <w:tcW w:w="680" w:type="dxa"/>
-            <w:tcBorders>
-              <w:right w:val="single" w:sz="6" w:space="0" w:color="000000"/>
-            </w:tcBorders>
-          </w:tcPr>
-          <w:p>
-            <w:pPr>
-              <w:pStyle w:val="TableParagraph"/>
-              <w:spacing w:before="44" w:line="205" w:lineRule="exact"/>
-              <w:ind w:left="40"/>
-              <w:jc w:val="center"/>
-              <w:rPr>
-                <w:rFonts w:asciiTheme="minorHAnsi" w:hAnsiTheme="minorHAnsi" w:cstheme="minorHAnsi"/>
-                <w:sz w:val="20"/>
-                <w:szCs w:val="20"/>
-              </w:rPr>
-            </w:pPr>
-            <w:r>
-              <w:rPr>
-                <w:rFonts w:asciiTheme="minorHAnsi" w:hAnsiTheme="minorHAnsi" w:cstheme="minorHAnsi"/>
-                <w:sz w:val="20"/>
-                <w:szCs w:val="20"/>
-              </w:rPr>
-              <w:t>41</w:t>
-            </w:r>
-          </w:p>
-        </w:tc>
-        <w:tc>
-          <w:tcPr>
-            <w:tcW w:w="2232" w:type="dxa"/>
-            <w:tcBorders>
-              <w:left w:val="single" w:sz="6" w:space="0" w:color="000000"/>
-              <w:right w:val="single" w:sz="6" w:space="0" w:color="000000"/>
-            </w:tcBorders>
-          </w:tcPr>
-          <w:p>
-            <w:pPr>
-              <w:pStyle w:val="TableParagraph"/>
-              <w:spacing w:before="44" w:line="205" w:lineRule="exact"/>
-              <w:rPr>
-                <w:rFonts w:asciiTheme="minorHAnsi" w:hAnsiTheme="minorHAnsi" w:cstheme="minorHAnsi"/>
-                <w:sz w:val="20"/>
-                <w:szCs w:val="20"/>
-              </w:rPr>
-            </w:pPr>
-          </w:p>
-        </w:tc>
-        <w:tc>
-          <w:tcPr>
-            <w:tcW w:w="4193" w:type="dxa"/>
-            <w:tcBorders>
-              <w:left w:val="single" w:sz="6" w:space="0" w:color="000000"/>
-            </w:tcBorders>
-          </w:tcPr>
-          <w:p>
-            <w:pPr>
-              <w:pStyle w:val="TableParagraph"/>
-              <w:spacing w:before="44" w:line="205" w:lineRule="exact"/>
-              <w:rPr>
-                <w:rFonts w:asciiTheme="minorHAnsi" w:hAnsiTheme="minorHAnsi" w:cstheme="minorHAnsi"/>
-                <w:sz w:val="20"/>
-                <w:szCs w:val="20"/>
-              </w:rPr>
-            </w:pPr>
-          </w:p>
-        </w:tc>
-        <w:tc>
-          <w:tcPr>
-            <w:tcW w:w="2795" w:type="dxa"/>
-          </w:tcPr>
-          <w:p>
-            <w:pPr>
-              <w:pStyle w:val="TableParagraph"/>
-              <w:spacing w:before="44" w:line="205" w:lineRule="exact"/>
-              <w:ind w:left="39"/>
-              <w:rPr>
-                <w:rFonts w:asciiTheme="minorHAnsi" w:hAnsiTheme="minorHAnsi" w:cstheme="minorHAnsi"/>
-                <w:sz w:val="20"/>
-                <w:szCs w:val="20"/>
-              </w:rPr>
-            </w:pPr>
-          </w:p>
-        </w:tc>
-      </w:tr>
-      <w:tr>
-        <w:trPr>
-          <w:trHeight w:val="270"/>
-        </w:trPr>
-        <w:tc>
-          <w:tcPr>
-            <w:tcW w:w="680" w:type="dxa"/>
-            <w:tcBorders>
-              <w:right w:val="single" w:sz="6" w:space="0" w:color="000000"/>
-            </w:tcBorders>
-          </w:tcPr>
-          <w:p>
-            <w:pPr>
-              <w:pStyle w:val="TableParagraph"/>
-              <w:spacing w:before="44" w:line="205" w:lineRule="exact"/>
-              <w:ind w:left="40"/>
-              <w:jc w:val="center"/>
-              <w:rPr>
-                <w:rFonts w:asciiTheme="minorHAnsi" w:hAnsiTheme="minorHAnsi" w:cstheme="minorHAnsi"/>
-                <w:sz w:val="20"/>
-                <w:szCs w:val="20"/>
-              </w:rPr>
-            </w:pPr>
-            <w:r>
-              <w:rPr>
-                <w:rFonts w:asciiTheme="minorHAnsi" w:hAnsiTheme="minorHAnsi" w:cstheme="minorHAnsi"/>
-                <w:sz w:val="20"/>
-                <w:szCs w:val="20"/>
-              </w:rPr>
-              <w:t>42</w:t>
-            </w:r>
-          </w:p>
-        </w:tc>
-        <w:tc>
-          <w:tcPr>
-            <w:tcW w:w="2232" w:type="dxa"/>
-            <w:tcBorders>
-              <w:left w:val="single" w:sz="6" w:space="0" w:color="000000"/>
-              <w:right w:val="single" w:sz="6" w:space="0" w:color="000000"/>
-            </w:tcBorders>
-          </w:tcPr>
-          <w:p>
-            <w:pPr>
-              <w:pStyle w:val="TableParagraph"/>
-              <w:spacing w:before="44" w:line="205" w:lineRule="exact"/>
-              <w:rPr>
-                <w:rFonts w:asciiTheme="minorHAnsi" w:hAnsiTheme="minorHAnsi" w:cstheme="minorHAnsi"/>
-                <w:sz w:val="20"/>
-                <w:szCs w:val="20"/>
-              </w:rPr>
-            </w:pPr>
-          </w:p>
-        </w:tc>
-        <w:tc>
-          <w:tcPr>
-            <w:tcW w:w="4193" w:type="dxa"/>
-            <w:tcBorders>
-              <w:left w:val="single" w:sz="6" w:space="0" w:color="000000"/>
-            </w:tcBorders>
-          </w:tcPr>
-          <w:p>
-            <w:pPr>
-              <w:pStyle w:val="TableParagraph"/>
-              <w:spacing w:before="44" w:line="205" w:lineRule="exact"/>
-              <w:rPr>
-                <w:rFonts w:asciiTheme="minorHAnsi" w:hAnsiTheme="minorHAnsi" w:cstheme="minorHAnsi"/>
-                <w:sz w:val="20"/>
-                <w:szCs w:val="20"/>
-              </w:rPr>
-            </w:pPr>
-          </w:p>
-        </w:tc>
-        <w:tc>
-          <w:tcPr>
-            <w:tcW w:w="2795" w:type="dxa"/>
-          </w:tcPr>
-          <w:p>
-            <w:pPr>
-              <w:pStyle w:val="TableParagraph"/>
-              <w:spacing w:before="44" w:line="205" w:lineRule="exact"/>
-              <w:ind w:left="39"/>
-              <w:rPr>
-                <w:rFonts w:asciiTheme="minorHAnsi" w:hAnsiTheme="minorHAnsi" w:cstheme="minorHAnsi"/>
-                <w:sz w:val="20"/>
-                <w:szCs w:val="20"/>
-              </w:rPr>
-            </w:pPr>
-          </w:p>
-        </w:tc>
-      </w:tr>
-      <w:tr>
-        <w:trPr>
-          <w:trHeight w:val="270"/>
-        </w:trPr>
-        <w:tc>
-          <w:tcPr>
-            <w:tcW w:w="680" w:type="dxa"/>
-            <w:tcBorders>
-              <w:right w:val="single" w:sz="6" w:space="0" w:color="000000"/>
-            </w:tcBorders>
-          </w:tcPr>
-          <w:p>
-            <w:pPr>
-              <w:pStyle w:val="TableParagraph"/>
-              <w:spacing w:before="44" w:line="205" w:lineRule="exact"/>
-              <w:ind w:left="40"/>
-              <w:jc w:val="center"/>
-              <w:rPr>
-                <w:rFonts w:asciiTheme="minorHAnsi" w:hAnsiTheme="minorHAnsi" w:cstheme="minorHAnsi"/>
-                <w:sz w:val="20"/>
-                <w:szCs w:val="20"/>
-              </w:rPr>
-            </w:pPr>
-            <w:r>
-              <w:rPr>
-                <w:rFonts w:asciiTheme="minorHAnsi" w:hAnsiTheme="minorHAnsi" w:cstheme="minorHAnsi"/>
-                <w:sz w:val="20"/>
-                <w:szCs w:val="20"/>
-              </w:rPr>
-              <w:t>43</w:t>
-            </w:r>
-          </w:p>
-        </w:tc>
-        <w:tc>
-          <w:tcPr>
-            <w:tcW w:w="2232" w:type="dxa"/>
-            <w:tcBorders>
-              <w:left w:val="single" w:sz="6" w:space="0" w:color="000000"/>
-              <w:right w:val="single" w:sz="6" w:space="0" w:color="000000"/>
-            </w:tcBorders>
-          </w:tcPr>
-          <w:p>
-            <w:pPr>
-              <w:pStyle w:val="TableParagraph"/>
-              <w:spacing w:before="44" w:line="205" w:lineRule="exact"/>
-              <w:rPr>
-                <w:rFonts w:asciiTheme="minorHAnsi" w:hAnsiTheme="minorHAnsi" w:cstheme="minorHAnsi"/>
-                <w:sz w:val="20"/>
-                <w:szCs w:val="20"/>
-              </w:rPr>
-            </w:pPr>
-          </w:p>
-        </w:tc>
-        <w:tc>
-          <w:tcPr>
-            <w:tcW w:w="4193" w:type="dxa"/>
-            <w:tcBorders>
-              <w:left w:val="single" w:sz="6" w:space="0" w:color="000000"/>
-            </w:tcBorders>
-          </w:tcPr>
-          <w:p>
-            <w:pPr>
-              <w:pStyle w:val="TableParagraph"/>
-              <w:spacing w:before="44" w:line="205" w:lineRule="exact"/>
-              <w:rPr>
-                <w:rFonts w:asciiTheme="minorHAnsi" w:hAnsiTheme="minorHAnsi" w:cstheme="minorHAnsi"/>
-                <w:sz w:val="20"/>
-                <w:szCs w:val="20"/>
-              </w:rPr>
-            </w:pPr>
-          </w:p>
-        </w:tc>
-        <w:tc>
-          <w:tcPr>
-            <w:tcW w:w="2795" w:type="dxa"/>
-          </w:tcPr>
-          <w:p>
-            <w:pPr>
-              <w:pStyle w:val="TableParagraph"/>
-              <w:spacing w:before="44" w:line="205" w:lineRule="exact"/>
-              <w:ind w:left="39"/>
-              <w:rPr>
-                <w:rFonts w:asciiTheme="minorHAnsi" w:hAnsiTheme="minorHAnsi" w:cstheme="minorHAnsi"/>
-                <w:sz w:val="20"/>
-                <w:szCs w:val="20"/>
-              </w:rPr>
-            </w:pPr>
-          </w:p>
-        </w:tc>
-      </w:tr>
-      <w:tr>
-        <w:trPr>
-          <w:trHeight w:val="270"/>
-        </w:trPr>
-        <w:tc>
-          <w:tcPr>
-            <w:tcW w:w="680" w:type="dxa"/>
-            <w:tcBorders>
-              <w:right w:val="single" w:sz="6" w:space="0" w:color="000000"/>
-            </w:tcBorders>
-          </w:tcPr>
-          <w:p>
-            <w:pPr>
-              <w:pStyle w:val="TableParagraph"/>
-              <w:spacing w:before="44" w:line="205" w:lineRule="exact"/>
-              <w:ind w:left="40"/>
-              <w:jc w:val="center"/>
-              <w:rPr>
-                <w:rFonts w:asciiTheme="minorHAnsi" w:hAnsiTheme="minorHAnsi" w:cstheme="minorHAnsi"/>
-                <w:sz w:val="20"/>
-                <w:szCs w:val="20"/>
-              </w:rPr>
-            </w:pPr>
-            <w:r>
-              <w:rPr>
-                <w:rFonts w:asciiTheme="minorHAnsi" w:hAnsiTheme="minorHAnsi" w:cstheme="minorHAnsi"/>
-                <w:sz w:val="20"/>
-                <w:szCs w:val="20"/>
-              </w:rPr>
-              <w:t>44</w:t>
-            </w:r>
-          </w:p>
-        </w:tc>
-        <w:tc>
-          <w:tcPr>
-            <w:tcW w:w="2232" w:type="dxa"/>
-            <w:tcBorders>
-              <w:left w:val="single" w:sz="6" w:space="0" w:color="000000"/>
-              <w:right w:val="single" w:sz="6" w:space="0" w:color="000000"/>
-            </w:tcBorders>
-          </w:tcPr>
-          <w:p>
-            <w:pPr>
-              <w:pStyle w:val="TableParagraph"/>
-              <w:spacing w:before="44" w:line="205" w:lineRule="exact"/>
-              <w:rPr>
-                <w:rFonts w:asciiTheme="minorHAnsi" w:hAnsiTheme="minorHAnsi" w:cstheme="minorHAnsi"/>
-                <w:sz w:val="20"/>
-                <w:szCs w:val="20"/>
-              </w:rPr>
-            </w:pPr>
-          </w:p>
-        </w:tc>
-        <w:tc>
-          <w:tcPr>
-            <w:tcW w:w="4193" w:type="dxa"/>
-            <w:tcBorders>
-              <w:left w:val="single" w:sz="6" w:space="0" w:color="000000"/>
-            </w:tcBorders>
-          </w:tcPr>
-          <w:p>
-            <w:pPr>
-              <w:pStyle w:val="TableParagraph"/>
-              <w:spacing w:before="44" w:line="205" w:lineRule="exact"/>
-              <w:rPr>
-                <w:rFonts w:asciiTheme="minorHAnsi" w:hAnsiTheme="minorHAnsi" w:cstheme="minorHAnsi"/>
-                <w:sz w:val="20"/>
-                <w:szCs w:val="20"/>
-              </w:rPr>
-            </w:pPr>
-          </w:p>
-        </w:tc>
-        <w:tc>
-          <w:tcPr>
-            <w:tcW w:w="2795" w:type="dxa"/>
-          </w:tcPr>
-          <w:p>
-            <w:pPr>
-              <w:pStyle w:val="TableParagraph"/>
-              <w:spacing w:before="44" w:line="205" w:lineRule="exact"/>
-              <w:ind w:left="39"/>
               <w:rPr>
                 <w:rFonts w:asciiTheme="minorHAnsi" w:hAnsiTheme="minorHAnsi" w:cstheme="minorHAnsi"/>
                 <w:sz w:val="20"/>
@@ -16555,6 +13615,7 @@
           <w:rFonts w:asciiTheme="minorHAnsi" w:hAnsiTheme="minorHAnsi" w:cstheme="minorHAnsi"/>
         </w:rPr>
       </w:pPr>
+      <w:proofErr w:type="gramStart"/>
       <w:r>
         <w:rPr>
           <w:rFonts w:asciiTheme="minorHAnsi" w:hAnsiTheme="minorHAnsi" w:cstheme="minorHAnsi"/>
@@ -16566,14 +13627,23 @@
         <w:rPr>
           <w:rFonts w:asciiTheme="minorHAnsi" w:hAnsiTheme="minorHAnsi" w:cstheme="minorHAnsi"/>
         </w:rPr>
-        <w:t>{{</w:t>
-      </w:r>
+        <w:t>{</w:t>
+      </w:r>
+      <w:proofErr w:type="gramEnd"/>
+      <w:r>
+        <w:rPr>
+          <w:rFonts w:asciiTheme="minorHAnsi" w:hAnsiTheme="minorHAnsi" w:cstheme="minorHAnsi"/>
+        </w:rPr>
+        <w:t>{</w:t>
+      </w:r>
+      <w:proofErr w:type="spellStart"/>
       <w:r>
         <w:rPr>
           <w:rFonts w:asciiTheme="minorHAnsi" w:hAnsiTheme="minorHAnsi" w:cstheme="minorHAnsi"/>
         </w:rPr>
         <w:t>current_date</w:t>
       </w:r>
+      <w:proofErr w:type="spellEnd"/>
       <w:r>
         <w:rPr>
           <w:rFonts w:asciiTheme="minorHAnsi" w:hAnsiTheme="minorHAnsi" w:cstheme="minorHAnsi"/>
@@ -17266,6 +14336,14 @@
                 <w:szCs w:val="20"/>
               </w:rPr>
             </w:pPr>
+            <w:r>
+              <w:rPr>
+                <w:rFonts w:asciiTheme="minorHAnsi" w:hAnsiTheme="minorHAnsi" w:cstheme="minorHAnsi"/>
+                <w:sz w:val="20"/>
+                <w:szCs w:val="20"/>
+              </w:rPr>
+              <w:t>{{nut1_y}}</w:t>
+            </w:r>
           </w:p>
         </w:tc>
         <w:tc>
@@ -17285,6 +14363,14 @@
                 <w:szCs w:val="20"/>
               </w:rPr>
             </w:pPr>
+            <w:r>
+              <w:rPr>
+                <w:rFonts w:asciiTheme="minorHAnsi" w:hAnsiTheme="minorHAnsi" w:cstheme="minorHAnsi"/>
+                <w:sz w:val="20"/>
+                <w:szCs w:val="20"/>
+              </w:rPr>
+              <w:t>{{nut1_n}}</w:t>
+            </w:r>
           </w:p>
         </w:tc>
       </w:tr>
@@ -17548,6 +14634,14 @@
                 <w:szCs w:val="20"/>
               </w:rPr>
             </w:pPr>
+            <w:r>
+              <w:rPr>
+                <w:rFonts w:asciiTheme="minorHAnsi" w:hAnsiTheme="minorHAnsi" w:cstheme="minorHAnsi"/>
+                <w:sz w:val="20"/>
+                <w:szCs w:val="20"/>
+              </w:rPr>
+              <w:t>{{nut2_y}}</w:t>
+            </w:r>
           </w:p>
         </w:tc>
         <w:tc>
@@ -17567,6 +14661,14 @@
                 <w:szCs w:val="20"/>
               </w:rPr>
             </w:pPr>
+            <w:r>
+              <w:rPr>
+                <w:rFonts w:asciiTheme="minorHAnsi" w:hAnsiTheme="minorHAnsi" w:cstheme="minorHAnsi"/>
+                <w:sz w:val="20"/>
+                <w:szCs w:val="20"/>
+              </w:rPr>
+              <w:t>{{nut2_n}}</w:t>
+            </w:r>
           </w:p>
         </w:tc>
       </w:tr>
@@ -17745,6 +14847,14 @@
                 <w:szCs w:val="20"/>
               </w:rPr>
             </w:pPr>
+            <w:r>
+              <w:rPr>
+                <w:rFonts w:asciiTheme="minorHAnsi" w:hAnsiTheme="minorHAnsi" w:cstheme="minorHAnsi"/>
+                <w:sz w:val="20"/>
+                <w:szCs w:val="20"/>
+              </w:rPr>
+              <w:t>{{nut3_y}}</w:t>
+            </w:r>
           </w:p>
         </w:tc>
         <w:tc>
@@ -17764,6 +14874,14 @@
                 <w:szCs w:val="20"/>
               </w:rPr>
             </w:pPr>
+            <w:r>
+              <w:rPr>
+                <w:rFonts w:asciiTheme="minorHAnsi" w:hAnsiTheme="minorHAnsi" w:cstheme="minorHAnsi"/>
+                <w:sz w:val="20"/>
+                <w:szCs w:val="20"/>
+              </w:rPr>
+              <w:t>{{nut3_n}}</w:t>
+            </w:r>
           </w:p>
         </w:tc>
       </w:tr>
@@ -18061,6 +15179,14 @@
                 <w:szCs w:val="20"/>
               </w:rPr>
             </w:pPr>
+            <w:r>
+              <w:rPr>
+                <w:rFonts w:asciiTheme="minorHAnsi" w:hAnsiTheme="minorHAnsi" w:cstheme="minorHAnsi"/>
+                <w:sz w:val="20"/>
+                <w:szCs w:val="20"/>
+              </w:rPr>
+              <w:t>{{nut4_y}}</w:t>
+            </w:r>
           </w:p>
         </w:tc>
         <w:tc>
@@ -18080,6 +15206,14 @@
                 <w:szCs w:val="20"/>
               </w:rPr>
             </w:pPr>
+            <w:r>
+              <w:rPr>
+                <w:rFonts w:asciiTheme="minorHAnsi" w:hAnsiTheme="minorHAnsi" w:cstheme="minorHAnsi"/>
+                <w:sz w:val="20"/>
+                <w:szCs w:val="20"/>
+              </w:rPr>
+              <w:t>{{nut4_n}}</w:t>
+            </w:r>
           </w:p>
         </w:tc>
       </w:tr>
@@ -18620,6 +15754,14 @@
                 <w:szCs w:val="20"/>
               </w:rPr>
             </w:pPr>
+            <w:r>
+              <w:rPr>
+                <w:rFonts w:asciiTheme="minorHAnsi" w:hAnsiTheme="minorHAnsi" w:cstheme="minorHAnsi"/>
+                <w:sz w:val="20"/>
+                <w:szCs w:val="20"/>
+              </w:rPr>
+              <w:t>{{exe1_y}}</w:t>
+            </w:r>
           </w:p>
         </w:tc>
         <w:tc>
@@ -18639,6 +15781,14 @@
                 <w:szCs w:val="20"/>
               </w:rPr>
             </w:pPr>
+            <w:r>
+              <w:rPr>
+                <w:rFonts w:asciiTheme="minorHAnsi" w:hAnsiTheme="minorHAnsi" w:cstheme="minorHAnsi"/>
+                <w:sz w:val="20"/>
+                <w:szCs w:val="20"/>
+              </w:rPr>
+              <w:t>{{exe1_n}}</w:t>
+            </w:r>
           </w:p>
         </w:tc>
       </w:tr>
@@ -18731,6 +15881,14 @@
                 <w:szCs w:val="20"/>
               </w:rPr>
             </w:pPr>
+            <w:r>
+              <w:rPr>
+                <w:rFonts w:asciiTheme="minorHAnsi" w:hAnsiTheme="minorHAnsi" w:cstheme="minorHAnsi"/>
+                <w:sz w:val="20"/>
+                <w:szCs w:val="20"/>
+              </w:rPr>
+              <w:t>{{exe2_y}}</w:t>
+            </w:r>
           </w:p>
         </w:tc>
         <w:tc>
@@ -18750,6 +15908,14 @@
                 <w:szCs w:val="20"/>
               </w:rPr>
             </w:pPr>
+            <w:r>
+              <w:rPr>
+                <w:rFonts w:asciiTheme="minorHAnsi" w:hAnsiTheme="minorHAnsi" w:cstheme="minorHAnsi"/>
+                <w:sz w:val="20"/>
+                <w:szCs w:val="20"/>
+              </w:rPr>
+              <w:t>{{exe2_n}}</w:t>
+            </w:r>
           </w:p>
         </w:tc>
       </w:tr>
@@ -18995,6 +16161,14 @@
                 <w:szCs w:val="20"/>
               </w:rPr>
             </w:pPr>
+            <w:r>
+              <w:rPr>
+                <w:rFonts w:asciiTheme="minorHAnsi" w:hAnsiTheme="minorHAnsi" w:cstheme="minorHAnsi"/>
+                <w:sz w:val="20"/>
+                <w:szCs w:val="20"/>
+              </w:rPr>
+              <w:t>{{exe3_y}}</w:t>
+            </w:r>
           </w:p>
         </w:tc>
         <w:tc>
@@ -19014,6 +16188,14 @@
                 <w:szCs w:val="20"/>
               </w:rPr>
             </w:pPr>
+            <w:r>
+              <w:rPr>
+                <w:rFonts w:asciiTheme="minorHAnsi" w:hAnsiTheme="minorHAnsi" w:cstheme="minorHAnsi"/>
+                <w:sz w:val="20"/>
+                <w:szCs w:val="20"/>
+              </w:rPr>
+              <w:t>{{exe3_n}}</w:t>
+            </w:r>
           </w:p>
         </w:tc>
       </w:tr>
@@ -19147,7 +16329,7 @@
           <w:noProof/>
         </w:rPr>
         <w:drawing>
-          <wp:anchor distT="0" distB="0" distL="0" distR="0" simplePos="0" relativeHeight="251659264" behindDoc="0" locked="0" layoutInCell="1" allowOverlap="1" wp14:anchorId="6092793E" wp14:editId="6E422905">
+          <wp:anchor distT="0" distB="0" distL="0" distR="0" simplePos="0" relativeHeight="251659264" behindDoc="0" locked="0" layoutInCell="1" allowOverlap="1" wp14:anchorId="6092793E" wp14:editId="1A6AE509">
             <wp:simplePos x="0" y="0"/>
             <wp:positionH relativeFrom="page">
               <wp:posOffset>669235</wp:posOffset>
@@ -19158,7 +16340,7 @@
             <wp:extent cx="3082734" cy="2560034"/>
             <wp:effectExtent l="0" t="0" r="0" b="0"/>
             <wp:wrapTopAndBottom/>
-            <wp:docPr id="11" name="image6.png"/>
+            <wp:docPr id="11" name="image6.png" descr="nutrition_popup_chart_image&#10;"/>
             <wp:cNvGraphicFramePr>
               <a:graphicFrameLocks xmlns:a="http://schemas.openxmlformats.org/drawingml/2006/main" noChangeAspect="1"/>
             </wp:cNvGraphicFramePr>
@@ -19166,11 +16348,11 @@
               <a:graphicData uri="http://schemas.openxmlformats.org/drawingml/2006/picture">
                 <pic:pic xmlns:pic="http://schemas.openxmlformats.org/drawingml/2006/picture">
                   <pic:nvPicPr>
-                    <pic:cNvPr id="12" name="image6.png"/>
+                    <pic:cNvPr id="11" name="image6.png" descr="nutrition_popup_chart_image&#10;"/>
                     <pic:cNvPicPr/>
                   </pic:nvPicPr>
                   <pic:blipFill>
-                    <a:blip r:embed="rId17" cstate="print"/>
+                    <a:blip r:embed="rId18" cstate="print"/>
                     <a:stretch>
                       <a:fillRect/>
                     </a:stretch>
@@ -19196,7 +16378,7 @@
           <w:noProof/>
         </w:rPr>
         <w:drawing>
-          <wp:anchor distT="0" distB="0" distL="0" distR="0" simplePos="0" relativeHeight="251660288" behindDoc="0" locked="0" layoutInCell="1" allowOverlap="1" wp14:anchorId="7B2C9B6D" wp14:editId="7953931D">
+          <wp:anchor distT="0" distB="0" distL="0" distR="0" simplePos="0" relativeHeight="251660288" behindDoc="0" locked="0" layoutInCell="1" allowOverlap="1" wp14:anchorId="7B2C9B6D" wp14:editId="19FA588A">
             <wp:simplePos x="0" y="0"/>
             <wp:positionH relativeFrom="page">
               <wp:posOffset>3927347</wp:posOffset>
@@ -19207,7 +16389,7 @@
             <wp:extent cx="2878990" cy="2560034"/>
             <wp:effectExtent l="0" t="0" r="0" b="0"/>
             <wp:wrapTopAndBottom/>
-            <wp:docPr id="13" name="image7.png"/>
+            <wp:docPr id="13" name="image7.png" descr="exercise_popup_chart_image&#10;"/>
             <wp:cNvGraphicFramePr>
               <a:graphicFrameLocks xmlns:a="http://schemas.openxmlformats.org/drawingml/2006/main" noChangeAspect="1"/>
             </wp:cNvGraphicFramePr>
@@ -19215,11 +16397,11 @@
               <a:graphicData uri="http://schemas.openxmlformats.org/drawingml/2006/picture">
                 <pic:pic xmlns:pic="http://schemas.openxmlformats.org/drawingml/2006/picture">
                   <pic:nvPicPr>
-                    <pic:cNvPr id="14" name="image7.png"/>
+                    <pic:cNvPr id="13" name="image7.png" descr="exercise_popup_chart_image&#10;"/>
                     <pic:cNvPicPr/>
                   </pic:nvPicPr>
                   <pic:blipFill>
-                    <a:blip r:embed="rId18" cstate="print"/>
+                    <a:blip r:embed="rId19" cstate="print"/>
                     <a:stretch>
                       <a:fillRect/>
                     </a:stretch>
@@ -19318,6 +16500,7 @@
           <w:rFonts w:asciiTheme="minorHAnsi" w:hAnsiTheme="minorHAnsi" w:cstheme="minorHAnsi"/>
         </w:rPr>
       </w:pPr>
+      <w:proofErr w:type="gramStart"/>
       <w:r>
         <w:rPr>
           <w:rFonts w:asciiTheme="minorHAnsi" w:hAnsiTheme="minorHAnsi" w:cstheme="minorHAnsi"/>
@@ -19329,8 +16512,16 @@
         <w:rPr>
           <w:rFonts w:asciiTheme="minorHAnsi" w:hAnsiTheme="minorHAnsi" w:cstheme="minorHAnsi"/>
         </w:rPr>
-        <w:t>{{</w:t>
-      </w:r>
+        <w:t>{</w:t>
+      </w:r>
+      <w:proofErr w:type="gramEnd"/>
+      <w:r>
+        <w:rPr>
+          <w:rFonts w:asciiTheme="minorHAnsi" w:hAnsiTheme="minorHAnsi" w:cstheme="minorHAnsi"/>
+        </w:rPr>
+        <w:t>{</w:t>
+      </w:r>
+      <w:proofErr w:type="spellStart"/>
       <w:r>
         <w:rPr>
           <w:rFonts w:asciiTheme="minorHAnsi" w:hAnsiTheme="minorHAnsi" w:cstheme="minorHAnsi"/>
@@ -19343,6 +16534,7 @@
         </w:rPr>
         <w:t>e</w:t>
       </w:r>
+      <w:proofErr w:type="spellEnd"/>
       <w:r>
         <w:rPr>
           <w:rFonts w:asciiTheme="minorHAnsi" w:hAnsiTheme="minorHAnsi" w:cstheme="minorHAnsi"/>
@@ -19773,13 +16965,23 @@
               </w:rPr>
               <w:t xml:space="preserve"> </w:t>
             </w:r>
-            <w:r>
-              <w:rPr>
-                <w:rFonts w:asciiTheme="minorHAnsi" w:hAnsiTheme="minorHAnsi" w:cstheme="minorHAnsi"/>
-                <w:sz w:val="20"/>
-                <w:szCs w:val="20"/>
-              </w:rPr>
-              <w:t>condition,</w:t>
+            <w:proofErr w:type="gramStart"/>
+            <w:r>
+              <w:rPr>
+                <w:rFonts w:asciiTheme="minorHAnsi" w:hAnsiTheme="minorHAnsi" w:cstheme="minorHAnsi"/>
+                <w:sz w:val="20"/>
+                <w:szCs w:val="20"/>
+              </w:rPr>
+              <w:t>condition</w:t>
+            </w:r>
+            <w:proofErr w:type="gramEnd"/>
+            <w:r>
+              <w:rPr>
+                <w:rFonts w:asciiTheme="minorHAnsi" w:hAnsiTheme="minorHAnsi" w:cstheme="minorHAnsi"/>
+                <w:sz w:val="20"/>
+                <w:szCs w:val="20"/>
+              </w:rPr>
+              <w:t>,</w:t>
             </w:r>
             <w:r>
               <w:rPr>
@@ -19790,13 +16992,23 @@
               </w:rPr>
               <w:t xml:space="preserve"> </w:t>
             </w:r>
-            <w:r>
-              <w:rPr>
-                <w:rFonts w:asciiTheme="minorHAnsi" w:hAnsiTheme="minorHAnsi" w:cstheme="minorHAnsi"/>
-                <w:sz w:val="20"/>
-                <w:szCs w:val="20"/>
-              </w:rPr>
-              <w:t>etc)</w:t>
+            <w:proofErr w:type="spellStart"/>
+            <w:r>
+              <w:rPr>
+                <w:rFonts w:asciiTheme="minorHAnsi" w:hAnsiTheme="minorHAnsi" w:cstheme="minorHAnsi"/>
+                <w:sz w:val="20"/>
+                <w:szCs w:val="20"/>
+              </w:rPr>
+              <w:t>etc</w:t>
+            </w:r>
+            <w:proofErr w:type="spellEnd"/>
+            <w:r>
+              <w:rPr>
+                <w:rFonts w:asciiTheme="minorHAnsi" w:hAnsiTheme="minorHAnsi" w:cstheme="minorHAnsi"/>
+                <w:sz w:val="20"/>
+                <w:szCs w:val="20"/>
+              </w:rPr>
+              <w:t>)</w:t>
             </w:r>
           </w:p>
         </w:tc>
@@ -19818,6 +17030,14 @@
                 <w:szCs w:val="20"/>
               </w:rPr>
             </w:pPr>
+            <w:r>
+              <w:rPr>
+                <w:rFonts w:asciiTheme="minorHAnsi" w:hAnsiTheme="minorHAnsi" w:cstheme="minorHAnsi"/>
+                <w:sz w:val="20"/>
+                <w:szCs w:val="20"/>
+              </w:rPr>
+              <w:t>{{str1_y}}</w:t>
+            </w:r>
           </w:p>
         </w:tc>
         <w:tc>
@@ -19837,6 +17057,14 @@
                 <w:szCs w:val="20"/>
               </w:rPr>
             </w:pPr>
+            <w:r>
+              <w:rPr>
+                <w:rFonts w:asciiTheme="minorHAnsi" w:hAnsiTheme="minorHAnsi" w:cstheme="minorHAnsi"/>
+                <w:sz w:val="20"/>
+                <w:szCs w:val="20"/>
+              </w:rPr>
+              <w:t>{{str1_n}}</w:t>
+            </w:r>
           </w:p>
         </w:tc>
       </w:tr>
@@ -19969,13 +17197,25 @@
               </w:rPr>
               <w:t xml:space="preserve"> </w:t>
             </w:r>
-            <w:r>
-              <w:rPr>
-                <w:rFonts w:asciiTheme="minorHAnsi" w:hAnsiTheme="minorHAnsi" w:cstheme="minorHAnsi"/>
-                <w:sz w:val="20"/>
-                <w:szCs w:val="20"/>
-              </w:rPr>
-              <w:t>children,etc)</w:t>
+            <w:proofErr w:type="spellStart"/>
+            <w:proofErr w:type="gramStart"/>
+            <w:r>
+              <w:rPr>
+                <w:rFonts w:asciiTheme="minorHAnsi" w:hAnsiTheme="minorHAnsi" w:cstheme="minorHAnsi"/>
+                <w:sz w:val="20"/>
+                <w:szCs w:val="20"/>
+              </w:rPr>
+              <w:t>children,etc</w:t>
+            </w:r>
+            <w:proofErr w:type="spellEnd"/>
+            <w:proofErr w:type="gramEnd"/>
+            <w:r>
+              <w:rPr>
+                <w:rFonts w:asciiTheme="minorHAnsi" w:hAnsiTheme="minorHAnsi" w:cstheme="minorHAnsi"/>
+                <w:sz w:val="20"/>
+                <w:szCs w:val="20"/>
+              </w:rPr>
+              <w:t>)</w:t>
             </w:r>
           </w:p>
         </w:tc>
@@ -19997,6 +17237,14 @@
                 <w:szCs w:val="20"/>
               </w:rPr>
             </w:pPr>
+            <w:r>
+              <w:rPr>
+                <w:rFonts w:asciiTheme="minorHAnsi" w:hAnsiTheme="minorHAnsi" w:cstheme="minorHAnsi"/>
+                <w:sz w:val="20"/>
+                <w:szCs w:val="20"/>
+              </w:rPr>
+              <w:t>{{str2_y}}</w:t>
+            </w:r>
           </w:p>
         </w:tc>
         <w:tc>
@@ -20016,6 +17264,14 @@
                 <w:szCs w:val="20"/>
               </w:rPr>
             </w:pPr>
+            <w:r>
+              <w:rPr>
+                <w:rFonts w:asciiTheme="minorHAnsi" w:hAnsiTheme="minorHAnsi" w:cstheme="minorHAnsi"/>
+                <w:sz w:val="20"/>
+                <w:szCs w:val="20"/>
+              </w:rPr>
+              <w:t>{{str2_n}}</w:t>
+            </w:r>
           </w:p>
         </w:tc>
       </w:tr>
@@ -20165,13 +17421,23 @@
               </w:rPr>
               <w:t xml:space="preserve"> </w:t>
             </w:r>
-            <w:r>
-              <w:rPr>
-                <w:rFonts w:asciiTheme="minorHAnsi" w:hAnsiTheme="minorHAnsi" w:cstheme="minorHAnsi"/>
-                <w:sz w:val="20"/>
-                <w:szCs w:val="20"/>
-              </w:rPr>
-              <w:t>etc)</w:t>
+            <w:proofErr w:type="spellStart"/>
+            <w:r>
+              <w:rPr>
+                <w:rFonts w:asciiTheme="minorHAnsi" w:hAnsiTheme="minorHAnsi" w:cstheme="minorHAnsi"/>
+                <w:sz w:val="20"/>
+                <w:szCs w:val="20"/>
+              </w:rPr>
+              <w:t>etc</w:t>
+            </w:r>
+            <w:proofErr w:type="spellEnd"/>
+            <w:r>
+              <w:rPr>
+                <w:rFonts w:asciiTheme="minorHAnsi" w:hAnsiTheme="minorHAnsi" w:cstheme="minorHAnsi"/>
+                <w:sz w:val="20"/>
+                <w:szCs w:val="20"/>
+              </w:rPr>
+              <w:t>)</w:t>
             </w:r>
           </w:p>
         </w:tc>
@@ -20193,6 +17459,14 @@
                 <w:szCs w:val="20"/>
               </w:rPr>
             </w:pPr>
+            <w:r>
+              <w:rPr>
+                <w:rFonts w:asciiTheme="minorHAnsi" w:hAnsiTheme="minorHAnsi" w:cstheme="minorHAnsi"/>
+                <w:sz w:val="20"/>
+                <w:szCs w:val="20"/>
+              </w:rPr>
+              <w:t>{{str3_y}}</w:t>
+            </w:r>
           </w:p>
         </w:tc>
         <w:tc>
@@ -20212,6 +17486,14 @@
                 <w:szCs w:val="20"/>
               </w:rPr>
             </w:pPr>
+            <w:r>
+              <w:rPr>
+                <w:rFonts w:asciiTheme="minorHAnsi" w:hAnsiTheme="minorHAnsi" w:cstheme="minorHAnsi"/>
+                <w:sz w:val="20"/>
+                <w:szCs w:val="20"/>
+              </w:rPr>
+              <w:t>{{str3_n}}</w:t>
+            </w:r>
           </w:p>
         </w:tc>
       </w:tr>
@@ -20304,6 +17586,14 @@
                 <w:szCs w:val="20"/>
               </w:rPr>
             </w:pPr>
+            <w:r>
+              <w:rPr>
+                <w:rFonts w:asciiTheme="minorHAnsi" w:hAnsiTheme="minorHAnsi" w:cstheme="minorHAnsi"/>
+                <w:sz w:val="20"/>
+                <w:szCs w:val="20"/>
+              </w:rPr>
+              <w:t>{{str4_y}}</w:t>
+            </w:r>
           </w:p>
         </w:tc>
         <w:tc>
@@ -20323,6 +17613,14 @@
                 <w:szCs w:val="20"/>
               </w:rPr>
             </w:pPr>
+            <w:r>
+              <w:rPr>
+                <w:rFonts w:asciiTheme="minorHAnsi" w:hAnsiTheme="minorHAnsi" w:cstheme="minorHAnsi"/>
+                <w:sz w:val="20"/>
+                <w:szCs w:val="20"/>
+              </w:rPr>
+              <w:t>{{str4_n}}</w:t>
+            </w:r>
           </w:p>
         </w:tc>
       </w:tr>
@@ -20725,6 +18023,14 @@
                 <w:szCs w:val="20"/>
               </w:rPr>
             </w:pPr>
+            <w:r>
+              <w:rPr>
+                <w:rFonts w:asciiTheme="minorHAnsi" w:hAnsiTheme="minorHAnsi" w:cstheme="minorHAnsi"/>
+                <w:sz w:val="20"/>
+                <w:szCs w:val="20"/>
+              </w:rPr>
+              <w:t>{{hab1_y}}</w:t>
+            </w:r>
           </w:p>
         </w:tc>
         <w:tc>
@@ -20744,6 +18050,14 @@
                 <w:szCs w:val="20"/>
               </w:rPr>
             </w:pPr>
+            <w:r>
+              <w:rPr>
+                <w:rFonts w:asciiTheme="minorHAnsi" w:hAnsiTheme="minorHAnsi" w:cstheme="minorHAnsi"/>
+                <w:sz w:val="20"/>
+                <w:szCs w:val="20"/>
+              </w:rPr>
+              <w:t>{{hab1_n}}</w:t>
+            </w:r>
           </w:p>
         </w:tc>
       </w:tr>
@@ -20819,6 +18133,14 @@
                 <w:szCs w:val="20"/>
               </w:rPr>
             </w:pPr>
+            <w:r>
+              <w:rPr>
+                <w:rFonts w:asciiTheme="minorHAnsi" w:hAnsiTheme="minorHAnsi" w:cstheme="minorHAnsi"/>
+                <w:sz w:val="20"/>
+                <w:szCs w:val="20"/>
+              </w:rPr>
+              <w:t>{{hab2_y}}</w:t>
+            </w:r>
           </w:p>
         </w:tc>
         <w:tc>
@@ -20838,6 +18160,14 @@
                 <w:szCs w:val="20"/>
               </w:rPr>
             </w:pPr>
+            <w:r>
+              <w:rPr>
+                <w:rFonts w:asciiTheme="minorHAnsi" w:hAnsiTheme="minorHAnsi" w:cstheme="minorHAnsi"/>
+                <w:sz w:val="20"/>
+                <w:szCs w:val="20"/>
+              </w:rPr>
+              <w:t>{{hab2_n}}</w:t>
+            </w:r>
           </w:p>
         </w:tc>
       </w:tr>
@@ -20930,6 +18260,14 @@
                 <w:szCs w:val="20"/>
               </w:rPr>
             </w:pPr>
+            <w:r>
+              <w:rPr>
+                <w:rFonts w:asciiTheme="minorHAnsi" w:hAnsiTheme="minorHAnsi" w:cstheme="minorHAnsi"/>
+                <w:sz w:val="20"/>
+                <w:szCs w:val="20"/>
+              </w:rPr>
+              <w:t>{{hab3_y}}</w:t>
+            </w:r>
           </w:p>
         </w:tc>
         <w:tc>
@@ -20949,6 +18287,14 @@
                 <w:szCs w:val="20"/>
               </w:rPr>
             </w:pPr>
+            <w:r>
+              <w:rPr>
+                <w:rFonts w:asciiTheme="minorHAnsi" w:hAnsiTheme="minorHAnsi" w:cstheme="minorHAnsi"/>
+                <w:sz w:val="20"/>
+                <w:szCs w:val="20"/>
+              </w:rPr>
+              <w:t>{{hab3_n}}</w:t>
+            </w:r>
           </w:p>
         </w:tc>
       </w:tr>
@@ -21041,6 +18387,22 @@
                 <w:szCs w:val="20"/>
               </w:rPr>
             </w:pPr>
+            <w:r>
+              <w:rPr>
+                <w:rFonts w:asciiTheme="minorHAnsi" w:hAnsiTheme="minorHAnsi" w:cstheme="minorHAnsi"/>
+                <w:sz w:val="20"/>
+                <w:szCs w:val="20"/>
+              </w:rPr>
+              <w:t>{{hab4_y}</w:t>
+            </w:r>
+            <w:r>
+              <w:rPr>
+                <w:rFonts w:asciiTheme="minorHAnsi" w:hAnsiTheme="minorHAnsi" w:cstheme="minorHAnsi"/>
+                <w:sz w:val="20"/>
+                <w:szCs w:val="20"/>
+              </w:rPr>
+              <w:t>}</w:t>
+            </w:r>
           </w:p>
         </w:tc>
         <w:tc>
@@ -21060,6 +18422,14 @@
                 <w:szCs w:val="20"/>
               </w:rPr>
             </w:pPr>
+            <w:r>
+              <w:rPr>
+                <w:rFonts w:asciiTheme="minorHAnsi" w:hAnsiTheme="minorHAnsi" w:cstheme="minorHAnsi"/>
+                <w:sz w:val="20"/>
+                <w:szCs w:val="20"/>
+              </w:rPr>
+              <w:t>{{hab4_n}}</w:t>
+            </w:r>
           </w:p>
         </w:tc>
       </w:tr>
@@ -21426,6 +18796,40 @@
                 <w:szCs w:val="20"/>
               </w:rPr>
             </w:pPr>
+            <w:r>
+              <w:rPr>
+                <w:rFonts w:asciiTheme="minorHAnsi" w:hAnsiTheme="minorHAnsi" w:cstheme="minorHAnsi"/>
+                <w:sz w:val="20"/>
+                <w:szCs w:val="20"/>
+              </w:rPr>
+              <w:t>{{</w:t>
+            </w:r>
+            <w:proofErr w:type="spellStart"/>
+            <w:r>
+              <w:rPr>
+                <w:rFonts w:asciiTheme="minorHAnsi" w:hAnsiTheme="minorHAnsi" w:cstheme="minorHAnsi"/>
+                <w:sz w:val="20"/>
+                <w:szCs w:val="20"/>
+              </w:rPr>
+              <w:t>diabetes_med_yes</w:t>
+            </w:r>
+            <w:proofErr w:type="spellEnd"/>
+            <w:r>
+              <w:rPr>
+                <w:rFonts w:asciiTheme="minorHAnsi" w:hAnsiTheme="minorHAnsi" w:cstheme="minorHAnsi"/>
+                <w:sz w:val="20"/>
+                <w:szCs w:val="20"/>
+              </w:rPr>
+              <w:t>}}</w:t>
+            </w:r>
+            <w:r>
+              <w:rPr>
+                <w:rFonts w:asciiTheme="minorHAnsi" w:hAnsiTheme="minorHAnsi" w:cstheme="minorHAnsi"/>
+                <w:sz w:val="20"/>
+                <w:szCs w:val="20"/>
+              </w:rPr>
+              <w:tab/>
+            </w:r>
           </w:p>
         </w:tc>
         <w:tc>
@@ -21445,6 +18849,32 @@
                 <w:szCs w:val="20"/>
               </w:rPr>
             </w:pPr>
+            <w:r>
+              <w:rPr>
+                <w:rFonts w:asciiTheme="minorHAnsi" w:hAnsiTheme="minorHAnsi" w:cstheme="minorHAnsi"/>
+                <w:sz w:val="20"/>
+                <w:szCs w:val="20"/>
+              </w:rPr>
+              <w:t>{{</w:t>
+            </w:r>
+            <w:proofErr w:type="spellStart"/>
+            <w:r>
+              <w:rPr>
+                <w:rFonts w:asciiTheme="minorHAnsi" w:hAnsiTheme="minorHAnsi" w:cstheme="minorHAnsi"/>
+                <w:sz w:val="20"/>
+                <w:szCs w:val="20"/>
+              </w:rPr>
+              <w:t>diabetes_med_no</w:t>
+            </w:r>
+            <w:proofErr w:type="spellEnd"/>
+            <w:r>
+              <w:rPr>
+                <w:rFonts w:asciiTheme="minorHAnsi" w:hAnsiTheme="minorHAnsi" w:cstheme="minorHAnsi"/>
+                <w:sz w:val="20"/>
+                <w:szCs w:val="20"/>
+              </w:rPr>
+              <w:t>}}</w:t>
+            </w:r>
           </w:p>
         </w:tc>
       </w:tr>
@@ -21520,6 +18950,32 @@
                 <w:szCs w:val="20"/>
               </w:rPr>
             </w:pPr>
+            <w:r>
+              <w:rPr>
+                <w:rFonts w:asciiTheme="minorHAnsi" w:hAnsiTheme="minorHAnsi" w:cstheme="minorHAnsi"/>
+                <w:sz w:val="20"/>
+                <w:szCs w:val="20"/>
+              </w:rPr>
+              <w:t>{{</w:t>
+            </w:r>
+            <w:proofErr w:type="spellStart"/>
+            <w:r>
+              <w:rPr>
+                <w:rFonts w:asciiTheme="minorHAnsi" w:hAnsiTheme="minorHAnsi" w:cstheme="minorHAnsi"/>
+                <w:sz w:val="20"/>
+                <w:szCs w:val="20"/>
+              </w:rPr>
+              <w:t>diabetes_unmed_yes</w:t>
+            </w:r>
+            <w:proofErr w:type="spellEnd"/>
+            <w:r>
+              <w:rPr>
+                <w:rFonts w:asciiTheme="minorHAnsi" w:hAnsiTheme="minorHAnsi" w:cstheme="minorHAnsi"/>
+                <w:sz w:val="20"/>
+                <w:szCs w:val="20"/>
+              </w:rPr>
+              <w:t>}}</w:t>
+            </w:r>
           </w:p>
         </w:tc>
         <w:tc>
@@ -21539,6 +18995,32 @@
                 <w:szCs w:val="20"/>
               </w:rPr>
             </w:pPr>
+            <w:r>
+              <w:rPr>
+                <w:rFonts w:asciiTheme="minorHAnsi" w:hAnsiTheme="minorHAnsi" w:cstheme="minorHAnsi"/>
+                <w:sz w:val="20"/>
+                <w:szCs w:val="20"/>
+              </w:rPr>
+              <w:t>{{</w:t>
+            </w:r>
+            <w:proofErr w:type="spellStart"/>
+            <w:r>
+              <w:rPr>
+                <w:rFonts w:asciiTheme="minorHAnsi" w:hAnsiTheme="minorHAnsi" w:cstheme="minorHAnsi"/>
+                <w:sz w:val="20"/>
+                <w:szCs w:val="20"/>
+              </w:rPr>
+              <w:t>diabetes_unmed_no</w:t>
+            </w:r>
+            <w:proofErr w:type="spellEnd"/>
+            <w:r>
+              <w:rPr>
+                <w:rFonts w:asciiTheme="minorHAnsi" w:hAnsiTheme="minorHAnsi" w:cstheme="minorHAnsi"/>
+                <w:sz w:val="20"/>
+                <w:szCs w:val="20"/>
+              </w:rPr>
+              <w:t>}}</w:t>
+            </w:r>
           </w:p>
         </w:tc>
       </w:tr>
@@ -21614,6 +19096,32 @@
                 <w:szCs w:val="20"/>
               </w:rPr>
             </w:pPr>
+            <w:r>
+              <w:rPr>
+                <w:rFonts w:asciiTheme="minorHAnsi" w:hAnsiTheme="minorHAnsi" w:cstheme="minorHAnsi"/>
+                <w:sz w:val="20"/>
+                <w:szCs w:val="20"/>
+              </w:rPr>
+              <w:t>{{</w:t>
+            </w:r>
+            <w:proofErr w:type="spellStart"/>
+            <w:r>
+              <w:rPr>
+                <w:rFonts w:asciiTheme="minorHAnsi" w:hAnsiTheme="minorHAnsi" w:cstheme="minorHAnsi"/>
+                <w:sz w:val="20"/>
+                <w:szCs w:val="20"/>
+              </w:rPr>
+              <w:t>family_hist_yes</w:t>
+            </w:r>
+            <w:proofErr w:type="spellEnd"/>
+            <w:r>
+              <w:rPr>
+                <w:rFonts w:asciiTheme="minorHAnsi" w:hAnsiTheme="minorHAnsi" w:cstheme="minorHAnsi"/>
+                <w:sz w:val="20"/>
+                <w:szCs w:val="20"/>
+              </w:rPr>
+              <w:t>}}</w:t>
+            </w:r>
           </w:p>
         </w:tc>
         <w:tc>
@@ -21625,14 +19133,37 @@
           </w:tcPr>
           <w:p>
             <w:pPr>
-              <w:pStyle w:val="TableParagraph"/>
-              <w:spacing w:before="44" w:line="205" w:lineRule="exact"/>
-              <w:rPr>
-                <w:rFonts w:asciiTheme="minorHAnsi" w:hAnsiTheme="minorHAnsi" w:cstheme="minorHAnsi"/>
-                <w:sz w:val="20"/>
-                <w:szCs w:val="20"/>
+              <w:widowControl/>
+              <w:autoSpaceDE/>
+              <w:autoSpaceDN/>
+              <w:rPr>
+                <w:rFonts w:ascii="Times New Roman" w:eastAsia="Times New Roman" w:hAnsi="Times New Roman" w:cs="Times New Roman"/>
+                <w:lang w:val="en-AE"/>
               </w:rPr>
             </w:pPr>
+            <w:r>
+              <w:rPr>
+                <w:rStyle w:val="markdown-inline-code"/>
+                <w:rFonts w:ascii="Consolas" w:hAnsi="Consolas"/>
+              </w:rPr>
+              <w:t>{{</w:t>
+            </w:r>
+            <w:proofErr w:type="spellStart"/>
+            <w:r>
+              <w:rPr>
+                <w:rStyle w:val="markdown-inline-code"/>
+                <w:rFonts w:ascii="Consolas" w:hAnsi="Consolas"/>
+              </w:rPr>
+              <w:t>family_hist_no</w:t>
+            </w:r>
+            <w:proofErr w:type="spellEnd"/>
+            <w:r>
+              <w:rPr>
+                <w:rStyle w:val="markdown-inline-code"/>
+                <w:rFonts w:ascii="Consolas" w:hAnsi="Consolas"/>
+              </w:rPr>
+              <w:t>}}</w:t>
+            </w:r>
           </w:p>
         </w:tc>
       </w:tr>
@@ -21827,12 +19358,14 @@
         </w:rPr>
         <w:t xml:space="preserve"> </w:t>
       </w:r>
+      <w:proofErr w:type="spellStart"/>
       <w:r>
         <w:rPr>
           <w:rFonts w:asciiTheme="minorHAnsi" w:hAnsiTheme="minorHAnsi" w:cstheme="minorHAnsi"/>
         </w:rPr>
         <w:t>Behaviour</w:t>
       </w:r>
+      <w:proofErr w:type="spellEnd"/>
       <w:r>
         <w:rPr>
           <w:rFonts w:asciiTheme="minorHAnsi" w:hAnsiTheme="minorHAnsi" w:cstheme="minorHAnsi"/>
@@ -21875,7 +19408,7 @@
           <w:noProof/>
         </w:rPr>
         <w:drawing>
-          <wp:anchor distT="0" distB="0" distL="0" distR="0" simplePos="0" relativeHeight="251661312" behindDoc="0" locked="0" layoutInCell="1" allowOverlap="1" wp14:anchorId="163FBCBE" wp14:editId="26388C95">
+          <wp:anchor distT="0" distB="0" distL="0" distR="0" simplePos="0" relativeHeight="251661312" behindDoc="0" locked="0" layoutInCell="1" allowOverlap="1" wp14:anchorId="163FBCBE" wp14:editId="3598003C">
             <wp:simplePos x="0" y="0"/>
             <wp:positionH relativeFrom="page">
               <wp:posOffset>669235</wp:posOffset>
@@ -21886,7 +19419,7 @@
             <wp:extent cx="3082734" cy="2560034"/>
             <wp:effectExtent l="0" t="0" r="0" b="0"/>
             <wp:wrapTopAndBottom/>
-            <wp:docPr id="15" name="image8.png"/>
+            <wp:docPr id="15" name="image8.png" descr="stress_popup_chart_image"/>
             <wp:cNvGraphicFramePr>
               <a:graphicFrameLocks xmlns:a="http://schemas.openxmlformats.org/drawingml/2006/main" noChangeAspect="1"/>
             </wp:cNvGraphicFramePr>
@@ -21894,11 +19427,11 @@
               <a:graphicData uri="http://schemas.openxmlformats.org/drawingml/2006/picture">
                 <pic:pic xmlns:pic="http://schemas.openxmlformats.org/drawingml/2006/picture">
                   <pic:nvPicPr>
-                    <pic:cNvPr id="16" name="image8.png"/>
+                    <pic:cNvPr id="15" name="image8.png" descr="stress_popup_chart_image"/>
                     <pic:cNvPicPr/>
                   </pic:nvPicPr>
                   <pic:blipFill>
-                    <a:blip r:embed="rId19" cstate="print"/>
+                    <a:blip r:embed="rId20" cstate="print"/>
                     <a:stretch>
                       <a:fillRect/>
                     </a:stretch>
@@ -21924,7 +19457,7 @@
           <w:noProof/>
         </w:rPr>
         <w:drawing>
-          <wp:anchor distT="0" distB="0" distL="0" distR="0" simplePos="0" relativeHeight="251662336" behindDoc="0" locked="0" layoutInCell="1" allowOverlap="1" wp14:anchorId="6275F583" wp14:editId="62588412">
+          <wp:anchor distT="0" distB="0" distL="0" distR="0" simplePos="0" relativeHeight="251662336" behindDoc="0" locked="0" layoutInCell="1" allowOverlap="1" wp14:anchorId="6275F583" wp14:editId="719B0092">
             <wp:simplePos x="0" y="0"/>
             <wp:positionH relativeFrom="page">
               <wp:posOffset>3918512</wp:posOffset>
@@ -21935,7 +19468,7 @@
             <wp:extent cx="2887848" cy="2560034"/>
             <wp:effectExtent l="0" t="0" r="0" b="0"/>
             <wp:wrapTopAndBottom/>
-            <wp:docPr id="17" name="image9.png"/>
+            <wp:docPr id="17" name="image9.png" descr="habits_popup_chart_image"/>
             <wp:cNvGraphicFramePr>
               <a:graphicFrameLocks xmlns:a="http://schemas.openxmlformats.org/drawingml/2006/main" noChangeAspect="1"/>
             </wp:cNvGraphicFramePr>
@@ -21943,11 +19476,11 @@
               <a:graphicData uri="http://schemas.openxmlformats.org/drawingml/2006/picture">
                 <pic:pic xmlns:pic="http://schemas.openxmlformats.org/drawingml/2006/picture">
                   <pic:nvPicPr>
-                    <pic:cNvPr id="18" name="image9.png"/>
+                    <pic:cNvPr id="17" name="image9.png" descr="habits_popup_chart_image"/>
                     <pic:cNvPicPr/>
                   </pic:nvPicPr>
                   <pic:blipFill>
-                    <a:blip r:embed="rId20" cstate="print"/>
+                    <a:blip r:embed="rId21" cstate="print"/>
                     <a:stretch>
                       <a:fillRect/>
                     </a:stretch>
@@ -26028,7 +23561,6 @@
   <w:style w:type="character" w:default="1" w:styleId="DefaultParagraphFont">
     <w:name w:val="Default Paragraph Font"/>
     <w:uiPriority w:val="1"/>
-    <w:semiHidden/>
     <w:unhideWhenUsed/>
   </w:style>
   <w:style w:type="table" w:default="1" w:styleId="TableNormal">
@@ -26464,6 +23996,11 @@
       <w:b/>
       <w:bCs/>
     </w:rPr>
+  </w:style>
+  <w:style w:type="character" w:customStyle="1" w:styleId="markdown-inline-code">
+    <w:name w:val="markdown-inline-code"/>
+    <w:basedOn w:val="DefaultParagraphFont"/>
+    <w:rsid w:val="003F376D"/>
   </w:style>
 </w:styles>
 </file>
@@ -29776,4 +27313,16 @@
     </a:ext>
   </a:extLst>
 </a:theme>
+</file>
+
+<file path=customXml/item1.xml><?xml version="1.0" encoding="utf-8"?>
+<b:Sources xmlns:b="http://schemas.openxmlformats.org/officeDocument/2006/bibliography" xmlns="http://schemas.openxmlformats.org/officeDocument/2006/bibliography" SelectedStyle="\APASixthEditionOfficeOnline.xsl" StyleName="APA" Version="6"/>
+</file>
+
+<file path=customXml/itemProps1.xml><?xml version="1.0" encoding="utf-8"?>
+<ds:datastoreItem xmlns:ds="http://schemas.openxmlformats.org/officeDocument/2006/customXml" ds:itemID="{62139AFB-017E-418D-9053-A94148897975}">
+  <ds:schemaRefs>
+    <ds:schemaRef ds:uri="http://schemas.openxmlformats.org/officeDocument/2006/bibliography"/>
+  </ds:schemaRefs>
+</ds:datastoreItem>
 </file>
--- a/Group Profile CorporateHRA Scan.docx
+++ b/Group Profile CorporateHRA Scan.docx
@@ -70,44 +70,13 @@
                               <w:jc w:val="center"/>
                               <w:rPr>
                                 <w:color w:val="FF0000"/>
-                                <w:highlight w:val="lightGray"/>
                               </w:rPr>
                             </w:pPr>
                             <w:r>
                               <w:rPr>
                                 <w:color w:val="FF0000"/>
-                                <w:highlight w:val="lightGray"/>
                               </w:rPr>
-                              <w:t>CORPOR</w:t>
-                            </w:r>
-                            <w:r>
-                              <w:rPr>
-                                <w:color w:val="FF0000"/>
-                                <w:highlight w:val="lightGray"/>
-                              </w:rPr>
-                              <w:t>A</w:t>
-                            </w:r>
-                            <w:r>
-                              <w:rPr>
-                                <w:color w:val="FF0000"/>
-                                <w:highlight w:val="lightGray"/>
-                              </w:rPr>
-                              <w:t>TE / INSTITUTION NAME</w:t>
-                            </w:r>
-                          </w:p>
-                          <w:p>
-                            <w:pPr>
-                              <w:jc w:val="center"/>
-                              <w:rPr>
-                                <w:color w:val="FF0000"/>
-                              </w:rPr>
-                            </w:pPr>
-                            <w:r>
-                              <w:rPr>
-                                <w:color w:val="FF0000"/>
-                                <w:highlight w:val="lightGray"/>
-                              </w:rPr>
-                              <w:t>STATE, COUNTRY</w:t>
+                              <w:t>{{company_name}}</w:t>
                             </w:r>
                           </w:p>
                         </w:txbxContent>
@@ -142,44 +111,13 @@
                         <w:jc w:val="center"/>
                         <w:rPr>
                           <w:color w:val="FF0000"/>
-                          <w:highlight w:val="lightGray"/>
                         </w:rPr>
                       </w:pPr>
                       <w:r>
                         <w:rPr>
                           <w:color w:val="FF0000"/>
-                          <w:highlight w:val="lightGray"/>
                         </w:rPr>
-                        <w:t>CORPOR</w:t>
-                      </w:r>
-                      <w:r>
-                        <w:rPr>
-                          <w:color w:val="FF0000"/>
-                          <w:highlight w:val="lightGray"/>
-                        </w:rPr>
-                        <w:t>A</w:t>
-                      </w:r>
-                      <w:r>
-                        <w:rPr>
-                          <w:color w:val="FF0000"/>
-                          <w:highlight w:val="lightGray"/>
-                        </w:rPr>
-                        <w:t>TE / INSTITUTION NAME</w:t>
-                      </w:r>
-                    </w:p>
-                    <w:p>
-                      <w:pPr>
-                        <w:jc w:val="center"/>
-                        <w:rPr>
-                          <w:color w:val="FF0000"/>
-                        </w:rPr>
-                      </w:pPr>
-                      <w:r>
-                        <w:rPr>
-                          <w:color w:val="FF0000"/>
-                          <w:highlight w:val="lightGray"/>
-                        </w:rPr>
-                        <w:t>STATE, COUNTRY</w:t>
+                        <w:t>{{company_name}}</w:t>
                       </w:r>
                     </w:p>
                   </w:txbxContent>
@@ -190,7 +128,6 @@
           </mc:Fallback>
         </mc:AlternateContent>
       </w:r>
-      <w:proofErr w:type="gramStart"/>
       <w:r>
         <w:rPr>
           <w:rFonts w:asciiTheme="minorHAnsi" w:hAnsiTheme="minorHAnsi" w:cstheme="minorHAnsi"/>
@@ -203,24 +140,7 @@
           <w:rFonts w:asciiTheme="minorHAnsi" w:hAnsiTheme="minorHAnsi" w:cstheme="minorHAnsi"/>
           <w:spacing w:val="1"/>
         </w:rPr>
-        <w:t>{{</w:t>
-      </w:r>
-      <w:proofErr w:type="spellStart"/>
-      <w:proofErr w:type="gramEnd"/>
-      <w:r>
-        <w:rPr>
-          <w:rFonts w:asciiTheme="minorHAnsi" w:hAnsiTheme="minorHAnsi" w:cstheme="minorHAnsi"/>
-          <w:spacing w:val="1"/>
-        </w:rPr>
-        <w:t>current_date</w:t>
-      </w:r>
-      <w:proofErr w:type="spellEnd"/>
-      <w:r>
-        <w:rPr>
-          <w:rFonts w:asciiTheme="minorHAnsi" w:hAnsiTheme="minorHAnsi" w:cstheme="minorHAnsi"/>
-          <w:spacing w:val="1"/>
-        </w:rPr>
-        <w:t>}}</w:t>
+        <w:t>{{current_date}}</w:t>
       </w:r>
     </w:p>
     <w:p>
@@ -602,7 +522,6 @@
         </w:rPr>
         <w:t>{</w:t>
       </w:r>
-      <w:proofErr w:type="spellStart"/>
       <w:r>
         <w:rPr>
           <w:rFonts w:asciiTheme="minorHAnsi" w:hAnsiTheme="minorHAnsi" w:cstheme="minorHAnsi"/>
@@ -619,7 +538,6 @@
         </w:rPr>
         <w:t>_date</w:t>
       </w:r>
-      <w:proofErr w:type="spellEnd"/>
       <w:r>
         <w:rPr>
           <w:rFonts w:asciiTheme="minorHAnsi" w:hAnsiTheme="minorHAnsi" w:cstheme="minorHAnsi"/>
@@ -668,27 +586,8 @@
           <w:sz w:val="20"/>
           <w:szCs w:val="20"/>
         </w:rPr>
-        <w:t>{</w:t>
-      </w:r>
-      <w:proofErr w:type="spellStart"/>
-      <w:r>
-        <w:rPr>
-          <w:rFonts w:asciiTheme="minorHAnsi" w:hAnsiTheme="minorHAnsi" w:cstheme="minorHAnsi"/>
-          <w:sz w:val="20"/>
-          <w:szCs w:val="20"/>
-        </w:rPr>
-        <w:t>e_</w:t>
-      </w:r>
-      <w:proofErr w:type="gramStart"/>
-      <w:r>
-        <w:rPr>
-          <w:rFonts w:asciiTheme="minorHAnsi" w:hAnsiTheme="minorHAnsi" w:cstheme="minorHAnsi"/>
-          <w:sz w:val="20"/>
-          <w:szCs w:val="20"/>
-        </w:rPr>
-        <w:t>date</w:t>
-      </w:r>
-      <w:proofErr w:type="spellEnd"/>
+        <w:t>{e_date}</w:t>
+      </w:r>
       <w:r>
         <w:rPr>
           <w:rFonts w:asciiTheme="minorHAnsi" w:hAnsiTheme="minorHAnsi" w:cstheme="minorHAnsi"/>
@@ -703,17 +602,8 @@
           <w:sz w:val="20"/>
           <w:szCs w:val="20"/>
         </w:rPr>
-        <w:t>}</w:t>
-      </w:r>
-      <w:r>
-        <w:rPr>
-          <w:rFonts w:asciiTheme="minorHAnsi" w:hAnsiTheme="minorHAnsi" w:cstheme="minorHAnsi"/>
-          <w:sz w:val="20"/>
-          <w:szCs w:val="20"/>
-        </w:rPr>
         <w:t>.</w:t>
       </w:r>
-      <w:proofErr w:type="gramEnd"/>
     </w:p>
     <w:p>
       <w:pPr>
@@ -853,18 +743,8 @@
           <w:sz w:val="20"/>
           <w:szCs w:val="20"/>
         </w:rPr>
-        <w:t>{</w:t>
-      </w:r>
-      <w:proofErr w:type="spellStart"/>
-      <w:r>
-        <w:rPr>
-          <w:rFonts w:asciiTheme="minorHAnsi" w:hAnsiTheme="minorHAnsi" w:cstheme="minorHAnsi"/>
-          <w:sz w:val="20"/>
-          <w:szCs w:val="20"/>
-        </w:rPr>
-        <w:t>m_per</w:t>
-      </w:r>
-      <w:proofErr w:type="spellEnd"/>
+        <w:t>{m_per</w:t>
+      </w:r>
       <w:r>
         <w:rPr>
           <w:rFonts w:asciiTheme="minorHAnsi" w:hAnsiTheme="minorHAnsi" w:cstheme="minorHAnsi"/>
@@ -905,18 +785,8 @@
           <w:sz w:val="20"/>
           <w:szCs w:val="20"/>
         </w:rPr>
-        <w:t>{</w:t>
-      </w:r>
-      <w:proofErr w:type="spellStart"/>
-      <w:r>
-        <w:rPr>
-          <w:rFonts w:asciiTheme="minorHAnsi" w:hAnsiTheme="minorHAnsi" w:cstheme="minorHAnsi"/>
-          <w:sz w:val="20"/>
-          <w:szCs w:val="20"/>
-        </w:rPr>
-        <w:t>f_per</w:t>
-      </w:r>
-      <w:proofErr w:type="spellEnd"/>
+        <w:t>{f_per</w:t>
+      </w:r>
       <w:r>
         <w:rPr>
           <w:rFonts w:asciiTheme="minorHAnsi" w:hAnsiTheme="minorHAnsi" w:cstheme="minorHAnsi"/>
@@ -1138,7 +1008,6 @@
         </w:rPr>
         <w:t xml:space="preserve"> </w:t>
       </w:r>
-      <w:proofErr w:type="gramStart"/>
       <w:r>
         <w:rPr>
           <w:rFonts w:asciiTheme="minorHAnsi" w:hAnsiTheme="minorHAnsi" w:cstheme="minorHAnsi"/>
@@ -1155,16 +1024,7 @@
           <w:sz w:val="20"/>
           <w:szCs w:val="20"/>
         </w:rPr>
-        <w:t xml:space="preserve"> of</w:t>
-      </w:r>
-      <w:proofErr w:type="gramEnd"/>
-      <w:r>
-        <w:rPr>
-          <w:rFonts w:asciiTheme="minorHAnsi" w:hAnsiTheme="minorHAnsi" w:cstheme="minorHAnsi"/>
-          <w:sz w:val="20"/>
-          <w:szCs w:val="20"/>
-        </w:rPr>
-        <w:t xml:space="preserve"> the </w:t>
+        <w:t xml:space="preserve"> of the </w:t>
       </w:r>
       <w:r>
         <w:rPr>
@@ -1252,34 +1112,7 @@
           <w:sz w:val="20"/>
           <w:szCs w:val="20"/>
         </w:rPr>
-        <w:t>falls within the 31–</w:t>
-      </w:r>
-      <w:proofErr w:type="gramStart"/>
-      <w:r>
-        <w:rPr>
-          <w:rFonts w:asciiTheme="minorHAnsi" w:hAnsiTheme="minorHAnsi" w:cstheme="minorHAnsi"/>
-          <w:sz w:val="20"/>
-          <w:szCs w:val="20"/>
-        </w:rPr>
-        <w:t>40 year</w:t>
-      </w:r>
-      <w:proofErr w:type="gramEnd"/>
-      <w:r>
-        <w:rPr>
-          <w:rFonts w:asciiTheme="minorHAnsi" w:hAnsiTheme="minorHAnsi" w:cstheme="minorHAnsi"/>
-          <w:sz w:val="20"/>
-          <w:szCs w:val="20"/>
-        </w:rPr>
-        <w:t xml:space="preserve"> age group. </w:t>
-      </w:r>
-      <w:proofErr w:type="gramStart"/>
-      <w:r>
-        <w:rPr>
-          <w:rFonts w:asciiTheme="minorHAnsi" w:hAnsiTheme="minorHAnsi" w:cstheme="minorHAnsi"/>
-          <w:sz w:val="20"/>
-          <w:szCs w:val="20"/>
-        </w:rPr>
-        <w:t xml:space="preserve">Cumulatively, </w:t>
+        <w:t xml:space="preserve">falls within the 31–40 year age group. Cumulatively, </w:t>
       </w:r>
       <w:r>
         <w:rPr>
@@ -1289,23 +1122,13 @@
         </w:rPr>
         <w:t>{{</w:t>
       </w:r>
-      <w:proofErr w:type="gramEnd"/>
-      <w:r>
-        <w:rPr>
-          <w:rFonts w:asciiTheme="minorHAnsi" w:hAnsiTheme="minorHAnsi" w:cstheme="minorHAnsi"/>
-          <w:sz w:val="20"/>
-          <w:szCs w:val="20"/>
-        </w:rPr>
-        <w:t>under_40_</w:t>
-      </w:r>
-      <w:proofErr w:type="gramStart"/>
-      <w:r>
-        <w:rPr>
-          <w:rFonts w:asciiTheme="minorHAnsi" w:hAnsiTheme="minorHAnsi" w:cstheme="minorHAnsi"/>
-          <w:sz w:val="20"/>
-          <w:szCs w:val="20"/>
-        </w:rPr>
-        <w:t>per</w:t>
+      <w:r>
+        <w:rPr>
+          <w:rFonts w:asciiTheme="minorHAnsi" w:hAnsiTheme="minorHAnsi" w:cstheme="minorHAnsi"/>
+          <w:sz w:val="20"/>
+          <w:szCs w:val="20"/>
+        </w:rPr>
+        <w:t>under_40_per</w:t>
       </w:r>
       <w:r>
         <w:rPr>
@@ -1331,7 +1154,6 @@
         </w:rPr>
         <w:t>%</w:t>
       </w:r>
-      <w:proofErr w:type="gramEnd"/>
       <w:r>
         <w:rPr>
           <w:rFonts w:asciiTheme="minorHAnsi" w:hAnsiTheme="minorHAnsi" w:cstheme="minorHAnsi"/>
@@ -1354,16 +1176,7 @@
           <w:sz w:val="20"/>
           <w:szCs w:val="20"/>
         </w:rPr>
-        <w:t>age_40_plus_</w:t>
-      </w:r>
-      <w:proofErr w:type="gramStart"/>
-      <w:r>
-        <w:rPr>
-          <w:rFonts w:asciiTheme="minorHAnsi" w:hAnsiTheme="minorHAnsi" w:cstheme="minorHAnsi"/>
-          <w:sz w:val="20"/>
-          <w:szCs w:val="20"/>
-        </w:rPr>
-        <w:t>p</w:t>
+        <w:t>age_40_plus_p</w:t>
       </w:r>
       <w:r>
         <w:rPr>
@@ -1397,7 +1210,6 @@
         </w:rPr>
         <w:t>%</w:t>
       </w:r>
-      <w:proofErr w:type="gramEnd"/>
       <w:r>
         <w:rPr>
           <w:rFonts w:asciiTheme="minorHAnsi" w:hAnsiTheme="minorHAnsi" w:cstheme="minorHAnsi"/>
@@ -1522,7 +1334,6 @@
         </w:rPr>
         <w:t>{{</w:t>
       </w:r>
-      <w:proofErr w:type="spellStart"/>
       <w:r>
         <w:rPr>
           <w:rFonts w:asciiTheme="minorHAnsi" w:hAnsiTheme="minorHAnsi" w:cstheme="minorHAnsi"/>
@@ -1531,7 +1342,6 @@
         </w:rPr>
         <w:t>asian_descent_pct</w:t>
       </w:r>
-      <w:proofErr w:type="spellEnd"/>
       <w:r>
         <w:rPr>
           <w:rFonts w:asciiTheme="minorHAnsi" w:hAnsiTheme="minorHAnsi" w:cstheme="minorHAnsi"/>
@@ -1576,7 +1386,6 @@
         </w:rPr>
         <w:t>{{</w:t>
       </w:r>
-      <w:proofErr w:type="spellStart"/>
       <w:r>
         <w:rPr>
           <w:rStyle w:val="Strong"/>
@@ -1586,8 +1395,6 @@
         </w:rPr>
         <w:t>middle_eastern_pct</w:t>
       </w:r>
-      <w:proofErr w:type="spellEnd"/>
-      <w:proofErr w:type="gramStart"/>
       <w:r>
         <w:rPr>
           <w:rStyle w:val="Strong"/>
@@ -1604,9 +1411,28 @@
           <w:sz w:val="20"/>
           <w:szCs w:val="20"/>
         </w:rPr>
-        <w:t>%</w:t>
-      </w:r>
-      <w:proofErr w:type="gramEnd"/>
+        <w:t>% Middle Eastern</w:t>
+      </w:r>
+      <w:r>
+        <w:rPr>
+          <w:rFonts w:asciiTheme="minorHAnsi" w:hAnsiTheme="minorHAnsi" w:cstheme="minorHAnsi"/>
+          <w:b/>
+          <w:bCs/>
+          <w:sz w:val="20"/>
+          <w:szCs w:val="20"/>
+        </w:rPr>
+        <w:t xml:space="preserve">, </w:t>
+      </w:r>
+      <w:r>
+        <w:rPr>
+          <w:rFonts w:asciiTheme="minorHAnsi" w:hAnsiTheme="minorHAnsi" w:cstheme="minorHAnsi"/>
+          <w:b/>
+          <w:bCs/>
+          <w:sz w:val="20"/>
+          <w:szCs w:val="20"/>
+        </w:rPr>
+        <w:t>{{</w:t>
+      </w:r>
       <w:r>
         <w:rPr>
           <w:rStyle w:val="Strong"/>
@@ -1614,7 +1440,25 @@
           <w:sz w:val="20"/>
           <w:szCs w:val="20"/>
         </w:rPr>
-        <w:t xml:space="preserve"> Middle Eastern</w:t>
+        <w:t>african_descent_pct</w:t>
+      </w:r>
+      <w:r>
+        <w:rPr>
+          <w:rStyle w:val="Strong"/>
+          <w:rFonts w:asciiTheme="minorHAnsi" w:eastAsiaTheme="majorEastAsia" w:hAnsiTheme="minorHAnsi" w:cstheme="minorHAnsi"/>
+          <w:sz w:val="20"/>
+          <w:szCs w:val="20"/>
+        </w:rPr>
+        <w:t>}}</w:t>
+      </w:r>
+      <w:r>
+        <w:rPr>
+          <w:rStyle w:val="Strong"/>
+          <w:rFonts w:asciiTheme="minorHAnsi" w:eastAsiaTheme="majorEastAsia" w:hAnsiTheme="minorHAnsi" w:cstheme="minorHAnsi"/>
+          <w:sz w:val="20"/>
+          <w:szCs w:val="20"/>
+        </w:rPr>
+        <w:t>% African</w:t>
       </w:r>
       <w:r>
         <w:rPr>
@@ -1629,14 +1473,21 @@
       <w:r>
         <w:rPr>
           <w:rFonts w:asciiTheme="minorHAnsi" w:hAnsiTheme="minorHAnsi" w:cstheme="minorHAnsi"/>
+          <w:sz w:val="20"/>
+          <w:szCs w:val="20"/>
+        </w:rPr>
+        <w:t>and</w:t>
+      </w:r>
+      <w:r>
+        <w:rPr>
+          <w:rFonts w:asciiTheme="minorHAnsi" w:hAnsiTheme="minorHAnsi" w:cstheme="minorHAnsi"/>
           <w:b/>
           <w:bCs/>
           <w:sz w:val="20"/>
           <w:szCs w:val="20"/>
         </w:rPr>
-        <w:t>{{</w:t>
-      </w:r>
-      <w:proofErr w:type="spellStart"/>
+        <w:t xml:space="preserve"> </w:t>
+      </w:r>
       <w:r>
         <w:rPr>
           <w:rStyle w:val="Strong"/>
@@ -1644,10 +1495,8 @@
           <w:sz w:val="20"/>
           <w:szCs w:val="20"/>
         </w:rPr>
-        <w:t>african_descent_pct</w:t>
-      </w:r>
-      <w:proofErr w:type="spellEnd"/>
-      <w:proofErr w:type="gramStart"/>
+        <w:t>{{</w:t>
+      </w:r>
       <w:r>
         <w:rPr>
           <w:rStyle w:val="Strong"/>
@@ -1655,7 +1504,7 @@
           <w:sz w:val="20"/>
           <w:szCs w:val="20"/>
         </w:rPr>
-        <w:t>}}</w:t>
+        <w:t>european_descent_pct</w:t>
       </w:r>
       <w:r>
         <w:rPr>
@@ -1664,9 +1513,8 @@
           <w:sz w:val="20"/>
           <w:szCs w:val="20"/>
         </w:rPr>
-        <w:t>%</w:t>
-      </w:r>
-      <w:proofErr w:type="gramEnd"/>
+        <w:t>}}</w:t>
+      </w:r>
       <w:r>
         <w:rPr>
           <w:rStyle w:val="Strong"/>
@@ -1674,76 +1522,8 @@
           <w:sz w:val="20"/>
           <w:szCs w:val="20"/>
         </w:rPr>
-        <w:t xml:space="preserve"> African</w:t>
-      </w:r>
-      <w:r>
-        <w:rPr>
-          <w:rFonts w:asciiTheme="minorHAnsi" w:hAnsiTheme="minorHAnsi" w:cstheme="minorHAnsi"/>
-          <w:b/>
-          <w:bCs/>
-          <w:sz w:val="20"/>
-          <w:szCs w:val="20"/>
-        </w:rPr>
-        <w:t xml:space="preserve">, </w:t>
-      </w:r>
-      <w:r>
-        <w:rPr>
-          <w:rFonts w:asciiTheme="minorHAnsi" w:hAnsiTheme="minorHAnsi" w:cstheme="minorHAnsi"/>
-          <w:sz w:val="20"/>
-          <w:szCs w:val="20"/>
-        </w:rPr>
-        <w:t>and</w:t>
-      </w:r>
-      <w:r>
-        <w:rPr>
-          <w:rFonts w:asciiTheme="minorHAnsi" w:hAnsiTheme="minorHAnsi" w:cstheme="minorHAnsi"/>
-          <w:b/>
-          <w:bCs/>
-          <w:sz w:val="20"/>
-          <w:szCs w:val="20"/>
-        </w:rPr>
-        <w:t xml:space="preserve"> </w:t>
-      </w:r>
-      <w:r>
-        <w:rPr>
-          <w:rStyle w:val="Strong"/>
-          <w:rFonts w:asciiTheme="minorHAnsi" w:eastAsiaTheme="majorEastAsia" w:hAnsiTheme="minorHAnsi" w:cstheme="minorHAnsi"/>
-          <w:sz w:val="20"/>
-          <w:szCs w:val="20"/>
-        </w:rPr>
-        <w:t>{{</w:t>
-      </w:r>
-      <w:proofErr w:type="spellStart"/>
-      <w:r>
-        <w:rPr>
-          <w:rStyle w:val="Strong"/>
-          <w:rFonts w:asciiTheme="minorHAnsi" w:eastAsiaTheme="majorEastAsia" w:hAnsiTheme="minorHAnsi" w:cstheme="minorHAnsi"/>
-          <w:sz w:val="20"/>
-          <w:szCs w:val="20"/>
-        </w:rPr>
-        <w:t>european_descent_pct</w:t>
-      </w:r>
-      <w:proofErr w:type="spellEnd"/>
-      <w:proofErr w:type="gramStart"/>
-      <w:r>
-        <w:rPr>
-          <w:rStyle w:val="Strong"/>
-          <w:rFonts w:asciiTheme="minorHAnsi" w:eastAsiaTheme="majorEastAsia" w:hAnsiTheme="minorHAnsi" w:cstheme="minorHAnsi"/>
-          <w:sz w:val="20"/>
-          <w:szCs w:val="20"/>
-        </w:rPr>
-        <w:t>}}</w:t>
-      </w:r>
-      <w:r>
-        <w:rPr>
-          <w:rStyle w:val="Strong"/>
-          <w:rFonts w:asciiTheme="minorHAnsi" w:eastAsiaTheme="majorEastAsia" w:hAnsiTheme="minorHAnsi" w:cstheme="minorHAnsi"/>
-          <w:sz w:val="20"/>
-          <w:szCs w:val="20"/>
-        </w:rPr>
         <w:t>%</w:t>
       </w:r>
-      <w:proofErr w:type="gramEnd"/>
       <w:r>
         <w:rPr>
           <w:rStyle w:val="Strong"/>
@@ -1899,27 +1679,7 @@
           <w:sz w:val="20"/>
           <w:szCs w:val="20"/>
         </w:rPr>
-        <w:t xml:space="preserve">Overweight and obesity has influence on overall health of an individual. Obesity is liked </w:t>
-      </w:r>
-      <w:proofErr w:type="gramStart"/>
-      <w:r>
-        <w:rPr>
-          <w:rFonts w:asciiTheme="minorHAnsi" w:hAnsiTheme="minorHAnsi" w:cstheme="minorHAnsi"/>
-          <w:bCs/>
-          <w:sz w:val="20"/>
-          <w:szCs w:val="20"/>
-        </w:rPr>
-        <w:t>to</w:t>
-      </w:r>
-      <w:proofErr w:type="gramEnd"/>
-      <w:r>
-        <w:rPr>
-          <w:rFonts w:asciiTheme="minorHAnsi" w:hAnsiTheme="minorHAnsi" w:cstheme="minorHAnsi"/>
-          <w:bCs/>
-          <w:sz w:val="20"/>
-          <w:szCs w:val="20"/>
-        </w:rPr>
-        <w:t xml:space="preserve"> various </w:t>
+        <w:t xml:space="preserve">Overweight and obesity has influence on overall health of an individual. Obesity is liked to various </w:t>
       </w:r>
       <w:r>
         <w:rPr>
@@ -1976,7 +1736,6 @@
         </w:rPr>
         <w:t>{{</w:t>
       </w:r>
-      <w:proofErr w:type="spellStart"/>
       <w:r>
         <w:rPr>
           <w:rFonts w:asciiTheme="minorHAnsi" w:hAnsiTheme="minorHAnsi" w:cstheme="minorHAnsi"/>
@@ -1985,8 +1744,6 @@
         </w:rPr>
         <w:t>underweight_bmi_pct</w:t>
       </w:r>
-      <w:proofErr w:type="spellEnd"/>
-      <w:proofErr w:type="gramStart"/>
       <w:r>
         <w:rPr>
           <w:rFonts w:asciiTheme="minorHAnsi" w:hAnsiTheme="minorHAnsi" w:cstheme="minorHAnsi"/>
@@ -2003,7 +1760,6 @@
         </w:rPr>
         <w:t>%</w:t>
       </w:r>
-      <w:proofErr w:type="gramEnd"/>
       <w:r>
         <w:rPr>
           <w:rFonts w:asciiTheme="minorHAnsi" w:hAnsiTheme="minorHAnsi" w:cstheme="minorHAnsi"/>
@@ -2164,7 +1920,6 @@
         </w:rPr>
         <w:t xml:space="preserve"> </w:t>
       </w:r>
-      <w:proofErr w:type="gramStart"/>
       <w:r>
         <w:rPr>
           <w:rFonts w:asciiTheme="minorHAnsi" w:hAnsiTheme="minorHAnsi" w:cstheme="minorHAnsi"/>
@@ -2183,26 +1938,14 @@
         </w:rPr>
         <w:t>{{</w:t>
       </w:r>
-      <w:proofErr w:type="spellStart"/>
-      <w:r>
-        <w:rPr>
-          <w:rFonts w:asciiTheme="minorHAnsi" w:hAnsiTheme="minorHAnsi" w:cstheme="minorHAnsi"/>
-          <w:sz w:val="20"/>
-          <w:szCs w:val="20"/>
-        </w:rPr>
-        <w:t>normal</w:t>
-      </w:r>
-      <w:proofErr w:type="gramEnd"/>
-      <w:r>
-        <w:rPr>
-          <w:rFonts w:asciiTheme="minorHAnsi" w:hAnsiTheme="minorHAnsi" w:cstheme="minorHAnsi"/>
-          <w:sz w:val="20"/>
-          <w:szCs w:val="20"/>
-        </w:rPr>
-        <w:t>_weight_pct</w:t>
-      </w:r>
-      <w:proofErr w:type="spellEnd"/>
-      <w:proofErr w:type="gramStart"/>
+      <w:r>
+        <w:rPr>
+          <w:rFonts w:asciiTheme="minorHAnsi" w:hAnsiTheme="minorHAnsi" w:cstheme="minorHAnsi"/>
+          <w:sz w:val="20"/>
+          <w:szCs w:val="20"/>
+        </w:rPr>
+        <w:t>normal_weight_pct</w:t>
+      </w:r>
       <w:r>
         <w:rPr>
           <w:rFonts w:asciiTheme="minorHAnsi" w:hAnsiTheme="minorHAnsi" w:cstheme="minorHAnsi"/>
@@ -2219,7 +1962,6 @@
         </w:rPr>
         <w:t>%</w:t>
       </w:r>
-      <w:proofErr w:type="gramEnd"/>
       <w:r>
         <w:rPr>
           <w:rFonts w:asciiTheme="minorHAnsi" w:hAnsiTheme="minorHAnsi" w:cstheme="minorHAnsi"/>
@@ -2359,7 +2101,6 @@
           <w:szCs w:val="20"/>
         </w:rPr>
       </w:pPr>
-      <w:proofErr w:type="gramStart"/>
       <w:r>
         <w:rPr>
           <w:rFonts w:asciiTheme="minorHAnsi" w:hAnsiTheme="minorHAnsi" w:cstheme="minorHAnsi"/>
@@ -2386,9 +2127,8 @@
           <w:sz w:val="20"/>
           <w:szCs w:val="20"/>
         </w:rPr>
-        <w:t>Weight</w:t>
-      </w:r>
-      <w:proofErr w:type="gramEnd"/>
+        <w:t xml:space="preserve">Weight: </w:t>
+      </w:r>
       <w:r>
         <w:rPr>
           <w:rFonts w:asciiTheme="minorHAnsi" w:hAnsiTheme="minorHAnsi" w:cstheme="minorHAnsi"/>
@@ -2396,18 +2136,8 @@
           <w:sz w:val="20"/>
           <w:szCs w:val="20"/>
         </w:rPr>
-        <w:t xml:space="preserve">: </w:t>
-      </w:r>
-      <w:r>
-        <w:rPr>
-          <w:rFonts w:asciiTheme="minorHAnsi" w:hAnsiTheme="minorHAnsi" w:cstheme="minorHAnsi"/>
-          <w:b/>
-          <w:sz w:val="20"/>
-          <w:szCs w:val="20"/>
-        </w:rPr>
         <w:t>{{</w:t>
       </w:r>
-      <w:proofErr w:type="spellStart"/>
       <w:r>
         <w:rPr>
           <w:rFonts w:asciiTheme="minorHAnsi" w:hAnsiTheme="minorHAnsi" w:cstheme="minorHAnsi"/>
@@ -2416,8 +2146,6 @@
         </w:rPr>
         <w:t>overweight_bmi_pct</w:t>
       </w:r>
-      <w:proofErr w:type="spellEnd"/>
-      <w:proofErr w:type="gramStart"/>
       <w:r>
         <w:rPr>
           <w:rFonts w:asciiTheme="minorHAnsi" w:hAnsiTheme="minorHAnsi" w:cstheme="minorHAnsi"/>
@@ -2434,7 +2162,6 @@
         </w:rPr>
         <w:t>%</w:t>
       </w:r>
-      <w:proofErr w:type="gramEnd"/>
       <w:r>
         <w:rPr>
           <w:rFonts w:asciiTheme="minorHAnsi" w:hAnsiTheme="minorHAnsi" w:cstheme="minorHAnsi"/>
@@ -2512,7 +2239,6 @@
         </w:rPr>
         <w:t xml:space="preserve"> </w:t>
       </w:r>
-      <w:proofErr w:type="gramStart"/>
       <w:r>
         <w:rPr>
           <w:rFonts w:asciiTheme="minorHAnsi" w:hAnsiTheme="minorHAnsi" w:cstheme="minorHAnsi"/>
@@ -2536,16 +2262,7 @@
           <w:sz w:val="20"/>
           <w:szCs w:val="20"/>
         </w:rPr>
-        <w:t>Weight</w:t>
-      </w:r>
-      <w:proofErr w:type="gramEnd"/>
-      <w:r>
-        <w:rPr>
-          <w:rFonts w:asciiTheme="minorHAnsi" w:hAnsiTheme="minorHAnsi" w:cstheme="minorHAnsi"/>
-          <w:sz w:val="20"/>
-          <w:szCs w:val="20"/>
-        </w:rPr>
-        <w:t xml:space="preserve"> with BMI between 25.1 to 29.9 Kg/m</w:t>
+        <w:t>Weight with BMI between 25.1 to 29.9 Kg/m</w:t>
       </w:r>
       <w:r>
         <w:rPr>
@@ -2584,7 +2301,6 @@
           <w:szCs w:val="20"/>
         </w:rPr>
       </w:pPr>
-      <w:proofErr w:type="gramStart"/>
       <w:r>
         <w:rPr>
           <w:rFonts w:asciiTheme="minorHAnsi" w:hAnsiTheme="minorHAnsi" w:cstheme="minorHAnsi"/>
@@ -2613,8 +2329,6 @@
         </w:rPr>
         <w:t>{{</w:t>
       </w:r>
-      <w:proofErr w:type="spellStart"/>
-      <w:proofErr w:type="gramEnd"/>
       <w:r>
         <w:rPr>
           <w:rFonts w:asciiTheme="minorHAnsi" w:hAnsiTheme="minorHAnsi" w:cstheme="minorHAnsi"/>
@@ -2625,8 +2339,6 @@
         </w:rPr>
         <w:t>obese_total_pct</w:t>
       </w:r>
-      <w:proofErr w:type="spellEnd"/>
-      <w:proofErr w:type="gramStart"/>
       <w:r>
         <w:rPr>
           <w:rFonts w:asciiTheme="minorHAnsi" w:hAnsiTheme="minorHAnsi" w:cstheme="minorHAnsi"/>
@@ -2645,7 +2357,6 @@
         </w:rPr>
         <w:t>%</w:t>
       </w:r>
-      <w:proofErr w:type="gramEnd"/>
       <w:r>
         <w:rPr>
           <w:rFonts w:asciiTheme="minorHAnsi" w:hAnsiTheme="minorHAnsi" w:cstheme="minorHAnsi"/>
@@ -2776,7 +2487,6 @@
         </w:rPr>
         <w:t>obese_grade1_pct</w:t>
       </w:r>
-      <w:proofErr w:type="gramStart"/>
       <w:r>
         <w:rPr>
           <w:rFonts w:asciiTheme="minorHAnsi" w:hAnsiTheme="minorHAnsi" w:cstheme="minorHAnsi"/>
@@ -2791,16 +2501,7 @@
           <w:sz w:val="20"/>
           <w:szCs w:val="20"/>
         </w:rPr>
-        <w:t>%</w:t>
-      </w:r>
-      <w:proofErr w:type="gramEnd"/>
-      <w:r>
-        <w:rPr>
-          <w:rFonts w:asciiTheme="minorHAnsi" w:hAnsiTheme="minorHAnsi" w:cstheme="minorHAnsi"/>
-          <w:sz w:val="20"/>
-          <w:szCs w:val="20"/>
-        </w:rPr>
-        <w:t xml:space="preserve"> are found to be Gr I obese with BMI between 30 – 35 Kg/m</w:t>
+        <w:t>% are found to be Gr I obese with BMI between 30 – 35 Kg/m</w:t>
       </w:r>
       <w:r>
         <w:rPr>
@@ -2847,7 +2548,6 @@
         </w:rPr>
         <w:t>obese_grade2_pct</w:t>
       </w:r>
-      <w:proofErr w:type="gramStart"/>
       <w:r>
         <w:rPr>
           <w:rFonts w:asciiTheme="minorHAnsi" w:hAnsiTheme="minorHAnsi" w:cstheme="minorHAnsi"/>
@@ -2862,16 +2562,7 @@
           <w:sz w:val="20"/>
           <w:szCs w:val="20"/>
         </w:rPr>
-        <w:t>%</w:t>
-      </w:r>
-      <w:proofErr w:type="gramEnd"/>
-      <w:r>
-        <w:rPr>
-          <w:rFonts w:asciiTheme="minorHAnsi" w:hAnsiTheme="minorHAnsi" w:cstheme="minorHAnsi"/>
-          <w:sz w:val="20"/>
-          <w:szCs w:val="20"/>
-        </w:rPr>
-        <w:t xml:space="preserve"> are found to be Gr II obese with BMI between 35.1 – 39.9 Kg/m</w:t>
+        <w:t>% are found to be Gr II obese with BMI between 35.1 – 39.9 Kg/m</w:t>
       </w:r>
       <w:r>
         <w:rPr>
@@ -2910,7 +2601,6 @@
         </w:rPr>
         <w:t>{{</w:t>
       </w:r>
-      <w:proofErr w:type="spellStart"/>
       <w:r>
         <w:rPr>
           <w:rFonts w:asciiTheme="minorHAnsi" w:hAnsiTheme="minorHAnsi" w:cstheme="minorHAnsi"/>
@@ -2919,8 +2609,6 @@
         </w:rPr>
         <w:t>obese_gross_pct</w:t>
       </w:r>
-      <w:proofErr w:type="spellEnd"/>
-      <w:proofErr w:type="gramStart"/>
       <w:r>
         <w:rPr>
           <w:rFonts w:asciiTheme="minorHAnsi" w:hAnsiTheme="minorHAnsi" w:cstheme="minorHAnsi"/>
@@ -2935,16 +2623,7 @@
           <w:sz w:val="20"/>
           <w:szCs w:val="20"/>
         </w:rPr>
-        <w:t>%</w:t>
-      </w:r>
-      <w:proofErr w:type="gramEnd"/>
-      <w:r>
-        <w:rPr>
-          <w:rFonts w:asciiTheme="minorHAnsi" w:hAnsiTheme="minorHAnsi" w:cstheme="minorHAnsi"/>
-          <w:sz w:val="20"/>
-          <w:szCs w:val="20"/>
-        </w:rPr>
-        <w:t xml:space="preserve"> are found to be grossly obese with BMI above 40 Kg/m</w:t>
+        <w:t>% are found to be grossly obese with BMI above 40 Kg/m</w:t>
       </w:r>
       <w:r>
         <w:rPr>
@@ -3138,9 +2817,8 @@
           <w:sz w:val="20"/>
           <w:szCs w:val="20"/>
         </w:rPr>
-        <w:t>{{</w:t>
-      </w:r>
-      <w:proofErr w:type="spellStart"/>
+        <w:t>{{nut_poor}}</w:t>
+      </w:r>
       <w:r>
         <w:rPr>
           <w:rFonts w:asciiTheme="minorHAnsi" w:hAnsiTheme="minorHAnsi" w:cstheme="minorHAnsi"/>
@@ -3148,35 +2826,6 @@
           <w:sz w:val="20"/>
           <w:szCs w:val="20"/>
         </w:rPr>
-        <w:t>nut_</w:t>
-      </w:r>
-      <w:proofErr w:type="gramStart"/>
-      <w:r>
-        <w:rPr>
-          <w:rFonts w:asciiTheme="minorHAnsi" w:hAnsiTheme="minorHAnsi" w:cstheme="minorHAnsi"/>
-          <w:spacing w:val="-1"/>
-          <w:sz w:val="20"/>
-          <w:szCs w:val="20"/>
-        </w:rPr>
-        <w:t>poor</w:t>
-      </w:r>
-      <w:proofErr w:type="spellEnd"/>
-      <w:r>
-        <w:rPr>
-          <w:rFonts w:asciiTheme="minorHAnsi" w:hAnsiTheme="minorHAnsi" w:cstheme="minorHAnsi"/>
-          <w:spacing w:val="-1"/>
-          <w:sz w:val="20"/>
-          <w:szCs w:val="20"/>
-        </w:rPr>
-        <w:t>}}</w:t>
-      </w:r>
-      <w:r>
-        <w:rPr>
-          <w:rFonts w:asciiTheme="minorHAnsi" w:hAnsiTheme="minorHAnsi" w:cstheme="minorHAnsi"/>
-          <w:spacing w:val="-1"/>
-          <w:sz w:val="20"/>
-          <w:szCs w:val="20"/>
-        </w:rPr>
         <w:t xml:space="preserve"> </w:t>
       </w:r>
       <w:r>
@@ -3187,7 +2836,6 @@
         </w:rPr>
         <w:t>%</w:t>
       </w:r>
-      <w:proofErr w:type="gramEnd"/>
       <w:r>
         <w:rPr>
           <w:rFonts w:asciiTheme="minorHAnsi" w:hAnsiTheme="minorHAnsi" w:cstheme="minorHAnsi"/>
@@ -3354,7 +3002,6 @@
         </w:rPr>
         <w:t>_</w:t>
       </w:r>
-      <w:proofErr w:type="gramStart"/>
       <w:r>
         <w:rPr>
           <w:rFonts w:asciiTheme="minorHAnsi" w:hAnsiTheme="minorHAnsi" w:cstheme="minorHAnsi"/>
@@ -3390,7 +3037,6 @@
         </w:rPr>
         <w:t>%</w:t>
       </w:r>
-      <w:proofErr w:type="gramEnd"/>
       <w:r>
         <w:rPr>
           <w:rFonts w:asciiTheme="minorHAnsi" w:hAnsiTheme="minorHAnsi" w:cstheme="minorHAnsi"/>
@@ -3474,25 +3120,7 @@
           <w:sz w:val="20"/>
           <w:szCs w:val="20"/>
         </w:rPr>
-        <w:t xml:space="preserve">under nourished as they lack eating fruits &amp; vegetables more than 2 days a week. They may </w:t>
-      </w:r>
-      <w:proofErr w:type="gramStart"/>
-      <w:r>
-        <w:rPr>
-          <w:rFonts w:asciiTheme="minorHAnsi" w:hAnsiTheme="minorHAnsi" w:cstheme="minorHAnsi"/>
-          <w:sz w:val="20"/>
-          <w:szCs w:val="20"/>
-        </w:rPr>
-        <w:t>lack in</w:t>
-      </w:r>
-      <w:proofErr w:type="gramEnd"/>
-      <w:r>
-        <w:rPr>
-          <w:rFonts w:asciiTheme="minorHAnsi" w:hAnsiTheme="minorHAnsi" w:cstheme="minorHAnsi"/>
-          <w:sz w:val="20"/>
-          <w:szCs w:val="20"/>
-        </w:rPr>
-        <w:t xml:space="preserve"> vitamins &amp; essential minerals.</w:t>
+        <w:t>under nourished as they lack eating fruits &amp; vegetables more than 2 days a week. They may lack in vitamins &amp; essential minerals.</w:t>
       </w:r>
     </w:p>
     <w:p>
@@ -3530,7 +3158,6 @@
         </w:rPr>
         <w:t>2_n</w:t>
       </w:r>
-      <w:proofErr w:type="gramStart"/>
       <w:r>
         <w:rPr>
           <w:rFonts w:asciiTheme="minorHAnsi" w:hAnsiTheme="minorHAnsi" w:cstheme="minorHAnsi"/>
@@ -3547,7 +3174,6 @@
         </w:rPr>
         <w:t>%</w:t>
       </w:r>
-      <w:proofErr w:type="gramEnd"/>
       <w:r>
         <w:rPr>
           <w:rFonts w:asciiTheme="minorHAnsi" w:hAnsiTheme="minorHAnsi" w:cstheme="minorHAnsi"/>
@@ -3631,25 +3257,7 @@
           <w:sz w:val="20"/>
           <w:szCs w:val="20"/>
         </w:rPr>
-        <w:t>rich diet as they consume fried food, fast food</w:t>
-      </w:r>
-      <w:proofErr w:type="gramStart"/>
-      <w:r>
-        <w:rPr>
-          <w:rFonts w:asciiTheme="minorHAnsi" w:hAnsiTheme="minorHAnsi" w:cstheme="minorHAnsi"/>
-          <w:sz w:val="20"/>
-          <w:szCs w:val="20"/>
-        </w:rPr>
-        <w:t>, commercial food</w:t>
-      </w:r>
-      <w:proofErr w:type="gramEnd"/>
-      <w:r>
-        <w:rPr>
-          <w:rFonts w:asciiTheme="minorHAnsi" w:hAnsiTheme="minorHAnsi" w:cstheme="minorHAnsi"/>
-          <w:sz w:val="20"/>
-          <w:szCs w:val="20"/>
-        </w:rPr>
-        <w:t xml:space="preserve"> more than 3 days a week.</w:t>
+        <w:t>rich diet as they consume fried food, fast food, commercial food more than 3 days a week.</w:t>
       </w:r>
     </w:p>
     <w:p>
@@ -3687,9 +3295,8 @@
           <w:sz w:val="20"/>
           <w:szCs w:val="20"/>
         </w:rPr>
-        <w:t>4_</w:t>
-      </w:r>
-      <w:proofErr w:type="gramStart"/>
+        <w:t>4_n</w:t>
+      </w:r>
       <w:r>
         <w:rPr>
           <w:rFonts w:asciiTheme="minorHAnsi" w:hAnsiTheme="minorHAnsi" w:cstheme="minorHAnsi"/>
@@ -3697,7 +3304,7 @@
           <w:sz w:val="20"/>
           <w:szCs w:val="20"/>
         </w:rPr>
-        <w:t>n</w:t>
+        <w:t>}}</w:t>
       </w:r>
       <w:r>
         <w:rPr>
@@ -3706,7 +3313,15 @@
           <w:sz w:val="20"/>
           <w:szCs w:val="20"/>
         </w:rPr>
-        <w:t>}}</w:t>
+        <w:t xml:space="preserve"> </w:t>
+      </w:r>
+      <w:r>
+        <w:rPr>
+          <w:rFonts w:asciiTheme="minorHAnsi" w:hAnsiTheme="minorHAnsi" w:cstheme="minorHAnsi"/>
+          <w:sz w:val="20"/>
+          <w:szCs w:val="20"/>
+        </w:rPr>
+        <w:t>%</w:t>
       </w:r>
       <w:r>
         <w:rPr>
@@ -3723,9 +3338,25 @@
           <w:sz w:val="20"/>
           <w:szCs w:val="20"/>
         </w:rPr>
-        <w:t>%</w:t>
-      </w:r>
-      <w:proofErr w:type="gramEnd"/>
+        <w:t>of</w:t>
+      </w:r>
+      <w:r>
+        <w:rPr>
+          <w:rFonts w:asciiTheme="minorHAnsi" w:hAnsiTheme="minorHAnsi" w:cstheme="minorHAnsi"/>
+          <w:spacing w:val="-2"/>
+          <w:sz w:val="20"/>
+          <w:szCs w:val="20"/>
+        </w:rPr>
+        <w:t xml:space="preserve"> </w:t>
+      </w:r>
+      <w:r>
+        <w:rPr>
+          <w:rFonts w:asciiTheme="minorHAnsi" w:hAnsiTheme="minorHAnsi" w:cstheme="minorHAnsi"/>
+          <w:sz w:val="20"/>
+          <w:szCs w:val="20"/>
+        </w:rPr>
+        <w:t>your</w:t>
+      </w:r>
       <w:r>
         <w:rPr>
           <w:rFonts w:asciiTheme="minorHAnsi" w:hAnsiTheme="minorHAnsi" w:cstheme="minorHAnsi"/>
@@ -3741,24 +3372,7 @@
           <w:sz w:val="20"/>
           <w:szCs w:val="20"/>
         </w:rPr>
-        <w:t>of</w:t>
-      </w:r>
-      <w:r>
-        <w:rPr>
-          <w:rFonts w:asciiTheme="minorHAnsi" w:hAnsiTheme="minorHAnsi" w:cstheme="minorHAnsi"/>
-          <w:spacing w:val="-2"/>
-          <w:sz w:val="20"/>
-          <w:szCs w:val="20"/>
-        </w:rPr>
-        <w:t xml:space="preserve"> </w:t>
-      </w:r>
-      <w:r>
-        <w:rPr>
-          <w:rFonts w:asciiTheme="minorHAnsi" w:hAnsiTheme="minorHAnsi" w:cstheme="minorHAnsi"/>
-          <w:sz w:val="20"/>
-          <w:szCs w:val="20"/>
-        </w:rPr>
-        <w:t>your</w:t>
+        <w:t>group</w:t>
       </w:r>
       <w:r>
         <w:rPr>
@@ -3767,44 +3381,7 @@
           <w:sz w:val="20"/>
           <w:szCs w:val="20"/>
         </w:rPr>
-        <w:t xml:space="preserve"> </w:t>
-      </w:r>
-      <w:r>
-        <w:rPr>
-          <w:rFonts w:asciiTheme="minorHAnsi" w:hAnsiTheme="minorHAnsi" w:cstheme="minorHAnsi"/>
-          <w:sz w:val="20"/>
-          <w:szCs w:val="20"/>
-        </w:rPr>
-        <w:t>group</w:t>
-      </w:r>
-      <w:r>
-        <w:rPr>
-          <w:rFonts w:asciiTheme="minorHAnsi" w:hAnsiTheme="minorHAnsi" w:cstheme="minorHAnsi"/>
-          <w:spacing w:val="-1"/>
-          <w:sz w:val="20"/>
-          <w:szCs w:val="20"/>
-        </w:rPr>
-        <w:t xml:space="preserve"> are prone to </w:t>
-      </w:r>
-      <w:proofErr w:type="gramStart"/>
-      <w:r>
-        <w:rPr>
-          <w:rFonts w:asciiTheme="minorHAnsi" w:hAnsiTheme="minorHAnsi" w:cstheme="minorHAnsi"/>
-          <w:spacing w:val="-1"/>
-          <w:sz w:val="20"/>
-          <w:szCs w:val="20"/>
-        </w:rPr>
-        <w:t>employee</w:t>
-      </w:r>
-      <w:proofErr w:type="gramEnd"/>
-      <w:r>
-        <w:rPr>
-          <w:rFonts w:asciiTheme="minorHAnsi" w:hAnsiTheme="minorHAnsi" w:cstheme="minorHAnsi"/>
-          <w:spacing w:val="-1"/>
-          <w:sz w:val="20"/>
-          <w:szCs w:val="20"/>
-        </w:rPr>
-        <w:t xml:space="preserve"> </w:t>
+        <w:t xml:space="preserve"> are prone to employee </w:t>
       </w:r>
       <w:r>
         <w:rPr>
@@ -3861,7 +3438,6 @@
         </w:rPr>
         <w:t>_</w:t>
       </w:r>
-      <w:proofErr w:type="gramStart"/>
       <w:r>
         <w:rPr>
           <w:rFonts w:asciiTheme="minorHAnsi" w:hAnsiTheme="minorHAnsi" w:cstheme="minorHAnsi"/>
@@ -3897,7 +3473,6 @@
         </w:rPr>
         <w:t>%</w:t>
       </w:r>
-      <w:proofErr w:type="gramEnd"/>
       <w:r>
         <w:rPr>
           <w:rFonts w:asciiTheme="minorHAnsi" w:hAnsiTheme="minorHAnsi" w:cstheme="minorHAnsi"/>
@@ -3956,47 +3531,7 @@
           <w:sz w:val="20"/>
           <w:szCs w:val="20"/>
         </w:rPr>
-        <w:t xml:space="preserve"> may develop dehydration as they consume </w:t>
-      </w:r>
-      <w:proofErr w:type="gramStart"/>
-      <w:r>
-        <w:rPr>
-          <w:rFonts w:asciiTheme="minorHAnsi" w:hAnsiTheme="minorHAnsi" w:cstheme="minorHAnsi"/>
-          <w:spacing w:val="-1"/>
-          <w:sz w:val="20"/>
-          <w:szCs w:val="20"/>
-        </w:rPr>
-        <w:t>less of</w:t>
-      </w:r>
-      <w:proofErr w:type="gramEnd"/>
-      <w:r>
-        <w:rPr>
-          <w:rFonts w:asciiTheme="minorHAnsi" w:hAnsiTheme="minorHAnsi" w:cstheme="minorHAnsi"/>
-          <w:spacing w:val="-1"/>
-          <w:sz w:val="20"/>
-          <w:szCs w:val="20"/>
-        </w:rPr>
-        <w:t xml:space="preserve"> fluids </w:t>
-      </w:r>
-      <w:proofErr w:type="gramStart"/>
-      <w:r>
-        <w:rPr>
-          <w:rFonts w:asciiTheme="minorHAnsi" w:hAnsiTheme="minorHAnsi" w:cstheme="minorHAnsi"/>
-          <w:spacing w:val="-1"/>
-          <w:sz w:val="20"/>
-          <w:szCs w:val="20"/>
-        </w:rPr>
-        <w:t>as per</w:t>
-      </w:r>
-      <w:proofErr w:type="gramEnd"/>
-      <w:r>
-        <w:rPr>
-          <w:rFonts w:asciiTheme="minorHAnsi" w:hAnsiTheme="minorHAnsi" w:cstheme="minorHAnsi"/>
-          <w:spacing w:val="-1"/>
-          <w:sz w:val="20"/>
-          <w:szCs w:val="20"/>
-        </w:rPr>
-        <w:t xml:space="preserve"> RDA.</w:t>
+        <w:t xml:space="preserve"> may develop dehydration as they consume less of fluids as per RDA.</w:t>
       </w:r>
     </w:p>
     <w:p>
@@ -4094,25 +3629,7 @@
           <w:sz w:val="20"/>
           <w:szCs w:val="20"/>
         </w:rPr>
-        <w:t>{{</w:t>
-      </w:r>
-      <w:proofErr w:type="spellStart"/>
-      <w:r>
-        <w:rPr>
-          <w:rFonts w:asciiTheme="minorHAnsi" w:hAnsiTheme="minorHAnsi" w:cstheme="minorHAnsi"/>
-          <w:sz w:val="20"/>
-          <w:szCs w:val="20"/>
-        </w:rPr>
-        <w:t>exe_all_n</w:t>
-      </w:r>
-      <w:proofErr w:type="spellEnd"/>
-      <w:r>
-        <w:rPr>
-          <w:rFonts w:asciiTheme="minorHAnsi" w:hAnsiTheme="minorHAnsi" w:cstheme="minorHAnsi"/>
-          <w:sz w:val="20"/>
-          <w:szCs w:val="20"/>
-        </w:rPr>
-        <w:t>}}</w:t>
+        <w:t>{{exe_all_n}}</w:t>
       </w:r>
       <w:r>
         <w:rPr>
@@ -4225,9 +3742,8 @@
           <w:sz w:val="20"/>
           <w:szCs w:val="20"/>
         </w:rPr>
-        <w:t>{{</w:t>
-      </w:r>
-      <w:proofErr w:type="spellStart"/>
+        <w:t>{{muscu_oth_pct}}</w:t>
+      </w:r>
       <w:r>
         <w:rPr>
           <w:rFonts w:asciiTheme="minorHAnsi" w:hAnsiTheme="minorHAnsi" w:cstheme="minorHAnsi"/>
@@ -4235,9 +3751,33 @@
           <w:sz w:val="20"/>
           <w:szCs w:val="20"/>
         </w:rPr>
-        <w:t>muscu_oth_</w:t>
-      </w:r>
-      <w:proofErr w:type="gramStart"/>
+        <w:t xml:space="preserve"> </w:t>
+      </w:r>
+      <w:r>
+        <w:rPr>
+          <w:rFonts w:asciiTheme="minorHAnsi" w:hAnsiTheme="minorHAnsi" w:cstheme="minorHAnsi"/>
+          <w:sz w:val="20"/>
+          <w:szCs w:val="20"/>
+        </w:rPr>
+        <w:t>%</w:t>
+      </w:r>
+      <w:r>
+        <w:rPr>
+          <w:rFonts w:asciiTheme="minorHAnsi" w:hAnsiTheme="minorHAnsi" w:cstheme="minorHAnsi"/>
+          <w:spacing w:val="-1"/>
+          <w:sz w:val="20"/>
+          <w:szCs w:val="20"/>
+        </w:rPr>
+        <w:t xml:space="preserve"> </w:t>
+      </w:r>
+      <w:r>
+        <w:rPr>
+          <w:rFonts w:asciiTheme="minorHAnsi" w:hAnsiTheme="minorHAnsi" w:cstheme="minorHAnsi"/>
+          <w:sz w:val="20"/>
+          <w:szCs w:val="20"/>
+        </w:rPr>
+        <w:t>of</w:t>
+      </w:r>
       <w:r>
         <w:rPr>
           <w:rFonts w:asciiTheme="minorHAnsi" w:hAnsiTheme="minorHAnsi" w:cstheme="minorHAnsi"/>
@@ -4245,9 +3785,33 @@
           <w:sz w:val="20"/>
           <w:szCs w:val="20"/>
         </w:rPr>
-        <w:t>pct</w:t>
-      </w:r>
-      <w:proofErr w:type="spellEnd"/>
+        <w:t xml:space="preserve"> </w:t>
+      </w:r>
+      <w:r>
+        <w:rPr>
+          <w:rFonts w:asciiTheme="minorHAnsi" w:hAnsiTheme="minorHAnsi" w:cstheme="minorHAnsi"/>
+          <w:sz w:val="20"/>
+          <w:szCs w:val="20"/>
+        </w:rPr>
+        <w:t>your</w:t>
+      </w:r>
+      <w:r>
+        <w:rPr>
+          <w:rFonts w:asciiTheme="minorHAnsi" w:hAnsiTheme="minorHAnsi" w:cstheme="minorHAnsi"/>
+          <w:spacing w:val="-1"/>
+          <w:sz w:val="20"/>
+          <w:szCs w:val="20"/>
+        </w:rPr>
+        <w:t xml:space="preserve"> </w:t>
+      </w:r>
+      <w:r>
+        <w:rPr>
+          <w:rFonts w:asciiTheme="minorHAnsi" w:hAnsiTheme="minorHAnsi" w:cstheme="minorHAnsi"/>
+          <w:sz w:val="20"/>
+          <w:szCs w:val="20"/>
+        </w:rPr>
+        <w:t>group</w:t>
+      </w:r>
       <w:r>
         <w:rPr>
           <w:rFonts w:asciiTheme="minorHAnsi" w:hAnsiTheme="minorHAnsi" w:cstheme="minorHAnsi"/>
@@ -4255,7 +3819,32 @@
           <w:sz w:val="20"/>
           <w:szCs w:val="20"/>
         </w:rPr>
-        <w:t>}}</w:t>
+        <w:t xml:space="preserve"> </w:t>
+      </w:r>
+      <w:r>
+        <w:rPr>
+          <w:rFonts w:asciiTheme="minorHAnsi" w:hAnsiTheme="minorHAnsi" w:cstheme="minorHAnsi"/>
+          <w:sz w:val="20"/>
+          <w:szCs w:val="20"/>
+        </w:rPr>
+        <w:t>is</w:t>
+      </w:r>
+      <w:r>
+        <w:rPr>
+          <w:rFonts w:asciiTheme="minorHAnsi" w:hAnsiTheme="minorHAnsi" w:cstheme="minorHAnsi"/>
+          <w:spacing w:val="-1"/>
+          <w:sz w:val="20"/>
+          <w:szCs w:val="20"/>
+        </w:rPr>
+        <w:t xml:space="preserve"> overall </w:t>
+      </w:r>
+      <w:r>
+        <w:rPr>
+          <w:rFonts w:asciiTheme="minorHAnsi" w:hAnsiTheme="minorHAnsi" w:cstheme="minorHAnsi"/>
+          <w:sz w:val="20"/>
+          <w:szCs w:val="20"/>
+        </w:rPr>
+        <w:t>physically</w:t>
       </w:r>
       <w:r>
         <w:rPr>
@@ -4272,129 +3861,7 @@
           <w:sz w:val="20"/>
           <w:szCs w:val="20"/>
         </w:rPr>
-        <w:t>%</w:t>
-      </w:r>
-      <w:proofErr w:type="gramEnd"/>
-      <w:r>
-        <w:rPr>
-          <w:rFonts w:asciiTheme="minorHAnsi" w:hAnsiTheme="minorHAnsi" w:cstheme="minorHAnsi"/>
-          <w:spacing w:val="-1"/>
-          <w:sz w:val="20"/>
-          <w:szCs w:val="20"/>
-        </w:rPr>
-        <w:t xml:space="preserve"> </w:t>
-      </w:r>
-      <w:r>
-        <w:rPr>
-          <w:rFonts w:asciiTheme="minorHAnsi" w:hAnsiTheme="minorHAnsi" w:cstheme="minorHAnsi"/>
-          <w:sz w:val="20"/>
-          <w:szCs w:val="20"/>
-        </w:rPr>
-        <w:t>of</w:t>
-      </w:r>
-      <w:r>
-        <w:rPr>
-          <w:rFonts w:asciiTheme="minorHAnsi" w:hAnsiTheme="minorHAnsi" w:cstheme="minorHAnsi"/>
-          <w:spacing w:val="-2"/>
-          <w:sz w:val="20"/>
-          <w:szCs w:val="20"/>
-        </w:rPr>
-        <w:t xml:space="preserve"> </w:t>
-      </w:r>
-      <w:r>
-        <w:rPr>
-          <w:rFonts w:asciiTheme="minorHAnsi" w:hAnsiTheme="minorHAnsi" w:cstheme="minorHAnsi"/>
-          <w:sz w:val="20"/>
-          <w:szCs w:val="20"/>
-        </w:rPr>
-        <w:t>your</w:t>
-      </w:r>
-      <w:r>
-        <w:rPr>
-          <w:rFonts w:asciiTheme="minorHAnsi" w:hAnsiTheme="minorHAnsi" w:cstheme="minorHAnsi"/>
-          <w:spacing w:val="-1"/>
-          <w:sz w:val="20"/>
-          <w:szCs w:val="20"/>
-        </w:rPr>
-        <w:t xml:space="preserve"> </w:t>
-      </w:r>
-      <w:r>
-        <w:rPr>
-          <w:rFonts w:asciiTheme="minorHAnsi" w:hAnsiTheme="minorHAnsi" w:cstheme="minorHAnsi"/>
-          <w:sz w:val="20"/>
-          <w:szCs w:val="20"/>
-        </w:rPr>
-        <w:t>group</w:t>
-      </w:r>
-      <w:r>
-        <w:rPr>
-          <w:rFonts w:asciiTheme="minorHAnsi" w:hAnsiTheme="minorHAnsi" w:cstheme="minorHAnsi"/>
-          <w:spacing w:val="-2"/>
-          <w:sz w:val="20"/>
-          <w:szCs w:val="20"/>
-        </w:rPr>
-        <w:t xml:space="preserve"> </w:t>
-      </w:r>
-      <w:r>
-        <w:rPr>
-          <w:rFonts w:asciiTheme="minorHAnsi" w:hAnsiTheme="minorHAnsi" w:cstheme="minorHAnsi"/>
-          <w:sz w:val="20"/>
-          <w:szCs w:val="20"/>
-        </w:rPr>
-        <w:t>is</w:t>
-      </w:r>
-      <w:r>
-        <w:rPr>
-          <w:rFonts w:asciiTheme="minorHAnsi" w:hAnsiTheme="minorHAnsi" w:cstheme="minorHAnsi"/>
-          <w:spacing w:val="-1"/>
-          <w:sz w:val="20"/>
-          <w:szCs w:val="20"/>
-        </w:rPr>
-        <w:t xml:space="preserve"> </w:t>
-      </w:r>
-      <w:proofErr w:type="gramStart"/>
-      <w:r>
-        <w:rPr>
-          <w:rFonts w:asciiTheme="minorHAnsi" w:hAnsiTheme="minorHAnsi" w:cstheme="minorHAnsi"/>
-          <w:spacing w:val="-1"/>
-          <w:sz w:val="20"/>
-          <w:szCs w:val="20"/>
-        </w:rPr>
-        <w:t xml:space="preserve">overall </w:t>
-      </w:r>
-      <w:r>
-        <w:rPr>
-          <w:rFonts w:asciiTheme="minorHAnsi" w:hAnsiTheme="minorHAnsi" w:cstheme="minorHAnsi"/>
-          <w:sz w:val="20"/>
-          <w:szCs w:val="20"/>
-        </w:rPr>
-        <w:t>physically</w:t>
-      </w:r>
-      <w:r>
-        <w:rPr>
-          <w:rFonts w:asciiTheme="minorHAnsi" w:hAnsiTheme="minorHAnsi" w:cstheme="minorHAnsi"/>
-          <w:spacing w:val="-2"/>
-          <w:sz w:val="20"/>
-          <w:szCs w:val="20"/>
-        </w:rPr>
-        <w:t xml:space="preserve"> </w:t>
-      </w:r>
-      <w:r>
-        <w:rPr>
-          <w:rFonts w:asciiTheme="minorHAnsi" w:hAnsiTheme="minorHAnsi" w:cstheme="minorHAnsi"/>
-          <w:sz w:val="20"/>
-          <w:szCs w:val="20"/>
-        </w:rPr>
-        <w:t>unfit</w:t>
-      </w:r>
-      <w:proofErr w:type="gramEnd"/>
-      <w:r>
-        <w:rPr>
-          <w:rFonts w:asciiTheme="minorHAnsi" w:hAnsiTheme="minorHAnsi" w:cstheme="minorHAnsi"/>
-          <w:sz w:val="20"/>
-          <w:szCs w:val="20"/>
-        </w:rPr>
-        <w:t xml:space="preserve"> due to various reasons such as obesity, back pain, etc.</w:t>
+        <w:t>unfit due to various reasons such as obesity, back pain, etc.</w:t>
       </w:r>
     </w:p>
     <w:p>
@@ -4689,9 +4156,8 @@
           <w:sz w:val="20"/>
           <w:szCs w:val="20"/>
         </w:rPr>
-        <w:t>{{</w:t>
-      </w:r>
-      <w:proofErr w:type="spellStart"/>
+        <w:t>{{low_hr_breath}}</w:t>
+      </w:r>
       <w:r>
         <w:rPr>
           <w:rFonts w:asciiTheme="minorHAnsi" w:hAnsiTheme="minorHAnsi" w:cstheme="minorHAnsi"/>
@@ -4699,35 +4165,6 @@
           <w:sz w:val="20"/>
           <w:szCs w:val="20"/>
         </w:rPr>
-        <w:t>low_hr_</w:t>
-      </w:r>
-      <w:proofErr w:type="gramStart"/>
-      <w:r>
-        <w:rPr>
-          <w:rFonts w:asciiTheme="minorHAnsi" w:hAnsiTheme="minorHAnsi" w:cstheme="minorHAnsi"/>
-          <w:spacing w:val="-2"/>
-          <w:sz w:val="20"/>
-          <w:szCs w:val="20"/>
-        </w:rPr>
-        <w:t>breath</w:t>
-      </w:r>
-      <w:proofErr w:type="spellEnd"/>
-      <w:r>
-        <w:rPr>
-          <w:rFonts w:asciiTheme="minorHAnsi" w:hAnsiTheme="minorHAnsi" w:cstheme="minorHAnsi"/>
-          <w:spacing w:val="-2"/>
-          <w:sz w:val="20"/>
-          <w:szCs w:val="20"/>
-        </w:rPr>
-        <w:t>}}</w:t>
-      </w:r>
-      <w:r>
-        <w:rPr>
-          <w:rFonts w:asciiTheme="minorHAnsi" w:hAnsiTheme="minorHAnsi" w:cstheme="minorHAnsi"/>
-          <w:spacing w:val="-2"/>
-          <w:sz w:val="20"/>
-          <w:szCs w:val="20"/>
-        </w:rPr>
         <w:t xml:space="preserve"> </w:t>
       </w:r>
       <w:r>
@@ -4738,7 +4175,6 @@
         </w:rPr>
         <w:t>%</w:t>
       </w:r>
-      <w:proofErr w:type="gramEnd"/>
       <w:r>
         <w:rPr>
           <w:rFonts w:asciiTheme="minorHAnsi" w:hAnsiTheme="minorHAnsi" w:cstheme="minorHAnsi"/>
@@ -4854,9 +4290,8 @@
           <w:sz w:val="20"/>
           <w:szCs w:val="20"/>
         </w:rPr>
-        <w:t xml:space="preserve">Overall Stress &amp; </w:t>
-      </w:r>
-      <w:proofErr w:type="gramStart"/>
+        <w:t>Overall Stress &amp; Presenteeism:</w:t>
+      </w:r>
       <w:r>
         <w:rPr>
           <w:rStyle w:val="Strong"/>
@@ -4864,7 +4299,7 @@
           <w:sz w:val="20"/>
           <w:szCs w:val="20"/>
         </w:rPr>
-        <w:t>Presenteeism:</w:t>
+        <w:t xml:space="preserve"> </w:t>
       </w:r>
       <w:r>
         <w:rPr>
@@ -4873,7 +4308,7 @@
           <w:sz w:val="20"/>
           <w:szCs w:val="20"/>
         </w:rPr>
-        <w:t xml:space="preserve"> </w:t>
+        <w:t>{{</w:t>
       </w:r>
       <w:r>
         <w:rPr>
@@ -4882,10 +4317,8 @@
           <w:sz w:val="20"/>
           <w:szCs w:val="20"/>
         </w:rPr>
-        <w:t>{{</w:t>
-      </w:r>
-      <w:proofErr w:type="spellStart"/>
-      <w:proofErr w:type="gramEnd"/>
+        <w:t>overall_stress_pct</w:t>
+      </w:r>
       <w:r>
         <w:rPr>
           <w:rStyle w:val="Strong"/>
@@ -4893,9 +4326,8 @@
           <w:sz w:val="20"/>
           <w:szCs w:val="20"/>
         </w:rPr>
-        <w:t>overall_stress_</w:t>
-      </w:r>
-      <w:proofErr w:type="gramStart"/>
+        <w:t>}}</w:t>
+      </w:r>
       <w:r>
         <w:rPr>
           <w:rStyle w:val="Strong"/>
@@ -4903,28 +4335,8 @@
           <w:sz w:val="20"/>
           <w:szCs w:val="20"/>
         </w:rPr>
-        <w:t>pct</w:t>
-      </w:r>
-      <w:proofErr w:type="spellEnd"/>
-      <w:r>
-        <w:rPr>
-          <w:rStyle w:val="Strong"/>
-          <w:rFonts w:asciiTheme="minorHAnsi" w:eastAsiaTheme="majorEastAsia" w:hAnsiTheme="minorHAnsi" w:cstheme="minorHAnsi"/>
-          <w:sz w:val="20"/>
-          <w:szCs w:val="20"/>
-        </w:rPr>
-        <w:t>}}</w:t>
-      </w:r>
-      <w:r>
-        <w:rPr>
-          <w:rStyle w:val="Strong"/>
-          <w:rFonts w:asciiTheme="minorHAnsi" w:eastAsiaTheme="majorEastAsia" w:hAnsiTheme="minorHAnsi" w:cstheme="minorHAnsi"/>
-          <w:sz w:val="20"/>
-          <w:szCs w:val="20"/>
-        </w:rPr>
         <w:t xml:space="preserve"> %</w:t>
       </w:r>
-      <w:proofErr w:type="gramEnd"/>
       <w:r>
         <w:rPr>
           <w:rFonts w:asciiTheme="minorHAnsi" w:hAnsiTheme="minorHAnsi" w:cstheme="minorHAnsi"/>
@@ -4956,17 +4368,7 @@
           <w:sz w:val="20"/>
           <w:szCs w:val="20"/>
         </w:rPr>
-        <w:t xml:space="preserve">Home &amp; Social </w:t>
-      </w:r>
-      <w:proofErr w:type="gramStart"/>
-      <w:r>
-        <w:rPr>
-          <w:rStyle w:val="Strong"/>
-          <w:rFonts w:asciiTheme="minorHAnsi" w:eastAsiaTheme="majorEastAsia" w:hAnsiTheme="minorHAnsi" w:cstheme="minorHAnsi"/>
-          <w:sz w:val="20"/>
-          <w:szCs w:val="20"/>
-        </w:rPr>
-        <w:t>Stress:</w:t>
+        <w:t>Home &amp; Social Stress:</w:t>
       </w:r>
       <w:r>
         <w:rPr>
@@ -4984,26 +4386,14 @@
         </w:rPr>
         <w:t>{{</w:t>
       </w:r>
-      <w:proofErr w:type="spellStart"/>
-      <w:proofErr w:type="gramEnd"/>
-      <w:r>
-        <w:rPr>
-          <w:rFonts w:asciiTheme="minorHAnsi" w:hAnsiTheme="minorHAnsi" w:cstheme="minorHAnsi"/>
-          <w:sz w:val="20"/>
-          <w:szCs w:val="20"/>
-        </w:rPr>
-        <w:t>home_social_stress_</w:t>
-      </w:r>
-      <w:proofErr w:type="gramStart"/>
-      <w:r>
-        <w:rPr>
-          <w:rFonts w:asciiTheme="minorHAnsi" w:hAnsiTheme="minorHAnsi" w:cstheme="minorHAnsi"/>
-          <w:sz w:val="20"/>
-          <w:szCs w:val="20"/>
-        </w:rPr>
-        <w:t>pct</w:t>
-      </w:r>
-      <w:proofErr w:type="spellEnd"/>
+      <w:r>
+        <w:rPr>
+          <w:rFonts w:asciiTheme="minorHAnsi" w:hAnsiTheme="minorHAnsi" w:cstheme="minorHAnsi"/>
+          <w:sz w:val="20"/>
+          <w:szCs w:val="20"/>
+        </w:rPr>
+        <w:t>home_social_stress_pct</w:t>
+      </w:r>
       <w:r>
         <w:rPr>
           <w:rFonts w:asciiTheme="minorHAnsi" w:hAnsiTheme="minorHAnsi" w:cstheme="minorHAnsi"/>
@@ -5020,7 +4410,6 @@
         </w:rPr>
         <w:t xml:space="preserve"> %</w:t>
       </w:r>
-      <w:proofErr w:type="gramEnd"/>
       <w:r>
         <w:rPr>
           <w:rFonts w:asciiTheme="minorHAnsi" w:hAnsiTheme="minorHAnsi" w:cstheme="minorHAnsi"/>
@@ -5052,17 +4441,7 @@
           <w:sz w:val="20"/>
           <w:szCs w:val="20"/>
         </w:rPr>
-        <w:t xml:space="preserve">Work-Related </w:t>
-      </w:r>
-      <w:proofErr w:type="gramStart"/>
-      <w:r>
-        <w:rPr>
-          <w:rStyle w:val="Strong"/>
-          <w:rFonts w:asciiTheme="minorHAnsi" w:eastAsiaTheme="majorEastAsia" w:hAnsiTheme="minorHAnsi" w:cstheme="minorHAnsi"/>
-          <w:sz w:val="20"/>
-          <w:szCs w:val="20"/>
-        </w:rPr>
-        <w:t>Stress:</w:t>
+        <w:t>Work-Related Stress:</w:t>
       </w:r>
       <w:r>
         <w:rPr>
@@ -5080,26 +4459,14 @@
         </w:rPr>
         <w:t>{{</w:t>
       </w:r>
-      <w:proofErr w:type="spellStart"/>
-      <w:proofErr w:type="gramEnd"/>
-      <w:r>
-        <w:rPr>
-          <w:rFonts w:asciiTheme="minorHAnsi" w:hAnsiTheme="minorHAnsi" w:cstheme="minorHAnsi"/>
-          <w:sz w:val="20"/>
-          <w:szCs w:val="20"/>
-        </w:rPr>
-        <w:t>work_related_stress_</w:t>
-      </w:r>
-      <w:proofErr w:type="gramStart"/>
-      <w:r>
-        <w:rPr>
-          <w:rFonts w:asciiTheme="minorHAnsi" w:hAnsiTheme="minorHAnsi" w:cstheme="minorHAnsi"/>
-          <w:sz w:val="20"/>
-          <w:szCs w:val="20"/>
-        </w:rPr>
-        <w:t>pct</w:t>
-      </w:r>
-      <w:proofErr w:type="spellEnd"/>
+      <w:r>
+        <w:rPr>
+          <w:rFonts w:asciiTheme="minorHAnsi" w:hAnsiTheme="minorHAnsi" w:cstheme="minorHAnsi"/>
+          <w:sz w:val="20"/>
+          <w:szCs w:val="20"/>
+        </w:rPr>
+        <w:t>work_related_stress_pct</w:t>
+      </w:r>
       <w:r>
         <w:rPr>
           <w:rFonts w:asciiTheme="minorHAnsi" w:hAnsiTheme="minorHAnsi" w:cstheme="minorHAnsi"/>
@@ -5124,7 +4491,6 @@
         </w:rPr>
         <w:t>%</w:t>
       </w:r>
-      <w:proofErr w:type="gramEnd"/>
       <w:r>
         <w:rPr>
           <w:rFonts w:asciiTheme="minorHAnsi" w:hAnsiTheme="minorHAnsi" w:cstheme="minorHAnsi"/>
@@ -5193,9 +4559,8 @@
           <w:sz w:val="20"/>
           <w:szCs w:val="20"/>
         </w:rPr>
-        <w:t>Tobacco Use (Oral &amp; Smoking</w:t>
-      </w:r>
-      <w:proofErr w:type="gramStart"/>
+        <w:t>Tobacco Use (Oral &amp; Smoking):</w:t>
+      </w:r>
       <w:r>
         <w:rPr>
           <w:rStyle w:val="Strong"/>
@@ -5203,7 +4568,7 @@
           <w:sz w:val="20"/>
           <w:szCs w:val="20"/>
         </w:rPr>
-        <w:t>):</w:t>
+        <w:t xml:space="preserve"> </w:t>
       </w:r>
       <w:r>
         <w:rPr>
@@ -5212,7 +4577,7 @@
           <w:sz w:val="20"/>
           <w:szCs w:val="20"/>
         </w:rPr>
-        <w:t xml:space="preserve"> </w:t>
+        <w:t>{{</w:t>
       </w:r>
       <w:r>
         <w:rPr>
@@ -5221,10 +4586,8 @@
           <w:sz w:val="20"/>
           <w:szCs w:val="20"/>
         </w:rPr>
-        <w:t>{{</w:t>
-      </w:r>
-      <w:proofErr w:type="spellStart"/>
-      <w:proofErr w:type="gramEnd"/>
+        <w:t>tobacco_use_pct</w:t>
+      </w:r>
       <w:r>
         <w:rPr>
           <w:rStyle w:val="Strong"/>
@@ -5232,9 +4595,8 @@
           <w:sz w:val="20"/>
           <w:szCs w:val="20"/>
         </w:rPr>
-        <w:t>tobacco_use_</w:t>
-      </w:r>
-      <w:proofErr w:type="gramStart"/>
+        <w:t>}}</w:t>
+      </w:r>
       <w:r>
         <w:rPr>
           <w:rStyle w:val="Strong"/>
@@ -5242,28 +4604,8 @@
           <w:sz w:val="20"/>
           <w:szCs w:val="20"/>
         </w:rPr>
-        <w:t>pct</w:t>
-      </w:r>
-      <w:proofErr w:type="spellEnd"/>
-      <w:r>
-        <w:rPr>
-          <w:rStyle w:val="Strong"/>
-          <w:rFonts w:asciiTheme="minorHAnsi" w:eastAsiaTheme="majorEastAsia" w:hAnsiTheme="minorHAnsi" w:cstheme="minorHAnsi"/>
-          <w:sz w:val="20"/>
-          <w:szCs w:val="20"/>
-        </w:rPr>
-        <w:t>}}</w:t>
-      </w:r>
-      <w:r>
-        <w:rPr>
-          <w:rStyle w:val="Strong"/>
-          <w:rFonts w:asciiTheme="minorHAnsi" w:eastAsiaTheme="majorEastAsia" w:hAnsiTheme="minorHAnsi" w:cstheme="minorHAnsi"/>
-          <w:sz w:val="20"/>
-          <w:szCs w:val="20"/>
-        </w:rPr>
         <w:t xml:space="preserve"> %</w:t>
       </w:r>
-      <w:proofErr w:type="gramEnd"/>
       <w:r>
         <w:rPr>
           <w:rStyle w:val="Strong"/>
@@ -5308,9 +4650,8 @@
           <w:sz w:val="20"/>
           <w:szCs w:val="20"/>
         </w:rPr>
-        <w:t xml:space="preserve">Alcohol </w:t>
-      </w:r>
-      <w:proofErr w:type="gramStart"/>
+        <w:t>Alcohol Consumption:</w:t>
+      </w:r>
       <w:r>
         <w:rPr>
           <w:rStyle w:val="Strong"/>
@@ -5318,7 +4659,7 @@
           <w:sz w:val="20"/>
           <w:szCs w:val="20"/>
         </w:rPr>
-        <w:t>Consumption:</w:t>
+        <w:t xml:space="preserve"> </w:t>
       </w:r>
       <w:r>
         <w:rPr>
@@ -5327,7 +4668,7 @@
           <w:sz w:val="20"/>
           <w:szCs w:val="20"/>
         </w:rPr>
-        <w:t xml:space="preserve"> </w:t>
+        <w:t>{{</w:t>
       </w:r>
       <w:r>
         <w:rPr>
@@ -5336,9 +4677,8 @@
           <w:sz w:val="20"/>
           <w:szCs w:val="20"/>
         </w:rPr>
-        <w:t>{{</w:t>
-      </w:r>
-      <w:proofErr w:type="spellStart"/>
+        <w:t>alcohol_consumption_pct</w:t>
+      </w:r>
       <w:r>
         <w:rPr>
           <w:rStyle w:val="Strong"/>
@@ -5346,9 +4686,8 @@
           <w:sz w:val="20"/>
           <w:szCs w:val="20"/>
         </w:rPr>
-        <w:t>alcohol</w:t>
-      </w:r>
-      <w:proofErr w:type="gramEnd"/>
+        <w:t>}}</w:t>
+      </w:r>
       <w:r>
         <w:rPr>
           <w:rStyle w:val="Strong"/>
@@ -5356,29 +4695,8 @@
           <w:sz w:val="20"/>
           <w:szCs w:val="20"/>
         </w:rPr>
-        <w:t>_consumption_pct</w:t>
-      </w:r>
-      <w:proofErr w:type="spellEnd"/>
-      <w:proofErr w:type="gramStart"/>
-      <w:r>
-        <w:rPr>
-          <w:rStyle w:val="Strong"/>
-          <w:rFonts w:asciiTheme="minorHAnsi" w:eastAsiaTheme="majorEastAsia" w:hAnsiTheme="minorHAnsi" w:cstheme="minorHAnsi"/>
-          <w:sz w:val="20"/>
-          <w:szCs w:val="20"/>
-        </w:rPr>
-        <w:t>}}</w:t>
-      </w:r>
-      <w:r>
-        <w:rPr>
-          <w:rStyle w:val="Strong"/>
-          <w:rFonts w:asciiTheme="minorHAnsi" w:eastAsiaTheme="majorEastAsia" w:hAnsiTheme="minorHAnsi" w:cstheme="minorHAnsi"/>
-          <w:sz w:val="20"/>
-          <w:szCs w:val="20"/>
-        </w:rPr>
         <w:t>%</w:t>
       </w:r>
-      <w:proofErr w:type="gramEnd"/>
       <w:r>
         <w:rPr>
           <w:rFonts w:asciiTheme="minorHAnsi" w:hAnsiTheme="minorHAnsi" w:cstheme="minorHAnsi"/>
@@ -5541,18 +4859,7 @@
           <w:sz w:val="20"/>
           <w:szCs w:val="20"/>
         </w:rPr>
-        <w:t xml:space="preserve">Chronic </w:t>
-      </w:r>
-      <w:proofErr w:type="gramStart"/>
-      <w:r>
-        <w:rPr>
-          <w:rFonts w:asciiTheme="minorHAnsi" w:hAnsiTheme="minorHAnsi" w:cstheme="minorHAnsi"/>
-          <w:b/>
-          <w:bCs/>
-          <w:sz w:val="20"/>
-          <w:szCs w:val="20"/>
-        </w:rPr>
-        <w:t>Ailments</w:t>
+        <w:t>Chronic Ailments</w:t>
       </w:r>
       <w:r>
         <w:rPr>
@@ -5570,26 +4877,14 @@
         </w:rPr>
         <w:t>{{</w:t>
       </w:r>
-      <w:proofErr w:type="spellStart"/>
-      <w:proofErr w:type="gramEnd"/>
-      <w:r>
-        <w:rPr>
-          <w:rFonts w:asciiTheme="minorHAnsi" w:hAnsiTheme="minorHAnsi" w:cstheme="minorHAnsi"/>
-          <w:sz w:val="20"/>
-          <w:szCs w:val="20"/>
-        </w:rPr>
-        <w:t>chronic_ailments_</w:t>
-      </w:r>
-      <w:proofErr w:type="gramStart"/>
-      <w:r>
-        <w:rPr>
-          <w:rFonts w:asciiTheme="minorHAnsi" w:hAnsiTheme="minorHAnsi" w:cstheme="minorHAnsi"/>
-          <w:sz w:val="20"/>
-          <w:szCs w:val="20"/>
-        </w:rPr>
-        <w:t>pct</w:t>
-      </w:r>
-      <w:proofErr w:type="spellEnd"/>
+      <w:r>
+        <w:rPr>
+          <w:rFonts w:asciiTheme="minorHAnsi" w:hAnsiTheme="minorHAnsi" w:cstheme="minorHAnsi"/>
+          <w:sz w:val="20"/>
+          <w:szCs w:val="20"/>
+        </w:rPr>
+        <w:t>chronic_ailments_pct</w:t>
+      </w:r>
       <w:r>
         <w:rPr>
           <w:rFonts w:asciiTheme="minorHAnsi" w:hAnsiTheme="minorHAnsi" w:cstheme="minorHAnsi"/>
@@ -5612,16 +4907,7 @@
           <w:sz w:val="20"/>
           <w:szCs w:val="20"/>
         </w:rPr>
-        <w:t>%</w:t>
-      </w:r>
-      <w:proofErr w:type="gramEnd"/>
-      <w:r>
-        <w:rPr>
-          <w:rFonts w:asciiTheme="minorHAnsi" w:hAnsiTheme="minorHAnsi" w:cstheme="minorHAnsi"/>
-          <w:sz w:val="20"/>
-          <w:szCs w:val="20"/>
-        </w:rPr>
-        <w:t xml:space="preserve"> of your employees indicate to suffer from chronic health issues</w:t>
+        <w:t>% of your employees indicate to suffer from chronic health issues</w:t>
       </w:r>
       <w:r>
         <w:rPr>
@@ -5659,7 +4945,6 @@
           <w:szCs w:val="20"/>
         </w:rPr>
       </w:pPr>
-      <w:proofErr w:type="gramStart"/>
       <w:r>
         <w:rPr>
           <w:rFonts w:asciiTheme="minorHAnsi" w:hAnsiTheme="minorHAnsi" w:cstheme="minorHAnsi"/>
@@ -5689,7 +4974,6 @@
         </w:rPr>
         <w:t>{{</w:t>
       </w:r>
-      <w:proofErr w:type="spellStart"/>
       <w:r>
         <w:rPr>
           <w:rFonts w:asciiTheme="minorHAnsi" w:hAnsiTheme="minorHAnsi" w:cstheme="minorHAnsi"/>
@@ -5698,9 +4982,8 @@
           <w:sz w:val="20"/>
           <w:szCs w:val="20"/>
         </w:rPr>
-        <w:t>medication</w:t>
-      </w:r>
-      <w:proofErr w:type="gramEnd"/>
+        <w:t>medication_total_pct</w:t>
+      </w:r>
       <w:r>
         <w:rPr>
           <w:rFonts w:asciiTheme="minorHAnsi" w:hAnsiTheme="minorHAnsi" w:cstheme="minorHAnsi"/>
@@ -5709,28 +4992,6 @@
           <w:sz w:val="20"/>
           <w:szCs w:val="20"/>
         </w:rPr>
-        <w:t>_total_</w:t>
-      </w:r>
-      <w:proofErr w:type="gramStart"/>
-      <w:r>
-        <w:rPr>
-          <w:rFonts w:asciiTheme="minorHAnsi" w:hAnsiTheme="minorHAnsi" w:cstheme="minorHAnsi"/>
-          <w:bCs/>
-          <w:spacing w:val="-2"/>
-          <w:sz w:val="20"/>
-          <w:szCs w:val="20"/>
-        </w:rPr>
-        <w:t>pct</w:t>
-      </w:r>
-      <w:proofErr w:type="spellEnd"/>
-      <w:r>
-        <w:rPr>
-          <w:rFonts w:asciiTheme="minorHAnsi" w:hAnsiTheme="minorHAnsi" w:cstheme="minorHAnsi"/>
-          <w:bCs/>
-          <w:spacing w:val="-2"/>
-          <w:sz w:val="20"/>
-          <w:szCs w:val="20"/>
-        </w:rPr>
         <w:t>}}</w:t>
       </w:r>
       <w:r>
@@ -5750,7 +5011,6 @@
         </w:rPr>
         <w:t>%</w:t>
       </w:r>
-      <w:proofErr w:type="gramEnd"/>
       <w:r>
         <w:rPr>
           <w:rFonts w:asciiTheme="minorHAnsi" w:hAnsiTheme="minorHAnsi" w:cstheme="minorHAnsi"/>
@@ -5914,25 +5174,14 @@
         </w:rPr>
         <w:t>{{</w:t>
       </w:r>
-      <w:proofErr w:type="spellStart"/>
-      <w:r>
-        <w:rPr>
-          <w:rFonts w:asciiTheme="minorHAnsi" w:hAnsiTheme="minorHAnsi" w:cstheme="minorHAnsi"/>
-          <w:sz w:val="20"/>
-          <w:szCs w:val="20"/>
-        </w:rPr>
-        <w:t>medication_diabetes_</w:t>
-      </w:r>
-      <w:proofErr w:type="gramStart"/>
-      <w:r>
-        <w:rPr>
-          <w:rFonts w:asciiTheme="minorHAnsi" w:hAnsiTheme="minorHAnsi" w:cstheme="minorHAnsi"/>
-          <w:sz w:val="20"/>
-          <w:szCs w:val="20"/>
-        </w:rPr>
-        <w:t>pct</w:t>
-      </w:r>
-      <w:proofErr w:type="spellEnd"/>
+      <w:r>
+        <w:rPr>
+          <w:rFonts w:asciiTheme="minorHAnsi" w:hAnsiTheme="minorHAnsi" w:cstheme="minorHAnsi"/>
+          <w:sz w:val="20"/>
+          <w:szCs w:val="20"/>
+        </w:rPr>
+        <w:t>medication_diabetes_pct</w:t>
+      </w:r>
       <w:r>
         <w:rPr>
           <w:rFonts w:asciiTheme="minorHAnsi" w:hAnsiTheme="minorHAnsi" w:cstheme="minorHAnsi"/>
@@ -5957,7 +5206,6 @@
         </w:rPr>
         <w:t>%</w:t>
       </w:r>
-      <w:proofErr w:type="gramEnd"/>
       <w:r>
         <w:rPr>
           <w:rFonts w:asciiTheme="minorHAnsi" w:hAnsiTheme="minorHAnsi" w:cstheme="minorHAnsi"/>
@@ -6079,25 +5327,14 @@
         </w:rPr>
         <w:t>{{</w:t>
       </w:r>
-      <w:proofErr w:type="spellStart"/>
-      <w:r>
-        <w:rPr>
-          <w:rFonts w:asciiTheme="minorHAnsi" w:hAnsiTheme="minorHAnsi" w:cstheme="minorHAnsi"/>
-          <w:sz w:val="20"/>
-          <w:szCs w:val="20"/>
-        </w:rPr>
-        <w:t>medication_hypertension_</w:t>
-      </w:r>
-      <w:proofErr w:type="gramStart"/>
-      <w:r>
-        <w:rPr>
-          <w:rFonts w:asciiTheme="minorHAnsi" w:hAnsiTheme="minorHAnsi" w:cstheme="minorHAnsi"/>
-          <w:sz w:val="20"/>
-          <w:szCs w:val="20"/>
-        </w:rPr>
-        <w:t>pct</w:t>
-      </w:r>
-      <w:proofErr w:type="spellEnd"/>
+      <w:r>
+        <w:rPr>
+          <w:rFonts w:asciiTheme="minorHAnsi" w:hAnsiTheme="minorHAnsi" w:cstheme="minorHAnsi"/>
+          <w:sz w:val="20"/>
+          <w:szCs w:val="20"/>
+        </w:rPr>
+        <w:t>medication_hypertension_pct</w:t>
+      </w:r>
       <w:r>
         <w:rPr>
           <w:rFonts w:asciiTheme="minorHAnsi" w:hAnsiTheme="minorHAnsi" w:cstheme="minorHAnsi"/>
@@ -6122,7 +5359,6 @@
         </w:rPr>
         <w:t>%</w:t>
       </w:r>
-      <w:proofErr w:type="gramEnd"/>
       <w:r>
         <w:rPr>
           <w:rFonts w:asciiTheme="minorHAnsi" w:hAnsiTheme="minorHAnsi" w:cstheme="minorHAnsi"/>
@@ -6244,25 +5480,14 @@
         </w:rPr>
         <w:t>{{</w:t>
       </w:r>
-      <w:proofErr w:type="spellStart"/>
-      <w:r>
-        <w:rPr>
-          <w:rFonts w:asciiTheme="minorHAnsi" w:hAnsiTheme="minorHAnsi" w:cstheme="minorHAnsi"/>
-          <w:sz w:val="20"/>
-          <w:szCs w:val="20"/>
-        </w:rPr>
-        <w:t>medication_dyslipidemia_</w:t>
-      </w:r>
-      <w:proofErr w:type="gramStart"/>
-      <w:r>
-        <w:rPr>
-          <w:rFonts w:asciiTheme="minorHAnsi" w:hAnsiTheme="minorHAnsi" w:cstheme="minorHAnsi"/>
-          <w:sz w:val="20"/>
-          <w:szCs w:val="20"/>
-        </w:rPr>
-        <w:t>pct</w:t>
-      </w:r>
-      <w:proofErr w:type="spellEnd"/>
+      <w:r>
+        <w:rPr>
+          <w:rFonts w:asciiTheme="minorHAnsi" w:hAnsiTheme="minorHAnsi" w:cstheme="minorHAnsi"/>
+          <w:sz w:val="20"/>
+          <w:szCs w:val="20"/>
+        </w:rPr>
+        <w:t>medication_dyslipidemia_pct</w:t>
+      </w:r>
       <w:r>
         <w:rPr>
           <w:rFonts w:asciiTheme="minorHAnsi" w:hAnsiTheme="minorHAnsi" w:cstheme="minorHAnsi"/>
@@ -6287,7 +5512,6 @@
         </w:rPr>
         <w:t>%</w:t>
       </w:r>
-      <w:proofErr w:type="gramEnd"/>
       <w:r>
         <w:rPr>
           <w:rFonts w:asciiTheme="minorHAnsi" w:hAnsiTheme="minorHAnsi" w:cstheme="minorHAnsi"/>
@@ -6409,25 +5633,14 @@
         </w:rPr>
         <w:t>{{</w:t>
       </w:r>
-      <w:proofErr w:type="spellStart"/>
-      <w:r>
-        <w:rPr>
-          <w:rFonts w:asciiTheme="minorHAnsi" w:hAnsiTheme="minorHAnsi" w:cstheme="minorHAnsi"/>
-          <w:sz w:val="20"/>
-          <w:szCs w:val="20"/>
-        </w:rPr>
-        <w:t>medication_musculoskeletal_</w:t>
-      </w:r>
-      <w:proofErr w:type="gramStart"/>
-      <w:r>
-        <w:rPr>
-          <w:rFonts w:asciiTheme="minorHAnsi" w:hAnsiTheme="minorHAnsi" w:cstheme="minorHAnsi"/>
-          <w:sz w:val="20"/>
-          <w:szCs w:val="20"/>
-        </w:rPr>
-        <w:t>pct</w:t>
-      </w:r>
-      <w:proofErr w:type="spellEnd"/>
+      <w:r>
+        <w:rPr>
+          <w:rFonts w:asciiTheme="minorHAnsi" w:hAnsiTheme="minorHAnsi" w:cstheme="minorHAnsi"/>
+          <w:sz w:val="20"/>
+          <w:szCs w:val="20"/>
+        </w:rPr>
+        <w:t>medication_musculoskeletal_pct</w:t>
+      </w:r>
       <w:r>
         <w:rPr>
           <w:rFonts w:asciiTheme="minorHAnsi" w:hAnsiTheme="minorHAnsi" w:cstheme="minorHAnsi"/>
@@ -6452,7 +5665,6 @@
         </w:rPr>
         <w:t>%</w:t>
       </w:r>
-      <w:proofErr w:type="gramEnd"/>
       <w:r>
         <w:rPr>
           <w:rFonts w:asciiTheme="minorHAnsi" w:hAnsiTheme="minorHAnsi" w:cstheme="minorHAnsi"/>
@@ -6544,25 +5756,7 @@
           <w:sz w:val="20"/>
           <w:szCs w:val="20"/>
         </w:rPr>
-        <w:t xml:space="preserve"> medication for </w:t>
-      </w:r>
-      <w:proofErr w:type="spellStart"/>
-      <w:r>
-        <w:rPr>
-          <w:rFonts w:asciiTheme="minorHAnsi" w:hAnsiTheme="minorHAnsi" w:cstheme="minorHAnsi"/>
-          <w:sz w:val="20"/>
-          <w:szCs w:val="20"/>
-        </w:rPr>
-        <w:t>musculo</w:t>
-      </w:r>
-      <w:proofErr w:type="spellEnd"/>
-      <w:r>
-        <w:rPr>
-          <w:rFonts w:asciiTheme="minorHAnsi" w:hAnsiTheme="minorHAnsi" w:cstheme="minorHAnsi"/>
-          <w:sz w:val="20"/>
-          <w:szCs w:val="20"/>
-        </w:rPr>
-        <w:t>-skeletal problems.</w:t>
+        <w:t xml:space="preserve"> medication for musculo-skeletal problems.</w:t>
       </w:r>
     </w:p>
     <w:p>
@@ -6593,25 +5787,14 @@
         <w:lastRenderedPageBreak/>
         <w:t>{{</w:t>
       </w:r>
-      <w:proofErr w:type="spellStart"/>
-      <w:r>
-        <w:rPr>
-          <w:rFonts w:asciiTheme="minorHAnsi" w:hAnsiTheme="minorHAnsi" w:cstheme="minorHAnsi"/>
-          <w:sz w:val="20"/>
-          <w:szCs w:val="20"/>
-        </w:rPr>
-        <w:t>medication_other_</w:t>
-      </w:r>
-      <w:proofErr w:type="gramStart"/>
-      <w:r>
-        <w:rPr>
-          <w:rFonts w:asciiTheme="minorHAnsi" w:hAnsiTheme="minorHAnsi" w:cstheme="minorHAnsi"/>
-          <w:sz w:val="20"/>
-          <w:szCs w:val="20"/>
-        </w:rPr>
-        <w:t>pct</w:t>
-      </w:r>
-      <w:proofErr w:type="spellEnd"/>
+      <w:r>
+        <w:rPr>
+          <w:rFonts w:asciiTheme="minorHAnsi" w:hAnsiTheme="minorHAnsi" w:cstheme="minorHAnsi"/>
+          <w:sz w:val="20"/>
+          <w:szCs w:val="20"/>
+        </w:rPr>
+        <w:t>medication_other_pct</w:t>
+      </w:r>
       <w:r>
         <w:rPr>
           <w:rFonts w:asciiTheme="minorHAnsi" w:hAnsiTheme="minorHAnsi" w:cstheme="minorHAnsi"/>
@@ -6636,7 +5819,6 @@
         </w:rPr>
         <w:t>%</w:t>
       </w:r>
-      <w:proofErr w:type="gramEnd"/>
       <w:r>
         <w:rPr>
           <w:rFonts w:asciiTheme="minorHAnsi" w:hAnsiTheme="minorHAnsi" w:cstheme="minorHAnsi"/>
@@ -6796,31 +5978,7 @@
           <w:sz w:val="20"/>
           <w:szCs w:val="20"/>
         </w:rPr>
-        <w:t xml:space="preserve">(will be displayed according to test </w:t>
-      </w:r>
-      <w:proofErr w:type="gramStart"/>
-      <w:r>
-        <w:rPr>
-          <w:rFonts w:asciiTheme="minorHAnsi" w:hAnsiTheme="minorHAnsi" w:cstheme="minorHAnsi"/>
-          <w:bCs/>
-          <w:color w:val="0070C0"/>
-          <w:spacing w:val="-2"/>
-          <w:sz w:val="20"/>
-          <w:szCs w:val="20"/>
-        </w:rPr>
-        <w:t>done:</w:t>
-      </w:r>
-      <w:proofErr w:type="gramEnd"/>
-      <w:r>
-        <w:rPr>
-          <w:rFonts w:asciiTheme="minorHAnsi" w:hAnsiTheme="minorHAnsi" w:cstheme="minorHAnsi"/>
-          <w:bCs/>
-          <w:color w:val="0070C0"/>
-          <w:spacing w:val="-2"/>
-          <w:sz w:val="20"/>
-          <w:szCs w:val="20"/>
-        </w:rPr>
-        <w:t xml:space="preserve"> </w:t>
+        <w:t xml:space="preserve">(will be displayed according to test done: </w:t>
       </w:r>
       <w:r>
         <w:rPr>
@@ -6972,7 +6130,6 @@
         </w:rPr>
         <w:t>{{</w:t>
       </w:r>
-      <w:proofErr w:type="spellStart"/>
       <w:r>
         <w:rPr>
           <w:rFonts w:asciiTheme="minorHAnsi" w:hAnsiTheme="minorHAnsi" w:cstheme="minorHAnsi"/>
@@ -6980,19 +6137,8 @@
           <w:szCs w:val="20"/>
           <w:lang w:val="en-AE"/>
         </w:rPr>
-        <w:t>fbs_pre_</w:t>
-      </w:r>
-      <w:proofErr w:type="gramStart"/>
-      <w:r>
-        <w:rPr>
-          <w:rFonts w:asciiTheme="minorHAnsi" w:hAnsiTheme="minorHAnsi" w:cstheme="minorHAnsi"/>
-          <w:sz w:val="20"/>
-          <w:szCs w:val="20"/>
-          <w:lang w:val="en-AE"/>
-        </w:rPr>
-        <w:t>pct</w:t>
-      </w:r>
-      <w:proofErr w:type="spellEnd"/>
+        <w:t>fbs_pre_pct</w:t>
+      </w:r>
       <w:r>
         <w:rPr>
           <w:rFonts w:asciiTheme="minorHAnsi" w:hAnsiTheme="minorHAnsi" w:cstheme="minorHAnsi"/>
@@ -7009,7 +6155,6 @@
         </w:rPr>
         <w:t xml:space="preserve"> %</w:t>
       </w:r>
-      <w:proofErr w:type="gramEnd"/>
       <w:r>
         <w:rPr>
           <w:rFonts w:asciiTheme="minorHAnsi" w:hAnsiTheme="minorHAnsi" w:cstheme="minorHAnsi"/>
@@ -7170,19 +6315,8 @@
           <w:sz w:val="20"/>
           <w:szCs w:val="20"/>
         </w:rPr>
-        <w:t xml:space="preserve"> </w:t>
-      </w:r>
-      <w:proofErr w:type="gramStart"/>
-      <w:r>
-        <w:rPr>
-          <w:rFonts w:asciiTheme="minorHAnsi" w:hAnsiTheme="minorHAnsi" w:cstheme="minorHAnsi"/>
-          <w:spacing w:val="-1"/>
-          <w:sz w:val="20"/>
-          <w:szCs w:val="20"/>
-        </w:rPr>
-        <w:t>Fasting Blood Glucose levels</w:t>
-      </w:r>
-      <w:proofErr w:type="gramEnd"/>
+        <w:t xml:space="preserve"> Fasting Blood Glucose levels</w:t>
+      </w:r>
       <w:r>
         <w:rPr>
           <w:rFonts w:asciiTheme="minorHAnsi" w:hAnsiTheme="minorHAnsi" w:cstheme="minorHAnsi"/>
@@ -7236,7 +6370,6 @@
         </w:rPr>
         <w:t>{{</w:t>
       </w:r>
-      <w:proofErr w:type="spellStart"/>
       <w:r>
         <w:rPr>
           <w:rFonts w:asciiTheme="minorHAnsi" w:hAnsiTheme="minorHAnsi" w:cstheme="minorHAnsi"/>
@@ -7244,19 +6377,8 @@
           <w:szCs w:val="20"/>
           <w:lang w:val="en-AE"/>
         </w:rPr>
-        <w:t>fbs_mod_</w:t>
-      </w:r>
-      <w:proofErr w:type="gramStart"/>
-      <w:r>
-        <w:rPr>
-          <w:rFonts w:asciiTheme="minorHAnsi" w:hAnsiTheme="minorHAnsi" w:cstheme="minorHAnsi"/>
-          <w:sz w:val="20"/>
-          <w:szCs w:val="20"/>
-          <w:lang w:val="en-AE"/>
-        </w:rPr>
-        <w:t>pct</w:t>
-      </w:r>
-      <w:proofErr w:type="spellEnd"/>
+        <w:t>fbs_mod_pct</w:t>
+      </w:r>
       <w:r>
         <w:rPr>
           <w:rFonts w:asciiTheme="minorHAnsi" w:hAnsiTheme="minorHAnsi" w:cstheme="minorHAnsi"/>
@@ -7273,7 +6395,6 @@
         </w:rPr>
         <w:t xml:space="preserve"> %</w:t>
       </w:r>
-      <w:proofErr w:type="gramEnd"/>
       <w:r>
         <w:rPr>
           <w:rFonts w:asciiTheme="minorHAnsi" w:hAnsiTheme="minorHAnsi" w:cstheme="minorHAnsi"/>
@@ -7430,7 +6551,6 @@
         </w:rPr>
         <w:t>{{</w:t>
       </w:r>
-      <w:proofErr w:type="spellStart"/>
       <w:r>
         <w:rPr>
           <w:rFonts w:asciiTheme="minorHAnsi" w:hAnsiTheme="minorHAnsi" w:cstheme="minorHAnsi"/>
@@ -7438,19 +6558,8 @@
           <w:szCs w:val="20"/>
           <w:lang w:val="en-AE"/>
         </w:rPr>
-        <w:t>fbs_dia_</w:t>
-      </w:r>
-      <w:proofErr w:type="gramStart"/>
-      <w:r>
-        <w:rPr>
-          <w:rFonts w:asciiTheme="minorHAnsi" w:hAnsiTheme="minorHAnsi" w:cstheme="minorHAnsi"/>
-          <w:sz w:val="20"/>
-          <w:szCs w:val="20"/>
-          <w:lang w:val="en-AE"/>
-        </w:rPr>
-        <w:t>pct</w:t>
-      </w:r>
-      <w:proofErr w:type="spellEnd"/>
+        <w:t>fbs_dia_pct</w:t>
+      </w:r>
       <w:r>
         <w:rPr>
           <w:rFonts w:asciiTheme="minorHAnsi" w:hAnsiTheme="minorHAnsi" w:cstheme="minorHAnsi"/>
@@ -7467,7 +6576,6 @@
         </w:rPr>
         <w:t xml:space="preserve"> %</w:t>
       </w:r>
-      <w:proofErr w:type="gramEnd"/>
       <w:r>
         <w:rPr>
           <w:rFonts w:asciiTheme="minorHAnsi" w:hAnsiTheme="minorHAnsi" w:cstheme="minorHAnsi"/>
@@ -7607,25 +6715,14 @@
         </w:rPr>
         <w:t>{{</w:t>
       </w:r>
-      <w:proofErr w:type="spellStart"/>
-      <w:r>
-        <w:rPr>
-          <w:rFonts w:asciiTheme="minorHAnsi" w:hAnsiTheme="minorHAnsi" w:cstheme="minorHAnsi"/>
-          <w:sz w:val="20"/>
-          <w:szCs w:val="20"/>
-        </w:rPr>
-        <w:t>rbs_pre_</w:t>
-      </w:r>
-      <w:proofErr w:type="gramStart"/>
-      <w:r>
-        <w:rPr>
-          <w:rFonts w:asciiTheme="minorHAnsi" w:hAnsiTheme="minorHAnsi" w:cstheme="minorHAnsi"/>
-          <w:sz w:val="20"/>
-          <w:szCs w:val="20"/>
-        </w:rPr>
-        <w:t>pct</w:t>
-      </w:r>
-      <w:proofErr w:type="spellEnd"/>
+      <w:r>
+        <w:rPr>
+          <w:rFonts w:asciiTheme="minorHAnsi" w:hAnsiTheme="minorHAnsi" w:cstheme="minorHAnsi"/>
+          <w:sz w:val="20"/>
+          <w:szCs w:val="20"/>
+        </w:rPr>
+        <w:t>rbs_pre_pct</w:t>
+      </w:r>
       <w:r>
         <w:rPr>
           <w:rFonts w:asciiTheme="minorHAnsi" w:hAnsiTheme="minorHAnsi" w:cstheme="minorHAnsi"/>
@@ -7650,7 +6747,6 @@
         </w:rPr>
         <w:t>%</w:t>
       </w:r>
-      <w:proofErr w:type="gramEnd"/>
       <w:r>
         <w:rPr>
           <w:rFonts w:asciiTheme="minorHAnsi" w:hAnsiTheme="minorHAnsi" w:cstheme="minorHAnsi"/>
@@ -7811,19 +6907,8 @@
           <w:sz w:val="20"/>
           <w:szCs w:val="20"/>
         </w:rPr>
-        <w:t xml:space="preserve"> </w:t>
-      </w:r>
-      <w:proofErr w:type="gramStart"/>
-      <w:r>
-        <w:rPr>
-          <w:rFonts w:asciiTheme="minorHAnsi" w:hAnsiTheme="minorHAnsi" w:cstheme="minorHAnsi"/>
-          <w:spacing w:val="-1"/>
-          <w:sz w:val="20"/>
-          <w:szCs w:val="20"/>
-        </w:rPr>
-        <w:t>Random Blood Glucose levels</w:t>
-      </w:r>
-      <w:proofErr w:type="gramEnd"/>
+        <w:t xml:space="preserve"> Random Blood Glucose levels</w:t>
+      </w:r>
       <w:r>
         <w:rPr>
           <w:rFonts w:asciiTheme="minorHAnsi" w:hAnsiTheme="minorHAnsi" w:cstheme="minorHAnsi"/>
@@ -7860,25 +6945,14 @@
         </w:rPr>
         <w:t>{{</w:t>
       </w:r>
-      <w:proofErr w:type="spellStart"/>
-      <w:r>
-        <w:rPr>
-          <w:rFonts w:asciiTheme="minorHAnsi" w:hAnsiTheme="minorHAnsi" w:cstheme="minorHAnsi"/>
-          <w:sz w:val="20"/>
-          <w:szCs w:val="20"/>
-        </w:rPr>
-        <w:t>rbs_mod_</w:t>
-      </w:r>
-      <w:proofErr w:type="gramStart"/>
-      <w:r>
-        <w:rPr>
-          <w:rFonts w:asciiTheme="minorHAnsi" w:hAnsiTheme="minorHAnsi" w:cstheme="minorHAnsi"/>
-          <w:sz w:val="20"/>
-          <w:szCs w:val="20"/>
-        </w:rPr>
-        <w:t>pct</w:t>
-      </w:r>
-      <w:proofErr w:type="spellEnd"/>
+      <w:r>
+        <w:rPr>
+          <w:rFonts w:asciiTheme="minorHAnsi" w:hAnsiTheme="minorHAnsi" w:cstheme="minorHAnsi"/>
+          <w:sz w:val="20"/>
+          <w:szCs w:val="20"/>
+        </w:rPr>
+        <w:t>rbs_mod_pct</w:t>
+      </w:r>
       <w:r>
         <w:rPr>
           <w:rFonts w:asciiTheme="minorHAnsi" w:hAnsiTheme="minorHAnsi" w:cstheme="minorHAnsi"/>
@@ -7903,7 +6977,6 @@
         </w:rPr>
         <w:t>%</w:t>
       </w:r>
-      <w:proofErr w:type="gramEnd"/>
       <w:r>
         <w:rPr>
           <w:rFonts w:asciiTheme="minorHAnsi" w:hAnsiTheme="minorHAnsi" w:cstheme="minorHAnsi"/>
@@ -8053,7 +7126,6 @@
         </w:rPr>
         <w:t>{{</w:t>
       </w:r>
-      <w:proofErr w:type="spellStart"/>
       <w:r>
         <w:rPr>
           <w:rFonts w:asciiTheme="minorHAnsi" w:hAnsiTheme="minorHAnsi" w:cstheme="minorHAnsi"/>
@@ -8061,9 +7133,8 @@
           <w:sz w:val="20"/>
           <w:szCs w:val="20"/>
         </w:rPr>
-        <w:t>rbs_dia_</w:t>
-      </w:r>
-      <w:proofErr w:type="gramStart"/>
+        <w:t>rbs_dia_pct</w:t>
+      </w:r>
       <w:r>
         <w:rPr>
           <w:rFonts w:asciiTheme="minorHAnsi" w:hAnsiTheme="minorHAnsi" w:cstheme="minorHAnsi"/>
@@ -8071,9 +7142,8 @@
           <w:sz w:val="20"/>
           <w:szCs w:val="20"/>
         </w:rPr>
-        <w:t>pct</w:t>
-      </w:r>
-      <w:proofErr w:type="spellEnd"/>
+        <w:t>}}</w:t>
+      </w:r>
       <w:r>
         <w:rPr>
           <w:rFonts w:asciiTheme="minorHAnsi" w:hAnsiTheme="minorHAnsi" w:cstheme="minorHAnsi"/>
@@ -8081,15 +7151,6 @@
           <w:sz w:val="20"/>
           <w:szCs w:val="20"/>
         </w:rPr>
-        <w:t>}}</w:t>
-      </w:r>
-      <w:r>
-        <w:rPr>
-          <w:rFonts w:asciiTheme="minorHAnsi" w:hAnsiTheme="minorHAnsi" w:cstheme="minorHAnsi"/>
-          <w:spacing w:val="-1"/>
-          <w:sz w:val="20"/>
-          <w:szCs w:val="20"/>
-        </w:rPr>
         <w:t xml:space="preserve"> </w:t>
       </w:r>
       <w:r>
@@ -8100,7 +7161,6 @@
         </w:rPr>
         <w:t>%</w:t>
       </w:r>
-      <w:proofErr w:type="gramEnd"/>
       <w:r>
         <w:rPr>
           <w:rFonts w:asciiTheme="minorHAnsi" w:hAnsiTheme="minorHAnsi" w:cstheme="minorHAnsi"/>
@@ -8413,7 +7473,6 @@
         </w:rPr>
         <w:t>{{</w:t>
       </w:r>
-      <w:proofErr w:type="spellStart"/>
       <w:r>
         <w:rPr>
           <w:rFonts w:asciiTheme="minorHAnsi" w:hAnsiTheme="minorHAnsi" w:cstheme="minorHAnsi"/>
@@ -8423,7 +7482,6 @@
         </w:rPr>
         <w:t>pre_hypertensive_pct</w:t>
       </w:r>
-      <w:proofErr w:type="spellEnd"/>
       <w:r>
         <w:rPr>
           <w:rFonts w:asciiTheme="minorHAnsi" w:hAnsiTheme="minorHAnsi" w:cstheme="minorHAnsi"/>
@@ -9265,9 +8323,8 @@
           <w:sz w:val="20"/>
           <w:szCs w:val="20"/>
         </w:rPr>
-        <w:t>gr3_hypertensive_</w:t>
-      </w:r>
-      <w:proofErr w:type="gramStart"/>
+        <w:t>gr3_hypertensive_pct</w:t>
+      </w:r>
       <w:r>
         <w:rPr>
           <w:rFonts w:asciiTheme="minorHAnsi" w:hAnsiTheme="minorHAnsi" w:cstheme="minorHAnsi"/>
@@ -9275,7 +8332,7 @@
           <w:sz w:val="20"/>
           <w:szCs w:val="20"/>
         </w:rPr>
-        <w:t>pct</w:t>
+        <w:t>}}</w:t>
       </w:r>
       <w:r>
         <w:rPr>
@@ -9284,15 +8341,6 @@
           <w:sz w:val="20"/>
           <w:szCs w:val="20"/>
         </w:rPr>
-        <w:t>}}</w:t>
-      </w:r>
-      <w:r>
-        <w:rPr>
-          <w:rFonts w:asciiTheme="minorHAnsi" w:hAnsiTheme="minorHAnsi" w:cstheme="minorHAnsi"/>
-          <w:spacing w:val="-1"/>
-          <w:sz w:val="20"/>
-          <w:szCs w:val="20"/>
-        </w:rPr>
         <w:t xml:space="preserve"> </w:t>
       </w:r>
       <w:r>
@@ -9303,7 +8351,6 @@
         </w:rPr>
         <w:t>%</w:t>
       </w:r>
-      <w:proofErr w:type="gramEnd"/>
       <w:r>
         <w:rPr>
           <w:rFonts w:asciiTheme="minorHAnsi" w:hAnsiTheme="minorHAnsi" w:cstheme="minorHAnsi"/>
@@ -9657,7 +8704,6 @@
         </w:rPr>
         <w:t>{{</w:t>
       </w:r>
-      <w:proofErr w:type="spellStart"/>
       <w:r>
         <w:rPr>
           <w:rFonts w:asciiTheme="minorHAnsi" w:hAnsiTheme="minorHAnsi" w:cstheme="minorHAnsi"/>
@@ -9665,9 +8711,8 @@
           <w:sz w:val="20"/>
           <w:szCs w:val="20"/>
         </w:rPr>
-        <w:t>borderline_hyperlipidemia_</w:t>
-      </w:r>
-      <w:proofErr w:type="gramStart"/>
+        <w:t>borderline_hyperlipidemia_pct</w:t>
+      </w:r>
       <w:r>
         <w:rPr>
           <w:rFonts w:asciiTheme="minorHAnsi" w:hAnsiTheme="minorHAnsi" w:cstheme="minorHAnsi"/>
@@ -9675,9 +8720,8 @@
           <w:sz w:val="20"/>
           <w:szCs w:val="20"/>
         </w:rPr>
-        <w:t>pct</w:t>
-      </w:r>
-      <w:proofErr w:type="spellEnd"/>
+        <w:t>}}</w:t>
+      </w:r>
       <w:r>
         <w:rPr>
           <w:rFonts w:asciiTheme="minorHAnsi" w:hAnsiTheme="minorHAnsi" w:cstheme="minorHAnsi"/>
@@ -9685,15 +8729,6 @@
           <w:sz w:val="20"/>
           <w:szCs w:val="20"/>
         </w:rPr>
-        <w:t>}}</w:t>
-      </w:r>
-      <w:r>
-        <w:rPr>
-          <w:rFonts w:asciiTheme="minorHAnsi" w:hAnsiTheme="minorHAnsi" w:cstheme="minorHAnsi"/>
-          <w:spacing w:val="-1"/>
-          <w:sz w:val="20"/>
-          <w:szCs w:val="20"/>
-        </w:rPr>
         <w:t xml:space="preserve"> </w:t>
       </w:r>
       <w:r>
@@ -9704,7 +8739,6 @@
         </w:rPr>
         <w:t>%</w:t>
       </w:r>
-      <w:proofErr w:type="gramEnd"/>
       <w:r>
         <w:rPr>
           <w:rFonts w:asciiTheme="minorHAnsi" w:hAnsiTheme="minorHAnsi" w:cstheme="minorHAnsi"/>
@@ -9861,7 +8895,6 @@
         </w:rPr>
         <w:t>{{</w:t>
       </w:r>
-      <w:proofErr w:type="spellStart"/>
       <w:r>
         <w:rPr>
           <w:rFonts w:asciiTheme="minorHAnsi" w:hAnsiTheme="minorHAnsi" w:cstheme="minorHAnsi"/>
@@ -9870,7 +8903,6 @@
         </w:rPr>
         <w:t>moderate_hyperlipidemia_pct</w:t>
       </w:r>
-      <w:proofErr w:type="spellEnd"/>
       <w:r>
         <w:rPr>
           <w:rFonts w:asciiTheme="minorHAnsi" w:hAnsiTheme="minorHAnsi" w:cstheme="minorHAnsi"/>
@@ -10034,25 +9066,14 @@
         </w:rPr>
         <w:t>{{</w:t>
       </w:r>
-      <w:proofErr w:type="spellStart"/>
-      <w:r>
-        <w:rPr>
-          <w:rFonts w:asciiTheme="minorHAnsi" w:hAnsiTheme="minorHAnsi" w:cstheme="minorHAnsi"/>
-          <w:sz w:val="20"/>
-          <w:szCs w:val="20"/>
-        </w:rPr>
-        <w:t>hyperlipidemia_</w:t>
-      </w:r>
-      <w:proofErr w:type="gramStart"/>
-      <w:r>
-        <w:rPr>
-          <w:rFonts w:asciiTheme="minorHAnsi" w:hAnsiTheme="minorHAnsi" w:cstheme="minorHAnsi"/>
-          <w:sz w:val="20"/>
-          <w:szCs w:val="20"/>
-        </w:rPr>
-        <w:t>pct</w:t>
-      </w:r>
-      <w:proofErr w:type="spellEnd"/>
+      <w:r>
+        <w:rPr>
+          <w:rFonts w:asciiTheme="minorHAnsi" w:hAnsiTheme="minorHAnsi" w:cstheme="minorHAnsi"/>
+          <w:sz w:val="20"/>
+          <w:szCs w:val="20"/>
+        </w:rPr>
+        <w:t>hyperlipidemia_pct</w:t>
+      </w:r>
       <w:r>
         <w:rPr>
           <w:rFonts w:asciiTheme="minorHAnsi" w:hAnsiTheme="minorHAnsi" w:cstheme="minorHAnsi"/>
@@ -10077,7 +9098,6 @@
         </w:rPr>
         <w:t>%</w:t>
       </w:r>
-      <w:proofErr w:type="gramEnd"/>
       <w:r>
         <w:rPr>
           <w:rFonts w:asciiTheme="minorHAnsi" w:hAnsiTheme="minorHAnsi" w:cstheme="minorHAnsi"/>
@@ -10266,25 +9286,14 @@
         </w:rPr>
         <w:t>{{</w:t>
       </w:r>
-      <w:proofErr w:type="spellStart"/>
-      <w:r>
-        <w:rPr>
-          <w:rFonts w:asciiTheme="minorHAnsi" w:hAnsiTheme="minorHAnsi" w:cstheme="minorHAnsi"/>
-          <w:sz w:val="20"/>
-          <w:szCs w:val="20"/>
-        </w:rPr>
-        <w:t>cardiac_risk_</w:t>
-      </w:r>
-      <w:proofErr w:type="gramStart"/>
-      <w:r>
-        <w:rPr>
-          <w:rFonts w:asciiTheme="minorHAnsi" w:hAnsiTheme="minorHAnsi" w:cstheme="minorHAnsi"/>
-          <w:sz w:val="20"/>
-          <w:szCs w:val="20"/>
-        </w:rPr>
-        <w:t>pct</w:t>
-      </w:r>
-      <w:proofErr w:type="spellEnd"/>
+      <w:r>
+        <w:rPr>
+          <w:rFonts w:asciiTheme="minorHAnsi" w:hAnsiTheme="minorHAnsi" w:cstheme="minorHAnsi"/>
+          <w:sz w:val="20"/>
+          <w:szCs w:val="20"/>
+        </w:rPr>
+        <w:t>cardiac_risk_pct</w:t>
+      </w:r>
       <w:r>
         <w:rPr>
           <w:rFonts w:asciiTheme="minorHAnsi" w:hAnsiTheme="minorHAnsi" w:cstheme="minorHAnsi"/>
@@ -10310,7 +9319,6 @@
         </w:rPr>
         <w:t>%</w:t>
       </w:r>
-      <w:proofErr w:type="gramEnd"/>
       <w:r>
         <w:rPr>
           <w:rFonts w:asciiTheme="minorHAnsi" w:hAnsiTheme="minorHAnsi" w:cstheme="minorHAnsi"/>
@@ -10439,7 +9447,6 @@
         </w:rPr>
         <w:t xml:space="preserve"> </w:t>
       </w:r>
-      <w:proofErr w:type="gramStart"/>
       <w:r>
         <w:rPr>
           <w:rFonts w:asciiTheme="minorHAnsi" w:hAnsiTheme="minorHAnsi" w:cstheme="minorHAnsi"/>
@@ -10473,7 +9480,6 @@
         </w:rPr>
         <w:t>consequence</w:t>
       </w:r>
-      <w:proofErr w:type="gramEnd"/>
       <w:r>
         <w:rPr>
           <w:rFonts w:asciiTheme="minorHAnsi" w:hAnsiTheme="minorHAnsi" w:cstheme="minorHAnsi"/>
@@ -11084,7 +10090,6 @@
         </w:rPr>
         <w:t xml:space="preserve"> </w:t>
       </w:r>
-      <w:proofErr w:type="gramStart"/>
       <w:r>
         <w:rPr>
           <w:rFonts w:asciiTheme="minorHAnsi" w:hAnsiTheme="minorHAnsi" w:cstheme="minorHAnsi"/>
@@ -11127,7 +10132,6 @@
         </w:rPr>
         <w:t>to</w:t>
       </w:r>
-      <w:proofErr w:type="gramEnd"/>
       <w:r>
         <w:rPr>
           <w:rFonts w:asciiTheme="minorHAnsi" w:hAnsiTheme="minorHAnsi" w:cstheme="minorHAnsi"/>
@@ -11458,7 +10462,6 @@
         </w:rPr>
         <w:t>count</w:t>
       </w:r>
-      <w:proofErr w:type="gramStart"/>
       <w:r>
         <w:rPr>
           <w:rFonts w:asciiTheme="minorHAnsi" w:hAnsiTheme="minorHAnsi" w:cstheme="minorHAnsi"/>
@@ -11481,16 +10484,7 @@
           <w:sz w:val="20"/>
           <w:szCs w:val="20"/>
         </w:rPr>
-        <w:t>employees</w:t>
-      </w:r>
-      <w:proofErr w:type="gramEnd"/>
-      <w:r>
-        <w:rPr>
-          <w:rFonts w:asciiTheme="minorHAnsi" w:hAnsiTheme="minorHAnsi" w:cstheme="minorHAnsi"/>
-          <w:sz w:val="20"/>
-          <w:szCs w:val="20"/>
-        </w:rPr>
-        <w:t>(Same as Annexure - I)</w:t>
+        <w:t>employees(Same as Annexure - I)</w:t>
       </w:r>
       <w:r>
         <w:rPr>
@@ -11614,7 +10608,6 @@
         </w:rPr>
         <w:t>{{</w:t>
       </w:r>
-      <w:proofErr w:type="spellStart"/>
       <w:r>
         <w:rPr>
           <w:rFonts w:asciiTheme="minorHAnsi" w:hAnsiTheme="minorHAnsi" w:cstheme="minorHAnsi"/>
@@ -11623,7 +10616,6 @@
         </w:rPr>
         <w:t>cardiac_risk_pct</w:t>
       </w:r>
-      <w:proofErr w:type="spellEnd"/>
       <w:r>
         <w:rPr>
           <w:rFonts w:asciiTheme="minorHAnsi" w:hAnsiTheme="minorHAnsi" w:cstheme="minorHAnsi"/>
@@ -11640,7 +10632,6 @@
         </w:rPr>
         <w:t xml:space="preserve"> </w:t>
       </w:r>
-      <w:proofErr w:type="gramStart"/>
       <w:r>
         <w:rPr>
           <w:rFonts w:asciiTheme="minorHAnsi" w:hAnsiTheme="minorHAnsi" w:cstheme="minorHAnsi"/>
@@ -11666,7 +10657,6 @@
         </w:rPr>
         <w:t>.</w:t>
       </w:r>
-      <w:proofErr w:type="gramEnd"/>
       <w:r>
         <w:rPr>
           <w:rFonts w:asciiTheme="minorHAnsi" w:hAnsiTheme="minorHAnsi" w:cstheme="minorHAnsi"/>
@@ -11831,7 +10821,6 @@
         </w:rPr>
         <w:t>{{</w:t>
       </w:r>
-      <w:proofErr w:type="spellStart"/>
       <w:r>
         <w:rPr>
           <w:rStyle w:val="Strong"/>
@@ -11841,7 +10830,6 @@
         </w:rPr>
         <w:t>overall_stress_pct</w:t>
       </w:r>
-      <w:proofErr w:type="spellEnd"/>
       <w:r>
         <w:rPr>
           <w:rStyle w:val="Strong"/>
@@ -11860,7 +10848,6 @@
         </w:rPr>
         <w:t xml:space="preserve"> </w:t>
       </w:r>
-      <w:proofErr w:type="gramStart"/>
       <w:r>
         <w:rPr>
           <w:rFonts w:asciiTheme="minorHAnsi" w:hAnsiTheme="minorHAnsi" w:cstheme="minorHAnsi"/>
@@ -11883,16 +10870,7 @@
           <w:sz w:val="20"/>
           <w:szCs w:val="20"/>
         </w:rPr>
-        <w:t>(</w:t>
-      </w:r>
-      <w:proofErr w:type="gramEnd"/>
-      <w:r>
-        <w:rPr>
-          <w:rFonts w:asciiTheme="minorHAnsi" w:hAnsiTheme="minorHAnsi" w:cstheme="minorHAnsi"/>
-          <w:sz w:val="20"/>
-          <w:szCs w:val="20"/>
-        </w:rPr>
-        <w:t>Annexure</w:t>
+        <w:t>(Annexure</w:t>
       </w:r>
       <w:r>
         <w:rPr>
@@ -12014,7 +10992,6 @@
         </w:rPr>
         <w:t xml:space="preserve"> </w:t>
       </w:r>
-      <w:proofErr w:type="gramStart"/>
       <w:r>
         <w:rPr>
           <w:rFonts w:asciiTheme="minorHAnsi" w:hAnsiTheme="minorHAnsi" w:cstheme="minorHAnsi"/>
@@ -12039,38 +11016,16 @@
           <w:sz w:val="20"/>
           <w:szCs w:val="20"/>
         </w:rPr>
-        <w:t>{{</w:t>
-      </w:r>
-      <w:proofErr w:type="spellStart"/>
-      <w:r>
-        <w:rPr>
-          <w:rFonts w:asciiTheme="minorHAnsi" w:hAnsiTheme="minorHAnsi" w:cstheme="minorHAnsi"/>
-          <w:spacing w:val="-2"/>
-          <w:sz w:val="20"/>
-          <w:szCs w:val="20"/>
-        </w:rPr>
-        <w:t>hab_all_y</w:t>
-      </w:r>
-      <w:proofErr w:type="spellEnd"/>
-      <w:r>
-        <w:rPr>
-          <w:rFonts w:asciiTheme="minorHAnsi" w:hAnsiTheme="minorHAnsi" w:cstheme="minorHAnsi"/>
-          <w:spacing w:val="-2"/>
-          <w:sz w:val="20"/>
-          <w:szCs w:val="20"/>
-        </w:rPr>
-        <w:t>}}</w:t>
-      </w:r>
-      <w:proofErr w:type="gramEnd"/>
-      <w:r>
-        <w:rPr>
-          <w:rFonts w:asciiTheme="minorHAnsi" w:hAnsiTheme="minorHAnsi" w:cstheme="minorHAnsi"/>
-          <w:sz w:val="20"/>
-          <w:szCs w:val="20"/>
-        </w:rPr>
-        <w:t xml:space="preserve"> </w:t>
-      </w:r>
-      <w:proofErr w:type="gramStart"/>
+        <w:t>{{hab_all_y}}</w:t>
+      </w:r>
+      <w:r>
+        <w:rPr>
+          <w:rFonts w:asciiTheme="minorHAnsi" w:hAnsiTheme="minorHAnsi" w:cstheme="minorHAnsi"/>
+          <w:sz w:val="20"/>
+          <w:szCs w:val="20"/>
+        </w:rPr>
+        <w:t xml:space="preserve"> </w:t>
+      </w:r>
       <w:r>
         <w:rPr>
           <w:rFonts w:asciiTheme="minorHAnsi" w:hAnsiTheme="minorHAnsi" w:cstheme="minorHAnsi"/>
@@ -12095,7 +11050,6 @@
         </w:rPr>
         <w:t>.</w:t>
       </w:r>
-      <w:proofErr w:type="gramEnd"/>
       <w:r>
         <w:rPr>
           <w:rFonts w:asciiTheme="minorHAnsi" w:hAnsiTheme="minorHAnsi" w:cstheme="minorHAnsi"/>
@@ -12302,7 +11256,6 @@
         </w:rPr>
         <w:t xml:space="preserve"> </w:t>
       </w:r>
-      <w:proofErr w:type="gramStart"/>
       <w:r>
         <w:rPr>
           <w:rFonts w:asciiTheme="minorHAnsi" w:hAnsiTheme="minorHAnsi" w:cstheme="minorHAnsi"/>
@@ -12327,7 +11280,6 @@
         </w:rPr>
         <w:t>.</w:t>
       </w:r>
-      <w:proofErr w:type="gramEnd"/>
       <w:r>
         <w:rPr>
           <w:rFonts w:asciiTheme="minorHAnsi" w:hAnsiTheme="minorHAnsi" w:cstheme="minorHAnsi"/>
@@ -12553,7 +11505,6 @@
         </w:rPr>
         <w:t xml:space="preserve"> </w:t>
       </w:r>
-      <w:proofErr w:type="gramStart"/>
       <w:r>
         <w:rPr>
           <w:rFonts w:asciiTheme="minorHAnsi" w:hAnsiTheme="minorHAnsi" w:cstheme="minorHAnsi"/>
@@ -12578,7 +11529,6 @@
         </w:rPr>
         <w:t>.</w:t>
       </w:r>
-      <w:proofErr w:type="gramEnd"/>
       <w:r>
         <w:rPr>
           <w:rFonts w:asciiTheme="minorHAnsi" w:hAnsiTheme="minorHAnsi" w:cstheme="minorHAnsi"/>
@@ -12976,14 +11926,12 @@
         </w:rPr>
         <w:t>{{</w:t>
       </w:r>
-      <w:proofErr w:type="spellStart"/>
       <w:r>
         <w:rPr>
           <w:rFonts w:asciiTheme="minorHAnsi" w:hAnsiTheme="minorHAnsi" w:cstheme="minorHAnsi"/>
         </w:rPr>
         <w:t>current_date</w:t>
       </w:r>
-      <w:proofErr w:type="spellEnd"/>
       <w:r>
         <w:rPr>
           <w:rFonts w:asciiTheme="minorHAnsi" w:hAnsiTheme="minorHAnsi" w:cstheme="minorHAnsi"/>
@@ -13074,7 +12022,6 @@
         </w:rPr>
         <w:t xml:space="preserve"> </w:t>
       </w:r>
-      <w:proofErr w:type="gramStart"/>
       <w:r>
         <w:rPr>
           <w:rFonts w:asciiTheme="minorHAnsi" w:hAnsiTheme="minorHAnsi" w:cstheme="minorHAnsi"/>
@@ -13100,7 +12047,6 @@
         </w:rPr>
         <w:t>{{</w:t>
       </w:r>
-      <w:proofErr w:type="gramEnd"/>
       <w:r>
         <w:rPr>
           <w:rFonts w:asciiTheme="minorHAnsi" w:hAnsiTheme="minorHAnsi" w:cstheme="minorHAnsi"/>
@@ -13197,14 +12143,12 @@
         </w:rPr>
         <w:t>{{</w:t>
       </w:r>
-      <w:proofErr w:type="spellStart"/>
       <w:r>
         <w:rPr>
           <w:rFonts w:asciiTheme="minorHAnsi" w:hAnsiTheme="minorHAnsi" w:cstheme="minorHAnsi"/>
         </w:rPr>
         <w:t>current_date</w:t>
       </w:r>
-      <w:proofErr w:type="spellEnd"/>
       <w:r>
         <w:rPr>
           <w:rFonts w:asciiTheme="minorHAnsi" w:hAnsiTheme="minorHAnsi" w:cstheme="minorHAnsi"/>
@@ -13438,25 +12382,7 @@
                 <w:sz w:val="20"/>
                 <w:szCs w:val="20"/>
               </w:rPr>
-              <w:t>{{#employees</w:t>
-            </w:r>
-            <w:proofErr w:type="gramStart"/>
-            <w:r>
-              <w:rPr>
-                <w:rFonts w:asciiTheme="minorHAnsi" w:hAnsiTheme="minorHAnsi" w:cstheme="minorHAnsi"/>
-                <w:sz w:val="20"/>
-                <w:szCs w:val="20"/>
-              </w:rPr>
-              <w:t>}}{</w:t>
-            </w:r>
-            <w:proofErr w:type="gramEnd"/>
-            <w:r>
-              <w:rPr>
-                <w:rFonts w:asciiTheme="minorHAnsi" w:hAnsiTheme="minorHAnsi" w:cstheme="minorHAnsi"/>
-                <w:sz w:val="20"/>
-                <w:szCs w:val="20"/>
-              </w:rPr>
-              <w:t>{sl_no}}</w:t>
+              <w:t>{{#employees}}{{sl_no}}</w:t>
             </w:r>
           </w:p>
         </w:tc>
@@ -13485,25 +12411,7 @@
                 <w:sz w:val="20"/>
                 <w:szCs w:val="20"/>
               </w:rPr>
-              <w:t>{{</w:t>
-            </w:r>
-            <w:proofErr w:type="spellStart"/>
-            <w:r>
-              <w:rPr>
-                <w:rFonts w:asciiTheme="minorHAnsi" w:hAnsiTheme="minorHAnsi" w:cstheme="minorHAnsi"/>
-                <w:sz w:val="20"/>
-                <w:szCs w:val="20"/>
-              </w:rPr>
-              <w:t>emp_id</w:t>
-            </w:r>
-            <w:proofErr w:type="spellEnd"/>
-            <w:r>
-              <w:rPr>
-                <w:rFonts w:asciiTheme="minorHAnsi" w:hAnsiTheme="minorHAnsi" w:cstheme="minorHAnsi"/>
-                <w:sz w:val="20"/>
-                <w:szCs w:val="20"/>
-              </w:rPr>
-              <w:t>}}</w:t>
+              <w:t>{{emp_id}}</w:t>
             </w:r>
           </w:p>
         </w:tc>
@@ -13555,23 +12463,7 @@
                 <w:rStyle w:val="markdown-inline-code"/>
                 <w:rFonts w:ascii="Consolas" w:hAnsi="Consolas"/>
               </w:rPr>
-              <w:t>{{dept</w:t>
-            </w:r>
-            <w:proofErr w:type="gramStart"/>
-            <w:r>
-              <w:rPr>
-                <w:rStyle w:val="markdown-inline-code"/>
-                <w:rFonts w:ascii="Consolas" w:hAnsi="Consolas"/>
-              </w:rPr>
-              <w:t>}}{</w:t>
-            </w:r>
-            <w:proofErr w:type="gramEnd"/>
-            <w:r>
-              <w:rPr>
-                <w:rStyle w:val="markdown-inline-code"/>
-                <w:rFonts w:ascii="Consolas" w:hAnsi="Consolas"/>
-              </w:rPr>
-              <w:t>{/employees}}</w:t>
+              <w:t>{{dept}}{{/employees}}</w:t>
             </w:r>
           </w:p>
           <w:p>
@@ -13615,7 +12507,6 @@
           <w:rFonts w:asciiTheme="minorHAnsi" w:hAnsiTheme="minorHAnsi" w:cstheme="minorHAnsi"/>
         </w:rPr>
       </w:pPr>
-      <w:proofErr w:type="gramStart"/>
       <w:r>
         <w:rPr>
           <w:rFonts w:asciiTheme="minorHAnsi" w:hAnsiTheme="minorHAnsi" w:cstheme="minorHAnsi"/>
@@ -13627,23 +12518,14 @@
         <w:rPr>
           <w:rFonts w:asciiTheme="minorHAnsi" w:hAnsiTheme="minorHAnsi" w:cstheme="minorHAnsi"/>
         </w:rPr>
-        <w:t>{</w:t>
-      </w:r>
-      <w:proofErr w:type="gramEnd"/>
-      <w:r>
-        <w:rPr>
-          <w:rFonts w:asciiTheme="minorHAnsi" w:hAnsiTheme="minorHAnsi" w:cstheme="minorHAnsi"/>
-        </w:rPr>
-        <w:t>{</w:t>
-      </w:r>
-      <w:proofErr w:type="spellStart"/>
+        <w:t>{{</w:t>
+      </w:r>
       <w:r>
         <w:rPr>
           <w:rFonts w:asciiTheme="minorHAnsi" w:hAnsiTheme="minorHAnsi" w:cstheme="minorHAnsi"/>
         </w:rPr>
         <w:t>current_date</w:t>
       </w:r>
-      <w:proofErr w:type="spellEnd"/>
       <w:r>
         <w:rPr>
           <w:rFonts w:asciiTheme="minorHAnsi" w:hAnsiTheme="minorHAnsi" w:cstheme="minorHAnsi"/>
@@ -16500,7 +15382,6 @@
           <w:rFonts w:asciiTheme="minorHAnsi" w:hAnsiTheme="minorHAnsi" w:cstheme="minorHAnsi"/>
         </w:rPr>
       </w:pPr>
-      <w:proofErr w:type="gramStart"/>
       <w:r>
         <w:rPr>
           <w:rFonts w:asciiTheme="minorHAnsi" w:hAnsiTheme="minorHAnsi" w:cstheme="minorHAnsi"/>
@@ -16512,16 +15393,8 @@
         <w:rPr>
           <w:rFonts w:asciiTheme="minorHAnsi" w:hAnsiTheme="minorHAnsi" w:cstheme="minorHAnsi"/>
         </w:rPr>
-        <w:t>{</w:t>
-      </w:r>
-      <w:proofErr w:type="gramEnd"/>
-      <w:r>
-        <w:rPr>
-          <w:rFonts w:asciiTheme="minorHAnsi" w:hAnsiTheme="minorHAnsi" w:cstheme="minorHAnsi"/>
-        </w:rPr>
-        <w:t>{</w:t>
-      </w:r>
-      <w:proofErr w:type="spellStart"/>
+        <w:t>{{</w:t>
+      </w:r>
       <w:r>
         <w:rPr>
           <w:rFonts w:asciiTheme="minorHAnsi" w:hAnsiTheme="minorHAnsi" w:cstheme="minorHAnsi"/>
@@ -16534,7 +15407,6 @@
         </w:rPr>
         <w:t>e</w:t>
       </w:r>
-      <w:proofErr w:type="spellEnd"/>
       <w:r>
         <w:rPr>
           <w:rFonts w:asciiTheme="minorHAnsi" w:hAnsiTheme="minorHAnsi" w:cstheme="minorHAnsi"/>
@@ -16965,23 +15837,13 @@
               </w:rPr>
               <w:t xml:space="preserve"> </w:t>
             </w:r>
-            <w:proofErr w:type="gramStart"/>
-            <w:r>
-              <w:rPr>
-                <w:rFonts w:asciiTheme="minorHAnsi" w:hAnsiTheme="minorHAnsi" w:cstheme="minorHAnsi"/>
-                <w:sz w:val="20"/>
-                <w:szCs w:val="20"/>
-              </w:rPr>
-              <w:t>condition</w:t>
-            </w:r>
-            <w:proofErr w:type="gramEnd"/>
-            <w:r>
-              <w:rPr>
-                <w:rFonts w:asciiTheme="minorHAnsi" w:hAnsiTheme="minorHAnsi" w:cstheme="minorHAnsi"/>
-                <w:sz w:val="20"/>
-                <w:szCs w:val="20"/>
-              </w:rPr>
-              <w:t>,</w:t>
+            <w:r>
+              <w:rPr>
+                <w:rFonts w:asciiTheme="minorHAnsi" w:hAnsiTheme="minorHAnsi" w:cstheme="minorHAnsi"/>
+                <w:sz w:val="20"/>
+                <w:szCs w:val="20"/>
+              </w:rPr>
+              <w:t>condition,</w:t>
             </w:r>
             <w:r>
               <w:rPr>
@@ -16992,23 +15854,13 @@
               </w:rPr>
               <w:t xml:space="preserve"> </w:t>
             </w:r>
-            <w:proofErr w:type="spellStart"/>
-            <w:r>
-              <w:rPr>
-                <w:rFonts w:asciiTheme="minorHAnsi" w:hAnsiTheme="minorHAnsi" w:cstheme="minorHAnsi"/>
-                <w:sz w:val="20"/>
-                <w:szCs w:val="20"/>
-              </w:rPr>
-              <w:t>etc</w:t>
-            </w:r>
-            <w:proofErr w:type="spellEnd"/>
-            <w:r>
-              <w:rPr>
-                <w:rFonts w:asciiTheme="minorHAnsi" w:hAnsiTheme="minorHAnsi" w:cstheme="minorHAnsi"/>
-                <w:sz w:val="20"/>
-                <w:szCs w:val="20"/>
-              </w:rPr>
-              <w:t>)</w:t>
+            <w:r>
+              <w:rPr>
+                <w:rFonts w:asciiTheme="minorHAnsi" w:hAnsiTheme="minorHAnsi" w:cstheme="minorHAnsi"/>
+                <w:sz w:val="20"/>
+                <w:szCs w:val="20"/>
+              </w:rPr>
+              <w:t>etc)</w:t>
             </w:r>
           </w:p>
         </w:tc>
@@ -17197,25 +16049,13 @@
               </w:rPr>
               <w:t xml:space="preserve"> </w:t>
             </w:r>
-            <w:proofErr w:type="spellStart"/>
-            <w:proofErr w:type="gramStart"/>
-            <w:r>
-              <w:rPr>
-                <w:rFonts w:asciiTheme="minorHAnsi" w:hAnsiTheme="minorHAnsi" w:cstheme="minorHAnsi"/>
-                <w:sz w:val="20"/>
-                <w:szCs w:val="20"/>
-              </w:rPr>
-              <w:t>children,etc</w:t>
-            </w:r>
-            <w:proofErr w:type="spellEnd"/>
-            <w:proofErr w:type="gramEnd"/>
-            <w:r>
-              <w:rPr>
-                <w:rFonts w:asciiTheme="minorHAnsi" w:hAnsiTheme="minorHAnsi" w:cstheme="minorHAnsi"/>
-                <w:sz w:val="20"/>
-                <w:szCs w:val="20"/>
-              </w:rPr>
-              <w:t>)</w:t>
+            <w:r>
+              <w:rPr>
+                <w:rFonts w:asciiTheme="minorHAnsi" w:hAnsiTheme="minorHAnsi" w:cstheme="minorHAnsi"/>
+                <w:sz w:val="20"/>
+                <w:szCs w:val="20"/>
+              </w:rPr>
+              <w:t>children,etc)</w:t>
             </w:r>
           </w:p>
         </w:tc>
@@ -17421,23 +16261,13 @@
               </w:rPr>
               <w:t xml:space="preserve"> </w:t>
             </w:r>
-            <w:proofErr w:type="spellStart"/>
-            <w:r>
-              <w:rPr>
-                <w:rFonts w:asciiTheme="minorHAnsi" w:hAnsiTheme="minorHAnsi" w:cstheme="minorHAnsi"/>
-                <w:sz w:val="20"/>
-                <w:szCs w:val="20"/>
-              </w:rPr>
-              <w:t>etc</w:t>
-            </w:r>
-            <w:proofErr w:type="spellEnd"/>
-            <w:r>
-              <w:rPr>
-                <w:rFonts w:asciiTheme="minorHAnsi" w:hAnsiTheme="minorHAnsi" w:cstheme="minorHAnsi"/>
-                <w:sz w:val="20"/>
-                <w:szCs w:val="20"/>
-              </w:rPr>
-              <w:t>)</w:t>
+            <w:r>
+              <w:rPr>
+                <w:rFonts w:asciiTheme="minorHAnsi" w:hAnsiTheme="minorHAnsi" w:cstheme="minorHAnsi"/>
+                <w:sz w:val="20"/>
+                <w:szCs w:val="20"/>
+              </w:rPr>
+              <w:t>etc)</w:t>
             </w:r>
           </w:p>
         </w:tc>
@@ -18802,25 +17632,7 @@
                 <w:sz w:val="20"/>
                 <w:szCs w:val="20"/>
               </w:rPr>
-              <w:t>{{</w:t>
-            </w:r>
-            <w:proofErr w:type="spellStart"/>
-            <w:r>
-              <w:rPr>
-                <w:rFonts w:asciiTheme="minorHAnsi" w:hAnsiTheme="minorHAnsi" w:cstheme="minorHAnsi"/>
-                <w:sz w:val="20"/>
-                <w:szCs w:val="20"/>
-              </w:rPr>
-              <w:t>diabetes_med_yes</w:t>
-            </w:r>
-            <w:proofErr w:type="spellEnd"/>
-            <w:r>
-              <w:rPr>
-                <w:rFonts w:asciiTheme="minorHAnsi" w:hAnsiTheme="minorHAnsi" w:cstheme="minorHAnsi"/>
-                <w:sz w:val="20"/>
-                <w:szCs w:val="20"/>
-              </w:rPr>
-              <w:t>}}</w:t>
+              <w:t>{{diabetes_med_yes}}</w:t>
             </w:r>
             <w:r>
               <w:rPr>
@@ -18855,25 +17667,7 @@
                 <w:sz w:val="20"/>
                 <w:szCs w:val="20"/>
               </w:rPr>
-              <w:t>{{</w:t>
-            </w:r>
-            <w:proofErr w:type="spellStart"/>
-            <w:r>
-              <w:rPr>
-                <w:rFonts w:asciiTheme="minorHAnsi" w:hAnsiTheme="minorHAnsi" w:cstheme="minorHAnsi"/>
-                <w:sz w:val="20"/>
-                <w:szCs w:val="20"/>
-              </w:rPr>
-              <w:t>diabetes_med_no</w:t>
-            </w:r>
-            <w:proofErr w:type="spellEnd"/>
-            <w:r>
-              <w:rPr>
-                <w:rFonts w:asciiTheme="minorHAnsi" w:hAnsiTheme="minorHAnsi" w:cstheme="minorHAnsi"/>
-                <w:sz w:val="20"/>
-                <w:szCs w:val="20"/>
-              </w:rPr>
-              <w:t>}}</w:t>
+              <w:t>{{diabetes_med_no}}</w:t>
             </w:r>
           </w:p>
         </w:tc>
@@ -18956,25 +17750,7 @@
                 <w:sz w:val="20"/>
                 <w:szCs w:val="20"/>
               </w:rPr>
-              <w:t>{{</w:t>
-            </w:r>
-            <w:proofErr w:type="spellStart"/>
-            <w:r>
-              <w:rPr>
-                <w:rFonts w:asciiTheme="minorHAnsi" w:hAnsiTheme="minorHAnsi" w:cstheme="minorHAnsi"/>
-                <w:sz w:val="20"/>
-                <w:szCs w:val="20"/>
-              </w:rPr>
-              <w:t>diabetes_unmed_yes</w:t>
-            </w:r>
-            <w:proofErr w:type="spellEnd"/>
-            <w:r>
-              <w:rPr>
-                <w:rFonts w:asciiTheme="minorHAnsi" w:hAnsiTheme="minorHAnsi" w:cstheme="minorHAnsi"/>
-                <w:sz w:val="20"/>
-                <w:szCs w:val="20"/>
-              </w:rPr>
-              <w:t>}}</w:t>
+              <w:t>{{diabetes_unmed_yes}}</w:t>
             </w:r>
           </w:p>
         </w:tc>
@@ -19001,25 +17777,7 @@
                 <w:sz w:val="20"/>
                 <w:szCs w:val="20"/>
               </w:rPr>
-              <w:t>{{</w:t>
-            </w:r>
-            <w:proofErr w:type="spellStart"/>
-            <w:r>
-              <w:rPr>
-                <w:rFonts w:asciiTheme="minorHAnsi" w:hAnsiTheme="minorHAnsi" w:cstheme="minorHAnsi"/>
-                <w:sz w:val="20"/>
-                <w:szCs w:val="20"/>
-              </w:rPr>
-              <w:t>diabetes_unmed_no</w:t>
-            </w:r>
-            <w:proofErr w:type="spellEnd"/>
-            <w:r>
-              <w:rPr>
-                <w:rFonts w:asciiTheme="minorHAnsi" w:hAnsiTheme="minorHAnsi" w:cstheme="minorHAnsi"/>
-                <w:sz w:val="20"/>
-                <w:szCs w:val="20"/>
-              </w:rPr>
-              <w:t>}}</w:t>
+              <w:t>{{diabetes_unmed_no}}</w:t>
             </w:r>
           </w:p>
         </w:tc>
@@ -19102,25 +17860,7 @@
                 <w:sz w:val="20"/>
                 <w:szCs w:val="20"/>
               </w:rPr>
-              <w:t>{{</w:t>
-            </w:r>
-            <w:proofErr w:type="spellStart"/>
-            <w:r>
-              <w:rPr>
-                <w:rFonts w:asciiTheme="minorHAnsi" w:hAnsiTheme="minorHAnsi" w:cstheme="minorHAnsi"/>
-                <w:sz w:val="20"/>
-                <w:szCs w:val="20"/>
-              </w:rPr>
-              <w:t>family_hist_yes</w:t>
-            </w:r>
-            <w:proofErr w:type="spellEnd"/>
-            <w:r>
-              <w:rPr>
-                <w:rFonts w:asciiTheme="minorHAnsi" w:hAnsiTheme="minorHAnsi" w:cstheme="minorHAnsi"/>
-                <w:sz w:val="20"/>
-                <w:szCs w:val="20"/>
-              </w:rPr>
-              <w:t>}}</w:t>
+              <w:t>{{family_hist_yes}}</w:t>
             </w:r>
           </w:p>
         </w:tc>
@@ -19146,23 +17886,7 @@
                 <w:rStyle w:val="markdown-inline-code"/>
                 <w:rFonts w:ascii="Consolas" w:hAnsi="Consolas"/>
               </w:rPr>
-              <w:t>{{</w:t>
-            </w:r>
-            <w:proofErr w:type="spellStart"/>
-            <w:r>
-              <w:rPr>
-                <w:rStyle w:val="markdown-inline-code"/>
-                <w:rFonts w:ascii="Consolas" w:hAnsi="Consolas"/>
-              </w:rPr>
-              <w:t>family_hist_no</w:t>
-            </w:r>
-            <w:proofErr w:type="spellEnd"/>
-            <w:r>
-              <w:rPr>
-                <w:rStyle w:val="markdown-inline-code"/>
-                <w:rFonts w:ascii="Consolas" w:hAnsi="Consolas"/>
-              </w:rPr>
-              <w:t>}}</w:t>
+              <w:t>{{family_hist_no}}</w:t>
             </w:r>
           </w:p>
         </w:tc>
@@ -19358,14 +18082,12 @@
         </w:rPr>
         <w:t xml:space="preserve"> </w:t>
       </w:r>
-      <w:proofErr w:type="spellStart"/>
       <w:r>
         <w:rPr>
           <w:rFonts w:asciiTheme="minorHAnsi" w:hAnsiTheme="minorHAnsi" w:cstheme="minorHAnsi"/>
         </w:rPr>
         <w:t>Behaviour</w:t>
       </w:r>
-      <w:proofErr w:type="spellEnd"/>
       <w:r>
         <w:rPr>
           <w:rFonts w:asciiTheme="minorHAnsi" w:hAnsiTheme="minorHAnsi" w:cstheme="minorHAnsi"/>
@@ -23561,6 +22283,7 @@
   <w:style w:type="character" w:default="1" w:styleId="DefaultParagraphFont">
     <w:name w:val="Default Paragraph Font"/>
     <w:uiPriority w:val="1"/>
+    <w:semiHidden/>
     <w:unhideWhenUsed/>
   </w:style>
   <w:style w:type="table" w:default="1" w:styleId="TableNormal">
